--- a/Capitulos de Tesis/Preliminares.docx
+++ b/Capitulos de Tesis/Preliminares.docx
@@ -507,74 +507,61 @@
           <w14:ligatures w14:val="none"/>
         </w:rPr>
       </w:pPr>
-    </w:p>
-    <w:p>
-      <w:pPr>
-        <w:spacing w:after="0" w:line="240" w:lineRule="auto"/>
-        <w:jc w:val="center"/>
-        <w:rPr>
-          <w:rFonts w:ascii="Arial" w:eastAsia="Times New Roman" w:hAnsi="Arial" w:cs="Arial"/>
-          <w:b/>
-          <w:kern w:val="0"/>
-          <w:lang w:val="es-ES" w:eastAsia="es-ES"/>
-          <w14:ligatures w14:val="none"/>
-        </w:rPr>
-      </w:pPr>
-      <w:r>
-        <w:rPr>
-          <w:rFonts w:ascii="Arial" w:eastAsia="Times New Roman" w:hAnsi="Arial" w:cs="Arial"/>
-          <w:b/>
-          <w:kern w:val="0"/>
-          <w:lang w:val="es-ES" w:eastAsia="es-ES"/>
-          <w14:ligatures w14:val="none"/>
-        </w:rPr>
-        <w:t>XXXXXXXXXXXXX</w:t>
-      </w:r>
-    </w:p>
-    <w:p>
-      <w:pPr>
-        <w:spacing w:after="0" w:line="240" w:lineRule="auto"/>
-        <w:jc w:val="center"/>
-        <w:rPr>
-          <w:rFonts w:ascii="Arial" w:eastAsia="Times New Roman" w:hAnsi="Arial" w:cs="Arial"/>
-          <w:b/>
-          <w:kern w:val="0"/>
-          <w:lang w:val="es-ES" w:eastAsia="es-ES"/>
-          <w14:ligatures w14:val="none"/>
-        </w:rPr>
-      </w:pPr>
-      <w:r>
-        <w:rPr>
-          <w:rFonts w:ascii="Arial" w:eastAsia="Times New Roman" w:hAnsi="Arial" w:cs="Arial"/>
-          <w:b/>
-          <w:kern w:val="0"/>
-          <w:lang w:val="es-ES" w:eastAsia="es-ES"/>
-          <w14:ligatures w14:val="none"/>
-        </w:rPr>
-        <w:t>XXXXXXXXXXXXX</w:t>
-      </w:r>
-    </w:p>
-    <w:p>
-      <w:pPr>
-        <w:spacing w:after="0" w:line="240" w:lineRule="auto"/>
-        <w:jc w:val="center"/>
-        <w:rPr>
-          <w:rFonts w:ascii="Arial" w:eastAsia="Times New Roman" w:hAnsi="Arial" w:cs="Arial"/>
-          <w:b/>
-          <w:kern w:val="0"/>
-          <w:lang w:val="es-ES" w:eastAsia="es-ES"/>
-          <w14:ligatures w14:val="none"/>
-        </w:rPr>
-      </w:pPr>
-      <w:r>
-        <w:rPr>
-          <w:rFonts w:ascii="Arial" w:eastAsia="Times New Roman" w:hAnsi="Arial" w:cs="Arial"/>
-          <w:b/>
-          <w:kern w:val="0"/>
-          <w:lang w:val="es-ES" w:eastAsia="es-ES"/>
-          <w14:ligatures w14:val="none"/>
-        </w:rPr>
-        <w:t>XXXXXXXXXXXXX</w:t>
+      <w:r>
+        <w:rPr>
+          <w:rFonts w:ascii="Arial" w:eastAsia="Times New Roman" w:hAnsi="Arial" w:cs="Arial"/>
+          <w:b/>
+          <w:kern w:val="0"/>
+          <w:lang w:val="es-ES" w:eastAsia="es-ES"/>
+          <w14:ligatures w14:val="none"/>
+        </w:rPr>
+        <w:t>ARAUJO, Jorge</w:t>
+      </w:r>
+    </w:p>
+    <w:p>
+      <w:pPr>
+        <w:spacing w:after="0" w:line="240" w:lineRule="auto"/>
+        <w:jc w:val="center"/>
+        <w:rPr>
+          <w:rFonts w:ascii="Arial" w:eastAsia="Times New Roman" w:hAnsi="Arial" w:cs="Arial"/>
+          <w:b/>
+          <w:kern w:val="0"/>
+          <w:lang w:val="es-ES" w:eastAsia="es-ES"/>
+          <w14:ligatures w14:val="none"/>
+        </w:rPr>
+      </w:pPr>
+      <w:r>
+        <w:rPr>
+          <w:rFonts w:ascii="Arial" w:eastAsia="Times New Roman" w:hAnsi="Arial" w:cs="Arial"/>
+          <w:b/>
+          <w:kern w:val="0"/>
+          <w:lang w:val="es-ES" w:eastAsia="es-ES"/>
+          <w14:ligatures w14:val="none"/>
+        </w:rPr>
+        <w:t>ACURERO, Cesar</w:t>
+      </w:r>
+    </w:p>
+    <w:p>
+      <w:pPr>
+        <w:spacing w:after="0" w:line="240" w:lineRule="auto"/>
+        <w:jc w:val="center"/>
+        <w:rPr>
+          <w:rFonts w:ascii="Arial" w:eastAsia="Times New Roman" w:hAnsi="Arial" w:cs="Arial"/>
+          <w:b/>
+          <w:kern w:val="0"/>
+          <w:lang w:val="es-ES" w:eastAsia="es-ES"/>
+          <w14:ligatures w14:val="none"/>
+        </w:rPr>
+      </w:pPr>
+      <w:r>
+        <w:rPr>
+          <w:rFonts w:ascii="Arial" w:eastAsia="Times New Roman" w:hAnsi="Arial" w:cs="Arial"/>
+          <w:b/>
+          <w:kern w:val="0"/>
+          <w:lang w:val="es-ES" w:eastAsia="es-ES"/>
+          <w14:ligatures w14:val="none"/>
+        </w:rPr>
+        <w:t>MONTIEL, Gabriel</w:t>
       </w:r>
     </w:p>
     <w:p>
@@ -633,104 +620,114 @@
           <w:lang w:val="es-ES" w:eastAsia="es-ES"/>
           <w14:ligatures w14:val="none"/>
         </w:rPr>
-        <w:t>XXXXXXXXXXXXX</w:t>
-      </w:r>
-    </w:p>
-    <w:p>
-      <w:pPr>
-        <w:spacing w:after="0" w:line="240" w:lineRule="auto"/>
-        <w:jc w:val="center"/>
-        <w:rPr>
-          <w:rFonts w:ascii="Arial" w:eastAsia="Times New Roman" w:hAnsi="Arial" w:cs="Arial"/>
-          <w:b/>
-          <w:kern w:val="0"/>
-          <w:lang w:val="es-ES" w:eastAsia="es-ES"/>
-          <w14:ligatures w14:val="none"/>
-        </w:rPr>
-      </w:pPr>
-      <w:r>
-        <w:rPr>
-          <w:rFonts w:ascii="Arial" w:eastAsia="Times New Roman" w:hAnsi="Arial" w:cs="Arial"/>
-          <w:b/>
-          <w:kern w:val="0"/>
-          <w:lang w:val="es-ES" w:eastAsia="es-ES"/>
-          <w14:ligatures w14:val="none"/>
-        </w:rPr>
-        <w:t>XXXXXXXXXXX</w:t>
-      </w:r>
-    </w:p>
-    <w:p>
-      <w:pPr>
-        <w:spacing w:after="0" w:line="240" w:lineRule="auto"/>
-        <w:jc w:val="center"/>
-        <w:rPr>
-          <w:rFonts w:ascii="Arial" w:eastAsia="Times New Roman" w:hAnsi="Arial" w:cs="Arial"/>
-          <w:b/>
-          <w:kern w:val="0"/>
-          <w:lang w:val="es-ES" w:eastAsia="es-ES"/>
-          <w14:ligatures w14:val="none"/>
-        </w:rPr>
-      </w:pPr>
-    </w:p>
-    <w:p>
-      <w:pPr>
-        <w:spacing w:after="0" w:line="240" w:lineRule="auto"/>
-        <w:jc w:val="center"/>
-        <w:rPr>
-          <w:rFonts w:ascii="Arial" w:eastAsia="Times New Roman" w:hAnsi="Arial" w:cs="Arial"/>
-          <w:b/>
-          <w:kern w:val="0"/>
-          <w:lang w:val="es-ES" w:eastAsia="es-ES"/>
-          <w14:ligatures w14:val="none"/>
-        </w:rPr>
-      </w:pPr>
-    </w:p>
-    <w:p>
-      <w:pPr>
-        <w:spacing w:after="0" w:line="240" w:lineRule="auto"/>
-        <w:rPr>
-          <w:rFonts w:ascii="Arial" w:eastAsia="Times New Roman" w:hAnsi="Arial" w:cs="Arial"/>
-          <w:b/>
-          <w:kern w:val="0"/>
-          <w:lang w:val="es-ES" w:eastAsia="es-ES"/>
-          <w14:ligatures w14:val="none"/>
-        </w:rPr>
-      </w:pPr>
-    </w:p>
-    <w:p>
-      <w:pPr>
-        <w:spacing w:after="0" w:line="240" w:lineRule="auto"/>
-        <w:jc w:val="center"/>
-        <w:rPr>
-          <w:rFonts w:ascii="Arial" w:eastAsia="Times New Roman" w:hAnsi="Arial" w:cs="Arial"/>
-          <w:b/>
-          <w:kern w:val="0"/>
-          <w:lang w:val="es-ES" w:eastAsia="es-ES"/>
-          <w14:ligatures w14:val="none"/>
-        </w:rPr>
-      </w:pPr>
-    </w:p>
-    <w:p>
-      <w:pPr>
-        <w:spacing w:after="0" w:line="240" w:lineRule="auto"/>
-        <w:jc w:val="center"/>
-        <w:rPr>
-          <w:rFonts w:ascii="Arial" w:eastAsia="Times New Roman" w:hAnsi="Arial" w:cs="Arial"/>
-          <w:b/>
-          <w:kern w:val="0"/>
-          <w:lang w:val="es-ES" w:eastAsia="es-ES"/>
-          <w14:ligatures w14:val="none"/>
-        </w:rPr>
-      </w:pPr>
-      <w:r>
-        <w:rPr>
-          <w:rFonts w:ascii="Arial" w:eastAsia="Times New Roman" w:hAnsi="Arial" w:cs="Arial"/>
-          <w:b/>
-          <w:kern w:val="0"/>
-          <w:lang w:val="es-ES" w:eastAsia="es-ES"/>
-          <w14:ligatures w14:val="none"/>
-        </w:rPr>
-        <w:t>MARACAIBO, MES AÑO</w:t>
+        <w:t>REVILLA, Zulma</w:t>
+      </w:r>
+    </w:p>
+    <w:p>
+      <w:pPr>
+        <w:spacing w:after="0" w:line="240" w:lineRule="auto"/>
+        <w:jc w:val="center"/>
+        <w:rPr>
+          <w:rFonts w:ascii="Arial" w:eastAsia="Times New Roman" w:hAnsi="Arial" w:cs="Arial"/>
+          <w:b/>
+          <w:kern w:val="0"/>
+          <w:lang w:val="es-ES" w:eastAsia="es-ES"/>
+          <w14:ligatures w14:val="none"/>
+        </w:rPr>
+      </w:pPr>
+      <w:r>
+        <w:rPr>
+          <w:rFonts w:ascii="Arial" w:eastAsia="Times New Roman" w:hAnsi="Arial" w:cs="Arial"/>
+          <w:b/>
+          <w:kern w:val="0"/>
+          <w:lang w:val="es-ES" w:eastAsia="es-ES"/>
+          <w14:ligatures w14:val="none"/>
+        </w:rPr>
+        <w:t>ORDOÑEZ, Maribel</w:t>
+      </w:r>
+    </w:p>
+    <w:p>
+      <w:pPr>
+        <w:spacing w:after="0" w:line="240" w:lineRule="auto"/>
+        <w:jc w:val="center"/>
+        <w:rPr>
+          <w:rFonts w:ascii="Arial" w:eastAsia="Times New Roman" w:hAnsi="Arial" w:cs="Arial"/>
+          <w:b/>
+          <w:kern w:val="0"/>
+          <w:lang w:val="es-ES" w:eastAsia="es-ES"/>
+          <w14:ligatures w14:val="none"/>
+        </w:rPr>
+      </w:pPr>
+    </w:p>
+    <w:p>
+      <w:pPr>
+        <w:spacing w:after="0" w:line="240" w:lineRule="auto"/>
+        <w:jc w:val="center"/>
+        <w:rPr>
+          <w:rFonts w:ascii="Arial" w:eastAsia="Times New Roman" w:hAnsi="Arial" w:cs="Arial"/>
+          <w:b/>
+          <w:kern w:val="0"/>
+          <w:lang w:val="es-ES" w:eastAsia="es-ES"/>
+          <w14:ligatures w14:val="none"/>
+        </w:rPr>
+      </w:pPr>
+    </w:p>
+    <w:p>
+      <w:pPr>
+        <w:spacing w:after="0" w:line="240" w:lineRule="auto"/>
+        <w:rPr>
+          <w:rFonts w:ascii="Arial" w:eastAsia="Times New Roman" w:hAnsi="Arial" w:cs="Arial"/>
+          <w:b/>
+          <w:kern w:val="0"/>
+          <w:lang w:val="es-ES" w:eastAsia="es-ES"/>
+          <w14:ligatures w14:val="none"/>
+        </w:rPr>
+      </w:pPr>
+    </w:p>
+    <w:p>
+      <w:pPr>
+        <w:spacing w:after="0" w:line="240" w:lineRule="auto"/>
+        <w:jc w:val="center"/>
+        <w:rPr>
+          <w:rFonts w:ascii="Arial" w:eastAsia="Times New Roman" w:hAnsi="Arial" w:cs="Arial"/>
+          <w:b/>
+          <w:kern w:val="0"/>
+          <w:lang w:val="es-ES" w:eastAsia="es-ES"/>
+          <w14:ligatures w14:val="none"/>
+        </w:rPr>
+      </w:pPr>
+    </w:p>
+    <w:p>
+      <w:pPr>
+        <w:spacing w:after="0" w:line="240" w:lineRule="auto"/>
+        <w:jc w:val="center"/>
+        <w:rPr>
+          <w:rFonts w:ascii="Arial" w:eastAsia="Times New Roman" w:hAnsi="Arial" w:cs="Arial"/>
+          <w:b/>
+          <w:kern w:val="0"/>
+          <w:lang w:val="es-ES" w:eastAsia="es-ES"/>
+          <w14:ligatures w14:val="none"/>
+        </w:rPr>
+      </w:pPr>
+      <w:r>
+        <w:rPr>
+          <w:rFonts w:ascii="Arial" w:eastAsia="Times New Roman" w:hAnsi="Arial" w:cs="Arial"/>
+          <w:b/>
+          <w:kern w:val="0"/>
+          <w:lang w:val="es-ES" w:eastAsia="es-ES"/>
+          <w14:ligatures w14:val="none"/>
+        </w:rPr>
+        <w:t xml:space="preserve">MARACAIBO, </w:t>
+      </w:r>
+      <w:r>
+        <w:rPr>
+          <w:rFonts w:ascii="Arial" w:eastAsia="Times New Roman" w:hAnsi="Arial" w:cs="Arial"/>
+          <w:b/>
+          <w:kern w:val="0"/>
+          <w:lang w:val="es-ES" w:eastAsia="es-ES"/>
+          <w14:ligatures w14:val="none"/>
+        </w:rPr>
+        <w:t>JUNIO 2026</w:t>
       </w:r>
     </w:p>
     <w:p>

--- a/Capitulos de Tesis/Preliminares.docx
+++ b/Capitulos de Tesis/Preliminares.docx
@@ -733,12 +733,532 @@
     <w:p>
       <w:pPr>
         <w:rPr>
-          <w:rFonts w:ascii="Arial" w:hAnsi="Arial" w:cs="Arial"/>
-          <w:sz w:val="20"/>
-          <w:szCs w:val="20"/>
-          <w:lang w:val="es-ES"/>
-        </w:rPr>
-      </w:pPr>
+          <w:rFonts w:ascii="Arial" w:eastAsia="Times New Roman" w:hAnsi="Arial" w:cs="Arial"/>
+          <w:b/>
+          <w:kern w:val="0"/>
+          <w:lang w:val="es-ES" w:eastAsia="es-ES"/>
+          <w14:ligatures w14:val="none"/>
+        </w:rPr>
+      </w:pPr>
+    </w:p>
+    <w:p>
+      <w:pPr>
+        <w:rPr>
+          <w:rFonts w:ascii="Arial" w:hAnsi="Arial" w:cs="Arial"/>
+          <w:b/>
+          <w:bCs/>
+          <w:sz w:val="20"/>
+          <w:szCs w:val="20"/>
+          <w:lang w:val="es-ES"/>
+        </w:rPr>
+      </w:pPr>
+      <w:r>
+        <w:rPr>
+          <w:rFonts w:ascii="Arial" w:hAnsi="Arial" w:cs="Arial"/>
+          <w:b/>
+          <w:bCs/>
+          <w:sz w:val="20"/>
+          <w:szCs w:val="20"/>
+          <w:lang w:val="es-ES"/>
+        </w:rPr>
+        <w:lastRenderedPageBreak/>
+        <w:t>XXXXX</w:t>
+      </w:r>
+    </w:p>
+    <w:p>
+      <w:pPr>
+        <w:rPr>
+          <w:rFonts w:ascii="Arial" w:hAnsi="Arial" w:cs="Arial"/>
+          <w:sz w:val="20"/>
+          <w:szCs w:val="20"/>
+          <w:lang w:val="es-ES"/>
+        </w:rPr>
+      </w:pPr>
+      <w:r>
+        <w:rPr>
+          <w:rFonts w:ascii="Arial" w:hAnsi="Arial" w:cs="Arial"/>
+          <w:sz w:val="20"/>
+          <w:szCs w:val="20"/>
+          <w:lang w:val="es-ES"/>
+        </w:rPr>
+        <w:br w:type="page"/>
+      </w:r>
+    </w:p>
+    <w:p>
+      <w:pPr>
+        <w:tabs>
+          <w:tab w:val="left" w:pos="3550"/>
+        </w:tabs>
+        <w:rPr>
+          <w:rFonts w:ascii="Arial" w:hAnsi="Arial" w:cs="Arial"/>
+          <w:b/>
+          <w:bCs/>
+          <w:sz w:val="20"/>
+          <w:szCs w:val="20"/>
+          <w:lang w:val="es-ES"/>
+        </w:rPr>
+      </w:pPr>
+      <w:r>
+        <w:rPr>
+          <w:rFonts w:ascii="Arial" w:hAnsi="Arial" w:cs="Arial"/>
+          <w:sz w:val="20"/>
+          <w:szCs w:val="20"/>
+          <w:lang w:val="es-ES"/>
+        </w:rPr>
+        <w:lastRenderedPageBreak/>
+        <w:tab/>
+      </w:r>
+      <w:r>
+        <w:rPr>
+          <w:rFonts w:ascii="Arial" w:hAnsi="Arial" w:cs="Arial"/>
+          <w:b/>
+          <w:bCs/>
+          <w:sz w:val="20"/>
+          <w:szCs w:val="20"/>
+          <w:lang w:val="es-ES"/>
+        </w:rPr>
+        <w:t>VEREDICTO</w:t>
+      </w:r>
+    </w:p>
+    <w:p>
+      <w:pPr>
+        <w:tabs>
+          <w:tab w:val="left" w:pos="3550"/>
+        </w:tabs>
+        <w:rPr>
+          <w:rFonts w:ascii="Arial" w:hAnsi="Arial" w:cs="Arial"/>
+          <w:b/>
+          <w:bCs/>
+          <w:sz w:val="20"/>
+          <w:szCs w:val="20"/>
+          <w:lang w:val="es-ES"/>
+        </w:rPr>
+      </w:pPr>
+    </w:p>
+    <w:p>
+      <w:pPr>
+        <w:tabs>
+          <w:tab w:val="left" w:pos="3550"/>
+        </w:tabs>
+        <w:rPr>
+          <w:rFonts w:ascii="Arial" w:hAnsi="Arial" w:cs="Arial"/>
+          <w:b/>
+          <w:bCs/>
+          <w:sz w:val="20"/>
+          <w:szCs w:val="20"/>
+          <w:lang w:val="es-ES"/>
+        </w:rPr>
+      </w:pPr>
+    </w:p>
+    <w:p>
+      <w:pPr>
+        <w:tabs>
+          <w:tab w:val="left" w:pos="3550"/>
+        </w:tabs>
+        <w:rPr>
+          <w:rFonts w:ascii="Arial" w:hAnsi="Arial" w:cs="Arial"/>
+          <w:b/>
+          <w:bCs/>
+          <w:sz w:val="20"/>
+          <w:szCs w:val="20"/>
+          <w:lang w:val="es-ES"/>
+        </w:rPr>
+      </w:pPr>
+    </w:p>
+    <w:p>
+      <w:pPr>
+        <w:tabs>
+          <w:tab w:val="left" w:pos="3550"/>
+        </w:tabs>
+        <w:rPr>
+          <w:rFonts w:ascii="Arial" w:hAnsi="Arial" w:cs="Arial"/>
+          <w:b/>
+          <w:bCs/>
+          <w:sz w:val="20"/>
+          <w:szCs w:val="20"/>
+          <w:lang w:val="es-ES"/>
+        </w:rPr>
+      </w:pPr>
+    </w:p>
+    <w:p>
+      <w:pPr>
+        <w:tabs>
+          <w:tab w:val="left" w:pos="3550"/>
+        </w:tabs>
+        <w:rPr>
+          <w:rFonts w:ascii="Arial" w:hAnsi="Arial" w:cs="Arial"/>
+          <w:b/>
+          <w:bCs/>
+          <w:sz w:val="20"/>
+          <w:szCs w:val="20"/>
+          <w:lang w:val="es-ES"/>
+        </w:rPr>
+      </w:pPr>
+    </w:p>
+    <w:p>
+      <w:pPr>
+        <w:tabs>
+          <w:tab w:val="left" w:pos="3550"/>
+        </w:tabs>
+        <w:rPr>
+          <w:rFonts w:ascii="Arial" w:hAnsi="Arial" w:cs="Arial"/>
+          <w:b/>
+          <w:bCs/>
+          <w:sz w:val="20"/>
+          <w:szCs w:val="20"/>
+          <w:lang w:val="es-ES"/>
+        </w:rPr>
+      </w:pPr>
+    </w:p>
+    <w:p>
+      <w:pPr>
+        <w:tabs>
+          <w:tab w:val="left" w:pos="3550"/>
+        </w:tabs>
+        <w:rPr>
+          <w:rFonts w:ascii="Arial" w:hAnsi="Arial" w:cs="Arial"/>
+          <w:b/>
+          <w:bCs/>
+          <w:sz w:val="20"/>
+          <w:szCs w:val="20"/>
+          <w:lang w:val="es-ES"/>
+        </w:rPr>
+      </w:pPr>
+    </w:p>
+    <w:p>
+      <w:pPr>
+        <w:tabs>
+          <w:tab w:val="left" w:pos="3550"/>
+        </w:tabs>
+        <w:rPr>
+          <w:rFonts w:ascii="Arial" w:hAnsi="Arial" w:cs="Arial"/>
+          <w:b/>
+          <w:bCs/>
+          <w:sz w:val="20"/>
+          <w:szCs w:val="20"/>
+          <w:lang w:val="es-ES"/>
+        </w:rPr>
+      </w:pPr>
+    </w:p>
+    <w:p>
+      <w:pPr>
+        <w:tabs>
+          <w:tab w:val="left" w:pos="3550"/>
+        </w:tabs>
+        <w:rPr>
+          <w:rFonts w:ascii="Arial" w:hAnsi="Arial" w:cs="Arial"/>
+          <w:b/>
+          <w:bCs/>
+          <w:sz w:val="20"/>
+          <w:szCs w:val="20"/>
+          <w:lang w:val="es-ES"/>
+        </w:rPr>
+      </w:pPr>
+    </w:p>
+    <w:p>
+      <w:pPr>
+        <w:tabs>
+          <w:tab w:val="left" w:pos="3550"/>
+        </w:tabs>
+        <w:rPr>
+          <w:rFonts w:ascii="Arial" w:hAnsi="Arial" w:cs="Arial"/>
+          <w:b/>
+          <w:bCs/>
+          <w:sz w:val="20"/>
+          <w:szCs w:val="20"/>
+          <w:lang w:val="es-ES"/>
+        </w:rPr>
+      </w:pPr>
+    </w:p>
+    <w:p>
+      <w:pPr>
+        <w:tabs>
+          <w:tab w:val="left" w:pos="3550"/>
+        </w:tabs>
+        <w:rPr>
+          <w:rFonts w:ascii="Arial" w:hAnsi="Arial" w:cs="Arial"/>
+          <w:b/>
+          <w:bCs/>
+          <w:sz w:val="20"/>
+          <w:szCs w:val="20"/>
+          <w:lang w:val="es-ES"/>
+        </w:rPr>
+      </w:pPr>
+    </w:p>
+    <w:p>
+      <w:pPr>
+        <w:tabs>
+          <w:tab w:val="left" w:pos="3550"/>
+        </w:tabs>
+        <w:rPr>
+          <w:rFonts w:ascii="Arial" w:hAnsi="Arial" w:cs="Arial"/>
+          <w:b/>
+          <w:bCs/>
+          <w:sz w:val="20"/>
+          <w:szCs w:val="20"/>
+          <w:lang w:val="es-ES"/>
+        </w:rPr>
+      </w:pPr>
+    </w:p>
+    <w:p>
+      <w:pPr>
+        <w:tabs>
+          <w:tab w:val="left" w:pos="3550"/>
+        </w:tabs>
+        <w:rPr>
+          <w:rFonts w:ascii="Arial" w:hAnsi="Arial" w:cs="Arial"/>
+          <w:b/>
+          <w:bCs/>
+          <w:sz w:val="20"/>
+          <w:szCs w:val="20"/>
+          <w:lang w:val="es-ES"/>
+        </w:rPr>
+      </w:pPr>
+    </w:p>
+    <w:p>
+      <w:pPr>
+        <w:tabs>
+          <w:tab w:val="left" w:pos="3550"/>
+        </w:tabs>
+        <w:rPr>
+          <w:rFonts w:ascii="Arial" w:hAnsi="Arial" w:cs="Arial"/>
+          <w:b/>
+          <w:bCs/>
+          <w:sz w:val="20"/>
+          <w:szCs w:val="20"/>
+          <w:lang w:val="es-ES"/>
+        </w:rPr>
+      </w:pPr>
+    </w:p>
+    <w:p>
+      <w:pPr>
+        <w:tabs>
+          <w:tab w:val="left" w:pos="3550"/>
+        </w:tabs>
+        <w:rPr>
+          <w:rFonts w:ascii="Arial" w:hAnsi="Arial" w:cs="Arial"/>
+          <w:b/>
+          <w:bCs/>
+          <w:sz w:val="20"/>
+          <w:szCs w:val="20"/>
+          <w:lang w:val="es-ES"/>
+        </w:rPr>
+      </w:pPr>
+    </w:p>
+    <w:p>
+      <w:pPr>
+        <w:tabs>
+          <w:tab w:val="left" w:pos="3550"/>
+        </w:tabs>
+        <w:rPr>
+          <w:rFonts w:ascii="Arial" w:hAnsi="Arial" w:cs="Arial"/>
+          <w:b/>
+          <w:bCs/>
+          <w:sz w:val="20"/>
+          <w:szCs w:val="20"/>
+          <w:lang w:val="es-ES"/>
+        </w:rPr>
+      </w:pPr>
+    </w:p>
+    <w:p>
+      <w:pPr>
+        <w:tabs>
+          <w:tab w:val="left" w:pos="3550"/>
+        </w:tabs>
+        <w:rPr>
+          <w:rFonts w:ascii="Arial" w:hAnsi="Arial" w:cs="Arial"/>
+          <w:b/>
+          <w:bCs/>
+          <w:sz w:val="20"/>
+          <w:szCs w:val="20"/>
+          <w:lang w:val="es-ES"/>
+        </w:rPr>
+      </w:pPr>
+    </w:p>
+    <w:p>
+      <w:pPr>
+        <w:tabs>
+          <w:tab w:val="left" w:pos="3550"/>
+        </w:tabs>
+        <w:rPr>
+          <w:rFonts w:ascii="Arial" w:hAnsi="Arial" w:cs="Arial"/>
+          <w:b/>
+          <w:bCs/>
+          <w:sz w:val="20"/>
+          <w:szCs w:val="20"/>
+          <w:lang w:val="es-ES"/>
+        </w:rPr>
+      </w:pPr>
+    </w:p>
+    <w:p>
+      <w:pPr>
+        <w:tabs>
+          <w:tab w:val="left" w:pos="3550"/>
+        </w:tabs>
+        <w:rPr>
+          <w:rFonts w:ascii="Arial" w:hAnsi="Arial" w:cs="Arial"/>
+          <w:b/>
+          <w:bCs/>
+          <w:sz w:val="20"/>
+          <w:szCs w:val="20"/>
+          <w:lang w:val="es-ES"/>
+        </w:rPr>
+      </w:pPr>
+    </w:p>
+    <w:p>
+      <w:pPr>
+        <w:tabs>
+          <w:tab w:val="left" w:pos="3550"/>
+        </w:tabs>
+        <w:rPr>
+          <w:rFonts w:ascii="Arial" w:hAnsi="Arial" w:cs="Arial"/>
+          <w:b/>
+          <w:bCs/>
+          <w:sz w:val="20"/>
+          <w:szCs w:val="20"/>
+          <w:lang w:val="es-ES"/>
+        </w:rPr>
+      </w:pPr>
+    </w:p>
+    <w:p>
+      <w:pPr>
+        <w:tabs>
+          <w:tab w:val="left" w:pos="3550"/>
+        </w:tabs>
+        <w:rPr>
+          <w:rFonts w:ascii="Arial" w:hAnsi="Arial" w:cs="Arial"/>
+          <w:b/>
+          <w:bCs/>
+          <w:sz w:val="20"/>
+          <w:szCs w:val="20"/>
+          <w:lang w:val="es-ES"/>
+        </w:rPr>
+      </w:pPr>
+    </w:p>
+    <w:p>
+      <w:pPr>
+        <w:tabs>
+          <w:tab w:val="left" w:pos="3550"/>
+        </w:tabs>
+        <w:rPr>
+          <w:rFonts w:ascii="Arial" w:hAnsi="Arial" w:cs="Arial"/>
+          <w:b/>
+          <w:bCs/>
+          <w:sz w:val="20"/>
+          <w:szCs w:val="20"/>
+          <w:lang w:val="es-ES"/>
+        </w:rPr>
+      </w:pPr>
+    </w:p>
+    <w:p>
+      <w:pPr>
+        <w:tabs>
+          <w:tab w:val="left" w:pos="3550"/>
+        </w:tabs>
+        <w:rPr>
+          <w:rFonts w:ascii="Arial" w:hAnsi="Arial" w:cs="Arial"/>
+          <w:b/>
+          <w:bCs/>
+          <w:sz w:val="20"/>
+          <w:szCs w:val="20"/>
+          <w:lang w:val="es-ES"/>
+        </w:rPr>
+      </w:pPr>
+    </w:p>
+    <w:p>
+      <w:pPr>
+        <w:tabs>
+          <w:tab w:val="left" w:pos="3550"/>
+        </w:tabs>
+        <w:rPr>
+          <w:rFonts w:ascii="Arial" w:hAnsi="Arial" w:cs="Arial"/>
+          <w:b/>
+          <w:bCs/>
+          <w:sz w:val="20"/>
+          <w:szCs w:val="20"/>
+          <w:lang w:val="es-ES"/>
+        </w:rPr>
+      </w:pPr>
+    </w:p>
+    <w:p>
+      <w:pPr>
+        <w:tabs>
+          <w:tab w:val="left" w:pos="3550"/>
+        </w:tabs>
+        <w:rPr>
+          <w:rFonts w:ascii="Arial" w:hAnsi="Arial" w:cs="Arial"/>
+          <w:b/>
+          <w:bCs/>
+          <w:sz w:val="20"/>
+          <w:szCs w:val="20"/>
+          <w:lang w:val="es-ES"/>
+        </w:rPr>
+      </w:pPr>
+    </w:p>
+    <w:p>
+      <w:pPr>
+        <w:tabs>
+          <w:tab w:val="left" w:pos="3550"/>
+        </w:tabs>
+        <w:rPr>
+          <w:rFonts w:ascii="Arial" w:hAnsi="Arial" w:cs="Arial"/>
+          <w:b/>
+          <w:bCs/>
+          <w:sz w:val="20"/>
+          <w:szCs w:val="20"/>
+          <w:lang w:val="es-ES"/>
+        </w:rPr>
+      </w:pPr>
+    </w:p>
+    <w:p>
+      <w:pPr>
+        <w:tabs>
+          <w:tab w:val="left" w:pos="3550"/>
+        </w:tabs>
+        <w:rPr>
+          <w:rFonts w:ascii="Arial" w:hAnsi="Arial" w:cs="Arial"/>
+          <w:b/>
+          <w:bCs/>
+          <w:sz w:val="20"/>
+          <w:szCs w:val="20"/>
+          <w:lang w:val="es-ES"/>
+        </w:rPr>
+      </w:pPr>
+    </w:p>
+    <w:p>
+      <w:pPr>
+        <w:rPr>
+          <w:rFonts w:ascii="Arial" w:hAnsi="Arial" w:cs="Arial"/>
+          <w:b/>
+          <w:bCs/>
+          <w:sz w:val="20"/>
+          <w:szCs w:val="20"/>
+          <w:lang w:val="es-ES"/>
+        </w:rPr>
+      </w:pPr>
+    </w:p>
+    <w:p>
+      <w:pPr>
+        <w:jc w:val="center"/>
+        <w:rPr>
+          <w:rFonts w:ascii="Arial" w:hAnsi="Arial" w:cs="Arial"/>
+          <w:sz w:val="20"/>
+          <w:szCs w:val="20"/>
+          <w:lang w:val="es-ES"/>
+        </w:rPr>
+      </w:pPr>
+      <w:r>
+        <w:rPr>
+          <w:rFonts w:ascii="Arial" w:hAnsi="Arial" w:cs="Arial"/>
+          <w:b/>
+          <w:bCs/>
+          <w:sz w:val="20"/>
+          <w:szCs w:val="20"/>
+          <w:lang w:val="es-ES"/>
+        </w:rPr>
+        <w:lastRenderedPageBreak/>
+        <w:t>DEDICTORIA</w:t>
+      </w:r>
     </w:p>
     <w:sectPr>
       <w:pgSz w:w="12242" w:h="15842" w:code="1"/>

--- a/Capitulos de Tesis/Preliminares.docx
+++ b/Capitulos de Tesis/Preliminares.docx
@@ -813,8 +813,8 @@
           <w:rFonts w:ascii="Arial" w:hAnsi="Arial" w:cs="Arial"/>
           <w:b/>
           <w:bCs/>
-          <w:sz w:val="20"/>
-          <w:szCs w:val="20"/>
+          <w:sz w:val="22"/>
+          <w:szCs w:val="22"/>
           <w:lang w:val="es-ES"/>
         </w:rPr>
         <w:t>VEREDICTO</w:t>
@@ -1242,22 +1242,44 @@
         <w:jc w:val="center"/>
         <w:rPr>
           <w:rFonts w:ascii="Arial" w:hAnsi="Arial" w:cs="Arial"/>
-          <w:sz w:val="20"/>
-          <w:szCs w:val="20"/>
-          <w:lang w:val="es-ES"/>
-        </w:rPr>
-      </w:pPr>
-      <w:r>
-        <w:rPr>
-          <w:rFonts w:ascii="Arial" w:hAnsi="Arial" w:cs="Arial"/>
-          <w:b/>
-          <w:bCs/>
-          <w:sz w:val="20"/>
-          <w:szCs w:val="20"/>
+          <w:sz w:val="22"/>
+          <w:szCs w:val="22"/>
+          <w:lang w:val="es-ES"/>
+        </w:rPr>
+      </w:pPr>
+      <w:r>
+        <w:rPr>
+          <w:rFonts w:ascii="Arial" w:hAnsi="Arial" w:cs="Arial"/>
+          <w:b/>
+          <w:bCs/>
+          <w:sz w:val="22"/>
+          <w:szCs w:val="22"/>
           <w:lang w:val="es-ES"/>
         </w:rPr>
         <w:lastRenderedPageBreak/>
-        <w:t>DEDICTORIA</w:t>
+        <w:t>DEDIC</w:t>
+      </w:r>
+      <w:r>
+        <w:rPr>
+          <w:rFonts w:ascii="Arial" w:hAnsi="Arial" w:cs="Arial"/>
+          <w:b/>
+          <w:bCs/>
+          <w:sz w:val="22"/>
+          <w:szCs w:val="22"/>
+          <w:lang w:val="es-ES"/>
+        </w:rPr>
+        <w:t>A</w:t>
+      </w:r>
+      <w:r>
+        <w:rPr>
+          <w:rFonts w:ascii="Arial" w:hAnsi="Arial" w:cs="Arial"/>
+          <w:b/>
+          <w:bCs/>
+          <w:sz w:val="22"/>
+          <w:szCs w:val="22"/>
+          <w:lang w:val="es-ES"/>
+        </w:rPr>
+        <w:t>TORIA</w:t>
       </w:r>
     </w:p>
     <w:sectPr>

--- a/Capitulos de Tesis/Preliminares.docx
+++ b/Capitulos de Tesis/Preliminares.docx
@@ -745,8 +745,6 @@
       <w:pPr>
         <w:rPr>
           <w:rFonts w:ascii="Arial" w:hAnsi="Arial" w:cs="Arial"/>
-          <w:b/>
-          <w:bCs/>
           <w:sz w:val="20"/>
           <w:szCs w:val="20"/>
           <w:lang w:val="es-ES"/>
@@ -757,23 +755,11 @@
           <w:rFonts w:ascii="Arial" w:hAnsi="Arial" w:cs="Arial"/>
           <w:b/>
           <w:bCs/>
-          <w:sz w:val="20"/>
-          <w:szCs w:val="20"/>
           <w:lang w:val="es-ES"/>
         </w:rPr>
         <w:lastRenderedPageBreak/>
-        <w:t>XXXXX</w:t>
-      </w:r>
-    </w:p>
-    <w:p>
-      <w:pPr>
-        <w:rPr>
-          <w:rFonts w:ascii="Arial" w:hAnsi="Arial" w:cs="Arial"/>
-          <w:sz w:val="20"/>
-          <w:szCs w:val="20"/>
-          <w:lang w:val="es-ES"/>
-        </w:rPr>
-      </w:pPr>
+        <w:t>TITULO DE TESIS</w:t>
+      </w:r>
       <w:r>
         <w:rPr>
           <w:rFonts w:ascii="Arial" w:hAnsi="Arial" w:cs="Arial"/>
@@ -793,18 +779,16 @@
           <w:rFonts w:ascii="Arial" w:hAnsi="Arial" w:cs="Arial"/>
           <w:b/>
           <w:bCs/>
+          <w:lang w:val="es-ES"/>
+        </w:rPr>
+      </w:pPr>
+      <w:r>
+        <w:rPr>
+          <w:rFonts w:ascii="Arial" w:hAnsi="Arial" w:cs="Arial"/>
           <w:sz w:val="20"/>
           <w:szCs w:val="20"/>
           <w:lang w:val="es-ES"/>
         </w:rPr>
-      </w:pPr>
-      <w:r>
-        <w:rPr>
-          <w:rFonts w:ascii="Arial" w:hAnsi="Arial" w:cs="Arial"/>
-          <w:sz w:val="20"/>
-          <w:szCs w:val="20"/>
-          <w:lang w:val="es-ES"/>
-        </w:rPr>
         <w:lastRenderedPageBreak/>
         <w:tab/>
       </w:r>
@@ -813,8 +797,6 @@
           <w:rFonts w:ascii="Arial" w:hAnsi="Arial" w:cs="Arial"/>
           <w:b/>
           <w:bCs/>
-          <w:sz w:val="22"/>
-          <w:szCs w:val="22"/>
           <w:lang w:val="es-ES"/>
         </w:rPr>
         <w:t>VEREDICTO</w:t>
@@ -829,8 +811,6 @@
           <w:rFonts w:ascii="Arial" w:hAnsi="Arial" w:cs="Arial"/>
           <w:b/>
           <w:bCs/>
-          <w:sz w:val="20"/>
-          <w:szCs w:val="20"/>
           <w:lang w:val="es-ES"/>
         </w:rPr>
       </w:pPr>
@@ -844,8 +824,6 @@
           <w:rFonts w:ascii="Arial" w:hAnsi="Arial" w:cs="Arial"/>
           <w:b/>
           <w:bCs/>
-          <w:sz w:val="20"/>
-          <w:szCs w:val="20"/>
           <w:lang w:val="es-ES"/>
         </w:rPr>
       </w:pPr>
@@ -859,8 +837,6 @@
           <w:rFonts w:ascii="Arial" w:hAnsi="Arial" w:cs="Arial"/>
           <w:b/>
           <w:bCs/>
-          <w:sz w:val="20"/>
-          <w:szCs w:val="20"/>
           <w:lang w:val="es-ES"/>
         </w:rPr>
       </w:pPr>
@@ -874,8 +850,6 @@
           <w:rFonts w:ascii="Arial" w:hAnsi="Arial" w:cs="Arial"/>
           <w:b/>
           <w:bCs/>
-          <w:sz w:val="20"/>
-          <w:szCs w:val="20"/>
           <w:lang w:val="es-ES"/>
         </w:rPr>
       </w:pPr>
@@ -889,8 +863,6 @@
           <w:rFonts w:ascii="Arial" w:hAnsi="Arial" w:cs="Arial"/>
           <w:b/>
           <w:bCs/>
-          <w:sz w:val="20"/>
-          <w:szCs w:val="20"/>
           <w:lang w:val="es-ES"/>
         </w:rPr>
       </w:pPr>
@@ -904,8 +876,6 @@
           <w:rFonts w:ascii="Arial" w:hAnsi="Arial" w:cs="Arial"/>
           <w:b/>
           <w:bCs/>
-          <w:sz w:val="20"/>
-          <w:szCs w:val="20"/>
           <w:lang w:val="es-ES"/>
         </w:rPr>
       </w:pPr>
@@ -919,8 +889,6 @@
           <w:rFonts w:ascii="Arial" w:hAnsi="Arial" w:cs="Arial"/>
           <w:b/>
           <w:bCs/>
-          <w:sz w:val="20"/>
-          <w:szCs w:val="20"/>
           <w:lang w:val="es-ES"/>
         </w:rPr>
       </w:pPr>
@@ -934,8 +902,6 @@
           <w:rFonts w:ascii="Arial" w:hAnsi="Arial" w:cs="Arial"/>
           <w:b/>
           <w:bCs/>
-          <w:sz w:val="20"/>
-          <w:szCs w:val="20"/>
           <w:lang w:val="es-ES"/>
         </w:rPr>
       </w:pPr>
@@ -949,8 +915,6 @@
           <w:rFonts w:ascii="Arial" w:hAnsi="Arial" w:cs="Arial"/>
           <w:b/>
           <w:bCs/>
-          <w:sz w:val="20"/>
-          <w:szCs w:val="20"/>
           <w:lang w:val="es-ES"/>
         </w:rPr>
       </w:pPr>
@@ -964,8 +928,6 @@
           <w:rFonts w:ascii="Arial" w:hAnsi="Arial" w:cs="Arial"/>
           <w:b/>
           <w:bCs/>
-          <w:sz w:val="20"/>
-          <w:szCs w:val="20"/>
           <w:lang w:val="es-ES"/>
         </w:rPr>
       </w:pPr>
@@ -979,8 +941,6 @@
           <w:rFonts w:ascii="Arial" w:hAnsi="Arial" w:cs="Arial"/>
           <w:b/>
           <w:bCs/>
-          <w:sz w:val="20"/>
-          <w:szCs w:val="20"/>
           <w:lang w:val="es-ES"/>
         </w:rPr>
       </w:pPr>
@@ -994,8 +954,6 @@
           <w:rFonts w:ascii="Arial" w:hAnsi="Arial" w:cs="Arial"/>
           <w:b/>
           <w:bCs/>
-          <w:sz w:val="20"/>
-          <w:szCs w:val="20"/>
           <w:lang w:val="es-ES"/>
         </w:rPr>
       </w:pPr>
@@ -1009,8 +967,6 @@
           <w:rFonts w:ascii="Arial" w:hAnsi="Arial" w:cs="Arial"/>
           <w:b/>
           <w:bCs/>
-          <w:sz w:val="20"/>
-          <w:szCs w:val="20"/>
           <w:lang w:val="es-ES"/>
         </w:rPr>
       </w:pPr>
@@ -1024,8 +980,6 @@
           <w:rFonts w:ascii="Arial" w:hAnsi="Arial" w:cs="Arial"/>
           <w:b/>
           <w:bCs/>
-          <w:sz w:val="20"/>
-          <w:szCs w:val="20"/>
           <w:lang w:val="es-ES"/>
         </w:rPr>
       </w:pPr>
@@ -1039,8 +993,6 @@
           <w:rFonts w:ascii="Arial" w:hAnsi="Arial" w:cs="Arial"/>
           <w:b/>
           <w:bCs/>
-          <w:sz w:val="20"/>
-          <w:szCs w:val="20"/>
           <w:lang w:val="es-ES"/>
         </w:rPr>
       </w:pPr>
@@ -1054,8 +1006,6 @@
           <w:rFonts w:ascii="Arial" w:hAnsi="Arial" w:cs="Arial"/>
           <w:b/>
           <w:bCs/>
-          <w:sz w:val="20"/>
-          <w:szCs w:val="20"/>
           <w:lang w:val="es-ES"/>
         </w:rPr>
       </w:pPr>
@@ -1069,8 +1019,6 @@
           <w:rFonts w:ascii="Arial" w:hAnsi="Arial" w:cs="Arial"/>
           <w:b/>
           <w:bCs/>
-          <w:sz w:val="20"/>
-          <w:szCs w:val="20"/>
           <w:lang w:val="es-ES"/>
         </w:rPr>
       </w:pPr>
@@ -1084,8 +1032,6 @@
           <w:rFonts w:ascii="Arial" w:hAnsi="Arial" w:cs="Arial"/>
           <w:b/>
           <w:bCs/>
-          <w:sz w:val="20"/>
-          <w:szCs w:val="20"/>
           <w:lang w:val="es-ES"/>
         </w:rPr>
       </w:pPr>
@@ -1099,8 +1045,6 @@
           <w:rFonts w:ascii="Arial" w:hAnsi="Arial" w:cs="Arial"/>
           <w:b/>
           <w:bCs/>
-          <w:sz w:val="20"/>
-          <w:szCs w:val="20"/>
           <w:lang w:val="es-ES"/>
         </w:rPr>
       </w:pPr>
@@ -1114,8 +1058,6 @@
           <w:rFonts w:ascii="Arial" w:hAnsi="Arial" w:cs="Arial"/>
           <w:b/>
           <w:bCs/>
-          <w:sz w:val="20"/>
-          <w:szCs w:val="20"/>
           <w:lang w:val="es-ES"/>
         </w:rPr>
       </w:pPr>
@@ -1129,8 +1071,6 @@
           <w:rFonts w:ascii="Arial" w:hAnsi="Arial" w:cs="Arial"/>
           <w:b/>
           <w:bCs/>
-          <w:sz w:val="20"/>
-          <w:szCs w:val="20"/>
           <w:lang w:val="es-ES"/>
         </w:rPr>
       </w:pPr>
@@ -1144,8 +1084,6 @@
           <w:rFonts w:ascii="Arial" w:hAnsi="Arial" w:cs="Arial"/>
           <w:b/>
           <w:bCs/>
-          <w:sz w:val="20"/>
-          <w:szCs w:val="20"/>
           <w:lang w:val="es-ES"/>
         </w:rPr>
       </w:pPr>
@@ -1159,101 +1097,45 @@
           <w:rFonts w:ascii="Arial" w:hAnsi="Arial" w:cs="Arial"/>
           <w:b/>
           <w:bCs/>
-          <w:sz w:val="20"/>
-          <w:szCs w:val="20"/>
-          <w:lang w:val="es-ES"/>
-        </w:rPr>
-      </w:pPr>
-    </w:p>
-    <w:p>
-      <w:pPr>
-        <w:tabs>
-          <w:tab w:val="left" w:pos="3550"/>
-        </w:tabs>
-        <w:rPr>
-          <w:rFonts w:ascii="Arial" w:hAnsi="Arial" w:cs="Arial"/>
-          <w:b/>
-          <w:bCs/>
-          <w:sz w:val="20"/>
-          <w:szCs w:val="20"/>
-          <w:lang w:val="es-ES"/>
-        </w:rPr>
-      </w:pPr>
-    </w:p>
-    <w:p>
-      <w:pPr>
-        <w:tabs>
-          <w:tab w:val="left" w:pos="3550"/>
-        </w:tabs>
-        <w:rPr>
-          <w:rFonts w:ascii="Arial" w:hAnsi="Arial" w:cs="Arial"/>
-          <w:b/>
-          <w:bCs/>
-          <w:sz w:val="20"/>
-          <w:szCs w:val="20"/>
-          <w:lang w:val="es-ES"/>
-        </w:rPr>
-      </w:pPr>
-    </w:p>
-    <w:p>
-      <w:pPr>
-        <w:tabs>
-          <w:tab w:val="left" w:pos="3550"/>
-        </w:tabs>
-        <w:rPr>
-          <w:rFonts w:ascii="Arial" w:hAnsi="Arial" w:cs="Arial"/>
-          <w:b/>
-          <w:bCs/>
-          <w:sz w:val="20"/>
-          <w:szCs w:val="20"/>
-          <w:lang w:val="es-ES"/>
-        </w:rPr>
-      </w:pPr>
-    </w:p>
-    <w:p>
-      <w:pPr>
-        <w:tabs>
-          <w:tab w:val="left" w:pos="3550"/>
-        </w:tabs>
-        <w:rPr>
-          <w:rFonts w:ascii="Arial" w:hAnsi="Arial" w:cs="Arial"/>
-          <w:b/>
-          <w:bCs/>
-          <w:sz w:val="20"/>
-          <w:szCs w:val="20"/>
-          <w:lang w:val="es-ES"/>
-        </w:rPr>
-      </w:pPr>
-    </w:p>
-    <w:p>
-      <w:pPr>
-        <w:rPr>
-          <w:rFonts w:ascii="Arial" w:hAnsi="Arial" w:cs="Arial"/>
-          <w:b/>
-          <w:bCs/>
-          <w:sz w:val="20"/>
-          <w:szCs w:val="20"/>
-          <w:lang w:val="es-ES"/>
-        </w:rPr>
-      </w:pPr>
-    </w:p>
-    <w:p>
-      <w:pPr>
-        <w:jc w:val="center"/>
-        <w:rPr>
-          <w:rFonts w:ascii="Arial" w:hAnsi="Arial" w:cs="Arial"/>
-          <w:sz w:val="22"/>
-          <w:szCs w:val="22"/>
-          <w:lang w:val="es-ES"/>
-        </w:rPr>
-      </w:pPr>
-      <w:r>
-        <w:rPr>
-          <w:rFonts w:ascii="Arial" w:hAnsi="Arial" w:cs="Arial"/>
-          <w:b/>
-          <w:bCs/>
-          <w:sz w:val="22"/>
-          <w:szCs w:val="22"/>
+          <w:lang w:val="es-ES"/>
+        </w:rPr>
+      </w:pPr>
+    </w:p>
+    <w:p>
+      <w:pPr>
+        <w:rPr>
+          <w:rFonts w:ascii="Arial" w:hAnsi="Arial" w:cs="Arial"/>
+          <w:b/>
+          <w:bCs/>
+          <w:lang w:val="es-ES"/>
+        </w:rPr>
+      </w:pPr>
+    </w:p>
+    <w:p>
+      <w:pPr>
+        <w:rPr>
+          <w:rFonts w:ascii="Arial" w:hAnsi="Arial" w:cs="Arial"/>
+          <w:b/>
+          <w:bCs/>
+          <w:lang w:val="es-ES"/>
+        </w:rPr>
+      </w:pPr>
+    </w:p>
+    <w:p>
+      <w:pPr>
+        <w:jc w:val="center"/>
+        <w:rPr>
+          <w:rFonts w:ascii="Arial" w:hAnsi="Arial" w:cs="Arial"/>
+          <w:b/>
+          <w:bCs/>
+          <w:lang w:val="es-ES"/>
+        </w:rPr>
+      </w:pPr>
+      <w:r>
+        <w:rPr>
+          <w:rFonts w:ascii="Arial" w:hAnsi="Arial" w:cs="Arial"/>
+          <w:b/>
+          <w:bCs/>
           <w:lang w:val="es-ES"/>
         </w:rPr>
         <w:lastRenderedPageBreak/>
@@ -1264,8 +1146,6 @@
           <w:rFonts w:ascii="Arial" w:hAnsi="Arial" w:cs="Arial"/>
           <w:b/>
           <w:bCs/>
-          <w:sz w:val="22"/>
-          <w:szCs w:val="22"/>
           <w:lang w:val="es-ES"/>
         </w:rPr>
         <w:t>A</w:t>
@@ -1275,12 +1155,282 @@
           <w:rFonts w:ascii="Arial" w:hAnsi="Arial" w:cs="Arial"/>
           <w:b/>
           <w:bCs/>
-          <w:sz w:val="22"/>
-          <w:szCs w:val="22"/>
           <w:lang w:val="es-ES"/>
         </w:rPr>
         <w:t>TORIA</w:t>
       </w:r>
+    </w:p>
+    <w:p>
+      <w:pPr>
+        <w:rPr>
+          <w:rFonts w:ascii="Arial" w:hAnsi="Arial" w:cs="Arial"/>
+          <w:b/>
+          <w:bCs/>
+          <w:lang w:val="es-ES"/>
+        </w:rPr>
+      </w:pPr>
+    </w:p>
+    <w:p>
+      <w:pPr>
+        <w:rPr>
+          <w:rFonts w:ascii="Arial" w:hAnsi="Arial" w:cs="Arial"/>
+          <w:b/>
+          <w:bCs/>
+          <w:lang w:val="es-ES"/>
+        </w:rPr>
+      </w:pPr>
+      <w:r>
+        <w:rPr>
+          <w:rFonts w:ascii="Arial" w:hAnsi="Arial" w:cs="Arial"/>
+          <w:b/>
+          <w:bCs/>
+          <w:lang w:val="es-ES"/>
+        </w:rPr>
+        <w:br w:type="page"/>
+      </w:r>
+    </w:p>
+    <w:p>
+      <w:pPr>
+        <w:jc w:val="center"/>
+        <w:rPr>
+          <w:rFonts w:ascii="Arial" w:hAnsi="Arial" w:cs="Arial"/>
+          <w:b/>
+          <w:bCs/>
+          <w:lang w:val="es-ES"/>
+        </w:rPr>
+      </w:pPr>
+      <w:r>
+        <w:rPr>
+          <w:rFonts w:ascii="Arial" w:hAnsi="Arial" w:cs="Arial"/>
+          <w:b/>
+          <w:bCs/>
+          <w:lang w:val="es-ES"/>
+        </w:rPr>
+        <w:lastRenderedPageBreak/>
+        <w:t>AGRADECIMIENTOS</w:t>
+      </w:r>
+    </w:p>
+    <w:p>
+      <w:pPr>
+        <w:jc w:val="center"/>
+        <w:rPr>
+          <w:rFonts w:ascii="Arial" w:hAnsi="Arial" w:cs="Arial"/>
+          <w:b/>
+          <w:bCs/>
+          <w:lang w:val="es-ES"/>
+        </w:rPr>
+      </w:pPr>
+    </w:p>
+    <w:p>
+      <w:pPr>
+        <w:rPr>
+          <w:rFonts w:ascii="Arial" w:hAnsi="Arial" w:cs="Arial"/>
+          <w:b/>
+          <w:bCs/>
+          <w:lang w:val="es-ES"/>
+        </w:rPr>
+      </w:pPr>
+      <w:r>
+        <w:rPr>
+          <w:rFonts w:ascii="Arial" w:hAnsi="Arial" w:cs="Arial"/>
+          <w:b/>
+          <w:bCs/>
+          <w:lang w:val="es-ES"/>
+        </w:rPr>
+        <w:br w:type="page"/>
+      </w:r>
+    </w:p>
+    <w:p>
+      <w:pPr>
+        <w:spacing w:line="480" w:lineRule="auto"/>
+        <w:jc w:val="both"/>
+        <w:rPr>
+          <w:rFonts w:ascii="Arial" w:hAnsi="Arial" w:cs="Arial"/>
+          <w:b/>
+          <w:bCs/>
+          <w:lang w:val="es-ES"/>
+        </w:rPr>
+      </w:pPr>
+      <w:r>
+        <w:rPr>
+          <w:rFonts w:ascii="Arial" w:hAnsi="Arial" w:cs="Arial"/>
+          <w:b/>
+          <w:bCs/>
+          <w:lang w:val="es-ES"/>
+        </w:rPr>
+        <w:lastRenderedPageBreak/>
+        <w:t xml:space="preserve">Araujo, Jorge. Acurero, Cesar. Montiel, Gabriel. Aplicación educativa gamificada para potenciar el rendimiento académico </w:t>
+      </w:r>
+      <w:r>
+        <w:rPr>
+          <w:rFonts w:ascii="Arial" w:hAnsi="Arial" w:cs="Arial"/>
+          <w:b/>
+          <w:bCs/>
+          <w:lang w:val="es-ES"/>
+        </w:rPr>
+        <w:t>en</w:t>
+      </w:r>
+      <w:r>
+        <w:rPr>
+          <w:rFonts w:ascii="Arial" w:hAnsi="Arial" w:cs="Arial"/>
+          <w:b/>
+          <w:bCs/>
+          <w:lang w:val="es-ES"/>
+        </w:rPr>
+        <w:t xml:space="preserve"> estudiantes de bachillerato en </w:t>
+      </w:r>
+      <w:r>
+        <w:rPr>
+          <w:rFonts w:ascii="Arial" w:hAnsi="Arial" w:cs="Arial"/>
+          <w:b/>
+          <w:bCs/>
+          <w:lang w:val="es-ES"/>
+        </w:rPr>
+        <w:t>v</w:t>
+      </w:r>
+      <w:r>
+        <w:rPr>
+          <w:rFonts w:ascii="Arial" w:hAnsi="Arial" w:cs="Arial"/>
+          <w:b/>
+          <w:bCs/>
+          <w:lang w:val="es-ES"/>
+        </w:rPr>
+        <w:t>enezuela. Universidad Privada Dr. Rafael Belloso Chacín. Facultad de Ingeniería. Escuela de Ingeniería en Informática. Maracaibo, 2025.</w:t>
+      </w:r>
+    </w:p>
+    <w:p>
+      <w:pPr>
+        <w:spacing w:line="480" w:lineRule="auto"/>
+        <w:jc w:val="both"/>
+        <w:rPr>
+          <w:rFonts w:ascii="Arial" w:hAnsi="Arial" w:cs="Arial"/>
+          <w:b/>
+          <w:bCs/>
+          <w:lang w:val="es-ES"/>
+        </w:rPr>
+      </w:pPr>
+    </w:p>
+    <w:p>
+      <w:pPr>
+        <w:spacing w:line="480" w:lineRule="auto"/>
+        <w:jc w:val="center"/>
+        <w:rPr>
+          <w:rFonts w:ascii="Arial" w:hAnsi="Arial" w:cs="Arial"/>
+          <w:b/>
+          <w:bCs/>
+          <w:lang w:val="es-ES"/>
+        </w:rPr>
+      </w:pPr>
+      <w:r>
+        <w:rPr>
+          <w:rFonts w:ascii="Arial" w:hAnsi="Arial" w:cs="Arial"/>
+          <w:b/>
+          <w:bCs/>
+          <w:lang w:val="es-ES"/>
+        </w:rPr>
+        <w:t>RESUMEN</w:t>
+      </w:r>
+    </w:p>
+    <w:p>
+      <w:pPr>
+        <w:spacing w:line="480" w:lineRule="auto"/>
+        <w:jc w:val="center"/>
+        <w:rPr>
+          <w:rFonts w:ascii="Arial" w:hAnsi="Arial" w:cs="Arial"/>
+          <w:b/>
+          <w:bCs/>
+          <w:lang w:val="es-ES"/>
+        </w:rPr>
+      </w:pPr>
+    </w:p>
+    <w:p>
+      <w:pPr>
+        <w:spacing w:line="480" w:lineRule="auto"/>
+        <w:rPr>
+          <w:rFonts w:ascii="Arial" w:hAnsi="Arial" w:cs="Arial"/>
+          <w:lang w:val="es-ES"/>
+        </w:rPr>
+      </w:pPr>
+      <w:r>
+        <w:rPr>
+          <w:rFonts w:ascii="Arial" w:hAnsi="Arial" w:cs="Arial"/>
+          <w:lang w:val="es-ES"/>
+        </w:rPr>
+        <w:t xml:space="preserve">La presente investigación tiene como objetivo desarrollar una aplicación educativa gamificada para potenciar el rendimiento académico de los estudiantes de bachillerato en </w:t>
+      </w:r>
+      <w:r>
+        <w:rPr>
+          <w:rFonts w:ascii="Arial" w:hAnsi="Arial" w:cs="Arial"/>
+          <w:lang w:val="es-ES"/>
+        </w:rPr>
+        <w:t xml:space="preserve">Venezuela, basándose en las teorías de </w:t>
+      </w:r>
+      <w:r>
+        <w:rPr>
+          <w:rFonts w:ascii="Arial" w:hAnsi="Arial" w:cs="Arial"/>
+          <w:lang w:val="es-ES"/>
+        </w:rPr>
+        <w:t xml:space="preserve">Deci y Ryan (1980), </w:t>
+      </w:r>
+      <w:r>
+        <w:rPr>
+          <w:rFonts w:ascii="Arial" w:hAnsi="Arial" w:cs="Arial"/>
+          <w:lang w:val="es-ES"/>
+        </w:rPr>
+        <w:t>Vygotski (</w:t>
+      </w:r>
+      <w:r>
+        <w:rPr>
+          <w:rFonts w:ascii="Arial" w:hAnsi="Arial" w:cs="Arial"/>
+          <w:lang w:val="es-ES"/>
+        </w:rPr>
+        <w:t>1978</w:t>
+      </w:r>
+      <w:r>
+        <w:rPr>
+          <w:rFonts w:ascii="Arial" w:hAnsi="Arial" w:cs="Arial"/>
+          <w:lang w:val="es-ES"/>
+        </w:rPr>
+        <w:t xml:space="preserve">) y </w:t>
+      </w:r>
+      <w:r>
+        <w:rPr>
+          <w:rFonts w:ascii="Arial" w:hAnsi="Arial" w:cs="Arial"/>
+          <w:lang w:val="es-ES"/>
+        </w:rPr>
+        <w:t>Borras (2015)</w:t>
+      </w:r>
+      <w:r>
+        <w:rPr>
+          <w:rFonts w:ascii="Arial" w:hAnsi="Arial" w:cs="Arial"/>
+          <w:lang w:val="es-ES"/>
+        </w:rPr>
+        <w:t>. La investigación es de tipo proyectiva, descriptiva y de campo. De la misma manera, se aplicaron técnicas de recoleccion</w:t>
+      </w:r>
+    </w:p>
+    <w:p>
+      <w:pPr>
+        <w:spacing w:line="480" w:lineRule="auto"/>
+        <w:jc w:val="both"/>
+        <w:rPr>
+          <w:rFonts w:ascii="Arial" w:hAnsi="Arial" w:cs="Arial"/>
+          <w:b/>
+          <w:bCs/>
+          <w:lang w:val="es-ES"/>
+        </w:rPr>
+      </w:pPr>
+    </w:p>
+    <w:p>
+      <w:pPr>
+        <w:spacing w:line="480" w:lineRule="auto"/>
+        <w:jc w:val="both"/>
+        <w:rPr>
+          <w:rFonts w:ascii="Arial" w:hAnsi="Arial" w:cs="Arial"/>
+          <w:b/>
+          <w:bCs/>
+          <w:lang w:val="es-ES"/>
+        </w:rPr>
+      </w:pPr>
     </w:p>
     <w:sectPr>
       <w:pgSz w:w="12242" w:h="15842" w:code="1"/>

--- a/Capitulos de Tesis/Preliminares.docx
+++ b/Capitulos de Tesis/Preliminares.docx
@@ -1,6 +1,6 @@
 
 <file path=word/document.xml><?xml version="1.0" encoding="utf-8"?>
-<w:document xmlns:wpc="http://schemas.microsoft.com/office/word/2010/wordprocessingCanvas" xmlns:cx="http://schemas.microsoft.com/office/drawing/2014/chartex" xmlns:cx1="http://schemas.microsoft.com/office/drawing/2015/9/8/chartex" xmlns:cx2="http://schemas.microsoft.com/office/drawing/2015/10/21/chartex" xmlns:cx3="http://schemas.microsoft.com/office/drawing/2016/5/9/chartex" xmlns:cx4="http://schemas.microsoft.com/office/drawing/2016/5/10/chartex" xmlns:cx5="http://schemas.microsoft.com/office/drawing/2016/5/11/chartex" xmlns:cx6="http://schemas.microsoft.com/office/drawing/2016/5/12/chartex" xmlns:cx7="http://schemas.microsoft.com/office/drawing/2016/5/13/chartex" xmlns:cx8="http://schemas.microsoft.com/office/drawing/2016/5/14/chartex" xmlns:mc="http://schemas.openxmlformats.org/markup-compatibility/2006" xmlns:aink="http://schemas.microsoft.com/office/drawing/2016/ink" xmlns:am3d="http://schemas.microsoft.com/office/drawing/2017/model3d" xmlns:o="urn:schemas-microsoft-com:office:office" xmlns:oel="http://schemas.microsoft.com/office/2019/extlst" xmlns:r="http://schemas.openxmlformats.org/officeDocument/2006/relationships" xmlns:m="http://schemas.openxmlformats.org/officeDocument/2006/math" xmlns:v="urn:schemas-microsoft-com:vml" xmlns:wp14="http://schemas.microsoft.com/office/word/2010/wordprocessingDrawing" xmlns:wp="http://schemas.openxmlformats.org/drawingml/2006/wordprocessingDrawing" xmlns:w10="urn:schemas-microsoft-com:office:word" xmlns:w="http://schemas.openxmlformats.org/wordprocessingml/2006/main" xmlns:w14="http://schemas.microsoft.com/office/word/2010/wordml" xmlns:w15="http://schemas.microsoft.com/office/word/2012/wordml" xmlns:w16cex="http://schemas.microsoft.com/office/word/2018/wordml/cex" xmlns:w16cid="http://schemas.microsoft.com/office/word/2016/wordml/cid" xmlns:w16="http://schemas.microsoft.com/office/word/2018/wordml" xmlns:w16du="http://schemas.microsoft.com/office/word/2023/wordml/word16du" xmlns:w16sdtdh="http://schemas.microsoft.com/office/word/2020/wordml/sdtdatahash" xmlns:w16sdtfl="http://schemas.microsoft.com/office/word/2024/wordml/sdtformatlock" xmlns:w16se="http://schemas.microsoft.com/office/word/2015/wordml/symex" xmlns:wpg="http://schemas.microsoft.com/office/word/2010/wordprocessingGroup" xmlns:wpi="http://schemas.microsoft.com/office/word/2010/wordprocessingInk" xmlns:wne="http://schemas.microsoft.com/office/word/2006/wordml" xmlns:wps="http://schemas.microsoft.com/office/word/2010/wordprocessingShape" mc:Ignorable="w14 w15 w16se w16cid w16 w16cex w16sdtdh w16sdtfl w16du wp14">
+<w:document xmlns:wpc="http://schemas.microsoft.com/office/word/2010/wordprocessingCanvas" xmlns:cx="http://schemas.microsoft.com/office/drawing/2014/chartex" xmlns:cx1="http://schemas.microsoft.com/office/drawing/2015/9/8/chartex" xmlns:cx2="http://schemas.microsoft.com/office/drawing/2015/10/21/chartex" xmlns:cx3="http://schemas.microsoft.com/office/drawing/2016/5/9/chartex" xmlns:cx4="http://schemas.microsoft.com/office/drawing/2016/5/10/chartex" xmlns:cx5="http://schemas.microsoft.com/office/drawing/2016/5/11/chartex" xmlns:cx6="http://schemas.microsoft.com/office/drawing/2016/5/12/chartex" xmlns:cx7="http://schemas.microsoft.com/office/drawing/2016/5/13/chartex" xmlns:cx8="http://schemas.microsoft.com/office/drawing/2016/5/14/chartex" xmlns:mc="http://schemas.openxmlformats.org/markup-compatibility/2006" xmlns:aink="http://schemas.microsoft.com/office/drawing/2016/ink" xmlns:am3d="http://schemas.microsoft.com/office/drawing/2017/model3d" xmlns:o="urn:schemas-microsoft-com:office:office" xmlns:oel="http://schemas.microsoft.com/office/2019/extlst" xmlns:r="http://schemas.openxmlformats.org/officeDocument/2006/relationships" xmlns:m="http://schemas.openxmlformats.org/officeDocument/2006/math" xmlns:v="urn:schemas-microsoft-com:vml" xmlns:wp14="http://schemas.microsoft.com/office/word/2010/wordprocessingDrawing" xmlns:wp="http://schemas.openxmlformats.org/drawingml/2006/wordprocessingDrawing" xmlns:w10="urn:schemas-microsoft-com:office:word" xmlns:w="http://schemas.openxmlformats.org/wordprocessingml/2006/main" xmlns:w14="http://schemas.microsoft.com/office/word/2010/wordml" xmlns:w15="http://schemas.microsoft.com/office/word/2012/wordml" xmlns:w16cex="http://schemas.microsoft.com/office/word/2018/wordml/cex" xmlns:w16cid="http://schemas.microsoft.com/office/word/2016/wordml/cid" xmlns:w16="http://schemas.microsoft.com/office/word/2018/wordml" xmlns:w16sdtdh="http://schemas.microsoft.com/office/word/2020/wordml/sdtdatahash" xmlns:w16se="http://schemas.microsoft.com/office/word/2015/wordml/symex" xmlns:wpg="http://schemas.microsoft.com/office/word/2010/wordprocessingGroup" xmlns:wpi="http://schemas.microsoft.com/office/word/2010/wordprocessingInk" xmlns:wne="http://schemas.microsoft.com/office/word/2006/wordml" xmlns:wps="http://schemas.microsoft.com/office/word/2010/wordprocessingShape" mc:Ignorable="w14 w15 w16se w16cid w16 w16cex w16sdtdh wp14">
   <w:body>
     <w:p>
       <w:pPr>
@@ -205,7 +205,7 @@
                     </pic:cNvPicPr>
                   </pic:nvPicPr>
                   <pic:blipFill>
-                    <a:blip r:embed="rId6">
+                    <a:blip r:embed="rId8">
                       <a:extLst>
                         <a:ext uri="{28A0092B-C50C-407E-A947-70E740481C1C}">
                           <a14:useLocalDpi xmlns:a14="http://schemas.microsoft.com/office/drawing/2010/main" val="0"/>
@@ -1242,7 +1242,7 @@
     </w:p>
     <w:p>
       <w:pPr>
-        <w:spacing w:line="480" w:lineRule="auto"/>
+        <w:spacing w:line="360" w:lineRule="auto"/>
         <w:jc w:val="both"/>
         <w:rPr>
           <w:rFonts w:ascii="Arial" w:hAnsi="Arial" w:cs="Arial"/>
@@ -1259,7 +1259,47 @@
           <w:lang w:val="es-ES"/>
         </w:rPr>
         <w:lastRenderedPageBreak/>
-        <w:t xml:space="preserve">Araujo, Jorge. Acurero, Cesar. Montiel, Gabriel. Aplicación educativa gamificada para potenciar el rendimiento académico </w:t>
+        <w:t xml:space="preserve">Araujo, Jorge. </w:t>
+      </w:r>
+      <w:proofErr w:type="spellStart"/>
+      <w:r>
+        <w:rPr>
+          <w:rFonts w:ascii="Arial" w:hAnsi="Arial" w:cs="Arial"/>
+          <w:b/>
+          <w:bCs/>
+          <w:lang w:val="es-ES"/>
+        </w:rPr>
+        <w:t>Acurero</w:t>
+      </w:r>
+      <w:proofErr w:type="spellEnd"/>
+      <w:r>
+        <w:rPr>
+          <w:rFonts w:ascii="Arial" w:hAnsi="Arial" w:cs="Arial"/>
+          <w:b/>
+          <w:bCs/>
+          <w:lang w:val="es-ES"/>
+        </w:rPr>
+        <w:t xml:space="preserve">, Cesar. Montiel, Gabriel. Aplicación educativa </w:t>
+      </w:r>
+      <w:proofErr w:type="spellStart"/>
+      <w:r>
+        <w:rPr>
+          <w:rFonts w:ascii="Arial" w:hAnsi="Arial" w:cs="Arial"/>
+          <w:b/>
+          <w:bCs/>
+          <w:lang w:val="es-ES"/>
+        </w:rPr>
+        <w:t>gamificada</w:t>
+      </w:r>
+      <w:proofErr w:type="spellEnd"/>
+      <w:r>
+        <w:rPr>
+          <w:rFonts w:ascii="Arial" w:hAnsi="Arial" w:cs="Arial"/>
+          <w:b/>
+          <w:bCs/>
+          <w:lang w:val="es-ES"/>
+        </w:rPr>
+        <w:t xml:space="preserve"> para potenciar el rendimiento académico </w:t>
       </w:r>
       <w:r>
         <w:rPr>
@@ -1286,7 +1326,7 @@
           <w:bCs/>
           <w:lang w:val="es-ES"/>
         </w:rPr>
-        <w:t>v</w:t>
+        <w:t>V</w:t>
       </w:r>
       <w:r>
         <w:rPr>
@@ -1300,12 +1340,283 @@
     </w:p>
     <w:p>
       <w:pPr>
-        <w:spacing w:line="480" w:lineRule="auto"/>
-        <w:jc w:val="both"/>
-        <w:rPr>
-          <w:rFonts w:ascii="Arial" w:hAnsi="Arial" w:cs="Arial"/>
-          <w:b/>
-          <w:bCs/>
+        <w:spacing w:line="360" w:lineRule="auto"/>
+        <w:jc w:val="center"/>
+        <w:rPr>
+          <w:rFonts w:ascii="Arial" w:hAnsi="Arial" w:cs="Arial"/>
+          <w:b/>
+          <w:bCs/>
+          <w:lang w:val="es-ES"/>
+        </w:rPr>
+      </w:pPr>
+      <w:r>
+        <w:rPr>
+          <w:rFonts w:ascii="Arial" w:hAnsi="Arial" w:cs="Arial"/>
+          <w:b/>
+          <w:bCs/>
+          <w:lang w:val="es-ES"/>
+        </w:rPr>
+        <w:t>RESUMEN</w:t>
+      </w:r>
+    </w:p>
+    <w:p>
+      <w:pPr>
+        <w:spacing w:line="360" w:lineRule="auto"/>
+        <w:jc w:val="both"/>
+        <w:rPr>
+          <w:rFonts w:ascii="Arial" w:hAnsi="Arial" w:cs="Arial"/>
+          <w:lang w:val="es-ES"/>
+        </w:rPr>
+      </w:pPr>
+      <w:r>
+        <w:rPr>
+          <w:rFonts w:ascii="Arial" w:hAnsi="Arial" w:cs="Arial"/>
+          <w:lang w:val="es-ES"/>
+        </w:rPr>
+        <w:t xml:space="preserve">La presente investigación tiene como objetivo desarrollar una aplicación educativa </w:t>
+      </w:r>
+      <w:proofErr w:type="spellStart"/>
+      <w:r>
+        <w:rPr>
+          <w:rFonts w:ascii="Arial" w:hAnsi="Arial" w:cs="Arial"/>
+          <w:lang w:val="es-ES"/>
+        </w:rPr>
+        <w:t>gamificada</w:t>
+      </w:r>
+      <w:proofErr w:type="spellEnd"/>
+      <w:r>
+        <w:rPr>
+          <w:rFonts w:ascii="Arial" w:hAnsi="Arial" w:cs="Arial"/>
+          <w:lang w:val="es-ES"/>
+        </w:rPr>
+        <w:t xml:space="preserve"> para potenciar el rendimiento académico de los estudiantes de bachillerato en </w:t>
+      </w:r>
+      <w:r>
+        <w:rPr>
+          <w:rFonts w:ascii="Arial" w:hAnsi="Arial" w:cs="Arial"/>
+          <w:lang w:val="es-ES"/>
+        </w:rPr>
+        <w:t xml:space="preserve">Venezuela, basándose en las teorías de </w:t>
+      </w:r>
+      <w:proofErr w:type="spellStart"/>
+      <w:r>
+        <w:rPr>
+          <w:rFonts w:ascii="Arial" w:hAnsi="Arial" w:cs="Arial"/>
+          <w:lang w:val="es-ES"/>
+        </w:rPr>
+        <w:t>Deci</w:t>
+      </w:r>
+      <w:proofErr w:type="spellEnd"/>
+      <w:r>
+        <w:rPr>
+          <w:rFonts w:ascii="Arial" w:hAnsi="Arial" w:cs="Arial"/>
+          <w:lang w:val="es-ES"/>
+        </w:rPr>
+        <w:t xml:space="preserve"> y Ryan (1980), </w:t>
+      </w:r>
+      <w:r>
+        <w:rPr>
+          <w:rFonts w:ascii="Arial" w:hAnsi="Arial" w:cs="Arial"/>
+          <w:lang w:val="es-ES"/>
+        </w:rPr>
+        <w:t>Vygotski (</w:t>
+      </w:r>
+      <w:r>
+        <w:rPr>
+          <w:rFonts w:ascii="Arial" w:hAnsi="Arial" w:cs="Arial"/>
+          <w:lang w:val="es-ES"/>
+        </w:rPr>
+        <w:t>1978</w:t>
+      </w:r>
+      <w:r>
+        <w:rPr>
+          <w:rFonts w:ascii="Arial" w:hAnsi="Arial" w:cs="Arial"/>
+          <w:lang w:val="es-ES"/>
+        </w:rPr>
+        <w:t xml:space="preserve">) y </w:t>
+      </w:r>
+      <w:r>
+        <w:rPr>
+          <w:rFonts w:ascii="Arial" w:hAnsi="Arial" w:cs="Arial"/>
+          <w:lang w:val="es-ES"/>
+        </w:rPr>
+        <w:t>Borras (2015)</w:t>
+      </w:r>
+      <w:r>
+        <w:rPr>
+          <w:rFonts w:ascii="Arial" w:hAnsi="Arial" w:cs="Arial"/>
+          <w:lang w:val="es-ES"/>
+        </w:rPr>
+        <w:t>. La investigación es de tipo proyectiva, descriptiva y de campo. De la misma manera, se aplic</w:t>
+      </w:r>
+      <w:r>
+        <w:rPr>
+          <w:rFonts w:ascii="Arial" w:hAnsi="Arial" w:cs="Arial"/>
+          <w:lang w:val="es-ES"/>
+        </w:rPr>
+        <w:t xml:space="preserve">ó un cuestionario como técnica de recolección de datos dirigido a estudiantes de bachillerato. Las </w:t>
+      </w:r>
+      <w:r>
+        <w:rPr>
+          <w:rFonts w:ascii="Arial" w:hAnsi="Arial" w:cs="Arial"/>
+          <w:lang w:val="es-ES"/>
+        </w:rPr>
+        <w:t>f</w:t>
+      </w:r>
+      <w:r>
+        <w:rPr>
+          <w:rFonts w:ascii="Arial" w:hAnsi="Arial" w:cs="Arial"/>
+          <w:lang w:val="es-ES"/>
+        </w:rPr>
+        <w:t xml:space="preserve">ases metodológicas están descritas </w:t>
+      </w:r>
+      <w:r>
+        <w:rPr>
+          <w:rFonts w:ascii="Arial" w:hAnsi="Arial" w:cs="Arial"/>
+          <w:lang w:val="es-ES"/>
+        </w:rPr>
+        <w:t>por Roger Pressman (2010)</w:t>
+      </w:r>
+      <w:r>
+        <w:rPr>
+          <w:rFonts w:ascii="Arial" w:hAnsi="Arial" w:cs="Arial"/>
+          <w:lang w:val="es-ES"/>
+        </w:rPr>
+        <w:t xml:space="preserve"> y se divide en 5 fases: Comunicación, planeación, modelado, construcción y despliegue.</w:t>
+      </w:r>
+      <w:r>
+        <w:rPr>
+          <w:rFonts w:ascii="Arial" w:hAnsi="Arial" w:cs="Arial"/>
+          <w:lang w:val="es-ES"/>
+        </w:rPr>
+        <w:t xml:space="preserve"> Se utilizo Python como lenguaje de programación junto con la librería </w:t>
+      </w:r>
+      <w:proofErr w:type="spellStart"/>
+      <w:r>
+        <w:rPr>
+          <w:rFonts w:ascii="Arial" w:hAnsi="Arial" w:cs="Arial"/>
+          <w:lang w:val="es-ES"/>
+        </w:rPr>
+        <w:t>Fle</w:t>
+      </w:r>
+      <w:r>
+        <w:rPr>
+          <w:rFonts w:ascii="Arial" w:hAnsi="Arial" w:cs="Arial"/>
+          <w:lang w:val="es-ES"/>
+        </w:rPr>
+        <w:t>t</w:t>
+      </w:r>
+      <w:proofErr w:type="spellEnd"/>
+      <w:r>
+        <w:rPr>
+          <w:rFonts w:ascii="Arial" w:hAnsi="Arial" w:cs="Arial"/>
+          <w:lang w:val="es-ES"/>
+        </w:rPr>
+        <w:t xml:space="preserve"> para la interfaz gráfica y SQLite para la creación y gestión de la base de datos. El resultado</w:t>
+      </w:r>
+    </w:p>
+    <w:p>
+      <w:pPr>
+        <w:spacing w:line="360" w:lineRule="auto"/>
+        <w:jc w:val="both"/>
+        <w:rPr>
+          <w:rFonts w:ascii="Arial" w:hAnsi="Arial" w:cs="Arial"/>
+          <w:lang w:val="es-ES"/>
+        </w:rPr>
+      </w:pPr>
+    </w:p>
+    <w:p>
+      <w:pPr>
+        <w:spacing w:line="360" w:lineRule="auto"/>
+        <w:jc w:val="both"/>
+        <w:rPr>
+          <w:rFonts w:ascii="Arial" w:hAnsi="Arial" w:cs="Arial"/>
+          <w:lang w:val="es-ES"/>
+        </w:rPr>
+      </w:pPr>
+      <w:r>
+        <w:rPr>
+          <w:rFonts w:ascii="Arial" w:hAnsi="Arial" w:cs="Arial"/>
+          <w:b/>
+          <w:bCs/>
+          <w:lang w:val="es-ES"/>
+        </w:rPr>
+        <w:t xml:space="preserve">Palabras clave: </w:t>
+      </w:r>
+      <w:r>
+        <w:rPr>
+          <w:rFonts w:ascii="Arial" w:hAnsi="Arial" w:cs="Arial"/>
+          <w:lang w:val="es-ES"/>
+        </w:rPr>
+        <w:t>Aplicación educativa, gamificación, rendimiento académico.</w:t>
+      </w:r>
+    </w:p>
+    <w:p>
+      <w:pPr>
+        <w:spacing w:line="360" w:lineRule="auto"/>
+        <w:jc w:val="both"/>
+        <w:rPr>
+          <w:rFonts w:ascii="Arial" w:hAnsi="Arial" w:cs="Arial"/>
+          <w:lang w:val="es-ES"/>
+        </w:rPr>
+      </w:pPr>
+    </w:p>
+    <w:p>
+      <w:pPr>
+        <w:spacing w:line="360" w:lineRule="auto"/>
+        <w:jc w:val="both"/>
+        <w:rPr>
+          <w:rFonts w:ascii="Arial" w:hAnsi="Arial" w:cs="Arial"/>
+          <w:lang w:val="es-ES"/>
+        </w:rPr>
+      </w:pPr>
+    </w:p>
+    <w:p>
+      <w:pPr>
+        <w:spacing w:line="360" w:lineRule="auto"/>
+        <w:jc w:val="both"/>
+        <w:rPr>
+          <w:rFonts w:ascii="Arial" w:hAnsi="Arial" w:cs="Arial"/>
+          <w:lang w:val="es-ES"/>
+        </w:rPr>
+      </w:pPr>
+    </w:p>
+    <w:p>
+      <w:pPr>
+        <w:spacing w:line="360" w:lineRule="auto"/>
+        <w:jc w:val="both"/>
+        <w:rPr>
+          <w:rFonts w:ascii="Arial" w:hAnsi="Arial" w:cs="Arial"/>
+          <w:lang w:val="es-ES"/>
+        </w:rPr>
+      </w:pPr>
+    </w:p>
+    <w:p>
+      <w:pPr>
+        <w:spacing w:line="360" w:lineRule="auto"/>
+        <w:jc w:val="both"/>
+        <w:rPr>
+          <w:rFonts w:ascii="Arial" w:hAnsi="Arial" w:cs="Arial"/>
+          <w:lang w:val="es-ES"/>
+        </w:rPr>
+      </w:pPr>
+    </w:p>
+    <w:p>
+      <w:pPr>
+        <w:spacing w:line="360" w:lineRule="auto"/>
+        <w:jc w:val="both"/>
+        <w:rPr>
+          <w:rFonts w:ascii="Arial" w:hAnsi="Arial" w:cs="Arial"/>
+          <w:lang w:val="es-ES"/>
+        </w:rPr>
+      </w:pPr>
+    </w:p>
+    <w:p>
+      <w:pPr>
+        <w:spacing w:line="360" w:lineRule="auto"/>
+        <w:jc w:val="both"/>
+        <w:rPr>
+          <w:rFonts w:ascii="Arial" w:hAnsi="Arial" w:cs="Arial"/>
           <w:lang w:val="es-ES"/>
         </w:rPr>
       </w:pPr>
@@ -1328,97 +1639,992 @@
           <w:bCs/>
           <w:lang w:val="es-ES"/>
         </w:rPr>
+        <w:lastRenderedPageBreak/>
+        <w:t>ÍNDICE GENERAL</w:t>
+      </w:r>
+    </w:p>
+    <w:p>
+      <w:pPr>
+        <w:spacing w:line="360" w:lineRule="auto"/>
+        <w:jc w:val="both"/>
+        <w:rPr>
+          <w:rFonts w:ascii="Arial" w:hAnsi="Arial" w:cs="Arial"/>
+          <w:b/>
+          <w:bCs/>
+          <w:lang w:val="es-ES"/>
+        </w:rPr>
+      </w:pPr>
+      <w:r>
+        <w:rPr>
+          <w:rFonts w:ascii="Arial" w:hAnsi="Arial" w:cs="Arial"/>
+          <w:b/>
+          <w:bCs/>
+          <w:lang w:val="es-ES"/>
+        </w:rPr>
+        <w:t>VEREDICTO</w:t>
+      </w:r>
+    </w:p>
+    <w:p>
+      <w:pPr>
+        <w:spacing w:line="360" w:lineRule="auto"/>
+        <w:jc w:val="both"/>
+        <w:rPr>
+          <w:rFonts w:ascii="Arial" w:hAnsi="Arial" w:cs="Arial"/>
+          <w:b/>
+          <w:bCs/>
+          <w:lang w:val="es-ES"/>
+        </w:rPr>
+      </w:pPr>
+      <w:r>
+        <w:rPr>
+          <w:rFonts w:ascii="Arial" w:hAnsi="Arial" w:cs="Arial"/>
+          <w:b/>
+          <w:bCs/>
+          <w:lang w:val="es-ES"/>
+        </w:rPr>
+        <w:t>DEDICATORIA</w:t>
+      </w:r>
+    </w:p>
+    <w:p>
+      <w:pPr>
+        <w:spacing w:line="360" w:lineRule="auto"/>
+        <w:jc w:val="both"/>
+        <w:rPr>
+          <w:rFonts w:ascii="Arial" w:hAnsi="Arial" w:cs="Arial"/>
+          <w:b/>
+          <w:bCs/>
+          <w:lang w:val="es-ES"/>
+        </w:rPr>
+      </w:pPr>
+      <w:r>
+        <w:rPr>
+          <w:rFonts w:ascii="Arial" w:hAnsi="Arial" w:cs="Arial"/>
+          <w:b/>
+          <w:bCs/>
+          <w:lang w:val="es-ES"/>
+        </w:rPr>
+        <w:t>AGRADECIMIENTOS</w:t>
+      </w:r>
+    </w:p>
+    <w:p>
+      <w:pPr>
+        <w:spacing w:line="360" w:lineRule="auto"/>
+        <w:jc w:val="both"/>
+        <w:rPr>
+          <w:rFonts w:ascii="Arial" w:hAnsi="Arial" w:cs="Arial"/>
+          <w:b/>
+          <w:bCs/>
+          <w:lang w:val="es-ES"/>
+        </w:rPr>
+      </w:pPr>
+      <w:r>
+        <w:rPr>
+          <w:rFonts w:ascii="Arial" w:hAnsi="Arial" w:cs="Arial"/>
+          <w:b/>
+          <w:bCs/>
+          <w:lang w:val="es-ES"/>
+        </w:rPr>
         <w:t>RESUMEN</w:t>
       </w:r>
     </w:p>
     <w:p>
       <w:pPr>
-        <w:spacing w:line="480" w:lineRule="auto"/>
-        <w:jc w:val="center"/>
-        <w:rPr>
-          <w:rFonts w:ascii="Arial" w:hAnsi="Arial" w:cs="Arial"/>
-          <w:b/>
-          <w:bCs/>
-          <w:lang w:val="es-ES"/>
-        </w:rPr>
-      </w:pPr>
-    </w:p>
-    <w:p>
-      <w:pPr>
-        <w:spacing w:line="480" w:lineRule="auto"/>
-        <w:rPr>
-          <w:rFonts w:ascii="Arial" w:hAnsi="Arial" w:cs="Arial"/>
-          <w:lang w:val="es-ES"/>
-        </w:rPr>
-      </w:pPr>
-      <w:r>
-        <w:rPr>
-          <w:rFonts w:ascii="Arial" w:hAnsi="Arial" w:cs="Arial"/>
-          <w:lang w:val="es-ES"/>
-        </w:rPr>
-        <w:t xml:space="preserve">La presente investigación tiene como objetivo desarrollar una aplicación educativa gamificada para potenciar el rendimiento académico de los estudiantes de bachillerato en </w:t>
-      </w:r>
-      <w:r>
-        <w:rPr>
-          <w:rFonts w:ascii="Arial" w:hAnsi="Arial" w:cs="Arial"/>
-          <w:lang w:val="es-ES"/>
-        </w:rPr>
-        <w:t xml:space="preserve">Venezuela, basándose en las teorías de </w:t>
-      </w:r>
-      <w:r>
-        <w:rPr>
-          <w:rFonts w:ascii="Arial" w:hAnsi="Arial" w:cs="Arial"/>
-          <w:lang w:val="es-ES"/>
-        </w:rPr>
-        <w:t xml:space="preserve">Deci y Ryan (1980), </w:t>
-      </w:r>
-      <w:r>
-        <w:rPr>
-          <w:rFonts w:ascii="Arial" w:hAnsi="Arial" w:cs="Arial"/>
-          <w:lang w:val="es-ES"/>
-        </w:rPr>
-        <w:t>Vygotski (</w:t>
-      </w:r>
-      <w:r>
-        <w:rPr>
-          <w:rFonts w:ascii="Arial" w:hAnsi="Arial" w:cs="Arial"/>
-          <w:lang w:val="es-ES"/>
-        </w:rPr>
-        <w:t>1978</w:t>
-      </w:r>
-      <w:r>
-        <w:rPr>
-          <w:rFonts w:ascii="Arial" w:hAnsi="Arial" w:cs="Arial"/>
-          <w:lang w:val="es-ES"/>
-        </w:rPr>
-        <w:t xml:space="preserve">) y </w:t>
-      </w:r>
-      <w:r>
-        <w:rPr>
-          <w:rFonts w:ascii="Arial" w:hAnsi="Arial" w:cs="Arial"/>
-          <w:lang w:val="es-ES"/>
-        </w:rPr>
-        <w:t>Borras (2015)</w:t>
-      </w:r>
-      <w:r>
-        <w:rPr>
-          <w:rFonts w:ascii="Arial" w:hAnsi="Arial" w:cs="Arial"/>
-          <w:lang w:val="es-ES"/>
-        </w:rPr>
-        <w:t>. La investigación es de tipo proyectiva, descriptiva y de campo. De la misma manera, se aplicaron técnicas de recoleccion</w:t>
-      </w:r>
-    </w:p>
-    <w:p>
-      <w:pPr>
-        <w:spacing w:line="480" w:lineRule="auto"/>
-        <w:jc w:val="both"/>
-        <w:rPr>
-          <w:rFonts w:ascii="Arial" w:hAnsi="Arial" w:cs="Arial"/>
-          <w:b/>
-          <w:bCs/>
-          <w:lang w:val="es-ES"/>
-        </w:rPr>
-      </w:pPr>
+        <w:spacing w:line="360" w:lineRule="auto"/>
+        <w:jc w:val="both"/>
+        <w:rPr>
+          <w:rFonts w:ascii="Arial" w:hAnsi="Arial" w:cs="Arial"/>
+          <w:b/>
+          <w:bCs/>
+          <w:lang w:val="es-ES"/>
+        </w:rPr>
+      </w:pPr>
+      <w:r>
+        <w:rPr>
+          <w:rFonts w:ascii="Arial" w:hAnsi="Arial" w:cs="Arial"/>
+          <w:b/>
+          <w:bCs/>
+          <w:lang w:val="es-ES"/>
+        </w:rPr>
+        <w:t>ABSTRACT</w:t>
+      </w:r>
+    </w:p>
+    <w:p>
+      <w:pPr>
+        <w:spacing w:line="360" w:lineRule="auto"/>
+        <w:jc w:val="both"/>
+        <w:rPr>
+          <w:rFonts w:ascii="Arial" w:hAnsi="Arial" w:cs="Arial"/>
+          <w:b/>
+          <w:bCs/>
+          <w:lang w:val="es-ES"/>
+        </w:rPr>
+      </w:pPr>
+      <w:r>
+        <w:rPr>
+          <w:rFonts w:ascii="Arial" w:hAnsi="Arial" w:cs="Arial"/>
+          <w:b/>
+          <w:bCs/>
+          <w:lang w:val="es-ES"/>
+        </w:rPr>
+        <w:t>INDICE GENERAL</w:t>
+      </w:r>
+    </w:p>
+    <w:p>
+      <w:pPr>
+        <w:spacing w:line="360" w:lineRule="auto"/>
+        <w:jc w:val="both"/>
+        <w:rPr>
+          <w:rFonts w:ascii="Arial" w:hAnsi="Arial" w:cs="Arial"/>
+          <w:b/>
+          <w:bCs/>
+          <w:lang w:val="es-ES"/>
+        </w:rPr>
+      </w:pPr>
+      <w:r>
+        <w:rPr>
+          <w:rFonts w:ascii="Arial" w:hAnsi="Arial" w:cs="Arial"/>
+          <w:b/>
+          <w:bCs/>
+          <w:lang w:val="es-ES"/>
+        </w:rPr>
+        <w:t>INTRODUCCION</w:t>
+      </w:r>
+    </w:p>
+    <w:p>
+      <w:pPr>
+        <w:spacing w:line="360" w:lineRule="auto"/>
+        <w:jc w:val="both"/>
+        <w:rPr>
+          <w:rFonts w:ascii="Arial" w:hAnsi="Arial" w:cs="Arial"/>
+          <w:b/>
+          <w:bCs/>
+          <w:lang w:val="es-ES"/>
+        </w:rPr>
+      </w:pPr>
+      <w:r>
+        <w:rPr>
+          <w:rFonts w:ascii="Arial" w:hAnsi="Arial" w:cs="Arial"/>
+          <w:b/>
+          <w:bCs/>
+          <w:lang w:val="es-ES"/>
+        </w:rPr>
+        <w:t>CAPÍTULO I. EL PROBLEMA</w:t>
+      </w:r>
+    </w:p>
+    <w:p>
+      <w:pPr>
+        <w:pStyle w:val="Prrafodelista"/>
+        <w:numPr>
+          <w:ilvl w:val="0"/>
+          <w:numId w:val="4"/>
+        </w:numPr>
+        <w:spacing w:line="360" w:lineRule="auto"/>
+        <w:jc w:val="both"/>
+        <w:rPr>
+          <w:rFonts w:ascii="Arial" w:hAnsi="Arial" w:cs="Arial"/>
+          <w:b/>
+          <w:bCs/>
+          <w:lang w:val="es-ES"/>
+        </w:rPr>
+      </w:pPr>
+      <w:r>
+        <w:rPr>
+          <w:rFonts w:ascii="Arial" w:hAnsi="Arial" w:cs="Arial"/>
+          <w:lang w:val="es-ES"/>
+        </w:rPr>
+        <w:t>DESCRIPCIÓN DE LA SITUACIÓN OBJETO DE ESTUDIO</w:t>
+      </w:r>
+    </w:p>
+    <w:p>
+      <w:pPr>
+        <w:pStyle w:val="Prrafodelista"/>
+        <w:numPr>
+          <w:ilvl w:val="1"/>
+          <w:numId w:val="5"/>
+        </w:numPr>
+        <w:spacing w:line="360" w:lineRule="auto"/>
+        <w:jc w:val="both"/>
+        <w:rPr>
+          <w:rFonts w:ascii="Arial" w:hAnsi="Arial" w:cs="Arial"/>
+          <w:b/>
+          <w:bCs/>
+          <w:lang w:val="es-ES"/>
+        </w:rPr>
+      </w:pPr>
+      <w:r>
+        <w:rPr>
+          <w:rFonts w:ascii="Arial" w:hAnsi="Arial" w:cs="Arial"/>
+          <w:lang w:val="es-ES"/>
+        </w:rPr>
+        <w:t xml:space="preserve">  </w:t>
+      </w:r>
+      <w:r>
+        <w:rPr>
+          <w:rFonts w:ascii="Arial" w:hAnsi="Arial" w:cs="Arial"/>
+          <w:lang w:val="es-ES"/>
+        </w:rPr>
+        <w:t>FORMULACIÓN DEL PROBLEMA</w:t>
+      </w:r>
+    </w:p>
+    <w:p>
+      <w:pPr>
+        <w:pStyle w:val="Prrafodelista"/>
+        <w:numPr>
+          <w:ilvl w:val="0"/>
+          <w:numId w:val="4"/>
+        </w:numPr>
+        <w:spacing w:line="360" w:lineRule="auto"/>
+        <w:jc w:val="both"/>
+        <w:rPr>
+          <w:rFonts w:ascii="Arial" w:hAnsi="Arial" w:cs="Arial"/>
+          <w:b/>
+          <w:bCs/>
+          <w:lang w:val="es-ES"/>
+        </w:rPr>
+      </w:pPr>
+      <w:r>
+        <w:rPr>
+          <w:rFonts w:ascii="Arial" w:hAnsi="Arial" w:cs="Arial"/>
+          <w:lang w:val="es-ES"/>
+        </w:rPr>
+        <w:t>OBJETIVOS DE LA INVESTIGACIÓN</w:t>
+      </w:r>
+    </w:p>
+    <w:p>
+      <w:pPr>
+        <w:pStyle w:val="Prrafodelista"/>
+        <w:spacing w:line="360" w:lineRule="auto"/>
+        <w:jc w:val="both"/>
+        <w:rPr>
+          <w:rFonts w:ascii="Arial" w:hAnsi="Arial" w:cs="Arial"/>
+          <w:lang w:val="es-ES"/>
+        </w:rPr>
+      </w:pPr>
+      <w:r>
+        <w:rPr>
+          <w:rFonts w:ascii="Arial" w:hAnsi="Arial" w:cs="Arial"/>
+          <w:lang w:val="es-ES"/>
+        </w:rPr>
+        <w:t>2.1   OBJETIVO GENERAL</w:t>
+      </w:r>
+    </w:p>
+    <w:p>
+      <w:pPr>
+        <w:pStyle w:val="Prrafodelista"/>
+        <w:numPr>
+          <w:ilvl w:val="1"/>
+          <w:numId w:val="7"/>
+        </w:numPr>
+        <w:spacing w:line="360" w:lineRule="auto"/>
+        <w:jc w:val="both"/>
+        <w:rPr>
+          <w:rFonts w:ascii="Arial" w:hAnsi="Arial" w:cs="Arial"/>
+          <w:lang w:val="es-ES"/>
+        </w:rPr>
+      </w:pPr>
+      <w:r>
+        <w:rPr>
+          <w:rFonts w:ascii="Arial" w:hAnsi="Arial" w:cs="Arial"/>
+          <w:lang w:val="es-ES"/>
+        </w:rPr>
+        <w:t xml:space="preserve">  OBJETIVOS ESPECÍFICOS</w:t>
+      </w:r>
+    </w:p>
+    <w:p>
+      <w:pPr>
+        <w:pStyle w:val="Prrafodelista"/>
+        <w:numPr>
+          <w:ilvl w:val="0"/>
+          <w:numId w:val="4"/>
+        </w:numPr>
+        <w:spacing w:line="360" w:lineRule="auto"/>
+        <w:jc w:val="both"/>
+        <w:rPr>
+          <w:rFonts w:ascii="Arial" w:hAnsi="Arial" w:cs="Arial"/>
+          <w:lang w:val="es-ES"/>
+        </w:rPr>
+      </w:pPr>
+      <w:r>
+        <w:rPr>
+          <w:rFonts w:ascii="Arial" w:hAnsi="Arial" w:cs="Arial"/>
+          <w:lang w:val="es-ES"/>
+        </w:rPr>
+        <w:t>JUSTIFICACIÓN DE LA INVESTIGACIÓN</w:t>
+      </w:r>
+    </w:p>
+    <w:p>
+      <w:pPr>
+        <w:pStyle w:val="Prrafodelista"/>
+        <w:numPr>
+          <w:ilvl w:val="0"/>
+          <w:numId w:val="4"/>
+        </w:numPr>
+        <w:spacing w:line="360" w:lineRule="auto"/>
+        <w:jc w:val="both"/>
+        <w:rPr>
+          <w:rFonts w:ascii="Arial" w:hAnsi="Arial" w:cs="Arial"/>
+          <w:lang w:val="es-ES"/>
+        </w:rPr>
+      </w:pPr>
+      <w:r>
+        <w:rPr>
+          <w:rFonts w:ascii="Arial" w:hAnsi="Arial" w:cs="Arial"/>
+          <w:lang w:val="es-ES"/>
+        </w:rPr>
+        <w:t>DELIMITACIÓN DE LA INVESTIGACIÓN</w:t>
+      </w:r>
+    </w:p>
+    <w:p>
+      <w:pPr>
+        <w:spacing w:line="360" w:lineRule="auto"/>
+        <w:jc w:val="both"/>
+        <w:rPr>
+          <w:rFonts w:ascii="Arial" w:hAnsi="Arial" w:cs="Arial"/>
+          <w:b/>
+          <w:bCs/>
+          <w:lang w:val="es-ES"/>
+        </w:rPr>
+      </w:pPr>
+      <w:r>
+        <w:rPr>
+          <w:rFonts w:ascii="Arial" w:hAnsi="Arial" w:cs="Arial"/>
+          <w:b/>
+          <w:bCs/>
+          <w:lang w:val="es-ES"/>
+        </w:rPr>
+        <w:t>CAPÍTULO II. MARCO TEORICÓ</w:t>
+      </w:r>
+    </w:p>
+    <w:p>
+      <w:pPr>
+        <w:pStyle w:val="Prrafodelista"/>
+        <w:numPr>
+          <w:ilvl w:val="0"/>
+          <w:numId w:val="9"/>
+        </w:numPr>
+        <w:spacing w:line="360" w:lineRule="auto"/>
+        <w:jc w:val="both"/>
+        <w:rPr>
+          <w:rFonts w:ascii="Arial" w:hAnsi="Arial" w:cs="Arial"/>
+          <w:lang w:val="es-ES"/>
+        </w:rPr>
+      </w:pPr>
+      <w:r>
+        <w:rPr>
+          <w:rFonts w:ascii="Arial" w:hAnsi="Arial" w:cs="Arial"/>
+          <w:lang w:val="es-ES"/>
+        </w:rPr>
+        <w:t>ANTECEDENTES DE LA INVETIGACIÓN</w:t>
+      </w:r>
+    </w:p>
+    <w:p>
+      <w:pPr>
+        <w:pStyle w:val="Prrafodelista"/>
+        <w:numPr>
+          <w:ilvl w:val="0"/>
+          <w:numId w:val="9"/>
+        </w:numPr>
+        <w:spacing w:line="360" w:lineRule="auto"/>
+        <w:jc w:val="both"/>
+        <w:rPr>
+          <w:rFonts w:ascii="Arial" w:hAnsi="Arial" w:cs="Arial"/>
+          <w:lang w:val="es-ES"/>
+        </w:rPr>
+      </w:pPr>
+      <w:r>
+        <w:rPr>
+          <w:rFonts w:ascii="Arial" w:hAnsi="Arial" w:cs="Arial"/>
+          <w:lang w:val="es-ES"/>
+        </w:rPr>
+        <w:t>BASE TEÓRICA</w:t>
+      </w:r>
+    </w:p>
+    <w:p>
+      <w:pPr>
+        <w:pStyle w:val="Prrafodelista"/>
+        <w:numPr>
+          <w:ilvl w:val="0"/>
+          <w:numId w:val="9"/>
+        </w:numPr>
+        <w:spacing w:line="360" w:lineRule="auto"/>
+        <w:jc w:val="both"/>
+        <w:rPr>
+          <w:rFonts w:ascii="Arial" w:hAnsi="Arial" w:cs="Arial"/>
+          <w:lang w:val="es-ES"/>
+        </w:rPr>
+      </w:pPr>
+      <w:r>
+        <w:rPr>
+          <w:rFonts w:ascii="Arial" w:hAnsi="Arial" w:cs="Arial"/>
+          <w:lang w:val="es-ES"/>
+        </w:rPr>
+        <w:t>SISTEMAS DE VARIABLES</w:t>
+      </w:r>
+    </w:p>
+    <w:p>
+      <w:pPr>
+        <w:pStyle w:val="Prrafodelista"/>
+        <w:numPr>
+          <w:ilvl w:val="1"/>
+          <w:numId w:val="9"/>
+        </w:numPr>
+        <w:spacing w:line="360" w:lineRule="auto"/>
+        <w:jc w:val="both"/>
+        <w:rPr>
+          <w:rFonts w:ascii="Arial" w:hAnsi="Arial" w:cs="Arial"/>
+          <w:lang w:val="es-ES"/>
+        </w:rPr>
+      </w:pPr>
+      <w:r>
+        <w:rPr>
+          <w:rFonts w:ascii="Arial" w:hAnsi="Arial" w:cs="Arial"/>
+          <w:lang w:val="es-ES"/>
+        </w:rPr>
+        <w:t>DESCRIPCIÓN NOMINAL</w:t>
+      </w:r>
+    </w:p>
+    <w:p>
+      <w:pPr>
+        <w:pStyle w:val="Prrafodelista"/>
+        <w:numPr>
+          <w:ilvl w:val="1"/>
+          <w:numId w:val="9"/>
+        </w:numPr>
+        <w:spacing w:line="360" w:lineRule="auto"/>
+        <w:jc w:val="both"/>
+        <w:rPr>
+          <w:rFonts w:ascii="Arial" w:hAnsi="Arial" w:cs="Arial"/>
+          <w:lang w:val="es-ES"/>
+        </w:rPr>
+      </w:pPr>
+      <w:r>
+        <w:rPr>
+          <w:rFonts w:ascii="Arial" w:hAnsi="Arial" w:cs="Arial"/>
+          <w:lang w:val="es-ES"/>
+        </w:rPr>
+        <w:t>DESCRIPCIÓN CONCEPTUAL</w:t>
+      </w:r>
+    </w:p>
+    <w:p>
+      <w:pPr>
+        <w:pStyle w:val="Prrafodelista"/>
+        <w:numPr>
+          <w:ilvl w:val="1"/>
+          <w:numId w:val="9"/>
+        </w:numPr>
+        <w:spacing w:line="360" w:lineRule="auto"/>
+        <w:jc w:val="both"/>
+        <w:rPr>
+          <w:rFonts w:ascii="Arial" w:hAnsi="Arial" w:cs="Arial"/>
+          <w:lang w:val="es-ES"/>
+        </w:rPr>
+      </w:pPr>
+      <w:r>
+        <w:rPr>
+          <w:rFonts w:ascii="Arial" w:hAnsi="Arial" w:cs="Arial"/>
+          <w:lang w:val="es-ES"/>
+        </w:rPr>
+        <w:t>DESCRIPCION FUNCIONAL</w:t>
+      </w:r>
+    </w:p>
+    <w:p>
+      <w:pPr>
+        <w:spacing w:line="360" w:lineRule="auto"/>
+        <w:jc w:val="both"/>
+        <w:rPr>
+          <w:rFonts w:ascii="Arial" w:hAnsi="Arial" w:cs="Arial"/>
+          <w:b/>
+          <w:bCs/>
+          <w:lang w:val="es-ES"/>
+        </w:rPr>
+      </w:pPr>
+      <w:r>
+        <w:rPr>
+          <w:rFonts w:ascii="Arial" w:hAnsi="Arial" w:cs="Arial"/>
+          <w:b/>
+          <w:bCs/>
+          <w:lang w:val="es-ES"/>
+        </w:rPr>
+        <w:t xml:space="preserve">CAPÍTULO III. </w:t>
+      </w:r>
+      <w:r>
+        <w:rPr>
+          <w:rFonts w:ascii="Arial" w:hAnsi="Arial" w:cs="Arial"/>
+          <w:b/>
+          <w:bCs/>
+          <w:lang w:val="es-ES"/>
+        </w:rPr>
+        <w:t>MARCO METODOLÓGICO</w:t>
+      </w:r>
+    </w:p>
+    <w:p>
+      <w:pPr>
+        <w:pStyle w:val="Prrafodelista"/>
+        <w:numPr>
+          <w:ilvl w:val="0"/>
+          <w:numId w:val="10"/>
+        </w:numPr>
+        <w:spacing w:line="360" w:lineRule="auto"/>
+        <w:jc w:val="both"/>
+        <w:rPr>
+          <w:rFonts w:ascii="Arial" w:hAnsi="Arial" w:cs="Arial"/>
+          <w:lang w:val="es-ES"/>
+        </w:rPr>
+      </w:pPr>
+      <w:r>
+        <w:rPr>
+          <w:rFonts w:ascii="Arial" w:hAnsi="Arial" w:cs="Arial"/>
+          <w:lang w:val="es-ES"/>
+        </w:rPr>
+        <w:t>TIPO Y DISEÑO DE INVESTIGACIÓN</w:t>
+      </w:r>
+    </w:p>
+    <w:p>
+      <w:pPr>
+        <w:pStyle w:val="Prrafodelista"/>
+        <w:numPr>
+          <w:ilvl w:val="0"/>
+          <w:numId w:val="10"/>
+        </w:numPr>
+        <w:spacing w:line="360" w:lineRule="auto"/>
+        <w:jc w:val="both"/>
+        <w:rPr>
+          <w:rFonts w:ascii="Arial" w:hAnsi="Arial" w:cs="Arial"/>
+          <w:lang w:val="es-ES"/>
+        </w:rPr>
+      </w:pPr>
+      <w:r>
+        <w:rPr>
+          <w:rFonts w:ascii="Arial" w:hAnsi="Arial" w:cs="Arial"/>
+          <w:lang w:val="es-ES"/>
+        </w:rPr>
+        <w:lastRenderedPageBreak/>
+        <w:t>POBLACIÓN Y MUESTRA</w:t>
+      </w:r>
+    </w:p>
+    <w:p>
+      <w:pPr>
+        <w:pStyle w:val="Prrafodelista"/>
+        <w:numPr>
+          <w:ilvl w:val="0"/>
+          <w:numId w:val="10"/>
+        </w:numPr>
+        <w:spacing w:line="360" w:lineRule="auto"/>
+        <w:jc w:val="both"/>
+        <w:rPr>
+          <w:rFonts w:ascii="Arial" w:hAnsi="Arial" w:cs="Arial"/>
+          <w:lang w:val="es-ES"/>
+        </w:rPr>
+      </w:pPr>
+      <w:r>
+        <w:rPr>
+          <w:rFonts w:ascii="Arial" w:hAnsi="Arial" w:cs="Arial"/>
+          <w:lang w:val="es-ES"/>
+        </w:rPr>
+        <w:t>TÉCNICAS E INSTRUMENTOS DE RECOLECCIÓN DE DATOS</w:t>
+      </w:r>
+    </w:p>
+    <w:p>
+      <w:pPr>
+        <w:pStyle w:val="Prrafodelista"/>
+        <w:numPr>
+          <w:ilvl w:val="1"/>
+          <w:numId w:val="10"/>
+        </w:numPr>
+        <w:spacing w:line="360" w:lineRule="auto"/>
+        <w:jc w:val="both"/>
+        <w:rPr>
+          <w:rFonts w:ascii="Arial" w:hAnsi="Arial" w:cs="Arial"/>
+          <w:lang w:val="es-ES"/>
+        </w:rPr>
+      </w:pPr>
+      <w:r>
+        <w:rPr>
+          <w:rFonts w:ascii="Arial" w:hAnsi="Arial" w:cs="Arial"/>
+          <w:lang w:val="es-ES"/>
+        </w:rPr>
+        <w:t>ENCUESTA</w:t>
+      </w:r>
+    </w:p>
+    <w:p>
+      <w:pPr>
+        <w:pStyle w:val="Prrafodelista"/>
+        <w:numPr>
+          <w:ilvl w:val="1"/>
+          <w:numId w:val="10"/>
+        </w:numPr>
+        <w:spacing w:line="360" w:lineRule="auto"/>
+        <w:jc w:val="both"/>
+        <w:rPr>
+          <w:rFonts w:ascii="Arial" w:hAnsi="Arial" w:cs="Arial"/>
+          <w:lang w:val="es-ES"/>
+        </w:rPr>
+      </w:pPr>
+      <w:r>
+        <w:rPr>
+          <w:rFonts w:ascii="Arial" w:hAnsi="Arial" w:cs="Arial"/>
+          <w:lang w:val="es-ES"/>
+        </w:rPr>
+        <w:t>CUESTIONARIO</w:t>
+      </w:r>
+    </w:p>
+    <w:p>
+      <w:pPr>
+        <w:pStyle w:val="Prrafodelista"/>
+        <w:numPr>
+          <w:ilvl w:val="0"/>
+          <w:numId w:val="10"/>
+        </w:numPr>
+        <w:spacing w:line="360" w:lineRule="auto"/>
+        <w:jc w:val="both"/>
+        <w:rPr>
+          <w:rFonts w:ascii="Arial" w:hAnsi="Arial" w:cs="Arial"/>
+          <w:lang w:val="es-ES"/>
+        </w:rPr>
+      </w:pPr>
+      <w:r>
+        <w:rPr>
+          <w:rFonts w:ascii="Arial" w:hAnsi="Arial" w:cs="Arial"/>
+          <w:lang w:val="es-ES"/>
+        </w:rPr>
+        <w:t>METOLOGÍA SELECCIONADA</w:t>
+      </w:r>
+    </w:p>
+    <w:p>
+      <w:pPr>
+        <w:pStyle w:val="Prrafodelista"/>
+        <w:numPr>
+          <w:ilvl w:val="0"/>
+          <w:numId w:val="10"/>
+        </w:numPr>
+        <w:spacing w:line="360" w:lineRule="auto"/>
+        <w:jc w:val="both"/>
+        <w:rPr>
+          <w:rFonts w:ascii="Arial" w:hAnsi="Arial" w:cs="Arial"/>
+          <w:lang w:val="es-ES"/>
+        </w:rPr>
+      </w:pPr>
+      <w:r>
+        <w:rPr>
+          <w:rFonts w:ascii="Arial" w:hAnsi="Arial" w:cs="Arial"/>
+          <w:lang w:val="es-ES"/>
+        </w:rPr>
+        <w:t>CUADRO DE ACTIVIDADES Y CRONOGRAMA</w:t>
+      </w:r>
+    </w:p>
+    <w:p>
+      <w:pPr>
+        <w:pStyle w:val="Prrafodelista"/>
+        <w:numPr>
+          <w:ilvl w:val="1"/>
+          <w:numId w:val="10"/>
+        </w:numPr>
+        <w:spacing w:line="360" w:lineRule="auto"/>
+        <w:jc w:val="both"/>
+        <w:rPr>
+          <w:rFonts w:ascii="Arial" w:hAnsi="Arial" w:cs="Arial"/>
+          <w:lang w:val="es-ES"/>
+        </w:rPr>
+      </w:pPr>
+      <w:r>
+        <w:rPr>
+          <w:rFonts w:ascii="Arial" w:hAnsi="Arial" w:cs="Arial"/>
+          <w:lang w:val="es-ES"/>
+        </w:rPr>
+        <w:t>CUADRO DE ACTIVIDADES</w:t>
+      </w:r>
+    </w:p>
+    <w:p>
+      <w:pPr>
+        <w:pStyle w:val="Prrafodelista"/>
+        <w:numPr>
+          <w:ilvl w:val="1"/>
+          <w:numId w:val="10"/>
+        </w:numPr>
+        <w:spacing w:line="360" w:lineRule="auto"/>
+        <w:jc w:val="both"/>
+        <w:rPr>
+          <w:rFonts w:ascii="Arial" w:hAnsi="Arial" w:cs="Arial"/>
+          <w:lang w:val="es-ES"/>
+        </w:rPr>
+      </w:pPr>
+      <w:r>
+        <w:rPr>
+          <w:rFonts w:ascii="Arial" w:hAnsi="Arial" w:cs="Arial"/>
+          <w:lang w:val="es-ES"/>
+        </w:rPr>
+        <w:t>CRONOGRAMA DE ACTIVIDADES</w:t>
+      </w:r>
+    </w:p>
+    <w:p>
+      <w:pPr>
+        <w:spacing w:line="360" w:lineRule="auto"/>
+        <w:jc w:val="both"/>
+        <w:rPr>
+          <w:rFonts w:ascii="Arial" w:hAnsi="Arial" w:cs="Arial"/>
+          <w:b/>
+          <w:bCs/>
+          <w:lang w:val="es-ES"/>
+        </w:rPr>
+      </w:pPr>
+      <w:r>
+        <w:rPr>
+          <w:rFonts w:ascii="Arial" w:hAnsi="Arial" w:cs="Arial"/>
+          <w:b/>
+          <w:bCs/>
+          <w:lang w:val="es-ES"/>
+        </w:rPr>
+        <w:t>CAPÍTULO IV. RESULTADOS DE LA INVESTIGACIÓN</w:t>
+      </w:r>
+    </w:p>
+    <w:p>
+      <w:pPr>
+        <w:pStyle w:val="Prrafodelista"/>
+        <w:numPr>
+          <w:ilvl w:val="0"/>
+          <w:numId w:val="11"/>
+        </w:numPr>
+        <w:spacing w:line="360" w:lineRule="auto"/>
+        <w:jc w:val="both"/>
+        <w:rPr>
+          <w:rFonts w:ascii="Arial" w:hAnsi="Arial" w:cs="Arial"/>
+          <w:lang w:val="es-ES"/>
+        </w:rPr>
+      </w:pPr>
+      <w:r>
+        <w:rPr>
+          <w:rFonts w:ascii="Arial" w:hAnsi="Arial" w:cs="Arial"/>
+          <w:lang w:val="es-ES"/>
+        </w:rPr>
+        <w:t>ANÁLISIS Y DISCUSIÓN DE LOS RESULTADOS OBTENIDOS</w:t>
+      </w:r>
+    </w:p>
+    <w:p>
+      <w:pPr>
+        <w:pStyle w:val="Prrafodelista"/>
+        <w:numPr>
+          <w:ilvl w:val="1"/>
+          <w:numId w:val="13"/>
+        </w:numPr>
+        <w:spacing w:line="360" w:lineRule="auto"/>
+        <w:jc w:val="both"/>
+        <w:rPr>
+          <w:rFonts w:ascii="Arial" w:hAnsi="Arial" w:cs="Arial"/>
+          <w:lang w:val="es-ES"/>
+        </w:rPr>
+      </w:pPr>
+      <w:r>
+        <w:rPr>
+          <w:rFonts w:ascii="Arial" w:hAnsi="Arial" w:cs="Arial"/>
+          <w:lang w:val="es-ES"/>
+        </w:rPr>
+        <w:t>DESARROLLO DE CADA FASE DE INVETIGACIÓN</w:t>
+      </w:r>
+    </w:p>
+    <w:p>
+      <w:pPr>
+        <w:pStyle w:val="Prrafodelista"/>
+        <w:numPr>
+          <w:ilvl w:val="2"/>
+          <w:numId w:val="13"/>
+        </w:numPr>
+        <w:spacing w:line="360" w:lineRule="auto"/>
+        <w:jc w:val="both"/>
+        <w:rPr>
+          <w:rFonts w:ascii="Arial" w:hAnsi="Arial" w:cs="Arial"/>
+          <w:lang w:val="es-ES"/>
+        </w:rPr>
+      </w:pPr>
+      <w:r>
+        <w:rPr>
+          <w:rFonts w:ascii="Arial" w:hAnsi="Arial" w:cs="Arial"/>
+          <w:lang w:val="es-ES"/>
+        </w:rPr>
+        <w:t>FASE I: COMUNICACIÓN</w:t>
+      </w:r>
+    </w:p>
+    <w:p>
+      <w:pPr>
+        <w:pStyle w:val="Prrafodelista"/>
+        <w:numPr>
+          <w:ilvl w:val="2"/>
+          <w:numId w:val="13"/>
+        </w:numPr>
+        <w:spacing w:line="360" w:lineRule="auto"/>
+        <w:jc w:val="both"/>
+        <w:rPr>
+          <w:rFonts w:ascii="Arial" w:hAnsi="Arial" w:cs="Arial"/>
+          <w:lang w:val="es-ES"/>
+        </w:rPr>
+      </w:pPr>
+      <w:r>
+        <w:rPr>
+          <w:rFonts w:ascii="Arial" w:hAnsi="Arial" w:cs="Arial"/>
+          <w:lang w:val="es-ES"/>
+        </w:rPr>
+        <w:t>FASE II: PLANEACIÓN</w:t>
+      </w:r>
+    </w:p>
+    <w:p>
+      <w:pPr>
+        <w:pStyle w:val="Prrafodelista"/>
+        <w:numPr>
+          <w:ilvl w:val="2"/>
+          <w:numId w:val="13"/>
+        </w:numPr>
+        <w:spacing w:line="360" w:lineRule="auto"/>
+        <w:jc w:val="both"/>
+        <w:rPr>
+          <w:rFonts w:ascii="Arial" w:hAnsi="Arial" w:cs="Arial"/>
+          <w:lang w:val="es-ES"/>
+        </w:rPr>
+      </w:pPr>
+      <w:r>
+        <w:rPr>
+          <w:rFonts w:ascii="Arial" w:hAnsi="Arial" w:cs="Arial"/>
+          <w:lang w:val="es-ES"/>
+        </w:rPr>
+        <w:t>FASE III: MODELADO</w:t>
+      </w:r>
+    </w:p>
+    <w:p>
+      <w:pPr>
+        <w:pStyle w:val="Prrafodelista"/>
+        <w:numPr>
+          <w:ilvl w:val="2"/>
+          <w:numId w:val="13"/>
+        </w:numPr>
+        <w:spacing w:line="360" w:lineRule="auto"/>
+        <w:jc w:val="both"/>
+        <w:rPr>
+          <w:rFonts w:ascii="Arial" w:hAnsi="Arial" w:cs="Arial"/>
+          <w:lang w:val="es-ES"/>
+        </w:rPr>
+      </w:pPr>
+      <w:r>
+        <w:rPr>
+          <w:rFonts w:ascii="Arial" w:hAnsi="Arial" w:cs="Arial"/>
+          <w:lang w:val="es-ES"/>
+        </w:rPr>
+        <w:t>FASE IV:</w:t>
+      </w:r>
+      <w:r>
+        <w:rPr>
+          <w:rFonts w:ascii="Arial" w:hAnsi="Arial" w:cs="Arial"/>
+          <w:lang w:val="es-ES"/>
+        </w:rPr>
+        <w:t xml:space="preserve"> CONSTRUCCIÓN</w:t>
+      </w:r>
+    </w:p>
+    <w:p>
+      <w:pPr>
+        <w:pStyle w:val="Prrafodelista"/>
+        <w:numPr>
+          <w:ilvl w:val="2"/>
+          <w:numId w:val="13"/>
+        </w:numPr>
+        <w:spacing w:line="360" w:lineRule="auto"/>
+        <w:jc w:val="both"/>
+        <w:rPr>
+          <w:rFonts w:ascii="Arial" w:hAnsi="Arial" w:cs="Arial"/>
+          <w:lang w:val="es-ES"/>
+        </w:rPr>
+      </w:pPr>
+      <w:r>
+        <w:rPr>
+          <w:rFonts w:ascii="Arial" w:hAnsi="Arial" w:cs="Arial"/>
+          <w:lang w:val="es-ES"/>
+        </w:rPr>
+        <w:t>FASE V: DESPLIEGUE</w:t>
+      </w:r>
+    </w:p>
+    <w:p>
+      <w:pPr>
+        <w:spacing w:line="360" w:lineRule="auto"/>
+        <w:ind w:left="720"/>
+        <w:jc w:val="both"/>
+        <w:rPr>
+          <w:rFonts w:ascii="Arial" w:hAnsi="Arial" w:cs="Arial"/>
+          <w:b/>
+          <w:bCs/>
+          <w:lang w:val="es-ES"/>
+        </w:rPr>
+      </w:pPr>
+      <w:r>
+        <w:rPr>
+          <w:rFonts w:ascii="Arial" w:hAnsi="Arial" w:cs="Arial"/>
+          <w:b/>
+          <w:bCs/>
+          <w:lang w:val="es-ES"/>
+        </w:rPr>
+        <w:t>CONCLUSIONES</w:t>
+      </w:r>
+    </w:p>
+    <w:p>
+      <w:pPr>
+        <w:spacing w:line="360" w:lineRule="auto"/>
+        <w:ind w:left="720"/>
+        <w:jc w:val="both"/>
+        <w:rPr>
+          <w:rFonts w:ascii="Arial" w:hAnsi="Arial" w:cs="Arial"/>
+          <w:b/>
+          <w:bCs/>
+          <w:lang w:val="es-ES"/>
+        </w:rPr>
+      </w:pPr>
+      <w:r>
+        <w:rPr>
+          <w:rFonts w:ascii="Arial" w:hAnsi="Arial" w:cs="Arial"/>
+          <w:b/>
+          <w:bCs/>
+          <w:lang w:val="es-ES"/>
+        </w:rPr>
+        <w:t>RECOMENDACIONES</w:t>
+      </w:r>
+    </w:p>
+    <w:p>
+      <w:pPr>
+        <w:spacing w:line="360" w:lineRule="auto"/>
+        <w:ind w:left="720"/>
+        <w:jc w:val="both"/>
+        <w:rPr>
+          <w:rFonts w:ascii="Arial" w:hAnsi="Arial" w:cs="Arial"/>
+          <w:b/>
+          <w:bCs/>
+          <w:lang w:val="es-ES"/>
+        </w:rPr>
+      </w:pPr>
+      <w:r>
+        <w:rPr>
+          <w:rFonts w:ascii="Arial" w:hAnsi="Arial" w:cs="Arial"/>
+          <w:b/>
+          <w:bCs/>
+          <w:lang w:val="es-ES"/>
+        </w:rPr>
+        <w:t>REFERENCIAS BIBLORÁFICAS</w:t>
+      </w:r>
+    </w:p>
+    <w:p>
+      <w:pPr>
+        <w:spacing w:line="360" w:lineRule="auto"/>
+        <w:ind w:left="720"/>
+        <w:jc w:val="both"/>
+        <w:rPr>
+          <w:rFonts w:ascii="Arial" w:hAnsi="Arial" w:cs="Arial"/>
+          <w:b/>
+          <w:bCs/>
+          <w:lang w:val="es-ES"/>
+        </w:rPr>
+      </w:pPr>
+      <w:r>
+        <w:rPr>
+          <w:rFonts w:ascii="Arial" w:hAnsi="Arial" w:cs="Arial"/>
+          <w:b/>
+          <w:bCs/>
+          <w:lang w:val="es-ES"/>
+        </w:rPr>
+        <w:t>ANEXOS</w:t>
+      </w:r>
     </w:p>
     <w:p>
       <w:pPr>
@@ -1443,7 +2649,7 @@
 </file>
 
 <file path=word/endnotes.xml><?xml version="1.0" encoding="utf-8"?>
-<w:endnotes xmlns:wpc="http://schemas.microsoft.com/office/word/2010/wordprocessingCanvas" xmlns:cx="http://schemas.microsoft.com/office/drawing/2014/chartex" xmlns:cx1="http://schemas.microsoft.com/office/drawing/2015/9/8/chartex" xmlns:cx2="http://schemas.microsoft.com/office/drawing/2015/10/21/chartex" xmlns:cx3="http://schemas.microsoft.com/office/drawing/2016/5/9/chartex" xmlns:cx4="http://schemas.microsoft.com/office/drawing/2016/5/10/chartex" xmlns:cx5="http://schemas.microsoft.com/office/drawing/2016/5/11/chartex" xmlns:cx6="http://schemas.microsoft.com/office/drawing/2016/5/12/chartex" xmlns:cx7="http://schemas.microsoft.com/office/drawing/2016/5/13/chartex" xmlns:cx8="http://schemas.microsoft.com/office/drawing/2016/5/14/chartex" xmlns:mc="http://schemas.openxmlformats.org/markup-compatibility/2006" xmlns:aink="http://schemas.microsoft.com/office/drawing/2016/ink" xmlns:am3d="http://schemas.microsoft.com/office/drawing/2017/model3d" xmlns:o="urn:schemas-microsoft-com:office:office" xmlns:oel="http://schemas.microsoft.com/office/2019/extlst" xmlns:r="http://schemas.openxmlformats.org/officeDocument/2006/relationships" xmlns:m="http://schemas.openxmlformats.org/officeDocument/2006/math" xmlns:v="urn:schemas-microsoft-com:vml" xmlns:wp14="http://schemas.microsoft.com/office/word/2010/wordprocessingDrawing" xmlns:wp="http://schemas.openxmlformats.org/drawingml/2006/wordprocessingDrawing" xmlns:w10="urn:schemas-microsoft-com:office:word" xmlns:w="http://schemas.openxmlformats.org/wordprocessingml/2006/main" xmlns:w14="http://schemas.microsoft.com/office/word/2010/wordml" xmlns:w15="http://schemas.microsoft.com/office/word/2012/wordml" xmlns:w16cex="http://schemas.microsoft.com/office/word/2018/wordml/cex" xmlns:w16cid="http://schemas.microsoft.com/office/word/2016/wordml/cid" xmlns:w16="http://schemas.microsoft.com/office/word/2018/wordml" xmlns:w16du="http://schemas.microsoft.com/office/word/2023/wordml/word16du" xmlns:w16sdtdh="http://schemas.microsoft.com/office/word/2020/wordml/sdtdatahash" xmlns:w16sdtfl="http://schemas.microsoft.com/office/word/2024/wordml/sdtformatlock" xmlns:w16se="http://schemas.microsoft.com/office/word/2015/wordml/symex" xmlns:wpg="http://schemas.microsoft.com/office/word/2010/wordprocessingGroup" xmlns:wpi="http://schemas.microsoft.com/office/word/2010/wordprocessingInk" xmlns:wne="http://schemas.microsoft.com/office/word/2006/wordml" xmlns:wps="http://schemas.microsoft.com/office/word/2010/wordprocessingShape" mc:Ignorable="w14 w15 w16se w16cid w16 w16cex w16sdtdh w16sdtfl w16du wp14">
+<w:endnotes xmlns:wpc="http://schemas.microsoft.com/office/word/2010/wordprocessingCanvas" xmlns:cx="http://schemas.microsoft.com/office/drawing/2014/chartex" xmlns:cx1="http://schemas.microsoft.com/office/drawing/2015/9/8/chartex" xmlns:cx2="http://schemas.microsoft.com/office/drawing/2015/10/21/chartex" xmlns:cx3="http://schemas.microsoft.com/office/drawing/2016/5/9/chartex" xmlns:cx4="http://schemas.microsoft.com/office/drawing/2016/5/10/chartex" xmlns:cx5="http://schemas.microsoft.com/office/drawing/2016/5/11/chartex" xmlns:cx6="http://schemas.microsoft.com/office/drawing/2016/5/12/chartex" xmlns:cx7="http://schemas.microsoft.com/office/drawing/2016/5/13/chartex" xmlns:cx8="http://schemas.microsoft.com/office/drawing/2016/5/14/chartex" xmlns:mc="http://schemas.openxmlformats.org/markup-compatibility/2006" xmlns:aink="http://schemas.microsoft.com/office/drawing/2016/ink" xmlns:am3d="http://schemas.microsoft.com/office/drawing/2017/model3d" xmlns:o="urn:schemas-microsoft-com:office:office" xmlns:oel="http://schemas.microsoft.com/office/2019/extlst" xmlns:r="http://schemas.openxmlformats.org/officeDocument/2006/relationships" xmlns:m="http://schemas.openxmlformats.org/officeDocument/2006/math" xmlns:v="urn:schemas-microsoft-com:vml" xmlns:wp14="http://schemas.microsoft.com/office/word/2010/wordprocessingDrawing" xmlns:wp="http://schemas.openxmlformats.org/drawingml/2006/wordprocessingDrawing" xmlns:w10="urn:schemas-microsoft-com:office:word" xmlns:w="http://schemas.openxmlformats.org/wordprocessingml/2006/main" xmlns:w14="http://schemas.microsoft.com/office/word/2010/wordml" xmlns:w15="http://schemas.microsoft.com/office/word/2012/wordml" xmlns:w16cex="http://schemas.microsoft.com/office/word/2018/wordml/cex" xmlns:w16cid="http://schemas.microsoft.com/office/word/2016/wordml/cid" xmlns:w16="http://schemas.microsoft.com/office/word/2018/wordml" xmlns:w16sdtdh="http://schemas.microsoft.com/office/word/2020/wordml/sdtdatahash" xmlns:w16se="http://schemas.microsoft.com/office/word/2015/wordml/symex" xmlns:wpg="http://schemas.microsoft.com/office/word/2010/wordprocessingGroup" xmlns:wpi="http://schemas.microsoft.com/office/word/2010/wordprocessingInk" xmlns:wne="http://schemas.microsoft.com/office/word/2006/wordml" xmlns:wps="http://schemas.microsoft.com/office/word/2010/wordprocessingShape" mc:Ignorable="w14 w15 w16se w16cid w16 w16cex w16sdtdh wp14">
   <w:endnote w:type="separator" w:id="-1">
     <w:p>
       <w:pPr>
@@ -1468,7 +2674,7 @@
 </file>
 
 <file path=word/footnotes.xml><?xml version="1.0" encoding="utf-8"?>
-<w:footnotes xmlns:wpc="http://schemas.microsoft.com/office/word/2010/wordprocessingCanvas" xmlns:cx="http://schemas.microsoft.com/office/drawing/2014/chartex" xmlns:cx1="http://schemas.microsoft.com/office/drawing/2015/9/8/chartex" xmlns:cx2="http://schemas.microsoft.com/office/drawing/2015/10/21/chartex" xmlns:cx3="http://schemas.microsoft.com/office/drawing/2016/5/9/chartex" xmlns:cx4="http://schemas.microsoft.com/office/drawing/2016/5/10/chartex" xmlns:cx5="http://schemas.microsoft.com/office/drawing/2016/5/11/chartex" xmlns:cx6="http://schemas.microsoft.com/office/drawing/2016/5/12/chartex" xmlns:cx7="http://schemas.microsoft.com/office/drawing/2016/5/13/chartex" xmlns:cx8="http://schemas.microsoft.com/office/drawing/2016/5/14/chartex" xmlns:mc="http://schemas.openxmlformats.org/markup-compatibility/2006" xmlns:aink="http://schemas.microsoft.com/office/drawing/2016/ink" xmlns:am3d="http://schemas.microsoft.com/office/drawing/2017/model3d" xmlns:o="urn:schemas-microsoft-com:office:office" xmlns:oel="http://schemas.microsoft.com/office/2019/extlst" xmlns:r="http://schemas.openxmlformats.org/officeDocument/2006/relationships" xmlns:m="http://schemas.openxmlformats.org/officeDocument/2006/math" xmlns:v="urn:schemas-microsoft-com:vml" xmlns:wp14="http://schemas.microsoft.com/office/word/2010/wordprocessingDrawing" xmlns:wp="http://schemas.openxmlformats.org/drawingml/2006/wordprocessingDrawing" xmlns:w10="urn:schemas-microsoft-com:office:word" xmlns:w="http://schemas.openxmlformats.org/wordprocessingml/2006/main" xmlns:w14="http://schemas.microsoft.com/office/word/2010/wordml" xmlns:w15="http://schemas.microsoft.com/office/word/2012/wordml" xmlns:w16cex="http://schemas.microsoft.com/office/word/2018/wordml/cex" xmlns:w16cid="http://schemas.microsoft.com/office/word/2016/wordml/cid" xmlns:w16="http://schemas.microsoft.com/office/word/2018/wordml" xmlns:w16du="http://schemas.microsoft.com/office/word/2023/wordml/word16du" xmlns:w16sdtdh="http://schemas.microsoft.com/office/word/2020/wordml/sdtdatahash" xmlns:w16sdtfl="http://schemas.microsoft.com/office/word/2024/wordml/sdtformatlock" xmlns:w16se="http://schemas.microsoft.com/office/word/2015/wordml/symex" xmlns:wpg="http://schemas.microsoft.com/office/word/2010/wordprocessingGroup" xmlns:wpi="http://schemas.microsoft.com/office/word/2010/wordprocessingInk" xmlns:wne="http://schemas.microsoft.com/office/word/2006/wordml" xmlns:wps="http://schemas.microsoft.com/office/word/2010/wordprocessingShape" mc:Ignorable="w14 w15 w16se w16cid w16 w16cex w16sdtdh w16sdtfl w16du wp14">
+<w:footnotes xmlns:wpc="http://schemas.microsoft.com/office/word/2010/wordprocessingCanvas" xmlns:cx="http://schemas.microsoft.com/office/drawing/2014/chartex" xmlns:cx1="http://schemas.microsoft.com/office/drawing/2015/9/8/chartex" xmlns:cx2="http://schemas.microsoft.com/office/drawing/2015/10/21/chartex" xmlns:cx3="http://schemas.microsoft.com/office/drawing/2016/5/9/chartex" xmlns:cx4="http://schemas.microsoft.com/office/drawing/2016/5/10/chartex" xmlns:cx5="http://schemas.microsoft.com/office/drawing/2016/5/11/chartex" xmlns:cx6="http://schemas.microsoft.com/office/drawing/2016/5/12/chartex" xmlns:cx7="http://schemas.microsoft.com/office/drawing/2016/5/13/chartex" xmlns:cx8="http://schemas.microsoft.com/office/drawing/2016/5/14/chartex" xmlns:mc="http://schemas.openxmlformats.org/markup-compatibility/2006" xmlns:aink="http://schemas.microsoft.com/office/drawing/2016/ink" xmlns:am3d="http://schemas.microsoft.com/office/drawing/2017/model3d" xmlns:o="urn:schemas-microsoft-com:office:office" xmlns:oel="http://schemas.microsoft.com/office/2019/extlst" xmlns:r="http://schemas.openxmlformats.org/officeDocument/2006/relationships" xmlns:m="http://schemas.openxmlformats.org/officeDocument/2006/math" xmlns:v="urn:schemas-microsoft-com:vml" xmlns:wp14="http://schemas.microsoft.com/office/word/2010/wordprocessingDrawing" xmlns:wp="http://schemas.openxmlformats.org/drawingml/2006/wordprocessingDrawing" xmlns:w10="urn:schemas-microsoft-com:office:word" xmlns:w="http://schemas.openxmlformats.org/wordprocessingml/2006/main" xmlns:w14="http://schemas.microsoft.com/office/word/2010/wordml" xmlns:w15="http://schemas.microsoft.com/office/word/2012/wordml" xmlns:w16cex="http://schemas.microsoft.com/office/word/2018/wordml/cex" xmlns:w16cid="http://schemas.microsoft.com/office/word/2016/wordml/cid" xmlns:w16="http://schemas.microsoft.com/office/word/2018/wordml" xmlns:w16sdtdh="http://schemas.microsoft.com/office/word/2020/wordml/sdtdatahash" xmlns:w16se="http://schemas.microsoft.com/office/word/2015/wordml/symex" xmlns:wpg="http://schemas.microsoft.com/office/word/2010/wordprocessingGroup" xmlns:wpi="http://schemas.microsoft.com/office/word/2010/wordprocessingInk" xmlns:wne="http://schemas.microsoft.com/office/word/2006/wordml" xmlns:wps="http://schemas.microsoft.com/office/word/2010/wordprocessingShape" mc:Ignorable="w14 w15 w16se w16cid w16 w16cex w16sdtdh wp14">
   <w:footnote w:type="separator" w:id="-1">
     <w:p>
       <w:pPr>
@@ -1492,8 +2698,1400 @@
 </w:footnotes>
 </file>
 
+<file path=word/numbering.xml><?xml version="1.0" encoding="utf-8"?>
+<w:numbering xmlns:wpc="http://schemas.microsoft.com/office/word/2010/wordprocessingCanvas" xmlns:cx="http://schemas.microsoft.com/office/drawing/2014/chartex" xmlns:cx1="http://schemas.microsoft.com/office/drawing/2015/9/8/chartex" xmlns:cx2="http://schemas.microsoft.com/office/drawing/2015/10/21/chartex" xmlns:cx3="http://schemas.microsoft.com/office/drawing/2016/5/9/chartex" xmlns:cx4="http://schemas.microsoft.com/office/drawing/2016/5/10/chartex" xmlns:cx5="http://schemas.microsoft.com/office/drawing/2016/5/11/chartex" xmlns:cx6="http://schemas.microsoft.com/office/drawing/2016/5/12/chartex" xmlns:cx7="http://schemas.microsoft.com/office/drawing/2016/5/13/chartex" xmlns:cx8="http://schemas.microsoft.com/office/drawing/2016/5/14/chartex" xmlns:mc="http://schemas.openxmlformats.org/markup-compatibility/2006" xmlns:aink="http://schemas.microsoft.com/office/drawing/2016/ink" xmlns:am3d="http://schemas.microsoft.com/office/drawing/2017/model3d" xmlns:o="urn:schemas-microsoft-com:office:office" xmlns:oel="http://schemas.microsoft.com/office/2019/extlst" xmlns:r="http://schemas.openxmlformats.org/officeDocument/2006/relationships" xmlns:m="http://schemas.openxmlformats.org/officeDocument/2006/math" xmlns:v="urn:schemas-microsoft-com:vml" xmlns:wp14="http://schemas.microsoft.com/office/word/2010/wordprocessingDrawing" xmlns:wp="http://schemas.openxmlformats.org/drawingml/2006/wordprocessingDrawing" xmlns:w10="urn:schemas-microsoft-com:office:word" xmlns:w="http://schemas.openxmlformats.org/wordprocessingml/2006/main" xmlns:w14="http://schemas.microsoft.com/office/word/2010/wordml" xmlns:w15="http://schemas.microsoft.com/office/word/2012/wordml" xmlns:w16cex="http://schemas.microsoft.com/office/word/2018/wordml/cex" xmlns:w16cid="http://schemas.microsoft.com/office/word/2016/wordml/cid" xmlns:w16="http://schemas.microsoft.com/office/word/2018/wordml" xmlns:w16sdtdh="http://schemas.microsoft.com/office/word/2020/wordml/sdtdatahash" xmlns:w16se="http://schemas.microsoft.com/office/word/2015/wordml/symex" xmlns:wpg="http://schemas.microsoft.com/office/word/2010/wordprocessingGroup" xmlns:wpi="http://schemas.microsoft.com/office/word/2010/wordprocessingInk" xmlns:wne="http://schemas.microsoft.com/office/word/2006/wordml" xmlns:wps="http://schemas.microsoft.com/office/word/2010/wordprocessingShape" mc:Ignorable="w14 w15 w16se w16cid w16 w16cex w16sdtdh wp14">
+  <w:abstractNum w:abstractNumId="0" w15:restartNumberingAfterBreak="0">
+    <w:nsid w:val="27257599"/>
+    <w:multiLevelType w:val="multilevel"/>
+    <w:tmpl w:val="6E0E7448"/>
+    <w:lvl w:ilvl="0">
+      <w:start w:val="1"/>
+      <w:numFmt w:val="decimal"/>
+      <w:lvlText w:val="%1."/>
+      <w:lvlJc w:val="left"/>
+      <w:pPr>
+        <w:ind w:left="720" w:hanging="360"/>
+      </w:pPr>
+    </w:lvl>
+    <w:lvl w:ilvl="1">
+      <w:start w:val="1"/>
+      <w:numFmt w:val="decimal"/>
+      <w:isLgl/>
+      <w:lvlText w:val="%1.%2"/>
+      <w:lvlJc w:val="left"/>
+      <w:pPr>
+        <w:ind w:left="1260" w:hanging="540"/>
+      </w:pPr>
+      <w:rPr>
+        <w:rFonts w:hint="default"/>
+      </w:rPr>
+    </w:lvl>
+    <w:lvl w:ilvl="2">
+      <w:start w:val="1"/>
+      <w:numFmt w:val="decimal"/>
+      <w:isLgl/>
+      <w:lvlText w:val="%1.%2.%3"/>
+      <w:lvlJc w:val="left"/>
+      <w:pPr>
+        <w:ind w:left="1800" w:hanging="720"/>
+      </w:pPr>
+      <w:rPr>
+        <w:rFonts w:hint="default"/>
+      </w:rPr>
+    </w:lvl>
+    <w:lvl w:ilvl="3">
+      <w:start w:val="1"/>
+      <w:numFmt w:val="decimal"/>
+      <w:isLgl/>
+      <w:lvlText w:val="%1.%2.%3.%4"/>
+      <w:lvlJc w:val="left"/>
+      <w:pPr>
+        <w:ind w:left="2520" w:hanging="1080"/>
+      </w:pPr>
+      <w:rPr>
+        <w:rFonts w:hint="default"/>
+      </w:rPr>
+    </w:lvl>
+    <w:lvl w:ilvl="4">
+      <w:start w:val="1"/>
+      <w:numFmt w:val="decimal"/>
+      <w:isLgl/>
+      <w:lvlText w:val="%1.%2.%3.%4.%5"/>
+      <w:lvlJc w:val="left"/>
+      <w:pPr>
+        <w:ind w:left="2880" w:hanging="1080"/>
+      </w:pPr>
+      <w:rPr>
+        <w:rFonts w:hint="default"/>
+      </w:rPr>
+    </w:lvl>
+    <w:lvl w:ilvl="5">
+      <w:start w:val="1"/>
+      <w:numFmt w:val="decimal"/>
+      <w:isLgl/>
+      <w:lvlText w:val="%1.%2.%3.%4.%5.%6"/>
+      <w:lvlJc w:val="left"/>
+      <w:pPr>
+        <w:ind w:left="3600" w:hanging="1440"/>
+      </w:pPr>
+      <w:rPr>
+        <w:rFonts w:hint="default"/>
+      </w:rPr>
+    </w:lvl>
+    <w:lvl w:ilvl="6">
+      <w:start w:val="1"/>
+      <w:numFmt w:val="decimal"/>
+      <w:isLgl/>
+      <w:lvlText w:val="%1.%2.%3.%4.%5.%6.%7"/>
+      <w:lvlJc w:val="left"/>
+      <w:pPr>
+        <w:ind w:left="3960" w:hanging="1440"/>
+      </w:pPr>
+      <w:rPr>
+        <w:rFonts w:hint="default"/>
+      </w:rPr>
+    </w:lvl>
+    <w:lvl w:ilvl="7">
+      <w:start w:val="1"/>
+      <w:numFmt w:val="decimal"/>
+      <w:isLgl/>
+      <w:lvlText w:val="%1.%2.%3.%4.%5.%6.%7.%8"/>
+      <w:lvlJc w:val="left"/>
+      <w:pPr>
+        <w:ind w:left="4680" w:hanging="1800"/>
+      </w:pPr>
+      <w:rPr>
+        <w:rFonts w:hint="default"/>
+      </w:rPr>
+    </w:lvl>
+    <w:lvl w:ilvl="8">
+      <w:start w:val="1"/>
+      <w:numFmt w:val="decimal"/>
+      <w:isLgl/>
+      <w:lvlText w:val="%1.%2.%3.%4.%5.%6.%7.%8.%9"/>
+      <w:lvlJc w:val="left"/>
+      <w:pPr>
+        <w:ind w:left="5040" w:hanging="1800"/>
+      </w:pPr>
+      <w:rPr>
+        <w:rFonts w:hint="default"/>
+      </w:rPr>
+    </w:lvl>
+  </w:abstractNum>
+  <w:abstractNum w:abstractNumId="1" w15:restartNumberingAfterBreak="0">
+    <w:nsid w:val="3C387120"/>
+    <w:multiLevelType w:val="hybridMultilevel"/>
+    <w:tmpl w:val="69C643A6"/>
+    <w:lvl w:ilvl="0" w:tplc="080A000F">
+      <w:start w:val="1"/>
+      <w:numFmt w:val="decimal"/>
+      <w:lvlText w:val="%1."/>
+      <w:lvlJc w:val="left"/>
+      <w:pPr>
+        <w:ind w:left="720" w:hanging="360"/>
+      </w:pPr>
+    </w:lvl>
+    <w:lvl w:ilvl="1" w:tplc="080A0019" w:tentative="1">
+      <w:start w:val="1"/>
+      <w:numFmt w:val="lowerLetter"/>
+      <w:lvlText w:val="%2."/>
+      <w:lvlJc w:val="left"/>
+      <w:pPr>
+        <w:ind w:left="1440" w:hanging="360"/>
+      </w:pPr>
+    </w:lvl>
+    <w:lvl w:ilvl="2" w:tplc="080A001B" w:tentative="1">
+      <w:start w:val="1"/>
+      <w:numFmt w:val="lowerRoman"/>
+      <w:lvlText w:val="%3."/>
+      <w:lvlJc w:val="right"/>
+      <w:pPr>
+        <w:ind w:left="2160" w:hanging="180"/>
+      </w:pPr>
+    </w:lvl>
+    <w:lvl w:ilvl="3" w:tplc="080A000F" w:tentative="1">
+      <w:start w:val="1"/>
+      <w:numFmt w:val="decimal"/>
+      <w:lvlText w:val="%4."/>
+      <w:lvlJc w:val="left"/>
+      <w:pPr>
+        <w:ind w:left="2880" w:hanging="360"/>
+      </w:pPr>
+    </w:lvl>
+    <w:lvl w:ilvl="4" w:tplc="080A0019" w:tentative="1">
+      <w:start w:val="1"/>
+      <w:numFmt w:val="lowerLetter"/>
+      <w:lvlText w:val="%5."/>
+      <w:lvlJc w:val="left"/>
+      <w:pPr>
+        <w:ind w:left="3600" w:hanging="360"/>
+      </w:pPr>
+    </w:lvl>
+    <w:lvl w:ilvl="5" w:tplc="080A001B" w:tentative="1">
+      <w:start w:val="1"/>
+      <w:numFmt w:val="lowerRoman"/>
+      <w:lvlText w:val="%6."/>
+      <w:lvlJc w:val="right"/>
+      <w:pPr>
+        <w:ind w:left="4320" w:hanging="180"/>
+      </w:pPr>
+    </w:lvl>
+    <w:lvl w:ilvl="6" w:tplc="080A000F" w:tentative="1">
+      <w:start w:val="1"/>
+      <w:numFmt w:val="decimal"/>
+      <w:lvlText w:val="%7."/>
+      <w:lvlJc w:val="left"/>
+      <w:pPr>
+        <w:ind w:left="5040" w:hanging="360"/>
+      </w:pPr>
+    </w:lvl>
+    <w:lvl w:ilvl="7" w:tplc="080A0019" w:tentative="1">
+      <w:start w:val="1"/>
+      <w:numFmt w:val="lowerLetter"/>
+      <w:lvlText w:val="%8."/>
+      <w:lvlJc w:val="left"/>
+      <w:pPr>
+        <w:ind w:left="5760" w:hanging="360"/>
+      </w:pPr>
+    </w:lvl>
+    <w:lvl w:ilvl="8" w:tplc="080A001B" w:tentative="1">
+      <w:start w:val="1"/>
+      <w:numFmt w:val="lowerRoman"/>
+      <w:lvlText w:val="%9."/>
+      <w:lvlJc w:val="right"/>
+      <w:pPr>
+        <w:ind w:left="6480" w:hanging="180"/>
+      </w:pPr>
+    </w:lvl>
+  </w:abstractNum>
+  <w:abstractNum w:abstractNumId="2" w15:restartNumberingAfterBreak="0">
+    <w:nsid w:val="3CD040C8"/>
+    <w:multiLevelType w:val="multilevel"/>
+    <w:tmpl w:val="EAFAFA0A"/>
+    <w:lvl w:ilvl="0">
+      <w:start w:val="1"/>
+      <w:numFmt w:val="decimal"/>
+      <w:lvlText w:val="%1."/>
+      <w:lvlJc w:val="left"/>
+      <w:pPr>
+        <w:ind w:left="720" w:hanging="360"/>
+      </w:pPr>
+    </w:lvl>
+    <w:lvl w:ilvl="1">
+      <w:start w:val="1"/>
+      <w:numFmt w:val="decimal"/>
+      <w:isLgl/>
+      <w:lvlText w:val="%1.%2"/>
+      <w:lvlJc w:val="left"/>
+      <w:pPr>
+        <w:ind w:left="1260" w:hanging="540"/>
+      </w:pPr>
+      <w:rPr>
+        <w:rFonts w:hint="default"/>
+      </w:rPr>
+    </w:lvl>
+    <w:lvl w:ilvl="2">
+      <w:start w:val="1"/>
+      <w:numFmt w:val="decimal"/>
+      <w:isLgl/>
+      <w:lvlText w:val="%1.%2.%3"/>
+      <w:lvlJc w:val="left"/>
+      <w:pPr>
+        <w:ind w:left="1800" w:hanging="720"/>
+      </w:pPr>
+      <w:rPr>
+        <w:rFonts w:hint="default"/>
+      </w:rPr>
+    </w:lvl>
+    <w:lvl w:ilvl="3">
+      <w:start w:val="1"/>
+      <w:numFmt w:val="decimal"/>
+      <w:isLgl/>
+      <w:lvlText w:val="%1.%2.%3.%4"/>
+      <w:lvlJc w:val="left"/>
+      <w:pPr>
+        <w:ind w:left="2520" w:hanging="1080"/>
+      </w:pPr>
+      <w:rPr>
+        <w:rFonts w:hint="default"/>
+      </w:rPr>
+    </w:lvl>
+    <w:lvl w:ilvl="4">
+      <w:start w:val="1"/>
+      <w:numFmt w:val="decimal"/>
+      <w:isLgl/>
+      <w:lvlText w:val="%1.%2.%3.%4.%5"/>
+      <w:lvlJc w:val="left"/>
+      <w:pPr>
+        <w:ind w:left="2880" w:hanging="1080"/>
+      </w:pPr>
+      <w:rPr>
+        <w:rFonts w:hint="default"/>
+      </w:rPr>
+    </w:lvl>
+    <w:lvl w:ilvl="5">
+      <w:start w:val="1"/>
+      <w:numFmt w:val="decimal"/>
+      <w:isLgl/>
+      <w:lvlText w:val="%1.%2.%3.%4.%5.%6"/>
+      <w:lvlJc w:val="left"/>
+      <w:pPr>
+        <w:ind w:left="3600" w:hanging="1440"/>
+      </w:pPr>
+      <w:rPr>
+        <w:rFonts w:hint="default"/>
+      </w:rPr>
+    </w:lvl>
+    <w:lvl w:ilvl="6">
+      <w:start w:val="1"/>
+      <w:numFmt w:val="decimal"/>
+      <w:isLgl/>
+      <w:lvlText w:val="%1.%2.%3.%4.%5.%6.%7"/>
+      <w:lvlJc w:val="left"/>
+      <w:pPr>
+        <w:ind w:left="3960" w:hanging="1440"/>
+      </w:pPr>
+      <w:rPr>
+        <w:rFonts w:hint="default"/>
+      </w:rPr>
+    </w:lvl>
+    <w:lvl w:ilvl="7">
+      <w:start w:val="1"/>
+      <w:numFmt w:val="decimal"/>
+      <w:isLgl/>
+      <w:lvlText w:val="%1.%2.%3.%4.%5.%6.%7.%8"/>
+      <w:lvlJc w:val="left"/>
+      <w:pPr>
+        <w:ind w:left="4680" w:hanging="1800"/>
+      </w:pPr>
+      <w:rPr>
+        <w:rFonts w:hint="default"/>
+      </w:rPr>
+    </w:lvl>
+    <w:lvl w:ilvl="8">
+      <w:start w:val="1"/>
+      <w:numFmt w:val="decimal"/>
+      <w:isLgl/>
+      <w:lvlText w:val="%1.%2.%3.%4.%5.%6.%7.%8.%9"/>
+      <w:lvlJc w:val="left"/>
+      <w:pPr>
+        <w:ind w:left="5040" w:hanging="1800"/>
+      </w:pPr>
+      <w:rPr>
+        <w:rFonts w:hint="default"/>
+      </w:rPr>
+    </w:lvl>
+  </w:abstractNum>
+  <w:abstractNum w:abstractNumId="3" w15:restartNumberingAfterBreak="0">
+    <w:nsid w:val="3ED06E67"/>
+    <w:multiLevelType w:val="hybridMultilevel"/>
+    <w:tmpl w:val="41744EA8"/>
+    <w:lvl w:ilvl="0" w:tplc="080A000F">
+      <w:start w:val="1"/>
+      <w:numFmt w:val="decimal"/>
+      <w:lvlText w:val="%1."/>
+      <w:lvlJc w:val="left"/>
+      <w:pPr>
+        <w:ind w:left="1080" w:hanging="360"/>
+      </w:pPr>
+    </w:lvl>
+    <w:lvl w:ilvl="1" w:tplc="080A0019" w:tentative="1">
+      <w:start w:val="1"/>
+      <w:numFmt w:val="lowerLetter"/>
+      <w:lvlText w:val="%2."/>
+      <w:lvlJc w:val="left"/>
+      <w:pPr>
+        <w:ind w:left="1800" w:hanging="360"/>
+      </w:pPr>
+    </w:lvl>
+    <w:lvl w:ilvl="2" w:tplc="080A001B" w:tentative="1">
+      <w:start w:val="1"/>
+      <w:numFmt w:val="lowerRoman"/>
+      <w:lvlText w:val="%3."/>
+      <w:lvlJc w:val="right"/>
+      <w:pPr>
+        <w:ind w:left="2520" w:hanging="180"/>
+      </w:pPr>
+    </w:lvl>
+    <w:lvl w:ilvl="3" w:tplc="080A000F" w:tentative="1">
+      <w:start w:val="1"/>
+      <w:numFmt w:val="decimal"/>
+      <w:lvlText w:val="%4."/>
+      <w:lvlJc w:val="left"/>
+      <w:pPr>
+        <w:ind w:left="3240" w:hanging="360"/>
+      </w:pPr>
+    </w:lvl>
+    <w:lvl w:ilvl="4" w:tplc="080A0019" w:tentative="1">
+      <w:start w:val="1"/>
+      <w:numFmt w:val="lowerLetter"/>
+      <w:lvlText w:val="%5."/>
+      <w:lvlJc w:val="left"/>
+      <w:pPr>
+        <w:ind w:left="3960" w:hanging="360"/>
+      </w:pPr>
+    </w:lvl>
+    <w:lvl w:ilvl="5" w:tplc="080A001B" w:tentative="1">
+      <w:start w:val="1"/>
+      <w:numFmt w:val="lowerRoman"/>
+      <w:lvlText w:val="%6."/>
+      <w:lvlJc w:val="right"/>
+      <w:pPr>
+        <w:ind w:left="4680" w:hanging="180"/>
+      </w:pPr>
+    </w:lvl>
+    <w:lvl w:ilvl="6" w:tplc="080A000F" w:tentative="1">
+      <w:start w:val="1"/>
+      <w:numFmt w:val="decimal"/>
+      <w:lvlText w:val="%7."/>
+      <w:lvlJc w:val="left"/>
+      <w:pPr>
+        <w:ind w:left="5400" w:hanging="360"/>
+      </w:pPr>
+    </w:lvl>
+    <w:lvl w:ilvl="7" w:tplc="080A0019" w:tentative="1">
+      <w:start w:val="1"/>
+      <w:numFmt w:val="lowerLetter"/>
+      <w:lvlText w:val="%8."/>
+      <w:lvlJc w:val="left"/>
+      <w:pPr>
+        <w:ind w:left="6120" w:hanging="360"/>
+      </w:pPr>
+    </w:lvl>
+    <w:lvl w:ilvl="8" w:tplc="080A001B" w:tentative="1">
+      <w:start w:val="1"/>
+      <w:numFmt w:val="lowerRoman"/>
+      <w:lvlText w:val="%9."/>
+      <w:lvlJc w:val="right"/>
+      <w:pPr>
+        <w:ind w:left="6840" w:hanging="180"/>
+      </w:pPr>
+    </w:lvl>
+  </w:abstractNum>
+  <w:abstractNum w:abstractNumId="4" w15:restartNumberingAfterBreak="0">
+    <w:nsid w:val="3F277A22"/>
+    <w:multiLevelType w:val="multilevel"/>
+    <w:tmpl w:val="CB2E1B5C"/>
+    <w:lvl w:ilvl="0">
+      <w:start w:val="1"/>
+      <w:numFmt w:val="decimal"/>
+      <w:lvlText w:val="%1."/>
+      <w:lvlJc w:val="left"/>
+      <w:pPr>
+        <w:ind w:left="720" w:hanging="360"/>
+      </w:pPr>
+      <w:rPr>
+        <w:rFonts w:ascii="Arial" w:eastAsiaTheme="minorHAnsi" w:hAnsi="Arial" w:cs="Arial"/>
+        <w:b w:val="0"/>
+        <w:bCs w:val="0"/>
+      </w:rPr>
+    </w:lvl>
+    <w:lvl w:ilvl="1">
+      <w:start w:val="1"/>
+      <w:numFmt w:val="decimal"/>
+      <w:isLgl/>
+      <w:lvlText w:val="%1.%2"/>
+      <w:lvlJc w:val="left"/>
+      <w:pPr>
+        <w:ind w:left="720" w:hanging="360"/>
+      </w:pPr>
+      <w:rPr>
+        <w:rFonts w:hint="default"/>
+      </w:rPr>
+    </w:lvl>
+    <w:lvl w:ilvl="2">
+      <w:start w:val="1"/>
+      <w:numFmt w:val="decimal"/>
+      <w:isLgl/>
+      <w:lvlText w:val="%1.%2.%3"/>
+      <w:lvlJc w:val="left"/>
+      <w:pPr>
+        <w:ind w:left="1080" w:hanging="720"/>
+      </w:pPr>
+      <w:rPr>
+        <w:rFonts w:hint="default"/>
+      </w:rPr>
+    </w:lvl>
+    <w:lvl w:ilvl="3">
+      <w:start w:val="1"/>
+      <w:numFmt w:val="decimal"/>
+      <w:isLgl/>
+      <w:lvlText w:val="%1.%2.%3.%4"/>
+      <w:lvlJc w:val="left"/>
+      <w:pPr>
+        <w:ind w:left="1440" w:hanging="1080"/>
+      </w:pPr>
+      <w:rPr>
+        <w:rFonts w:hint="default"/>
+      </w:rPr>
+    </w:lvl>
+    <w:lvl w:ilvl="4">
+      <w:start w:val="1"/>
+      <w:numFmt w:val="decimal"/>
+      <w:isLgl/>
+      <w:lvlText w:val="%1.%2.%3.%4.%5"/>
+      <w:lvlJc w:val="left"/>
+      <w:pPr>
+        <w:ind w:left="1440" w:hanging="1080"/>
+      </w:pPr>
+      <w:rPr>
+        <w:rFonts w:hint="default"/>
+      </w:rPr>
+    </w:lvl>
+    <w:lvl w:ilvl="5">
+      <w:start w:val="1"/>
+      <w:numFmt w:val="decimal"/>
+      <w:isLgl/>
+      <w:lvlText w:val="%1.%2.%3.%4.%5.%6"/>
+      <w:lvlJc w:val="left"/>
+      <w:pPr>
+        <w:ind w:left="1800" w:hanging="1440"/>
+      </w:pPr>
+      <w:rPr>
+        <w:rFonts w:hint="default"/>
+      </w:rPr>
+    </w:lvl>
+    <w:lvl w:ilvl="6">
+      <w:start w:val="1"/>
+      <w:numFmt w:val="decimal"/>
+      <w:isLgl/>
+      <w:lvlText w:val="%1.%2.%3.%4.%5.%6.%7"/>
+      <w:lvlJc w:val="left"/>
+      <w:pPr>
+        <w:ind w:left="1800" w:hanging="1440"/>
+      </w:pPr>
+      <w:rPr>
+        <w:rFonts w:hint="default"/>
+      </w:rPr>
+    </w:lvl>
+    <w:lvl w:ilvl="7">
+      <w:start w:val="1"/>
+      <w:numFmt w:val="decimal"/>
+      <w:isLgl/>
+      <w:lvlText w:val="%1.%2.%3.%4.%5.%6.%7.%8"/>
+      <w:lvlJc w:val="left"/>
+      <w:pPr>
+        <w:ind w:left="2160" w:hanging="1800"/>
+      </w:pPr>
+      <w:rPr>
+        <w:rFonts w:hint="default"/>
+      </w:rPr>
+    </w:lvl>
+    <w:lvl w:ilvl="8">
+      <w:start w:val="1"/>
+      <w:numFmt w:val="decimal"/>
+      <w:isLgl/>
+      <w:lvlText w:val="%1.%2.%3.%4.%5.%6.%7.%8.%9"/>
+      <w:lvlJc w:val="left"/>
+      <w:pPr>
+        <w:ind w:left="2160" w:hanging="1800"/>
+      </w:pPr>
+      <w:rPr>
+        <w:rFonts w:hint="default"/>
+      </w:rPr>
+    </w:lvl>
+  </w:abstractNum>
+  <w:abstractNum w:abstractNumId="5" w15:restartNumberingAfterBreak="0">
+    <w:nsid w:val="46975948"/>
+    <w:multiLevelType w:val="multilevel"/>
+    <w:tmpl w:val="B3184F26"/>
+    <w:lvl w:ilvl="0">
+      <w:start w:val="1"/>
+      <w:numFmt w:val="decimal"/>
+      <w:lvlText w:val="%1"/>
+      <w:lvlJc w:val="left"/>
+      <w:pPr>
+        <w:ind w:left="360" w:hanging="360"/>
+      </w:pPr>
+      <w:rPr>
+        <w:rFonts w:hint="default"/>
+        <w:b w:val="0"/>
+      </w:rPr>
+    </w:lvl>
+    <w:lvl w:ilvl="1">
+      <w:start w:val="1"/>
+      <w:numFmt w:val="decimal"/>
+      <w:lvlText w:val="%1.%2"/>
+      <w:lvlJc w:val="left"/>
+      <w:pPr>
+        <w:ind w:left="1080" w:hanging="360"/>
+      </w:pPr>
+      <w:rPr>
+        <w:rFonts w:hint="default"/>
+        <w:b w:val="0"/>
+      </w:rPr>
+    </w:lvl>
+    <w:lvl w:ilvl="2">
+      <w:start w:val="1"/>
+      <w:numFmt w:val="decimal"/>
+      <w:lvlText w:val="%1.%2.%3"/>
+      <w:lvlJc w:val="left"/>
+      <w:pPr>
+        <w:ind w:left="2160" w:hanging="720"/>
+      </w:pPr>
+      <w:rPr>
+        <w:rFonts w:hint="default"/>
+        <w:b w:val="0"/>
+      </w:rPr>
+    </w:lvl>
+    <w:lvl w:ilvl="3">
+      <w:start w:val="1"/>
+      <w:numFmt w:val="decimal"/>
+      <w:lvlText w:val="%1.%2.%3.%4"/>
+      <w:lvlJc w:val="left"/>
+      <w:pPr>
+        <w:ind w:left="3240" w:hanging="1080"/>
+      </w:pPr>
+      <w:rPr>
+        <w:rFonts w:hint="default"/>
+        <w:b w:val="0"/>
+      </w:rPr>
+    </w:lvl>
+    <w:lvl w:ilvl="4">
+      <w:start w:val="1"/>
+      <w:numFmt w:val="decimal"/>
+      <w:lvlText w:val="%1.%2.%3.%4.%5"/>
+      <w:lvlJc w:val="left"/>
+      <w:pPr>
+        <w:ind w:left="3960" w:hanging="1080"/>
+      </w:pPr>
+      <w:rPr>
+        <w:rFonts w:hint="default"/>
+        <w:b w:val="0"/>
+      </w:rPr>
+    </w:lvl>
+    <w:lvl w:ilvl="5">
+      <w:start w:val="1"/>
+      <w:numFmt w:val="decimal"/>
+      <w:lvlText w:val="%1.%2.%3.%4.%5.%6"/>
+      <w:lvlJc w:val="left"/>
+      <w:pPr>
+        <w:ind w:left="5040" w:hanging="1440"/>
+      </w:pPr>
+      <w:rPr>
+        <w:rFonts w:hint="default"/>
+        <w:b w:val="0"/>
+      </w:rPr>
+    </w:lvl>
+    <w:lvl w:ilvl="6">
+      <w:start w:val="1"/>
+      <w:numFmt w:val="decimal"/>
+      <w:lvlText w:val="%1.%2.%3.%4.%5.%6.%7"/>
+      <w:lvlJc w:val="left"/>
+      <w:pPr>
+        <w:ind w:left="5760" w:hanging="1440"/>
+      </w:pPr>
+      <w:rPr>
+        <w:rFonts w:hint="default"/>
+        <w:b w:val="0"/>
+      </w:rPr>
+    </w:lvl>
+    <w:lvl w:ilvl="7">
+      <w:start w:val="1"/>
+      <w:numFmt w:val="decimal"/>
+      <w:lvlText w:val="%1.%2.%3.%4.%5.%6.%7.%8"/>
+      <w:lvlJc w:val="left"/>
+      <w:pPr>
+        <w:ind w:left="6840" w:hanging="1800"/>
+      </w:pPr>
+      <w:rPr>
+        <w:rFonts w:hint="default"/>
+        <w:b w:val="0"/>
+      </w:rPr>
+    </w:lvl>
+    <w:lvl w:ilvl="8">
+      <w:start w:val="1"/>
+      <w:numFmt w:val="decimal"/>
+      <w:lvlText w:val="%1.%2.%3.%4.%5.%6.%7.%8.%9"/>
+      <w:lvlJc w:val="left"/>
+      <w:pPr>
+        <w:ind w:left="7560" w:hanging="1800"/>
+      </w:pPr>
+      <w:rPr>
+        <w:rFonts w:hint="default"/>
+        <w:b w:val="0"/>
+      </w:rPr>
+    </w:lvl>
+  </w:abstractNum>
+  <w:abstractNum w:abstractNumId="6" w15:restartNumberingAfterBreak="0">
+    <w:nsid w:val="4BF00106"/>
+    <w:multiLevelType w:val="hybridMultilevel"/>
+    <w:tmpl w:val="2E025F06"/>
+    <w:lvl w:ilvl="0" w:tplc="200A000F">
+      <w:start w:val="1"/>
+      <w:numFmt w:val="decimal"/>
+      <w:lvlText w:val="%1."/>
+      <w:lvlJc w:val="left"/>
+      <w:pPr>
+        <w:ind w:left="1080" w:hanging="360"/>
+      </w:pPr>
+      <w:rPr>
+        <w:rFonts w:hint="default"/>
+      </w:rPr>
+    </w:lvl>
+    <w:lvl w:ilvl="1" w:tplc="080A0019" w:tentative="1">
+      <w:start w:val="1"/>
+      <w:numFmt w:val="lowerLetter"/>
+      <w:lvlText w:val="%2."/>
+      <w:lvlJc w:val="left"/>
+      <w:pPr>
+        <w:ind w:left="1800" w:hanging="360"/>
+      </w:pPr>
+    </w:lvl>
+    <w:lvl w:ilvl="2" w:tplc="080A001B" w:tentative="1">
+      <w:start w:val="1"/>
+      <w:numFmt w:val="lowerRoman"/>
+      <w:lvlText w:val="%3."/>
+      <w:lvlJc w:val="right"/>
+      <w:pPr>
+        <w:ind w:left="2520" w:hanging="180"/>
+      </w:pPr>
+    </w:lvl>
+    <w:lvl w:ilvl="3" w:tplc="080A000F" w:tentative="1">
+      <w:start w:val="1"/>
+      <w:numFmt w:val="decimal"/>
+      <w:lvlText w:val="%4."/>
+      <w:lvlJc w:val="left"/>
+      <w:pPr>
+        <w:ind w:left="3240" w:hanging="360"/>
+      </w:pPr>
+    </w:lvl>
+    <w:lvl w:ilvl="4" w:tplc="080A0019" w:tentative="1">
+      <w:start w:val="1"/>
+      <w:numFmt w:val="lowerLetter"/>
+      <w:lvlText w:val="%5."/>
+      <w:lvlJc w:val="left"/>
+      <w:pPr>
+        <w:ind w:left="3960" w:hanging="360"/>
+      </w:pPr>
+    </w:lvl>
+    <w:lvl w:ilvl="5" w:tplc="080A001B" w:tentative="1">
+      <w:start w:val="1"/>
+      <w:numFmt w:val="lowerRoman"/>
+      <w:lvlText w:val="%6."/>
+      <w:lvlJc w:val="right"/>
+      <w:pPr>
+        <w:ind w:left="4680" w:hanging="180"/>
+      </w:pPr>
+    </w:lvl>
+    <w:lvl w:ilvl="6" w:tplc="080A000F" w:tentative="1">
+      <w:start w:val="1"/>
+      <w:numFmt w:val="decimal"/>
+      <w:lvlText w:val="%7."/>
+      <w:lvlJc w:val="left"/>
+      <w:pPr>
+        <w:ind w:left="5400" w:hanging="360"/>
+      </w:pPr>
+    </w:lvl>
+    <w:lvl w:ilvl="7" w:tplc="080A0019" w:tentative="1">
+      <w:start w:val="1"/>
+      <w:numFmt w:val="lowerLetter"/>
+      <w:lvlText w:val="%8."/>
+      <w:lvlJc w:val="left"/>
+      <w:pPr>
+        <w:ind w:left="6120" w:hanging="360"/>
+      </w:pPr>
+    </w:lvl>
+    <w:lvl w:ilvl="8" w:tplc="080A001B" w:tentative="1">
+      <w:start w:val="1"/>
+      <w:numFmt w:val="lowerRoman"/>
+      <w:lvlText w:val="%9."/>
+      <w:lvlJc w:val="right"/>
+      <w:pPr>
+        <w:ind w:left="6840" w:hanging="180"/>
+      </w:pPr>
+    </w:lvl>
+  </w:abstractNum>
+  <w:abstractNum w:abstractNumId="7" w15:restartNumberingAfterBreak="0">
+    <w:nsid w:val="4DB13525"/>
+    <w:multiLevelType w:val="multilevel"/>
+    <w:tmpl w:val="EAFAFA0A"/>
+    <w:lvl w:ilvl="0">
+      <w:start w:val="1"/>
+      <w:numFmt w:val="decimal"/>
+      <w:lvlText w:val="%1."/>
+      <w:lvlJc w:val="left"/>
+      <w:pPr>
+        <w:ind w:left="720" w:hanging="360"/>
+      </w:pPr>
+    </w:lvl>
+    <w:lvl w:ilvl="1">
+      <w:start w:val="1"/>
+      <w:numFmt w:val="decimal"/>
+      <w:isLgl/>
+      <w:lvlText w:val="%1.%2"/>
+      <w:lvlJc w:val="left"/>
+      <w:pPr>
+        <w:ind w:left="1260" w:hanging="540"/>
+      </w:pPr>
+      <w:rPr>
+        <w:rFonts w:hint="default"/>
+      </w:rPr>
+    </w:lvl>
+    <w:lvl w:ilvl="2">
+      <w:start w:val="1"/>
+      <w:numFmt w:val="decimal"/>
+      <w:isLgl/>
+      <w:lvlText w:val="%1.%2.%3"/>
+      <w:lvlJc w:val="left"/>
+      <w:pPr>
+        <w:ind w:left="1800" w:hanging="720"/>
+      </w:pPr>
+      <w:rPr>
+        <w:rFonts w:hint="default"/>
+      </w:rPr>
+    </w:lvl>
+    <w:lvl w:ilvl="3">
+      <w:start w:val="1"/>
+      <w:numFmt w:val="decimal"/>
+      <w:isLgl/>
+      <w:lvlText w:val="%1.%2.%3.%4"/>
+      <w:lvlJc w:val="left"/>
+      <w:pPr>
+        <w:ind w:left="2520" w:hanging="1080"/>
+      </w:pPr>
+      <w:rPr>
+        <w:rFonts w:hint="default"/>
+      </w:rPr>
+    </w:lvl>
+    <w:lvl w:ilvl="4">
+      <w:start w:val="1"/>
+      <w:numFmt w:val="decimal"/>
+      <w:isLgl/>
+      <w:lvlText w:val="%1.%2.%3.%4.%5"/>
+      <w:lvlJc w:val="left"/>
+      <w:pPr>
+        <w:ind w:left="2880" w:hanging="1080"/>
+      </w:pPr>
+      <w:rPr>
+        <w:rFonts w:hint="default"/>
+      </w:rPr>
+    </w:lvl>
+    <w:lvl w:ilvl="5">
+      <w:start w:val="1"/>
+      <w:numFmt w:val="decimal"/>
+      <w:isLgl/>
+      <w:lvlText w:val="%1.%2.%3.%4.%5.%6"/>
+      <w:lvlJc w:val="left"/>
+      <w:pPr>
+        <w:ind w:left="3600" w:hanging="1440"/>
+      </w:pPr>
+      <w:rPr>
+        <w:rFonts w:hint="default"/>
+      </w:rPr>
+    </w:lvl>
+    <w:lvl w:ilvl="6">
+      <w:start w:val="1"/>
+      <w:numFmt w:val="decimal"/>
+      <w:isLgl/>
+      <w:lvlText w:val="%1.%2.%3.%4.%5.%6.%7"/>
+      <w:lvlJc w:val="left"/>
+      <w:pPr>
+        <w:ind w:left="3960" w:hanging="1440"/>
+      </w:pPr>
+      <w:rPr>
+        <w:rFonts w:hint="default"/>
+      </w:rPr>
+    </w:lvl>
+    <w:lvl w:ilvl="7">
+      <w:start w:val="1"/>
+      <w:numFmt w:val="decimal"/>
+      <w:isLgl/>
+      <w:lvlText w:val="%1.%2.%3.%4.%5.%6.%7.%8"/>
+      <w:lvlJc w:val="left"/>
+      <w:pPr>
+        <w:ind w:left="4680" w:hanging="1800"/>
+      </w:pPr>
+      <w:rPr>
+        <w:rFonts w:hint="default"/>
+      </w:rPr>
+    </w:lvl>
+    <w:lvl w:ilvl="8">
+      <w:start w:val="1"/>
+      <w:numFmt w:val="decimal"/>
+      <w:isLgl/>
+      <w:lvlText w:val="%1.%2.%3.%4.%5.%6.%7.%8.%9"/>
+      <w:lvlJc w:val="left"/>
+      <w:pPr>
+        <w:ind w:left="5040" w:hanging="1800"/>
+      </w:pPr>
+      <w:rPr>
+        <w:rFonts w:hint="default"/>
+      </w:rPr>
+    </w:lvl>
+  </w:abstractNum>
+  <w:abstractNum w:abstractNumId="8" w15:restartNumberingAfterBreak="0">
+    <w:nsid w:val="50B749D4"/>
+    <w:multiLevelType w:val="multilevel"/>
+    <w:tmpl w:val="0C86DCC2"/>
+    <w:lvl w:ilvl="0">
+      <w:start w:val="2"/>
+      <w:numFmt w:val="decimal"/>
+      <w:lvlText w:val="%1"/>
+      <w:lvlJc w:val="left"/>
+      <w:pPr>
+        <w:ind w:left="360" w:hanging="360"/>
+      </w:pPr>
+      <w:rPr>
+        <w:rFonts w:hint="default"/>
+      </w:rPr>
+    </w:lvl>
+    <w:lvl w:ilvl="1">
+      <w:start w:val="2"/>
+      <w:numFmt w:val="decimal"/>
+      <w:lvlText w:val="%1.%2"/>
+      <w:lvlJc w:val="left"/>
+      <w:pPr>
+        <w:ind w:left="1080" w:hanging="360"/>
+      </w:pPr>
+      <w:rPr>
+        <w:rFonts w:hint="default"/>
+      </w:rPr>
+    </w:lvl>
+    <w:lvl w:ilvl="2">
+      <w:start w:val="1"/>
+      <w:numFmt w:val="decimal"/>
+      <w:lvlText w:val="%1.%2.%3"/>
+      <w:lvlJc w:val="left"/>
+      <w:pPr>
+        <w:ind w:left="2160" w:hanging="720"/>
+      </w:pPr>
+      <w:rPr>
+        <w:rFonts w:hint="default"/>
+      </w:rPr>
+    </w:lvl>
+    <w:lvl w:ilvl="3">
+      <w:start w:val="1"/>
+      <w:numFmt w:val="decimal"/>
+      <w:lvlText w:val="%1.%2.%3.%4"/>
+      <w:lvlJc w:val="left"/>
+      <w:pPr>
+        <w:ind w:left="3240" w:hanging="1080"/>
+      </w:pPr>
+      <w:rPr>
+        <w:rFonts w:hint="default"/>
+      </w:rPr>
+    </w:lvl>
+    <w:lvl w:ilvl="4">
+      <w:start w:val="1"/>
+      <w:numFmt w:val="decimal"/>
+      <w:lvlText w:val="%1.%2.%3.%4.%5"/>
+      <w:lvlJc w:val="left"/>
+      <w:pPr>
+        <w:ind w:left="3960" w:hanging="1080"/>
+      </w:pPr>
+      <w:rPr>
+        <w:rFonts w:hint="default"/>
+      </w:rPr>
+    </w:lvl>
+    <w:lvl w:ilvl="5">
+      <w:start w:val="1"/>
+      <w:numFmt w:val="decimal"/>
+      <w:lvlText w:val="%1.%2.%3.%4.%5.%6"/>
+      <w:lvlJc w:val="left"/>
+      <w:pPr>
+        <w:ind w:left="5040" w:hanging="1440"/>
+      </w:pPr>
+      <w:rPr>
+        <w:rFonts w:hint="default"/>
+      </w:rPr>
+    </w:lvl>
+    <w:lvl w:ilvl="6">
+      <w:start w:val="1"/>
+      <w:numFmt w:val="decimal"/>
+      <w:lvlText w:val="%1.%2.%3.%4.%5.%6.%7"/>
+      <w:lvlJc w:val="left"/>
+      <w:pPr>
+        <w:ind w:left="5760" w:hanging="1440"/>
+      </w:pPr>
+      <w:rPr>
+        <w:rFonts w:hint="default"/>
+      </w:rPr>
+    </w:lvl>
+    <w:lvl w:ilvl="7">
+      <w:start w:val="1"/>
+      <w:numFmt w:val="decimal"/>
+      <w:lvlText w:val="%1.%2.%3.%4.%5.%6.%7.%8"/>
+      <w:lvlJc w:val="left"/>
+      <w:pPr>
+        <w:ind w:left="6840" w:hanging="1800"/>
+      </w:pPr>
+      <w:rPr>
+        <w:rFonts w:hint="default"/>
+      </w:rPr>
+    </w:lvl>
+    <w:lvl w:ilvl="8">
+      <w:start w:val="1"/>
+      <w:numFmt w:val="decimal"/>
+      <w:lvlText w:val="%1.%2.%3.%4.%5.%6.%7.%8.%9"/>
+      <w:lvlJc w:val="left"/>
+      <w:pPr>
+        <w:ind w:left="7560" w:hanging="1800"/>
+      </w:pPr>
+      <w:rPr>
+        <w:rFonts w:hint="default"/>
+      </w:rPr>
+    </w:lvl>
+  </w:abstractNum>
+  <w:abstractNum w:abstractNumId="9" w15:restartNumberingAfterBreak="0">
+    <w:nsid w:val="565B16D7"/>
+    <w:multiLevelType w:val="hybridMultilevel"/>
+    <w:tmpl w:val="DB667528"/>
+    <w:lvl w:ilvl="0" w:tplc="080A000F">
+      <w:start w:val="1"/>
+      <w:numFmt w:val="decimal"/>
+      <w:lvlText w:val="%1."/>
+      <w:lvlJc w:val="left"/>
+      <w:pPr>
+        <w:ind w:left="720" w:hanging="360"/>
+      </w:pPr>
+    </w:lvl>
+    <w:lvl w:ilvl="1" w:tplc="080A0019" w:tentative="1">
+      <w:start w:val="1"/>
+      <w:numFmt w:val="lowerLetter"/>
+      <w:lvlText w:val="%2."/>
+      <w:lvlJc w:val="left"/>
+      <w:pPr>
+        <w:ind w:left="1440" w:hanging="360"/>
+      </w:pPr>
+    </w:lvl>
+    <w:lvl w:ilvl="2" w:tplc="080A001B" w:tentative="1">
+      <w:start w:val="1"/>
+      <w:numFmt w:val="lowerRoman"/>
+      <w:lvlText w:val="%3."/>
+      <w:lvlJc w:val="right"/>
+      <w:pPr>
+        <w:ind w:left="2160" w:hanging="180"/>
+      </w:pPr>
+    </w:lvl>
+    <w:lvl w:ilvl="3" w:tplc="080A000F" w:tentative="1">
+      <w:start w:val="1"/>
+      <w:numFmt w:val="decimal"/>
+      <w:lvlText w:val="%4."/>
+      <w:lvlJc w:val="left"/>
+      <w:pPr>
+        <w:ind w:left="2880" w:hanging="360"/>
+      </w:pPr>
+    </w:lvl>
+    <w:lvl w:ilvl="4" w:tplc="080A0019" w:tentative="1">
+      <w:start w:val="1"/>
+      <w:numFmt w:val="lowerLetter"/>
+      <w:lvlText w:val="%5."/>
+      <w:lvlJc w:val="left"/>
+      <w:pPr>
+        <w:ind w:left="3600" w:hanging="360"/>
+      </w:pPr>
+    </w:lvl>
+    <w:lvl w:ilvl="5" w:tplc="080A001B" w:tentative="1">
+      <w:start w:val="1"/>
+      <w:numFmt w:val="lowerRoman"/>
+      <w:lvlText w:val="%6."/>
+      <w:lvlJc w:val="right"/>
+      <w:pPr>
+        <w:ind w:left="4320" w:hanging="180"/>
+      </w:pPr>
+    </w:lvl>
+    <w:lvl w:ilvl="6" w:tplc="080A000F" w:tentative="1">
+      <w:start w:val="1"/>
+      <w:numFmt w:val="decimal"/>
+      <w:lvlText w:val="%7."/>
+      <w:lvlJc w:val="left"/>
+      <w:pPr>
+        <w:ind w:left="5040" w:hanging="360"/>
+      </w:pPr>
+    </w:lvl>
+    <w:lvl w:ilvl="7" w:tplc="080A0019" w:tentative="1">
+      <w:start w:val="1"/>
+      <w:numFmt w:val="lowerLetter"/>
+      <w:lvlText w:val="%8."/>
+      <w:lvlJc w:val="left"/>
+      <w:pPr>
+        <w:ind w:left="5760" w:hanging="360"/>
+      </w:pPr>
+    </w:lvl>
+    <w:lvl w:ilvl="8" w:tplc="080A001B" w:tentative="1">
+      <w:start w:val="1"/>
+      <w:numFmt w:val="lowerRoman"/>
+      <w:lvlText w:val="%9."/>
+      <w:lvlJc w:val="right"/>
+      <w:pPr>
+        <w:ind w:left="6480" w:hanging="180"/>
+      </w:pPr>
+    </w:lvl>
+  </w:abstractNum>
+  <w:abstractNum w:abstractNumId="10" w15:restartNumberingAfterBreak="0">
+    <w:nsid w:val="5BA462EA"/>
+    <w:multiLevelType w:val="multilevel"/>
+    <w:tmpl w:val="08C251D8"/>
+    <w:lvl w:ilvl="0">
+      <w:start w:val="1"/>
+      <w:numFmt w:val="decimal"/>
+      <w:lvlText w:val="%1."/>
+      <w:lvlJc w:val="left"/>
+      <w:pPr>
+        <w:ind w:left="465" w:hanging="465"/>
+      </w:pPr>
+      <w:rPr>
+        <w:rFonts w:hint="default"/>
+      </w:rPr>
+    </w:lvl>
+    <w:lvl w:ilvl="1">
+      <w:start w:val="1"/>
+      <w:numFmt w:val="decimal"/>
+      <w:lvlText w:val="%1.%2."/>
+      <w:lvlJc w:val="left"/>
+      <w:pPr>
+        <w:ind w:left="1440" w:hanging="720"/>
+      </w:pPr>
+      <w:rPr>
+        <w:rFonts w:hint="default"/>
+      </w:rPr>
+    </w:lvl>
+    <w:lvl w:ilvl="2">
+      <w:start w:val="1"/>
+      <w:numFmt w:val="decimal"/>
+      <w:lvlText w:val="%1.%2.%3."/>
+      <w:lvlJc w:val="left"/>
+      <w:pPr>
+        <w:ind w:left="2160" w:hanging="720"/>
+      </w:pPr>
+      <w:rPr>
+        <w:rFonts w:hint="default"/>
+      </w:rPr>
+    </w:lvl>
+    <w:lvl w:ilvl="3">
+      <w:start w:val="1"/>
+      <w:numFmt w:val="decimal"/>
+      <w:lvlText w:val="%1.%2.%3.%4."/>
+      <w:lvlJc w:val="left"/>
+      <w:pPr>
+        <w:ind w:left="3240" w:hanging="1080"/>
+      </w:pPr>
+      <w:rPr>
+        <w:rFonts w:hint="default"/>
+      </w:rPr>
+    </w:lvl>
+    <w:lvl w:ilvl="4">
+      <w:start w:val="1"/>
+      <w:numFmt w:val="decimal"/>
+      <w:lvlText w:val="%1.%2.%3.%4.%5."/>
+      <w:lvlJc w:val="left"/>
+      <w:pPr>
+        <w:ind w:left="3960" w:hanging="1080"/>
+      </w:pPr>
+      <w:rPr>
+        <w:rFonts w:hint="default"/>
+      </w:rPr>
+    </w:lvl>
+    <w:lvl w:ilvl="5">
+      <w:start w:val="1"/>
+      <w:numFmt w:val="decimal"/>
+      <w:lvlText w:val="%1.%2.%3.%4.%5.%6."/>
+      <w:lvlJc w:val="left"/>
+      <w:pPr>
+        <w:ind w:left="5040" w:hanging="1440"/>
+      </w:pPr>
+      <w:rPr>
+        <w:rFonts w:hint="default"/>
+      </w:rPr>
+    </w:lvl>
+    <w:lvl w:ilvl="6">
+      <w:start w:val="1"/>
+      <w:numFmt w:val="decimal"/>
+      <w:lvlText w:val="%1.%2.%3.%4.%5.%6.%7."/>
+      <w:lvlJc w:val="left"/>
+      <w:pPr>
+        <w:ind w:left="5760" w:hanging="1440"/>
+      </w:pPr>
+      <w:rPr>
+        <w:rFonts w:hint="default"/>
+      </w:rPr>
+    </w:lvl>
+    <w:lvl w:ilvl="7">
+      <w:start w:val="1"/>
+      <w:numFmt w:val="decimal"/>
+      <w:lvlText w:val="%1.%2.%3.%4.%5.%6.%7.%8."/>
+      <w:lvlJc w:val="left"/>
+      <w:pPr>
+        <w:ind w:left="6840" w:hanging="1800"/>
+      </w:pPr>
+      <w:rPr>
+        <w:rFonts w:hint="default"/>
+      </w:rPr>
+    </w:lvl>
+    <w:lvl w:ilvl="8">
+      <w:start w:val="1"/>
+      <w:numFmt w:val="decimal"/>
+      <w:lvlText w:val="%1.%2.%3.%4.%5.%6.%7.%8.%9."/>
+      <w:lvlJc w:val="left"/>
+      <w:pPr>
+        <w:ind w:left="7920" w:hanging="2160"/>
+      </w:pPr>
+      <w:rPr>
+        <w:rFonts w:hint="default"/>
+      </w:rPr>
+    </w:lvl>
+  </w:abstractNum>
+  <w:abstractNum w:abstractNumId="11" w15:restartNumberingAfterBreak="0">
+    <w:nsid w:val="68100D9C"/>
+    <w:multiLevelType w:val="hybridMultilevel"/>
+    <w:tmpl w:val="AB10F228"/>
+    <w:lvl w:ilvl="0" w:tplc="080A000F">
+      <w:start w:val="1"/>
+      <w:numFmt w:val="decimal"/>
+      <w:lvlText w:val="%1."/>
+      <w:lvlJc w:val="left"/>
+      <w:pPr>
+        <w:ind w:left="1080" w:hanging="360"/>
+      </w:pPr>
+    </w:lvl>
+    <w:lvl w:ilvl="1" w:tplc="080A0019" w:tentative="1">
+      <w:start w:val="1"/>
+      <w:numFmt w:val="lowerLetter"/>
+      <w:lvlText w:val="%2."/>
+      <w:lvlJc w:val="left"/>
+      <w:pPr>
+        <w:ind w:left="1800" w:hanging="360"/>
+      </w:pPr>
+    </w:lvl>
+    <w:lvl w:ilvl="2" w:tplc="080A001B" w:tentative="1">
+      <w:start w:val="1"/>
+      <w:numFmt w:val="lowerRoman"/>
+      <w:lvlText w:val="%3."/>
+      <w:lvlJc w:val="right"/>
+      <w:pPr>
+        <w:ind w:left="2520" w:hanging="180"/>
+      </w:pPr>
+    </w:lvl>
+    <w:lvl w:ilvl="3" w:tplc="080A000F" w:tentative="1">
+      <w:start w:val="1"/>
+      <w:numFmt w:val="decimal"/>
+      <w:lvlText w:val="%4."/>
+      <w:lvlJc w:val="left"/>
+      <w:pPr>
+        <w:ind w:left="3240" w:hanging="360"/>
+      </w:pPr>
+    </w:lvl>
+    <w:lvl w:ilvl="4" w:tplc="080A0019" w:tentative="1">
+      <w:start w:val="1"/>
+      <w:numFmt w:val="lowerLetter"/>
+      <w:lvlText w:val="%5."/>
+      <w:lvlJc w:val="left"/>
+      <w:pPr>
+        <w:ind w:left="3960" w:hanging="360"/>
+      </w:pPr>
+    </w:lvl>
+    <w:lvl w:ilvl="5" w:tplc="080A001B" w:tentative="1">
+      <w:start w:val="1"/>
+      <w:numFmt w:val="lowerRoman"/>
+      <w:lvlText w:val="%6."/>
+      <w:lvlJc w:val="right"/>
+      <w:pPr>
+        <w:ind w:left="4680" w:hanging="180"/>
+      </w:pPr>
+    </w:lvl>
+    <w:lvl w:ilvl="6" w:tplc="080A000F" w:tentative="1">
+      <w:start w:val="1"/>
+      <w:numFmt w:val="decimal"/>
+      <w:lvlText w:val="%7."/>
+      <w:lvlJc w:val="left"/>
+      <w:pPr>
+        <w:ind w:left="5400" w:hanging="360"/>
+      </w:pPr>
+    </w:lvl>
+    <w:lvl w:ilvl="7" w:tplc="080A0019" w:tentative="1">
+      <w:start w:val="1"/>
+      <w:numFmt w:val="lowerLetter"/>
+      <w:lvlText w:val="%8."/>
+      <w:lvlJc w:val="left"/>
+      <w:pPr>
+        <w:ind w:left="6120" w:hanging="360"/>
+      </w:pPr>
+    </w:lvl>
+    <w:lvl w:ilvl="8" w:tplc="080A001B" w:tentative="1">
+      <w:start w:val="1"/>
+      <w:numFmt w:val="lowerRoman"/>
+      <w:lvlText w:val="%9."/>
+      <w:lvlJc w:val="right"/>
+      <w:pPr>
+        <w:ind w:left="6840" w:hanging="180"/>
+      </w:pPr>
+    </w:lvl>
+  </w:abstractNum>
+  <w:abstractNum w:abstractNumId="12" w15:restartNumberingAfterBreak="0">
+    <w:nsid w:val="6F1B3623"/>
+    <w:multiLevelType w:val="hybridMultilevel"/>
+    <w:tmpl w:val="2EB8A2A4"/>
+    <w:lvl w:ilvl="0" w:tplc="21D2E5FE">
+      <w:start w:val="1"/>
+      <w:numFmt w:val="decimal"/>
+      <w:lvlText w:val="%1."/>
+      <w:lvlJc w:val="left"/>
+      <w:pPr>
+        <w:ind w:left="720" w:hanging="360"/>
+      </w:pPr>
+      <w:rPr>
+        <w:b w:val="0"/>
+        <w:bCs w:val="0"/>
+      </w:rPr>
+    </w:lvl>
+    <w:lvl w:ilvl="1" w:tplc="080A0019" w:tentative="1">
+      <w:start w:val="1"/>
+      <w:numFmt w:val="lowerLetter"/>
+      <w:lvlText w:val="%2."/>
+      <w:lvlJc w:val="left"/>
+      <w:pPr>
+        <w:ind w:left="1440" w:hanging="360"/>
+      </w:pPr>
+    </w:lvl>
+    <w:lvl w:ilvl="2" w:tplc="080A001B">
+      <w:start w:val="1"/>
+      <w:numFmt w:val="lowerRoman"/>
+      <w:lvlText w:val="%3."/>
+      <w:lvlJc w:val="right"/>
+      <w:pPr>
+        <w:ind w:left="2160" w:hanging="180"/>
+      </w:pPr>
+    </w:lvl>
+    <w:lvl w:ilvl="3" w:tplc="080A000F" w:tentative="1">
+      <w:start w:val="1"/>
+      <w:numFmt w:val="decimal"/>
+      <w:lvlText w:val="%4."/>
+      <w:lvlJc w:val="left"/>
+      <w:pPr>
+        <w:ind w:left="2880" w:hanging="360"/>
+      </w:pPr>
+    </w:lvl>
+    <w:lvl w:ilvl="4" w:tplc="080A0019" w:tentative="1">
+      <w:start w:val="1"/>
+      <w:numFmt w:val="lowerLetter"/>
+      <w:lvlText w:val="%5."/>
+      <w:lvlJc w:val="left"/>
+      <w:pPr>
+        <w:ind w:left="3600" w:hanging="360"/>
+      </w:pPr>
+    </w:lvl>
+    <w:lvl w:ilvl="5" w:tplc="080A001B" w:tentative="1">
+      <w:start w:val="1"/>
+      <w:numFmt w:val="lowerRoman"/>
+      <w:lvlText w:val="%6."/>
+      <w:lvlJc w:val="right"/>
+      <w:pPr>
+        <w:ind w:left="4320" w:hanging="180"/>
+      </w:pPr>
+    </w:lvl>
+    <w:lvl w:ilvl="6" w:tplc="080A000F" w:tentative="1">
+      <w:start w:val="1"/>
+      <w:numFmt w:val="decimal"/>
+      <w:lvlText w:val="%7."/>
+      <w:lvlJc w:val="left"/>
+      <w:pPr>
+        <w:ind w:left="5040" w:hanging="360"/>
+      </w:pPr>
+    </w:lvl>
+    <w:lvl w:ilvl="7" w:tplc="080A0019" w:tentative="1">
+      <w:start w:val="1"/>
+      <w:numFmt w:val="lowerLetter"/>
+      <w:lvlText w:val="%8."/>
+      <w:lvlJc w:val="left"/>
+      <w:pPr>
+        <w:ind w:left="5760" w:hanging="360"/>
+      </w:pPr>
+    </w:lvl>
+    <w:lvl w:ilvl="8" w:tplc="080A001B" w:tentative="1">
+      <w:start w:val="1"/>
+      <w:numFmt w:val="lowerRoman"/>
+      <w:lvlText w:val="%9."/>
+      <w:lvlJc w:val="right"/>
+      <w:pPr>
+        <w:ind w:left="6480" w:hanging="180"/>
+      </w:pPr>
+    </w:lvl>
+  </w:abstractNum>
+  <w:num w:numId="1" w16cid:durableId="1267152614">
+    <w:abstractNumId w:val="4"/>
+  </w:num>
+  <w:num w:numId="2" w16cid:durableId="2073192226">
+    <w:abstractNumId w:val="3"/>
+  </w:num>
+  <w:num w:numId="3" w16cid:durableId="416288620">
+    <w:abstractNumId w:val="6"/>
+  </w:num>
+  <w:num w:numId="4" w16cid:durableId="1259174682">
+    <w:abstractNumId w:val="12"/>
+  </w:num>
+  <w:num w:numId="5" w16cid:durableId="2006080987">
+    <w:abstractNumId w:val="5"/>
+  </w:num>
+  <w:num w:numId="6" w16cid:durableId="1794669651">
+    <w:abstractNumId w:val="9"/>
+  </w:num>
+  <w:num w:numId="7" w16cid:durableId="1094476856">
+    <w:abstractNumId w:val="8"/>
+  </w:num>
+  <w:num w:numId="8" w16cid:durableId="1180586360">
+    <w:abstractNumId w:val="1"/>
+  </w:num>
+  <w:num w:numId="9" w16cid:durableId="1252858308">
+    <w:abstractNumId w:val="0"/>
+  </w:num>
+  <w:num w:numId="10" w16cid:durableId="211236699">
+    <w:abstractNumId w:val="7"/>
+  </w:num>
+  <w:num w:numId="11" w16cid:durableId="1021587640">
+    <w:abstractNumId w:val="2"/>
+  </w:num>
+  <w:num w:numId="12" w16cid:durableId="556086431">
+    <w:abstractNumId w:val="11"/>
+  </w:num>
+  <w:num w:numId="13" w16cid:durableId="791947357">
+    <w:abstractNumId w:val="10"/>
+  </w:num>
+</w:numbering>
+</file>
+
 <file path=word/styles.xml><?xml version="1.0" encoding="utf-8"?>
-<w:styles xmlns:mc="http://schemas.openxmlformats.org/markup-compatibility/2006" xmlns:r="http://schemas.openxmlformats.org/officeDocument/2006/relationships" xmlns:w="http://schemas.openxmlformats.org/wordprocessingml/2006/main" xmlns:w14="http://schemas.microsoft.com/office/word/2010/wordml" xmlns:w15="http://schemas.microsoft.com/office/word/2012/wordml" xmlns:w16cex="http://schemas.microsoft.com/office/word/2018/wordml/cex" xmlns:w16cid="http://schemas.microsoft.com/office/word/2016/wordml/cid" xmlns:w16="http://schemas.microsoft.com/office/word/2018/wordml" xmlns:w16du="http://schemas.microsoft.com/office/word/2023/wordml/word16du" xmlns:w16sdtdh="http://schemas.microsoft.com/office/word/2020/wordml/sdtdatahash" xmlns:w16sdtfl="http://schemas.microsoft.com/office/word/2024/wordml/sdtformatlock" xmlns:w16se="http://schemas.microsoft.com/office/word/2015/wordml/symex" mc:Ignorable="w14 w15 w16se w16cid w16 w16cex w16sdtdh w16sdtfl w16du">
+<w:styles xmlns:mc="http://schemas.openxmlformats.org/markup-compatibility/2006" xmlns:r="http://schemas.openxmlformats.org/officeDocument/2006/relationships" xmlns:w="http://schemas.openxmlformats.org/wordprocessingml/2006/main" xmlns:w14="http://schemas.microsoft.com/office/word/2010/wordml" xmlns:w15="http://schemas.microsoft.com/office/word/2012/wordml" xmlns:w16cex="http://schemas.microsoft.com/office/word/2018/wordml/cex" xmlns:w16cid="http://schemas.microsoft.com/office/word/2016/wordml/cid" xmlns:w16="http://schemas.microsoft.com/office/word/2018/wordml" xmlns:w16sdtdh="http://schemas.microsoft.com/office/word/2020/wordml/sdtdatahash" xmlns:w16se="http://schemas.microsoft.com/office/word/2015/wordml/symex" mc:Ignorable="w14 w15 w16se w16cid w16 w16cex w16sdtdh">
   <w:docDefaults>
     <w:rPrDefault>
       <w:rPr>
@@ -2749,4 +5347,16 @@
     </a:ext>
   </a:extLst>
 </a:theme>
+</file>
+
+<file path=customXml/item1.xml><?xml version="1.0" encoding="utf-8"?>
+<b:Sources xmlns:b="http://schemas.openxmlformats.org/officeDocument/2006/bibliography" xmlns="http://schemas.openxmlformats.org/officeDocument/2006/bibliography" SelectedStyle="\APASixthEditionOfficeOnline.xsl" StyleName="APA" Version="6"/>
+</file>
+
+<file path=customXml/itemProps1.xml><?xml version="1.0" encoding="utf-8"?>
+<ds:datastoreItem xmlns:ds="http://schemas.openxmlformats.org/officeDocument/2006/customXml" ds:itemID="{BB928BDA-38CA-44E4-B0CD-B8C030439CD0}">
+  <ds:schemaRefs>
+    <ds:schemaRef ds:uri="http://schemas.openxmlformats.org/officeDocument/2006/bibliography"/>
+  </ds:schemaRefs>
+</ds:datastoreItem>
 </file>
--- a/Capitulos de Tesis/Preliminares.docx
+++ b/Capitulos de Tesis/Preliminares.docx
@@ -303,13 +303,22 @@
       </w:pPr>
       <w:r>
         <w:rPr>
+          <w:rFonts w:ascii="Arial" w:hAnsi="Arial" w:cs="Arial"/>
+          <w:b/>
+          <w:bCs/>
+          <w:lang w:val="es-ES"/>
+        </w:rPr>
+        <w:t>APLICACIÓN EDUCATIVA GAMIFICADA PARA POTENCIAR EL RENDIMIENTO ACADÉMICO EN ESTUDIANTES DE BACHILLERATO EN VENEZUELA</w:t>
+      </w:r>
+      <w:r>
+        <w:rPr>
           <w:rFonts w:ascii="Arial" w:eastAsia="Times New Roman" w:hAnsi="Arial" w:cs="Arial"/>
           <w:b/>
           <w:kern w:val="0"/>
           <w:lang w:val="es-ES" w:eastAsia="es-ES"/>
           <w14:ligatures w14:val="none"/>
         </w:rPr>
-        <w:t>XXXXXXXXX XXXXX XXXXXX XXX XX XXXXXX XXXXXXXXXXXXX XXXXXX XX X XX</w:t>
+        <w:t xml:space="preserve"> </w:t>
       </w:r>
     </w:p>
     <w:p>
@@ -324,7 +333,11 @@
           <w14:ligatures w14:val="none"/>
         </w:rPr>
       </w:pPr>
-      <w:r>
+    </w:p>
+    <w:p>
+      <w:pPr>
+        <w:spacing w:after="0" w:line="240" w:lineRule="auto"/>
+        <w:jc w:val="center"/>
         <w:rPr>
           <w:rFonts w:ascii="Arial" w:eastAsia="Times New Roman" w:hAnsi="Arial" w:cs="Arial"/>
           <w:b/>
@@ -332,8 +345,7 @@
           <w:lang w:val="es-ES" w:eastAsia="es-ES"/>
           <w14:ligatures w14:val="none"/>
         </w:rPr>
-        <w:t xml:space="preserve"> XXXX XXX X XXXX XXXXX XXXXXXX XXXXX XXXX X XXXXXXX XXXXXX </w:t>
-      </w:r>
+      </w:pPr>
     </w:p>
     <w:p>
       <w:pPr>
@@ -360,11 +372,7 @@
           <w14:ligatures w14:val="none"/>
         </w:rPr>
       </w:pPr>
-    </w:p>
-    <w:p>
-      <w:pPr>
-        <w:spacing w:after="0" w:line="240" w:lineRule="auto"/>
-        <w:jc w:val="center"/>
+      <w:r>
         <w:rPr>
           <w:rFonts w:ascii="Arial" w:eastAsia="Times New Roman" w:hAnsi="Arial" w:cs="Arial"/>
           <w:b/>
@@ -372,7 +380,8 @@
           <w:lang w:val="es-ES" w:eastAsia="es-ES"/>
           <w14:ligatures w14:val="none"/>
         </w:rPr>
-      </w:pPr>
+        <w:t>TRABAJO ESPECIAL DE GRADO PARA OPTAR AL TÍTULO DE</w:t>
+      </w:r>
     </w:p>
     <w:p>
       <w:pPr>
@@ -394,7 +403,7 @@
           <w:lang w:val="es-ES" w:eastAsia="es-ES"/>
           <w14:ligatures w14:val="none"/>
         </w:rPr>
-        <w:t>TRABAJO ESPECIAL DE GRADO PARA OPTAR AL TÍTULO DE</w:t>
+        <w:t>INGENIERO EN INFORMÁTICA</w:t>
       </w:r>
     </w:p>
     <w:p>
@@ -409,7 +418,11 @@
           <w14:ligatures w14:val="none"/>
         </w:rPr>
       </w:pPr>
-      <w:r>
+    </w:p>
+    <w:p>
+      <w:pPr>
+        <w:spacing w:after="0" w:line="240" w:lineRule="auto"/>
+        <w:jc w:val="center"/>
         <w:rPr>
           <w:rFonts w:ascii="Arial" w:eastAsia="Times New Roman" w:hAnsi="Arial" w:cs="Arial"/>
           <w:b/>
@@ -417,8 +430,7 @@
           <w:lang w:val="es-ES" w:eastAsia="es-ES"/>
           <w14:ligatures w14:val="none"/>
         </w:rPr>
-        <w:t>INGENIERO EN INFORMÁTICA</w:t>
-      </w:r>
+      </w:pPr>
     </w:p>
     <w:p>
       <w:pPr>
@@ -458,11 +470,7 @@
           <w14:ligatures w14:val="none"/>
         </w:rPr>
       </w:pPr>
-    </w:p>
-    <w:p>
-      <w:pPr>
-        <w:spacing w:after="0" w:line="240" w:lineRule="auto"/>
-        <w:jc w:val="center"/>
+      <w:r>
         <w:rPr>
           <w:rFonts w:ascii="Arial" w:eastAsia="Times New Roman" w:hAnsi="Arial" w:cs="Arial"/>
           <w:b/>
@@ -470,7 +478,8 @@
           <w:lang w:val="es-ES" w:eastAsia="es-ES"/>
           <w14:ligatures w14:val="none"/>
         </w:rPr>
-      </w:pPr>
+        <w:t>PRESENTADO POR:</w:t>
+      </w:r>
     </w:p>
     <w:p>
       <w:pPr>
@@ -492,7 +501,7 @@
           <w:lang w:val="es-ES" w:eastAsia="es-ES"/>
           <w14:ligatures w14:val="none"/>
         </w:rPr>
-        <w:t>PRESENTADO POR:</w:t>
+        <w:t>ARAUJO, Jorge</w:t>
       </w:r>
     </w:p>
     <w:p>
@@ -515,7 +524,7 @@
           <w:lang w:val="es-ES" w:eastAsia="es-ES"/>
           <w14:ligatures w14:val="none"/>
         </w:rPr>
-        <w:t>ARAUJO, Jorge</w:t>
+        <w:t>ACURERO, Cesar</w:t>
       </w:r>
     </w:p>
     <w:p>
@@ -538,7 +547,7 @@
           <w:lang w:val="es-ES" w:eastAsia="es-ES"/>
           <w14:ligatures w14:val="none"/>
         </w:rPr>
-        <w:t>ACURERO, Cesar</w:t>
+        <w:t>MONTIEL, Gabriel</w:t>
       </w:r>
     </w:p>
     <w:p>
@@ -553,7 +562,11 @@
           <w14:ligatures w14:val="none"/>
         </w:rPr>
       </w:pPr>
-      <w:r>
+    </w:p>
+    <w:p>
+      <w:pPr>
+        <w:spacing w:after="0" w:line="240" w:lineRule="auto"/>
+        <w:jc w:val="center"/>
         <w:rPr>
           <w:rFonts w:ascii="Arial" w:eastAsia="Times New Roman" w:hAnsi="Arial" w:cs="Arial"/>
           <w:b/>
@@ -561,13 +574,8 @@
           <w:lang w:val="es-ES" w:eastAsia="es-ES"/>
           <w14:ligatures w14:val="none"/>
         </w:rPr>
-        <w:t>MONTIEL, Gabriel</w:t>
-      </w:r>
-    </w:p>
-    <w:p>
-      <w:pPr>
-        <w:spacing w:after="0" w:line="240" w:lineRule="auto"/>
-        <w:jc w:val="center"/>
+      </w:pPr>
+      <w:r>
         <w:rPr>
           <w:rFonts w:ascii="Arial" w:eastAsia="Times New Roman" w:hAnsi="Arial" w:cs="Arial"/>
           <w:b/>
@@ -575,7 +583,8 @@
           <w:lang w:val="es-ES" w:eastAsia="es-ES"/>
           <w14:ligatures w14:val="none"/>
         </w:rPr>
-      </w:pPr>
+        <w:t>ASESORADO POR:</w:t>
+      </w:r>
     </w:p>
     <w:p>
       <w:pPr>
@@ -597,7 +606,7 @@
           <w:lang w:val="es-ES" w:eastAsia="es-ES"/>
           <w14:ligatures w14:val="none"/>
         </w:rPr>
-        <w:t>ASESORADO POR:</w:t>
+        <w:t>REVILLA, Zulma</w:t>
       </w:r>
     </w:p>
     <w:p>
@@ -620,7 +629,7 @@
           <w:lang w:val="es-ES" w:eastAsia="es-ES"/>
           <w14:ligatures w14:val="none"/>
         </w:rPr>
-        <w:t>REVILLA, Zulma</w:t>
+        <w:t>ORDOÑEZ, Maribel</w:t>
       </w:r>
     </w:p>
     <w:p>
@@ -635,7 +644,11 @@
           <w14:ligatures w14:val="none"/>
         </w:rPr>
       </w:pPr>
-      <w:r>
+    </w:p>
+    <w:p>
+      <w:pPr>
+        <w:spacing w:after="0" w:line="240" w:lineRule="auto"/>
+        <w:jc w:val="center"/>
         <w:rPr>
           <w:rFonts w:ascii="Arial" w:eastAsia="Times New Roman" w:hAnsi="Arial" w:cs="Arial"/>
           <w:b/>
@@ -643,13 +656,11 @@
           <w:lang w:val="es-ES" w:eastAsia="es-ES"/>
           <w14:ligatures w14:val="none"/>
         </w:rPr>
-        <w:t>ORDOÑEZ, Maribel</w:t>
-      </w:r>
+      </w:pPr>
     </w:p>
     <w:p>
       <w:pPr>
         <w:spacing w:after="0" w:line="240" w:lineRule="auto"/>
-        <w:jc w:val="center"/>
         <w:rPr>
           <w:rFonts w:ascii="Arial" w:eastAsia="Times New Roman" w:hAnsi="Arial" w:cs="Arial"/>
           <w:b/>
@@ -675,6 +686,7 @@
     <w:p>
       <w:pPr>
         <w:spacing w:after="0" w:line="240" w:lineRule="auto"/>
+        <w:jc w:val="center"/>
         <w:rPr>
           <w:rFonts w:ascii="Arial" w:eastAsia="Times New Roman" w:hAnsi="Arial" w:cs="Arial"/>
           <w:b/>
@@ -683,11 +695,7 @@
           <w14:ligatures w14:val="none"/>
         </w:rPr>
       </w:pPr>
-    </w:p>
-    <w:p>
-      <w:pPr>
-        <w:spacing w:after="0" w:line="240" w:lineRule="auto"/>
-        <w:jc w:val="center"/>
+      <w:r>
         <w:rPr>
           <w:rFonts w:ascii="Arial" w:eastAsia="Times New Roman" w:hAnsi="Arial" w:cs="Arial"/>
           <w:b/>
@@ -695,12 +703,9 @@
           <w:lang w:val="es-ES" w:eastAsia="es-ES"/>
           <w14:ligatures w14:val="none"/>
         </w:rPr>
-      </w:pPr>
-    </w:p>
-    <w:p>
-      <w:pPr>
-        <w:spacing w:after="0" w:line="240" w:lineRule="auto"/>
-        <w:jc w:val="center"/>
+        <w:t xml:space="preserve">MARACAIBO, </w:t>
+      </w:r>
+      <w:r>
         <w:rPr>
           <w:rFonts w:ascii="Arial" w:eastAsia="Times New Roman" w:hAnsi="Arial" w:cs="Arial"/>
           <w:b/>
@@ -708,8 +713,11 @@
           <w:lang w:val="es-ES" w:eastAsia="es-ES"/>
           <w14:ligatures w14:val="none"/>
         </w:rPr>
-      </w:pPr>
-      <w:r>
+        <w:t>JUNIO 2026</w:t>
+      </w:r>
+    </w:p>
+    <w:p>
+      <w:pPr>
         <w:rPr>
           <w:rFonts w:ascii="Arial" w:eastAsia="Times New Roman" w:hAnsi="Arial" w:cs="Arial"/>
           <w:b/>
@@ -717,28 +725,6 @@
           <w:lang w:val="es-ES" w:eastAsia="es-ES"/>
           <w14:ligatures w14:val="none"/>
         </w:rPr>
-        <w:t xml:space="preserve">MARACAIBO, </w:t>
-      </w:r>
-      <w:r>
-        <w:rPr>
-          <w:rFonts w:ascii="Arial" w:eastAsia="Times New Roman" w:hAnsi="Arial" w:cs="Arial"/>
-          <w:b/>
-          <w:kern w:val="0"/>
-          <w:lang w:val="es-ES" w:eastAsia="es-ES"/>
-          <w14:ligatures w14:val="none"/>
-        </w:rPr>
-        <w:t>JUNIO 2026</w:t>
-      </w:r>
-    </w:p>
-    <w:p>
-      <w:pPr>
-        <w:rPr>
-          <w:rFonts w:ascii="Arial" w:eastAsia="Times New Roman" w:hAnsi="Arial" w:cs="Arial"/>
-          <w:b/>
-          <w:kern w:val="0"/>
-          <w:lang w:val="es-ES" w:eastAsia="es-ES"/>
-          <w14:ligatures w14:val="none"/>
-        </w:rPr>
       </w:pPr>
     </w:p>
     <w:p>
@@ -750,16 +736,166 @@
           <w:lang w:val="es-ES"/>
         </w:rPr>
       </w:pPr>
-      <w:r>
-        <w:rPr>
-          <w:rFonts w:ascii="Arial" w:hAnsi="Arial" w:cs="Arial"/>
-          <w:b/>
-          <w:bCs/>
-          <w:lang w:val="es-ES"/>
-        </w:rPr>
-        <w:lastRenderedPageBreak/>
-        <w:t>TITULO DE TESIS</w:t>
-      </w:r>
+    </w:p>
+    <w:p>
+      <w:pPr>
+        <w:rPr>
+          <w:rFonts w:ascii="Arial" w:hAnsi="Arial" w:cs="Arial"/>
+          <w:sz w:val="20"/>
+          <w:szCs w:val="20"/>
+          <w:lang w:val="es-ES"/>
+        </w:rPr>
+      </w:pPr>
+    </w:p>
+    <w:p>
+      <w:pPr>
+        <w:rPr>
+          <w:rFonts w:ascii="Arial" w:hAnsi="Arial" w:cs="Arial"/>
+          <w:sz w:val="20"/>
+          <w:szCs w:val="20"/>
+          <w:lang w:val="es-ES"/>
+        </w:rPr>
+      </w:pPr>
+    </w:p>
+    <w:p>
+      <w:pPr>
+        <w:rPr>
+          <w:rFonts w:ascii="Arial" w:hAnsi="Arial" w:cs="Arial"/>
+          <w:sz w:val="20"/>
+          <w:szCs w:val="20"/>
+          <w:lang w:val="es-ES"/>
+        </w:rPr>
+      </w:pPr>
+    </w:p>
+    <w:p>
+      <w:pPr>
+        <w:rPr>
+          <w:rFonts w:ascii="Arial" w:hAnsi="Arial" w:cs="Arial"/>
+          <w:sz w:val="20"/>
+          <w:szCs w:val="20"/>
+          <w:lang w:val="es-ES"/>
+        </w:rPr>
+      </w:pPr>
+    </w:p>
+    <w:p>
+      <w:pPr>
+        <w:rPr>
+          <w:rFonts w:ascii="Arial" w:hAnsi="Arial" w:cs="Arial"/>
+          <w:sz w:val="20"/>
+          <w:szCs w:val="20"/>
+          <w:lang w:val="es-ES"/>
+        </w:rPr>
+      </w:pPr>
+    </w:p>
+    <w:p>
+      <w:pPr>
+        <w:rPr>
+          <w:rFonts w:ascii="Arial" w:hAnsi="Arial" w:cs="Arial"/>
+          <w:sz w:val="20"/>
+          <w:szCs w:val="20"/>
+          <w:lang w:val="es-ES"/>
+        </w:rPr>
+      </w:pPr>
+    </w:p>
+    <w:p>
+      <w:pPr>
+        <w:rPr>
+          <w:rFonts w:ascii="Arial" w:hAnsi="Arial" w:cs="Arial"/>
+          <w:sz w:val="20"/>
+          <w:szCs w:val="20"/>
+          <w:lang w:val="es-ES"/>
+        </w:rPr>
+      </w:pPr>
+    </w:p>
+    <w:p>
+      <w:pPr>
+        <w:rPr>
+          <w:rFonts w:ascii="Arial" w:hAnsi="Arial" w:cs="Arial"/>
+          <w:sz w:val="20"/>
+          <w:szCs w:val="20"/>
+          <w:lang w:val="es-ES"/>
+        </w:rPr>
+      </w:pPr>
+    </w:p>
+    <w:p>
+      <w:pPr>
+        <w:rPr>
+          <w:rFonts w:ascii="Arial" w:hAnsi="Arial" w:cs="Arial"/>
+          <w:sz w:val="20"/>
+          <w:szCs w:val="20"/>
+          <w:lang w:val="es-ES"/>
+        </w:rPr>
+      </w:pPr>
+    </w:p>
+    <w:p>
+      <w:pPr>
+        <w:rPr>
+          <w:rFonts w:ascii="Arial" w:hAnsi="Arial" w:cs="Arial"/>
+          <w:sz w:val="20"/>
+          <w:szCs w:val="20"/>
+          <w:lang w:val="es-ES"/>
+        </w:rPr>
+      </w:pPr>
+    </w:p>
+    <w:p>
+      <w:pPr>
+        <w:jc w:val="center"/>
+        <w:rPr>
+          <w:rFonts w:ascii="Arial" w:hAnsi="Arial" w:cs="Arial"/>
+          <w:sz w:val="20"/>
+          <w:szCs w:val="20"/>
+          <w:lang w:val="es-ES"/>
+        </w:rPr>
+      </w:pPr>
+    </w:p>
+    <w:p>
+      <w:pPr>
+        <w:jc w:val="center"/>
+        <w:rPr>
+          <w:rFonts w:ascii="Arial" w:hAnsi="Arial" w:cs="Arial"/>
+          <w:sz w:val="20"/>
+          <w:szCs w:val="20"/>
+          <w:lang w:val="es-ES"/>
+        </w:rPr>
+      </w:pPr>
+    </w:p>
+    <w:p>
+      <w:pPr>
+        <w:jc w:val="center"/>
+        <w:rPr>
+          <w:rFonts w:ascii="Arial" w:hAnsi="Arial" w:cs="Arial"/>
+          <w:lang w:val="es-ES"/>
+        </w:rPr>
+      </w:pPr>
+      <w:r>
+        <w:rPr>
+          <w:rFonts w:ascii="Arial" w:hAnsi="Arial" w:cs="Arial"/>
+          <w:b/>
+          <w:bCs/>
+          <w:lang w:val="es-ES"/>
+        </w:rPr>
+        <w:t>APLICACIÓN EDUCATIVA GAMIFICADA PARA POTENCIAR EL RENDIMIENTO ACADÉMICO EN ESTUDIANTES DE BACHILLERATO EN VENEZUELA</w:t>
+      </w:r>
+    </w:p>
+    <w:p>
+      <w:pPr>
+        <w:rPr>
+          <w:rFonts w:ascii="Arial" w:hAnsi="Arial" w:cs="Arial"/>
+          <w:sz w:val="20"/>
+          <w:szCs w:val="20"/>
+          <w:lang w:val="es-ES"/>
+        </w:rPr>
+      </w:pPr>
+    </w:p>
+    <w:p>
+      <w:pPr>
+        <w:rPr>
+          <w:rFonts w:ascii="Arial" w:hAnsi="Arial" w:cs="Arial"/>
+          <w:sz w:val="20"/>
+          <w:szCs w:val="20"/>
+          <w:lang w:val="es-ES"/>
+        </w:rPr>
+      </w:pPr>
       <w:r>
         <w:rPr>
           <w:rFonts w:ascii="Arial" w:hAnsi="Arial" w:cs="Arial"/>
@@ -1123,6 +1259,7 @@
     </w:p>
     <w:p>
       <w:pPr>
+        <w:spacing w:line="480" w:lineRule="auto"/>
         <w:jc w:val="center"/>
         <w:rPr>
           <w:rFonts w:ascii="Arial" w:hAnsi="Arial" w:cs="Arial"/>
@@ -1162,16 +1299,175 @@
     </w:p>
     <w:p>
       <w:pPr>
-        <w:rPr>
-          <w:rFonts w:ascii="Arial" w:hAnsi="Arial" w:cs="Arial"/>
-          <w:b/>
-          <w:bCs/>
-          <w:lang w:val="es-ES"/>
-        </w:rPr>
-      </w:pPr>
-    </w:p>
-    <w:p>
-      <w:pPr>
+        <w:spacing w:line="360" w:lineRule="auto"/>
+        <w:jc w:val="both"/>
+        <w:rPr>
+          <w:rFonts w:ascii="Arial" w:hAnsi="Arial" w:cs="Arial"/>
+          <w:lang w:val="es-ES"/>
+        </w:rPr>
+      </w:pPr>
+      <w:r>
+        <w:rPr>
+          <w:rFonts w:ascii="Arial" w:hAnsi="Arial" w:cs="Arial"/>
+          <w:lang w:val="es-ES"/>
+        </w:rPr>
+        <w:t xml:space="preserve">     </w:t>
+      </w:r>
+      <w:r>
+        <w:rPr>
+          <w:rFonts w:ascii="Arial" w:hAnsi="Arial" w:cs="Arial"/>
+          <w:lang w:val="es-ES"/>
+        </w:rPr>
+        <w:t>Primeramente,</w:t>
+      </w:r>
+      <w:r>
+        <w:rPr>
+          <w:rFonts w:ascii="Arial" w:hAnsi="Arial" w:cs="Arial"/>
+          <w:lang w:val="es-ES"/>
+        </w:rPr>
+        <w:t xml:space="preserve"> a Dios, por darme la fortaleza, la sabiduría y paciencia que me han permitido llegar a donde esto</w:t>
+      </w:r>
+      <w:r>
+        <w:rPr>
+          <w:rFonts w:ascii="Arial" w:hAnsi="Arial" w:cs="Arial"/>
+          <w:lang w:val="es-ES"/>
+        </w:rPr>
+        <w:t>y</w:t>
+      </w:r>
+      <w:r>
+        <w:rPr>
+          <w:rFonts w:ascii="Arial" w:hAnsi="Arial" w:cs="Arial"/>
+          <w:lang w:val="es-ES"/>
+        </w:rPr>
+        <w:t xml:space="preserve"> hoy</w:t>
+      </w:r>
+      <w:r>
+        <w:rPr>
+          <w:rFonts w:ascii="Arial" w:hAnsi="Arial" w:cs="Arial"/>
+          <w:lang w:val="es-ES"/>
+        </w:rPr>
+        <w:t xml:space="preserve">. A </w:t>
+      </w:r>
+      <w:r>
+        <w:rPr>
+          <w:rFonts w:ascii="Arial" w:hAnsi="Arial" w:cs="Arial"/>
+          <w:lang w:val="es-ES"/>
+        </w:rPr>
+        <w:t>mis padres por brindarme su amor incondicional, por apoyarme, enseñarme y ser mis guías a lo largo de toda mi vida</w:t>
+      </w:r>
+      <w:r>
+        <w:rPr>
+          <w:rFonts w:ascii="Arial" w:hAnsi="Arial" w:cs="Arial"/>
+          <w:lang w:val="es-ES"/>
+        </w:rPr>
+        <w:t xml:space="preserve">. En especial a mi papá </w:t>
+      </w:r>
+      <w:proofErr w:type="spellStart"/>
+      <w:r>
+        <w:rPr>
+          <w:rFonts w:ascii="Arial" w:hAnsi="Arial" w:cs="Arial"/>
+          <w:lang w:val="es-ES"/>
+        </w:rPr>
+        <w:t>Yorlly</w:t>
+      </w:r>
+      <w:proofErr w:type="spellEnd"/>
+      <w:r>
+        <w:rPr>
+          <w:rFonts w:ascii="Arial" w:hAnsi="Arial" w:cs="Arial"/>
+          <w:lang w:val="es-ES"/>
+        </w:rPr>
+        <w:t xml:space="preserve"> Araujo, quién fue la razón que me motivo a estudiar esta carrera que estoy finalizando. A mi hermano, por darme su apoyo en el transcurso de toda la carrera. A</w:t>
+      </w:r>
+      <w:r>
+        <w:rPr>
+          <w:rFonts w:ascii="Arial" w:hAnsi="Arial" w:cs="Arial"/>
+          <w:lang w:val="es-ES"/>
+        </w:rPr>
+        <w:t xml:space="preserve"> todos mis</w:t>
+      </w:r>
+      <w:r>
+        <w:rPr>
+          <w:rFonts w:ascii="Arial" w:hAnsi="Arial" w:cs="Arial"/>
+          <w:lang w:val="es-ES"/>
+        </w:rPr>
+        <w:t xml:space="preserve"> familiares,</w:t>
+      </w:r>
+      <w:r>
+        <w:rPr>
+          <w:rFonts w:ascii="Arial" w:hAnsi="Arial" w:cs="Arial"/>
+          <w:lang w:val="es-ES"/>
+        </w:rPr>
+        <w:t xml:space="preserve"> </w:t>
+      </w:r>
+      <w:r>
+        <w:rPr>
+          <w:rFonts w:ascii="Arial" w:hAnsi="Arial" w:cs="Arial"/>
+          <w:lang w:val="es-ES"/>
+        </w:rPr>
+        <w:t xml:space="preserve">por su </w:t>
+      </w:r>
+      <w:r>
+        <w:rPr>
+          <w:rFonts w:ascii="Arial" w:hAnsi="Arial" w:cs="Arial"/>
+          <w:lang w:val="es-ES"/>
+        </w:rPr>
+        <w:t xml:space="preserve">apoyo y consejo a lo largo del camino. A mi amiga de cuatro patas Manchita, por brindarme todo su amor y compañía hasta el final de su vida. A todos los amigos que hice </w:t>
+      </w:r>
+      <w:r>
+        <w:rPr>
+          <w:rFonts w:ascii="Arial" w:hAnsi="Arial" w:cs="Arial"/>
+          <w:lang w:val="es-ES"/>
+        </w:rPr>
+        <w:t>durante</w:t>
+      </w:r>
+      <w:r>
+        <w:rPr>
+          <w:rFonts w:ascii="Arial" w:hAnsi="Arial" w:cs="Arial"/>
+          <w:lang w:val="es-ES"/>
+        </w:rPr>
+        <w:t xml:space="preserve"> toda la carrera, </w:t>
+      </w:r>
+      <w:r>
+        <w:rPr>
+          <w:rFonts w:ascii="Arial" w:hAnsi="Arial" w:cs="Arial"/>
+          <w:lang w:val="es-ES"/>
+        </w:rPr>
+        <w:t>por compartir vivencias, risas y por enseñarme a disfrutar esta etapa de mi vida.</w:t>
+      </w:r>
+    </w:p>
+    <w:p>
+      <w:pPr>
+        <w:spacing w:line="360" w:lineRule="auto"/>
+        <w:jc w:val="right"/>
+        <w:rPr>
+          <w:rFonts w:ascii="Arial" w:hAnsi="Arial" w:cs="Arial"/>
+          <w:b/>
+          <w:bCs/>
+          <w:lang w:val="es-ES"/>
+        </w:rPr>
+      </w:pPr>
+      <w:r>
+        <w:rPr>
+          <w:rFonts w:ascii="Arial" w:hAnsi="Arial" w:cs="Arial"/>
+          <w:b/>
+          <w:bCs/>
+          <w:lang w:val="es-ES"/>
+        </w:rPr>
+        <w:t>Araujo, Jorge.</w:t>
+      </w:r>
+    </w:p>
+    <w:p>
+      <w:pPr>
+        <w:spacing w:line="360" w:lineRule="auto"/>
+        <w:rPr>
+          <w:rFonts w:ascii="Arial" w:hAnsi="Arial" w:cs="Arial"/>
+          <w:lang w:val="es-ES"/>
+        </w:rPr>
+      </w:pPr>
+    </w:p>
+    <w:p>
+      <w:pPr>
+        <w:spacing w:line="480" w:lineRule="auto"/>
         <w:rPr>
           <w:rFonts w:ascii="Arial" w:hAnsi="Arial" w:cs="Arial"/>
           <w:b/>
@@ -1212,17 +1508,7 @@
     </w:p>
     <w:p>
       <w:pPr>
-        <w:jc w:val="center"/>
-        <w:rPr>
-          <w:rFonts w:ascii="Arial" w:hAnsi="Arial" w:cs="Arial"/>
-          <w:b/>
-          <w:bCs/>
-          <w:lang w:val="es-ES"/>
-        </w:rPr>
-      </w:pPr>
-    </w:p>
-    <w:p>
-      <w:pPr>
+        <w:spacing w:line="360" w:lineRule="auto"/>
         <w:rPr>
           <w:rFonts w:ascii="Arial" w:hAnsi="Arial" w:cs="Arial"/>
           <w:b/>
@@ -1389,7 +1675,21 @@
           <w:rFonts w:ascii="Arial" w:hAnsi="Arial" w:cs="Arial"/>
           <w:lang w:val="es-ES"/>
         </w:rPr>
-        <w:t xml:space="preserve"> para potenciar el rendimiento académico de los estudiantes de bachillerato en </w:t>
+        <w:t xml:space="preserve"> para potenciar el rendimiento académico </w:t>
+      </w:r>
+      <w:r>
+        <w:rPr>
+          <w:rFonts w:ascii="Arial" w:hAnsi="Arial" w:cs="Arial"/>
+          <w:lang w:val="es-ES"/>
+        </w:rPr>
+        <w:t xml:space="preserve">en </w:t>
+      </w:r>
+      <w:r>
+        <w:rPr>
+          <w:rFonts w:ascii="Arial" w:hAnsi="Arial" w:cs="Arial"/>
+          <w:lang w:val="es-ES"/>
+        </w:rPr>
+        <w:t xml:space="preserve">estudiantes de bachillerato en </w:t>
       </w:r>
       <w:r>
         <w:rPr>
@@ -1447,7 +1747,102 @@
           <w:rFonts w:ascii="Arial" w:hAnsi="Arial" w:cs="Arial"/>
           <w:lang w:val="es-ES"/>
         </w:rPr>
-        <w:t>. La investigación es de tipo proyectiva, descriptiva y de campo. De la misma manera, se aplic</w:t>
+        <w:t>. La investigación es de tipo</w:t>
+      </w:r>
+      <w:r>
+        <w:rPr>
+          <w:rFonts w:ascii="Arial" w:hAnsi="Arial" w:cs="Arial"/>
+          <w:lang w:val="es-ES"/>
+        </w:rPr>
+        <w:t xml:space="preserve"> descriptiva-proyectiva ya que se implica la recolección de datos precisos con la finalidad de proporcionar una representación concreta de la situación actual, y el diseño de</w:t>
+      </w:r>
+      <w:r>
+        <w:rPr>
+          <w:rFonts w:ascii="Arial" w:hAnsi="Arial" w:cs="Arial"/>
+          <w:lang w:val="es-ES"/>
+        </w:rPr>
+        <w:t xml:space="preserve"> </w:t>
+      </w:r>
+      <w:r>
+        <w:rPr>
+          <w:rFonts w:ascii="Arial" w:hAnsi="Arial" w:cs="Arial"/>
+          <w:lang w:val="es-ES"/>
+        </w:rPr>
+        <w:t>investigación es</w:t>
+      </w:r>
+      <w:r>
+        <w:rPr>
+          <w:rFonts w:ascii="Arial" w:hAnsi="Arial" w:cs="Arial"/>
+          <w:lang w:val="es-ES"/>
+        </w:rPr>
+        <w:t xml:space="preserve"> de campo</w:t>
+      </w:r>
+      <w:r>
+        <w:rPr>
+          <w:rFonts w:ascii="Arial" w:hAnsi="Arial" w:cs="Arial"/>
+          <w:lang w:val="es-ES"/>
+        </w:rPr>
+        <w:t xml:space="preserve"> y no experimental</w:t>
+      </w:r>
+      <w:r>
+        <w:rPr>
+          <w:rFonts w:ascii="Arial" w:hAnsi="Arial" w:cs="Arial"/>
+          <w:lang w:val="es-ES"/>
+        </w:rPr>
+        <w:t xml:space="preserve">, debido </w:t>
+      </w:r>
+      <w:r>
+        <w:rPr>
+          <w:rFonts w:ascii="Arial" w:hAnsi="Arial" w:cs="Arial"/>
+          <w:lang w:val="es-ES"/>
+        </w:rPr>
+        <w:t>a que se utilizan técnicas y herramientas de recolección de datos en los</w:t>
+      </w:r>
+      <w:r>
+        <w:rPr>
+          <w:rFonts w:ascii="Arial" w:hAnsi="Arial" w:cs="Arial"/>
+          <w:lang w:val="es-ES"/>
+        </w:rPr>
+        <w:t xml:space="preserve"> </w:t>
+      </w:r>
+      <w:r>
+        <w:rPr>
+          <w:rFonts w:ascii="Arial" w:hAnsi="Arial" w:cs="Arial"/>
+          <w:lang w:val="es-ES"/>
+        </w:rPr>
+        <w:t xml:space="preserve">sujetos que son objetos de estudio y </w:t>
+      </w:r>
+      <w:r>
+        <w:rPr>
+          <w:rFonts w:ascii="Arial" w:hAnsi="Arial" w:cs="Arial"/>
+        </w:rPr>
+        <w:t>que solo estudia las variables en su</w:t>
+      </w:r>
+      <w:r>
+        <w:rPr>
+          <w:rFonts w:ascii="Arial" w:hAnsi="Arial" w:cs="Arial"/>
+        </w:rPr>
+        <w:t xml:space="preserve"> entorno</w:t>
+      </w:r>
+      <w:r>
+        <w:rPr>
+          <w:rFonts w:ascii="Arial" w:hAnsi="Arial" w:cs="Arial"/>
+        </w:rPr>
+        <w:t xml:space="preserve"> natural</w:t>
+      </w:r>
+      <w:r>
+        <w:rPr>
+          <w:rFonts w:ascii="Arial" w:hAnsi="Arial" w:cs="Arial"/>
+          <w:lang w:val="es-ES"/>
+        </w:rPr>
+        <w:t xml:space="preserve">. </w:t>
+      </w:r>
+      <w:r>
+        <w:rPr>
+          <w:rFonts w:ascii="Arial" w:hAnsi="Arial" w:cs="Arial"/>
+          <w:lang w:val="es-ES"/>
+        </w:rPr>
+        <w:t>De la misma manera, se aplic</w:t>
       </w:r>
       <w:r>
         <w:rPr>
@@ -1639,7 +2034,6 @@
           <w:bCs/>
           <w:lang w:val="es-ES"/>
         </w:rPr>
-        <w:lastRenderedPageBreak/>
         <w:t>ÍNDICE GENERAL</w:t>
       </w:r>
     </w:p>
@@ -2102,6 +2496,7 @@
           <w:rFonts w:ascii="Arial" w:hAnsi="Arial" w:cs="Arial"/>
           <w:lang w:val="es-ES"/>
         </w:rPr>
+        <w:lastRenderedPageBreak/>
         <w:t>DESCRIPCIÓN CONCEPTUAL</w:t>
       </w:r>
     </w:p>
@@ -2198,7 +2593,6 @@
           <w:rFonts w:ascii="Arial" w:hAnsi="Arial" w:cs="Arial"/>
           <w:lang w:val="es-ES"/>
         </w:rPr>
-        <w:lastRenderedPageBreak/>
         <w:t>POBLACIÓN Y MUESTRA</w:t>
       </w:r>
     </w:p>

--- a/Capitulos de Tesis/Preliminares.docx
+++ b/Capitulos de Tesis/Preliminares.docx
@@ -1909,6 +1909,48 @@
         </w:rPr>
         <w:t xml:space="preserve"> para la interfaz gráfica y SQLite para la creación y gestión de la base de datos. El resultado</w:t>
       </w:r>
+      <w:r>
+        <w:rPr>
+          <w:rFonts w:ascii="Arial" w:hAnsi="Arial" w:cs="Arial"/>
+          <w:lang w:val="es-ES"/>
+        </w:rPr>
+        <w:t xml:space="preserve"> </w:t>
+      </w:r>
+      <w:r>
+        <w:rPr>
+          <w:rFonts w:ascii="Segoe UI" w:hAnsi="Segoe UI" w:cs="Segoe UI"/>
+          <w:color w:val="0F1115"/>
+          <w:shd w:val="clear" w:color="auto" w:fill="FFFFFF"/>
+        </w:rPr>
+        <w:t xml:space="preserve">arrojó una aplicación funcional de escritorio que integra elementos lúdicos como puntos, niveles, recompensas y retroalimentación inmediata, ofreciendo un entorno de aprendizaje interactivo y motivador para uso individual del estudiante. Se evidenció una mejora significativa en la participación y el desempeño académico, reflejada en el aumento de las calificaciones y en la percepción positiva de la herramienta por parte de los usuarios. Las pruebas realizadas demostraron que la gamificación favorece la autorregulación del aprendizaje y </w:t>
+      </w:r>
+      <w:r>
+        <w:rPr>
+          <w:rFonts w:ascii="Segoe UI" w:hAnsi="Segoe UI" w:cs="Segoe UI"/>
+          <w:color w:val="0F1115"/>
+          <w:shd w:val="clear" w:color="auto" w:fill="FFFFFF"/>
+        </w:rPr>
+        <w:lastRenderedPageBreak/>
+        <w:t xml:space="preserve">la persistencia ante tareas complejas, sin requerir colaboración institucional ni dependencia de plataformas en línea. En conclusión, la aplicación educativa </w:t>
+      </w:r>
+      <w:proofErr w:type="spellStart"/>
+      <w:r>
+        <w:rPr>
+          <w:rFonts w:ascii="Segoe UI" w:hAnsi="Segoe UI" w:cs="Segoe UI"/>
+          <w:color w:val="0F1115"/>
+          <w:shd w:val="clear" w:color="auto" w:fill="FFFFFF"/>
+        </w:rPr>
+        <w:t>gamificada</w:t>
+      </w:r>
+      <w:proofErr w:type="spellEnd"/>
+      <w:r>
+        <w:rPr>
+          <w:rFonts w:ascii="Segoe UI" w:hAnsi="Segoe UI" w:cs="Segoe UI"/>
+          <w:color w:val="0F1115"/>
+          <w:shd w:val="clear" w:color="auto" w:fill="FFFFFF"/>
+        </w:rPr>
+        <w:t xml:space="preserve"> de escritorio constituye una estrategia viable y eficaz para potenciar el rendimiento académico en estudiantes de bachillerato en Venezuela, siempre que se cuente con acceso a un equipo informático básico. Se recomienda su uso autónomo por parte de los estudiantes, así como la ampliación de contenidos a otras áreas curriculares y la incorporación de métricas de aprendizaje automatizadas para un seguimiento personalizado.</w:t>
+      </w:r>
     </w:p>
     <w:p>
       <w:pPr>
@@ -2139,6 +2181,7 @@
           <w:bCs/>
           <w:lang w:val="es-ES"/>
         </w:rPr>
+        <w:lastRenderedPageBreak/>
         <w:t>ABSTRACT</w:t>
       </w:r>
     </w:p>
@@ -2496,7 +2539,6 @@
           <w:rFonts w:ascii="Arial" w:hAnsi="Arial" w:cs="Arial"/>
           <w:lang w:val="es-ES"/>
         </w:rPr>
-        <w:lastRenderedPageBreak/>
         <w:t>DESCRIPCIÓN CONCEPTUAL</w:t>
       </w:r>
     </w:p>
@@ -2747,6 +2789,7 @@
           <w:rFonts w:ascii="Arial" w:hAnsi="Arial" w:cs="Arial"/>
           <w:lang w:val="es-ES"/>
         </w:rPr>
+        <w:lastRenderedPageBreak/>
         <w:t>CRONOGRAMA DE ACTIVIDADES</w:t>
       </w:r>
     </w:p>

--- a/Capitulos de Tesis/Preliminares.docx
+++ b/Capitulos de Tesis/Preliminares.docx
@@ -2429,7 +2429,34 @@
           <w:bCs/>
           <w:lang w:val="es-ES"/>
         </w:rPr>
-        <w:t>CAPÍTULO II. MARCO TEORICÓ</w:t>
+        <w:t>CAPÍTULO II. MARCO TE</w:t>
+      </w:r>
+      <w:r>
+        <w:rPr>
+          <w:rFonts w:ascii="Arial" w:hAnsi="Arial" w:cs="Arial"/>
+          <w:b/>
+          <w:bCs/>
+          <w:lang w:val="es-ES"/>
+        </w:rPr>
+        <w:t>Ó</w:t>
+      </w:r>
+      <w:r>
+        <w:rPr>
+          <w:rFonts w:ascii="Arial" w:hAnsi="Arial" w:cs="Arial"/>
+          <w:b/>
+          <w:bCs/>
+          <w:lang w:val="es-ES"/>
+        </w:rPr>
+        <w:t>RIC</w:t>
+      </w:r>
+      <w:r>
+        <w:rPr>
+          <w:rFonts w:ascii="Arial" w:hAnsi="Arial" w:cs="Arial"/>
+          <w:b/>
+          <w:bCs/>
+          <w:lang w:val="es-ES"/>
+        </w:rPr>
+        <w:t>O</w:t>
       </w:r>
     </w:p>
     <w:p>

--- a/Capitulos de Tesis/Preliminares.docx
+++ b/Capitulos de Tesis/Preliminares.docx
@@ -1,6 +1,6 @@
 
 <file path=word/document.xml><?xml version="1.0" encoding="utf-8"?>
-<w:document xmlns:wpc="http://schemas.microsoft.com/office/word/2010/wordprocessingCanvas" xmlns:cx="http://schemas.microsoft.com/office/drawing/2014/chartex" xmlns:cx1="http://schemas.microsoft.com/office/drawing/2015/9/8/chartex" xmlns:cx2="http://schemas.microsoft.com/office/drawing/2015/10/21/chartex" xmlns:cx3="http://schemas.microsoft.com/office/drawing/2016/5/9/chartex" xmlns:cx4="http://schemas.microsoft.com/office/drawing/2016/5/10/chartex" xmlns:cx5="http://schemas.microsoft.com/office/drawing/2016/5/11/chartex" xmlns:cx6="http://schemas.microsoft.com/office/drawing/2016/5/12/chartex" xmlns:cx7="http://schemas.microsoft.com/office/drawing/2016/5/13/chartex" xmlns:cx8="http://schemas.microsoft.com/office/drawing/2016/5/14/chartex" xmlns:mc="http://schemas.openxmlformats.org/markup-compatibility/2006" xmlns:aink="http://schemas.microsoft.com/office/drawing/2016/ink" xmlns:am3d="http://schemas.microsoft.com/office/drawing/2017/model3d" xmlns:o="urn:schemas-microsoft-com:office:office" xmlns:oel="http://schemas.microsoft.com/office/2019/extlst" xmlns:r="http://schemas.openxmlformats.org/officeDocument/2006/relationships" xmlns:m="http://schemas.openxmlformats.org/officeDocument/2006/math" xmlns:v="urn:schemas-microsoft-com:vml" xmlns:wp14="http://schemas.microsoft.com/office/word/2010/wordprocessingDrawing" xmlns:wp="http://schemas.openxmlformats.org/drawingml/2006/wordprocessingDrawing" xmlns:w10="urn:schemas-microsoft-com:office:word" xmlns:w="http://schemas.openxmlformats.org/wordprocessingml/2006/main" xmlns:w14="http://schemas.microsoft.com/office/word/2010/wordml" xmlns:w15="http://schemas.microsoft.com/office/word/2012/wordml" xmlns:w16cex="http://schemas.microsoft.com/office/word/2018/wordml/cex" xmlns:w16cid="http://schemas.microsoft.com/office/word/2016/wordml/cid" xmlns:w16="http://schemas.microsoft.com/office/word/2018/wordml" xmlns:w16sdtdh="http://schemas.microsoft.com/office/word/2020/wordml/sdtdatahash" xmlns:w16se="http://schemas.microsoft.com/office/word/2015/wordml/symex" xmlns:wpg="http://schemas.microsoft.com/office/word/2010/wordprocessingGroup" xmlns:wpi="http://schemas.microsoft.com/office/word/2010/wordprocessingInk" xmlns:wne="http://schemas.microsoft.com/office/word/2006/wordml" xmlns:wps="http://schemas.microsoft.com/office/word/2010/wordprocessingShape" mc:Ignorable="w14 w15 w16se w16cid w16 w16cex w16sdtdh wp14">
+<w:document xmlns:wpc="http://schemas.microsoft.com/office/word/2010/wordprocessingCanvas" xmlns:cx="http://schemas.microsoft.com/office/drawing/2014/chartex" xmlns:cx1="http://schemas.microsoft.com/office/drawing/2015/9/8/chartex" xmlns:cx2="http://schemas.microsoft.com/office/drawing/2015/10/21/chartex" xmlns:cx3="http://schemas.microsoft.com/office/drawing/2016/5/9/chartex" xmlns:cx4="http://schemas.microsoft.com/office/drawing/2016/5/10/chartex" xmlns:cx5="http://schemas.microsoft.com/office/drawing/2016/5/11/chartex" xmlns:cx6="http://schemas.microsoft.com/office/drawing/2016/5/12/chartex" xmlns:cx7="http://schemas.microsoft.com/office/drawing/2016/5/13/chartex" xmlns:cx8="http://schemas.microsoft.com/office/drawing/2016/5/14/chartex" xmlns:mc="http://schemas.openxmlformats.org/markup-compatibility/2006" xmlns:aink="http://schemas.microsoft.com/office/drawing/2016/ink" xmlns:am3d="http://schemas.microsoft.com/office/drawing/2017/model3d" xmlns:o="urn:schemas-microsoft-com:office:office" xmlns:oel="http://schemas.microsoft.com/office/2019/extlst" xmlns:r="http://schemas.openxmlformats.org/officeDocument/2006/relationships" xmlns:m="http://schemas.openxmlformats.org/officeDocument/2006/math" xmlns:v="urn:schemas-microsoft-com:vml" xmlns:wp14="http://schemas.microsoft.com/office/word/2010/wordprocessingDrawing" xmlns:wp="http://schemas.openxmlformats.org/drawingml/2006/wordprocessingDrawing" xmlns:w10="urn:schemas-microsoft-com:office:word" xmlns:w="http://schemas.openxmlformats.org/wordprocessingml/2006/main" xmlns:w14="http://schemas.microsoft.com/office/word/2010/wordml" xmlns:w15="http://schemas.microsoft.com/office/word/2012/wordml" xmlns:w16cex="http://schemas.microsoft.com/office/word/2018/wordml/cex" xmlns:w16cid="http://schemas.microsoft.com/office/word/2016/wordml/cid" xmlns:w16="http://schemas.microsoft.com/office/word/2018/wordml" xmlns:w16du="http://schemas.microsoft.com/office/word/2023/wordml/word16du" xmlns:w16sdtdh="http://schemas.microsoft.com/office/word/2020/wordml/sdtdatahash" xmlns:w16sdtfl="http://schemas.microsoft.com/office/word/2024/wordml/sdtformatlock" xmlns:w16se="http://schemas.microsoft.com/office/word/2015/wordml/symex" xmlns:wpg="http://schemas.microsoft.com/office/word/2010/wordprocessingGroup" xmlns:wpi="http://schemas.microsoft.com/office/word/2010/wordprocessingInk" xmlns:wne="http://schemas.microsoft.com/office/word/2006/wordml" xmlns:wps="http://schemas.microsoft.com/office/word/2010/wordprocessingShape" mc:Ignorable="w14 w15 w16se w16cid w16 w16cex w16sdtdh w16sdtfl w16du wp14">
   <w:body>
     <w:p>
       <w:pPr>
@@ -111,13 +111,9 @@
           <w:lang w:val="es-ES" w:eastAsia="es-ES"/>
           <w14:ligatures w14:val="none"/>
         </w:rPr>
-        <w:t>INFORMÁTICA</w:t>
-      </w:r>
-    </w:p>
-    <w:p>
-      <w:pPr>
-        <w:spacing w:after="0" w:line="240" w:lineRule="auto"/>
-        <w:jc w:val="center"/>
+        <w:t>INFORMÁTIC</w:t>
+      </w:r>
+      <w:r>
         <w:rPr>
           <w:rFonts w:ascii="Arial" w:eastAsia="Times New Roman" w:hAnsi="Arial" w:cs="Arial"/>
           <w:b/>
@@ -125,7 +121,8 @@
           <w:lang w:val="es-ES" w:eastAsia="es-ES"/>
           <w14:ligatures w14:val="none"/>
         </w:rPr>
-      </w:pPr>
+        <w:t>A</w:t>
+      </w:r>
     </w:p>
     <w:p>
       <w:pPr>
@@ -178,13 +175,26 @@
           <w14:ligatures w14:val="none"/>
         </w:rPr>
       </w:pPr>
+    </w:p>
+    <w:p>
+      <w:pPr>
+        <w:spacing w:after="0" w:line="240" w:lineRule="auto"/>
+        <w:jc w:val="center"/>
+        <w:rPr>
+          <w:rFonts w:ascii="Arial" w:eastAsia="Times New Roman" w:hAnsi="Arial" w:cs="Arial"/>
+          <w:b/>
+          <w:kern w:val="0"/>
+          <w:lang w:val="es-ES" w:eastAsia="es-ES"/>
+          <w14:ligatures w14:val="none"/>
+        </w:rPr>
+      </w:pPr>
       <w:r>
         <w:rPr>
           <w:rFonts w:ascii="Arial" w:eastAsia="Times New Roman" w:hAnsi="Arial" w:cs="Arial"/>
           <w:b/>
           <w:noProof/>
           <w:kern w:val="0"/>
-          <w:lang w:val="es-ES" w:eastAsia="es-ES"/>
+          <w:lang w:val="es-VE" w:eastAsia="es-VE"/>
           <w14:ligatures w14:val="none"/>
         </w:rPr>
         <w:drawing>
@@ -606,13 +616,9 @@
           <w:lang w:val="es-ES" w:eastAsia="es-ES"/>
           <w14:ligatures w14:val="none"/>
         </w:rPr>
-        <w:t>REVILLA, Zulma</w:t>
-      </w:r>
-    </w:p>
-    <w:p>
-      <w:pPr>
-        <w:spacing w:after="0" w:line="240" w:lineRule="auto"/>
-        <w:jc w:val="center"/>
+        <w:t xml:space="preserve">Dr. </w:t>
+      </w:r>
+      <w:r>
         <w:rPr>
           <w:rFonts w:ascii="Arial" w:eastAsia="Times New Roman" w:hAnsi="Arial" w:cs="Arial"/>
           <w:b/>
@@ -620,8 +626,13 @@
           <w:lang w:val="es-ES" w:eastAsia="es-ES"/>
           <w14:ligatures w14:val="none"/>
         </w:rPr>
-      </w:pPr>
-      <w:r>
+        <w:t>REVILLA, Zulma</w:t>
+      </w:r>
+    </w:p>
+    <w:p>
+      <w:pPr>
+        <w:spacing w:after="0" w:line="240" w:lineRule="auto"/>
+        <w:jc w:val="center"/>
         <w:rPr>
           <w:rFonts w:ascii="Arial" w:eastAsia="Times New Roman" w:hAnsi="Arial" w:cs="Arial"/>
           <w:b/>
@@ -629,13 +640,8 @@
           <w:lang w:val="es-ES" w:eastAsia="es-ES"/>
           <w14:ligatures w14:val="none"/>
         </w:rPr>
-        <w:t>ORDOÑEZ, Maribel</w:t>
-      </w:r>
-    </w:p>
-    <w:p>
-      <w:pPr>
-        <w:spacing w:after="0" w:line="240" w:lineRule="auto"/>
-        <w:jc w:val="center"/>
+      </w:pPr>
+      <w:r>
         <w:rPr>
           <w:rFonts w:ascii="Arial" w:eastAsia="Times New Roman" w:hAnsi="Arial" w:cs="Arial"/>
           <w:b/>
@@ -643,12 +649,9 @@
           <w:lang w:val="es-ES" w:eastAsia="es-ES"/>
           <w14:ligatures w14:val="none"/>
         </w:rPr>
-      </w:pPr>
-    </w:p>
-    <w:p>
-      <w:pPr>
-        <w:spacing w:after="0" w:line="240" w:lineRule="auto"/>
-        <w:jc w:val="center"/>
+        <w:t xml:space="preserve">Dr. </w:t>
+      </w:r>
+      <w:r>
         <w:rPr>
           <w:rFonts w:ascii="Arial" w:eastAsia="Times New Roman" w:hAnsi="Arial" w:cs="Arial"/>
           <w:b/>
@@ -656,11 +659,13 @@
           <w:lang w:val="es-ES" w:eastAsia="es-ES"/>
           <w14:ligatures w14:val="none"/>
         </w:rPr>
-      </w:pPr>
+        <w:t>ORDOÑEZ, Maribel</w:t>
+      </w:r>
     </w:p>
     <w:p>
       <w:pPr>
         <w:spacing w:after="0" w:line="240" w:lineRule="auto"/>
+        <w:jc w:val="center"/>
         <w:rPr>
           <w:rFonts w:ascii="Arial" w:eastAsia="Times New Roman" w:hAnsi="Arial" w:cs="Arial"/>
           <w:b/>
@@ -686,7 +691,6 @@
     <w:p>
       <w:pPr>
         <w:spacing w:after="0" w:line="240" w:lineRule="auto"/>
-        <w:jc w:val="center"/>
         <w:rPr>
           <w:rFonts w:ascii="Arial" w:eastAsia="Times New Roman" w:hAnsi="Arial" w:cs="Arial"/>
           <w:b/>
@@ -695,7 +699,11 @@
           <w14:ligatures w14:val="none"/>
         </w:rPr>
       </w:pPr>
-      <w:r>
+    </w:p>
+    <w:p>
+      <w:pPr>
+        <w:spacing w:after="0" w:line="240" w:lineRule="auto"/>
+        <w:jc w:val="center"/>
         <w:rPr>
           <w:rFonts w:ascii="Arial" w:eastAsia="Times New Roman" w:hAnsi="Arial" w:cs="Arial"/>
           <w:b/>
@@ -703,9 +711,12 @@
           <w:lang w:val="es-ES" w:eastAsia="es-ES"/>
           <w14:ligatures w14:val="none"/>
         </w:rPr>
-        <w:t xml:space="preserve">MARACAIBO, </w:t>
-      </w:r>
-      <w:r>
+      </w:pPr>
+    </w:p>
+    <w:p>
+      <w:pPr>
+        <w:spacing w:after="0" w:line="240" w:lineRule="auto"/>
+        <w:jc w:val="center"/>
         <w:rPr>
           <w:rFonts w:ascii="Arial" w:eastAsia="Times New Roman" w:hAnsi="Arial" w:cs="Arial"/>
           <w:b/>
@@ -713,11 +724,8 @@
           <w:lang w:val="es-ES" w:eastAsia="es-ES"/>
           <w14:ligatures w14:val="none"/>
         </w:rPr>
-        <w:t>JUNIO 2026</w:t>
-      </w:r>
-    </w:p>
-    <w:p>
-      <w:pPr>
+      </w:pPr>
+      <w:r>
         <w:rPr>
           <w:rFonts w:ascii="Arial" w:eastAsia="Times New Roman" w:hAnsi="Arial" w:cs="Arial"/>
           <w:b/>
@@ -725,6 +733,28 @@
           <w:lang w:val="es-ES" w:eastAsia="es-ES"/>
           <w14:ligatures w14:val="none"/>
         </w:rPr>
+        <w:t xml:space="preserve">MARACAIBO, </w:t>
+      </w:r>
+      <w:r>
+        <w:rPr>
+          <w:rFonts w:ascii="Arial" w:eastAsia="Times New Roman" w:hAnsi="Arial" w:cs="Arial"/>
+          <w:b/>
+          <w:kern w:val="0"/>
+          <w:lang w:val="es-ES" w:eastAsia="es-ES"/>
+          <w14:ligatures w14:val="none"/>
+        </w:rPr>
+        <w:t>JUNIO 2026</w:t>
+      </w:r>
+    </w:p>
+    <w:p>
+      <w:pPr>
+        <w:rPr>
+          <w:rFonts w:ascii="Arial" w:eastAsia="Times New Roman" w:hAnsi="Arial" w:cs="Arial"/>
+          <w:b/>
+          <w:kern w:val="0"/>
+          <w:lang w:val="es-ES" w:eastAsia="es-ES"/>
+          <w14:ligatures w14:val="none"/>
+        </w:rPr>
       </w:pPr>
     </w:p>
     <w:p>
@@ -1239,6 +1269,729 @@
     </w:p>
     <w:p>
       <w:pPr>
+        <w:tabs>
+          <w:tab w:val="left" w:pos="3550"/>
+        </w:tabs>
+        <w:rPr>
+          <w:rFonts w:ascii="Arial" w:hAnsi="Arial" w:cs="Arial"/>
+          <w:b/>
+          <w:bCs/>
+          <w:lang w:val="es-ES"/>
+        </w:rPr>
+      </w:pPr>
+    </w:p>
+    <w:p>
+      <w:pPr>
+        <w:tabs>
+          <w:tab w:val="left" w:pos="3550"/>
+        </w:tabs>
+        <w:rPr>
+          <w:rFonts w:ascii="Arial" w:hAnsi="Arial" w:cs="Arial"/>
+          <w:b/>
+          <w:bCs/>
+          <w:lang w:val="es-ES"/>
+        </w:rPr>
+      </w:pPr>
+    </w:p>
+    <w:p>
+      <w:pPr>
+        <w:tabs>
+          <w:tab w:val="left" w:pos="3550"/>
+        </w:tabs>
+        <w:jc w:val="center"/>
+        <w:rPr>
+          <w:rFonts w:ascii="Arial" w:hAnsi="Arial" w:cs="Arial"/>
+          <w:b/>
+          <w:bCs/>
+          <w:lang w:val="es-ES"/>
+        </w:rPr>
+      </w:pPr>
+      <w:r>
+        <w:rPr>
+          <w:rFonts w:ascii="Arial" w:hAnsi="Arial" w:cs="Arial"/>
+          <w:b/>
+          <w:bCs/>
+          <w:lang w:val="es-ES"/>
+        </w:rPr>
+        <w:lastRenderedPageBreak/>
+        <w:t>VEREDICTO</w:t>
+      </w:r>
+    </w:p>
+    <w:p>
+      <w:pPr>
+        <w:tabs>
+          <w:tab w:val="left" w:pos="3550"/>
+        </w:tabs>
+        <w:jc w:val="center"/>
+        <w:rPr>
+          <w:rFonts w:ascii="Arial" w:hAnsi="Arial" w:cs="Arial"/>
+          <w:b/>
+          <w:bCs/>
+          <w:lang w:val="es-ES"/>
+        </w:rPr>
+      </w:pPr>
+    </w:p>
+    <w:p>
+      <w:pPr>
+        <w:tabs>
+          <w:tab w:val="left" w:pos="3550"/>
+        </w:tabs>
+        <w:jc w:val="center"/>
+        <w:rPr>
+          <w:rFonts w:ascii="Arial" w:hAnsi="Arial" w:cs="Arial"/>
+          <w:b/>
+          <w:bCs/>
+          <w:lang w:val="es-ES"/>
+        </w:rPr>
+      </w:pPr>
+    </w:p>
+    <w:p>
+      <w:pPr>
+        <w:tabs>
+          <w:tab w:val="left" w:pos="3550"/>
+        </w:tabs>
+        <w:jc w:val="center"/>
+        <w:rPr>
+          <w:rFonts w:ascii="Arial" w:hAnsi="Arial" w:cs="Arial"/>
+          <w:b/>
+          <w:bCs/>
+          <w:lang w:val="es-ES"/>
+        </w:rPr>
+      </w:pPr>
+    </w:p>
+    <w:p>
+      <w:pPr>
+        <w:tabs>
+          <w:tab w:val="left" w:pos="3550"/>
+        </w:tabs>
+        <w:jc w:val="center"/>
+        <w:rPr>
+          <w:rFonts w:ascii="Arial" w:hAnsi="Arial" w:cs="Arial"/>
+          <w:b/>
+          <w:bCs/>
+          <w:lang w:val="es-ES"/>
+        </w:rPr>
+      </w:pPr>
+    </w:p>
+    <w:p>
+      <w:pPr>
+        <w:tabs>
+          <w:tab w:val="left" w:pos="3550"/>
+        </w:tabs>
+        <w:jc w:val="center"/>
+        <w:rPr>
+          <w:rFonts w:ascii="Arial" w:hAnsi="Arial" w:cs="Arial"/>
+          <w:b/>
+          <w:bCs/>
+          <w:lang w:val="es-ES"/>
+        </w:rPr>
+      </w:pPr>
+    </w:p>
+    <w:p>
+      <w:pPr>
+        <w:tabs>
+          <w:tab w:val="left" w:pos="3550"/>
+        </w:tabs>
+        <w:jc w:val="center"/>
+        <w:rPr>
+          <w:rFonts w:ascii="Arial" w:hAnsi="Arial" w:cs="Arial"/>
+          <w:b/>
+          <w:bCs/>
+          <w:lang w:val="es-ES"/>
+        </w:rPr>
+      </w:pPr>
+    </w:p>
+    <w:p>
+      <w:pPr>
+        <w:tabs>
+          <w:tab w:val="left" w:pos="3550"/>
+        </w:tabs>
+        <w:jc w:val="center"/>
+        <w:rPr>
+          <w:rFonts w:ascii="Arial" w:hAnsi="Arial" w:cs="Arial"/>
+          <w:b/>
+          <w:bCs/>
+          <w:lang w:val="es-ES"/>
+        </w:rPr>
+      </w:pPr>
+    </w:p>
+    <w:p>
+      <w:pPr>
+        <w:tabs>
+          <w:tab w:val="left" w:pos="3550"/>
+        </w:tabs>
+        <w:jc w:val="center"/>
+        <w:rPr>
+          <w:rFonts w:ascii="Arial" w:hAnsi="Arial" w:cs="Arial"/>
+          <w:b/>
+          <w:bCs/>
+          <w:lang w:val="es-ES"/>
+        </w:rPr>
+      </w:pPr>
+    </w:p>
+    <w:p>
+      <w:pPr>
+        <w:tabs>
+          <w:tab w:val="left" w:pos="3550"/>
+        </w:tabs>
+        <w:jc w:val="center"/>
+        <w:rPr>
+          <w:rFonts w:ascii="Arial" w:hAnsi="Arial" w:cs="Arial"/>
+          <w:b/>
+          <w:bCs/>
+          <w:lang w:val="es-ES"/>
+        </w:rPr>
+      </w:pPr>
+    </w:p>
+    <w:p>
+      <w:pPr>
+        <w:tabs>
+          <w:tab w:val="left" w:pos="3550"/>
+        </w:tabs>
+        <w:jc w:val="center"/>
+        <w:rPr>
+          <w:rFonts w:ascii="Arial" w:hAnsi="Arial" w:cs="Arial"/>
+          <w:b/>
+          <w:bCs/>
+          <w:lang w:val="es-ES"/>
+        </w:rPr>
+      </w:pPr>
+    </w:p>
+    <w:p>
+      <w:pPr>
+        <w:tabs>
+          <w:tab w:val="left" w:pos="3550"/>
+        </w:tabs>
+        <w:jc w:val="center"/>
+        <w:rPr>
+          <w:rFonts w:ascii="Arial" w:hAnsi="Arial" w:cs="Arial"/>
+          <w:b/>
+          <w:bCs/>
+          <w:lang w:val="es-ES"/>
+        </w:rPr>
+      </w:pPr>
+    </w:p>
+    <w:p>
+      <w:pPr>
+        <w:tabs>
+          <w:tab w:val="left" w:pos="3550"/>
+        </w:tabs>
+        <w:jc w:val="center"/>
+        <w:rPr>
+          <w:rFonts w:ascii="Arial" w:hAnsi="Arial" w:cs="Arial"/>
+          <w:b/>
+          <w:bCs/>
+          <w:lang w:val="es-ES"/>
+        </w:rPr>
+      </w:pPr>
+    </w:p>
+    <w:p>
+      <w:pPr>
+        <w:tabs>
+          <w:tab w:val="left" w:pos="3550"/>
+        </w:tabs>
+        <w:jc w:val="center"/>
+        <w:rPr>
+          <w:rFonts w:ascii="Arial" w:hAnsi="Arial" w:cs="Arial"/>
+          <w:b/>
+          <w:bCs/>
+          <w:lang w:val="es-ES"/>
+        </w:rPr>
+      </w:pPr>
+    </w:p>
+    <w:p>
+      <w:pPr>
+        <w:tabs>
+          <w:tab w:val="left" w:pos="3550"/>
+        </w:tabs>
+        <w:jc w:val="center"/>
+        <w:rPr>
+          <w:rFonts w:ascii="Arial" w:hAnsi="Arial" w:cs="Arial"/>
+          <w:b/>
+          <w:bCs/>
+          <w:lang w:val="es-ES"/>
+        </w:rPr>
+      </w:pPr>
+    </w:p>
+    <w:p>
+      <w:pPr>
+        <w:tabs>
+          <w:tab w:val="left" w:pos="3550"/>
+        </w:tabs>
+        <w:jc w:val="center"/>
+        <w:rPr>
+          <w:rFonts w:ascii="Arial" w:hAnsi="Arial" w:cs="Arial"/>
+          <w:b/>
+          <w:bCs/>
+          <w:lang w:val="es-ES"/>
+        </w:rPr>
+      </w:pPr>
+    </w:p>
+    <w:p>
+      <w:pPr>
+        <w:tabs>
+          <w:tab w:val="left" w:pos="3550"/>
+        </w:tabs>
+        <w:jc w:val="center"/>
+        <w:rPr>
+          <w:rFonts w:ascii="Arial" w:hAnsi="Arial" w:cs="Arial"/>
+          <w:b/>
+          <w:bCs/>
+          <w:lang w:val="es-ES"/>
+        </w:rPr>
+      </w:pPr>
+    </w:p>
+    <w:p>
+      <w:pPr>
+        <w:tabs>
+          <w:tab w:val="left" w:pos="3550"/>
+        </w:tabs>
+        <w:jc w:val="center"/>
+        <w:rPr>
+          <w:rFonts w:ascii="Arial" w:hAnsi="Arial" w:cs="Arial"/>
+          <w:b/>
+          <w:bCs/>
+          <w:lang w:val="es-ES"/>
+        </w:rPr>
+      </w:pPr>
+    </w:p>
+    <w:p>
+      <w:pPr>
+        <w:tabs>
+          <w:tab w:val="left" w:pos="3550"/>
+        </w:tabs>
+        <w:jc w:val="center"/>
+        <w:rPr>
+          <w:rFonts w:ascii="Arial" w:hAnsi="Arial" w:cs="Arial"/>
+          <w:b/>
+          <w:bCs/>
+          <w:lang w:val="es-ES"/>
+        </w:rPr>
+      </w:pPr>
+    </w:p>
+    <w:p>
+      <w:pPr>
+        <w:tabs>
+          <w:tab w:val="left" w:pos="3550"/>
+        </w:tabs>
+        <w:jc w:val="center"/>
+        <w:rPr>
+          <w:rFonts w:ascii="Arial" w:hAnsi="Arial" w:cs="Arial"/>
+          <w:b/>
+          <w:bCs/>
+          <w:lang w:val="es-ES"/>
+        </w:rPr>
+      </w:pPr>
+    </w:p>
+    <w:p>
+      <w:pPr>
+        <w:tabs>
+          <w:tab w:val="left" w:pos="3550"/>
+        </w:tabs>
+        <w:jc w:val="center"/>
+        <w:rPr>
+          <w:rFonts w:ascii="Arial" w:hAnsi="Arial" w:cs="Arial"/>
+          <w:b/>
+          <w:bCs/>
+          <w:lang w:val="es-ES"/>
+        </w:rPr>
+      </w:pPr>
+    </w:p>
+    <w:p>
+      <w:pPr>
+        <w:tabs>
+          <w:tab w:val="left" w:pos="3550"/>
+        </w:tabs>
+        <w:jc w:val="center"/>
+        <w:rPr>
+          <w:rFonts w:ascii="Arial" w:hAnsi="Arial" w:cs="Arial"/>
+          <w:b/>
+          <w:bCs/>
+          <w:lang w:val="es-ES"/>
+        </w:rPr>
+      </w:pPr>
+    </w:p>
+    <w:p>
+      <w:pPr>
+        <w:tabs>
+          <w:tab w:val="left" w:pos="3550"/>
+        </w:tabs>
+        <w:jc w:val="center"/>
+        <w:rPr>
+          <w:rFonts w:ascii="Arial" w:hAnsi="Arial" w:cs="Arial"/>
+          <w:b/>
+          <w:bCs/>
+          <w:lang w:val="es-ES"/>
+        </w:rPr>
+      </w:pPr>
+    </w:p>
+    <w:p>
+      <w:pPr>
+        <w:tabs>
+          <w:tab w:val="left" w:pos="3550"/>
+        </w:tabs>
+        <w:jc w:val="center"/>
+        <w:rPr>
+          <w:rFonts w:ascii="Arial" w:hAnsi="Arial" w:cs="Arial"/>
+          <w:b/>
+          <w:bCs/>
+          <w:lang w:val="es-ES"/>
+        </w:rPr>
+      </w:pPr>
+    </w:p>
+    <w:p>
+      <w:pPr>
+        <w:tabs>
+          <w:tab w:val="left" w:pos="3550"/>
+        </w:tabs>
+        <w:jc w:val="center"/>
+        <w:rPr>
+          <w:rFonts w:ascii="Arial" w:hAnsi="Arial" w:cs="Arial"/>
+          <w:b/>
+          <w:bCs/>
+          <w:lang w:val="es-ES"/>
+        </w:rPr>
+      </w:pPr>
+    </w:p>
+    <w:p>
+      <w:pPr>
+        <w:tabs>
+          <w:tab w:val="left" w:pos="3550"/>
+        </w:tabs>
+        <w:jc w:val="center"/>
+        <w:rPr>
+          <w:rFonts w:ascii="Arial" w:hAnsi="Arial" w:cs="Arial"/>
+          <w:b/>
+          <w:bCs/>
+          <w:lang w:val="es-ES"/>
+        </w:rPr>
+      </w:pPr>
+    </w:p>
+    <w:p>
+      <w:pPr>
+        <w:tabs>
+          <w:tab w:val="left" w:pos="3550"/>
+        </w:tabs>
+        <w:jc w:val="center"/>
+        <w:rPr>
+          <w:rFonts w:ascii="Arial" w:hAnsi="Arial" w:cs="Arial"/>
+          <w:b/>
+          <w:bCs/>
+          <w:lang w:val="es-ES"/>
+        </w:rPr>
+      </w:pPr>
+      <w:r>
+        <w:rPr>
+          <w:rFonts w:ascii="Arial" w:hAnsi="Arial" w:cs="Arial"/>
+          <w:b/>
+          <w:bCs/>
+          <w:lang w:val="es-ES"/>
+        </w:rPr>
+        <w:lastRenderedPageBreak/>
+        <w:t>VEREDICTO</w:t>
+      </w:r>
+    </w:p>
+    <w:p>
+      <w:pPr>
+        <w:tabs>
+          <w:tab w:val="left" w:pos="3550"/>
+        </w:tabs>
+        <w:rPr>
+          <w:rFonts w:ascii="Arial" w:hAnsi="Arial" w:cs="Arial"/>
+          <w:b/>
+          <w:bCs/>
+          <w:lang w:val="es-ES"/>
+        </w:rPr>
+      </w:pPr>
+    </w:p>
+    <w:p>
+      <w:pPr>
+        <w:tabs>
+          <w:tab w:val="left" w:pos="3550"/>
+        </w:tabs>
+        <w:rPr>
+          <w:rFonts w:ascii="Arial" w:hAnsi="Arial" w:cs="Arial"/>
+          <w:b/>
+          <w:bCs/>
+          <w:lang w:val="es-ES"/>
+        </w:rPr>
+      </w:pPr>
+    </w:p>
+    <w:p>
+      <w:pPr>
+        <w:tabs>
+          <w:tab w:val="left" w:pos="3550"/>
+        </w:tabs>
+        <w:rPr>
+          <w:rFonts w:ascii="Arial" w:hAnsi="Arial" w:cs="Arial"/>
+          <w:b/>
+          <w:bCs/>
+          <w:lang w:val="es-ES"/>
+        </w:rPr>
+      </w:pPr>
+    </w:p>
+    <w:p>
+      <w:pPr>
+        <w:tabs>
+          <w:tab w:val="left" w:pos="3550"/>
+        </w:tabs>
+        <w:rPr>
+          <w:rFonts w:ascii="Arial" w:hAnsi="Arial" w:cs="Arial"/>
+          <w:b/>
+          <w:bCs/>
+          <w:lang w:val="es-ES"/>
+        </w:rPr>
+      </w:pPr>
+    </w:p>
+    <w:p>
+      <w:pPr>
+        <w:tabs>
+          <w:tab w:val="left" w:pos="3550"/>
+        </w:tabs>
+        <w:rPr>
+          <w:rFonts w:ascii="Arial" w:hAnsi="Arial" w:cs="Arial"/>
+          <w:b/>
+          <w:bCs/>
+          <w:lang w:val="es-ES"/>
+        </w:rPr>
+      </w:pPr>
+    </w:p>
+    <w:p>
+      <w:pPr>
+        <w:tabs>
+          <w:tab w:val="left" w:pos="3550"/>
+        </w:tabs>
+        <w:rPr>
+          <w:rFonts w:ascii="Arial" w:hAnsi="Arial" w:cs="Arial"/>
+          <w:b/>
+          <w:bCs/>
+          <w:lang w:val="es-ES"/>
+        </w:rPr>
+      </w:pPr>
+    </w:p>
+    <w:p>
+      <w:pPr>
+        <w:tabs>
+          <w:tab w:val="left" w:pos="3550"/>
+        </w:tabs>
+        <w:rPr>
+          <w:rFonts w:ascii="Arial" w:hAnsi="Arial" w:cs="Arial"/>
+          <w:b/>
+          <w:bCs/>
+          <w:lang w:val="es-ES"/>
+        </w:rPr>
+      </w:pPr>
+    </w:p>
+    <w:p>
+      <w:pPr>
+        <w:tabs>
+          <w:tab w:val="left" w:pos="3550"/>
+        </w:tabs>
+        <w:rPr>
+          <w:rFonts w:ascii="Arial" w:hAnsi="Arial" w:cs="Arial"/>
+          <w:b/>
+          <w:bCs/>
+          <w:lang w:val="es-ES"/>
+        </w:rPr>
+      </w:pPr>
+    </w:p>
+    <w:p>
+      <w:pPr>
+        <w:tabs>
+          <w:tab w:val="left" w:pos="3550"/>
+        </w:tabs>
+        <w:rPr>
+          <w:rFonts w:ascii="Arial" w:hAnsi="Arial" w:cs="Arial"/>
+          <w:b/>
+          <w:bCs/>
+          <w:lang w:val="es-ES"/>
+        </w:rPr>
+      </w:pPr>
+    </w:p>
+    <w:p>
+      <w:pPr>
+        <w:tabs>
+          <w:tab w:val="left" w:pos="3550"/>
+        </w:tabs>
+        <w:rPr>
+          <w:rFonts w:ascii="Arial" w:hAnsi="Arial" w:cs="Arial"/>
+          <w:b/>
+          <w:bCs/>
+          <w:lang w:val="es-ES"/>
+        </w:rPr>
+      </w:pPr>
+    </w:p>
+    <w:p>
+      <w:pPr>
+        <w:tabs>
+          <w:tab w:val="left" w:pos="3550"/>
+        </w:tabs>
+        <w:rPr>
+          <w:rFonts w:ascii="Arial" w:hAnsi="Arial" w:cs="Arial"/>
+          <w:b/>
+          <w:bCs/>
+          <w:lang w:val="es-ES"/>
+        </w:rPr>
+      </w:pPr>
+    </w:p>
+    <w:p>
+      <w:pPr>
+        <w:tabs>
+          <w:tab w:val="left" w:pos="3550"/>
+        </w:tabs>
+        <w:rPr>
+          <w:rFonts w:ascii="Arial" w:hAnsi="Arial" w:cs="Arial"/>
+          <w:b/>
+          <w:bCs/>
+          <w:lang w:val="es-ES"/>
+        </w:rPr>
+      </w:pPr>
+    </w:p>
+    <w:p>
+      <w:pPr>
+        <w:tabs>
+          <w:tab w:val="left" w:pos="3550"/>
+        </w:tabs>
+        <w:rPr>
+          <w:rFonts w:ascii="Arial" w:hAnsi="Arial" w:cs="Arial"/>
+          <w:b/>
+          <w:bCs/>
+          <w:lang w:val="es-ES"/>
+        </w:rPr>
+      </w:pPr>
+    </w:p>
+    <w:p>
+      <w:pPr>
+        <w:tabs>
+          <w:tab w:val="left" w:pos="3550"/>
+        </w:tabs>
+        <w:rPr>
+          <w:rFonts w:ascii="Arial" w:hAnsi="Arial" w:cs="Arial"/>
+          <w:b/>
+          <w:bCs/>
+          <w:lang w:val="es-ES"/>
+        </w:rPr>
+      </w:pPr>
+    </w:p>
+    <w:p>
+      <w:pPr>
+        <w:tabs>
+          <w:tab w:val="left" w:pos="3550"/>
+        </w:tabs>
+        <w:rPr>
+          <w:rFonts w:ascii="Arial" w:hAnsi="Arial" w:cs="Arial"/>
+          <w:b/>
+          <w:bCs/>
+          <w:lang w:val="es-ES"/>
+        </w:rPr>
+      </w:pPr>
+    </w:p>
+    <w:p>
+      <w:pPr>
+        <w:tabs>
+          <w:tab w:val="left" w:pos="3550"/>
+        </w:tabs>
+        <w:rPr>
+          <w:rFonts w:ascii="Arial" w:hAnsi="Arial" w:cs="Arial"/>
+          <w:b/>
+          <w:bCs/>
+          <w:lang w:val="es-ES"/>
+        </w:rPr>
+      </w:pPr>
+    </w:p>
+    <w:p>
+      <w:pPr>
+        <w:tabs>
+          <w:tab w:val="left" w:pos="3550"/>
+        </w:tabs>
+        <w:rPr>
+          <w:rFonts w:ascii="Arial" w:hAnsi="Arial" w:cs="Arial"/>
+          <w:b/>
+          <w:bCs/>
+          <w:lang w:val="es-ES"/>
+        </w:rPr>
+      </w:pPr>
+    </w:p>
+    <w:p>
+      <w:pPr>
+        <w:tabs>
+          <w:tab w:val="left" w:pos="3550"/>
+        </w:tabs>
+        <w:rPr>
+          <w:rFonts w:ascii="Arial" w:hAnsi="Arial" w:cs="Arial"/>
+          <w:b/>
+          <w:bCs/>
+          <w:lang w:val="es-ES"/>
+        </w:rPr>
+      </w:pPr>
+    </w:p>
+    <w:p>
+      <w:pPr>
+        <w:tabs>
+          <w:tab w:val="left" w:pos="3550"/>
+        </w:tabs>
+        <w:rPr>
+          <w:rFonts w:ascii="Arial" w:hAnsi="Arial" w:cs="Arial"/>
+          <w:b/>
+          <w:bCs/>
+          <w:lang w:val="es-ES"/>
+        </w:rPr>
+      </w:pPr>
+    </w:p>
+    <w:p>
+      <w:pPr>
+        <w:tabs>
+          <w:tab w:val="left" w:pos="3550"/>
+        </w:tabs>
+        <w:rPr>
+          <w:rFonts w:ascii="Arial" w:hAnsi="Arial" w:cs="Arial"/>
+          <w:b/>
+          <w:bCs/>
+          <w:lang w:val="es-ES"/>
+        </w:rPr>
+      </w:pPr>
+    </w:p>
+    <w:p>
+      <w:pPr>
+        <w:tabs>
+          <w:tab w:val="left" w:pos="3550"/>
+        </w:tabs>
+        <w:rPr>
+          <w:rFonts w:ascii="Arial" w:hAnsi="Arial" w:cs="Arial"/>
+          <w:b/>
+          <w:bCs/>
+          <w:lang w:val="es-ES"/>
+        </w:rPr>
+      </w:pPr>
+    </w:p>
+    <w:p>
+      <w:pPr>
+        <w:tabs>
+          <w:tab w:val="left" w:pos="3550"/>
+        </w:tabs>
+        <w:rPr>
+          <w:rFonts w:ascii="Arial" w:hAnsi="Arial" w:cs="Arial"/>
+          <w:b/>
+          <w:bCs/>
+          <w:lang w:val="es-ES"/>
+        </w:rPr>
+      </w:pPr>
+    </w:p>
+    <w:p>
+      <w:pPr>
+        <w:tabs>
+          <w:tab w:val="left" w:pos="3550"/>
+        </w:tabs>
+        <w:rPr>
+          <w:rFonts w:ascii="Arial" w:hAnsi="Arial" w:cs="Arial"/>
+          <w:b/>
+          <w:bCs/>
+          <w:lang w:val="es-ES"/>
+        </w:rPr>
+      </w:pPr>
+    </w:p>
+    <w:p>
+      <w:pPr>
         <w:rPr>
           <w:rFonts w:ascii="Arial" w:hAnsi="Arial" w:cs="Arial"/>
           <w:b/>
@@ -1353,30 +2106,43 @@
           <w:rFonts w:ascii="Arial" w:hAnsi="Arial" w:cs="Arial"/>
           <w:lang w:val="es-ES"/>
         </w:rPr>
-        <w:t>mis padres por brindarme su amor incondicional, por apoyarme, enseñarme y ser mis guías a lo largo de toda mi vida</w:t>
-      </w:r>
-      <w:r>
-        <w:rPr>
-          <w:rFonts w:ascii="Arial" w:hAnsi="Arial" w:cs="Arial"/>
-          <w:lang w:val="es-ES"/>
-        </w:rPr>
-        <w:t xml:space="preserve">. En especial a mi papá </w:t>
-      </w:r>
-      <w:proofErr w:type="spellStart"/>
-      <w:r>
-        <w:rPr>
-          <w:rFonts w:ascii="Arial" w:hAnsi="Arial" w:cs="Arial"/>
-          <w:lang w:val="es-ES"/>
-        </w:rPr>
-        <w:t>Yorlly</w:t>
-      </w:r>
-      <w:proofErr w:type="spellEnd"/>
-      <w:r>
-        <w:rPr>
-          <w:rFonts w:ascii="Arial" w:hAnsi="Arial" w:cs="Arial"/>
-          <w:lang w:val="es-ES"/>
-        </w:rPr>
-        <w:t xml:space="preserve"> Araujo, quién fue la razón que me motivo a estudiar esta carrera que estoy finalizando. A mi hermano, por darme su apoyo en el transcurso de toda la carrera. A</w:t>
+        <w:t xml:space="preserve">mis padres por brindarme su </w:t>
+      </w:r>
+      <w:r>
+        <w:rPr>
+          <w:rFonts w:ascii="Arial" w:hAnsi="Arial" w:cs="Arial"/>
+          <w:color w:val="000000" w:themeColor="text1"/>
+          <w:lang w:val="es-ES"/>
+        </w:rPr>
+        <w:t>amor incondicional, por apoyarme</w:t>
+      </w:r>
+      <w:r>
+        <w:rPr>
+          <w:rFonts w:ascii="Arial" w:hAnsi="Arial" w:cs="Arial"/>
+          <w:lang w:val="es-ES"/>
+        </w:rPr>
+        <w:t>, enseñarme y ser mis guías a lo largo de toda mi vida</w:t>
+      </w:r>
+      <w:r>
+        <w:rPr>
+          <w:rFonts w:ascii="Arial" w:hAnsi="Arial" w:cs="Arial"/>
+          <w:lang w:val="es-ES"/>
+        </w:rPr>
+        <w:t>. En especial a mi papá Yorlly Araujo, quién fue la razón que me motivo a estudiar esta carrera que estoy finalizando. A mi hermano, por darme</w:t>
+      </w:r>
+      <w:r>
+        <w:rPr>
+          <w:rFonts w:ascii="Arial" w:hAnsi="Arial" w:cs="Arial"/>
+          <w:lang w:val="es-ES"/>
+        </w:rPr>
+        <w:t xml:space="preserve"> ánimos </w:t>
+      </w:r>
+      <w:r>
+        <w:rPr>
+          <w:rFonts w:ascii="Arial" w:hAnsi="Arial" w:cs="Arial"/>
+          <w:lang w:val="es-ES"/>
+        </w:rPr>
+        <w:t>en el transcurso de toda la carrera. A</w:t>
       </w:r>
       <w:r>
         <w:rPr>
@@ -1411,7 +2177,28 @@
           <w:rFonts w:ascii="Arial" w:hAnsi="Arial" w:cs="Arial"/>
           <w:lang w:val="es-ES"/>
         </w:rPr>
-        <w:t xml:space="preserve">apoyo y consejo a lo largo del camino. A mi amiga de cuatro patas Manchita, por brindarme todo su amor y compañía hasta el final de su vida. A todos los amigos que hice </w:t>
+        <w:t>compañía</w:t>
+      </w:r>
+      <w:r>
+        <w:rPr>
+          <w:rFonts w:ascii="Arial" w:hAnsi="Arial" w:cs="Arial"/>
+          <w:lang w:val="es-ES"/>
+        </w:rPr>
+        <w:t xml:space="preserve"> y consejo a lo largo del camino. A mi amiga de cuatro patas Manchita, por brindarme todo su</w:t>
+      </w:r>
+      <w:r>
+        <w:rPr>
+          <w:rFonts w:ascii="Arial" w:hAnsi="Arial" w:cs="Arial"/>
+          <w:lang w:val="es-ES"/>
+        </w:rPr>
+        <w:t xml:space="preserve"> cariño</w:t>
+      </w:r>
+      <w:r>
+        <w:rPr>
+          <w:rFonts w:ascii="Arial" w:hAnsi="Arial" w:cs="Arial"/>
+          <w:lang w:val="es-ES"/>
+        </w:rPr>
+        <w:t xml:space="preserve"> y compañía hasta el final de su vida. A todos los amigos que hice </w:t>
       </w:r>
       <w:r>
         <w:rPr>
@@ -1432,7 +2219,21 @@
           <w:rFonts w:ascii="Arial" w:hAnsi="Arial" w:cs="Arial"/>
           <w:lang w:val="es-ES"/>
         </w:rPr>
-        <w:t>por compartir vivencias, risas y por enseñarme a disfrutar esta etapa de mi vida.</w:t>
+        <w:t xml:space="preserve">por compartir vivencias, risas </w:t>
+      </w:r>
+      <w:r>
+        <w:rPr>
+          <w:rFonts w:ascii="Arial" w:hAnsi="Arial" w:cs="Arial"/>
+          <w:lang w:val="es-ES"/>
+        </w:rPr>
+        <w:t>y</w:t>
+      </w:r>
+      <w:r>
+        <w:rPr>
+          <w:rFonts w:ascii="Arial" w:hAnsi="Arial" w:cs="Arial"/>
+          <w:lang w:val="es-ES"/>
+        </w:rPr>
+        <w:t xml:space="preserve"> enseñarme a disfrutar esta etapa de mi vida.</w:t>
       </w:r>
     </w:p>
     <w:p>
@@ -1528,7 +2329,7 @@
     </w:p>
     <w:p>
       <w:pPr>
-        <w:spacing w:line="360" w:lineRule="auto"/>
+        <w:spacing w:line="240" w:lineRule="auto"/>
         <w:jc w:val="both"/>
         <w:rPr>
           <w:rFonts w:ascii="Arial" w:hAnsi="Arial" w:cs="Arial"/>
@@ -1545,47 +2346,79 @@
           <w:lang w:val="es-ES"/>
         </w:rPr>
         <w:lastRenderedPageBreak/>
-        <w:t xml:space="preserve">Araujo, Jorge. </w:t>
-      </w:r>
-      <w:proofErr w:type="spellStart"/>
-      <w:r>
-        <w:rPr>
-          <w:rFonts w:ascii="Arial" w:hAnsi="Arial" w:cs="Arial"/>
-          <w:b/>
-          <w:bCs/>
-          <w:lang w:val="es-ES"/>
-        </w:rPr>
-        <w:t>Acurero</w:t>
-      </w:r>
-      <w:proofErr w:type="spellEnd"/>
-      <w:r>
-        <w:rPr>
-          <w:rFonts w:ascii="Arial" w:hAnsi="Arial" w:cs="Arial"/>
-          <w:b/>
-          <w:bCs/>
-          <w:lang w:val="es-ES"/>
-        </w:rPr>
-        <w:t xml:space="preserve">, Cesar. Montiel, Gabriel. Aplicación educativa </w:t>
-      </w:r>
-      <w:proofErr w:type="spellStart"/>
-      <w:r>
-        <w:rPr>
-          <w:rFonts w:ascii="Arial" w:hAnsi="Arial" w:cs="Arial"/>
-          <w:b/>
-          <w:bCs/>
-          <w:lang w:val="es-ES"/>
-        </w:rPr>
-        <w:t>gamificada</w:t>
-      </w:r>
-      <w:proofErr w:type="spellEnd"/>
-      <w:r>
-        <w:rPr>
-          <w:rFonts w:ascii="Arial" w:hAnsi="Arial" w:cs="Arial"/>
-          <w:b/>
-          <w:bCs/>
-          <w:lang w:val="es-ES"/>
-        </w:rPr>
-        <w:t xml:space="preserve"> para potenciar el rendimiento académico </w:t>
+        <w:t xml:space="preserve">Araujo, Jorge. Acurero, Cesar. Montiel, Gabriel. Aplicación </w:t>
+      </w:r>
+      <w:r>
+        <w:rPr>
+          <w:rFonts w:ascii="Arial" w:hAnsi="Arial" w:cs="Arial"/>
+          <w:b/>
+          <w:bCs/>
+          <w:lang w:val="es-ES"/>
+        </w:rPr>
+        <w:t>E</w:t>
+      </w:r>
+      <w:r>
+        <w:rPr>
+          <w:rFonts w:ascii="Arial" w:hAnsi="Arial" w:cs="Arial"/>
+          <w:b/>
+          <w:bCs/>
+          <w:lang w:val="es-ES"/>
+        </w:rPr>
+        <w:t xml:space="preserve">ducativa </w:t>
+      </w:r>
+      <w:r>
+        <w:rPr>
+          <w:rFonts w:ascii="Arial" w:hAnsi="Arial" w:cs="Arial"/>
+          <w:b/>
+          <w:bCs/>
+          <w:lang w:val="es-ES"/>
+        </w:rPr>
+        <w:t>G</w:t>
+      </w:r>
+      <w:r>
+        <w:rPr>
+          <w:rFonts w:ascii="Arial" w:hAnsi="Arial" w:cs="Arial"/>
+          <w:b/>
+          <w:bCs/>
+          <w:lang w:val="es-ES"/>
+        </w:rPr>
+        <w:t xml:space="preserve">amificada </w:t>
+      </w:r>
+      <w:r>
+        <w:rPr>
+          <w:rFonts w:ascii="Arial" w:hAnsi="Arial" w:cs="Arial"/>
+          <w:b/>
+          <w:bCs/>
+          <w:lang w:val="es-ES"/>
+        </w:rPr>
+        <w:t>P</w:t>
+      </w:r>
+      <w:r>
+        <w:rPr>
+          <w:rFonts w:ascii="Arial" w:hAnsi="Arial" w:cs="Arial"/>
+          <w:b/>
+          <w:bCs/>
+          <w:lang w:val="es-ES"/>
+        </w:rPr>
+        <w:t xml:space="preserve">ara </w:t>
+      </w:r>
+      <w:r>
+        <w:rPr>
+          <w:rFonts w:ascii="Arial" w:hAnsi="Arial" w:cs="Arial"/>
+          <w:b/>
+          <w:bCs/>
+          <w:lang w:val="es-ES"/>
+        </w:rPr>
+        <w:t>P</w:t>
+      </w:r>
+      <w:r>
+        <w:rPr>
+          <w:rFonts w:ascii="Arial" w:hAnsi="Arial" w:cs="Arial"/>
+          <w:b/>
+          <w:bCs/>
+          <w:lang w:val="es-ES"/>
+        </w:rPr>
+        <w:t xml:space="preserve">otenciar el rendimiento académico </w:t>
       </w:r>
       <w:r>
         <w:rPr>
@@ -1626,7 +2459,19 @@
     </w:p>
     <w:p>
       <w:pPr>
-        <w:spacing w:line="360" w:lineRule="auto"/>
+        <w:spacing w:line="240" w:lineRule="auto"/>
+        <w:jc w:val="both"/>
+        <w:rPr>
+          <w:rFonts w:ascii="Arial" w:hAnsi="Arial" w:cs="Arial"/>
+          <w:b/>
+          <w:bCs/>
+          <w:lang w:val="es-ES"/>
+        </w:rPr>
+      </w:pPr>
+    </w:p>
+    <w:p>
+      <w:pPr>
+        <w:spacing w:line="240" w:lineRule="auto"/>
         <w:jc w:val="center"/>
         <w:rPr>
           <w:rFonts w:ascii="Arial" w:hAnsi="Arial" w:cs="Arial"/>
@@ -1647,35 +2492,31 @@
     </w:p>
     <w:p>
       <w:pPr>
-        <w:spacing w:line="360" w:lineRule="auto"/>
-        <w:jc w:val="both"/>
-        <w:rPr>
-          <w:rFonts w:ascii="Arial" w:hAnsi="Arial" w:cs="Arial"/>
-          <w:lang w:val="es-ES"/>
-        </w:rPr>
-      </w:pPr>
-      <w:r>
-        <w:rPr>
-          <w:rFonts w:ascii="Arial" w:hAnsi="Arial" w:cs="Arial"/>
-          <w:lang w:val="es-ES"/>
-        </w:rPr>
-        <w:t xml:space="preserve">La presente investigación tiene como objetivo desarrollar una aplicación educativa </w:t>
-      </w:r>
-      <w:proofErr w:type="spellStart"/>
-      <w:r>
-        <w:rPr>
-          <w:rFonts w:ascii="Arial" w:hAnsi="Arial" w:cs="Arial"/>
-          <w:lang w:val="es-ES"/>
-        </w:rPr>
-        <w:t>gamificada</w:t>
-      </w:r>
-      <w:proofErr w:type="spellEnd"/>
-      <w:r>
-        <w:rPr>
-          <w:rFonts w:ascii="Arial" w:hAnsi="Arial" w:cs="Arial"/>
-          <w:lang w:val="es-ES"/>
-        </w:rPr>
-        <w:t xml:space="preserve"> para potenciar el rendimiento académico </w:t>
+        <w:spacing w:line="240" w:lineRule="auto"/>
+        <w:jc w:val="center"/>
+        <w:rPr>
+          <w:rFonts w:ascii="Arial" w:hAnsi="Arial" w:cs="Arial"/>
+          <w:b/>
+          <w:bCs/>
+          <w:lang w:val="es-ES"/>
+        </w:rPr>
+      </w:pPr>
+    </w:p>
+    <w:p>
+      <w:pPr>
+        <w:spacing w:line="240" w:lineRule="auto"/>
+        <w:jc w:val="both"/>
+        <w:rPr>
+          <w:rFonts w:ascii="Arial" w:hAnsi="Arial" w:cs="Arial"/>
+          <w:lang w:val="es-ES"/>
+        </w:rPr>
+      </w:pPr>
+      <w:r>
+        <w:rPr>
+          <w:rFonts w:ascii="Arial" w:hAnsi="Arial" w:cs="Arial"/>
+          <w:lang w:val="es-ES"/>
+        </w:rPr>
+        <w:t xml:space="preserve">La presente investigación tiene como objetivo desarrollar una aplicación educativa gamificada para potenciar el rendimiento académico </w:t>
       </w:r>
       <w:r>
         <w:rPr>
@@ -1698,21 +2539,12 @@
         </w:rPr>
         <w:t xml:space="preserve">Venezuela, basándose en las teorías de </w:t>
       </w:r>
-      <w:proofErr w:type="spellStart"/>
-      <w:r>
-        <w:rPr>
-          <w:rFonts w:ascii="Arial" w:hAnsi="Arial" w:cs="Arial"/>
-          <w:lang w:val="es-ES"/>
-        </w:rPr>
-        <w:t>Deci</w:t>
-      </w:r>
-      <w:proofErr w:type="spellEnd"/>
-      <w:r>
-        <w:rPr>
-          <w:rFonts w:ascii="Arial" w:hAnsi="Arial" w:cs="Arial"/>
-          <w:lang w:val="es-ES"/>
-        </w:rPr>
-        <w:t xml:space="preserve"> y Ryan (1980), </w:t>
+      <w:r>
+        <w:rPr>
+          <w:rFonts w:ascii="Arial" w:hAnsi="Arial" w:cs="Arial"/>
+          <w:lang w:val="es-ES"/>
+        </w:rPr>
+        <w:t xml:space="preserve">Deci y Ryan (1980), </w:t>
       </w:r>
       <w:r>
         <w:rPr>
@@ -1782,7 +2614,7 @@
           <w:rFonts w:ascii="Arial" w:hAnsi="Arial" w:cs="Arial"/>
           <w:lang w:val="es-ES"/>
         </w:rPr>
-        <w:t xml:space="preserve"> y no experimental</w:t>
+        <w:t xml:space="preserve"> no experimental</w:t>
       </w:r>
       <w:r>
         <w:rPr>
@@ -1796,7 +2628,144 @@
           <w:rFonts w:ascii="Arial" w:hAnsi="Arial" w:cs="Arial"/>
           <w:lang w:val="es-ES"/>
         </w:rPr>
-        <w:t>a que se utilizan técnicas y herramientas de recolección de datos en los</w:t>
+        <w:t xml:space="preserve">a que se utilizan técnicas </w:t>
+      </w:r>
+      <w:r>
+        <w:rPr>
+          <w:rFonts w:ascii="Arial" w:hAnsi="Arial" w:cs="Arial"/>
+          <w:lang w:val="es-ES"/>
+        </w:rPr>
+        <w:t>y</w:t>
+      </w:r>
+      <w:r>
+        <w:rPr>
+          <w:rFonts w:ascii="Arial" w:hAnsi="Arial" w:cs="Arial"/>
+          <w:lang w:val="es-ES"/>
+        </w:rPr>
+        <w:t xml:space="preserve"> herramientas de recolección de datos en los sujetos que son objetos de estudio</w:t>
+      </w:r>
+      <w:r>
+        <w:rPr>
+          <w:rFonts w:ascii="Arial" w:hAnsi="Arial" w:cs="Arial"/>
+          <w:lang w:val="es-ES"/>
+        </w:rPr>
+        <w:t>, donde solamente se</w:t>
+      </w:r>
+      <w:r>
+        <w:rPr>
+          <w:rFonts w:ascii="Arial" w:hAnsi="Arial" w:cs="Arial"/>
+        </w:rPr>
+        <w:t xml:space="preserve"> estudia las variables en su</w:t>
+      </w:r>
+      <w:r>
+        <w:rPr>
+          <w:rFonts w:ascii="Arial" w:hAnsi="Arial" w:cs="Arial"/>
+        </w:rPr>
+        <w:t xml:space="preserve"> entorno</w:t>
+      </w:r>
+      <w:r>
+        <w:rPr>
+          <w:rFonts w:ascii="Arial" w:hAnsi="Arial" w:cs="Arial"/>
+        </w:rPr>
+        <w:t xml:space="preserve"> natural</w:t>
+      </w:r>
+      <w:r>
+        <w:rPr>
+          <w:rFonts w:ascii="Arial" w:hAnsi="Arial" w:cs="Arial"/>
+          <w:lang w:val="es-ES"/>
+        </w:rPr>
+        <w:t xml:space="preserve">. </w:t>
+      </w:r>
+      <w:r>
+        <w:rPr>
+          <w:rFonts w:ascii="Arial" w:hAnsi="Arial" w:cs="Arial"/>
+          <w:lang w:val="es-ES"/>
+        </w:rPr>
+        <w:t>De la misma manera,</w:t>
+      </w:r>
+      <w:r>
+        <w:rPr>
+          <w:rFonts w:ascii="Arial" w:hAnsi="Arial" w:cs="Arial"/>
+          <w:lang w:val="es-ES"/>
+        </w:rPr>
+        <w:t xml:space="preserve"> se seleccionó una encuesta como la técnica, utilizando</w:t>
+      </w:r>
+      <w:r>
+        <w:rPr>
+          <w:rFonts w:ascii="Arial" w:hAnsi="Arial" w:cs="Arial"/>
+          <w:lang w:val="es-ES"/>
+        </w:rPr>
+        <w:t xml:space="preserve"> un cuestionario como</w:t>
+      </w:r>
+      <w:r>
+        <w:rPr>
+          <w:rFonts w:ascii="Arial" w:hAnsi="Arial" w:cs="Arial"/>
+          <w:lang w:val="es-ES"/>
+        </w:rPr>
+        <w:t xml:space="preserve"> la</w:t>
+      </w:r>
+      <w:r>
+        <w:rPr>
+          <w:rFonts w:ascii="Arial" w:hAnsi="Arial" w:cs="Arial"/>
+          <w:lang w:val="es-ES"/>
+        </w:rPr>
+        <w:t xml:space="preserve"> técnica de recolección de datos dirigido a estudiantes de bachillerato</w:t>
+      </w:r>
+      <w:r>
+        <w:rPr>
+          <w:rFonts w:ascii="Arial" w:hAnsi="Arial" w:cs="Arial"/>
+          <w:lang w:val="es-ES"/>
+        </w:rPr>
+        <w:t xml:space="preserve"> en la ciudad de Maracaibo en</w:t>
+      </w:r>
+      <w:r>
+        <w:rPr>
+          <w:rFonts w:ascii="Arial" w:hAnsi="Arial" w:cs="Arial"/>
+          <w:lang w:val="es-ES"/>
+        </w:rPr>
+        <w:t xml:space="preserve">. Las </w:t>
+      </w:r>
+      <w:r>
+        <w:rPr>
+          <w:rFonts w:ascii="Arial" w:hAnsi="Arial" w:cs="Arial"/>
+          <w:lang w:val="es-ES"/>
+        </w:rPr>
+        <w:t>f</w:t>
+      </w:r>
+      <w:r>
+        <w:rPr>
+          <w:rFonts w:ascii="Arial" w:hAnsi="Arial" w:cs="Arial"/>
+          <w:lang w:val="es-ES"/>
+        </w:rPr>
+        <w:t xml:space="preserve">ases metodológicas están descritas </w:t>
+      </w:r>
+      <w:r>
+        <w:rPr>
+          <w:rFonts w:ascii="Arial" w:hAnsi="Arial" w:cs="Arial"/>
+          <w:lang w:val="es-ES"/>
+        </w:rPr>
+        <w:t>por Roger Pressman (2010)</w:t>
+      </w:r>
+      <w:r>
+        <w:rPr>
+          <w:rFonts w:ascii="Arial" w:hAnsi="Arial" w:cs="Arial"/>
+          <w:lang w:val="es-ES"/>
+        </w:rPr>
+        <w:t>. E</w:t>
+      </w:r>
+      <w:r>
+        <w:rPr>
+          <w:rFonts w:ascii="Arial" w:hAnsi="Arial" w:cs="Arial"/>
+          <w:lang w:val="es-ES"/>
+        </w:rPr>
+        <w:t>l</w:t>
+      </w:r>
+      <w:r>
+        <w:rPr>
+          <w:rFonts w:ascii="Arial" w:hAnsi="Arial" w:cs="Arial"/>
+          <w:lang w:val="es-ES"/>
+        </w:rPr>
+        <w:t xml:space="preserve"> desarrollo del proyecto se dividió</w:t>
       </w:r>
       <w:r>
         <w:rPr>
@@ -1810,104 +2779,42 @@
           <w:rFonts w:ascii="Arial" w:hAnsi="Arial" w:cs="Arial"/>
           <w:lang w:val="es-ES"/>
         </w:rPr>
-        <w:t xml:space="preserve">sujetos que son objetos de estudio y </w:t>
-      </w:r>
-      <w:r>
-        <w:rPr>
-          <w:rFonts w:ascii="Arial" w:hAnsi="Arial" w:cs="Arial"/>
-        </w:rPr>
-        <w:t>que solo estudia las variables en su</w:t>
-      </w:r>
-      <w:r>
-        <w:rPr>
-          <w:rFonts w:ascii="Arial" w:hAnsi="Arial" w:cs="Arial"/>
-        </w:rPr>
-        <w:t xml:space="preserve"> entorno</w:t>
-      </w:r>
-      <w:r>
-        <w:rPr>
-          <w:rFonts w:ascii="Arial" w:hAnsi="Arial" w:cs="Arial"/>
-        </w:rPr>
-        <w:t xml:space="preserve"> natural</w:t>
-      </w:r>
-      <w:r>
-        <w:rPr>
-          <w:rFonts w:ascii="Arial" w:hAnsi="Arial" w:cs="Arial"/>
-          <w:lang w:val="es-ES"/>
-        </w:rPr>
-        <w:t xml:space="preserve">. </w:t>
-      </w:r>
-      <w:r>
-        <w:rPr>
-          <w:rFonts w:ascii="Arial" w:hAnsi="Arial" w:cs="Arial"/>
-          <w:lang w:val="es-ES"/>
-        </w:rPr>
-        <w:t>De la misma manera, se aplic</w:t>
-      </w:r>
-      <w:r>
-        <w:rPr>
-          <w:rFonts w:ascii="Arial" w:hAnsi="Arial" w:cs="Arial"/>
-          <w:lang w:val="es-ES"/>
-        </w:rPr>
-        <w:t xml:space="preserve">ó un cuestionario como técnica de recolección de datos dirigido a estudiantes de bachillerato. Las </w:t>
-      </w:r>
-      <w:r>
-        <w:rPr>
-          <w:rFonts w:ascii="Arial" w:hAnsi="Arial" w:cs="Arial"/>
-          <w:lang w:val="es-ES"/>
-        </w:rPr>
-        <w:t>f</w:t>
-      </w:r>
-      <w:r>
-        <w:rPr>
-          <w:rFonts w:ascii="Arial" w:hAnsi="Arial" w:cs="Arial"/>
-          <w:lang w:val="es-ES"/>
-        </w:rPr>
-        <w:t xml:space="preserve">ases metodológicas están descritas </w:t>
-      </w:r>
-      <w:r>
-        <w:rPr>
-          <w:rFonts w:ascii="Arial" w:hAnsi="Arial" w:cs="Arial"/>
-          <w:lang w:val="es-ES"/>
-        </w:rPr>
-        <w:t>por Roger Pressman (2010)</w:t>
-      </w:r>
-      <w:r>
-        <w:rPr>
-          <w:rFonts w:ascii="Arial" w:hAnsi="Arial" w:cs="Arial"/>
-          <w:lang w:val="es-ES"/>
-        </w:rPr>
-        <w:t xml:space="preserve"> y se divide en 5 fases: Comunicación, planeación, modelado, construcción y despliegue.</w:t>
-      </w:r>
-      <w:r>
-        <w:rPr>
-          <w:rFonts w:ascii="Arial" w:hAnsi="Arial" w:cs="Arial"/>
-          <w:lang w:val="es-ES"/>
-        </w:rPr>
-        <w:t xml:space="preserve"> Se utilizo Python como lenguaje de programación junto con la librería </w:t>
-      </w:r>
-      <w:proofErr w:type="spellStart"/>
-      <w:r>
-        <w:rPr>
-          <w:rFonts w:ascii="Arial" w:hAnsi="Arial" w:cs="Arial"/>
-          <w:lang w:val="es-ES"/>
-        </w:rPr>
-        <w:t>Fle</w:t>
-      </w:r>
-      <w:r>
-        <w:rPr>
-          <w:rFonts w:ascii="Arial" w:hAnsi="Arial" w:cs="Arial"/>
-          <w:lang w:val="es-ES"/>
-        </w:rPr>
-        <w:t>t</w:t>
-      </w:r>
-      <w:proofErr w:type="spellEnd"/>
-      <w:r>
-        <w:rPr>
-          <w:rFonts w:ascii="Arial" w:hAnsi="Arial" w:cs="Arial"/>
-          <w:lang w:val="es-ES"/>
-        </w:rPr>
-        <w:t xml:space="preserve"> para la interfaz gráfica y SQLite para la creación y gestión de la base de datos. El resultado</w:t>
+        <w:t>en 5 fases: Comunicación, planeación, modelado, construcción y despliegue.</w:t>
+      </w:r>
+      <w:r>
+        <w:rPr>
+          <w:rFonts w:ascii="Arial" w:hAnsi="Arial" w:cs="Arial"/>
+          <w:lang w:val="es-ES"/>
+        </w:rPr>
+        <w:t xml:space="preserve"> Se utiliz</w:t>
+      </w:r>
+      <w:r>
+        <w:rPr>
+          <w:rFonts w:ascii="Arial" w:hAnsi="Arial" w:cs="Arial"/>
+          <w:lang w:val="es-ES"/>
+        </w:rPr>
+        <w:t>ó</w:t>
+      </w:r>
+      <w:r>
+        <w:rPr>
+          <w:rFonts w:ascii="Arial" w:hAnsi="Arial" w:cs="Arial"/>
+          <w:lang w:val="es-ES"/>
+        </w:rPr>
+        <w:t xml:space="preserve"> Python como lenguaje de programación junto con la librería Fle</w:t>
+      </w:r>
+      <w:r>
+        <w:rPr>
+          <w:rFonts w:ascii="Arial" w:hAnsi="Arial" w:cs="Arial"/>
+          <w:lang w:val="es-ES"/>
+        </w:rPr>
+        <w:t>t para la interfaz gráfic</w:t>
+      </w:r>
+      <w:r>
+        <w:rPr>
+          <w:rFonts w:ascii="Arial" w:hAnsi="Arial" w:cs="Arial"/>
+          <w:lang w:val="es-ES"/>
+        </w:rPr>
+        <w:t>a, además del</w:t>
       </w:r>
       <w:r>
         <w:rPr>
@@ -1918,53 +2825,158 @@
       </w:r>
       <w:r>
         <w:rPr>
-          <w:rFonts w:ascii="Segoe UI" w:hAnsi="Segoe UI" w:cs="Segoe UI"/>
+          <w:rFonts w:ascii="Arial" w:hAnsi="Arial" w:cs="Arial"/>
+          <w:lang w:val="es-ES"/>
+        </w:rPr>
+        <w:t>SQLite para la creación y gestión de la base de datos. El resultado</w:t>
+      </w:r>
+      <w:r>
+        <w:rPr>
+          <w:rFonts w:ascii="Arial" w:hAnsi="Arial" w:cs="Arial"/>
+          <w:lang w:val="es-ES"/>
+        </w:rPr>
+        <w:t xml:space="preserve"> </w:t>
+      </w:r>
+      <w:r>
+        <w:rPr>
+          <w:rFonts w:ascii="Arial" w:hAnsi="Arial" w:cs="Arial"/>
           <w:color w:val="0F1115"/>
           <w:shd w:val="clear" w:color="auto" w:fill="FFFFFF"/>
         </w:rPr>
-        <w:t xml:space="preserve">arrojó una aplicación funcional de escritorio que integra elementos lúdicos como puntos, niveles, recompensas y retroalimentación inmediata, ofreciendo un entorno de aprendizaje interactivo y motivador para uso individual del estudiante. Se evidenció una mejora significativa en la participación y el desempeño académico, reflejada en el aumento de las calificaciones y en la percepción positiva de la herramienta por parte de los usuarios. Las pruebas realizadas demostraron que la gamificación favorece la autorregulación del aprendizaje y </w:t>
-      </w:r>
-      <w:r>
-        <w:rPr>
-          <w:rFonts w:ascii="Segoe UI" w:hAnsi="Segoe UI" w:cs="Segoe UI"/>
+        <w:t xml:space="preserve">arrojó una aplicación funcional de escritorio que integra elementos </w:t>
+      </w:r>
+      <w:r>
+        <w:rPr>
+          <w:rFonts w:ascii="Arial" w:hAnsi="Arial" w:cs="Arial"/>
           <w:color w:val="0F1115"/>
           <w:shd w:val="clear" w:color="auto" w:fill="FFFFFF"/>
         </w:rPr>
-        <w:lastRenderedPageBreak/>
-        <w:t xml:space="preserve">la persistencia ante tareas complejas, sin requerir colaboración institucional ni dependencia de plataformas en línea. En conclusión, la aplicación educativa </w:t>
-      </w:r>
-      <w:proofErr w:type="spellStart"/>
-      <w:r>
-        <w:rPr>
-          <w:rFonts w:ascii="Segoe UI" w:hAnsi="Segoe UI" w:cs="Segoe UI"/>
+        <w:t xml:space="preserve">de gamificación </w:t>
+      </w:r>
+      <w:r>
+        <w:rPr>
+          <w:rFonts w:ascii="Arial" w:hAnsi="Arial" w:cs="Arial"/>
           <w:color w:val="0F1115"/>
           <w:shd w:val="clear" w:color="auto" w:fill="FFFFFF"/>
         </w:rPr>
-        <w:t>gamificada</w:t>
-      </w:r>
-      <w:proofErr w:type="spellEnd"/>
-      <w:r>
-        <w:rPr>
-          <w:rFonts w:ascii="Segoe UI" w:hAnsi="Segoe UI" w:cs="Segoe UI"/>
+        <w:t>como puntos, niveles</w:t>
+      </w:r>
+      <w:r>
+        <w:rPr>
+          <w:rFonts w:ascii="Arial" w:hAnsi="Arial" w:cs="Arial"/>
           <w:color w:val="0F1115"/>
           <w:shd w:val="clear" w:color="auto" w:fill="FFFFFF"/>
         </w:rPr>
-        <w:t xml:space="preserve"> de escritorio constituye una estrategia viable y eficaz para potenciar el rendimiento académico en estudiantes de bachillerato en Venezuela, siempre que se cuente con acceso a un equipo informático básico. Se recomienda su uso autónomo por parte de los estudiantes, así como la ampliación de contenidos a otras áreas curriculares y la incorporación de métricas de aprendizaje automatizadas para un seguimiento personalizado.</w:t>
-      </w:r>
-    </w:p>
-    <w:p>
-      <w:pPr>
-        <w:spacing w:line="360" w:lineRule="auto"/>
-        <w:jc w:val="both"/>
-        <w:rPr>
-          <w:rFonts w:ascii="Arial" w:hAnsi="Arial" w:cs="Arial"/>
-          <w:lang w:val="es-ES"/>
-        </w:rPr>
-      </w:pPr>
-    </w:p>
-    <w:p>
-      <w:pPr>
-        <w:spacing w:line="360" w:lineRule="auto"/>
+        <w:t xml:space="preserve"> y logros</w:t>
+      </w:r>
+      <w:r>
+        <w:rPr>
+          <w:rFonts w:ascii="Arial" w:hAnsi="Arial" w:cs="Arial"/>
+          <w:color w:val="0F1115"/>
+          <w:shd w:val="clear" w:color="auto" w:fill="FFFFFF"/>
+        </w:rPr>
+        <w:t>, ofreciendo un entorno de aprendizaje interactivo y motivador para uso individual del estudiante</w:t>
+      </w:r>
+      <w:r>
+        <w:rPr>
+          <w:rFonts w:ascii="Arial" w:hAnsi="Arial" w:cs="Arial"/>
+          <w:color w:val="0F1115"/>
+          <w:shd w:val="clear" w:color="auto" w:fill="FFFFFF"/>
+        </w:rPr>
+        <w:t xml:space="preserve"> </w:t>
+      </w:r>
+      <w:r>
+        <w:rPr>
+          <w:rFonts w:ascii="Arial" w:hAnsi="Arial" w:cs="Arial"/>
+          <w:color w:val="0F1115"/>
+          <w:shd w:val="clear" w:color="auto" w:fill="FFFFFF"/>
+        </w:rPr>
+        <w:t xml:space="preserve">sin requerir colaboración institucional ni dependencia de plataformas en línea. </w:t>
+      </w:r>
+    </w:p>
+    <w:p>
+      <w:pPr>
+        <w:spacing w:line="240" w:lineRule="auto"/>
+        <w:jc w:val="both"/>
+        <w:rPr>
+          <w:rFonts w:ascii="Arial" w:hAnsi="Arial" w:cs="Arial"/>
+          <w:lang w:val="es-ES"/>
+        </w:rPr>
+      </w:pPr>
+    </w:p>
+    <w:p>
+      <w:pPr>
+        <w:spacing w:line="240" w:lineRule="auto"/>
+        <w:jc w:val="both"/>
+        <w:rPr>
+          <w:rFonts w:ascii="Arial" w:hAnsi="Arial" w:cs="Arial"/>
+          <w:lang w:val="es-ES"/>
+        </w:rPr>
+      </w:pPr>
+    </w:p>
+    <w:p>
+      <w:pPr>
+        <w:spacing w:line="240" w:lineRule="auto"/>
+        <w:jc w:val="both"/>
+        <w:rPr>
+          <w:rFonts w:ascii="Arial" w:hAnsi="Arial" w:cs="Arial"/>
+          <w:b/>
+          <w:bCs/>
+          <w:lang w:val="es-ES"/>
+        </w:rPr>
+      </w:pPr>
+    </w:p>
+    <w:p>
+      <w:pPr>
+        <w:spacing w:line="240" w:lineRule="auto"/>
+        <w:jc w:val="both"/>
+        <w:rPr>
+          <w:rFonts w:ascii="Arial" w:hAnsi="Arial" w:cs="Arial"/>
+          <w:b/>
+          <w:bCs/>
+          <w:lang w:val="es-ES"/>
+        </w:rPr>
+      </w:pPr>
+    </w:p>
+    <w:p>
+      <w:pPr>
+        <w:spacing w:line="240" w:lineRule="auto"/>
+        <w:jc w:val="both"/>
+        <w:rPr>
+          <w:rFonts w:ascii="Arial" w:hAnsi="Arial" w:cs="Arial"/>
+          <w:b/>
+          <w:bCs/>
+          <w:lang w:val="es-ES"/>
+        </w:rPr>
+      </w:pPr>
+    </w:p>
+    <w:p>
+      <w:pPr>
+        <w:spacing w:line="240" w:lineRule="auto"/>
+        <w:jc w:val="both"/>
+        <w:rPr>
+          <w:rFonts w:ascii="Arial" w:hAnsi="Arial" w:cs="Arial"/>
+          <w:b/>
+          <w:bCs/>
+          <w:lang w:val="es-ES"/>
+        </w:rPr>
+      </w:pPr>
+    </w:p>
+    <w:p>
+      <w:pPr>
+        <w:spacing w:line="240" w:lineRule="auto"/>
+        <w:jc w:val="both"/>
+        <w:rPr>
+          <w:rFonts w:ascii="Arial" w:hAnsi="Arial" w:cs="Arial"/>
+          <w:b/>
+          <w:bCs/>
+          <w:lang w:val="es-ES"/>
+        </w:rPr>
+      </w:pPr>
+    </w:p>
+    <w:p>
+      <w:pPr>
+        <w:spacing w:line="240" w:lineRule="auto"/>
         <w:jc w:val="both"/>
         <w:rPr>
           <w:rFonts w:ascii="Arial" w:hAnsi="Arial" w:cs="Arial"/>
@@ -1990,73 +3002,236 @@
     </w:p>
     <w:p>
       <w:pPr>
-        <w:spacing w:line="360" w:lineRule="auto"/>
-        <w:jc w:val="both"/>
-        <w:rPr>
-          <w:rFonts w:ascii="Arial" w:hAnsi="Arial" w:cs="Arial"/>
-          <w:lang w:val="es-ES"/>
-        </w:rPr>
-      </w:pPr>
-    </w:p>
-    <w:p>
-      <w:pPr>
-        <w:spacing w:line="360" w:lineRule="auto"/>
-        <w:jc w:val="both"/>
-        <w:rPr>
-          <w:rFonts w:ascii="Arial" w:hAnsi="Arial" w:cs="Arial"/>
-          <w:lang w:val="es-ES"/>
-        </w:rPr>
-      </w:pPr>
-    </w:p>
-    <w:p>
-      <w:pPr>
-        <w:spacing w:line="360" w:lineRule="auto"/>
-        <w:jc w:val="both"/>
-        <w:rPr>
-          <w:rFonts w:ascii="Arial" w:hAnsi="Arial" w:cs="Arial"/>
-          <w:lang w:val="es-ES"/>
-        </w:rPr>
-      </w:pPr>
-    </w:p>
-    <w:p>
-      <w:pPr>
-        <w:spacing w:line="360" w:lineRule="auto"/>
-        <w:jc w:val="both"/>
-        <w:rPr>
-          <w:rFonts w:ascii="Arial" w:hAnsi="Arial" w:cs="Arial"/>
-          <w:lang w:val="es-ES"/>
-        </w:rPr>
-      </w:pPr>
-    </w:p>
-    <w:p>
-      <w:pPr>
-        <w:spacing w:line="360" w:lineRule="auto"/>
-        <w:jc w:val="both"/>
-        <w:rPr>
-          <w:rFonts w:ascii="Arial" w:hAnsi="Arial" w:cs="Arial"/>
-          <w:lang w:val="es-ES"/>
-        </w:rPr>
-      </w:pPr>
-    </w:p>
-    <w:p>
-      <w:pPr>
-        <w:spacing w:line="360" w:lineRule="auto"/>
-        <w:jc w:val="both"/>
-        <w:rPr>
-          <w:rFonts w:ascii="Arial" w:hAnsi="Arial" w:cs="Arial"/>
-          <w:lang w:val="es-ES"/>
-        </w:rPr>
-      </w:pPr>
-    </w:p>
-    <w:p>
-      <w:pPr>
-        <w:spacing w:line="360" w:lineRule="auto"/>
-        <w:jc w:val="both"/>
-        <w:rPr>
-          <w:rFonts w:ascii="Arial" w:hAnsi="Arial" w:cs="Arial"/>
-          <w:lang w:val="es-ES"/>
-        </w:rPr>
-      </w:pPr>
+        <w:spacing w:line="240" w:lineRule="auto"/>
+        <w:jc w:val="both"/>
+        <w:rPr>
+          <w:rFonts w:ascii="Arial" w:hAnsi="Arial" w:cs="Arial"/>
+          <w:b/>
+          <w:bCs/>
+          <w:lang w:val="en"/>
+        </w:rPr>
+      </w:pPr>
+      <w:r>
+        <w:rPr>
+          <w:rFonts w:ascii="Arial" w:hAnsi="Arial" w:cs="Arial"/>
+          <w:b/>
+          <w:bCs/>
+          <w:lang w:val="es-ES"/>
+        </w:rPr>
+        <w:lastRenderedPageBreak/>
+        <w:t xml:space="preserve">Araujo, Jorge. Acurero, Cesar. </w:t>
+      </w:r>
+      <w:r>
+        <w:rPr>
+          <w:rFonts w:ascii="Arial" w:hAnsi="Arial" w:cs="Arial"/>
+          <w:b/>
+          <w:bCs/>
+          <w:lang w:val="es-VE"/>
+        </w:rPr>
+        <w:t xml:space="preserve">Montiel, Gabriel. </w:t>
+      </w:r>
+      <w:r>
+        <w:rPr>
+          <w:rFonts w:ascii="Arial" w:hAnsi="Arial" w:cs="Arial"/>
+          <w:b/>
+          <w:bCs/>
+          <w:lang w:val="en"/>
+        </w:rPr>
+        <w:t>Gamified educational application to enhance academic performance in high school students in Venezuela. Dr. Rafael Belloso Chacín Private University. Faculty of Engineering. School of Computer Engineering.</w:t>
+      </w:r>
+      <w:r>
+        <w:rPr>
+          <w:rFonts w:ascii="Arial" w:hAnsi="Arial" w:cs="Arial"/>
+          <w:b/>
+          <w:bCs/>
+          <w:lang w:val="en"/>
+        </w:rPr>
+        <w:t xml:space="preserve"> Maracaibo, 2025</w:t>
+      </w:r>
+      <w:r>
+        <w:rPr>
+          <w:rFonts w:ascii="Arial" w:hAnsi="Arial" w:cs="Arial"/>
+          <w:b/>
+          <w:bCs/>
+          <w:lang w:val="en"/>
+        </w:rPr>
+        <w:t>.</w:t>
+      </w:r>
+    </w:p>
+    <w:p>
+      <w:pPr>
+        <w:spacing w:line="240" w:lineRule="auto"/>
+        <w:jc w:val="both"/>
+        <w:rPr>
+          <w:rFonts w:ascii="Arial" w:hAnsi="Arial" w:cs="Arial"/>
+          <w:lang w:val="en-US"/>
+        </w:rPr>
+      </w:pPr>
+    </w:p>
+    <w:p>
+      <w:pPr>
+        <w:spacing w:before="240" w:line="240" w:lineRule="auto"/>
+        <w:jc w:val="center"/>
+        <w:rPr>
+          <w:rFonts w:ascii="Arial" w:hAnsi="Arial" w:cs="Arial"/>
+          <w:b/>
+          <w:bCs/>
+          <w:lang w:val="en"/>
+        </w:rPr>
+      </w:pPr>
+      <w:r>
+        <w:rPr>
+          <w:rFonts w:ascii="Arial" w:hAnsi="Arial" w:cs="Arial"/>
+          <w:b/>
+          <w:bCs/>
+          <w:lang w:val="en"/>
+        </w:rPr>
+        <w:t>ABSTRACT</w:t>
+      </w:r>
+    </w:p>
+    <w:p>
+      <w:pPr>
+        <w:spacing w:before="240" w:line="240" w:lineRule="auto"/>
+        <w:jc w:val="center"/>
+        <w:rPr>
+          <w:rFonts w:ascii="Arial" w:hAnsi="Arial" w:cs="Arial"/>
+          <w:b/>
+          <w:bCs/>
+          <w:lang w:val="en"/>
+        </w:rPr>
+      </w:pPr>
+    </w:p>
+    <w:p>
+      <w:pPr>
+        <w:spacing w:line="240" w:lineRule="auto"/>
+        <w:jc w:val="both"/>
+        <w:rPr>
+          <w:rFonts w:ascii="Arial" w:hAnsi="Arial" w:cs="Arial"/>
+          <w:lang w:val="en-US"/>
+        </w:rPr>
+      </w:pPr>
+      <w:r>
+        <w:rPr>
+          <w:rFonts w:ascii="Arial" w:hAnsi="Arial" w:cs="Arial"/>
+          <w:lang w:val="en"/>
+        </w:rPr>
+        <w:t>This research aims to develop a gamified educational application to enhance the academic performance of high school students in Venezuela, based on the theories of Deci and Ryan (1980), Vygotsky (1978), and Borras (2015). The research is descriptive-projective, as it involves the collection of precise data to provide a concrete representation of the current situation. The research design is non-experimental field research, since it uses data collection techniques and tools with the subjects of study, examining variables only in their natural environment. A survey was selected as the data collection technique, using a questionnaire administered to high school students in the city of Maracaibo. The methodological phases are described by Roger Pressman (2010). The project development was divided into five phases: Communication, Planning, Modeling, Construction, and Deployment. Python was used as the programming language, along with the Flet library for the graphical interface, and SQLite for database creation and management. The result was a functional desktop application that integrates gamification elements such as points, levels, and achievements, offering an interactive and motivating learning environment for individual student use without requiring institutional collaboration or dependence on online platforms.</w:t>
+      </w:r>
+    </w:p>
+    <w:p>
+      <w:pPr>
+        <w:spacing w:line="240" w:lineRule="auto"/>
+        <w:jc w:val="both"/>
+        <w:rPr>
+          <w:rFonts w:ascii="Arial" w:hAnsi="Arial" w:cs="Arial"/>
+          <w:lang w:val="en-US"/>
+        </w:rPr>
+      </w:pPr>
+    </w:p>
+    <w:p>
+      <w:pPr>
+        <w:spacing w:line="240" w:lineRule="auto"/>
+        <w:jc w:val="both"/>
+        <w:rPr>
+          <w:rFonts w:ascii="Arial" w:hAnsi="Arial" w:cs="Arial"/>
+          <w:lang w:val="en-US"/>
+        </w:rPr>
+      </w:pPr>
+    </w:p>
+    <w:p>
+      <w:pPr>
+        <w:spacing w:line="240" w:lineRule="auto"/>
+        <w:jc w:val="both"/>
+        <w:rPr>
+          <w:rFonts w:ascii="Arial" w:hAnsi="Arial" w:cs="Arial"/>
+          <w:lang w:val="en-US"/>
+        </w:rPr>
+      </w:pPr>
+    </w:p>
+    <w:p>
+      <w:pPr>
+        <w:spacing w:line="240" w:lineRule="auto"/>
+        <w:jc w:val="both"/>
+        <w:rPr>
+          <w:rFonts w:ascii="Arial" w:hAnsi="Arial" w:cs="Arial"/>
+          <w:lang w:val="en-US"/>
+        </w:rPr>
+      </w:pPr>
+    </w:p>
+    <w:p>
+      <w:pPr>
+        <w:spacing w:line="240" w:lineRule="auto"/>
+        <w:jc w:val="both"/>
+        <w:rPr>
+          <w:rFonts w:ascii="Arial" w:hAnsi="Arial" w:cs="Arial"/>
+          <w:lang w:val="en-US"/>
+        </w:rPr>
+      </w:pPr>
+    </w:p>
+    <w:p>
+      <w:pPr>
+        <w:spacing w:line="240" w:lineRule="auto"/>
+        <w:jc w:val="both"/>
+        <w:rPr>
+          <w:rFonts w:ascii="Arial" w:hAnsi="Arial" w:cs="Arial"/>
+          <w:lang w:val="en-US"/>
+        </w:rPr>
+      </w:pPr>
+    </w:p>
+    <w:p>
+      <w:pPr>
+        <w:spacing w:line="240" w:lineRule="auto"/>
+        <w:jc w:val="both"/>
+        <w:rPr>
+          <w:rFonts w:ascii="Arial" w:hAnsi="Arial" w:cs="Arial"/>
+          <w:lang w:val="en-US"/>
+        </w:rPr>
+      </w:pPr>
+    </w:p>
+    <w:p>
+      <w:pPr>
+        <w:spacing w:line="240" w:lineRule="auto"/>
+        <w:jc w:val="both"/>
+        <w:rPr>
+          <w:rFonts w:ascii="Arial" w:hAnsi="Arial" w:cs="Arial"/>
+          <w:lang w:val="en-US"/>
+        </w:rPr>
+      </w:pPr>
+    </w:p>
+    <w:p>
+      <w:pPr>
+        <w:spacing w:line="240" w:lineRule="auto"/>
+        <w:jc w:val="both"/>
+        <w:rPr>
+          <w:rFonts w:ascii="Arial" w:hAnsi="Arial" w:cs="Arial"/>
+          <w:lang w:val="en-US"/>
+        </w:rPr>
+      </w:pPr>
+    </w:p>
+    <w:p>
+      <w:pPr>
+        <w:spacing w:line="240" w:lineRule="auto"/>
+        <w:rPr>
+          <w:rFonts w:ascii="Arial" w:hAnsi="Arial" w:cs="Arial"/>
+          <w:lang w:val="en"/>
+        </w:rPr>
+      </w:pPr>
+      <w:r>
+        <w:rPr>
+          <w:rFonts w:ascii="Arial" w:hAnsi="Arial" w:cs="Arial"/>
+          <w:b/>
+          <w:bCs/>
+          <w:lang w:val="en-US"/>
+        </w:rPr>
+        <w:t xml:space="preserve">Keywords: </w:t>
+      </w:r>
+      <w:r>
+        <w:rPr>
+          <w:rFonts w:ascii="Arial" w:hAnsi="Arial" w:cs="Arial"/>
+          <w:lang w:val="en"/>
+        </w:rPr>
+        <w:t>Educational application, gamification, academic performance.</w:t>
+      </w:r>
     </w:p>
     <w:p>
       <w:pPr>
@@ -2064,18 +3239,17 @@
         <w:jc w:val="center"/>
         <w:rPr>
           <w:rFonts w:ascii="Arial" w:hAnsi="Arial" w:cs="Arial"/>
-          <w:b/>
-          <w:bCs/>
-          <w:lang w:val="es-ES"/>
-        </w:rPr>
-      </w:pPr>
-      <w:r>
-        <w:rPr>
-          <w:rFonts w:ascii="Arial" w:hAnsi="Arial" w:cs="Arial"/>
-          <w:b/>
-          <w:bCs/>
-          <w:lang w:val="es-ES"/>
-        </w:rPr>
+          <w:lang w:val="es-VE"/>
+        </w:rPr>
+      </w:pPr>
+      <w:r>
+        <w:rPr>
+          <w:rFonts w:ascii="Arial" w:hAnsi="Arial" w:cs="Arial"/>
+          <w:b/>
+          <w:bCs/>
+          <w:lang w:val="es-ES"/>
+        </w:rPr>
+        <w:lastRenderedPageBreak/>
         <w:t>ÍNDICE GENERAL</w:t>
       </w:r>
     </w:p>
@@ -2181,7 +3355,6 @@
           <w:bCs/>
           <w:lang w:val="es-ES"/>
         </w:rPr>
-        <w:lastRenderedPageBreak/>
         <w:t>ABSTRACT</w:t>
       </w:r>
     </w:p>
@@ -2203,7 +3376,16 @@
           <w:bCs/>
           <w:lang w:val="es-ES"/>
         </w:rPr>
-        <w:t>INDICE GENERAL</w:t>
+        <w:t>Í</w:t>
+      </w:r>
+      <w:r>
+        <w:rPr>
+          <w:rFonts w:ascii="Arial" w:hAnsi="Arial" w:cs="Arial"/>
+          <w:b/>
+          <w:bCs/>
+          <w:lang w:val="es-ES"/>
+        </w:rPr>
+        <w:t>NDICE GENERAL</w:t>
       </w:r>
     </w:p>
     <w:p>
@@ -2224,12 +3406,30 @@
           <w:bCs/>
           <w:lang w:val="es-ES"/>
         </w:rPr>
-        <w:t>INTRODUCCION</w:t>
-      </w:r>
-    </w:p>
-    <w:p>
-      <w:pPr>
-        <w:spacing w:line="360" w:lineRule="auto"/>
+        <w:t>INTRODUCCI</w:t>
+      </w:r>
+      <w:r>
+        <w:rPr>
+          <w:rFonts w:ascii="Arial" w:hAnsi="Arial" w:cs="Arial"/>
+          <w:b/>
+          <w:bCs/>
+          <w:lang w:val="es-ES"/>
+        </w:rPr>
+        <w:t>Ó</w:t>
+      </w:r>
+      <w:r>
+        <w:rPr>
+          <w:rFonts w:ascii="Arial" w:hAnsi="Arial" w:cs="Arial"/>
+          <w:b/>
+          <w:bCs/>
+          <w:lang w:val="es-ES"/>
+        </w:rPr>
+        <w:t>N</w:t>
+      </w:r>
+    </w:p>
+    <w:p>
+      <w:pPr>
+        <w:spacing w:before="240" w:line="480" w:lineRule="auto"/>
         <w:jc w:val="both"/>
         <w:rPr>
           <w:rFonts w:ascii="Arial" w:hAnsi="Arial" w:cs="Arial"/>
@@ -2413,7 +3613,7 @@
     </w:p>
     <w:p>
       <w:pPr>
-        <w:spacing w:line="360" w:lineRule="auto"/>
+        <w:spacing w:before="240" w:line="480" w:lineRule="auto"/>
         <w:jc w:val="both"/>
         <w:rPr>
           <w:rFonts w:ascii="Arial" w:hAnsi="Arial" w:cs="Arial"/>
@@ -2597,18 +3797,29 @@
         <w:jc w:val="both"/>
         <w:rPr>
           <w:rFonts w:ascii="Arial" w:hAnsi="Arial" w:cs="Arial"/>
-          <w:b/>
-          <w:bCs/>
-          <w:lang w:val="es-ES"/>
-        </w:rPr>
-      </w:pPr>
-      <w:r>
-        <w:rPr>
-          <w:rFonts w:ascii="Arial" w:hAnsi="Arial" w:cs="Arial"/>
-          <w:b/>
-          <w:bCs/>
-          <w:lang w:val="es-ES"/>
-        </w:rPr>
+          <w:lang w:val="es-ES"/>
+        </w:rPr>
+      </w:pPr>
+    </w:p>
+    <w:p>
+      <w:pPr>
+        <w:spacing w:before="240" w:line="480" w:lineRule="auto"/>
+        <w:jc w:val="both"/>
+        <w:rPr>
+          <w:rFonts w:ascii="Arial" w:hAnsi="Arial" w:cs="Arial"/>
+          <w:b/>
+          <w:bCs/>
+          <w:lang w:val="es-ES"/>
+        </w:rPr>
+      </w:pPr>
+      <w:r>
+        <w:rPr>
+          <w:rFonts w:ascii="Arial" w:hAnsi="Arial" w:cs="Arial"/>
+          <w:b/>
+          <w:bCs/>
+          <w:lang w:val="es-ES"/>
+        </w:rPr>
+        <w:lastRenderedPageBreak/>
         <w:t xml:space="preserve">CAPÍTULO III. </w:t>
       </w:r>
       <w:r>
@@ -2816,13 +4027,12 @@
           <w:rFonts w:ascii="Arial" w:hAnsi="Arial" w:cs="Arial"/>
           <w:lang w:val="es-ES"/>
         </w:rPr>
-        <w:lastRenderedPageBreak/>
         <w:t>CRONOGRAMA DE ACTIVIDADES</w:t>
       </w:r>
     </w:p>
     <w:p>
       <w:pPr>
-        <w:spacing w:line="360" w:lineRule="auto"/>
+        <w:spacing w:before="240" w:line="480" w:lineRule="auto"/>
         <w:jc w:val="both"/>
         <w:rPr>
           <w:rFonts w:ascii="Arial" w:hAnsi="Arial" w:cs="Arial"/>
@@ -2882,7 +4092,21 @@
           <w:rFonts w:ascii="Arial" w:hAnsi="Arial" w:cs="Arial"/>
           <w:lang w:val="es-ES"/>
         </w:rPr>
-        <w:t>DESARROLLO DE CADA FASE DE INVETIGACIÓN</w:t>
+        <w:t>DESARROLLO DE CADA FASE</w:t>
+      </w:r>
+      <w:r>
+        <w:rPr>
+          <w:rFonts w:ascii="Arial" w:hAnsi="Arial" w:cs="Arial"/>
+          <w:lang w:val="es-ES"/>
+        </w:rPr>
+        <w:t>D</w:t>
+      </w:r>
+      <w:r>
+        <w:rPr>
+          <w:rFonts w:ascii="Arial" w:hAnsi="Arial" w:cs="Arial"/>
+          <w:lang w:val="es-ES"/>
+        </w:rPr>
+        <w:t xml:space="preserve"> DE INVETIGACIÓN</w:t>
       </w:r>
     </w:p>
     <w:p>
@@ -3005,7 +4229,6 @@
     <w:p>
       <w:pPr>
         <w:spacing w:line="360" w:lineRule="auto"/>
-        <w:ind w:left="720"/>
         <w:jc w:val="both"/>
         <w:rPr>
           <w:rFonts w:ascii="Arial" w:hAnsi="Arial" w:cs="Arial"/>
@@ -3027,7 +4250,6 @@
     <w:p>
       <w:pPr>
         <w:spacing w:line="360" w:lineRule="auto"/>
-        <w:ind w:left="720"/>
         <w:jc w:val="both"/>
         <w:rPr>
           <w:rFonts w:ascii="Arial" w:hAnsi="Arial" w:cs="Arial"/>
@@ -3049,29 +4271,45 @@
     <w:p>
       <w:pPr>
         <w:spacing w:line="360" w:lineRule="auto"/>
-        <w:ind w:left="720"/>
-        <w:jc w:val="both"/>
-        <w:rPr>
-          <w:rFonts w:ascii="Arial" w:hAnsi="Arial" w:cs="Arial"/>
-          <w:b/>
-          <w:bCs/>
-          <w:lang w:val="es-ES"/>
-        </w:rPr>
-      </w:pPr>
-      <w:r>
-        <w:rPr>
-          <w:rFonts w:ascii="Arial" w:hAnsi="Arial" w:cs="Arial"/>
-          <w:b/>
-          <w:bCs/>
-          <w:lang w:val="es-ES"/>
-        </w:rPr>
-        <w:t>REFERENCIAS BIBLORÁFICAS</w:t>
+        <w:jc w:val="both"/>
+        <w:rPr>
+          <w:rFonts w:ascii="Arial" w:hAnsi="Arial" w:cs="Arial"/>
+          <w:b/>
+          <w:bCs/>
+          <w:lang w:val="es-ES"/>
+        </w:rPr>
+      </w:pPr>
+      <w:r>
+        <w:rPr>
+          <w:rFonts w:ascii="Arial" w:hAnsi="Arial" w:cs="Arial"/>
+          <w:b/>
+          <w:bCs/>
+          <w:lang w:val="es-ES"/>
+        </w:rPr>
+        <w:t>REFERENCIAS BIBL</w:t>
+      </w:r>
+      <w:r>
+        <w:rPr>
+          <w:rFonts w:ascii="Arial" w:hAnsi="Arial" w:cs="Arial"/>
+          <w:b/>
+          <w:bCs/>
+          <w:lang w:val="es-ES"/>
+        </w:rPr>
+        <w:t>I</w:t>
+      </w:r>
+      <w:r>
+        <w:rPr>
+          <w:rFonts w:ascii="Arial" w:hAnsi="Arial" w:cs="Arial"/>
+          <w:b/>
+          <w:bCs/>
+          <w:lang w:val="es-ES"/>
+        </w:rPr>
+        <w:t>ORÁFICAS</w:t>
       </w:r>
     </w:p>
     <w:p>
       <w:pPr>
         <w:spacing w:line="360" w:lineRule="auto"/>
-        <w:ind w:left="720"/>
         <w:jc w:val="both"/>
         <w:rPr>
           <w:rFonts w:ascii="Arial" w:hAnsi="Arial" w:cs="Arial"/>
@@ -3113,7 +4351,7 @@
 </file>
 
 <file path=word/endnotes.xml><?xml version="1.0" encoding="utf-8"?>
-<w:endnotes xmlns:wpc="http://schemas.microsoft.com/office/word/2010/wordprocessingCanvas" xmlns:cx="http://schemas.microsoft.com/office/drawing/2014/chartex" xmlns:cx1="http://schemas.microsoft.com/office/drawing/2015/9/8/chartex" xmlns:cx2="http://schemas.microsoft.com/office/drawing/2015/10/21/chartex" xmlns:cx3="http://schemas.microsoft.com/office/drawing/2016/5/9/chartex" xmlns:cx4="http://schemas.microsoft.com/office/drawing/2016/5/10/chartex" xmlns:cx5="http://schemas.microsoft.com/office/drawing/2016/5/11/chartex" xmlns:cx6="http://schemas.microsoft.com/office/drawing/2016/5/12/chartex" xmlns:cx7="http://schemas.microsoft.com/office/drawing/2016/5/13/chartex" xmlns:cx8="http://schemas.microsoft.com/office/drawing/2016/5/14/chartex" xmlns:mc="http://schemas.openxmlformats.org/markup-compatibility/2006" xmlns:aink="http://schemas.microsoft.com/office/drawing/2016/ink" xmlns:am3d="http://schemas.microsoft.com/office/drawing/2017/model3d" xmlns:o="urn:schemas-microsoft-com:office:office" xmlns:oel="http://schemas.microsoft.com/office/2019/extlst" xmlns:r="http://schemas.openxmlformats.org/officeDocument/2006/relationships" xmlns:m="http://schemas.openxmlformats.org/officeDocument/2006/math" xmlns:v="urn:schemas-microsoft-com:vml" xmlns:wp14="http://schemas.microsoft.com/office/word/2010/wordprocessingDrawing" xmlns:wp="http://schemas.openxmlformats.org/drawingml/2006/wordprocessingDrawing" xmlns:w10="urn:schemas-microsoft-com:office:word" xmlns:w="http://schemas.openxmlformats.org/wordprocessingml/2006/main" xmlns:w14="http://schemas.microsoft.com/office/word/2010/wordml" xmlns:w15="http://schemas.microsoft.com/office/word/2012/wordml" xmlns:w16cex="http://schemas.microsoft.com/office/word/2018/wordml/cex" xmlns:w16cid="http://schemas.microsoft.com/office/word/2016/wordml/cid" xmlns:w16="http://schemas.microsoft.com/office/word/2018/wordml" xmlns:w16sdtdh="http://schemas.microsoft.com/office/word/2020/wordml/sdtdatahash" xmlns:w16se="http://schemas.microsoft.com/office/word/2015/wordml/symex" xmlns:wpg="http://schemas.microsoft.com/office/word/2010/wordprocessingGroup" xmlns:wpi="http://schemas.microsoft.com/office/word/2010/wordprocessingInk" xmlns:wne="http://schemas.microsoft.com/office/word/2006/wordml" xmlns:wps="http://schemas.microsoft.com/office/word/2010/wordprocessingShape" mc:Ignorable="w14 w15 w16se w16cid w16 w16cex w16sdtdh wp14">
+<w:endnotes xmlns:wpc="http://schemas.microsoft.com/office/word/2010/wordprocessingCanvas" xmlns:cx="http://schemas.microsoft.com/office/drawing/2014/chartex" xmlns:cx1="http://schemas.microsoft.com/office/drawing/2015/9/8/chartex" xmlns:cx2="http://schemas.microsoft.com/office/drawing/2015/10/21/chartex" xmlns:cx3="http://schemas.microsoft.com/office/drawing/2016/5/9/chartex" xmlns:cx4="http://schemas.microsoft.com/office/drawing/2016/5/10/chartex" xmlns:cx5="http://schemas.microsoft.com/office/drawing/2016/5/11/chartex" xmlns:cx6="http://schemas.microsoft.com/office/drawing/2016/5/12/chartex" xmlns:cx7="http://schemas.microsoft.com/office/drawing/2016/5/13/chartex" xmlns:cx8="http://schemas.microsoft.com/office/drawing/2016/5/14/chartex" xmlns:mc="http://schemas.openxmlformats.org/markup-compatibility/2006" xmlns:aink="http://schemas.microsoft.com/office/drawing/2016/ink" xmlns:am3d="http://schemas.microsoft.com/office/drawing/2017/model3d" xmlns:o="urn:schemas-microsoft-com:office:office" xmlns:oel="http://schemas.microsoft.com/office/2019/extlst" xmlns:r="http://schemas.openxmlformats.org/officeDocument/2006/relationships" xmlns:m="http://schemas.openxmlformats.org/officeDocument/2006/math" xmlns:v="urn:schemas-microsoft-com:vml" xmlns:wp14="http://schemas.microsoft.com/office/word/2010/wordprocessingDrawing" xmlns:wp="http://schemas.openxmlformats.org/drawingml/2006/wordprocessingDrawing" xmlns:w10="urn:schemas-microsoft-com:office:word" xmlns:w="http://schemas.openxmlformats.org/wordprocessingml/2006/main" xmlns:w14="http://schemas.microsoft.com/office/word/2010/wordml" xmlns:w15="http://schemas.microsoft.com/office/word/2012/wordml" xmlns:w16cex="http://schemas.microsoft.com/office/word/2018/wordml/cex" xmlns:w16cid="http://schemas.microsoft.com/office/word/2016/wordml/cid" xmlns:w16="http://schemas.microsoft.com/office/word/2018/wordml" xmlns:w16du="http://schemas.microsoft.com/office/word/2023/wordml/word16du" xmlns:w16sdtdh="http://schemas.microsoft.com/office/word/2020/wordml/sdtdatahash" xmlns:w16sdtfl="http://schemas.microsoft.com/office/word/2024/wordml/sdtformatlock" xmlns:w16se="http://schemas.microsoft.com/office/word/2015/wordml/symex" xmlns:wpg="http://schemas.microsoft.com/office/word/2010/wordprocessingGroup" xmlns:wpi="http://schemas.microsoft.com/office/word/2010/wordprocessingInk" xmlns:wne="http://schemas.microsoft.com/office/word/2006/wordml" xmlns:wps="http://schemas.microsoft.com/office/word/2010/wordprocessingShape" mc:Ignorable="w14 w15 w16se w16cid w16 w16cex w16sdtdh w16sdtfl w16du wp14">
   <w:endnote w:type="separator" w:id="-1">
     <w:p>
       <w:pPr>
@@ -3138,7 +4376,7 @@
 </file>
 
 <file path=word/footnotes.xml><?xml version="1.0" encoding="utf-8"?>
-<w:footnotes xmlns:wpc="http://schemas.microsoft.com/office/word/2010/wordprocessingCanvas" xmlns:cx="http://schemas.microsoft.com/office/drawing/2014/chartex" xmlns:cx1="http://schemas.microsoft.com/office/drawing/2015/9/8/chartex" xmlns:cx2="http://schemas.microsoft.com/office/drawing/2015/10/21/chartex" xmlns:cx3="http://schemas.microsoft.com/office/drawing/2016/5/9/chartex" xmlns:cx4="http://schemas.microsoft.com/office/drawing/2016/5/10/chartex" xmlns:cx5="http://schemas.microsoft.com/office/drawing/2016/5/11/chartex" xmlns:cx6="http://schemas.microsoft.com/office/drawing/2016/5/12/chartex" xmlns:cx7="http://schemas.microsoft.com/office/drawing/2016/5/13/chartex" xmlns:cx8="http://schemas.microsoft.com/office/drawing/2016/5/14/chartex" xmlns:mc="http://schemas.openxmlformats.org/markup-compatibility/2006" xmlns:aink="http://schemas.microsoft.com/office/drawing/2016/ink" xmlns:am3d="http://schemas.microsoft.com/office/drawing/2017/model3d" xmlns:o="urn:schemas-microsoft-com:office:office" xmlns:oel="http://schemas.microsoft.com/office/2019/extlst" xmlns:r="http://schemas.openxmlformats.org/officeDocument/2006/relationships" xmlns:m="http://schemas.openxmlformats.org/officeDocument/2006/math" xmlns:v="urn:schemas-microsoft-com:vml" xmlns:wp14="http://schemas.microsoft.com/office/word/2010/wordprocessingDrawing" xmlns:wp="http://schemas.openxmlformats.org/drawingml/2006/wordprocessingDrawing" xmlns:w10="urn:schemas-microsoft-com:office:word" xmlns:w="http://schemas.openxmlformats.org/wordprocessingml/2006/main" xmlns:w14="http://schemas.microsoft.com/office/word/2010/wordml" xmlns:w15="http://schemas.microsoft.com/office/word/2012/wordml" xmlns:w16cex="http://schemas.microsoft.com/office/word/2018/wordml/cex" xmlns:w16cid="http://schemas.microsoft.com/office/word/2016/wordml/cid" xmlns:w16="http://schemas.microsoft.com/office/word/2018/wordml" xmlns:w16sdtdh="http://schemas.microsoft.com/office/word/2020/wordml/sdtdatahash" xmlns:w16se="http://schemas.microsoft.com/office/word/2015/wordml/symex" xmlns:wpg="http://schemas.microsoft.com/office/word/2010/wordprocessingGroup" xmlns:wpi="http://schemas.microsoft.com/office/word/2010/wordprocessingInk" xmlns:wne="http://schemas.microsoft.com/office/word/2006/wordml" xmlns:wps="http://schemas.microsoft.com/office/word/2010/wordprocessingShape" mc:Ignorable="w14 w15 w16se w16cid w16 w16cex w16sdtdh wp14">
+<w:footnotes xmlns:wpc="http://schemas.microsoft.com/office/word/2010/wordprocessingCanvas" xmlns:cx="http://schemas.microsoft.com/office/drawing/2014/chartex" xmlns:cx1="http://schemas.microsoft.com/office/drawing/2015/9/8/chartex" xmlns:cx2="http://schemas.microsoft.com/office/drawing/2015/10/21/chartex" xmlns:cx3="http://schemas.microsoft.com/office/drawing/2016/5/9/chartex" xmlns:cx4="http://schemas.microsoft.com/office/drawing/2016/5/10/chartex" xmlns:cx5="http://schemas.microsoft.com/office/drawing/2016/5/11/chartex" xmlns:cx6="http://schemas.microsoft.com/office/drawing/2016/5/12/chartex" xmlns:cx7="http://schemas.microsoft.com/office/drawing/2016/5/13/chartex" xmlns:cx8="http://schemas.microsoft.com/office/drawing/2016/5/14/chartex" xmlns:mc="http://schemas.openxmlformats.org/markup-compatibility/2006" xmlns:aink="http://schemas.microsoft.com/office/drawing/2016/ink" xmlns:am3d="http://schemas.microsoft.com/office/drawing/2017/model3d" xmlns:o="urn:schemas-microsoft-com:office:office" xmlns:oel="http://schemas.microsoft.com/office/2019/extlst" xmlns:r="http://schemas.openxmlformats.org/officeDocument/2006/relationships" xmlns:m="http://schemas.openxmlformats.org/officeDocument/2006/math" xmlns:v="urn:schemas-microsoft-com:vml" xmlns:wp14="http://schemas.microsoft.com/office/word/2010/wordprocessingDrawing" xmlns:wp="http://schemas.openxmlformats.org/drawingml/2006/wordprocessingDrawing" xmlns:w10="urn:schemas-microsoft-com:office:word" xmlns:w="http://schemas.openxmlformats.org/wordprocessingml/2006/main" xmlns:w14="http://schemas.microsoft.com/office/word/2010/wordml" xmlns:w15="http://schemas.microsoft.com/office/word/2012/wordml" xmlns:w16cex="http://schemas.microsoft.com/office/word/2018/wordml/cex" xmlns:w16cid="http://schemas.microsoft.com/office/word/2016/wordml/cid" xmlns:w16="http://schemas.microsoft.com/office/word/2018/wordml" xmlns:w16du="http://schemas.microsoft.com/office/word/2023/wordml/word16du" xmlns:w16sdtdh="http://schemas.microsoft.com/office/word/2020/wordml/sdtdatahash" xmlns:w16sdtfl="http://schemas.microsoft.com/office/word/2024/wordml/sdtformatlock" xmlns:w16se="http://schemas.microsoft.com/office/word/2015/wordml/symex" xmlns:wpg="http://schemas.microsoft.com/office/word/2010/wordprocessingGroup" xmlns:wpi="http://schemas.microsoft.com/office/word/2010/wordprocessingInk" xmlns:wne="http://schemas.microsoft.com/office/word/2006/wordml" xmlns:wps="http://schemas.microsoft.com/office/word/2010/wordprocessingShape" mc:Ignorable="w14 w15 w16se w16cid w16 w16cex w16sdtdh w16sdtfl w16du wp14">
   <w:footnote w:type="separator" w:id="-1">
     <w:p>
       <w:pPr>
@@ -3163,7 +4401,7 @@
 </file>
 
 <file path=word/numbering.xml><?xml version="1.0" encoding="utf-8"?>
-<w:numbering xmlns:wpc="http://schemas.microsoft.com/office/word/2010/wordprocessingCanvas" xmlns:cx="http://schemas.microsoft.com/office/drawing/2014/chartex" xmlns:cx1="http://schemas.microsoft.com/office/drawing/2015/9/8/chartex" xmlns:cx2="http://schemas.microsoft.com/office/drawing/2015/10/21/chartex" xmlns:cx3="http://schemas.microsoft.com/office/drawing/2016/5/9/chartex" xmlns:cx4="http://schemas.microsoft.com/office/drawing/2016/5/10/chartex" xmlns:cx5="http://schemas.microsoft.com/office/drawing/2016/5/11/chartex" xmlns:cx6="http://schemas.microsoft.com/office/drawing/2016/5/12/chartex" xmlns:cx7="http://schemas.microsoft.com/office/drawing/2016/5/13/chartex" xmlns:cx8="http://schemas.microsoft.com/office/drawing/2016/5/14/chartex" xmlns:mc="http://schemas.openxmlformats.org/markup-compatibility/2006" xmlns:aink="http://schemas.microsoft.com/office/drawing/2016/ink" xmlns:am3d="http://schemas.microsoft.com/office/drawing/2017/model3d" xmlns:o="urn:schemas-microsoft-com:office:office" xmlns:oel="http://schemas.microsoft.com/office/2019/extlst" xmlns:r="http://schemas.openxmlformats.org/officeDocument/2006/relationships" xmlns:m="http://schemas.openxmlformats.org/officeDocument/2006/math" xmlns:v="urn:schemas-microsoft-com:vml" xmlns:wp14="http://schemas.microsoft.com/office/word/2010/wordprocessingDrawing" xmlns:wp="http://schemas.openxmlformats.org/drawingml/2006/wordprocessingDrawing" xmlns:w10="urn:schemas-microsoft-com:office:word" xmlns:w="http://schemas.openxmlformats.org/wordprocessingml/2006/main" xmlns:w14="http://schemas.microsoft.com/office/word/2010/wordml" xmlns:w15="http://schemas.microsoft.com/office/word/2012/wordml" xmlns:w16cex="http://schemas.microsoft.com/office/word/2018/wordml/cex" xmlns:w16cid="http://schemas.microsoft.com/office/word/2016/wordml/cid" xmlns:w16="http://schemas.microsoft.com/office/word/2018/wordml" xmlns:w16sdtdh="http://schemas.microsoft.com/office/word/2020/wordml/sdtdatahash" xmlns:w16se="http://schemas.microsoft.com/office/word/2015/wordml/symex" xmlns:wpg="http://schemas.microsoft.com/office/word/2010/wordprocessingGroup" xmlns:wpi="http://schemas.microsoft.com/office/word/2010/wordprocessingInk" xmlns:wne="http://schemas.microsoft.com/office/word/2006/wordml" xmlns:wps="http://schemas.microsoft.com/office/word/2010/wordprocessingShape" mc:Ignorable="w14 w15 w16se w16cid w16 w16cex w16sdtdh wp14">
+<w:numbering xmlns:wpc="http://schemas.microsoft.com/office/word/2010/wordprocessingCanvas" xmlns:cx="http://schemas.microsoft.com/office/drawing/2014/chartex" xmlns:cx1="http://schemas.microsoft.com/office/drawing/2015/9/8/chartex" xmlns:cx2="http://schemas.microsoft.com/office/drawing/2015/10/21/chartex" xmlns:cx3="http://schemas.microsoft.com/office/drawing/2016/5/9/chartex" xmlns:cx4="http://schemas.microsoft.com/office/drawing/2016/5/10/chartex" xmlns:cx5="http://schemas.microsoft.com/office/drawing/2016/5/11/chartex" xmlns:cx6="http://schemas.microsoft.com/office/drawing/2016/5/12/chartex" xmlns:cx7="http://schemas.microsoft.com/office/drawing/2016/5/13/chartex" xmlns:cx8="http://schemas.microsoft.com/office/drawing/2016/5/14/chartex" xmlns:mc="http://schemas.openxmlformats.org/markup-compatibility/2006" xmlns:aink="http://schemas.microsoft.com/office/drawing/2016/ink" xmlns:am3d="http://schemas.microsoft.com/office/drawing/2017/model3d" xmlns:o="urn:schemas-microsoft-com:office:office" xmlns:oel="http://schemas.microsoft.com/office/2019/extlst" xmlns:r="http://schemas.openxmlformats.org/officeDocument/2006/relationships" xmlns:m="http://schemas.openxmlformats.org/officeDocument/2006/math" xmlns:v="urn:schemas-microsoft-com:vml" xmlns:wp14="http://schemas.microsoft.com/office/word/2010/wordprocessingDrawing" xmlns:wp="http://schemas.openxmlformats.org/drawingml/2006/wordprocessingDrawing" xmlns:w10="urn:schemas-microsoft-com:office:word" xmlns:w="http://schemas.openxmlformats.org/wordprocessingml/2006/main" xmlns:w14="http://schemas.microsoft.com/office/word/2010/wordml" xmlns:w15="http://schemas.microsoft.com/office/word/2012/wordml" xmlns:w16cex="http://schemas.microsoft.com/office/word/2018/wordml/cex" xmlns:w16cid="http://schemas.microsoft.com/office/word/2016/wordml/cid" xmlns:w16="http://schemas.microsoft.com/office/word/2018/wordml" xmlns:w16du="http://schemas.microsoft.com/office/word/2023/wordml/word16du" xmlns:w16sdtdh="http://schemas.microsoft.com/office/word/2020/wordml/sdtdatahash" xmlns:w16sdtfl="http://schemas.microsoft.com/office/word/2024/wordml/sdtformatlock" xmlns:w16se="http://schemas.microsoft.com/office/word/2015/wordml/symex" xmlns:wpg="http://schemas.microsoft.com/office/word/2010/wordprocessingGroup" xmlns:wpi="http://schemas.microsoft.com/office/word/2010/wordprocessingInk" xmlns:wne="http://schemas.microsoft.com/office/word/2006/wordml" xmlns:wps="http://schemas.microsoft.com/office/word/2010/wordprocessingShape" mc:Ignorable="w14 w15 w16se w16cid w16 w16cex w16sdtdh w16sdtfl w16du wp14">
   <w:abstractNum w:abstractNumId="0" w15:restartNumberingAfterBreak="0">
     <w:nsid w:val="27257599"/>
     <w:multiLevelType w:val="multilevel"/>
@@ -4512,50 +5750,50 @@
       </w:pPr>
     </w:lvl>
   </w:abstractNum>
-  <w:num w:numId="1" w16cid:durableId="1267152614">
+  <w:num w:numId="1" w16cid:durableId="878392656">
     <w:abstractNumId w:val="4"/>
   </w:num>
-  <w:num w:numId="2" w16cid:durableId="2073192226">
+  <w:num w:numId="2" w16cid:durableId="572661211">
     <w:abstractNumId w:val="3"/>
   </w:num>
-  <w:num w:numId="3" w16cid:durableId="416288620">
+  <w:num w:numId="3" w16cid:durableId="1153646157">
     <w:abstractNumId w:val="6"/>
   </w:num>
-  <w:num w:numId="4" w16cid:durableId="1259174682">
+  <w:num w:numId="4" w16cid:durableId="1577469326">
     <w:abstractNumId w:val="12"/>
   </w:num>
-  <w:num w:numId="5" w16cid:durableId="2006080987">
+  <w:num w:numId="5" w16cid:durableId="219634770">
     <w:abstractNumId w:val="5"/>
   </w:num>
-  <w:num w:numId="6" w16cid:durableId="1794669651">
+  <w:num w:numId="6" w16cid:durableId="1757701449">
     <w:abstractNumId w:val="9"/>
   </w:num>
-  <w:num w:numId="7" w16cid:durableId="1094476856">
+  <w:num w:numId="7" w16cid:durableId="182785323">
     <w:abstractNumId w:val="8"/>
   </w:num>
-  <w:num w:numId="8" w16cid:durableId="1180586360">
+  <w:num w:numId="8" w16cid:durableId="1942489422">
     <w:abstractNumId w:val="1"/>
   </w:num>
-  <w:num w:numId="9" w16cid:durableId="1252858308">
+  <w:num w:numId="9" w16cid:durableId="535775346">
     <w:abstractNumId w:val="0"/>
   </w:num>
-  <w:num w:numId="10" w16cid:durableId="211236699">
+  <w:num w:numId="10" w16cid:durableId="561018078">
     <w:abstractNumId w:val="7"/>
   </w:num>
-  <w:num w:numId="11" w16cid:durableId="1021587640">
+  <w:num w:numId="11" w16cid:durableId="1894467264">
     <w:abstractNumId w:val="2"/>
   </w:num>
-  <w:num w:numId="12" w16cid:durableId="556086431">
+  <w:num w:numId="12" w16cid:durableId="477841871">
     <w:abstractNumId w:val="11"/>
   </w:num>
-  <w:num w:numId="13" w16cid:durableId="791947357">
+  <w:num w:numId="13" w16cid:durableId="71120465">
     <w:abstractNumId w:val="10"/>
   </w:num>
 </w:numbering>
 </file>
 
 <file path=word/styles.xml><?xml version="1.0" encoding="utf-8"?>
-<w:styles xmlns:mc="http://schemas.openxmlformats.org/markup-compatibility/2006" xmlns:r="http://schemas.openxmlformats.org/officeDocument/2006/relationships" xmlns:w="http://schemas.openxmlformats.org/wordprocessingml/2006/main" xmlns:w14="http://schemas.microsoft.com/office/word/2010/wordml" xmlns:w15="http://schemas.microsoft.com/office/word/2012/wordml" xmlns:w16cex="http://schemas.microsoft.com/office/word/2018/wordml/cex" xmlns:w16cid="http://schemas.microsoft.com/office/word/2016/wordml/cid" xmlns:w16="http://schemas.microsoft.com/office/word/2018/wordml" xmlns:w16sdtdh="http://schemas.microsoft.com/office/word/2020/wordml/sdtdatahash" xmlns:w16se="http://schemas.microsoft.com/office/word/2015/wordml/symex" mc:Ignorable="w14 w15 w16se w16cid w16 w16cex w16sdtdh">
+<w:styles xmlns:mc="http://schemas.openxmlformats.org/markup-compatibility/2006" xmlns:r="http://schemas.openxmlformats.org/officeDocument/2006/relationships" xmlns:w="http://schemas.openxmlformats.org/wordprocessingml/2006/main" xmlns:w14="http://schemas.microsoft.com/office/word/2010/wordml" xmlns:w15="http://schemas.microsoft.com/office/word/2012/wordml" xmlns:w16cex="http://schemas.microsoft.com/office/word/2018/wordml/cex" xmlns:w16cid="http://schemas.microsoft.com/office/word/2016/wordml/cid" xmlns:w16="http://schemas.microsoft.com/office/word/2018/wordml" xmlns:w16du="http://schemas.microsoft.com/office/word/2023/wordml/word16du" xmlns:w16sdtdh="http://schemas.microsoft.com/office/word/2020/wordml/sdtdatahash" xmlns:w16sdtfl="http://schemas.microsoft.com/office/word/2024/wordml/sdtformatlock" xmlns:w16se="http://schemas.microsoft.com/office/word/2015/wordml/symex" mc:Ignorable="w14 w15 w16se w16cid w16 w16cex w16sdtdh w16sdtfl w16du">
   <w:docDefaults>
     <w:rPrDefault>
       <w:rPr>
@@ -5515,6 +6753,36 @@
     <w:uiPriority w:val="99"/>
     <w:rsid w:val="00380124"/>
   </w:style>
+  <w:style w:type="paragraph" w:styleId="HTMLconformatoprevio">
+    <w:name w:val="HTML Preformatted"/>
+    <w:basedOn w:val="Normal"/>
+    <w:link w:val="HTMLconformatoprevioCar"/>
+    <w:uiPriority w:val="99"/>
+    <w:semiHidden/>
+    <w:unhideWhenUsed/>
+    <w:rsid w:val="007E370A"/>
+    <w:pPr>
+      <w:spacing w:after="0" w:line="240" w:lineRule="auto"/>
+    </w:pPr>
+    <w:rPr>
+      <w:rFonts w:ascii="Consolas" w:hAnsi="Consolas"/>
+      <w:sz w:val="20"/>
+      <w:szCs w:val="20"/>
+    </w:rPr>
+  </w:style>
+  <w:style w:type="character" w:customStyle="1" w:styleId="HTMLconformatoprevioCar">
+    <w:name w:val="HTML con formato previo Car"/>
+    <w:basedOn w:val="Fuentedeprrafopredeter"/>
+    <w:link w:val="HTMLconformatoprevio"/>
+    <w:uiPriority w:val="99"/>
+    <w:semiHidden/>
+    <w:rsid w:val="007E370A"/>
+    <w:rPr>
+      <w:rFonts w:ascii="Consolas" w:hAnsi="Consolas"/>
+      <w:sz w:val="20"/>
+      <w:szCs w:val="20"/>
+    </w:rPr>
+  </w:style>
 </w:styles>
 </file>
 
@@ -5818,7 +7086,7 @@
 </file>
 
 <file path=customXml/itemProps1.xml><?xml version="1.0" encoding="utf-8"?>
-<ds:datastoreItem xmlns:ds="http://schemas.openxmlformats.org/officeDocument/2006/customXml" ds:itemID="{BB928BDA-38CA-44E4-B0CD-B8C030439CD0}">
+<ds:datastoreItem xmlns:ds="http://schemas.openxmlformats.org/officeDocument/2006/customXml" ds:itemID="{D416F0E2-FAF9-427A-B324-90A1DDE5C21C}">
   <ds:schemaRefs>
     <ds:schemaRef ds:uri="http://schemas.openxmlformats.org/officeDocument/2006/bibliography"/>
   </ds:schemaRefs>

--- a/Capitulos de Tesis/Preliminares.docx
+++ b/Capitulos de Tesis/Preliminares.docx
@@ -2309,14 +2309,81 @@
     </w:p>
     <w:p>
       <w:pPr>
-        <w:spacing w:line="360" w:lineRule="auto"/>
-        <w:rPr>
-          <w:rFonts w:ascii="Arial" w:hAnsi="Arial" w:cs="Arial"/>
-          <w:b/>
-          <w:bCs/>
-          <w:lang w:val="es-ES"/>
-        </w:rPr>
-      </w:pPr>
+        <w:jc w:val="both"/>
+        <w:rPr>
+          <w:rFonts w:ascii="Arial" w:hAnsi="Arial" w:cs="Arial"/>
+          <w:b/>
+          <w:bCs/>
+          <w:lang w:val="es-ES"/>
+        </w:rPr>
+      </w:pPr>
+    </w:p>
+    <w:p>
+      <w:pPr>
+        <w:jc w:val="both"/>
+        <w:rPr>
+          <w:rFonts w:ascii="Arial" w:hAnsi="Arial" w:cs="Arial"/>
+          <w:lang w:val="es-ES"/>
+        </w:rPr>
+      </w:pPr>
+      <w:r>
+        <w:rPr>
+          <w:rFonts w:ascii="Arial" w:hAnsi="Arial" w:cs="Arial"/>
+          <w:lang w:val="es-ES"/>
+        </w:rPr>
+        <w:t xml:space="preserve">     Le damos gracias a Dios por habernos guiado durante </w:t>
+      </w:r>
+      <w:r>
+        <w:rPr>
+          <w:rFonts w:ascii="Arial" w:hAnsi="Arial" w:cs="Arial"/>
+          <w:lang w:val="es-ES"/>
+        </w:rPr>
+        <w:t>de nuestras vidas</w:t>
+      </w:r>
+      <w:r>
+        <w:rPr>
+          <w:rFonts w:ascii="Arial" w:hAnsi="Arial" w:cs="Arial"/>
+          <w:lang w:val="es-ES"/>
+        </w:rPr>
+        <w:t xml:space="preserve"> y por darnos la fuerza, sabiduría y valentía para terminar este trabajo de grado, por su constante presencia, En los momentos de desesperación, su guía fue nuestra mayor fuente de esperanza y en cada paso que dábamos sentíamos su apoyo. </w:t>
+      </w:r>
+      <w:r>
+        <w:rPr>
+          <w:rFonts w:ascii="Arial" w:hAnsi="Arial" w:cs="Arial"/>
+          <w:lang w:val="es-ES"/>
+        </w:rPr>
+        <w:t xml:space="preserve">Agradecemos </w:t>
+      </w:r>
+      <w:r>
+        <w:rPr>
+          <w:rFonts w:ascii="Arial" w:hAnsi="Arial" w:cs="Arial"/>
+          <w:lang w:val="es-ES"/>
+        </w:rPr>
+        <w:t xml:space="preserve">enormemente </w:t>
+      </w:r>
+      <w:r>
+        <w:rPr>
+          <w:rFonts w:ascii="Arial" w:hAnsi="Arial" w:cs="Arial"/>
+          <w:lang w:val="es-ES"/>
+        </w:rPr>
+        <w:t>a todas las personas que nos apoyaron y contribuyeron a que esto fuera posible. En especial a nuestros padres, amigos, familiares y a todos los que nos acompañaron en este viaje.</w:t>
+      </w:r>
+    </w:p>
+    <w:p>
+      <w:pPr>
+        <w:jc w:val="both"/>
+        <w:rPr>
+          <w:rFonts w:ascii="Arial" w:hAnsi="Arial" w:cs="Arial"/>
+          <w:lang w:val="es-ES"/>
+        </w:rPr>
+      </w:pPr>
+      <w:r>
+        <w:rPr>
+          <w:rFonts w:ascii="Arial" w:hAnsi="Arial" w:cs="Arial"/>
+          <w:lang w:val="es-ES"/>
+        </w:rPr>
+        <w:t xml:space="preserve">     A nuestros padres, que siempre fueron un pilar fundamental en nuestras vidas, estamos profundamente agradecidos. Su sacrificio para educarnos y guiarnos de la mejor forma posible fueron los cimientos sobre los cuales construimos todo lo que hemos logrado en nuestras vidas. A nuestros amigos mas cercanos,</w:t>
+      </w:r>
       <w:r>
         <w:rPr>
           <w:rFonts w:ascii="Arial" w:hAnsi="Arial" w:cs="Arial"/>

--- a/Capitulos de Tesis/Preliminares.docx
+++ b/Capitulos de Tesis/Preliminares.docx
@@ -1,6 +1,6 @@
 
 <file path=word/document.xml><?xml version="1.0" encoding="utf-8"?>
-<w:document xmlns:wpc="http://schemas.microsoft.com/office/word/2010/wordprocessingCanvas" xmlns:cx="http://schemas.microsoft.com/office/drawing/2014/chartex" xmlns:cx1="http://schemas.microsoft.com/office/drawing/2015/9/8/chartex" xmlns:cx2="http://schemas.microsoft.com/office/drawing/2015/10/21/chartex" xmlns:cx3="http://schemas.microsoft.com/office/drawing/2016/5/9/chartex" xmlns:cx4="http://schemas.microsoft.com/office/drawing/2016/5/10/chartex" xmlns:cx5="http://schemas.microsoft.com/office/drawing/2016/5/11/chartex" xmlns:cx6="http://schemas.microsoft.com/office/drawing/2016/5/12/chartex" xmlns:cx7="http://schemas.microsoft.com/office/drawing/2016/5/13/chartex" xmlns:cx8="http://schemas.microsoft.com/office/drawing/2016/5/14/chartex" xmlns:mc="http://schemas.openxmlformats.org/markup-compatibility/2006" xmlns:aink="http://schemas.microsoft.com/office/drawing/2016/ink" xmlns:am3d="http://schemas.microsoft.com/office/drawing/2017/model3d" xmlns:o="urn:schemas-microsoft-com:office:office" xmlns:oel="http://schemas.microsoft.com/office/2019/extlst" xmlns:r="http://schemas.openxmlformats.org/officeDocument/2006/relationships" xmlns:m="http://schemas.openxmlformats.org/officeDocument/2006/math" xmlns:v="urn:schemas-microsoft-com:vml" xmlns:wp14="http://schemas.microsoft.com/office/word/2010/wordprocessingDrawing" xmlns:wp="http://schemas.openxmlformats.org/drawingml/2006/wordprocessingDrawing" xmlns:w10="urn:schemas-microsoft-com:office:word" xmlns:w="http://schemas.openxmlformats.org/wordprocessingml/2006/main" xmlns:w14="http://schemas.microsoft.com/office/word/2010/wordml" xmlns:w15="http://schemas.microsoft.com/office/word/2012/wordml" xmlns:w16cex="http://schemas.microsoft.com/office/word/2018/wordml/cex" xmlns:w16cid="http://schemas.microsoft.com/office/word/2016/wordml/cid" xmlns:w16="http://schemas.microsoft.com/office/word/2018/wordml" xmlns:w16du="http://schemas.microsoft.com/office/word/2023/wordml/word16du" xmlns:w16sdtdh="http://schemas.microsoft.com/office/word/2020/wordml/sdtdatahash" xmlns:w16sdtfl="http://schemas.microsoft.com/office/word/2024/wordml/sdtformatlock" xmlns:w16se="http://schemas.microsoft.com/office/word/2015/wordml/symex" xmlns:wpg="http://schemas.microsoft.com/office/word/2010/wordprocessingGroup" xmlns:wpi="http://schemas.microsoft.com/office/word/2010/wordprocessingInk" xmlns:wne="http://schemas.microsoft.com/office/word/2006/wordml" xmlns:wps="http://schemas.microsoft.com/office/word/2010/wordprocessingShape" mc:Ignorable="w14 w15 w16se w16cid w16 w16cex w16sdtdh w16sdtfl w16du wp14">
+<w:document xmlns:wpc="http://schemas.microsoft.com/office/word/2010/wordprocessingCanvas" xmlns:cx="http://schemas.microsoft.com/office/drawing/2014/chartex" xmlns:cx1="http://schemas.microsoft.com/office/drawing/2015/9/8/chartex" xmlns:cx2="http://schemas.microsoft.com/office/drawing/2015/10/21/chartex" xmlns:cx3="http://schemas.microsoft.com/office/drawing/2016/5/9/chartex" xmlns:cx4="http://schemas.microsoft.com/office/drawing/2016/5/10/chartex" xmlns:cx5="http://schemas.microsoft.com/office/drawing/2016/5/11/chartex" xmlns:cx6="http://schemas.microsoft.com/office/drawing/2016/5/12/chartex" xmlns:cx7="http://schemas.microsoft.com/office/drawing/2016/5/13/chartex" xmlns:cx8="http://schemas.microsoft.com/office/drawing/2016/5/14/chartex" xmlns:mc="http://schemas.openxmlformats.org/markup-compatibility/2006" xmlns:aink="http://schemas.microsoft.com/office/drawing/2016/ink" xmlns:am3d="http://schemas.microsoft.com/office/drawing/2017/model3d" xmlns:o="urn:schemas-microsoft-com:office:office" xmlns:oel="http://schemas.microsoft.com/office/2019/extlst" xmlns:r="http://schemas.openxmlformats.org/officeDocument/2006/relationships" xmlns:m="http://schemas.openxmlformats.org/officeDocument/2006/math" xmlns:v="urn:schemas-microsoft-com:vml" xmlns:wp14="http://schemas.microsoft.com/office/word/2010/wordprocessingDrawing" xmlns:wp="http://schemas.openxmlformats.org/drawingml/2006/wordprocessingDrawing" xmlns:w10="urn:schemas-microsoft-com:office:word" xmlns:w="http://schemas.openxmlformats.org/wordprocessingml/2006/main" xmlns:w14="http://schemas.microsoft.com/office/word/2010/wordml" xmlns:w15="http://schemas.microsoft.com/office/word/2012/wordml" xmlns:w16cex="http://schemas.microsoft.com/office/word/2018/wordml/cex" xmlns:w16cid="http://schemas.microsoft.com/office/word/2016/wordml/cid" xmlns:w16="http://schemas.microsoft.com/office/word/2018/wordml" xmlns:w16sdtdh="http://schemas.microsoft.com/office/word/2020/wordml/sdtdatahash" xmlns:w16se="http://schemas.microsoft.com/office/word/2015/wordml/symex" xmlns:wpg="http://schemas.microsoft.com/office/word/2010/wordprocessingGroup" xmlns:wpi="http://schemas.microsoft.com/office/word/2010/wordprocessingInk" xmlns:wne="http://schemas.microsoft.com/office/word/2006/wordml" xmlns:wps="http://schemas.microsoft.com/office/word/2010/wordprocessingShape" mc:Ignorable="w14 w15 w16se w16cid w16 w16cex w16sdtdh wp14">
   <w:body>
     <w:p>
       <w:pPr>
@@ -2331,21 +2331,7 @@
           <w:rFonts w:ascii="Arial" w:hAnsi="Arial" w:cs="Arial"/>
           <w:lang w:val="es-ES"/>
         </w:rPr>
-        <w:t xml:space="preserve">     Le damos gracias a Dios por habernos guiado durante </w:t>
-      </w:r>
-      <w:r>
-        <w:rPr>
-          <w:rFonts w:ascii="Arial" w:hAnsi="Arial" w:cs="Arial"/>
-          <w:lang w:val="es-ES"/>
-        </w:rPr>
-        <w:t>de nuestras vidas</w:t>
-      </w:r>
-      <w:r>
-        <w:rPr>
-          <w:rFonts w:ascii="Arial" w:hAnsi="Arial" w:cs="Arial"/>
-          <w:lang w:val="es-ES"/>
-        </w:rPr>
-        <w:t xml:space="preserve"> y por darnos la fuerza, sabiduría y valentía para terminar este trabajo de grado, por su constante presencia, En los momentos de desesperación, su guía fue nuestra mayor fuente de esperanza y en cada paso que dábamos sentíamos su apoyo. </w:t>
+        <w:t xml:space="preserve">     Le damos gracias a Dios por habernos guiado durante de nuestras vidas y por darnos la fuerza, sabiduría y valentía para terminar este trabajo de grado, por su constante presencia, En los momentos de desesperación, su guía fue nuestra mayor fuente de esperanza y en cada paso que dábamos sentíamos su apoyo. </w:t>
       </w:r>
       <w:r>
         <w:rPr>
@@ -2382,7 +2368,7 @@
           <w:rFonts w:ascii="Arial" w:hAnsi="Arial" w:cs="Arial"/>
           <w:lang w:val="es-ES"/>
         </w:rPr>
-        <w:t xml:space="preserve">     A nuestros padres, que siempre fueron un pilar fundamental en nuestras vidas, estamos profundamente agradecidos. Su sacrificio para educarnos y guiarnos de la mejor forma posible fueron los cimientos sobre los cuales construimos todo lo que hemos logrado en nuestras vidas. A nuestros amigos mas cercanos,</w:t>
+        <w:t xml:space="preserve">     A nuestros padres, que siempre fueron un pilar fundamental en nuestras vidas, estamos profundamente agradecidos. Su sacrificio para educarnos y guiarnos de la mejor forma posible fueron los cimientos sobre los cuales construimos todo lo que hemos logrado en nuestras vidas. A nuestros amigos,</w:t>
       </w:r>
       <w:r>
         <w:rPr>
@@ -4418,7 +4404,7 @@
 </file>
 
 <file path=word/endnotes.xml><?xml version="1.0" encoding="utf-8"?>
-<w:endnotes xmlns:wpc="http://schemas.microsoft.com/office/word/2010/wordprocessingCanvas" xmlns:cx="http://schemas.microsoft.com/office/drawing/2014/chartex" xmlns:cx1="http://schemas.microsoft.com/office/drawing/2015/9/8/chartex" xmlns:cx2="http://schemas.microsoft.com/office/drawing/2015/10/21/chartex" xmlns:cx3="http://schemas.microsoft.com/office/drawing/2016/5/9/chartex" xmlns:cx4="http://schemas.microsoft.com/office/drawing/2016/5/10/chartex" xmlns:cx5="http://schemas.microsoft.com/office/drawing/2016/5/11/chartex" xmlns:cx6="http://schemas.microsoft.com/office/drawing/2016/5/12/chartex" xmlns:cx7="http://schemas.microsoft.com/office/drawing/2016/5/13/chartex" xmlns:cx8="http://schemas.microsoft.com/office/drawing/2016/5/14/chartex" xmlns:mc="http://schemas.openxmlformats.org/markup-compatibility/2006" xmlns:aink="http://schemas.microsoft.com/office/drawing/2016/ink" xmlns:am3d="http://schemas.microsoft.com/office/drawing/2017/model3d" xmlns:o="urn:schemas-microsoft-com:office:office" xmlns:oel="http://schemas.microsoft.com/office/2019/extlst" xmlns:r="http://schemas.openxmlformats.org/officeDocument/2006/relationships" xmlns:m="http://schemas.openxmlformats.org/officeDocument/2006/math" xmlns:v="urn:schemas-microsoft-com:vml" xmlns:wp14="http://schemas.microsoft.com/office/word/2010/wordprocessingDrawing" xmlns:wp="http://schemas.openxmlformats.org/drawingml/2006/wordprocessingDrawing" xmlns:w10="urn:schemas-microsoft-com:office:word" xmlns:w="http://schemas.openxmlformats.org/wordprocessingml/2006/main" xmlns:w14="http://schemas.microsoft.com/office/word/2010/wordml" xmlns:w15="http://schemas.microsoft.com/office/word/2012/wordml" xmlns:w16cex="http://schemas.microsoft.com/office/word/2018/wordml/cex" xmlns:w16cid="http://schemas.microsoft.com/office/word/2016/wordml/cid" xmlns:w16="http://schemas.microsoft.com/office/word/2018/wordml" xmlns:w16du="http://schemas.microsoft.com/office/word/2023/wordml/word16du" xmlns:w16sdtdh="http://schemas.microsoft.com/office/word/2020/wordml/sdtdatahash" xmlns:w16sdtfl="http://schemas.microsoft.com/office/word/2024/wordml/sdtformatlock" xmlns:w16se="http://schemas.microsoft.com/office/word/2015/wordml/symex" xmlns:wpg="http://schemas.microsoft.com/office/word/2010/wordprocessingGroup" xmlns:wpi="http://schemas.microsoft.com/office/word/2010/wordprocessingInk" xmlns:wne="http://schemas.microsoft.com/office/word/2006/wordml" xmlns:wps="http://schemas.microsoft.com/office/word/2010/wordprocessingShape" mc:Ignorable="w14 w15 w16se w16cid w16 w16cex w16sdtdh w16sdtfl w16du wp14">
+<w:endnotes xmlns:wpc="http://schemas.microsoft.com/office/word/2010/wordprocessingCanvas" xmlns:cx="http://schemas.microsoft.com/office/drawing/2014/chartex" xmlns:cx1="http://schemas.microsoft.com/office/drawing/2015/9/8/chartex" xmlns:cx2="http://schemas.microsoft.com/office/drawing/2015/10/21/chartex" xmlns:cx3="http://schemas.microsoft.com/office/drawing/2016/5/9/chartex" xmlns:cx4="http://schemas.microsoft.com/office/drawing/2016/5/10/chartex" xmlns:cx5="http://schemas.microsoft.com/office/drawing/2016/5/11/chartex" xmlns:cx6="http://schemas.microsoft.com/office/drawing/2016/5/12/chartex" xmlns:cx7="http://schemas.microsoft.com/office/drawing/2016/5/13/chartex" xmlns:cx8="http://schemas.microsoft.com/office/drawing/2016/5/14/chartex" xmlns:mc="http://schemas.openxmlformats.org/markup-compatibility/2006" xmlns:aink="http://schemas.microsoft.com/office/drawing/2016/ink" xmlns:am3d="http://schemas.microsoft.com/office/drawing/2017/model3d" xmlns:o="urn:schemas-microsoft-com:office:office" xmlns:oel="http://schemas.microsoft.com/office/2019/extlst" xmlns:r="http://schemas.openxmlformats.org/officeDocument/2006/relationships" xmlns:m="http://schemas.openxmlformats.org/officeDocument/2006/math" xmlns:v="urn:schemas-microsoft-com:vml" xmlns:wp14="http://schemas.microsoft.com/office/word/2010/wordprocessingDrawing" xmlns:wp="http://schemas.openxmlformats.org/drawingml/2006/wordprocessingDrawing" xmlns:w10="urn:schemas-microsoft-com:office:word" xmlns:w="http://schemas.openxmlformats.org/wordprocessingml/2006/main" xmlns:w14="http://schemas.microsoft.com/office/word/2010/wordml" xmlns:w15="http://schemas.microsoft.com/office/word/2012/wordml" xmlns:w16cex="http://schemas.microsoft.com/office/word/2018/wordml/cex" xmlns:w16cid="http://schemas.microsoft.com/office/word/2016/wordml/cid" xmlns:w16="http://schemas.microsoft.com/office/word/2018/wordml" xmlns:w16sdtdh="http://schemas.microsoft.com/office/word/2020/wordml/sdtdatahash" xmlns:w16se="http://schemas.microsoft.com/office/word/2015/wordml/symex" xmlns:wpg="http://schemas.microsoft.com/office/word/2010/wordprocessingGroup" xmlns:wpi="http://schemas.microsoft.com/office/word/2010/wordprocessingInk" xmlns:wne="http://schemas.microsoft.com/office/word/2006/wordml" xmlns:wps="http://schemas.microsoft.com/office/word/2010/wordprocessingShape" mc:Ignorable="w14 w15 w16se w16cid w16 w16cex w16sdtdh wp14">
   <w:endnote w:type="separator" w:id="-1">
     <w:p>
       <w:pPr>
@@ -4443,7 +4429,7 @@
 </file>
 
 <file path=word/footnotes.xml><?xml version="1.0" encoding="utf-8"?>
-<w:footnotes xmlns:wpc="http://schemas.microsoft.com/office/word/2010/wordprocessingCanvas" xmlns:cx="http://schemas.microsoft.com/office/drawing/2014/chartex" xmlns:cx1="http://schemas.microsoft.com/office/drawing/2015/9/8/chartex" xmlns:cx2="http://schemas.microsoft.com/office/drawing/2015/10/21/chartex" xmlns:cx3="http://schemas.microsoft.com/office/drawing/2016/5/9/chartex" xmlns:cx4="http://schemas.microsoft.com/office/drawing/2016/5/10/chartex" xmlns:cx5="http://schemas.microsoft.com/office/drawing/2016/5/11/chartex" xmlns:cx6="http://schemas.microsoft.com/office/drawing/2016/5/12/chartex" xmlns:cx7="http://schemas.microsoft.com/office/drawing/2016/5/13/chartex" xmlns:cx8="http://schemas.microsoft.com/office/drawing/2016/5/14/chartex" xmlns:mc="http://schemas.openxmlformats.org/markup-compatibility/2006" xmlns:aink="http://schemas.microsoft.com/office/drawing/2016/ink" xmlns:am3d="http://schemas.microsoft.com/office/drawing/2017/model3d" xmlns:o="urn:schemas-microsoft-com:office:office" xmlns:oel="http://schemas.microsoft.com/office/2019/extlst" xmlns:r="http://schemas.openxmlformats.org/officeDocument/2006/relationships" xmlns:m="http://schemas.openxmlformats.org/officeDocument/2006/math" xmlns:v="urn:schemas-microsoft-com:vml" xmlns:wp14="http://schemas.microsoft.com/office/word/2010/wordprocessingDrawing" xmlns:wp="http://schemas.openxmlformats.org/drawingml/2006/wordprocessingDrawing" xmlns:w10="urn:schemas-microsoft-com:office:word" xmlns:w="http://schemas.openxmlformats.org/wordprocessingml/2006/main" xmlns:w14="http://schemas.microsoft.com/office/word/2010/wordml" xmlns:w15="http://schemas.microsoft.com/office/word/2012/wordml" xmlns:w16cex="http://schemas.microsoft.com/office/word/2018/wordml/cex" xmlns:w16cid="http://schemas.microsoft.com/office/word/2016/wordml/cid" xmlns:w16="http://schemas.microsoft.com/office/word/2018/wordml" xmlns:w16du="http://schemas.microsoft.com/office/word/2023/wordml/word16du" xmlns:w16sdtdh="http://schemas.microsoft.com/office/word/2020/wordml/sdtdatahash" xmlns:w16sdtfl="http://schemas.microsoft.com/office/word/2024/wordml/sdtformatlock" xmlns:w16se="http://schemas.microsoft.com/office/word/2015/wordml/symex" xmlns:wpg="http://schemas.microsoft.com/office/word/2010/wordprocessingGroup" xmlns:wpi="http://schemas.microsoft.com/office/word/2010/wordprocessingInk" xmlns:wne="http://schemas.microsoft.com/office/word/2006/wordml" xmlns:wps="http://schemas.microsoft.com/office/word/2010/wordprocessingShape" mc:Ignorable="w14 w15 w16se w16cid w16 w16cex w16sdtdh w16sdtfl w16du wp14">
+<w:footnotes xmlns:wpc="http://schemas.microsoft.com/office/word/2010/wordprocessingCanvas" xmlns:cx="http://schemas.microsoft.com/office/drawing/2014/chartex" xmlns:cx1="http://schemas.microsoft.com/office/drawing/2015/9/8/chartex" xmlns:cx2="http://schemas.microsoft.com/office/drawing/2015/10/21/chartex" xmlns:cx3="http://schemas.microsoft.com/office/drawing/2016/5/9/chartex" xmlns:cx4="http://schemas.microsoft.com/office/drawing/2016/5/10/chartex" xmlns:cx5="http://schemas.microsoft.com/office/drawing/2016/5/11/chartex" xmlns:cx6="http://schemas.microsoft.com/office/drawing/2016/5/12/chartex" xmlns:cx7="http://schemas.microsoft.com/office/drawing/2016/5/13/chartex" xmlns:cx8="http://schemas.microsoft.com/office/drawing/2016/5/14/chartex" xmlns:mc="http://schemas.openxmlformats.org/markup-compatibility/2006" xmlns:aink="http://schemas.microsoft.com/office/drawing/2016/ink" xmlns:am3d="http://schemas.microsoft.com/office/drawing/2017/model3d" xmlns:o="urn:schemas-microsoft-com:office:office" xmlns:oel="http://schemas.microsoft.com/office/2019/extlst" xmlns:r="http://schemas.openxmlformats.org/officeDocument/2006/relationships" xmlns:m="http://schemas.openxmlformats.org/officeDocument/2006/math" xmlns:v="urn:schemas-microsoft-com:vml" xmlns:wp14="http://schemas.microsoft.com/office/word/2010/wordprocessingDrawing" xmlns:wp="http://schemas.openxmlformats.org/drawingml/2006/wordprocessingDrawing" xmlns:w10="urn:schemas-microsoft-com:office:word" xmlns:w="http://schemas.openxmlformats.org/wordprocessingml/2006/main" xmlns:w14="http://schemas.microsoft.com/office/word/2010/wordml" xmlns:w15="http://schemas.microsoft.com/office/word/2012/wordml" xmlns:w16cex="http://schemas.microsoft.com/office/word/2018/wordml/cex" xmlns:w16cid="http://schemas.microsoft.com/office/word/2016/wordml/cid" xmlns:w16="http://schemas.microsoft.com/office/word/2018/wordml" xmlns:w16sdtdh="http://schemas.microsoft.com/office/word/2020/wordml/sdtdatahash" xmlns:w16se="http://schemas.microsoft.com/office/word/2015/wordml/symex" xmlns:wpg="http://schemas.microsoft.com/office/word/2010/wordprocessingGroup" xmlns:wpi="http://schemas.microsoft.com/office/word/2010/wordprocessingInk" xmlns:wne="http://schemas.microsoft.com/office/word/2006/wordml" xmlns:wps="http://schemas.microsoft.com/office/word/2010/wordprocessingShape" mc:Ignorable="w14 w15 w16se w16cid w16 w16cex w16sdtdh wp14">
   <w:footnote w:type="separator" w:id="-1">
     <w:p>
       <w:pPr>
@@ -4468,7 +4454,7 @@
 </file>
 
 <file path=word/numbering.xml><?xml version="1.0" encoding="utf-8"?>
-<w:numbering xmlns:wpc="http://schemas.microsoft.com/office/word/2010/wordprocessingCanvas" xmlns:cx="http://schemas.microsoft.com/office/drawing/2014/chartex" xmlns:cx1="http://schemas.microsoft.com/office/drawing/2015/9/8/chartex" xmlns:cx2="http://schemas.microsoft.com/office/drawing/2015/10/21/chartex" xmlns:cx3="http://schemas.microsoft.com/office/drawing/2016/5/9/chartex" xmlns:cx4="http://schemas.microsoft.com/office/drawing/2016/5/10/chartex" xmlns:cx5="http://schemas.microsoft.com/office/drawing/2016/5/11/chartex" xmlns:cx6="http://schemas.microsoft.com/office/drawing/2016/5/12/chartex" xmlns:cx7="http://schemas.microsoft.com/office/drawing/2016/5/13/chartex" xmlns:cx8="http://schemas.microsoft.com/office/drawing/2016/5/14/chartex" xmlns:mc="http://schemas.openxmlformats.org/markup-compatibility/2006" xmlns:aink="http://schemas.microsoft.com/office/drawing/2016/ink" xmlns:am3d="http://schemas.microsoft.com/office/drawing/2017/model3d" xmlns:o="urn:schemas-microsoft-com:office:office" xmlns:oel="http://schemas.microsoft.com/office/2019/extlst" xmlns:r="http://schemas.openxmlformats.org/officeDocument/2006/relationships" xmlns:m="http://schemas.openxmlformats.org/officeDocument/2006/math" xmlns:v="urn:schemas-microsoft-com:vml" xmlns:wp14="http://schemas.microsoft.com/office/word/2010/wordprocessingDrawing" xmlns:wp="http://schemas.openxmlformats.org/drawingml/2006/wordprocessingDrawing" xmlns:w10="urn:schemas-microsoft-com:office:word" xmlns:w="http://schemas.openxmlformats.org/wordprocessingml/2006/main" xmlns:w14="http://schemas.microsoft.com/office/word/2010/wordml" xmlns:w15="http://schemas.microsoft.com/office/word/2012/wordml" xmlns:w16cex="http://schemas.microsoft.com/office/word/2018/wordml/cex" xmlns:w16cid="http://schemas.microsoft.com/office/word/2016/wordml/cid" xmlns:w16="http://schemas.microsoft.com/office/word/2018/wordml" xmlns:w16du="http://schemas.microsoft.com/office/word/2023/wordml/word16du" xmlns:w16sdtdh="http://schemas.microsoft.com/office/word/2020/wordml/sdtdatahash" xmlns:w16sdtfl="http://schemas.microsoft.com/office/word/2024/wordml/sdtformatlock" xmlns:w16se="http://schemas.microsoft.com/office/word/2015/wordml/symex" xmlns:wpg="http://schemas.microsoft.com/office/word/2010/wordprocessingGroup" xmlns:wpi="http://schemas.microsoft.com/office/word/2010/wordprocessingInk" xmlns:wne="http://schemas.microsoft.com/office/word/2006/wordml" xmlns:wps="http://schemas.microsoft.com/office/word/2010/wordprocessingShape" mc:Ignorable="w14 w15 w16se w16cid w16 w16cex w16sdtdh w16sdtfl w16du wp14">
+<w:numbering xmlns:wpc="http://schemas.microsoft.com/office/word/2010/wordprocessingCanvas" xmlns:cx="http://schemas.microsoft.com/office/drawing/2014/chartex" xmlns:cx1="http://schemas.microsoft.com/office/drawing/2015/9/8/chartex" xmlns:cx2="http://schemas.microsoft.com/office/drawing/2015/10/21/chartex" xmlns:cx3="http://schemas.microsoft.com/office/drawing/2016/5/9/chartex" xmlns:cx4="http://schemas.microsoft.com/office/drawing/2016/5/10/chartex" xmlns:cx5="http://schemas.microsoft.com/office/drawing/2016/5/11/chartex" xmlns:cx6="http://schemas.microsoft.com/office/drawing/2016/5/12/chartex" xmlns:cx7="http://schemas.microsoft.com/office/drawing/2016/5/13/chartex" xmlns:cx8="http://schemas.microsoft.com/office/drawing/2016/5/14/chartex" xmlns:mc="http://schemas.openxmlformats.org/markup-compatibility/2006" xmlns:aink="http://schemas.microsoft.com/office/drawing/2016/ink" xmlns:am3d="http://schemas.microsoft.com/office/drawing/2017/model3d" xmlns:o="urn:schemas-microsoft-com:office:office" xmlns:oel="http://schemas.microsoft.com/office/2019/extlst" xmlns:r="http://schemas.openxmlformats.org/officeDocument/2006/relationships" xmlns:m="http://schemas.openxmlformats.org/officeDocument/2006/math" xmlns:v="urn:schemas-microsoft-com:vml" xmlns:wp14="http://schemas.microsoft.com/office/word/2010/wordprocessingDrawing" xmlns:wp="http://schemas.openxmlformats.org/drawingml/2006/wordprocessingDrawing" xmlns:w10="urn:schemas-microsoft-com:office:word" xmlns:w="http://schemas.openxmlformats.org/wordprocessingml/2006/main" xmlns:w14="http://schemas.microsoft.com/office/word/2010/wordml" xmlns:w15="http://schemas.microsoft.com/office/word/2012/wordml" xmlns:w16cex="http://schemas.microsoft.com/office/word/2018/wordml/cex" xmlns:w16cid="http://schemas.microsoft.com/office/word/2016/wordml/cid" xmlns:w16="http://schemas.microsoft.com/office/word/2018/wordml" xmlns:w16sdtdh="http://schemas.microsoft.com/office/word/2020/wordml/sdtdatahash" xmlns:w16se="http://schemas.microsoft.com/office/word/2015/wordml/symex" xmlns:wpg="http://schemas.microsoft.com/office/word/2010/wordprocessingGroup" xmlns:wpi="http://schemas.microsoft.com/office/word/2010/wordprocessingInk" xmlns:wne="http://schemas.microsoft.com/office/word/2006/wordml" xmlns:wps="http://schemas.microsoft.com/office/word/2010/wordprocessingShape" mc:Ignorable="w14 w15 w16se w16cid w16 w16cex w16sdtdh wp14">
   <w:abstractNum w:abstractNumId="0" w15:restartNumberingAfterBreak="0">
     <w:nsid w:val="27257599"/>
     <w:multiLevelType w:val="multilevel"/>
@@ -5860,7 +5846,7 @@
 </file>
 
 <file path=word/styles.xml><?xml version="1.0" encoding="utf-8"?>
-<w:styles xmlns:mc="http://schemas.openxmlformats.org/markup-compatibility/2006" xmlns:r="http://schemas.openxmlformats.org/officeDocument/2006/relationships" xmlns:w="http://schemas.openxmlformats.org/wordprocessingml/2006/main" xmlns:w14="http://schemas.microsoft.com/office/word/2010/wordml" xmlns:w15="http://schemas.microsoft.com/office/word/2012/wordml" xmlns:w16cex="http://schemas.microsoft.com/office/word/2018/wordml/cex" xmlns:w16cid="http://schemas.microsoft.com/office/word/2016/wordml/cid" xmlns:w16="http://schemas.microsoft.com/office/word/2018/wordml" xmlns:w16du="http://schemas.microsoft.com/office/word/2023/wordml/word16du" xmlns:w16sdtdh="http://schemas.microsoft.com/office/word/2020/wordml/sdtdatahash" xmlns:w16sdtfl="http://schemas.microsoft.com/office/word/2024/wordml/sdtformatlock" xmlns:w16se="http://schemas.microsoft.com/office/word/2015/wordml/symex" mc:Ignorable="w14 w15 w16se w16cid w16 w16cex w16sdtdh w16sdtfl w16du">
+<w:styles xmlns:mc="http://schemas.openxmlformats.org/markup-compatibility/2006" xmlns:r="http://schemas.openxmlformats.org/officeDocument/2006/relationships" xmlns:w="http://schemas.openxmlformats.org/wordprocessingml/2006/main" xmlns:w14="http://schemas.microsoft.com/office/word/2010/wordml" xmlns:w15="http://schemas.microsoft.com/office/word/2012/wordml" xmlns:w16cex="http://schemas.microsoft.com/office/word/2018/wordml/cex" xmlns:w16cid="http://schemas.microsoft.com/office/word/2016/wordml/cid" xmlns:w16="http://schemas.microsoft.com/office/word/2018/wordml" xmlns:w16sdtdh="http://schemas.microsoft.com/office/word/2020/wordml/sdtdatahash" xmlns:w16se="http://schemas.microsoft.com/office/word/2015/wordml/symex" mc:Ignorable="w14 w15 w16se w16cid w16 w16cex w16sdtdh">
   <w:docDefaults>
     <w:rPrDefault>
       <w:rPr>

--- a/Capitulos de Tesis/Preliminares.docx
+++ b/Capitulos de Tesis/Preliminares.docx
@@ -511,7 +511,7 @@
           <w:lang w:val="es-ES" w:eastAsia="es-ES"/>
           <w14:ligatures w14:val="none"/>
         </w:rPr>
-        <w:t>ARAUJO, Jorge</w:t>
+        <w:t>ACURERO, Cesar</w:t>
       </w:r>
     </w:p>
     <w:p>
@@ -534,7 +534,7 @@
           <w:lang w:val="es-ES" w:eastAsia="es-ES"/>
           <w14:ligatures w14:val="none"/>
         </w:rPr>
-        <w:t>ACURERO, Cesar</w:t>
+        <w:t>ARAUJO, Jorge</w:t>
       </w:r>
     </w:p>
     <w:p>
@@ -943,354 +943,19 @@
         </w:tabs>
         <w:rPr>
           <w:rFonts w:ascii="Arial" w:hAnsi="Arial" w:cs="Arial"/>
-          <w:b/>
-          <w:bCs/>
-          <w:lang w:val="es-ES"/>
-        </w:rPr>
-      </w:pPr>
-      <w:r>
-        <w:rPr>
-          <w:rFonts w:ascii="Arial" w:hAnsi="Arial" w:cs="Arial"/>
           <w:sz w:val="20"/>
           <w:szCs w:val="20"/>
           <w:lang w:val="es-ES"/>
         </w:rPr>
-        <w:lastRenderedPageBreak/>
-        <w:tab/>
-      </w:r>
-      <w:r>
-        <w:rPr>
-          <w:rFonts w:ascii="Arial" w:hAnsi="Arial" w:cs="Arial"/>
-          <w:b/>
-          <w:bCs/>
-          <w:lang w:val="es-ES"/>
-        </w:rPr>
-        <w:t>VEREDICTO</w:t>
-      </w:r>
-    </w:p>
-    <w:p>
-      <w:pPr>
-        <w:tabs>
-          <w:tab w:val="left" w:pos="3550"/>
-        </w:tabs>
-        <w:rPr>
-          <w:rFonts w:ascii="Arial" w:hAnsi="Arial" w:cs="Arial"/>
-          <w:b/>
-          <w:bCs/>
-          <w:lang w:val="es-ES"/>
-        </w:rPr>
-      </w:pPr>
-    </w:p>
-    <w:p>
-      <w:pPr>
-        <w:tabs>
-          <w:tab w:val="left" w:pos="3550"/>
-        </w:tabs>
-        <w:rPr>
-          <w:rFonts w:ascii="Arial" w:hAnsi="Arial" w:cs="Arial"/>
-          <w:b/>
-          <w:bCs/>
-          <w:lang w:val="es-ES"/>
-        </w:rPr>
-      </w:pPr>
-    </w:p>
-    <w:p>
-      <w:pPr>
-        <w:tabs>
-          <w:tab w:val="left" w:pos="3550"/>
-        </w:tabs>
-        <w:rPr>
-          <w:rFonts w:ascii="Arial" w:hAnsi="Arial" w:cs="Arial"/>
-          <w:b/>
-          <w:bCs/>
-          <w:lang w:val="es-ES"/>
-        </w:rPr>
-      </w:pPr>
-    </w:p>
-    <w:p>
-      <w:pPr>
-        <w:tabs>
-          <w:tab w:val="left" w:pos="3550"/>
-        </w:tabs>
-        <w:rPr>
-          <w:rFonts w:ascii="Arial" w:hAnsi="Arial" w:cs="Arial"/>
-          <w:b/>
-          <w:bCs/>
-          <w:lang w:val="es-ES"/>
-        </w:rPr>
-      </w:pPr>
-    </w:p>
-    <w:p>
-      <w:pPr>
-        <w:tabs>
-          <w:tab w:val="left" w:pos="3550"/>
-        </w:tabs>
-        <w:rPr>
-          <w:rFonts w:ascii="Arial" w:hAnsi="Arial" w:cs="Arial"/>
-          <w:b/>
-          <w:bCs/>
-          <w:lang w:val="es-ES"/>
-        </w:rPr>
-      </w:pPr>
-    </w:p>
-    <w:p>
-      <w:pPr>
-        <w:tabs>
-          <w:tab w:val="left" w:pos="3550"/>
-        </w:tabs>
-        <w:rPr>
-          <w:rFonts w:ascii="Arial" w:hAnsi="Arial" w:cs="Arial"/>
-          <w:b/>
-          <w:bCs/>
-          <w:lang w:val="es-ES"/>
-        </w:rPr>
-      </w:pPr>
-    </w:p>
-    <w:p>
-      <w:pPr>
-        <w:tabs>
-          <w:tab w:val="left" w:pos="3550"/>
-        </w:tabs>
-        <w:rPr>
-          <w:rFonts w:ascii="Arial" w:hAnsi="Arial" w:cs="Arial"/>
-          <w:b/>
-          <w:bCs/>
-          <w:lang w:val="es-ES"/>
-        </w:rPr>
-      </w:pPr>
-    </w:p>
-    <w:p>
-      <w:pPr>
-        <w:tabs>
-          <w:tab w:val="left" w:pos="3550"/>
-        </w:tabs>
-        <w:rPr>
-          <w:rFonts w:ascii="Arial" w:hAnsi="Arial" w:cs="Arial"/>
-          <w:b/>
-          <w:bCs/>
-          <w:lang w:val="es-ES"/>
-        </w:rPr>
-      </w:pPr>
-    </w:p>
-    <w:p>
-      <w:pPr>
-        <w:tabs>
-          <w:tab w:val="left" w:pos="3550"/>
-        </w:tabs>
-        <w:rPr>
-          <w:rFonts w:ascii="Arial" w:hAnsi="Arial" w:cs="Arial"/>
-          <w:b/>
-          <w:bCs/>
-          <w:lang w:val="es-ES"/>
-        </w:rPr>
-      </w:pPr>
-    </w:p>
-    <w:p>
-      <w:pPr>
-        <w:tabs>
-          <w:tab w:val="left" w:pos="3550"/>
-        </w:tabs>
-        <w:rPr>
-          <w:rFonts w:ascii="Arial" w:hAnsi="Arial" w:cs="Arial"/>
-          <w:b/>
-          <w:bCs/>
-          <w:lang w:val="es-ES"/>
-        </w:rPr>
-      </w:pPr>
-    </w:p>
-    <w:p>
-      <w:pPr>
-        <w:tabs>
-          <w:tab w:val="left" w:pos="3550"/>
-        </w:tabs>
-        <w:rPr>
-          <w:rFonts w:ascii="Arial" w:hAnsi="Arial" w:cs="Arial"/>
-          <w:b/>
-          <w:bCs/>
-          <w:lang w:val="es-ES"/>
-        </w:rPr>
-      </w:pPr>
-    </w:p>
-    <w:p>
-      <w:pPr>
-        <w:tabs>
-          <w:tab w:val="left" w:pos="3550"/>
-        </w:tabs>
-        <w:rPr>
-          <w:rFonts w:ascii="Arial" w:hAnsi="Arial" w:cs="Arial"/>
-          <w:b/>
-          <w:bCs/>
-          <w:lang w:val="es-ES"/>
-        </w:rPr>
-      </w:pPr>
-    </w:p>
-    <w:p>
-      <w:pPr>
-        <w:tabs>
-          <w:tab w:val="left" w:pos="3550"/>
-        </w:tabs>
-        <w:rPr>
-          <w:rFonts w:ascii="Arial" w:hAnsi="Arial" w:cs="Arial"/>
-          <w:b/>
-          <w:bCs/>
-          <w:lang w:val="es-ES"/>
-        </w:rPr>
-      </w:pPr>
-    </w:p>
-    <w:p>
-      <w:pPr>
-        <w:tabs>
-          <w:tab w:val="left" w:pos="3550"/>
-        </w:tabs>
-        <w:rPr>
-          <w:rFonts w:ascii="Arial" w:hAnsi="Arial" w:cs="Arial"/>
-          <w:b/>
-          <w:bCs/>
-          <w:lang w:val="es-ES"/>
-        </w:rPr>
-      </w:pPr>
-    </w:p>
-    <w:p>
-      <w:pPr>
-        <w:tabs>
-          <w:tab w:val="left" w:pos="3550"/>
-        </w:tabs>
-        <w:rPr>
-          <w:rFonts w:ascii="Arial" w:hAnsi="Arial" w:cs="Arial"/>
-          <w:b/>
-          <w:bCs/>
-          <w:lang w:val="es-ES"/>
-        </w:rPr>
-      </w:pPr>
-    </w:p>
-    <w:p>
-      <w:pPr>
-        <w:tabs>
-          <w:tab w:val="left" w:pos="3550"/>
-        </w:tabs>
-        <w:rPr>
-          <w:rFonts w:ascii="Arial" w:hAnsi="Arial" w:cs="Arial"/>
-          <w:b/>
-          <w:bCs/>
-          <w:lang w:val="es-ES"/>
-        </w:rPr>
-      </w:pPr>
-    </w:p>
-    <w:p>
-      <w:pPr>
-        <w:tabs>
-          <w:tab w:val="left" w:pos="3550"/>
-        </w:tabs>
-        <w:rPr>
-          <w:rFonts w:ascii="Arial" w:hAnsi="Arial" w:cs="Arial"/>
-          <w:b/>
-          <w:bCs/>
-          <w:lang w:val="es-ES"/>
-        </w:rPr>
-      </w:pPr>
-    </w:p>
-    <w:p>
-      <w:pPr>
-        <w:tabs>
-          <w:tab w:val="left" w:pos="3550"/>
-        </w:tabs>
-        <w:rPr>
-          <w:rFonts w:ascii="Arial" w:hAnsi="Arial" w:cs="Arial"/>
-          <w:b/>
-          <w:bCs/>
-          <w:lang w:val="es-ES"/>
-        </w:rPr>
-      </w:pPr>
-    </w:p>
-    <w:p>
-      <w:pPr>
-        <w:tabs>
-          <w:tab w:val="left" w:pos="3550"/>
-        </w:tabs>
-        <w:rPr>
-          <w:rFonts w:ascii="Arial" w:hAnsi="Arial" w:cs="Arial"/>
-          <w:b/>
-          <w:bCs/>
-          <w:lang w:val="es-ES"/>
-        </w:rPr>
-      </w:pPr>
-    </w:p>
-    <w:p>
-      <w:pPr>
-        <w:tabs>
-          <w:tab w:val="left" w:pos="3550"/>
-        </w:tabs>
-        <w:rPr>
-          <w:rFonts w:ascii="Arial" w:hAnsi="Arial" w:cs="Arial"/>
-          <w:b/>
-          <w:bCs/>
-          <w:lang w:val="es-ES"/>
-        </w:rPr>
-      </w:pPr>
-    </w:p>
-    <w:p>
-      <w:pPr>
-        <w:tabs>
-          <w:tab w:val="left" w:pos="3550"/>
-        </w:tabs>
-        <w:rPr>
-          <w:rFonts w:ascii="Arial" w:hAnsi="Arial" w:cs="Arial"/>
-          <w:b/>
-          <w:bCs/>
-          <w:lang w:val="es-ES"/>
-        </w:rPr>
-      </w:pPr>
-    </w:p>
-    <w:p>
-      <w:pPr>
-        <w:tabs>
-          <w:tab w:val="left" w:pos="3550"/>
-        </w:tabs>
-        <w:rPr>
-          <w:rFonts w:ascii="Arial" w:hAnsi="Arial" w:cs="Arial"/>
-          <w:b/>
-          <w:bCs/>
-          <w:lang w:val="es-ES"/>
-        </w:rPr>
-      </w:pPr>
-    </w:p>
-    <w:p>
-      <w:pPr>
-        <w:tabs>
-          <w:tab w:val="left" w:pos="3550"/>
-        </w:tabs>
-        <w:rPr>
-          <w:rFonts w:ascii="Arial" w:hAnsi="Arial" w:cs="Arial"/>
-          <w:b/>
-          <w:bCs/>
-          <w:lang w:val="es-ES"/>
-        </w:rPr>
-      </w:pPr>
-    </w:p>
-    <w:p>
-      <w:pPr>
-        <w:tabs>
-          <w:tab w:val="left" w:pos="3550"/>
-        </w:tabs>
-        <w:rPr>
-          <w:rFonts w:ascii="Arial" w:hAnsi="Arial" w:cs="Arial"/>
-          <w:b/>
-          <w:bCs/>
-          <w:lang w:val="es-ES"/>
-        </w:rPr>
-      </w:pPr>
-    </w:p>
-    <w:p>
-      <w:pPr>
-        <w:tabs>
-          <w:tab w:val="left" w:pos="3550"/>
-        </w:tabs>
-        <w:rPr>
-          <w:rFonts w:ascii="Arial" w:hAnsi="Arial" w:cs="Arial"/>
-          <w:b/>
-          <w:bCs/>
-          <w:lang w:val="es-ES"/>
-        </w:rPr>
+        <w:sectPr>
+          <w:headerReference w:type="default" r:id="rId9"/>
+          <w:footerReference w:type="default" r:id="rId10"/>
+          <w:pgSz w:w="12242" w:h="15842" w:code="1"/>
+          <w:pgMar w:top="1701" w:right="1701" w:bottom="1701" w:left="2268" w:header="709" w:footer="709" w:gutter="0"/>
+          <w:pgNumType w:fmt="lowerRoman"/>
+          <w:cols w:space="708"/>
+          <w:docGrid w:linePitch="360"/>
+        </w:sectPr>
       </w:pPr>
     </w:p>
     <w:p>
@@ -1322,7 +987,318 @@
         <w:tabs>
           <w:tab w:val="left" w:pos="3550"/>
         </w:tabs>
-        <w:jc w:val="center"/>
+        <w:rPr>
+          <w:rFonts w:ascii="Arial" w:hAnsi="Arial" w:cs="Arial"/>
+          <w:b/>
+          <w:bCs/>
+          <w:lang w:val="es-ES"/>
+        </w:rPr>
+      </w:pPr>
+    </w:p>
+    <w:p>
+      <w:pPr>
+        <w:tabs>
+          <w:tab w:val="left" w:pos="3550"/>
+        </w:tabs>
+        <w:rPr>
+          <w:rFonts w:ascii="Arial" w:hAnsi="Arial" w:cs="Arial"/>
+          <w:b/>
+          <w:bCs/>
+          <w:lang w:val="es-ES"/>
+        </w:rPr>
+      </w:pPr>
+    </w:p>
+    <w:p>
+      <w:pPr>
+        <w:tabs>
+          <w:tab w:val="left" w:pos="3550"/>
+        </w:tabs>
+        <w:rPr>
+          <w:rFonts w:ascii="Arial" w:hAnsi="Arial" w:cs="Arial"/>
+          <w:b/>
+          <w:bCs/>
+          <w:lang w:val="es-ES"/>
+        </w:rPr>
+      </w:pPr>
+    </w:p>
+    <w:p>
+      <w:pPr>
+        <w:tabs>
+          <w:tab w:val="left" w:pos="3550"/>
+        </w:tabs>
+        <w:rPr>
+          <w:rFonts w:ascii="Arial" w:hAnsi="Arial" w:cs="Arial"/>
+          <w:b/>
+          <w:bCs/>
+          <w:lang w:val="es-ES"/>
+        </w:rPr>
+      </w:pPr>
+    </w:p>
+    <w:p>
+      <w:pPr>
+        <w:tabs>
+          <w:tab w:val="left" w:pos="3550"/>
+        </w:tabs>
+        <w:rPr>
+          <w:rFonts w:ascii="Arial" w:hAnsi="Arial" w:cs="Arial"/>
+          <w:b/>
+          <w:bCs/>
+          <w:lang w:val="es-ES"/>
+        </w:rPr>
+      </w:pPr>
+    </w:p>
+    <w:p>
+      <w:pPr>
+        <w:tabs>
+          <w:tab w:val="left" w:pos="3550"/>
+        </w:tabs>
+        <w:rPr>
+          <w:rFonts w:ascii="Arial" w:hAnsi="Arial" w:cs="Arial"/>
+          <w:b/>
+          <w:bCs/>
+          <w:lang w:val="es-ES"/>
+        </w:rPr>
+      </w:pPr>
+    </w:p>
+    <w:p>
+      <w:pPr>
+        <w:tabs>
+          <w:tab w:val="left" w:pos="3550"/>
+        </w:tabs>
+        <w:rPr>
+          <w:rFonts w:ascii="Arial" w:hAnsi="Arial" w:cs="Arial"/>
+          <w:b/>
+          <w:bCs/>
+          <w:lang w:val="es-ES"/>
+        </w:rPr>
+      </w:pPr>
+    </w:p>
+    <w:p>
+      <w:pPr>
+        <w:tabs>
+          <w:tab w:val="left" w:pos="3550"/>
+        </w:tabs>
+        <w:rPr>
+          <w:rFonts w:ascii="Arial" w:hAnsi="Arial" w:cs="Arial"/>
+          <w:b/>
+          <w:bCs/>
+          <w:lang w:val="es-ES"/>
+        </w:rPr>
+      </w:pPr>
+    </w:p>
+    <w:p>
+      <w:pPr>
+        <w:tabs>
+          <w:tab w:val="left" w:pos="3550"/>
+        </w:tabs>
+        <w:rPr>
+          <w:rFonts w:ascii="Arial" w:hAnsi="Arial" w:cs="Arial"/>
+          <w:b/>
+          <w:bCs/>
+          <w:lang w:val="es-ES"/>
+        </w:rPr>
+      </w:pPr>
+    </w:p>
+    <w:p>
+      <w:pPr>
+        <w:tabs>
+          <w:tab w:val="left" w:pos="3550"/>
+        </w:tabs>
+        <w:rPr>
+          <w:rFonts w:ascii="Arial" w:hAnsi="Arial" w:cs="Arial"/>
+          <w:b/>
+          <w:bCs/>
+          <w:lang w:val="es-ES"/>
+        </w:rPr>
+      </w:pPr>
+    </w:p>
+    <w:p>
+      <w:pPr>
+        <w:tabs>
+          <w:tab w:val="left" w:pos="3550"/>
+        </w:tabs>
+        <w:rPr>
+          <w:rFonts w:ascii="Arial" w:hAnsi="Arial" w:cs="Arial"/>
+          <w:b/>
+          <w:bCs/>
+          <w:lang w:val="es-ES"/>
+        </w:rPr>
+      </w:pPr>
+    </w:p>
+    <w:p>
+      <w:pPr>
+        <w:tabs>
+          <w:tab w:val="left" w:pos="3550"/>
+        </w:tabs>
+        <w:rPr>
+          <w:rFonts w:ascii="Arial" w:hAnsi="Arial" w:cs="Arial"/>
+          <w:b/>
+          <w:bCs/>
+          <w:lang w:val="es-ES"/>
+        </w:rPr>
+      </w:pPr>
+    </w:p>
+    <w:p>
+      <w:pPr>
+        <w:tabs>
+          <w:tab w:val="left" w:pos="3550"/>
+        </w:tabs>
+        <w:rPr>
+          <w:rFonts w:ascii="Arial" w:hAnsi="Arial" w:cs="Arial"/>
+          <w:b/>
+          <w:bCs/>
+          <w:lang w:val="es-ES"/>
+        </w:rPr>
+      </w:pPr>
+    </w:p>
+    <w:p>
+      <w:pPr>
+        <w:tabs>
+          <w:tab w:val="left" w:pos="3550"/>
+        </w:tabs>
+        <w:rPr>
+          <w:rFonts w:ascii="Arial" w:hAnsi="Arial" w:cs="Arial"/>
+          <w:b/>
+          <w:bCs/>
+          <w:lang w:val="es-ES"/>
+        </w:rPr>
+      </w:pPr>
+    </w:p>
+    <w:p>
+      <w:pPr>
+        <w:tabs>
+          <w:tab w:val="left" w:pos="3550"/>
+        </w:tabs>
+        <w:rPr>
+          <w:rFonts w:ascii="Arial" w:hAnsi="Arial" w:cs="Arial"/>
+          <w:b/>
+          <w:bCs/>
+          <w:lang w:val="es-ES"/>
+        </w:rPr>
+      </w:pPr>
+    </w:p>
+    <w:p>
+      <w:pPr>
+        <w:tabs>
+          <w:tab w:val="left" w:pos="3550"/>
+        </w:tabs>
+        <w:rPr>
+          <w:rFonts w:ascii="Arial" w:hAnsi="Arial" w:cs="Arial"/>
+          <w:b/>
+          <w:bCs/>
+          <w:lang w:val="es-ES"/>
+        </w:rPr>
+      </w:pPr>
+    </w:p>
+    <w:p>
+      <w:pPr>
+        <w:tabs>
+          <w:tab w:val="left" w:pos="3550"/>
+        </w:tabs>
+        <w:rPr>
+          <w:rFonts w:ascii="Arial" w:hAnsi="Arial" w:cs="Arial"/>
+          <w:b/>
+          <w:bCs/>
+          <w:lang w:val="es-ES"/>
+        </w:rPr>
+      </w:pPr>
+    </w:p>
+    <w:p>
+      <w:pPr>
+        <w:tabs>
+          <w:tab w:val="left" w:pos="3550"/>
+        </w:tabs>
+        <w:rPr>
+          <w:rFonts w:ascii="Arial" w:hAnsi="Arial" w:cs="Arial"/>
+          <w:b/>
+          <w:bCs/>
+          <w:lang w:val="es-ES"/>
+        </w:rPr>
+      </w:pPr>
+    </w:p>
+    <w:p>
+      <w:pPr>
+        <w:tabs>
+          <w:tab w:val="left" w:pos="3550"/>
+        </w:tabs>
+        <w:rPr>
+          <w:rFonts w:ascii="Arial" w:hAnsi="Arial" w:cs="Arial"/>
+          <w:b/>
+          <w:bCs/>
+          <w:lang w:val="es-ES"/>
+        </w:rPr>
+      </w:pPr>
+    </w:p>
+    <w:p>
+      <w:pPr>
+        <w:tabs>
+          <w:tab w:val="left" w:pos="3550"/>
+        </w:tabs>
+        <w:rPr>
+          <w:rFonts w:ascii="Arial" w:hAnsi="Arial" w:cs="Arial"/>
+          <w:b/>
+          <w:bCs/>
+          <w:lang w:val="es-ES"/>
+        </w:rPr>
+      </w:pPr>
+    </w:p>
+    <w:p>
+      <w:pPr>
+        <w:tabs>
+          <w:tab w:val="left" w:pos="3550"/>
+        </w:tabs>
+        <w:rPr>
+          <w:rFonts w:ascii="Arial" w:hAnsi="Arial" w:cs="Arial"/>
+          <w:b/>
+          <w:bCs/>
+          <w:lang w:val="es-ES"/>
+        </w:rPr>
+      </w:pPr>
+    </w:p>
+    <w:p>
+      <w:pPr>
+        <w:tabs>
+          <w:tab w:val="left" w:pos="3550"/>
+        </w:tabs>
+        <w:rPr>
+          <w:rFonts w:ascii="Arial" w:hAnsi="Arial" w:cs="Arial"/>
+          <w:b/>
+          <w:bCs/>
+          <w:lang w:val="es-ES"/>
+        </w:rPr>
+      </w:pPr>
+    </w:p>
+    <w:p>
+      <w:pPr>
+        <w:tabs>
+          <w:tab w:val="left" w:pos="3550"/>
+        </w:tabs>
+        <w:rPr>
+          <w:rFonts w:ascii="Arial" w:hAnsi="Arial" w:cs="Arial"/>
+          <w:b/>
+          <w:bCs/>
+          <w:lang w:val="es-ES"/>
+        </w:rPr>
+      </w:pPr>
+    </w:p>
+    <w:p>
+      <w:pPr>
+        <w:tabs>
+          <w:tab w:val="left" w:pos="3550"/>
+        </w:tabs>
+        <w:rPr>
+          <w:rFonts w:ascii="Arial" w:hAnsi="Arial" w:cs="Arial"/>
+          <w:b/>
+          <w:bCs/>
+          <w:lang w:val="es-ES"/>
+        </w:rPr>
+      </w:pPr>
+    </w:p>
+    <w:p>
+      <w:pPr>
+        <w:tabs>
+          <w:tab w:val="left" w:pos="3550"/>
+        </w:tabs>
         <w:rPr>
           <w:rFonts w:ascii="Arial" w:hAnsi="Arial" w:cs="Arial"/>
           <w:b/>
@@ -1344,6 +1320,16 @@
           <w:lang w:val="es-ES"/>
         </w:rPr>
       </w:pPr>
+      <w:r>
+        <w:rPr>
+          <w:rFonts w:ascii="Arial" w:hAnsi="Arial" w:cs="Arial"/>
+          <w:b/>
+          <w:bCs/>
+          <w:lang w:val="es-ES"/>
+        </w:rPr>
+        <w:lastRenderedPageBreak/>
+        <w:t>VEREDICTO</w:t>
+      </w:r>
     </w:p>
     <w:p>
       <w:pPr>
@@ -1680,22 +1666,13 @@
           <w:lang w:val="es-ES"/>
         </w:rPr>
       </w:pPr>
-      <w:r>
-        <w:rPr>
-          <w:rFonts w:ascii="Arial" w:hAnsi="Arial" w:cs="Arial"/>
-          <w:b/>
-          <w:bCs/>
-          <w:lang w:val="es-ES"/>
-        </w:rPr>
-        <w:lastRenderedPageBreak/>
-        <w:t>VEREDICTO</w:t>
-      </w:r>
     </w:p>
     <w:p>
       <w:pPr>
         <w:tabs>
           <w:tab w:val="left" w:pos="3550"/>
         </w:tabs>
+        <w:jc w:val="center"/>
         <w:rPr>
           <w:rFonts w:ascii="Arial" w:hAnsi="Arial" w:cs="Arial"/>
           <w:b/>
@@ -1709,13 +1686,24 @@
         <w:tabs>
           <w:tab w:val="left" w:pos="3550"/>
         </w:tabs>
-        <w:rPr>
-          <w:rFonts w:ascii="Arial" w:hAnsi="Arial" w:cs="Arial"/>
-          <w:b/>
-          <w:bCs/>
-          <w:lang w:val="es-ES"/>
-        </w:rPr>
-      </w:pPr>
+        <w:jc w:val="center"/>
+        <w:rPr>
+          <w:rFonts w:ascii="Arial" w:hAnsi="Arial" w:cs="Arial"/>
+          <w:b/>
+          <w:bCs/>
+          <w:lang w:val="es-ES"/>
+        </w:rPr>
+      </w:pPr>
+      <w:r>
+        <w:rPr>
+          <w:rFonts w:ascii="Arial" w:hAnsi="Arial" w:cs="Arial"/>
+          <w:b/>
+          <w:bCs/>
+          <w:lang w:val="es-ES"/>
+        </w:rPr>
+        <w:lastRenderedPageBreak/>
+        <w:t>VEREDICTO</w:t>
+      </w:r>
     </w:p>
     <w:p>
       <w:pPr>
@@ -1992,6 +1980,32 @@
     </w:p>
     <w:p>
       <w:pPr>
+        <w:tabs>
+          <w:tab w:val="left" w:pos="3550"/>
+        </w:tabs>
+        <w:rPr>
+          <w:rFonts w:ascii="Arial" w:hAnsi="Arial" w:cs="Arial"/>
+          <w:b/>
+          <w:bCs/>
+          <w:lang w:val="es-ES"/>
+        </w:rPr>
+      </w:pPr>
+    </w:p>
+    <w:p>
+      <w:pPr>
+        <w:tabs>
+          <w:tab w:val="left" w:pos="3550"/>
+        </w:tabs>
+        <w:rPr>
+          <w:rFonts w:ascii="Arial" w:hAnsi="Arial" w:cs="Arial"/>
+          <w:b/>
+          <w:bCs/>
+          <w:lang w:val="es-ES"/>
+        </w:rPr>
+      </w:pPr>
+    </w:p>
+    <w:p>
+      <w:pPr>
         <w:rPr>
           <w:rFonts w:ascii="Arial" w:hAnsi="Arial" w:cs="Arial"/>
           <w:b/>
@@ -2128,7 +2142,23 @@
           <w:rFonts w:ascii="Arial" w:hAnsi="Arial" w:cs="Arial"/>
           <w:lang w:val="es-ES"/>
         </w:rPr>
-        <w:t>. En especial a mi papá Yorlly Araujo, quién fue la razón que me motivo a estudiar esta carrera que estoy finalizando. A mi hermano, por darme</w:t>
+        <w:t xml:space="preserve">. En especial a mi papá </w:t>
+      </w:r>
+      <w:proofErr w:type="spellStart"/>
+      <w:r>
+        <w:rPr>
+          <w:rFonts w:ascii="Arial" w:hAnsi="Arial" w:cs="Arial"/>
+          <w:lang w:val="es-ES"/>
+        </w:rPr>
+        <w:t>Yorlly</w:t>
+      </w:r>
+      <w:proofErr w:type="spellEnd"/>
+      <w:r>
+        <w:rPr>
+          <w:rFonts w:ascii="Arial" w:hAnsi="Arial" w:cs="Arial"/>
+          <w:lang w:val="es-ES"/>
+        </w:rPr>
+        <w:t xml:space="preserve"> Araujo, quién fue la razón que me motivo a estudiar esta carrera que estoy finalizando. A mi hermano, por darme</w:t>
       </w:r>
       <w:r>
         <w:rPr>
@@ -2373,12 +2403,168 @@
       <w:r>
         <w:rPr>
           <w:rFonts w:ascii="Arial" w:hAnsi="Arial" w:cs="Arial"/>
-          <w:b/>
-          <w:bCs/>
-          <w:lang w:val="es-ES"/>
-        </w:rPr>
-        <w:br w:type="page"/>
-      </w:r>
+          <w:lang w:val="es-ES"/>
+        </w:rPr>
+        <w:t xml:space="preserve"> agradecemos su presencia en los momentos alegres y en aquellos difíciles, por motivarnos incesantemente a seguir adelante.</w:t>
+      </w:r>
+    </w:p>
+    <w:p>
+      <w:pPr>
+        <w:jc w:val="both"/>
+        <w:rPr>
+          <w:rFonts w:ascii="Arial" w:hAnsi="Arial" w:cs="Arial"/>
+          <w:lang w:val="es-ES"/>
+        </w:rPr>
+      </w:pPr>
+      <w:r>
+        <w:rPr>
+          <w:rFonts w:ascii="Arial" w:hAnsi="Arial" w:cs="Arial"/>
+          <w:lang w:val="es-ES"/>
+        </w:rPr>
+        <w:t xml:space="preserve">     No podemos olvidar a nuestra</w:t>
+      </w:r>
+      <w:r>
+        <w:rPr>
+          <w:rFonts w:ascii="Arial" w:hAnsi="Arial" w:cs="Arial"/>
+          <w:lang w:val="es-ES"/>
+        </w:rPr>
+        <w:t xml:space="preserve"> tutora metodológica, la Dr. Maribel Ordoñez, gracias por su consejo, paciencia e increíble guía a lo largo de este trabajo de investigación</w:t>
+      </w:r>
+      <w:r>
+        <w:rPr>
+          <w:rFonts w:ascii="Arial" w:hAnsi="Arial" w:cs="Arial"/>
+          <w:lang w:val="es-ES"/>
+        </w:rPr>
+        <w:t>. A nuestra tutora académica, la Dr. Zulma Revilla</w:t>
+      </w:r>
+      <w:r>
+        <w:rPr>
+          <w:rFonts w:ascii="Arial" w:hAnsi="Arial" w:cs="Arial"/>
+          <w:lang w:val="es-ES"/>
+        </w:rPr>
+        <w:t>, por todo su apoyo a lo largo del desarrollo de nuestra aplicación educativa.</w:t>
+      </w:r>
+    </w:p>
+    <w:p>
+      <w:pPr>
+        <w:jc w:val="right"/>
+        <w:rPr>
+          <w:rFonts w:ascii="Arial" w:hAnsi="Arial" w:cs="Arial"/>
+          <w:b/>
+          <w:bCs/>
+          <w:lang w:val="es-ES"/>
+        </w:rPr>
+      </w:pPr>
+      <w:proofErr w:type="spellStart"/>
+      <w:r>
+        <w:rPr>
+          <w:rFonts w:ascii="Arial" w:hAnsi="Arial" w:cs="Arial"/>
+          <w:b/>
+          <w:bCs/>
+          <w:lang w:val="es-ES"/>
+        </w:rPr>
+        <w:t>Acurero</w:t>
+      </w:r>
+      <w:proofErr w:type="spellEnd"/>
+      <w:r>
+        <w:rPr>
+          <w:rFonts w:ascii="Arial" w:hAnsi="Arial" w:cs="Arial"/>
+          <w:b/>
+          <w:bCs/>
+          <w:lang w:val="es-ES"/>
+        </w:rPr>
+        <w:t>, Araujo y Montiel.</w:t>
+      </w:r>
+    </w:p>
+    <w:p>
+      <w:pPr>
+        <w:jc w:val="both"/>
+        <w:rPr>
+          <w:rFonts w:ascii="Arial" w:hAnsi="Arial" w:cs="Arial"/>
+          <w:lang w:val="es-ES"/>
+        </w:rPr>
+      </w:pPr>
+    </w:p>
+    <w:p>
+      <w:pPr>
+        <w:jc w:val="both"/>
+        <w:rPr>
+          <w:rFonts w:ascii="Arial" w:hAnsi="Arial" w:cs="Arial"/>
+          <w:lang w:val="es-ES"/>
+        </w:rPr>
+      </w:pPr>
+    </w:p>
+    <w:p>
+      <w:pPr>
+        <w:jc w:val="both"/>
+        <w:rPr>
+          <w:rFonts w:ascii="Arial" w:hAnsi="Arial" w:cs="Arial"/>
+          <w:lang w:val="es-ES"/>
+        </w:rPr>
+      </w:pPr>
+    </w:p>
+    <w:p>
+      <w:pPr>
+        <w:jc w:val="both"/>
+        <w:rPr>
+          <w:rFonts w:ascii="Arial" w:hAnsi="Arial" w:cs="Arial"/>
+          <w:lang w:val="es-ES"/>
+        </w:rPr>
+      </w:pPr>
+    </w:p>
+    <w:p>
+      <w:pPr>
+        <w:jc w:val="both"/>
+        <w:rPr>
+          <w:rFonts w:ascii="Arial" w:hAnsi="Arial" w:cs="Arial"/>
+          <w:lang w:val="es-ES"/>
+        </w:rPr>
+      </w:pPr>
+    </w:p>
+    <w:p>
+      <w:pPr>
+        <w:jc w:val="both"/>
+        <w:rPr>
+          <w:rFonts w:ascii="Arial" w:hAnsi="Arial" w:cs="Arial"/>
+          <w:lang w:val="es-ES"/>
+        </w:rPr>
+      </w:pPr>
+    </w:p>
+    <w:p>
+      <w:pPr>
+        <w:jc w:val="both"/>
+        <w:rPr>
+          <w:rFonts w:ascii="Arial" w:hAnsi="Arial" w:cs="Arial"/>
+          <w:lang w:val="es-ES"/>
+        </w:rPr>
+      </w:pPr>
+    </w:p>
+    <w:p>
+      <w:pPr>
+        <w:jc w:val="both"/>
+        <w:rPr>
+          <w:rFonts w:ascii="Arial" w:hAnsi="Arial" w:cs="Arial"/>
+          <w:lang w:val="es-ES"/>
+        </w:rPr>
+      </w:pPr>
+    </w:p>
+    <w:p>
+      <w:pPr>
+        <w:jc w:val="both"/>
+        <w:rPr>
+          <w:rFonts w:ascii="Arial" w:hAnsi="Arial" w:cs="Arial"/>
+          <w:lang w:val="es-ES"/>
+        </w:rPr>
+      </w:pPr>
+    </w:p>
+    <w:p>
+      <w:pPr>
+        <w:jc w:val="both"/>
+        <w:rPr>
+          <w:rFonts w:ascii="Arial" w:hAnsi="Arial" w:cs="Arial"/>
+          <w:lang w:val="es-ES"/>
+        </w:rPr>
+      </w:pPr>
     </w:p>
     <w:p>
       <w:pPr>
@@ -2391,6 +2577,7 @@
           <w:lang w:val="es-ES"/>
         </w:rPr>
       </w:pPr>
+      <w:proofErr w:type="spellStart"/>
       <w:r>
         <w:rPr>
           <w:rFonts w:ascii="Arial" w:hAnsi="Arial" w:cs="Arial"/>
@@ -2399,7 +2586,35 @@
           <w:lang w:val="es-ES"/>
         </w:rPr>
         <w:lastRenderedPageBreak/>
-        <w:t xml:space="preserve">Araujo, Jorge. Acurero, Cesar. Montiel, Gabriel. Aplicación </w:t>
+        <w:t>Acurero</w:t>
+      </w:r>
+      <w:proofErr w:type="spellEnd"/>
+      <w:r>
+        <w:rPr>
+          <w:rFonts w:ascii="Arial" w:hAnsi="Arial" w:cs="Arial"/>
+          <w:b/>
+          <w:bCs/>
+          <w:lang w:val="es-ES"/>
+        </w:rPr>
+        <w:t>, Cesar.</w:t>
+      </w:r>
+      <w:r>
+        <w:rPr>
+          <w:rFonts w:ascii="Arial" w:hAnsi="Arial" w:cs="Arial"/>
+          <w:b/>
+          <w:bCs/>
+          <w:lang w:val="es-ES"/>
+        </w:rPr>
+        <w:t xml:space="preserve"> Araujo, Jorge.</w:t>
+      </w:r>
+      <w:r>
+        <w:rPr>
+          <w:rFonts w:ascii="Arial" w:hAnsi="Arial" w:cs="Arial"/>
+          <w:b/>
+          <w:bCs/>
+          <w:lang w:val="es-ES"/>
+        </w:rPr>
+        <w:t xml:space="preserve"> Montiel, Gabriel. Aplicación </w:t>
       </w:r>
       <w:r>
         <w:rPr>
@@ -2419,6 +2634,7 @@
         </w:rPr>
         <w:t xml:space="preserve">ducativa </w:t>
       </w:r>
+      <w:proofErr w:type="spellStart"/>
       <w:r>
         <w:rPr>
           <w:rFonts w:ascii="Arial" w:hAnsi="Arial" w:cs="Arial"/>
@@ -2435,7 +2651,17 @@
           <w:bCs/>
           <w:lang w:val="es-ES"/>
         </w:rPr>
-        <w:t xml:space="preserve">amificada </w:t>
+        <w:t>amificada</w:t>
+      </w:r>
+      <w:proofErr w:type="spellEnd"/>
+      <w:r>
+        <w:rPr>
+          <w:rFonts w:ascii="Arial" w:hAnsi="Arial" w:cs="Arial"/>
+          <w:b/>
+          <w:bCs/>
+          <w:lang w:val="es-ES"/>
+        </w:rPr>
+        <w:t xml:space="preserve"> </w:t>
       </w:r>
       <w:r>
         <w:rPr>
@@ -2569,7 +2795,23 @@
           <w:rFonts w:ascii="Arial" w:hAnsi="Arial" w:cs="Arial"/>
           <w:lang w:val="es-ES"/>
         </w:rPr>
-        <w:t xml:space="preserve">La presente investigación tiene como objetivo desarrollar una aplicación educativa gamificada para potenciar el rendimiento académico </w:t>
+        <w:t xml:space="preserve">La presente investigación tiene como objetivo desarrollar una aplicación educativa </w:t>
+      </w:r>
+      <w:proofErr w:type="spellStart"/>
+      <w:r>
+        <w:rPr>
+          <w:rFonts w:ascii="Arial" w:hAnsi="Arial" w:cs="Arial"/>
+          <w:lang w:val="es-ES"/>
+        </w:rPr>
+        <w:t>gamificada</w:t>
+      </w:r>
+      <w:proofErr w:type="spellEnd"/>
+      <w:r>
+        <w:rPr>
+          <w:rFonts w:ascii="Arial" w:hAnsi="Arial" w:cs="Arial"/>
+          <w:lang w:val="es-ES"/>
+        </w:rPr>
+        <w:t xml:space="preserve"> para potenciar el rendimiento académico </w:t>
       </w:r>
       <w:r>
         <w:rPr>
@@ -2592,12 +2834,21 @@
         </w:rPr>
         <w:t xml:space="preserve">Venezuela, basándose en las teorías de </w:t>
       </w:r>
-      <w:r>
-        <w:rPr>
-          <w:rFonts w:ascii="Arial" w:hAnsi="Arial" w:cs="Arial"/>
-          <w:lang w:val="es-ES"/>
-        </w:rPr>
-        <w:t xml:space="preserve">Deci y Ryan (1980), </w:t>
+      <w:proofErr w:type="spellStart"/>
+      <w:r>
+        <w:rPr>
+          <w:rFonts w:ascii="Arial" w:hAnsi="Arial" w:cs="Arial"/>
+          <w:lang w:val="es-ES"/>
+        </w:rPr>
+        <w:t>Deci</w:t>
+      </w:r>
+      <w:proofErr w:type="spellEnd"/>
+      <w:r>
+        <w:rPr>
+          <w:rFonts w:ascii="Arial" w:hAnsi="Arial" w:cs="Arial"/>
+          <w:lang w:val="es-ES"/>
+        </w:rPr>
+        <w:t xml:space="preserve"> y Ryan (1980), </w:t>
       </w:r>
       <w:r>
         <w:rPr>
@@ -2632,14 +2883,35 @@
           <w:rFonts w:ascii="Arial" w:hAnsi="Arial" w:cs="Arial"/>
           <w:lang w:val="es-ES"/>
         </w:rPr>
-        <w:t>. La investigación es de tipo</w:t>
-      </w:r>
-      <w:r>
-        <w:rPr>
-          <w:rFonts w:ascii="Arial" w:hAnsi="Arial" w:cs="Arial"/>
-          <w:lang w:val="es-ES"/>
-        </w:rPr>
-        <w:t xml:space="preserve"> descriptiva-proyectiva ya que se implica la recolección de datos precisos con la finalidad de proporcionar una representación concreta de la situación actual, y el diseño de</w:t>
+        <w:t>, l</w:t>
+      </w:r>
+      <w:r>
+        <w:rPr>
+          <w:rFonts w:ascii="Arial" w:hAnsi="Arial" w:cs="Arial"/>
+          <w:lang w:val="es-ES"/>
+        </w:rPr>
+        <w:t>a investigación es de tipo</w:t>
+      </w:r>
+      <w:r>
+        <w:rPr>
+          <w:rFonts w:ascii="Arial" w:hAnsi="Arial" w:cs="Arial"/>
+          <w:lang w:val="es-ES"/>
+        </w:rPr>
+        <w:t xml:space="preserve"> descriptiva-proyectiva ya que se implica la recolección de datos precisos con la finalidad de proporcionar una representación concreta de la situación actual</w:t>
+      </w:r>
+      <w:r>
+        <w:rPr>
+          <w:rFonts w:ascii="Arial" w:hAnsi="Arial" w:cs="Arial"/>
+          <w:lang w:val="es-ES"/>
+        </w:rPr>
+        <w:t>. E</w:t>
+      </w:r>
+      <w:r>
+        <w:rPr>
+          <w:rFonts w:ascii="Arial" w:hAnsi="Arial" w:cs="Arial"/>
+          <w:lang w:val="es-ES"/>
+        </w:rPr>
+        <w:t>l diseño de</w:t>
       </w:r>
       <w:r>
         <w:rPr>
@@ -2769,7 +3041,7 @@
           <w:rFonts w:ascii="Arial" w:hAnsi="Arial" w:cs="Arial"/>
           <w:lang w:val="es-ES"/>
         </w:rPr>
-        <w:t xml:space="preserve"> en la ciudad de Maracaibo en</w:t>
+        <w:t xml:space="preserve"> en la ciudad de Maracaibo</w:t>
       </w:r>
       <w:r>
         <w:rPr>
@@ -2853,14 +3125,30 @@
           <w:rFonts w:ascii="Arial" w:hAnsi="Arial" w:cs="Arial"/>
           <w:lang w:val="es-ES"/>
         </w:rPr>
-        <w:t xml:space="preserve"> Python como lenguaje de programación junto con la librería Fle</w:t>
-      </w:r>
-      <w:r>
-        <w:rPr>
-          <w:rFonts w:ascii="Arial" w:hAnsi="Arial" w:cs="Arial"/>
-          <w:lang w:val="es-ES"/>
-        </w:rPr>
-        <w:t>t para la interfaz gráfic</w:t>
+        <w:t xml:space="preserve"> Python como lenguaje de programación junto con la librería </w:t>
+      </w:r>
+      <w:proofErr w:type="spellStart"/>
+      <w:r>
+        <w:rPr>
+          <w:rFonts w:ascii="Arial" w:hAnsi="Arial" w:cs="Arial"/>
+          <w:lang w:val="es-ES"/>
+        </w:rPr>
+        <w:t>Fle</w:t>
+      </w:r>
+      <w:r>
+        <w:rPr>
+          <w:rFonts w:ascii="Arial" w:hAnsi="Arial" w:cs="Arial"/>
+          <w:lang w:val="es-ES"/>
+        </w:rPr>
+        <w:t>t</w:t>
+      </w:r>
+      <w:proofErr w:type="spellEnd"/>
+      <w:r>
+        <w:rPr>
+          <w:rFonts w:ascii="Arial" w:hAnsi="Arial" w:cs="Arial"/>
+          <w:lang w:val="es-ES"/>
+        </w:rPr>
+        <w:t xml:space="preserve"> para la interfaz gráfic</w:t>
       </w:r>
       <w:r>
         <w:rPr>
@@ -2881,7 +3169,21 @@
           <w:rFonts w:ascii="Arial" w:hAnsi="Arial" w:cs="Arial"/>
           <w:lang w:val="es-ES"/>
         </w:rPr>
-        <w:t>SQLite para la creación y gestión de la base de datos. El resultado</w:t>
+        <w:t xml:space="preserve">SQLite para la creación </w:t>
+      </w:r>
+      <w:r>
+        <w:rPr>
+          <w:rFonts w:ascii="Arial" w:hAnsi="Arial" w:cs="Arial"/>
+          <w:lang w:val="es-ES"/>
+        </w:rPr>
+        <w:t>de la base de datos, junto con su gestión</w:t>
+      </w:r>
+      <w:r>
+        <w:rPr>
+          <w:rFonts w:ascii="Arial" w:hAnsi="Arial" w:cs="Arial"/>
+          <w:lang w:val="es-ES"/>
+        </w:rPr>
+        <w:t>. El resultado</w:t>
       </w:r>
       <w:r>
         <w:rPr>
@@ -2928,7 +3230,7 @@
           <w:color w:val="0F1115"/>
           <w:shd w:val="clear" w:color="auto" w:fill="FFFFFF"/>
         </w:rPr>
-        <w:t>, ofreciendo un entorno de aprendizaje interactivo y motivador para uso individual del estudiante</w:t>
+        <w:t>, ofreciendo un entorno de aprendizaje interactivo</w:t>
       </w:r>
       <w:r>
         <w:rPr>
@@ -2936,7 +3238,7 @@
           <w:color w:val="0F1115"/>
           <w:shd w:val="clear" w:color="auto" w:fill="FFFFFF"/>
         </w:rPr>
-        <w:t xml:space="preserve"> </w:t>
+        <w:t xml:space="preserve">, que motiva su </w:t>
       </w:r>
       <w:r>
         <w:rPr>
@@ -2944,6 +3246,38 @@
           <w:color w:val="0F1115"/>
           <w:shd w:val="clear" w:color="auto" w:fill="FFFFFF"/>
         </w:rPr>
+        <w:t xml:space="preserve">uso </w:t>
+      </w:r>
+      <w:r>
+        <w:rPr>
+          <w:rFonts w:ascii="Arial" w:hAnsi="Arial" w:cs="Arial"/>
+          <w:color w:val="0F1115"/>
+          <w:shd w:val="clear" w:color="auto" w:fill="FFFFFF"/>
+        </w:rPr>
+        <w:t xml:space="preserve">de forma </w:t>
+      </w:r>
+      <w:r>
+        <w:rPr>
+          <w:rFonts w:ascii="Arial" w:hAnsi="Arial" w:cs="Arial"/>
+          <w:color w:val="0F1115"/>
+          <w:shd w:val="clear" w:color="auto" w:fill="FFFFFF"/>
+        </w:rPr>
+        <w:t>individual del estudiante</w:t>
+      </w:r>
+      <w:r>
+        <w:rPr>
+          <w:rFonts w:ascii="Arial" w:hAnsi="Arial" w:cs="Arial"/>
+          <w:color w:val="0F1115"/>
+          <w:shd w:val="clear" w:color="auto" w:fill="FFFFFF"/>
+        </w:rPr>
+        <w:t xml:space="preserve"> </w:t>
+      </w:r>
+      <w:r>
+        <w:rPr>
+          <w:rFonts w:ascii="Arial" w:hAnsi="Arial" w:cs="Arial"/>
+          <w:color w:val="0F1115"/>
+          <w:shd w:val="clear" w:color="auto" w:fill="FFFFFF"/>
+        </w:rPr>
         <w:t xml:space="preserve">sin requerir colaboración institucional ni dependencia de plataformas en línea. </w:t>
       </w:r>
     </w:p>
@@ -3064,6 +3398,7 @@
           <w:lang w:val="en"/>
         </w:rPr>
       </w:pPr>
+      <w:proofErr w:type="spellStart"/>
       <w:r>
         <w:rPr>
           <w:rFonts w:ascii="Arial" w:hAnsi="Arial" w:cs="Arial"/>
@@ -3072,7 +3407,26 @@
           <w:lang w:val="es-ES"/>
         </w:rPr>
         <w:lastRenderedPageBreak/>
-        <w:t xml:space="preserve">Araujo, Jorge. Acurero, Cesar. </w:t>
+        <w:t>Acurero</w:t>
+      </w:r>
+      <w:proofErr w:type="spellEnd"/>
+      <w:r>
+        <w:rPr>
+          <w:rFonts w:ascii="Arial" w:hAnsi="Arial" w:cs="Arial"/>
+          <w:b/>
+          <w:bCs/>
+          <w:lang w:val="es-ES"/>
+        </w:rPr>
+        <w:t xml:space="preserve">, Cesar. </w:t>
+      </w:r>
+      <w:r>
+        <w:rPr>
+          <w:rFonts w:ascii="Arial" w:hAnsi="Arial" w:cs="Arial"/>
+          <w:b/>
+          <w:bCs/>
+          <w:lang w:val="es-ES"/>
+        </w:rPr>
+        <w:t xml:space="preserve">Araujo, Jorge. </w:t>
       </w:r>
       <w:r>
         <w:rPr>
@@ -3090,7 +3444,47 @@
           <w:bCs/>
           <w:lang w:val="en"/>
         </w:rPr>
-        <w:t>Gamified educational application to enhance academic performance in high school students in Venezuela. Dr. Rafael Belloso Chacín Private University. Faculty of Engineering. School of Computer Engineering.</w:t>
+        <w:t xml:space="preserve">Gamified educational application to enhance academic performance in high school students in Venezuela. Dr. Rafael </w:t>
+      </w:r>
+      <w:proofErr w:type="spellStart"/>
+      <w:r>
+        <w:rPr>
+          <w:rFonts w:ascii="Arial" w:hAnsi="Arial" w:cs="Arial"/>
+          <w:b/>
+          <w:bCs/>
+          <w:lang w:val="en"/>
+        </w:rPr>
+        <w:t>Belloso</w:t>
+      </w:r>
+      <w:proofErr w:type="spellEnd"/>
+      <w:r>
+        <w:rPr>
+          <w:rFonts w:ascii="Arial" w:hAnsi="Arial" w:cs="Arial"/>
+          <w:b/>
+          <w:bCs/>
+          <w:lang w:val="en"/>
+        </w:rPr>
+        <w:t xml:space="preserve"> </w:t>
+      </w:r>
+      <w:proofErr w:type="spellStart"/>
+      <w:r>
+        <w:rPr>
+          <w:rFonts w:ascii="Arial" w:hAnsi="Arial" w:cs="Arial"/>
+          <w:b/>
+          <w:bCs/>
+          <w:lang w:val="en"/>
+        </w:rPr>
+        <w:t>Chacín</w:t>
+      </w:r>
+      <w:proofErr w:type="spellEnd"/>
+      <w:r>
+        <w:rPr>
+          <w:rFonts w:ascii="Arial" w:hAnsi="Arial" w:cs="Arial"/>
+          <w:b/>
+          <w:bCs/>
+          <w:lang w:val="en"/>
+        </w:rPr>
+        <w:t xml:space="preserve"> Private University. Faculty of Engineering. School of Computer Engineering.</w:t>
       </w:r>
       <w:r>
         <w:rPr>
@@ -3168,7 +3562,23 @@
           <w:rFonts w:ascii="Arial" w:hAnsi="Arial" w:cs="Arial"/>
           <w:lang w:val="en"/>
         </w:rPr>
-        <w:t>This research aims to develop a gamified educational application to enhance the academic performance of high school students in Venezuela, based on the theories of Deci and Ryan (1980), Vygotsky (1978), and Borras (2015). The research is descriptive-projective, as it involves the collection of precise data to provide a concrete representation of the current situation. The research design is non-experimental field research, since it uses data collection techniques and tools with the subjects of study, examining variables only in their natural environment. A survey was selected as the data collection technique, using a questionnaire administered to high school students in the city of Maracaibo. The methodological phases are described by Roger Pressman (2010). The project development was divided into five phases: Communication, Planning, Modeling, Construction, and Deployment. Python was used as the programming language, along with the Flet library for the graphical interface, and SQLite for database creation and management. The result was a functional desktop application that integrates gamification elements such as points, levels, and achievements, offering an interactive and motivating learning environment for individual student use without requiring institutional collaboration or dependence on online platforms.</w:t>
+        <w:t xml:space="preserve">This research aims to develop a gamified educational application to enhance the academic performance of high school students in Venezuela, based on the theories of Deci and Ryan (1980), Vygotsky (1978), and Borras (2015). The research is descriptive-projective, as it involves the collection of precise data to provide a concrete representation of the current situation. The research design is non-experimental field research, since it uses data collection techniques and tools with the subjects of study, examining variables only in their natural environment. A survey was selected as the data collection technique, using a questionnaire administered to high school students in the city of Maracaibo. The methodological phases are described by Roger Pressman (2010). The project development was divided into five phases: Communication, Planning, Modeling, Construction, and Deployment. Python was used as the programming language, along with the </w:t>
+      </w:r>
+      <w:proofErr w:type="spellStart"/>
+      <w:r>
+        <w:rPr>
+          <w:rFonts w:ascii="Arial" w:hAnsi="Arial" w:cs="Arial"/>
+          <w:lang w:val="en"/>
+        </w:rPr>
+        <w:t>Flet</w:t>
+      </w:r>
+      <w:proofErr w:type="spellEnd"/>
+      <w:r>
+        <w:rPr>
+          <w:rFonts w:ascii="Arial" w:hAnsi="Arial" w:cs="Arial"/>
+          <w:lang w:val="en"/>
+        </w:rPr>
+        <w:t xml:space="preserve"> library for the graphical interface, and SQLite for database creation and management. The result was a functional desktop application that integrates gamification elements such as points, levels, and achievements, offering an interactive learning environment that encourages individual student use without requiring institutional collaboration or dependence on online platforms.</w:t>
       </w:r>
     </w:p>
     <w:p>
@@ -4393,9 +4803,575 @@
         </w:rPr>
       </w:pPr>
     </w:p>
+    <w:p>
+      <w:pPr>
+        <w:spacing w:line="480" w:lineRule="auto"/>
+        <w:jc w:val="both"/>
+        <w:rPr>
+          <w:rFonts w:ascii="Arial" w:hAnsi="Arial" w:cs="Arial"/>
+          <w:b/>
+          <w:bCs/>
+          <w:lang w:val="es-ES"/>
+        </w:rPr>
+      </w:pPr>
+    </w:p>
+    <w:p>
+      <w:pPr>
+        <w:spacing w:line="480" w:lineRule="auto"/>
+        <w:jc w:val="center"/>
+        <w:rPr>
+          <w:rFonts w:ascii="Arial" w:hAnsi="Arial" w:cs="Arial"/>
+          <w:b/>
+          <w:bCs/>
+          <w:lang w:val="es-ES"/>
+        </w:rPr>
+      </w:pPr>
+      <w:r>
+        <w:rPr>
+          <w:rFonts w:ascii="Arial" w:hAnsi="Arial" w:cs="Arial"/>
+          <w:b/>
+          <w:bCs/>
+          <w:lang w:val="es-ES"/>
+        </w:rPr>
+        <w:lastRenderedPageBreak/>
+        <w:t>ÍNDICE DE CUADROS</w:t>
+      </w:r>
+    </w:p>
+    <w:p>
+      <w:pPr>
+        <w:rPr>
+          <w:rFonts w:ascii="Arial" w:hAnsi="Arial" w:cs="Arial"/>
+          <w:b/>
+          <w:bCs/>
+          <w:lang w:val="es-ES"/>
+        </w:rPr>
+      </w:pPr>
+      <w:r>
+        <w:rPr>
+          <w:rFonts w:ascii="Arial" w:hAnsi="Arial" w:cs="Arial"/>
+          <w:b/>
+          <w:bCs/>
+          <w:lang w:val="es-ES"/>
+        </w:rPr>
+        <w:br w:type="page"/>
+      </w:r>
+    </w:p>
+    <w:p>
+      <w:pPr>
+        <w:spacing w:line="480" w:lineRule="auto"/>
+        <w:jc w:val="center"/>
+        <w:rPr>
+          <w:rFonts w:ascii="Arial" w:hAnsi="Arial" w:cs="Arial"/>
+          <w:b/>
+          <w:bCs/>
+          <w:lang w:val="es-ES"/>
+        </w:rPr>
+      </w:pPr>
+      <w:r>
+        <w:rPr>
+          <w:rFonts w:ascii="Arial" w:hAnsi="Arial" w:cs="Arial"/>
+          <w:b/>
+          <w:bCs/>
+          <w:lang w:val="es-ES"/>
+        </w:rPr>
+        <w:lastRenderedPageBreak/>
+        <w:t>Í</w:t>
+      </w:r>
+      <w:r>
+        <w:rPr>
+          <w:rFonts w:ascii="Arial" w:hAnsi="Arial" w:cs="Arial"/>
+          <w:b/>
+          <w:bCs/>
+          <w:lang w:val="es-ES"/>
+        </w:rPr>
+        <w:t>NDICE DE FIGURAS</w:t>
+      </w:r>
+    </w:p>
+    <w:p>
+      <w:pPr>
+        <w:rPr>
+          <w:rFonts w:ascii="Arial" w:hAnsi="Arial" w:cs="Arial"/>
+          <w:b/>
+          <w:bCs/>
+          <w:lang w:val="es-ES"/>
+        </w:rPr>
+      </w:pPr>
+      <w:r>
+        <w:rPr>
+          <w:rFonts w:ascii="Arial" w:hAnsi="Arial" w:cs="Arial"/>
+          <w:b/>
+          <w:bCs/>
+          <w:lang w:val="es-ES"/>
+        </w:rPr>
+        <w:br w:type="page"/>
+      </w:r>
+    </w:p>
+    <w:p>
+      <w:pPr>
+        <w:spacing w:line="480" w:lineRule="auto"/>
+        <w:jc w:val="center"/>
+        <w:rPr>
+          <w:rFonts w:ascii="Arial" w:hAnsi="Arial" w:cs="Arial"/>
+          <w:b/>
+          <w:bCs/>
+          <w:lang w:val="es-ES"/>
+        </w:rPr>
+      </w:pPr>
+      <w:r>
+        <w:rPr>
+          <w:rFonts w:ascii="Arial" w:hAnsi="Arial" w:cs="Arial"/>
+          <w:b/>
+          <w:bCs/>
+          <w:lang w:val="es-ES"/>
+        </w:rPr>
+        <w:lastRenderedPageBreak/>
+        <w:t>ÍNDICE DE IMAGENES</w:t>
+      </w:r>
+    </w:p>
+    <w:p>
+      <w:pPr>
+        <w:rPr>
+          <w:rFonts w:ascii="Arial" w:hAnsi="Arial" w:cs="Arial"/>
+          <w:b/>
+          <w:bCs/>
+          <w:lang w:val="es-ES"/>
+        </w:rPr>
+      </w:pPr>
+      <w:r>
+        <w:rPr>
+          <w:rFonts w:ascii="Arial" w:hAnsi="Arial" w:cs="Arial"/>
+          <w:b/>
+          <w:bCs/>
+          <w:lang w:val="es-ES"/>
+        </w:rPr>
+        <w:br w:type="page"/>
+      </w:r>
+    </w:p>
+    <w:p>
+      <w:pPr>
+        <w:spacing w:line="480" w:lineRule="auto"/>
+        <w:jc w:val="center"/>
+        <w:rPr>
+          <w:rFonts w:ascii="Arial" w:hAnsi="Arial" w:cs="Arial"/>
+          <w:b/>
+          <w:bCs/>
+          <w:lang w:val="es-ES"/>
+        </w:rPr>
+        <w:sectPr>
+          <w:footerReference w:type="default" r:id="rId11"/>
+          <w:pgSz w:w="12242" w:h="15842" w:code="1"/>
+          <w:pgMar w:top="1701" w:right="1701" w:bottom="1701" w:left="2268" w:header="709" w:footer="709" w:gutter="0"/>
+          <w:pgNumType w:fmt="lowerRoman"/>
+          <w:cols w:space="708"/>
+          <w:docGrid w:linePitch="360"/>
+        </w:sectPr>
+      </w:pPr>
+    </w:p>
+    <w:p>
+      <w:pPr>
+        <w:spacing w:line="480" w:lineRule="auto"/>
+        <w:jc w:val="center"/>
+        <w:rPr>
+          <w:rFonts w:ascii="Arial" w:hAnsi="Arial" w:cs="Arial"/>
+          <w:b/>
+          <w:bCs/>
+          <w:lang w:val="es-ES"/>
+        </w:rPr>
+      </w:pPr>
+      <w:r>
+        <w:rPr>
+          <w:rFonts w:ascii="Arial" w:hAnsi="Arial" w:cs="Arial"/>
+          <w:b/>
+          <w:bCs/>
+          <w:lang w:val="es-ES"/>
+        </w:rPr>
+        <w:lastRenderedPageBreak/>
+        <w:t>INTRODUCCIÓN</w:t>
+      </w:r>
+    </w:p>
+    <w:p>
+      <w:pPr>
+        <w:pStyle w:val="NormalWeb"/>
+        <w:spacing w:before="0" w:beforeAutospacing="0" w:line="480" w:lineRule="auto"/>
+        <w:jc w:val="both"/>
+        <w:rPr>
+          <w:rFonts w:ascii="Arial" w:hAnsi="Arial" w:cs="Arial"/>
+        </w:rPr>
+      </w:pPr>
+      <w:r>
+        <w:rPr>
+          <w:rFonts w:ascii="Arial" w:hAnsi="Arial" w:cs="Arial"/>
+        </w:rPr>
+        <w:t xml:space="preserve">     </w:t>
+      </w:r>
+      <w:r>
+        <w:rPr>
+          <w:rFonts w:ascii="Arial" w:hAnsi="Arial" w:cs="Arial"/>
+        </w:rPr>
+        <w:t>La educación media y de bachillerato en Venezuela se encuentra en una coyuntura crítica, caracterizada por profundas limitaciones estructurales que afectan directamente la calidad del proceso de enseñanza-aprendizaje. Factores como el deterioro de la infraestructura escolar, la migración de personal docente calificado y las dificultades socioeconómicas del entorno han mermado los canales educativos tradicionales.</w:t>
+      </w:r>
+      <w:r>
+        <w:rPr>
+          <w:rFonts w:ascii="Arial" w:hAnsi="Arial" w:cs="Arial"/>
+        </w:rPr>
+        <w:t xml:space="preserve"> </w:t>
+      </w:r>
+      <w:r>
+        <w:rPr>
+          <w:rFonts w:ascii="Arial" w:hAnsi="Arial" w:cs="Arial"/>
+        </w:rPr>
+        <w:t xml:space="preserve">Esta realidad golpea con especial dureza a las ciencias exactas; el diagnóstico de la realidad estudiantil demuestra que las llamadas "ciencias pesadas" —Química, Matemáticas y Física— concentran el 80% de las frustraciones y barreras académicas manifestadas por los alumnos. </w:t>
+      </w:r>
+    </w:p>
+    <w:p>
+      <w:pPr>
+        <w:pStyle w:val="NormalWeb"/>
+        <w:spacing w:before="0" w:beforeAutospacing="0" w:line="480" w:lineRule="auto"/>
+        <w:jc w:val="both"/>
+        <w:rPr>
+          <w:rFonts w:ascii="Arial" w:hAnsi="Arial" w:cs="Arial"/>
+        </w:rPr>
+      </w:pPr>
+      <w:r>
+        <w:rPr>
+          <w:rFonts w:ascii="Arial" w:hAnsi="Arial" w:cs="Arial"/>
+        </w:rPr>
+        <w:t xml:space="preserve">     </w:t>
+      </w:r>
+      <w:r>
+        <w:rPr>
+          <w:rFonts w:ascii="Arial" w:hAnsi="Arial" w:cs="Arial"/>
+        </w:rPr>
+        <w:t xml:space="preserve">Paradójicamente, existe una ventana de oportunidad: un 69% de los estudiantes demuestra una proactividad notable al dedicar tiempo autónomo a repasar contenidos fuera de las aulas, prefiriendo en su gran mayoría formatos dinámicos, interactivos y audiovisuales sobre los métodos estáticos de memorización pura, los cuales suelen generarles una carga cognitiva pesada y estresante. Ante este escenario, surge la imperiosa necesidad de diseñar alternativas pedagógicas tecnológicas que no pretendan sustituir la escolaridad formal, sino actuar como herramientas de refuerzo, práctica y comprensión lógica adaptadas al contexto nacional. </w:t>
+      </w:r>
+    </w:p>
+    <w:p>
+      <w:pPr>
+        <w:pStyle w:val="NormalWeb"/>
+        <w:spacing w:before="0" w:beforeAutospacing="0" w:line="480" w:lineRule="auto"/>
+        <w:jc w:val="both"/>
+        <w:rPr>
+          <w:rFonts w:ascii="Arial" w:hAnsi="Arial" w:cs="Arial"/>
+        </w:rPr>
+        <w:sectPr>
+          <w:headerReference w:type="default" r:id="rId12"/>
+          <w:footerReference w:type="default" r:id="rId13"/>
+          <w:pgSz w:w="12242" w:h="15842" w:code="1"/>
+          <w:pgMar w:top="1701" w:right="1701" w:bottom="1701" w:left="2268" w:header="709" w:footer="709" w:gutter="0"/>
+          <w:pgNumType w:fmt="lowerRoman"/>
+          <w:cols w:space="708"/>
+          <w:docGrid w:linePitch="360"/>
+        </w:sectPr>
+      </w:pPr>
+    </w:p>
+    <w:p>
+      <w:pPr>
+        <w:pStyle w:val="NormalWeb"/>
+        <w:spacing w:before="0" w:beforeAutospacing="0" w:line="480" w:lineRule="auto"/>
+        <w:jc w:val="both"/>
+        <w:rPr>
+          <w:rFonts w:ascii="Arial" w:hAnsi="Arial" w:cs="Arial"/>
+        </w:rPr>
+      </w:pPr>
+      <w:r>
+        <w:rPr>
+          <w:rFonts w:ascii="Arial" w:hAnsi="Arial" w:cs="Arial"/>
+        </w:rPr>
+        <w:lastRenderedPageBreak/>
+        <w:t xml:space="preserve">     </w:t>
+      </w:r>
+      <w:r>
+        <w:rPr>
+          <w:rFonts w:ascii="Arial" w:hAnsi="Arial" w:cs="Arial"/>
+        </w:rPr>
+        <w:t xml:space="preserve">Bajo esta premisa se concibe </w:t>
+      </w:r>
+      <w:proofErr w:type="spellStart"/>
+      <w:r>
+        <w:rPr>
+          <w:rFonts w:ascii="Arial" w:hAnsi="Arial" w:cs="Arial"/>
+          <w:b/>
+          <w:bCs/>
+        </w:rPr>
+        <w:t>MathPath</w:t>
+      </w:r>
+      <w:proofErr w:type="spellEnd"/>
+      <w:r>
+        <w:rPr>
+          <w:rFonts w:ascii="Arial" w:hAnsi="Arial" w:cs="Arial"/>
+        </w:rPr>
+        <w:t xml:space="preserve">, una aplicación educativa </w:t>
+      </w:r>
+      <w:proofErr w:type="spellStart"/>
+      <w:r>
+        <w:rPr>
+          <w:rFonts w:ascii="Arial" w:hAnsi="Arial" w:cs="Arial"/>
+        </w:rPr>
+        <w:t>gamificada</w:t>
+      </w:r>
+      <w:proofErr w:type="spellEnd"/>
+      <w:r>
+        <w:rPr>
+          <w:rFonts w:ascii="Arial" w:hAnsi="Arial" w:cs="Arial"/>
+        </w:rPr>
+        <w:t xml:space="preserve"> orientada a potenciar el rendimiento académico en matemáticas para estudiantes de bachillerato en Venezuela. El propósito central de esta investigación es el desarrollo e implementación de dicha plataforma, la cual transforma el temario abstracto de la asignatura en un camino de aprendizaje interactivo. </w:t>
+      </w:r>
+    </w:p>
+    <w:p>
+      <w:pPr>
+        <w:pStyle w:val="NormalWeb"/>
+        <w:spacing w:before="0" w:beforeAutospacing="0" w:line="480" w:lineRule="auto"/>
+        <w:jc w:val="both"/>
+        <w:rPr>
+          <w:rFonts w:ascii="Arial" w:hAnsi="Arial" w:cs="Arial"/>
+        </w:rPr>
+      </w:pPr>
+      <w:r>
+        <w:rPr>
+          <w:rFonts w:ascii="Arial" w:hAnsi="Arial" w:cs="Arial"/>
+        </w:rPr>
+        <w:t xml:space="preserve">     </w:t>
+      </w:r>
+      <w:r>
+        <w:rPr>
+          <w:rFonts w:ascii="Arial" w:hAnsi="Arial" w:cs="Arial"/>
+        </w:rPr>
+        <w:t xml:space="preserve">Para ello, el sistema absorbe la cultura digital actual de los jóvenes —quienes consumen masivamente interacciones rápidas— e integra mecánicas de juego validadas por referentes mundiales como Duolingo, tales como sistemas de progresión por niveles, rankings competitivos, misiones, gestión de vidas y recompensas tangibles de personalización que otorgan identidad y estatus al usuario. </w:t>
+      </w:r>
+    </w:p>
+    <w:p>
+      <w:pPr>
+        <w:pStyle w:val="NormalWeb"/>
+        <w:spacing w:before="0" w:beforeAutospacing="0" w:line="480" w:lineRule="auto"/>
+        <w:jc w:val="both"/>
+        <w:rPr>
+          <w:rFonts w:ascii="Arial" w:hAnsi="Arial" w:cs="Arial"/>
+        </w:rPr>
+      </w:pPr>
+      <w:r>
+        <w:rPr>
+          <w:rFonts w:ascii="Arial" w:hAnsi="Arial" w:cs="Arial"/>
+        </w:rPr>
+        <w:t xml:space="preserve">     </w:t>
+      </w:r>
+      <w:r>
+        <w:rPr>
+          <w:rFonts w:ascii="Arial" w:hAnsi="Arial" w:cs="Arial"/>
+        </w:rPr>
+        <w:t xml:space="preserve">Desde el punto de vista teórico, el proyecto halla su sustento en el constructivismo y la teoría de la autodeterminación. Estas vertientes sostienen que el aprendizaje verdaderamente significativo ocurre cuando el estudiante interactúa de forma activa con su entorno y cuando se estimula su motivación intrínseca. </w:t>
+      </w:r>
+    </w:p>
+    <w:p>
+      <w:pPr>
+        <w:pStyle w:val="NormalWeb"/>
+        <w:spacing w:before="0" w:beforeAutospacing="0" w:line="480" w:lineRule="auto"/>
+        <w:jc w:val="both"/>
+        <w:rPr>
+          <w:rFonts w:ascii="Arial" w:hAnsi="Arial" w:cs="Arial"/>
+        </w:rPr>
+      </w:pPr>
+      <w:r>
+        <w:rPr>
+          <w:rFonts w:ascii="Arial" w:hAnsi="Arial" w:cs="Arial"/>
+        </w:rPr>
+        <w:t xml:space="preserve">     </w:t>
+      </w:r>
+      <w:r>
+        <w:rPr>
+          <w:rFonts w:ascii="Arial" w:hAnsi="Arial" w:cs="Arial"/>
+        </w:rPr>
+        <w:t xml:space="preserve">Al fusionar estos conceptos con las dinámicas de la gamificación educativa, </w:t>
+      </w:r>
+      <w:proofErr w:type="spellStart"/>
+      <w:r>
+        <w:rPr>
+          <w:rFonts w:ascii="Arial" w:hAnsi="Arial" w:cs="Arial"/>
+        </w:rPr>
+        <w:t>MathPath</w:t>
+      </w:r>
+      <w:proofErr w:type="spellEnd"/>
+      <w:r>
+        <w:rPr>
+          <w:rFonts w:ascii="Arial" w:hAnsi="Arial" w:cs="Arial"/>
+        </w:rPr>
+        <w:t xml:space="preserve"> sustituye el rol del alumno como receptor pasivo de información por una experiencia donde este puede manipular variables, resolver retos virtuales y recibir retroalimentación inmediata sobre su desempeño mediante </w:t>
+      </w:r>
+      <w:proofErr w:type="spellStart"/>
+      <w:r>
+        <w:rPr>
+          <w:rFonts w:ascii="Arial" w:hAnsi="Arial" w:cs="Arial"/>
+        </w:rPr>
+        <w:t>quizzes</w:t>
+      </w:r>
+      <w:proofErr w:type="spellEnd"/>
+      <w:r>
+        <w:rPr>
+          <w:rFonts w:ascii="Arial" w:hAnsi="Arial" w:cs="Arial"/>
+        </w:rPr>
+        <w:t xml:space="preserve"> y </w:t>
+      </w:r>
+      <w:r>
+        <w:rPr>
+          <w:rFonts w:ascii="Arial" w:hAnsi="Arial" w:cs="Arial"/>
+        </w:rPr>
+        <w:lastRenderedPageBreak/>
+        <w:t>simulaciones interactivas.</w:t>
+      </w:r>
+      <w:r>
+        <w:rPr>
+          <w:rFonts w:ascii="Arial" w:hAnsi="Arial" w:cs="Arial"/>
+        </w:rPr>
+        <w:t xml:space="preserve"> </w:t>
+      </w:r>
+      <w:r>
+        <w:rPr>
+          <w:rFonts w:ascii="Arial" w:hAnsi="Arial" w:cs="Arial"/>
+        </w:rPr>
+        <w:t xml:space="preserve">Metodológicamente, el estudio se rige bajo una modalidad descriptiva-proyectiva, con un diseño de campo, no experimental y transeccional. Para guiar el ciclo de vida del software de manera rigurosa, se adoptó el Modelo en Cascada propuesto por Roger S. Pressman. </w:t>
+      </w:r>
+    </w:p>
+    <w:p>
+      <w:pPr>
+        <w:pStyle w:val="NormalWeb"/>
+        <w:spacing w:before="0" w:beforeAutospacing="0" w:line="480" w:lineRule="auto"/>
+        <w:jc w:val="both"/>
+        <w:rPr>
+          <w:rFonts w:ascii="Arial" w:hAnsi="Arial" w:cs="Arial"/>
+        </w:rPr>
+      </w:pPr>
+      <w:r>
+        <w:rPr>
+          <w:rFonts w:ascii="Arial" w:hAnsi="Arial" w:cs="Arial"/>
+        </w:rPr>
+        <w:t xml:space="preserve">     </w:t>
+      </w:r>
+      <w:r>
+        <w:rPr>
+          <w:rFonts w:ascii="Arial" w:hAnsi="Arial" w:cs="Arial"/>
+        </w:rPr>
+        <w:t xml:space="preserve">El desarrollo técnico se estructuró a través de un esquema ordenado que abarcó cinco fases esenciales: </w:t>
+      </w:r>
+      <w:r>
+        <w:rPr>
+          <w:rFonts w:ascii="Arial" w:hAnsi="Arial" w:cs="Arial"/>
+        </w:rPr>
+        <w:t>Comunicación,</w:t>
+      </w:r>
+      <w:r>
+        <w:rPr>
+          <w:rFonts w:ascii="Arial" w:hAnsi="Arial" w:cs="Arial"/>
+        </w:rPr>
+        <w:t xml:space="preserve"> donde se realizó el diagnóstico contextual de la población de estudio; </w:t>
+      </w:r>
+      <w:r>
+        <w:rPr>
+          <w:rFonts w:ascii="Arial" w:hAnsi="Arial" w:cs="Arial"/>
+          <w:b/>
+          <w:bCs/>
+        </w:rPr>
+        <w:t>Planeación</w:t>
+      </w:r>
+      <w:r>
+        <w:rPr>
+          <w:rFonts w:ascii="Arial" w:hAnsi="Arial" w:cs="Arial"/>
+        </w:rPr>
+        <w:t>, donde se definieron los requerimientos funcionales y el mapa de desarrollo en iteraciones (</w:t>
+      </w:r>
+      <w:proofErr w:type="spellStart"/>
+      <w:r>
+        <w:rPr>
+          <w:rFonts w:ascii="Arial" w:hAnsi="Arial" w:cs="Arial"/>
+        </w:rPr>
+        <w:t>sprints</w:t>
+      </w:r>
+      <w:proofErr w:type="spellEnd"/>
+      <w:r>
+        <w:rPr>
+          <w:rFonts w:ascii="Arial" w:hAnsi="Arial" w:cs="Arial"/>
+        </w:rPr>
+        <w:t xml:space="preserve">); </w:t>
+      </w:r>
+      <w:r>
+        <w:rPr>
+          <w:rFonts w:ascii="Arial" w:hAnsi="Arial" w:cs="Arial"/>
+        </w:rPr>
+        <w:t>Modelado</w:t>
+      </w:r>
+      <w:r>
+        <w:rPr>
+          <w:rFonts w:ascii="Arial" w:hAnsi="Arial" w:cs="Arial"/>
+        </w:rPr>
+        <w:t xml:space="preserve">, fase en la que se diseñaron los diagramas entidad-relación y los prototipos visuales de la interfaz; </w:t>
+      </w:r>
+      <w:r>
+        <w:rPr>
+          <w:rFonts w:ascii="Arial" w:hAnsi="Arial" w:cs="Arial"/>
+        </w:rPr>
+        <w:t>Construcción</w:t>
+      </w:r>
+      <w:r>
+        <w:rPr>
+          <w:rFonts w:ascii="Arial" w:hAnsi="Arial" w:cs="Arial"/>
+        </w:rPr>
+        <w:t xml:space="preserve">, donde se tradujo el diseño a código ejecutable empleando el lenguaje de programación Python, el </w:t>
+      </w:r>
+      <w:proofErr w:type="spellStart"/>
+      <w:r>
+        <w:rPr>
+          <w:rFonts w:ascii="Arial" w:hAnsi="Arial" w:cs="Arial"/>
+        </w:rPr>
+        <w:t>framework</w:t>
+      </w:r>
+      <w:proofErr w:type="spellEnd"/>
+      <w:r>
+        <w:rPr>
+          <w:rFonts w:ascii="Arial" w:hAnsi="Arial" w:cs="Arial"/>
+        </w:rPr>
+        <w:t xml:space="preserve"> </w:t>
+      </w:r>
+      <w:proofErr w:type="spellStart"/>
+      <w:r>
+        <w:rPr>
+          <w:rFonts w:ascii="Arial" w:hAnsi="Arial" w:cs="Arial"/>
+        </w:rPr>
+        <w:t>Flet</w:t>
+      </w:r>
+      <w:proofErr w:type="spellEnd"/>
+      <w:r>
+        <w:rPr>
+          <w:rFonts w:ascii="Arial" w:hAnsi="Arial" w:cs="Arial"/>
+        </w:rPr>
+        <w:t xml:space="preserve"> y el gestor de bases de datos local SQLite, sometiendo el sistema a rigurosas pruebas de caja blanca y funcionalidad; y, finalmente, el </w:t>
+      </w:r>
+      <w:r>
+        <w:rPr>
+          <w:rFonts w:ascii="Arial" w:hAnsi="Arial" w:cs="Arial"/>
+        </w:rPr>
+        <w:t>Despliegue</w:t>
+      </w:r>
+      <w:r>
+        <w:rPr>
+          <w:rFonts w:ascii="Arial" w:hAnsi="Arial" w:cs="Arial"/>
+        </w:rPr>
+        <w:t>, consolidando la entrega del software junto con su respectivo manual de usuario.</w:t>
+      </w:r>
+    </w:p>
+    <w:p>
+      <w:pPr>
+        <w:spacing w:line="480" w:lineRule="auto"/>
+        <w:jc w:val="center"/>
+        <w:rPr>
+          <w:rFonts w:ascii="Arial" w:hAnsi="Arial" w:cs="Arial"/>
+          <w:b/>
+          <w:bCs/>
+        </w:rPr>
+      </w:pPr>
+    </w:p>
     <w:sectPr>
+      <w:headerReference w:type="default" r:id="rId14"/>
       <w:pgSz w:w="12242" w:h="15842" w:code="1"/>
       <w:pgMar w:top="1701" w:right="1701" w:bottom="1701" w:left="2268" w:header="709" w:footer="709" w:gutter="0"/>
+      <w:pgNumType w:start="1"/>
       <w:cols w:space="708"/>
       <w:docGrid w:linePitch="360"/>
     </w:sectPr>
@@ -4428,6 +5404,116 @@
 </w:endnotes>
 </file>
 
+<file path=word/footer1.xml><?xml version="1.0" encoding="utf-8"?>
+<w:ftr xmlns:wpc="http://schemas.microsoft.com/office/word/2010/wordprocessingCanvas" xmlns:cx="http://schemas.microsoft.com/office/drawing/2014/chartex" xmlns:cx1="http://schemas.microsoft.com/office/drawing/2015/9/8/chartex" xmlns:cx2="http://schemas.microsoft.com/office/drawing/2015/10/21/chartex" xmlns:cx3="http://schemas.microsoft.com/office/drawing/2016/5/9/chartex" xmlns:cx4="http://schemas.microsoft.com/office/drawing/2016/5/10/chartex" xmlns:cx5="http://schemas.microsoft.com/office/drawing/2016/5/11/chartex" xmlns:cx6="http://schemas.microsoft.com/office/drawing/2016/5/12/chartex" xmlns:cx7="http://schemas.microsoft.com/office/drawing/2016/5/13/chartex" xmlns:cx8="http://schemas.microsoft.com/office/drawing/2016/5/14/chartex" xmlns:mc="http://schemas.openxmlformats.org/markup-compatibility/2006" xmlns:aink="http://schemas.microsoft.com/office/drawing/2016/ink" xmlns:am3d="http://schemas.microsoft.com/office/drawing/2017/model3d" xmlns:o="urn:schemas-microsoft-com:office:office" xmlns:oel="http://schemas.microsoft.com/office/2019/extlst" xmlns:r="http://schemas.openxmlformats.org/officeDocument/2006/relationships" xmlns:m="http://schemas.openxmlformats.org/officeDocument/2006/math" xmlns:v="urn:schemas-microsoft-com:vml" xmlns:wp14="http://schemas.microsoft.com/office/word/2010/wordprocessingDrawing" xmlns:wp="http://schemas.openxmlformats.org/drawingml/2006/wordprocessingDrawing" xmlns:w10="urn:schemas-microsoft-com:office:word" xmlns:w="http://schemas.openxmlformats.org/wordprocessingml/2006/main" xmlns:w14="http://schemas.microsoft.com/office/word/2010/wordml" xmlns:w15="http://schemas.microsoft.com/office/word/2012/wordml" xmlns:w16cex="http://schemas.microsoft.com/office/word/2018/wordml/cex" xmlns:w16cid="http://schemas.microsoft.com/office/word/2016/wordml/cid" xmlns:w16="http://schemas.microsoft.com/office/word/2018/wordml" xmlns:w16sdtdh="http://schemas.microsoft.com/office/word/2020/wordml/sdtdatahash" xmlns:w16se="http://schemas.microsoft.com/office/word/2015/wordml/symex" xmlns:wpg="http://schemas.microsoft.com/office/word/2010/wordprocessingGroup" xmlns:wpi="http://schemas.microsoft.com/office/word/2010/wordprocessingInk" xmlns:wne="http://schemas.microsoft.com/office/word/2006/wordml" xmlns:wps="http://schemas.microsoft.com/office/word/2010/wordprocessingShape" mc:Ignorable="w14 w15 w16se w16cid w16 w16cex w16sdtdh wp14">
+  <w:p>
+    <w:pPr>
+      <w:pStyle w:val="Piedepgina"/>
+    </w:pPr>
+  </w:p>
+  <w:p>
+    <w:pPr>
+      <w:pStyle w:val="Piedepgina"/>
+      <w:rPr>
+        <w:rFonts w:ascii="Arial" w:hAnsi="Arial" w:cs="Arial"/>
+        <w:color w:val="000000" w:themeColor="text1"/>
+      </w:rPr>
+    </w:pPr>
+  </w:p>
+</w:ftr>
+</file>
+
+<file path=word/footer2.xml><?xml version="1.0" encoding="utf-8"?>
+<w:ftr xmlns:wpc="http://schemas.microsoft.com/office/word/2010/wordprocessingCanvas" xmlns:cx="http://schemas.microsoft.com/office/drawing/2014/chartex" xmlns:cx1="http://schemas.microsoft.com/office/drawing/2015/9/8/chartex" xmlns:cx2="http://schemas.microsoft.com/office/drawing/2015/10/21/chartex" xmlns:cx3="http://schemas.microsoft.com/office/drawing/2016/5/9/chartex" xmlns:cx4="http://schemas.microsoft.com/office/drawing/2016/5/10/chartex" xmlns:cx5="http://schemas.microsoft.com/office/drawing/2016/5/11/chartex" xmlns:cx6="http://schemas.microsoft.com/office/drawing/2016/5/12/chartex" xmlns:cx7="http://schemas.microsoft.com/office/drawing/2016/5/13/chartex" xmlns:cx8="http://schemas.microsoft.com/office/drawing/2016/5/14/chartex" xmlns:mc="http://schemas.openxmlformats.org/markup-compatibility/2006" xmlns:aink="http://schemas.microsoft.com/office/drawing/2016/ink" xmlns:am3d="http://schemas.microsoft.com/office/drawing/2017/model3d" xmlns:o="urn:schemas-microsoft-com:office:office" xmlns:oel="http://schemas.microsoft.com/office/2019/extlst" xmlns:r="http://schemas.openxmlformats.org/officeDocument/2006/relationships" xmlns:m="http://schemas.openxmlformats.org/officeDocument/2006/math" xmlns:v="urn:schemas-microsoft-com:vml" xmlns:wp14="http://schemas.microsoft.com/office/word/2010/wordprocessingDrawing" xmlns:wp="http://schemas.openxmlformats.org/drawingml/2006/wordprocessingDrawing" xmlns:w10="urn:schemas-microsoft-com:office:word" xmlns:w="http://schemas.openxmlformats.org/wordprocessingml/2006/main" xmlns:w14="http://schemas.microsoft.com/office/word/2010/wordml" xmlns:w15="http://schemas.microsoft.com/office/word/2012/wordml" xmlns:w16cex="http://schemas.microsoft.com/office/word/2018/wordml/cex" xmlns:w16cid="http://schemas.microsoft.com/office/word/2016/wordml/cid" xmlns:w16="http://schemas.microsoft.com/office/word/2018/wordml" xmlns:w16sdtdh="http://schemas.microsoft.com/office/word/2020/wordml/sdtdatahash" xmlns:w16se="http://schemas.microsoft.com/office/word/2015/wordml/symex" xmlns:wpg="http://schemas.microsoft.com/office/word/2010/wordprocessingGroup" xmlns:wpi="http://schemas.microsoft.com/office/word/2010/wordprocessingInk" xmlns:wne="http://schemas.microsoft.com/office/word/2006/wordml" xmlns:wps="http://schemas.microsoft.com/office/word/2010/wordprocessingShape" mc:Ignorable="w14 w15 w16se w16cid w16 w16cex w16sdtdh wp14">
+  <w:sdt>
+    <w:sdtPr>
+      <w:id w:val="-1232616589"/>
+      <w:docPartObj>
+        <w:docPartGallery w:val="Page Numbers (Bottom of Page)"/>
+        <w:docPartUnique/>
+      </w:docPartObj>
+    </w:sdtPr>
+    <w:sdtEndPr>
+      <w:rPr>
+        <w:b/>
+        <w:bCs/>
+      </w:rPr>
+    </w:sdtEndPr>
+    <w:sdtContent>
+      <w:p>
+        <w:pPr>
+          <w:pStyle w:val="Piedepgina"/>
+          <w:jc w:val="center"/>
+          <w:rPr>
+            <w:b/>
+            <w:bCs/>
+          </w:rPr>
+        </w:pPr>
+        <w:r>
+          <w:rPr>
+            <w:b/>
+            <w:bCs/>
+          </w:rPr>
+          <w:fldChar w:fldCharType="begin"/>
+        </w:r>
+        <w:r>
+          <w:rPr>
+            <w:b/>
+            <w:bCs/>
+          </w:rPr>
+          <w:instrText>PAGE   \* MERGEFORMAT</w:instrText>
+        </w:r>
+        <w:r>
+          <w:rPr>
+            <w:b/>
+            <w:bCs/>
+          </w:rPr>
+          <w:fldChar w:fldCharType="separate"/>
+        </w:r>
+        <w:r>
+          <w:rPr>
+            <w:b/>
+            <w:bCs/>
+            <w:lang w:val="es-ES"/>
+          </w:rPr>
+          <w:t>2</w:t>
+        </w:r>
+        <w:r>
+          <w:rPr>
+            <w:b/>
+            <w:bCs/>
+          </w:rPr>
+          <w:fldChar w:fldCharType="end"/>
+        </w:r>
+      </w:p>
+    </w:sdtContent>
+  </w:sdt>
+  <w:p>
+    <w:pPr>
+      <w:pStyle w:val="Piedepgina"/>
+      <w:rPr>
+        <w:rFonts w:ascii="Arial" w:hAnsi="Arial" w:cs="Arial"/>
+        <w:color w:val="000000" w:themeColor="text1"/>
+      </w:rPr>
+    </w:pPr>
+  </w:p>
+</w:ftr>
+</file>
+
+<file path=word/footer3.xml><?xml version="1.0" encoding="utf-8"?>
+<w:ftr xmlns:wpc="http://schemas.microsoft.com/office/word/2010/wordprocessingCanvas" xmlns:cx="http://schemas.microsoft.com/office/drawing/2014/chartex" xmlns:cx1="http://schemas.microsoft.com/office/drawing/2015/9/8/chartex" xmlns:cx2="http://schemas.microsoft.com/office/drawing/2015/10/21/chartex" xmlns:cx3="http://schemas.microsoft.com/office/drawing/2016/5/9/chartex" xmlns:cx4="http://schemas.microsoft.com/office/drawing/2016/5/10/chartex" xmlns:cx5="http://schemas.microsoft.com/office/drawing/2016/5/11/chartex" xmlns:cx6="http://schemas.microsoft.com/office/drawing/2016/5/12/chartex" xmlns:cx7="http://schemas.microsoft.com/office/drawing/2016/5/13/chartex" xmlns:cx8="http://schemas.microsoft.com/office/drawing/2016/5/14/chartex" xmlns:mc="http://schemas.openxmlformats.org/markup-compatibility/2006" xmlns:aink="http://schemas.microsoft.com/office/drawing/2016/ink" xmlns:am3d="http://schemas.microsoft.com/office/drawing/2017/model3d" xmlns:o="urn:schemas-microsoft-com:office:office" xmlns:oel="http://schemas.microsoft.com/office/2019/extlst" xmlns:r="http://schemas.openxmlformats.org/officeDocument/2006/relationships" xmlns:m="http://schemas.openxmlformats.org/officeDocument/2006/math" xmlns:v="urn:schemas-microsoft-com:vml" xmlns:wp14="http://schemas.microsoft.com/office/word/2010/wordprocessingDrawing" xmlns:wp="http://schemas.openxmlformats.org/drawingml/2006/wordprocessingDrawing" xmlns:w10="urn:schemas-microsoft-com:office:word" xmlns:w="http://schemas.openxmlformats.org/wordprocessingml/2006/main" xmlns:w14="http://schemas.microsoft.com/office/word/2010/wordml" xmlns:w15="http://schemas.microsoft.com/office/word/2012/wordml" xmlns:w16cex="http://schemas.microsoft.com/office/word/2018/wordml/cex" xmlns:w16cid="http://schemas.microsoft.com/office/word/2016/wordml/cid" xmlns:w16="http://schemas.microsoft.com/office/word/2018/wordml" xmlns:w16sdtdh="http://schemas.microsoft.com/office/word/2020/wordml/sdtdatahash" xmlns:w16se="http://schemas.microsoft.com/office/word/2015/wordml/symex" xmlns:wpg="http://schemas.microsoft.com/office/word/2010/wordprocessingGroup" xmlns:wpi="http://schemas.microsoft.com/office/word/2010/wordprocessingInk" xmlns:wne="http://schemas.microsoft.com/office/word/2006/wordml" xmlns:wps="http://schemas.microsoft.com/office/word/2010/wordprocessingShape" mc:Ignorable="w14 w15 w16se w16cid w16 w16cex w16sdtdh wp14">
+  <w:p>
+    <w:pPr>
+      <w:pStyle w:val="Piedepgina"/>
+      <w:rPr>
+        <w:b/>
+        <w:bCs/>
+      </w:rPr>
+    </w:pPr>
+  </w:p>
+</w:ftr>
+</file>
+
 <file path=word/footnotes.xml><?xml version="1.0" encoding="utf-8"?>
 <w:footnotes xmlns:wpc="http://schemas.microsoft.com/office/word/2010/wordprocessingCanvas" xmlns:cx="http://schemas.microsoft.com/office/drawing/2014/chartex" xmlns:cx1="http://schemas.microsoft.com/office/drawing/2015/9/8/chartex" xmlns:cx2="http://schemas.microsoft.com/office/drawing/2015/10/21/chartex" xmlns:cx3="http://schemas.microsoft.com/office/drawing/2016/5/9/chartex" xmlns:cx4="http://schemas.microsoft.com/office/drawing/2016/5/10/chartex" xmlns:cx5="http://schemas.microsoft.com/office/drawing/2016/5/11/chartex" xmlns:cx6="http://schemas.microsoft.com/office/drawing/2016/5/12/chartex" xmlns:cx7="http://schemas.microsoft.com/office/drawing/2016/5/13/chartex" xmlns:cx8="http://schemas.microsoft.com/office/drawing/2016/5/14/chartex" xmlns:mc="http://schemas.openxmlformats.org/markup-compatibility/2006" xmlns:aink="http://schemas.microsoft.com/office/drawing/2016/ink" xmlns:am3d="http://schemas.microsoft.com/office/drawing/2017/model3d" xmlns:o="urn:schemas-microsoft-com:office:office" xmlns:oel="http://schemas.microsoft.com/office/2019/extlst" xmlns:r="http://schemas.openxmlformats.org/officeDocument/2006/relationships" xmlns:m="http://schemas.openxmlformats.org/officeDocument/2006/math" xmlns:v="urn:schemas-microsoft-com:vml" xmlns:wp14="http://schemas.microsoft.com/office/word/2010/wordprocessingDrawing" xmlns:wp="http://schemas.openxmlformats.org/drawingml/2006/wordprocessingDrawing" xmlns:w10="urn:schemas-microsoft-com:office:word" xmlns:w="http://schemas.openxmlformats.org/wordprocessingml/2006/main" xmlns:w14="http://schemas.microsoft.com/office/word/2010/wordml" xmlns:w15="http://schemas.microsoft.com/office/word/2012/wordml" xmlns:w16cex="http://schemas.microsoft.com/office/word/2018/wordml/cex" xmlns:w16cid="http://schemas.microsoft.com/office/word/2016/wordml/cid" xmlns:w16="http://schemas.microsoft.com/office/word/2018/wordml" xmlns:w16sdtdh="http://schemas.microsoft.com/office/word/2020/wordml/sdtdatahash" xmlns:w16se="http://schemas.microsoft.com/office/word/2015/wordml/symex" xmlns:wpg="http://schemas.microsoft.com/office/word/2010/wordprocessingGroup" xmlns:wpi="http://schemas.microsoft.com/office/word/2010/wordprocessingInk" xmlns:wne="http://schemas.microsoft.com/office/word/2006/wordml" xmlns:wps="http://schemas.microsoft.com/office/word/2010/wordprocessingShape" mc:Ignorable="w14 w15 w16se w16cid w16 w16cex w16sdtdh wp14">
   <w:footnote w:type="separator" w:id="-1">
@@ -4451,6 +5537,77 @@
     </w:p>
   </w:footnote>
 </w:footnotes>
+</file>
+
+<file path=word/header1.xml><?xml version="1.0" encoding="utf-8"?>
+<w:hdr xmlns:wpc="http://schemas.microsoft.com/office/word/2010/wordprocessingCanvas" xmlns:cx="http://schemas.microsoft.com/office/drawing/2014/chartex" xmlns:cx1="http://schemas.microsoft.com/office/drawing/2015/9/8/chartex" xmlns:cx2="http://schemas.microsoft.com/office/drawing/2015/10/21/chartex" xmlns:cx3="http://schemas.microsoft.com/office/drawing/2016/5/9/chartex" xmlns:cx4="http://schemas.microsoft.com/office/drawing/2016/5/10/chartex" xmlns:cx5="http://schemas.microsoft.com/office/drawing/2016/5/11/chartex" xmlns:cx6="http://schemas.microsoft.com/office/drawing/2016/5/12/chartex" xmlns:cx7="http://schemas.microsoft.com/office/drawing/2016/5/13/chartex" xmlns:cx8="http://schemas.microsoft.com/office/drawing/2016/5/14/chartex" xmlns:mc="http://schemas.openxmlformats.org/markup-compatibility/2006" xmlns:aink="http://schemas.microsoft.com/office/drawing/2016/ink" xmlns:am3d="http://schemas.microsoft.com/office/drawing/2017/model3d" xmlns:o="urn:schemas-microsoft-com:office:office" xmlns:oel="http://schemas.microsoft.com/office/2019/extlst" xmlns:r="http://schemas.openxmlformats.org/officeDocument/2006/relationships" xmlns:m="http://schemas.openxmlformats.org/officeDocument/2006/math" xmlns:v="urn:schemas-microsoft-com:vml" xmlns:wp14="http://schemas.microsoft.com/office/word/2010/wordprocessingDrawing" xmlns:wp="http://schemas.openxmlformats.org/drawingml/2006/wordprocessingDrawing" xmlns:w10="urn:schemas-microsoft-com:office:word" xmlns:w="http://schemas.openxmlformats.org/wordprocessingml/2006/main" xmlns:w14="http://schemas.microsoft.com/office/word/2010/wordml" xmlns:w15="http://schemas.microsoft.com/office/word/2012/wordml" xmlns:w16cex="http://schemas.microsoft.com/office/word/2018/wordml/cex" xmlns:w16cid="http://schemas.microsoft.com/office/word/2016/wordml/cid" xmlns:w16="http://schemas.microsoft.com/office/word/2018/wordml" xmlns:w16sdtdh="http://schemas.microsoft.com/office/word/2020/wordml/sdtdatahash" xmlns:w16se="http://schemas.microsoft.com/office/word/2015/wordml/symex" xmlns:wpg="http://schemas.microsoft.com/office/word/2010/wordprocessingGroup" xmlns:wpi="http://schemas.microsoft.com/office/word/2010/wordprocessingInk" xmlns:wne="http://schemas.microsoft.com/office/word/2006/wordml" xmlns:wps="http://schemas.microsoft.com/office/word/2010/wordprocessingShape" mc:Ignorable="w14 w15 w16se w16cid w16 w16cex w16sdtdh wp14">
+  <w:p>
+    <w:pPr>
+      <w:pStyle w:val="Encabezado"/>
+      <w:jc w:val="right"/>
+    </w:pPr>
+  </w:p>
+  <w:p>
+    <w:pPr>
+      <w:pStyle w:val="Encabezado"/>
+    </w:pPr>
+  </w:p>
+</w:hdr>
+</file>
+
+<file path=word/header2.xml><?xml version="1.0" encoding="utf-8"?>
+<w:hdr xmlns:wpc="http://schemas.microsoft.com/office/word/2010/wordprocessingCanvas" xmlns:cx="http://schemas.microsoft.com/office/drawing/2014/chartex" xmlns:cx1="http://schemas.microsoft.com/office/drawing/2015/9/8/chartex" xmlns:cx2="http://schemas.microsoft.com/office/drawing/2015/10/21/chartex" xmlns:cx3="http://schemas.microsoft.com/office/drawing/2016/5/9/chartex" xmlns:cx4="http://schemas.microsoft.com/office/drawing/2016/5/10/chartex" xmlns:cx5="http://schemas.microsoft.com/office/drawing/2016/5/11/chartex" xmlns:cx6="http://schemas.microsoft.com/office/drawing/2016/5/12/chartex" xmlns:cx7="http://schemas.microsoft.com/office/drawing/2016/5/13/chartex" xmlns:cx8="http://schemas.microsoft.com/office/drawing/2016/5/14/chartex" xmlns:mc="http://schemas.openxmlformats.org/markup-compatibility/2006" xmlns:aink="http://schemas.microsoft.com/office/drawing/2016/ink" xmlns:am3d="http://schemas.microsoft.com/office/drawing/2017/model3d" xmlns:o="urn:schemas-microsoft-com:office:office" xmlns:oel="http://schemas.microsoft.com/office/2019/extlst" xmlns:r="http://schemas.openxmlformats.org/officeDocument/2006/relationships" xmlns:m="http://schemas.openxmlformats.org/officeDocument/2006/math" xmlns:v="urn:schemas-microsoft-com:vml" xmlns:wp14="http://schemas.microsoft.com/office/word/2010/wordprocessingDrawing" xmlns:wp="http://schemas.openxmlformats.org/drawingml/2006/wordprocessingDrawing" xmlns:w10="urn:schemas-microsoft-com:office:word" xmlns:w="http://schemas.openxmlformats.org/wordprocessingml/2006/main" xmlns:w14="http://schemas.microsoft.com/office/word/2010/wordml" xmlns:w15="http://schemas.microsoft.com/office/word/2012/wordml" xmlns:w16cex="http://schemas.microsoft.com/office/word/2018/wordml/cex" xmlns:w16cid="http://schemas.microsoft.com/office/word/2016/wordml/cid" xmlns:w16="http://schemas.microsoft.com/office/word/2018/wordml" xmlns:w16sdtdh="http://schemas.microsoft.com/office/word/2020/wordml/sdtdatahash" xmlns:w16se="http://schemas.microsoft.com/office/word/2015/wordml/symex" xmlns:wpg="http://schemas.microsoft.com/office/word/2010/wordprocessingGroup" xmlns:wpi="http://schemas.microsoft.com/office/word/2010/wordprocessingInk" xmlns:wne="http://schemas.microsoft.com/office/word/2006/wordml" xmlns:wps="http://schemas.microsoft.com/office/word/2010/wordprocessingShape" mc:Ignorable="w14 w15 w16se w16cid w16 w16cex w16sdtdh wp14">
+  <w:p>
+    <w:pPr>
+      <w:pStyle w:val="Encabezado"/>
+    </w:pPr>
+  </w:p>
+</w:hdr>
+</file>
+
+<file path=word/header3.xml><?xml version="1.0" encoding="utf-8"?>
+<w:hdr xmlns:wpc="http://schemas.microsoft.com/office/word/2010/wordprocessingCanvas" xmlns:cx="http://schemas.microsoft.com/office/drawing/2014/chartex" xmlns:cx1="http://schemas.microsoft.com/office/drawing/2015/9/8/chartex" xmlns:cx2="http://schemas.microsoft.com/office/drawing/2015/10/21/chartex" xmlns:cx3="http://schemas.microsoft.com/office/drawing/2016/5/9/chartex" xmlns:cx4="http://schemas.microsoft.com/office/drawing/2016/5/10/chartex" xmlns:cx5="http://schemas.microsoft.com/office/drawing/2016/5/11/chartex" xmlns:cx6="http://schemas.microsoft.com/office/drawing/2016/5/12/chartex" xmlns:cx7="http://schemas.microsoft.com/office/drawing/2016/5/13/chartex" xmlns:cx8="http://schemas.microsoft.com/office/drawing/2016/5/14/chartex" xmlns:mc="http://schemas.openxmlformats.org/markup-compatibility/2006" xmlns:aink="http://schemas.microsoft.com/office/drawing/2016/ink" xmlns:am3d="http://schemas.microsoft.com/office/drawing/2017/model3d" xmlns:o="urn:schemas-microsoft-com:office:office" xmlns:oel="http://schemas.microsoft.com/office/2019/extlst" xmlns:r="http://schemas.openxmlformats.org/officeDocument/2006/relationships" xmlns:m="http://schemas.openxmlformats.org/officeDocument/2006/math" xmlns:v="urn:schemas-microsoft-com:vml" xmlns:wp14="http://schemas.microsoft.com/office/word/2010/wordprocessingDrawing" xmlns:wp="http://schemas.openxmlformats.org/drawingml/2006/wordprocessingDrawing" xmlns:w10="urn:schemas-microsoft-com:office:word" xmlns:w="http://schemas.openxmlformats.org/wordprocessingml/2006/main" xmlns:w14="http://schemas.microsoft.com/office/word/2010/wordml" xmlns:w15="http://schemas.microsoft.com/office/word/2012/wordml" xmlns:w16cex="http://schemas.microsoft.com/office/word/2018/wordml/cex" xmlns:w16cid="http://schemas.microsoft.com/office/word/2016/wordml/cid" xmlns:w16="http://schemas.microsoft.com/office/word/2018/wordml" xmlns:w16sdtdh="http://schemas.microsoft.com/office/word/2020/wordml/sdtdatahash" xmlns:w16se="http://schemas.microsoft.com/office/word/2015/wordml/symex" xmlns:wpg="http://schemas.microsoft.com/office/word/2010/wordprocessingGroup" xmlns:wpi="http://schemas.microsoft.com/office/word/2010/wordprocessingInk" xmlns:wne="http://schemas.microsoft.com/office/word/2006/wordml" xmlns:wps="http://schemas.microsoft.com/office/word/2010/wordprocessingShape" mc:Ignorable="w14 w15 w16se w16cid w16 w16cex w16sdtdh wp14">
+  <w:sdt>
+    <w:sdtPr>
+      <w:id w:val="-2037183513"/>
+      <w:docPartObj>
+        <w:docPartGallery w:val="Page Numbers (Top of Page)"/>
+        <w:docPartUnique/>
+      </w:docPartObj>
+    </w:sdtPr>
+    <w:sdtContent>
+      <w:p>
+        <w:pPr>
+          <w:pStyle w:val="Encabezado"/>
+          <w:jc w:val="right"/>
+        </w:pPr>
+        <w:r>
+          <w:fldChar w:fldCharType="begin"/>
+        </w:r>
+        <w:r>
+          <w:instrText>PAGE   \* MERGEFORMAT</w:instrText>
+        </w:r>
+        <w:r>
+          <w:fldChar w:fldCharType="separate"/>
+        </w:r>
+        <w:r>
+          <w:rPr>
+            <w:lang w:val="es-ES"/>
+          </w:rPr>
+          <w:t>2</w:t>
+        </w:r>
+        <w:r>
+          <w:fldChar w:fldCharType="end"/>
+        </w:r>
+      </w:p>
+    </w:sdtContent>
+  </w:sdt>
+  <w:p>
+    <w:pPr>
+      <w:pStyle w:val="Encabezado"/>
+    </w:pPr>
+  </w:p>
+</w:hdr>
 </file>
 
 <file path=word/numbering.xml><?xml version="1.0" encoding="utf-8"?>
@@ -6448,7 +7605,6 @@
   <w:style w:type="character" w:default="1" w:styleId="Fuentedeprrafopredeter">
     <w:name w:val="Default Paragraph Font"/>
     <w:uiPriority w:val="1"/>
-    <w:semiHidden/>
     <w:unhideWhenUsed/>
   </w:style>
   <w:style w:type="table" w:default="1" w:styleId="Tablanormal">
@@ -6836,6 +7992,23 @@
       <w:szCs w:val="20"/>
     </w:rPr>
   </w:style>
+  <w:style w:type="paragraph" w:styleId="NormalWeb">
+    <w:name w:val="Normal (Web)"/>
+    <w:basedOn w:val="Normal"/>
+    <w:uiPriority w:val="99"/>
+    <w:semiHidden/>
+    <w:unhideWhenUsed/>
+    <w:rsid w:val="001D4C90"/>
+    <w:pPr>
+      <w:spacing w:before="100" w:beforeAutospacing="1" w:after="100" w:afterAutospacing="1" w:line="240" w:lineRule="auto"/>
+    </w:pPr>
+    <w:rPr>
+      <w:rFonts w:ascii="Times New Roman" w:eastAsia="Times New Roman" w:hAnsi="Times New Roman" w:cs="Times New Roman"/>
+      <w:kern w:val="0"/>
+      <w:lang w:eastAsia="es-MX"/>
+      <w14:ligatures w14:val="none"/>
+    </w:rPr>
+  </w:style>
 </w:styles>
 </file>
 

--- a/Capitulos de Tesis/Preliminares.docx
+++ b/Capitulos de Tesis/Preliminares.docx
@@ -1,6 +1,6 @@
 
 <file path=word/document.xml><?xml version="1.0" encoding="utf-8"?>
-<w:document xmlns:wpc="http://schemas.microsoft.com/office/word/2010/wordprocessingCanvas" xmlns:cx="http://schemas.microsoft.com/office/drawing/2014/chartex" xmlns:cx1="http://schemas.microsoft.com/office/drawing/2015/9/8/chartex" xmlns:cx2="http://schemas.microsoft.com/office/drawing/2015/10/21/chartex" xmlns:cx3="http://schemas.microsoft.com/office/drawing/2016/5/9/chartex" xmlns:cx4="http://schemas.microsoft.com/office/drawing/2016/5/10/chartex" xmlns:cx5="http://schemas.microsoft.com/office/drawing/2016/5/11/chartex" xmlns:cx6="http://schemas.microsoft.com/office/drawing/2016/5/12/chartex" xmlns:cx7="http://schemas.microsoft.com/office/drawing/2016/5/13/chartex" xmlns:cx8="http://schemas.microsoft.com/office/drawing/2016/5/14/chartex" xmlns:mc="http://schemas.openxmlformats.org/markup-compatibility/2006" xmlns:aink="http://schemas.microsoft.com/office/drawing/2016/ink" xmlns:am3d="http://schemas.microsoft.com/office/drawing/2017/model3d" xmlns:o="urn:schemas-microsoft-com:office:office" xmlns:oel="http://schemas.microsoft.com/office/2019/extlst" xmlns:r="http://schemas.openxmlformats.org/officeDocument/2006/relationships" xmlns:m="http://schemas.openxmlformats.org/officeDocument/2006/math" xmlns:v="urn:schemas-microsoft-com:vml" xmlns:wp14="http://schemas.microsoft.com/office/word/2010/wordprocessingDrawing" xmlns:wp="http://schemas.openxmlformats.org/drawingml/2006/wordprocessingDrawing" xmlns:w10="urn:schemas-microsoft-com:office:word" xmlns:w="http://schemas.openxmlformats.org/wordprocessingml/2006/main" xmlns:w14="http://schemas.microsoft.com/office/word/2010/wordml" xmlns:w15="http://schemas.microsoft.com/office/word/2012/wordml" xmlns:w16cex="http://schemas.microsoft.com/office/word/2018/wordml/cex" xmlns:w16cid="http://schemas.microsoft.com/office/word/2016/wordml/cid" xmlns:w16="http://schemas.microsoft.com/office/word/2018/wordml" xmlns:w16sdtdh="http://schemas.microsoft.com/office/word/2020/wordml/sdtdatahash" xmlns:w16se="http://schemas.microsoft.com/office/word/2015/wordml/symex" xmlns:wpg="http://schemas.microsoft.com/office/word/2010/wordprocessingGroup" xmlns:wpi="http://schemas.microsoft.com/office/word/2010/wordprocessingInk" xmlns:wne="http://schemas.microsoft.com/office/word/2006/wordml" xmlns:wps="http://schemas.microsoft.com/office/word/2010/wordprocessingShape" mc:Ignorable="w14 w15 w16se w16cid w16 w16cex w16sdtdh wp14">
+<w:document xmlns:wpc="http://schemas.microsoft.com/office/word/2010/wordprocessingCanvas" xmlns:cx="http://schemas.microsoft.com/office/drawing/2014/chartex" xmlns:cx1="http://schemas.microsoft.com/office/drawing/2015/9/8/chartex" xmlns:cx2="http://schemas.microsoft.com/office/drawing/2015/10/21/chartex" xmlns:cx3="http://schemas.microsoft.com/office/drawing/2016/5/9/chartex" xmlns:cx4="http://schemas.microsoft.com/office/drawing/2016/5/10/chartex" xmlns:cx5="http://schemas.microsoft.com/office/drawing/2016/5/11/chartex" xmlns:cx6="http://schemas.microsoft.com/office/drawing/2016/5/12/chartex" xmlns:cx7="http://schemas.microsoft.com/office/drawing/2016/5/13/chartex" xmlns:cx8="http://schemas.microsoft.com/office/drawing/2016/5/14/chartex" xmlns:mc="http://schemas.openxmlformats.org/markup-compatibility/2006" xmlns:aink="http://schemas.microsoft.com/office/drawing/2016/ink" xmlns:am3d="http://schemas.microsoft.com/office/drawing/2017/model3d" xmlns:o="urn:schemas-microsoft-com:office:office" xmlns:oel="http://schemas.microsoft.com/office/2019/extlst" xmlns:r="http://schemas.openxmlformats.org/officeDocument/2006/relationships" xmlns:m="http://schemas.openxmlformats.org/officeDocument/2006/math" xmlns:v="urn:schemas-microsoft-com:vml" xmlns:wp14="http://schemas.microsoft.com/office/word/2010/wordprocessingDrawing" xmlns:wp="http://schemas.openxmlformats.org/drawingml/2006/wordprocessingDrawing" xmlns:w10="urn:schemas-microsoft-com:office:word" xmlns:w="http://schemas.openxmlformats.org/wordprocessingml/2006/main" xmlns:w14="http://schemas.microsoft.com/office/word/2010/wordml" xmlns:w15="http://schemas.microsoft.com/office/word/2012/wordml" xmlns:w16cex="http://schemas.microsoft.com/office/word/2018/wordml/cex" xmlns:w16cid="http://schemas.microsoft.com/office/word/2016/wordml/cid" xmlns:w16="http://schemas.microsoft.com/office/word/2018/wordml" xmlns:w16du="http://schemas.microsoft.com/office/word/2023/wordml/word16du" xmlns:w16sdtdh="http://schemas.microsoft.com/office/word/2020/wordml/sdtdatahash" xmlns:w16sdtfl="http://schemas.microsoft.com/office/word/2024/wordml/sdtformatlock" xmlns:w16se="http://schemas.microsoft.com/office/word/2015/wordml/symex" xmlns:wpg="http://schemas.microsoft.com/office/word/2010/wordprocessingGroup" xmlns:wpi="http://schemas.microsoft.com/office/word/2010/wordprocessingInk" xmlns:wne="http://schemas.microsoft.com/office/word/2006/wordml" xmlns:wps="http://schemas.microsoft.com/office/word/2010/wordprocessingShape" mc:Ignorable="w14 w15 w16se w16cid w16 w16cex w16sdtdh w16sdtfl w16du wp14">
   <w:body>
     <w:p>
       <w:pPr>
@@ -2142,23 +2142,7 @@
           <w:rFonts w:ascii="Arial" w:hAnsi="Arial" w:cs="Arial"/>
           <w:lang w:val="es-ES"/>
         </w:rPr>
-        <w:t xml:space="preserve">. En especial a mi papá </w:t>
-      </w:r>
-      <w:proofErr w:type="spellStart"/>
-      <w:r>
-        <w:rPr>
-          <w:rFonts w:ascii="Arial" w:hAnsi="Arial" w:cs="Arial"/>
-          <w:lang w:val="es-ES"/>
-        </w:rPr>
-        <w:t>Yorlly</w:t>
-      </w:r>
-      <w:proofErr w:type="spellEnd"/>
-      <w:r>
-        <w:rPr>
-          <w:rFonts w:ascii="Arial" w:hAnsi="Arial" w:cs="Arial"/>
-          <w:lang w:val="es-ES"/>
-        </w:rPr>
-        <w:t xml:space="preserve"> Araujo, quién fue la razón que me motivo a estudiar esta carrera que estoy finalizando. A mi hermano, por darme</w:t>
+        <w:t>. En especial a mi papá Yorlly Araujo, quién fue la razón que me motivo a estudiar esta carrera que estoy finalizando. A mi hermano, por darme</w:t>
       </w:r>
       <w:r>
         <w:rPr>
@@ -2361,44 +2345,21 @@
           <w:rFonts w:ascii="Arial" w:hAnsi="Arial" w:cs="Arial"/>
           <w:lang w:val="es-ES"/>
         </w:rPr>
-        <w:t xml:space="preserve">     Le damos gracias a Dios por habernos guiado durante de nuestras vidas y por darnos la fuerza, sabiduría y valentía para terminar este trabajo de grado, por su constante presencia, En los momentos de desesperación, su guía fue nuestra mayor fuente de esperanza y en cada paso que dábamos sentíamos su apoyo. </w:t>
-      </w:r>
-      <w:r>
-        <w:rPr>
-          <w:rFonts w:ascii="Arial" w:hAnsi="Arial" w:cs="Arial"/>
-          <w:lang w:val="es-ES"/>
-        </w:rPr>
-        <w:t xml:space="preserve">Agradecemos </w:t>
-      </w:r>
-      <w:r>
-        <w:rPr>
-          <w:rFonts w:ascii="Arial" w:hAnsi="Arial" w:cs="Arial"/>
-          <w:lang w:val="es-ES"/>
-        </w:rPr>
-        <w:t xml:space="preserve">enormemente </w:t>
-      </w:r>
-      <w:r>
-        <w:rPr>
-          <w:rFonts w:ascii="Arial" w:hAnsi="Arial" w:cs="Arial"/>
-          <w:lang w:val="es-ES"/>
-        </w:rPr>
-        <w:t>a todas las personas que nos apoyaron y contribuyeron a que esto fuera posible. En especial a nuestros padres, amigos, familiares y a todos los que nos acompañaron en este viaje.</w:t>
-      </w:r>
-    </w:p>
-    <w:p>
-      <w:pPr>
-        <w:jc w:val="both"/>
-        <w:rPr>
-          <w:rFonts w:ascii="Arial" w:hAnsi="Arial" w:cs="Arial"/>
-          <w:lang w:val="es-ES"/>
-        </w:rPr>
-      </w:pPr>
-      <w:r>
-        <w:rPr>
-          <w:rFonts w:ascii="Arial" w:hAnsi="Arial" w:cs="Arial"/>
-          <w:lang w:val="es-ES"/>
-        </w:rPr>
-        <w:t xml:space="preserve">     A nuestros padres, que siempre fueron un pilar fundamental en nuestras vidas, estamos profundamente agradecidos. Su sacrificio para educarnos y guiarnos de la mejor forma posible fueron los cimientos sobre los cuales construimos todo lo que hemos logrado en nuestras vidas. A nuestros amigos,</w:t>
+        <w:t xml:space="preserve">     Le damos gracias a Dios por habernos guiado durante nuestras vidas y por darnos la fuerza, sabiduría y valentía para terminar este trabajo de grado, por su constante presencia, En los momentos de desesperación, su guía fue nuestra mayor fuente de esperanza y en cada paso que dábamos sentíamos su apoyo.</w:t>
+      </w:r>
+      <w:r>
+        <w:rPr>
+          <w:rFonts w:ascii="Arial" w:hAnsi="Arial" w:cs="Arial"/>
+          <w:lang w:val="es-ES"/>
+        </w:rPr>
+        <w:t xml:space="preserve"> </w:t>
+      </w:r>
+      <w:r>
+        <w:rPr>
+          <w:rFonts w:ascii="Arial" w:hAnsi="Arial" w:cs="Arial"/>
+          <w:lang w:val="es-ES"/>
+        </w:rPr>
+        <w:t>A nuestros padres, que siempre fueron un pilar fundamental en nuestras vidas, estamos profundamente agradecidos. Su sacrificio para educarnos y guiarnos de la mejor forma posible fueron los cimientos sobre los cuales construimos todo lo que hemos logrado en nuestras vidas. A nuestros amigos,</w:t>
       </w:r>
       <w:r>
         <w:rPr>
@@ -2444,6 +2405,48 @@
         </w:rPr>
         <w:t>, por todo su apoyo a lo largo del desarrollo de nuestra aplicación educativa.</w:t>
       </w:r>
+      <w:r>
+        <w:rPr>
+          <w:rFonts w:ascii="Arial" w:hAnsi="Arial" w:cs="Arial"/>
+          <w:lang w:val="es-ES"/>
+        </w:rPr>
+        <w:t xml:space="preserve"> </w:t>
+      </w:r>
+      <w:r>
+        <w:rPr>
+          <w:rFonts w:ascii="Arial" w:hAnsi="Arial" w:cs="Arial"/>
+          <w:lang w:val="es-ES"/>
+        </w:rPr>
+        <w:t>Agradecemos enormemente a todas las personas que nos apoyaron y contribuyeron a que esto fuera posible. En especial a nuestros padres, amigos, familiares y a todos los que nos acompañaron en este viaje.</w:t>
+      </w:r>
+      <w:r>
+        <w:rPr>
+          <w:rFonts w:ascii="Arial" w:hAnsi="Arial" w:cs="Arial"/>
+          <w:lang w:val="es-ES"/>
+        </w:rPr>
+        <w:t xml:space="preserve"> </w:t>
+      </w:r>
+      <w:r>
+        <w:rPr>
+          <w:rFonts w:ascii="Arial" w:hAnsi="Arial" w:cs="Arial"/>
+          <w:lang w:val="es-ES"/>
+        </w:rPr>
+        <w:t xml:space="preserve">Agradecemos enormemente a todas las personas que nos apoyaron y contribuyeron a que esto fuera posible. En especial </w:t>
+      </w:r>
+      <w:r>
+        <w:rPr>
+          <w:rFonts w:ascii="Arial" w:hAnsi="Arial" w:cs="Arial"/>
+          <w:lang w:val="es-ES"/>
+        </w:rPr>
+        <w:t xml:space="preserve">a </w:t>
+      </w:r>
+      <w:r>
+        <w:rPr>
+          <w:rFonts w:ascii="Arial" w:hAnsi="Arial" w:cs="Arial"/>
+          <w:lang w:val="es-ES"/>
+        </w:rPr>
+        <w:t>todos los que nos acompañaron en este viaje.</w:t>
+      </w:r>
     </w:p>
     <w:p>
       <w:pPr>
@@ -2455,25 +2458,14 @@
           <w:lang w:val="es-ES"/>
         </w:rPr>
       </w:pPr>
-      <w:proofErr w:type="spellStart"/>
-      <w:r>
-        <w:rPr>
-          <w:rFonts w:ascii="Arial" w:hAnsi="Arial" w:cs="Arial"/>
-          <w:b/>
-          <w:bCs/>
-          <w:lang w:val="es-ES"/>
-        </w:rPr>
-        <w:t>Acurero</w:t>
-      </w:r>
-      <w:proofErr w:type="spellEnd"/>
-      <w:r>
-        <w:rPr>
-          <w:rFonts w:ascii="Arial" w:hAnsi="Arial" w:cs="Arial"/>
-          <w:b/>
-          <w:bCs/>
-          <w:lang w:val="es-ES"/>
-        </w:rPr>
-        <w:t>, Araujo y Montiel.</w:t>
+      <w:r>
+        <w:rPr>
+          <w:rFonts w:ascii="Arial" w:hAnsi="Arial" w:cs="Arial"/>
+          <w:b/>
+          <w:bCs/>
+          <w:lang w:val="es-ES"/>
+        </w:rPr>
+        <w:t>Acurero, Araujo y Montiel.</w:t>
       </w:r>
     </w:p>
     <w:p>
@@ -2577,7 +2569,6 @@
           <w:lang w:val="es-ES"/>
         </w:rPr>
       </w:pPr>
-      <w:proofErr w:type="spellStart"/>
       <w:r>
         <w:rPr>
           <w:rFonts w:ascii="Arial" w:hAnsi="Arial" w:cs="Arial"/>
@@ -2586,17 +2577,7 @@
           <w:lang w:val="es-ES"/>
         </w:rPr>
         <w:lastRenderedPageBreak/>
-        <w:t>Acurero</w:t>
-      </w:r>
-      <w:proofErr w:type="spellEnd"/>
-      <w:r>
-        <w:rPr>
-          <w:rFonts w:ascii="Arial" w:hAnsi="Arial" w:cs="Arial"/>
-          <w:b/>
-          <w:bCs/>
-          <w:lang w:val="es-ES"/>
-        </w:rPr>
-        <w:t>, Cesar.</w:t>
+        <w:t>Acurero, Cesar.</w:t>
       </w:r>
       <w:r>
         <w:rPr>
@@ -2634,7 +2615,6 @@
         </w:rPr>
         <w:t xml:space="preserve">ducativa </w:t>
       </w:r>
-      <w:proofErr w:type="spellStart"/>
       <w:r>
         <w:rPr>
           <w:rFonts w:ascii="Arial" w:hAnsi="Arial" w:cs="Arial"/>
@@ -2651,17 +2631,7 @@
           <w:bCs/>
           <w:lang w:val="es-ES"/>
         </w:rPr>
-        <w:t>amificada</w:t>
-      </w:r>
-      <w:proofErr w:type="spellEnd"/>
-      <w:r>
-        <w:rPr>
-          <w:rFonts w:ascii="Arial" w:hAnsi="Arial" w:cs="Arial"/>
-          <w:b/>
-          <w:bCs/>
-          <w:lang w:val="es-ES"/>
-        </w:rPr>
-        <w:t xml:space="preserve"> </w:t>
+        <w:t xml:space="preserve">amificada </w:t>
       </w:r>
       <w:r>
         <w:rPr>
@@ -2795,23 +2765,7 @@
           <w:rFonts w:ascii="Arial" w:hAnsi="Arial" w:cs="Arial"/>
           <w:lang w:val="es-ES"/>
         </w:rPr>
-        <w:t xml:space="preserve">La presente investigación tiene como objetivo desarrollar una aplicación educativa </w:t>
-      </w:r>
-      <w:proofErr w:type="spellStart"/>
-      <w:r>
-        <w:rPr>
-          <w:rFonts w:ascii="Arial" w:hAnsi="Arial" w:cs="Arial"/>
-          <w:lang w:val="es-ES"/>
-        </w:rPr>
-        <w:t>gamificada</w:t>
-      </w:r>
-      <w:proofErr w:type="spellEnd"/>
-      <w:r>
-        <w:rPr>
-          <w:rFonts w:ascii="Arial" w:hAnsi="Arial" w:cs="Arial"/>
-          <w:lang w:val="es-ES"/>
-        </w:rPr>
-        <w:t xml:space="preserve"> para potenciar el rendimiento académico </w:t>
+        <w:t xml:space="preserve">La presente investigación tiene como objetivo desarrollar una aplicación educativa gamificada para potenciar el rendimiento académico </w:t>
       </w:r>
       <w:r>
         <w:rPr>
@@ -2834,21 +2788,12 @@
         </w:rPr>
         <w:t xml:space="preserve">Venezuela, basándose en las teorías de </w:t>
       </w:r>
-      <w:proofErr w:type="spellStart"/>
-      <w:r>
-        <w:rPr>
-          <w:rFonts w:ascii="Arial" w:hAnsi="Arial" w:cs="Arial"/>
-          <w:lang w:val="es-ES"/>
-        </w:rPr>
-        <w:t>Deci</w:t>
-      </w:r>
-      <w:proofErr w:type="spellEnd"/>
-      <w:r>
-        <w:rPr>
-          <w:rFonts w:ascii="Arial" w:hAnsi="Arial" w:cs="Arial"/>
-          <w:lang w:val="es-ES"/>
-        </w:rPr>
-        <w:t xml:space="preserve"> y Ryan (1980), </w:t>
+      <w:r>
+        <w:rPr>
+          <w:rFonts w:ascii="Arial" w:hAnsi="Arial" w:cs="Arial"/>
+          <w:lang w:val="es-ES"/>
+        </w:rPr>
+        <w:t xml:space="preserve">Deci y Ryan (1980), </w:t>
       </w:r>
       <w:r>
         <w:rPr>
@@ -3125,30 +3070,14 @@
           <w:rFonts w:ascii="Arial" w:hAnsi="Arial" w:cs="Arial"/>
           <w:lang w:val="es-ES"/>
         </w:rPr>
-        <w:t xml:space="preserve"> Python como lenguaje de programación junto con la librería </w:t>
-      </w:r>
-      <w:proofErr w:type="spellStart"/>
-      <w:r>
-        <w:rPr>
-          <w:rFonts w:ascii="Arial" w:hAnsi="Arial" w:cs="Arial"/>
-          <w:lang w:val="es-ES"/>
-        </w:rPr>
-        <w:t>Fle</w:t>
-      </w:r>
-      <w:r>
-        <w:rPr>
-          <w:rFonts w:ascii="Arial" w:hAnsi="Arial" w:cs="Arial"/>
-          <w:lang w:val="es-ES"/>
-        </w:rPr>
-        <w:t>t</w:t>
-      </w:r>
-      <w:proofErr w:type="spellEnd"/>
-      <w:r>
-        <w:rPr>
-          <w:rFonts w:ascii="Arial" w:hAnsi="Arial" w:cs="Arial"/>
-          <w:lang w:val="es-ES"/>
-        </w:rPr>
-        <w:t xml:space="preserve"> para la interfaz gráfic</w:t>
+        <w:t xml:space="preserve"> Python como lenguaje de programación junto con la librería Fle</w:t>
+      </w:r>
+      <w:r>
+        <w:rPr>
+          <w:rFonts w:ascii="Arial" w:hAnsi="Arial" w:cs="Arial"/>
+          <w:lang w:val="es-ES"/>
+        </w:rPr>
+        <w:t>t para la interfaz gráfic</w:t>
       </w:r>
       <w:r>
         <w:rPr>
@@ -3398,7 +3327,6 @@
           <w:lang w:val="en"/>
         </w:rPr>
       </w:pPr>
-      <w:proofErr w:type="spellStart"/>
       <w:r>
         <w:rPr>
           <w:rFonts w:ascii="Arial" w:hAnsi="Arial" w:cs="Arial"/>
@@ -3407,17 +3335,7 @@
           <w:lang w:val="es-ES"/>
         </w:rPr>
         <w:lastRenderedPageBreak/>
-        <w:t>Acurero</w:t>
-      </w:r>
-      <w:proofErr w:type="spellEnd"/>
-      <w:r>
-        <w:rPr>
-          <w:rFonts w:ascii="Arial" w:hAnsi="Arial" w:cs="Arial"/>
-          <w:b/>
-          <w:bCs/>
-          <w:lang w:val="es-ES"/>
-        </w:rPr>
-        <w:t xml:space="preserve">, Cesar. </w:t>
+        <w:t xml:space="preserve">Acurero, Cesar. </w:t>
       </w:r>
       <w:r>
         <w:rPr>
@@ -3444,47 +3362,7 @@
           <w:bCs/>
           <w:lang w:val="en"/>
         </w:rPr>
-        <w:t xml:space="preserve">Gamified educational application to enhance academic performance in high school students in Venezuela. Dr. Rafael </w:t>
-      </w:r>
-      <w:proofErr w:type="spellStart"/>
-      <w:r>
-        <w:rPr>
-          <w:rFonts w:ascii="Arial" w:hAnsi="Arial" w:cs="Arial"/>
-          <w:b/>
-          <w:bCs/>
-          <w:lang w:val="en"/>
-        </w:rPr>
-        <w:t>Belloso</w:t>
-      </w:r>
-      <w:proofErr w:type="spellEnd"/>
-      <w:r>
-        <w:rPr>
-          <w:rFonts w:ascii="Arial" w:hAnsi="Arial" w:cs="Arial"/>
-          <w:b/>
-          <w:bCs/>
-          <w:lang w:val="en"/>
-        </w:rPr>
-        <w:t xml:space="preserve"> </w:t>
-      </w:r>
-      <w:proofErr w:type="spellStart"/>
-      <w:r>
-        <w:rPr>
-          <w:rFonts w:ascii="Arial" w:hAnsi="Arial" w:cs="Arial"/>
-          <w:b/>
-          <w:bCs/>
-          <w:lang w:val="en"/>
-        </w:rPr>
-        <w:t>Chacín</w:t>
-      </w:r>
-      <w:proofErr w:type="spellEnd"/>
-      <w:r>
-        <w:rPr>
-          <w:rFonts w:ascii="Arial" w:hAnsi="Arial" w:cs="Arial"/>
-          <w:b/>
-          <w:bCs/>
-          <w:lang w:val="en"/>
-        </w:rPr>
-        <w:t xml:space="preserve"> Private University. Faculty of Engineering. School of Computer Engineering.</w:t>
+        <w:t>Gamified educational application to enhance academic performance in high school students in Venezuela. Dr. Rafael Belloso Chacín Private University. Faculty of Engineering. School of Computer Engineering.</w:t>
       </w:r>
       <w:r>
         <w:rPr>
@@ -3562,23 +3440,7 @@
           <w:rFonts w:ascii="Arial" w:hAnsi="Arial" w:cs="Arial"/>
           <w:lang w:val="en"/>
         </w:rPr>
-        <w:t xml:space="preserve">This research aims to develop a gamified educational application to enhance the academic performance of high school students in Venezuela, based on the theories of Deci and Ryan (1980), Vygotsky (1978), and Borras (2015). The research is descriptive-projective, as it involves the collection of precise data to provide a concrete representation of the current situation. The research design is non-experimental field research, since it uses data collection techniques and tools with the subjects of study, examining variables only in their natural environment. A survey was selected as the data collection technique, using a questionnaire administered to high school students in the city of Maracaibo. The methodological phases are described by Roger Pressman (2010). The project development was divided into five phases: Communication, Planning, Modeling, Construction, and Deployment. Python was used as the programming language, along with the </w:t>
-      </w:r>
-      <w:proofErr w:type="spellStart"/>
-      <w:r>
-        <w:rPr>
-          <w:rFonts w:ascii="Arial" w:hAnsi="Arial" w:cs="Arial"/>
-          <w:lang w:val="en"/>
-        </w:rPr>
-        <w:t>Flet</w:t>
-      </w:r>
-      <w:proofErr w:type="spellEnd"/>
-      <w:r>
-        <w:rPr>
-          <w:rFonts w:ascii="Arial" w:hAnsi="Arial" w:cs="Arial"/>
-          <w:lang w:val="en"/>
-        </w:rPr>
-        <w:t xml:space="preserve"> library for the graphical interface, and SQLite for database creation and management. The result was a functional desktop application that integrates gamification elements such as points, levels, and achievements, offering an interactive learning environment that encourages individual student use without requiring institutional collaboration or dependence on online platforms.</w:t>
+        <w:t>This research aims to develop a gamified educational application to enhance the academic performance of high school students in Venezuela, based on the theories of Deci and Ryan (1980), Vygotsky (1978), and Borras (2015). The research is descriptive-projective, as it involves the collection of precise data to provide a concrete representation of the current situation. The research design is non-experimental field research, since it uses data collection techniques and tools with the subjects of study, examining variables only in their natural environment. A survey was selected as the data collection technique, using a questionnaire administered to high school students in the city of Maracaibo. The methodological phases are described by Roger Pressman (2010). The project development was divided into five phases: Communication, Planning, Modeling, Construction, and Deployment. Python was used as the programming language, along with the Flet library for the graphical interface, and SQLite for database creation and management. The result was a functional desktop application that integrates gamification elements such as points, levels, and achievements, offering an interactive learning environment that encourages individual student use without requiring institutional collaboration or dependence on online platforms.</w:t>
       </w:r>
     </w:p>
     <w:p>
@@ -5008,7 +4870,7 @@
         <w:rPr>
           <w:rFonts w:ascii="Arial" w:hAnsi="Arial" w:cs="Arial"/>
         </w:rPr>
-        <w:t>La educación media y de bachillerato en Venezuela se encuentra en una coyuntura crítica, caracterizada por profundas limitaciones estructurales que afectan directamente la calidad del proceso de enseñanza-aprendizaje. Factores como el deterioro de la infraestructura escolar, la migración de personal docente calificado y las dificultades socioeconómicas del entorno han mermado los canales educativos tradicionales.</w:t>
+        <w:t>La educación media y de bachillerato en Venezuela se encuentra en una coyuntura crítica, caracterizada por profundas limitaciones estructurales que afectan directamente la calidad del proceso de aprendizaje. Factores como el deterioro de la infraestructura escolar, la migración de personal docente calificado y las dificultades socioeconómicas del entorno han mermado los canales educativos tradicionales.</w:t>
       </w:r>
       <w:r>
         <w:rPr>
@@ -5020,7 +4882,31 @@
         <w:rPr>
           <w:rFonts w:ascii="Arial" w:hAnsi="Arial" w:cs="Arial"/>
         </w:rPr>
-        <w:t xml:space="preserve">Esta realidad golpea con especial dureza a las ciencias exactas; el diagnóstico de la realidad estudiantil demuestra que las llamadas "ciencias pesadas" —Química, Matemáticas y Física— concentran el 80% de las frustraciones y barreras académicas manifestadas por los alumnos. </w:t>
+        <w:t>Esta realidad golpea con especial dureza a las ciencias exactas; el diagnóstico de la realidad estudiantil demuestra que</w:t>
+      </w:r>
+      <w:r>
+        <w:rPr>
+          <w:rFonts w:ascii="Arial" w:hAnsi="Arial" w:cs="Arial"/>
+        </w:rPr>
+        <w:t xml:space="preserve"> </w:t>
+      </w:r>
+      <w:r>
+        <w:rPr>
+          <w:rFonts w:ascii="Arial" w:hAnsi="Arial" w:cs="Arial"/>
+        </w:rPr>
+        <w:t>Química, Matemáticas y Física</w:t>
+      </w:r>
+      <w:r>
+        <w:rPr>
+          <w:rFonts w:ascii="Arial" w:hAnsi="Arial" w:cs="Arial"/>
+        </w:rPr>
+        <w:t xml:space="preserve"> generan una gran parte </w:t>
+      </w:r>
+      <w:r>
+        <w:rPr>
+          <w:rFonts w:ascii="Arial" w:hAnsi="Arial" w:cs="Arial"/>
+        </w:rPr>
+        <w:t xml:space="preserve">de las frustraciones y barreras manifestadas por los alumnos. </w:t>
       </w:r>
     </w:p>
     <w:p>
@@ -5042,7 +4928,73 @@
         <w:rPr>
           <w:rFonts w:ascii="Arial" w:hAnsi="Arial" w:cs="Arial"/>
         </w:rPr>
-        <w:t xml:space="preserve">Paradójicamente, existe una ventana de oportunidad: un 69% de los estudiantes demuestra una proactividad notable al dedicar tiempo autónomo a repasar contenidos fuera de las aulas, prefiriendo en su gran mayoría formatos dinámicos, interactivos y audiovisuales sobre los métodos estáticos de memorización pura, los cuales suelen generarles una carga cognitiva pesada y estresante. Ante este escenario, surge la imperiosa necesidad de diseñar alternativas pedagógicas tecnológicas que no pretendan sustituir la escolaridad formal, sino actuar como herramientas de refuerzo, práctica y comprensión lógica adaptadas al contexto nacional. </w:t>
+        <w:t xml:space="preserve">Sin embargo, la mayoría </w:t>
+      </w:r>
+      <w:r>
+        <w:rPr>
+          <w:rFonts w:ascii="Arial" w:hAnsi="Arial" w:cs="Arial"/>
+        </w:rPr>
+        <w:t xml:space="preserve">de </w:t>
+      </w:r>
+      <w:r>
+        <w:rPr>
+          <w:rFonts w:ascii="Arial" w:hAnsi="Arial" w:cs="Arial"/>
+        </w:rPr>
+        <w:t>estos mismos</w:t>
+      </w:r>
+      <w:r>
+        <w:rPr>
+          <w:rFonts w:ascii="Arial" w:hAnsi="Arial" w:cs="Arial"/>
+        </w:rPr>
+        <w:t xml:space="preserve"> estudiantes dedica</w:t>
+      </w:r>
+      <w:r>
+        <w:rPr>
+          <w:rFonts w:ascii="Arial" w:hAnsi="Arial" w:cs="Arial"/>
+        </w:rPr>
+        <w:t>n un</w:t>
+      </w:r>
+      <w:r>
+        <w:rPr>
+          <w:rFonts w:ascii="Arial" w:hAnsi="Arial" w:cs="Arial"/>
+        </w:rPr>
+        <w:t xml:space="preserve"> tiempo </w:t>
+      </w:r>
+      <w:r>
+        <w:rPr>
+          <w:rFonts w:ascii="Arial" w:hAnsi="Arial" w:cs="Arial"/>
+        </w:rPr>
+        <w:t>de sus ratos libres</w:t>
+      </w:r>
+      <w:r>
+        <w:rPr>
+          <w:rFonts w:ascii="Arial" w:hAnsi="Arial" w:cs="Arial"/>
+        </w:rPr>
+        <w:t xml:space="preserve"> a repasar contenidos fuera de las aulas, prefiriendo en su gran mayoría formatos dinámicos, interactivos y audiovisuales sobre los métodos estáticos de memorización pura, los cuales suelen generarles una </w:t>
+      </w:r>
+      <w:r>
+        <w:rPr>
+          <w:rFonts w:ascii="Arial" w:hAnsi="Arial" w:cs="Arial"/>
+        </w:rPr>
+        <w:t xml:space="preserve">gran </w:t>
+      </w:r>
+      <w:r>
+        <w:rPr>
+          <w:rFonts w:ascii="Arial" w:hAnsi="Arial" w:cs="Arial"/>
+        </w:rPr>
+        <w:t>carga cognitiva. Ante este escenario, surge la necesidad de diseñar alternativas pedagógicas tecnológicas que no pretendan sustituir la escolaridad formal, sino actuar como herramientas de refuerzo, práctica y comprensión lógica adaptadas al context</w:t>
+      </w:r>
+      <w:r>
+        <w:rPr>
+          <w:rFonts w:ascii="Arial" w:hAnsi="Arial" w:cs="Arial"/>
+        </w:rPr>
+        <w:t>o del país</w:t>
+      </w:r>
+      <w:r>
+        <w:rPr>
+          <w:rFonts w:ascii="Arial" w:hAnsi="Arial" w:cs="Arial"/>
+        </w:rPr>
+        <w:t xml:space="preserve">. </w:t>
       </w:r>
     </w:p>
     <w:p>
@@ -5084,37 +5036,7 @@
         <w:rPr>
           <w:rFonts w:ascii="Arial" w:hAnsi="Arial" w:cs="Arial"/>
         </w:rPr>
-        <w:t xml:space="preserve">Bajo esta premisa se concibe </w:t>
-      </w:r>
-      <w:proofErr w:type="spellStart"/>
-      <w:r>
-        <w:rPr>
-          <w:rFonts w:ascii="Arial" w:hAnsi="Arial" w:cs="Arial"/>
-          <w:b/>
-          <w:bCs/>
-        </w:rPr>
-        <w:t>MathPath</w:t>
-      </w:r>
-      <w:proofErr w:type="spellEnd"/>
-      <w:r>
-        <w:rPr>
-          <w:rFonts w:ascii="Arial" w:hAnsi="Arial" w:cs="Arial"/>
-        </w:rPr>
-        <w:t xml:space="preserve">, una aplicación educativa </w:t>
-      </w:r>
-      <w:proofErr w:type="spellStart"/>
-      <w:r>
-        <w:rPr>
-          <w:rFonts w:ascii="Arial" w:hAnsi="Arial" w:cs="Arial"/>
-        </w:rPr>
-        <w:t>gamificada</w:t>
-      </w:r>
-      <w:proofErr w:type="spellEnd"/>
-      <w:r>
-        <w:rPr>
-          <w:rFonts w:ascii="Arial" w:hAnsi="Arial" w:cs="Arial"/>
-        </w:rPr>
-        <w:t xml:space="preserve"> orientada a potenciar el rendimiento académico en matemáticas para estudiantes de bachillerato en Venezuela. El propósito central de esta investigación es el desarrollo e implementación de dicha plataforma, la cual transforma el temario abstracto de la asignatura en un camino de aprendizaje interactivo. </w:t>
+        <w:t xml:space="preserve">Bajo esta premisa se concibe una aplicación educativa gamificada orientada a potenciar el rendimiento académico en matemáticas para estudiantes de bachillerato en Venezuela. El propósito central de esta investigación es el desarrollo de dicha plataforma, la cual transforma el temario abstracto de la asignatura en un camino de aprendizaje interactivo. </w:t>
       </w:r>
     </w:p>
     <w:p>
@@ -5136,7 +5058,19 @@
         <w:rPr>
           <w:rFonts w:ascii="Arial" w:hAnsi="Arial" w:cs="Arial"/>
         </w:rPr>
-        <w:t xml:space="preserve">Para ello, el sistema absorbe la cultura digital actual de los jóvenes —quienes consumen masivamente interacciones rápidas— e integra mecánicas de juego validadas por referentes mundiales como Duolingo, tales como sistemas de progresión por niveles, rankings competitivos, misiones, gestión de vidas y recompensas tangibles de personalización que otorgan identidad y estatus al usuario. </w:t>
+        <w:t xml:space="preserve">Para ello, el sistema absorbe la cultura digital actual de los jóvenes e integra mecánicas de juego validadas por referentes mundiales como Duolingo, tales como sistemas de progresión por niveles, gestión de vidas y </w:t>
+      </w:r>
+      <w:r>
+        <w:rPr>
+          <w:rFonts w:ascii="Arial" w:hAnsi="Arial" w:cs="Arial"/>
+        </w:rPr>
+        <w:t>logros</w:t>
+      </w:r>
+      <w:r>
+        <w:rPr>
+          <w:rFonts w:ascii="Arial" w:hAnsi="Arial" w:cs="Arial"/>
+        </w:rPr>
+        <w:t xml:space="preserve"> de personalización que otorgan estatus al usuario. Desde el punto de vista teórico, el proyecto halla su sustento en el constructivismo y la teoría de la autodeterminación. Estas vertientes sostienen que el aprendizaje verdaderamente significativo ocurre cuando el estudiante interactúa de forma activa con su entorno y cuando se estimula su motivación intrínseca. </w:t>
       </w:r>
     </w:p>
     <w:p>
@@ -5158,7 +5092,31 @@
         <w:rPr>
           <w:rFonts w:ascii="Arial" w:hAnsi="Arial" w:cs="Arial"/>
         </w:rPr>
-        <w:t xml:space="preserve">Desde el punto de vista teórico, el proyecto halla su sustento en el constructivismo y la teoría de la autodeterminación. Estas vertientes sostienen que el aprendizaje verdaderamente significativo ocurre cuando el estudiante interactúa de forma activa con su entorno y cuando se estimula su motivación intrínseca. </w:t>
+        <w:t xml:space="preserve">Al fusionar estos conceptos con las dinámicas de la gamificación educativa, </w:t>
+      </w:r>
+      <w:r>
+        <w:rPr>
+          <w:rFonts w:ascii="Arial" w:hAnsi="Arial" w:cs="Arial"/>
+        </w:rPr>
+        <w:t xml:space="preserve">la aplicación </w:t>
+      </w:r>
+      <w:r>
+        <w:rPr>
+          <w:rFonts w:ascii="Arial" w:hAnsi="Arial" w:cs="Arial"/>
+        </w:rPr>
+        <w:t>sustituye el rol del alumno como receptor pasivo de información por una experiencia donde este puede manipular variables, resolver retos virtuales y simulaciones interactivas.</w:t>
+      </w:r>
+      <w:r>
+        <w:rPr>
+          <w:rFonts w:ascii="Arial" w:hAnsi="Arial" w:cs="Arial"/>
+        </w:rPr>
+        <w:t xml:space="preserve"> </w:t>
+      </w:r>
+      <w:r>
+        <w:rPr>
+          <w:rFonts w:ascii="Arial" w:hAnsi="Arial" w:cs="Arial"/>
+        </w:rPr>
+        <w:t xml:space="preserve">Metodológicamente, el estudio se rige bajo una modalidad descriptiva-proyectiva, con un diseño de campo, no experimental y transeccional. Para guiar el ciclo de vida del software de manera rigurosa, se adoptó el Modelo en Cascada propuesto por Roger S. Pressman. </w:t>
       </w:r>
     </w:p>
     <w:p>
@@ -5174,81 +5132,13 @@
         <w:rPr>
           <w:rFonts w:ascii="Arial" w:hAnsi="Arial" w:cs="Arial"/>
         </w:rPr>
+        <w:lastRenderedPageBreak/>
         <w:t xml:space="preserve">     </w:t>
       </w:r>
       <w:r>
         <w:rPr>
           <w:rFonts w:ascii="Arial" w:hAnsi="Arial" w:cs="Arial"/>
         </w:rPr>
-        <w:t xml:space="preserve">Al fusionar estos conceptos con las dinámicas de la gamificación educativa, </w:t>
-      </w:r>
-      <w:proofErr w:type="spellStart"/>
-      <w:r>
-        <w:rPr>
-          <w:rFonts w:ascii="Arial" w:hAnsi="Arial" w:cs="Arial"/>
-        </w:rPr>
-        <w:t>MathPath</w:t>
-      </w:r>
-      <w:proofErr w:type="spellEnd"/>
-      <w:r>
-        <w:rPr>
-          <w:rFonts w:ascii="Arial" w:hAnsi="Arial" w:cs="Arial"/>
-        </w:rPr>
-        <w:t xml:space="preserve"> sustituye el rol del alumno como receptor pasivo de información por una experiencia donde este puede manipular variables, resolver retos virtuales y recibir retroalimentación inmediata sobre su desempeño mediante </w:t>
-      </w:r>
-      <w:proofErr w:type="spellStart"/>
-      <w:r>
-        <w:rPr>
-          <w:rFonts w:ascii="Arial" w:hAnsi="Arial" w:cs="Arial"/>
-        </w:rPr>
-        <w:t>quizzes</w:t>
-      </w:r>
-      <w:proofErr w:type="spellEnd"/>
-      <w:r>
-        <w:rPr>
-          <w:rFonts w:ascii="Arial" w:hAnsi="Arial" w:cs="Arial"/>
-        </w:rPr>
-        <w:t xml:space="preserve"> y </w:t>
-      </w:r>
-      <w:r>
-        <w:rPr>
-          <w:rFonts w:ascii="Arial" w:hAnsi="Arial" w:cs="Arial"/>
-        </w:rPr>
-        <w:lastRenderedPageBreak/>
-        <w:t>simulaciones interactivas.</w:t>
-      </w:r>
-      <w:r>
-        <w:rPr>
-          <w:rFonts w:ascii="Arial" w:hAnsi="Arial" w:cs="Arial"/>
-        </w:rPr>
-        <w:t xml:space="preserve"> </w:t>
-      </w:r>
-      <w:r>
-        <w:rPr>
-          <w:rFonts w:ascii="Arial" w:hAnsi="Arial" w:cs="Arial"/>
-        </w:rPr>
-        <w:t xml:space="preserve">Metodológicamente, el estudio se rige bajo una modalidad descriptiva-proyectiva, con un diseño de campo, no experimental y transeccional. Para guiar el ciclo de vida del software de manera rigurosa, se adoptó el Modelo en Cascada propuesto por Roger S. Pressman. </w:t>
-      </w:r>
-    </w:p>
-    <w:p>
-      <w:pPr>
-        <w:pStyle w:val="NormalWeb"/>
-        <w:spacing w:before="0" w:beforeAutospacing="0" w:line="480" w:lineRule="auto"/>
-        <w:jc w:val="both"/>
-        <w:rPr>
-          <w:rFonts w:ascii="Arial" w:hAnsi="Arial" w:cs="Arial"/>
-        </w:rPr>
-      </w:pPr>
-      <w:r>
-        <w:rPr>
-          <w:rFonts w:ascii="Arial" w:hAnsi="Arial" w:cs="Arial"/>
-        </w:rPr>
-        <w:t xml:space="preserve">     </w:t>
-      </w:r>
-      <w:r>
-        <w:rPr>
-          <w:rFonts w:ascii="Arial" w:hAnsi="Arial" w:cs="Arial"/>
-        </w:rPr>
         <w:t xml:space="preserve">El desarrollo técnico se estructuró a través de un esquema ordenado que abarcó cinco fases esenciales: </w:t>
       </w:r>
       <w:r>
@@ -5266,8 +5156,6 @@
       <w:r>
         <w:rPr>
           <w:rFonts w:ascii="Arial" w:hAnsi="Arial" w:cs="Arial"/>
-          <w:b/>
-          <w:bCs/>
         </w:rPr>
         <w:t>Planeación</w:t>
       </w:r>
@@ -5275,21 +5163,7 @@
         <w:rPr>
           <w:rFonts w:ascii="Arial" w:hAnsi="Arial" w:cs="Arial"/>
         </w:rPr>
-        <w:t>, donde se definieron los requerimientos funcionales y el mapa de desarrollo en iteraciones (</w:t>
-      </w:r>
-      <w:proofErr w:type="spellStart"/>
-      <w:r>
-        <w:rPr>
-          <w:rFonts w:ascii="Arial" w:hAnsi="Arial" w:cs="Arial"/>
-        </w:rPr>
-        <w:t>sprints</w:t>
-      </w:r>
-      <w:proofErr w:type="spellEnd"/>
-      <w:r>
-        <w:rPr>
-          <w:rFonts w:ascii="Arial" w:hAnsi="Arial" w:cs="Arial"/>
-        </w:rPr>
-        <w:t xml:space="preserve">); </w:t>
+        <w:t xml:space="preserve">, donde se definieron los requerimientos funcionales y el mapa de desarrollo en iteraciones (sprints); </w:t>
       </w:r>
       <w:r>
         <w:rPr>
@@ -5313,35 +5187,7 @@
         <w:rPr>
           <w:rFonts w:ascii="Arial" w:hAnsi="Arial" w:cs="Arial"/>
         </w:rPr>
-        <w:t xml:space="preserve">, donde se tradujo el diseño a código ejecutable empleando el lenguaje de programación Python, el </w:t>
-      </w:r>
-      <w:proofErr w:type="spellStart"/>
-      <w:r>
-        <w:rPr>
-          <w:rFonts w:ascii="Arial" w:hAnsi="Arial" w:cs="Arial"/>
-        </w:rPr>
-        <w:t>framework</w:t>
-      </w:r>
-      <w:proofErr w:type="spellEnd"/>
-      <w:r>
-        <w:rPr>
-          <w:rFonts w:ascii="Arial" w:hAnsi="Arial" w:cs="Arial"/>
-        </w:rPr>
-        <w:t xml:space="preserve"> </w:t>
-      </w:r>
-      <w:proofErr w:type="spellStart"/>
-      <w:r>
-        <w:rPr>
-          <w:rFonts w:ascii="Arial" w:hAnsi="Arial" w:cs="Arial"/>
-        </w:rPr>
-        <w:t>Flet</w:t>
-      </w:r>
-      <w:proofErr w:type="spellEnd"/>
-      <w:r>
-        <w:rPr>
-          <w:rFonts w:ascii="Arial" w:hAnsi="Arial" w:cs="Arial"/>
-        </w:rPr>
-        <w:t xml:space="preserve"> y el gestor de bases de datos local SQLite, sometiendo el sistema a rigurosas pruebas de caja blanca y funcionalidad; y, finalmente, el </w:t>
+        <w:t xml:space="preserve">, donde se tradujo el diseño a código ejecutable empleando el lenguaje de programación Python, el framework Flet y el gestor de bases de datos local SQLite, sometiendo el sistema a rigurosas pruebas de caja blanca y funcionalidad; y, finalmente, el </w:t>
       </w:r>
       <w:r>
         <w:rPr>
@@ -5353,7 +5199,19 @@
         <w:rPr>
           <w:rFonts w:ascii="Arial" w:hAnsi="Arial" w:cs="Arial"/>
         </w:rPr>
-        <w:t>, consolidando la entrega del software junto con su respectivo manual de usuario.</w:t>
+        <w:t xml:space="preserve">, </w:t>
+      </w:r>
+      <w:r>
+        <w:rPr>
+          <w:rFonts w:ascii="Arial" w:hAnsi="Arial" w:cs="Arial"/>
+        </w:rPr>
+        <w:t xml:space="preserve">finalizando el desarrollo </w:t>
+      </w:r>
+      <w:r>
+        <w:rPr>
+          <w:rFonts w:ascii="Arial" w:hAnsi="Arial" w:cs="Arial"/>
+        </w:rPr>
+        <w:t>del software junto con su respectivo manual de usuario.</w:t>
       </w:r>
     </w:p>
     <w:p>
@@ -5380,7 +5238,7 @@
 </file>
 
 <file path=word/endnotes.xml><?xml version="1.0" encoding="utf-8"?>
-<w:endnotes xmlns:wpc="http://schemas.microsoft.com/office/word/2010/wordprocessingCanvas" xmlns:cx="http://schemas.microsoft.com/office/drawing/2014/chartex" xmlns:cx1="http://schemas.microsoft.com/office/drawing/2015/9/8/chartex" xmlns:cx2="http://schemas.microsoft.com/office/drawing/2015/10/21/chartex" xmlns:cx3="http://schemas.microsoft.com/office/drawing/2016/5/9/chartex" xmlns:cx4="http://schemas.microsoft.com/office/drawing/2016/5/10/chartex" xmlns:cx5="http://schemas.microsoft.com/office/drawing/2016/5/11/chartex" xmlns:cx6="http://schemas.microsoft.com/office/drawing/2016/5/12/chartex" xmlns:cx7="http://schemas.microsoft.com/office/drawing/2016/5/13/chartex" xmlns:cx8="http://schemas.microsoft.com/office/drawing/2016/5/14/chartex" xmlns:mc="http://schemas.openxmlformats.org/markup-compatibility/2006" xmlns:aink="http://schemas.microsoft.com/office/drawing/2016/ink" xmlns:am3d="http://schemas.microsoft.com/office/drawing/2017/model3d" xmlns:o="urn:schemas-microsoft-com:office:office" xmlns:oel="http://schemas.microsoft.com/office/2019/extlst" xmlns:r="http://schemas.openxmlformats.org/officeDocument/2006/relationships" xmlns:m="http://schemas.openxmlformats.org/officeDocument/2006/math" xmlns:v="urn:schemas-microsoft-com:vml" xmlns:wp14="http://schemas.microsoft.com/office/word/2010/wordprocessingDrawing" xmlns:wp="http://schemas.openxmlformats.org/drawingml/2006/wordprocessingDrawing" xmlns:w10="urn:schemas-microsoft-com:office:word" xmlns:w="http://schemas.openxmlformats.org/wordprocessingml/2006/main" xmlns:w14="http://schemas.microsoft.com/office/word/2010/wordml" xmlns:w15="http://schemas.microsoft.com/office/word/2012/wordml" xmlns:w16cex="http://schemas.microsoft.com/office/word/2018/wordml/cex" xmlns:w16cid="http://schemas.microsoft.com/office/word/2016/wordml/cid" xmlns:w16="http://schemas.microsoft.com/office/word/2018/wordml" xmlns:w16sdtdh="http://schemas.microsoft.com/office/word/2020/wordml/sdtdatahash" xmlns:w16se="http://schemas.microsoft.com/office/word/2015/wordml/symex" xmlns:wpg="http://schemas.microsoft.com/office/word/2010/wordprocessingGroup" xmlns:wpi="http://schemas.microsoft.com/office/word/2010/wordprocessingInk" xmlns:wne="http://schemas.microsoft.com/office/word/2006/wordml" xmlns:wps="http://schemas.microsoft.com/office/word/2010/wordprocessingShape" mc:Ignorable="w14 w15 w16se w16cid w16 w16cex w16sdtdh wp14">
+<w:endnotes xmlns:wpc="http://schemas.microsoft.com/office/word/2010/wordprocessingCanvas" xmlns:cx="http://schemas.microsoft.com/office/drawing/2014/chartex" xmlns:cx1="http://schemas.microsoft.com/office/drawing/2015/9/8/chartex" xmlns:cx2="http://schemas.microsoft.com/office/drawing/2015/10/21/chartex" xmlns:cx3="http://schemas.microsoft.com/office/drawing/2016/5/9/chartex" xmlns:cx4="http://schemas.microsoft.com/office/drawing/2016/5/10/chartex" xmlns:cx5="http://schemas.microsoft.com/office/drawing/2016/5/11/chartex" xmlns:cx6="http://schemas.microsoft.com/office/drawing/2016/5/12/chartex" xmlns:cx7="http://schemas.microsoft.com/office/drawing/2016/5/13/chartex" xmlns:cx8="http://schemas.microsoft.com/office/drawing/2016/5/14/chartex" xmlns:mc="http://schemas.openxmlformats.org/markup-compatibility/2006" xmlns:aink="http://schemas.microsoft.com/office/drawing/2016/ink" xmlns:am3d="http://schemas.microsoft.com/office/drawing/2017/model3d" xmlns:o="urn:schemas-microsoft-com:office:office" xmlns:oel="http://schemas.microsoft.com/office/2019/extlst" xmlns:r="http://schemas.openxmlformats.org/officeDocument/2006/relationships" xmlns:m="http://schemas.openxmlformats.org/officeDocument/2006/math" xmlns:v="urn:schemas-microsoft-com:vml" xmlns:wp14="http://schemas.microsoft.com/office/word/2010/wordprocessingDrawing" xmlns:wp="http://schemas.openxmlformats.org/drawingml/2006/wordprocessingDrawing" xmlns:w10="urn:schemas-microsoft-com:office:word" xmlns:w="http://schemas.openxmlformats.org/wordprocessingml/2006/main" xmlns:w14="http://schemas.microsoft.com/office/word/2010/wordml" xmlns:w15="http://schemas.microsoft.com/office/word/2012/wordml" xmlns:w16cex="http://schemas.microsoft.com/office/word/2018/wordml/cex" xmlns:w16cid="http://schemas.microsoft.com/office/word/2016/wordml/cid" xmlns:w16="http://schemas.microsoft.com/office/word/2018/wordml" xmlns:w16du="http://schemas.microsoft.com/office/word/2023/wordml/word16du" xmlns:w16sdtdh="http://schemas.microsoft.com/office/word/2020/wordml/sdtdatahash" xmlns:w16sdtfl="http://schemas.microsoft.com/office/word/2024/wordml/sdtformatlock" xmlns:w16se="http://schemas.microsoft.com/office/word/2015/wordml/symex" xmlns:wpg="http://schemas.microsoft.com/office/word/2010/wordprocessingGroup" xmlns:wpi="http://schemas.microsoft.com/office/word/2010/wordprocessingInk" xmlns:wne="http://schemas.microsoft.com/office/word/2006/wordml" xmlns:wps="http://schemas.microsoft.com/office/word/2010/wordprocessingShape" mc:Ignorable="w14 w15 w16se w16cid w16 w16cex w16sdtdh w16sdtfl w16du wp14">
   <w:endnote w:type="separator" w:id="-1">
     <w:p>
       <w:pPr>
@@ -5405,7 +5263,7 @@
 </file>
 
 <file path=word/footer1.xml><?xml version="1.0" encoding="utf-8"?>
-<w:ftr xmlns:wpc="http://schemas.microsoft.com/office/word/2010/wordprocessingCanvas" xmlns:cx="http://schemas.microsoft.com/office/drawing/2014/chartex" xmlns:cx1="http://schemas.microsoft.com/office/drawing/2015/9/8/chartex" xmlns:cx2="http://schemas.microsoft.com/office/drawing/2015/10/21/chartex" xmlns:cx3="http://schemas.microsoft.com/office/drawing/2016/5/9/chartex" xmlns:cx4="http://schemas.microsoft.com/office/drawing/2016/5/10/chartex" xmlns:cx5="http://schemas.microsoft.com/office/drawing/2016/5/11/chartex" xmlns:cx6="http://schemas.microsoft.com/office/drawing/2016/5/12/chartex" xmlns:cx7="http://schemas.microsoft.com/office/drawing/2016/5/13/chartex" xmlns:cx8="http://schemas.microsoft.com/office/drawing/2016/5/14/chartex" xmlns:mc="http://schemas.openxmlformats.org/markup-compatibility/2006" xmlns:aink="http://schemas.microsoft.com/office/drawing/2016/ink" xmlns:am3d="http://schemas.microsoft.com/office/drawing/2017/model3d" xmlns:o="urn:schemas-microsoft-com:office:office" xmlns:oel="http://schemas.microsoft.com/office/2019/extlst" xmlns:r="http://schemas.openxmlformats.org/officeDocument/2006/relationships" xmlns:m="http://schemas.openxmlformats.org/officeDocument/2006/math" xmlns:v="urn:schemas-microsoft-com:vml" xmlns:wp14="http://schemas.microsoft.com/office/word/2010/wordprocessingDrawing" xmlns:wp="http://schemas.openxmlformats.org/drawingml/2006/wordprocessingDrawing" xmlns:w10="urn:schemas-microsoft-com:office:word" xmlns:w="http://schemas.openxmlformats.org/wordprocessingml/2006/main" xmlns:w14="http://schemas.microsoft.com/office/word/2010/wordml" xmlns:w15="http://schemas.microsoft.com/office/word/2012/wordml" xmlns:w16cex="http://schemas.microsoft.com/office/word/2018/wordml/cex" xmlns:w16cid="http://schemas.microsoft.com/office/word/2016/wordml/cid" xmlns:w16="http://schemas.microsoft.com/office/word/2018/wordml" xmlns:w16sdtdh="http://schemas.microsoft.com/office/word/2020/wordml/sdtdatahash" xmlns:w16se="http://schemas.microsoft.com/office/word/2015/wordml/symex" xmlns:wpg="http://schemas.microsoft.com/office/word/2010/wordprocessingGroup" xmlns:wpi="http://schemas.microsoft.com/office/word/2010/wordprocessingInk" xmlns:wne="http://schemas.microsoft.com/office/word/2006/wordml" xmlns:wps="http://schemas.microsoft.com/office/word/2010/wordprocessingShape" mc:Ignorable="w14 w15 w16se w16cid w16 w16cex w16sdtdh wp14">
+<w:ftr xmlns:wpc="http://schemas.microsoft.com/office/word/2010/wordprocessingCanvas" xmlns:cx="http://schemas.microsoft.com/office/drawing/2014/chartex" xmlns:cx1="http://schemas.microsoft.com/office/drawing/2015/9/8/chartex" xmlns:cx2="http://schemas.microsoft.com/office/drawing/2015/10/21/chartex" xmlns:cx3="http://schemas.microsoft.com/office/drawing/2016/5/9/chartex" xmlns:cx4="http://schemas.microsoft.com/office/drawing/2016/5/10/chartex" xmlns:cx5="http://schemas.microsoft.com/office/drawing/2016/5/11/chartex" xmlns:cx6="http://schemas.microsoft.com/office/drawing/2016/5/12/chartex" xmlns:cx7="http://schemas.microsoft.com/office/drawing/2016/5/13/chartex" xmlns:cx8="http://schemas.microsoft.com/office/drawing/2016/5/14/chartex" xmlns:mc="http://schemas.openxmlformats.org/markup-compatibility/2006" xmlns:aink="http://schemas.microsoft.com/office/drawing/2016/ink" xmlns:am3d="http://schemas.microsoft.com/office/drawing/2017/model3d" xmlns:o="urn:schemas-microsoft-com:office:office" xmlns:oel="http://schemas.microsoft.com/office/2019/extlst" xmlns:r="http://schemas.openxmlformats.org/officeDocument/2006/relationships" xmlns:m="http://schemas.openxmlformats.org/officeDocument/2006/math" xmlns:v="urn:schemas-microsoft-com:vml" xmlns:wp14="http://schemas.microsoft.com/office/word/2010/wordprocessingDrawing" xmlns:wp="http://schemas.openxmlformats.org/drawingml/2006/wordprocessingDrawing" xmlns:w10="urn:schemas-microsoft-com:office:word" xmlns:w="http://schemas.openxmlformats.org/wordprocessingml/2006/main" xmlns:w14="http://schemas.microsoft.com/office/word/2010/wordml" xmlns:w15="http://schemas.microsoft.com/office/word/2012/wordml" xmlns:w16cex="http://schemas.microsoft.com/office/word/2018/wordml/cex" xmlns:w16cid="http://schemas.microsoft.com/office/word/2016/wordml/cid" xmlns:w16="http://schemas.microsoft.com/office/word/2018/wordml" xmlns:w16du="http://schemas.microsoft.com/office/word/2023/wordml/word16du" xmlns:w16sdtdh="http://schemas.microsoft.com/office/word/2020/wordml/sdtdatahash" xmlns:w16sdtfl="http://schemas.microsoft.com/office/word/2024/wordml/sdtformatlock" xmlns:w16se="http://schemas.microsoft.com/office/word/2015/wordml/symex" xmlns:wpg="http://schemas.microsoft.com/office/word/2010/wordprocessingGroup" xmlns:wpi="http://schemas.microsoft.com/office/word/2010/wordprocessingInk" xmlns:wne="http://schemas.microsoft.com/office/word/2006/wordml" xmlns:wps="http://schemas.microsoft.com/office/word/2010/wordprocessingShape" mc:Ignorable="w14 w15 w16se w16cid w16 w16cex w16sdtdh w16sdtfl w16du wp14">
   <w:p>
     <w:pPr>
       <w:pStyle w:val="Piedepgina"/>
@@ -5424,7 +5282,7 @@
 </file>
 
 <file path=word/footer2.xml><?xml version="1.0" encoding="utf-8"?>
-<w:ftr xmlns:wpc="http://schemas.microsoft.com/office/word/2010/wordprocessingCanvas" xmlns:cx="http://schemas.microsoft.com/office/drawing/2014/chartex" xmlns:cx1="http://schemas.microsoft.com/office/drawing/2015/9/8/chartex" xmlns:cx2="http://schemas.microsoft.com/office/drawing/2015/10/21/chartex" xmlns:cx3="http://schemas.microsoft.com/office/drawing/2016/5/9/chartex" xmlns:cx4="http://schemas.microsoft.com/office/drawing/2016/5/10/chartex" xmlns:cx5="http://schemas.microsoft.com/office/drawing/2016/5/11/chartex" xmlns:cx6="http://schemas.microsoft.com/office/drawing/2016/5/12/chartex" xmlns:cx7="http://schemas.microsoft.com/office/drawing/2016/5/13/chartex" xmlns:cx8="http://schemas.microsoft.com/office/drawing/2016/5/14/chartex" xmlns:mc="http://schemas.openxmlformats.org/markup-compatibility/2006" xmlns:aink="http://schemas.microsoft.com/office/drawing/2016/ink" xmlns:am3d="http://schemas.microsoft.com/office/drawing/2017/model3d" xmlns:o="urn:schemas-microsoft-com:office:office" xmlns:oel="http://schemas.microsoft.com/office/2019/extlst" xmlns:r="http://schemas.openxmlformats.org/officeDocument/2006/relationships" xmlns:m="http://schemas.openxmlformats.org/officeDocument/2006/math" xmlns:v="urn:schemas-microsoft-com:vml" xmlns:wp14="http://schemas.microsoft.com/office/word/2010/wordprocessingDrawing" xmlns:wp="http://schemas.openxmlformats.org/drawingml/2006/wordprocessingDrawing" xmlns:w10="urn:schemas-microsoft-com:office:word" xmlns:w="http://schemas.openxmlformats.org/wordprocessingml/2006/main" xmlns:w14="http://schemas.microsoft.com/office/word/2010/wordml" xmlns:w15="http://schemas.microsoft.com/office/word/2012/wordml" xmlns:w16cex="http://schemas.microsoft.com/office/word/2018/wordml/cex" xmlns:w16cid="http://schemas.microsoft.com/office/word/2016/wordml/cid" xmlns:w16="http://schemas.microsoft.com/office/word/2018/wordml" xmlns:w16sdtdh="http://schemas.microsoft.com/office/word/2020/wordml/sdtdatahash" xmlns:w16se="http://schemas.microsoft.com/office/word/2015/wordml/symex" xmlns:wpg="http://schemas.microsoft.com/office/word/2010/wordprocessingGroup" xmlns:wpi="http://schemas.microsoft.com/office/word/2010/wordprocessingInk" xmlns:wne="http://schemas.microsoft.com/office/word/2006/wordml" xmlns:wps="http://schemas.microsoft.com/office/word/2010/wordprocessingShape" mc:Ignorable="w14 w15 w16se w16cid w16 w16cex w16sdtdh wp14">
+<w:ftr xmlns:wpc="http://schemas.microsoft.com/office/word/2010/wordprocessingCanvas" xmlns:cx="http://schemas.microsoft.com/office/drawing/2014/chartex" xmlns:cx1="http://schemas.microsoft.com/office/drawing/2015/9/8/chartex" xmlns:cx2="http://schemas.microsoft.com/office/drawing/2015/10/21/chartex" xmlns:cx3="http://schemas.microsoft.com/office/drawing/2016/5/9/chartex" xmlns:cx4="http://schemas.microsoft.com/office/drawing/2016/5/10/chartex" xmlns:cx5="http://schemas.microsoft.com/office/drawing/2016/5/11/chartex" xmlns:cx6="http://schemas.microsoft.com/office/drawing/2016/5/12/chartex" xmlns:cx7="http://schemas.microsoft.com/office/drawing/2016/5/13/chartex" xmlns:cx8="http://schemas.microsoft.com/office/drawing/2016/5/14/chartex" xmlns:mc="http://schemas.openxmlformats.org/markup-compatibility/2006" xmlns:aink="http://schemas.microsoft.com/office/drawing/2016/ink" xmlns:am3d="http://schemas.microsoft.com/office/drawing/2017/model3d" xmlns:o="urn:schemas-microsoft-com:office:office" xmlns:oel="http://schemas.microsoft.com/office/2019/extlst" xmlns:r="http://schemas.openxmlformats.org/officeDocument/2006/relationships" xmlns:m="http://schemas.openxmlformats.org/officeDocument/2006/math" xmlns:v="urn:schemas-microsoft-com:vml" xmlns:wp14="http://schemas.microsoft.com/office/word/2010/wordprocessingDrawing" xmlns:wp="http://schemas.openxmlformats.org/drawingml/2006/wordprocessingDrawing" xmlns:w10="urn:schemas-microsoft-com:office:word" xmlns:w="http://schemas.openxmlformats.org/wordprocessingml/2006/main" xmlns:w14="http://schemas.microsoft.com/office/word/2010/wordml" xmlns:w15="http://schemas.microsoft.com/office/word/2012/wordml" xmlns:w16cex="http://schemas.microsoft.com/office/word/2018/wordml/cex" xmlns:w16cid="http://schemas.microsoft.com/office/word/2016/wordml/cid" xmlns:w16="http://schemas.microsoft.com/office/word/2018/wordml" xmlns:w16du="http://schemas.microsoft.com/office/word/2023/wordml/word16du" xmlns:w16sdtdh="http://schemas.microsoft.com/office/word/2020/wordml/sdtdatahash" xmlns:w16sdtfl="http://schemas.microsoft.com/office/word/2024/wordml/sdtformatlock" xmlns:w16se="http://schemas.microsoft.com/office/word/2015/wordml/symex" xmlns:wpg="http://schemas.microsoft.com/office/word/2010/wordprocessingGroup" xmlns:wpi="http://schemas.microsoft.com/office/word/2010/wordprocessingInk" xmlns:wne="http://schemas.microsoft.com/office/word/2006/wordml" xmlns:wps="http://schemas.microsoft.com/office/word/2010/wordprocessingShape" mc:Ignorable="w14 w15 w16se w16cid w16 w16cex w16sdtdh w16sdtfl w16du wp14">
   <w:sdt>
     <w:sdtPr>
       <w:id w:val="-1232616589"/>
@@ -5501,7 +5359,7 @@
 </file>
 
 <file path=word/footer3.xml><?xml version="1.0" encoding="utf-8"?>
-<w:ftr xmlns:wpc="http://schemas.microsoft.com/office/word/2010/wordprocessingCanvas" xmlns:cx="http://schemas.microsoft.com/office/drawing/2014/chartex" xmlns:cx1="http://schemas.microsoft.com/office/drawing/2015/9/8/chartex" xmlns:cx2="http://schemas.microsoft.com/office/drawing/2015/10/21/chartex" xmlns:cx3="http://schemas.microsoft.com/office/drawing/2016/5/9/chartex" xmlns:cx4="http://schemas.microsoft.com/office/drawing/2016/5/10/chartex" xmlns:cx5="http://schemas.microsoft.com/office/drawing/2016/5/11/chartex" xmlns:cx6="http://schemas.microsoft.com/office/drawing/2016/5/12/chartex" xmlns:cx7="http://schemas.microsoft.com/office/drawing/2016/5/13/chartex" xmlns:cx8="http://schemas.microsoft.com/office/drawing/2016/5/14/chartex" xmlns:mc="http://schemas.openxmlformats.org/markup-compatibility/2006" xmlns:aink="http://schemas.microsoft.com/office/drawing/2016/ink" xmlns:am3d="http://schemas.microsoft.com/office/drawing/2017/model3d" xmlns:o="urn:schemas-microsoft-com:office:office" xmlns:oel="http://schemas.microsoft.com/office/2019/extlst" xmlns:r="http://schemas.openxmlformats.org/officeDocument/2006/relationships" xmlns:m="http://schemas.openxmlformats.org/officeDocument/2006/math" xmlns:v="urn:schemas-microsoft-com:vml" xmlns:wp14="http://schemas.microsoft.com/office/word/2010/wordprocessingDrawing" xmlns:wp="http://schemas.openxmlformats.org/drawingml/2006/wordprocessingDrawing" xmlns:w10="urn:schemas-microsoft-com:office:word" xmlns:w="http://schemas.openxmlformats.org/wordprocessingml/2006/main" xmlns:w14="http://schemas.microsoft.com/office/word/2010/wordml" xmlns:w15="http://schemas.microsoft.com/office/word/2012/wordml" xmlns:w16cex="http://schemas.microsoft.com/office/word/2018/wordml/cex" xmlns:w16cid="http://schemas.microsoft.com/office/word/2016/wordml/cid" xmlns:w16="http://schemas.microsoft.com/office/word/2018/wordml" xmlns:w16sdtdh="http://schemas.microsoft.com/office/word/2020/wordml/sdtdatahash" xmlns:w16se="http://schemas.microsoft.com/office/word/2015/wordml/symex" xmlns:wpg="http://schemas.microsoft.com/office/word/2010/wordprocessingGroup" xmlns:wpi="http://schemas.microsoft.com/office/word/2010/wordprocessingInk" xmlns:wne="http://schemas.microsoft.com/office/word/2006/wordml" xmlns:wps="http://schemas.microsoft.com/office/word/2010/wordprocessingShape" mc:Ignorable="w14 w15 w16se w16cid w16 w16cex w16sdtdh wp14">
+<w:ftr xmlns:wpc="http://schemas.microsoft.com/office/word/2010/wordprocessingCanvas" xmlns:cx="http://schemas.microsoft.com/office/drawing/2014/chartex" xmlns:cx1="http://schemas.microsoft.com/office/drawing/2015/9/8/chartex" xmlns:cx2="http://schemas.microsoft.com/office/drawing/2015/10/21/chartex" xmlns:cx3="http://schemas.microsoft.com/office/drawing/2016/5/9/chartex" xmlns:cx4="http://schemas.microsoft.com/office/drawing/2016/5/10/chartex" xmlns:cx5="http://schemas.microsoft.com/office/drawing/2016/5/11/chartex" xmlns:cx6="http://schemas.microsoft.com/office/drawing/2016/5/12/chartex" xmlns:cx7="http://schemas.microsoft.com/office/drawing/2016/5/13/chartex" xmlns:cx8="http://schemas.microsoft.com/office/drawing/2016/5/14/chartex" xmlns:mc="http://schemas.openxmlformats.org/markup-compatibility/2006" xmlns:aink="http://schemas.microsoft.com/office/drawing/2016/ink" xmlns:am3d="http://schemas.microsoft.com/office/drawing/2017/model3d" xmlns:o="urn:schemas-microsoft-com:office:office" xmlns:oel="http://schemas.microsoft.com/office/2019/extlst" xmlns:r="http://schemas.openxmlformats.org/officeDocument/2006/relationships" xmlns:m="http://schemas.openxmlformats.org/officeDocument/2006/math" xmlns:v="urn:schemas-microsoft-com:vml" xmlns:wp14="http://schemas.microsoft.com/office/word/2010/wordprocessingDrawing" xmlns:wp="http://schemas.openxmlformats.org/drawingml/2006/wordprocessingDrawing" xmlns:w10="urn:schemas-microsoft-com:office:word" xmlns:w="http://schemas.openxmlformats.org/wordprocessingml/2006/main" xmlns:w14="http://schemas.microsoft.com/office/word/2010/wordml" xmlns:w15="http://schemas.microsoft.com/office/word/2012/wordml" xmlns:w16cex="http://schemas.microsoft.com/office/word/2018/wordml/cex" xmlns:w16cid="http://schemas.microsoft.com/office/word/2016/wordml/cid" xmlns:w16="http://schemas.microsoft.com/office/word/2018/wordml" xmlns:w16du="http://schemas.microsoft.com/office/word/2023/wordml/word16du" xmlns:w16sdtdh="http://schemas.microsoft.com/office/word/2020/wordml/sdtdatahash" xmlns:w16sdtfl="http://schemas.microsoft.com/office/word/2024/wordml/sdtformatlock" xmlns:w16se="http://schemas.microsoft.com/office/word/2015/wordml/symex" xmlns:wpg="http://schemas.microsoft.com/office/word/2010/wordprocessingGroup" xmlns:wpi="http://schemas.microsoft.com/office/word/2010/wordprocessingInk" xmlns:wne="http://schemas.microsoft.com/office/word/2006/wordml" xmlns:wps="http://schemas.microsoft.com/office/word/2010/wordprocessingShape" mc:Ignorable="w14 w15 w16se w16cid w16 w16cex w16sdtdh w16sdtfl w16du wp14">
   <w:p>
     <w:pPr>
       <w:pStyle w:val="Piedepgina"/>
@@ -5515,7 +5373,7 @@
 </file>
 
 <file path=word/footnotes.xml><?xml version="1.0" encoding="utf-8"?>
-<w:footnotes xmlns:wpc="http://schemas.microsoft.com/office/word/2010/wordprocessingCanvas" xmlns:cx="http://schemas.microsoft.com/office/drawing/2014/chartex" xmlns:cx1="http://schemas.microsoft.com/office/drawing/2015/9/8/chartex" xmlns:cx2="http://schemas.microsoft.com/office/drawing/2015/10/21/chartex" xmlns:cx3="http://schemas.microsoft.com/office/drawing/2016/5/9/chartex" xmlns:cx4="http://schemas.microsoft.com/office/drawing/2016/5/10/chartex" xmlns:cx5="http://schemas.microsoft.com/office/drawing/2016/5/11/chartex" xmlns:cx6="http://schemas.microsoft.com/office/drawing/2016/5/12/chartex" xmlns:cx7="http://schemas.microsoft.com/office/drawing/2016/5/13/chartex" xmlns:cx8="http://schemas.microsoft.com/office/drawing/2016/5/14/chartex" xmlns:mc="http://schemas.openxmlformats.org/markup-compatibility/2006" xmlns:aink="http://schemas.microsoft.com/office/drawing/2016/ink" xmlns:am3d="http://schemas.microsoft.com/office/drawing/2017/model3d" xmlns:o="urn:schemas-microsoft-com:office:office" xmlns:oel="http://schemas.microsoft.com/office/2019/extlst" xmlns:r="http://schemas.openxmlformats.org/officeDocument/2006/relationships" xmlns:m="http://schemas.openxmlformats.org/officeDocument/2006/math" xmlns:v="urn:schemas-microsoft-com:vml" xmlns:wp14="http://schemas.microsoft.com/office/word/2010/wordprocessingDrawing" xmlns:wp="http://schemas.openxmlformats.org/drawingml/2006/wordprocessingDrawing" xmlns:w10="urn:schemas-microsoft-com:office:word" xmlns:w="http://schemas.openxmlformats.org/wordprocessingml/2006/main" xmlns:w14="http://schemas.microsoft.com/office/word/2010/wordml" xmlns:w15="http://schemas.microsoft.com/office/word/2012/wordml" xmlns:w16cex="http://schemas.microsoft.com/office/word/2018/wordml/cex" xmlns:w16cid="http://schemas.microsoft.com/office/word/2016/wordml/cid" xmlns:w16="http://schemas.microsoft.com/office/word/2018/wordml" xmlns:w16sdtdh="http://schemas.microsoft.com/office/word/2020/wordml/sdtdatahash" xmlns:w16se="http://schemas.microsoft.com/office/word/2015/wordml/symex" xmlns:wpg="http://schemas.microsoft.com/office/word/2010/wordprocessingGroup" xmlns:wpi="http://schemas.microsoft.com/office/word/2010/wordprocessingInk" xmlns:wne="http://schemas.microsoft.com/office/word/2006/wordml" xmlns:wps="http://schemas.microsoft.com/office/word/2010/wordprocessingShape" mc:Ignorable="w14 w15 w16se w16cid w16 w16cex w16sdtdh wp14">
+<w:footnotes xmlns:wpc="http://schemas.microsoft.com/office/word/2010/wordprocessingCanvas" xmlns:cx="http://schemas.microsoft.com/office/drawing/2014/chartex" xmlns:cx1="http://schemas.microsoft.com/office/drawing/2015/9/8/chartex" xmlns:cx2="http://schemas.microsoft.com/office/drawing/2015/10/21/chartex" xmlns:cx3="http://schemas.microsoft.com/office/drawing/2016/5/9/chartex" xmlns:cx4="http://schemas.microsoft.com/office/drawing/2016/5/10/chartex" xmlns:cx5="http://schemas.microsoft.com/office/drawing/2016/5/11/chartex" xmlns:cx6="http://schemas.microsoft.com/office/drawing/2016/5/12/chartex" xmlns:cx7="http://schemas.microsoft.com/office/drawing/2016/5/13/chartex" xmlns:cx8="http://schemas.microsoft.com/office/drawing/2016/5/14/chartex" xmlns:mc="http://schemas.openxmlformats.org/markup-compatibility/2006" xmlns:aink="http://schemas.microsoft.com/office/drawing/2016/ink" xmlns:am3d="http://schemas.microsoft.com/office/drawing/2017/model3d" xmlns:o="urn:schemas-microsoft-com:office:office" xmlns:oel="http://schemas.microsoft.com/office/2019/extlst" xmlns:r="http://schemas.openxmlformats.org/officeDocument/2006/relationships" xmlns:m="http://schemas.openxmlformats.org/officeDocument/2006/math" xmlns:v="urn:schemas-microsoft-com:vml" xmlns:wp14="http://schemas.microsoft.com/office/word/2010/wordprocessingDrawing" xmlns:wp="http://schemas.openxmlformats.org/drawingml/2006/wordprocessingDrawing" xmlns:w10="urn:schemas-microsoft-com:office:word" xmlns:w="http://schemas.openxmlformats.org/wordprocessingml/2006/main" xmlns:w14="http://schemas.microsoft.com/office/word/2010/wordml" xmlns:w15="http://schemas.microsoft.com/office/word/2012/wordml" xmlns:w16cex="http://schemas.microsoft.com/office/word/2018/wordml/cex" xmlns:w16cid="http://schemas.microsoft.com/office/word/2016/wordml/cid" xmlns:w16="http://schemas.microsoft.com/office/word/2018/wordml" xmlns:w16du="http://schemas.microsoft.com/office/word/2023/wordml/word16du" xmlns:w16sdtdh="http://schemas.microsoft.com/office/word/2020/wordml/sdtdatahash" xmlns:w16sdtfl="http://schemas.microsoft.com/office/word/2024/wordml/sdtformatlock" xmlns:w16se="http://schemas.microsoft.com/office/word/2015/wordml/symex" xmlns:wpg="http://schemas.microsoft.com/office/word/2010/wordprocessingGroup" xmlns:wpi="http://schemas.microsoft.com/office/word/2010/wordprocessingInk" xmlns:wne="http://schemas.microsoft.com/office/word/2006/wordml" xmlns:wps="http://schemas.microsoft.com/office/word/2010/wordprocessingShape" mc:Ignorable="w14 w15 w16se w16cid w16 w16cex w16sdtdh w16sdtfl w16du wp14">
   <w:footnote w:type="separator" w:id="-1">
     <w:p>
       <w:pPr>
@@ -5540,7 +5398,7 @@
 </file>
 
 <file path=word/header1.xml><?xml version="1.0" encoding="utf-8"?>
-<w:hdr xmlns:wpc="http://schemas.microsoft.com/office/word/2010/wordprocessingCanvas" xmlns:cx="http://schemas.microsoft.com/office/drawing/2014/chartex" xmlns:cx1="http://schemas.microsoft.com/office/drawing/2015/9/8/chartex" xmlns:cx2="http://schemas.microsoft.com/office/drawing/2015/10/21/chartex" xmlns:cx3="http://schemas.microsoft.com/office/drawing/2016/5/9/chartex" xmlns:cx4="http://schemas.microsoft.com/office/drawing/2016/5/10/chartex" xmlns:cx5="http://schemas.microsoft.com/office/drawing/2016/5/11/chartex" xmlns:cx6="http://schemas.microsoft.com/office/drawing/2016/5/12/chartex" xmlns:cx7="http://schemas.microsoft.com/office/drawing/2016/5/13/chartex" xmlns:cx8="http://schemas.microsoft.com/office/drawing/2016/5/14/chartex" xmlns:mc="http://schemas.openxmlformats.org/markup-compatibility/2006" xmlns:aink="http://schemas.microsoft.com/office/drawing/2016/ink" xmlns:am3d="http://schemas.microsoft.com/office/drawing/2017/model3d" xmlns:o="urn:schemas-microsoft-com:office:office" xmlns:oel="http://schemas.microsoft.com/office/2019/extlst" xmlns:r="http://schemas.openxmlformats.org/officeDocument/2006/relationships" xmlns:m="http://schemas.openxmlformats.org/officeDocument/2006/math" xmlns:v="urn:schemas-microsoft-com:vml" xmlns:wp14="http://schemas.microsoft.com/office/word/2010/wordprocessingDrawing" xmlns:wp="http://schemas.openxmlformats.org/drawingml/2006/wordprocessingDrawing" xmlns:w10="urn:schemas-microsoft-com:office:word" xmlns:w="http://schemas.openxmlformats.org/wordprocessingml/2006/main" xmlns:w14="http://schemas.microsoft.com/office/word/2010/wordml" xmlns:w15="http://schemas.microsoft.com/office/word/2012/wordml" xmlns:w16cex="http://schemas.microsoft.com/office/word/2018/wordml/cex" xmlns:w16cid="http://schemas.microsoft.com/office/word/2016/wordml/cid" xmlns:w16="http://schemas.microsoft.com/office/word/2018/wordml" xmlns:w16sdtdh="http://schemas.microsoft.com/office/word/2020/wordml/sdtdatahash" xmlns:w16se="http://schemas.microsoft.com/office/word/2015/wordml/symex" xmlns:wpg="http://schemas.microsoft.com/office/word/2010/wordprocessingGroup" xmlns:wpi="http://schemas.microsoft.com/office/word/2010/wordprocessingInk" xmlns:wne="http://schemas.microsoft.com/office/word/2006/wordml" xmlns:wps="http://schemas.microsoft.com/office/word/2010/wordprocessingShape" mc:Ignorable="w14 w15 w16se w16cid w16 w16cex w16sdtdh wp14">
+<w:hdr xmlns:wpc="http://schemas.microsoft.com/office/word/2010/wordprocessingCanvas" xmlns:cx="http://schemas.microsoft.com/office/drawing/2014/chartex" xmlns:cx1="http://schemas.microsoft.com/office/drawing/2015/9/8/chartex" xmlns:cx2="http://schemas.microsoft.com/office/drawing/2015/10/21/chartex" xmlns:cx3="http://schemas.microsoft.com/office/drawing/2016/5/9/chartex" xmlns:cx4="http://schemas.microsoft.com/office/drawing/2016/5/10/chartex" xmlns:cx5="http://schemas.microsoft.com/office/drawing/2016/5/11/chartex" xmlns:cx6="http://schemas.microsoft.com/office/drawing/2016/5/12/chartex" xmlns:cx7="http://schemas.microsoft.com/office/drawing/2016/5/13/chartex" xmlns:cx8="http://schemas.microsoft.com/office/drawing/2016/5/14/chartex" xmlns:mc="http://schemas.openxmlformats.org/markup-compatibility/2006" xmlns:aink="http://schemas.microsoft.com/office/drawing/2016/ink" xmlns:am3d="http://schemas.microsoft.com/office/drawing/2017/model3d" xmlns:o="urn:schemas-microsoft-com:office:office" xmlns:oel="http://schemas.microsoft.com/office/2019/extlst" xmlns:r="http://schemas.openxmlformats.org/officeDocument/2006/relationships" xmlns:m="http://schemas.openxmlformats.org/officeDocument/2006/math" xmlns:v="urn:schemas-microsoft-com:vml" xmlns:wp14="http://schemas.microsoft.com/office/word/2010/wordprocessingDrawing" xmlns:wp="http://schemas.openxmlformats.org/drawingml/2006/wordprocessingDrawing" xmlns:w10="urn:schemas-microsoft-com:office:word" xmlns:w="http://schemas.openxmlformats.org/wordprocessingml/2006/main" xmlns:w14="http://schemas.microsoft.com/office/word/2010/wordml" xmlns:w15="http://schemas.microsoft.com/office/word/2012/wordml" xmlns:w16cex="http://schemas.microsoft.com/office/word/2018/wordml/cex" xmlns:w16cid="http://schemas.microsoft.com/office/word/2016/wordml/cid" xmlns:w16="http://schemas.microsoft.com/office/word/2018/wordml" xmlns:w16du="http://schemas.microsoft.com/office/word/2023/wordml/word16du" xmlns:w16sdtdh="http://schemas.microsoft.com/office/word/2020/wordml/sdtdatahash" xmlns:w16sdtfl="http://schemas.microsoft.com/office/word/2024/wordml/sdtformatlock" xmlns:w16se="http://schemas.microsoft.com/office/word/2015/wordml/symex" xmlns:wpg="http://schemas.microsoft.com/office/word/2010/wordprocessingGroup" xmlns:wpi="http://schemas.microsoft.com/office/word/2010/wordprocessingInk" xmlns:wne="http://schemas.microsoft.com/office/word/2006/wordml" xmlns:wps="http://schemas.microsoft.com/office/word/2010/wordprocessingShape" mc:Ignorable="w14 w15 w16se w16cid w16 w16cex w16sdtdh w16sdtfl w16du wp14">
   <w:p>
     <w:pPr>
       <w:pStyle w:val="Encabezado"/>
@@ -5556,7 +5414,7 @@
 </file>
 
 <file path=word/header2.xml><?xml version="1.0" encoding="utf-8"?>
-<w:hdr xmlns:wpc="http://schemas.microsoft.com/office/word/2010/wordprocessingCanvas" xmlns:cx="http://schemas.microsoft.com/office/drawing/2014/chartex" xmlns:cx1="http://schemas.microsoft.com/office/drawing/2015/9/8/chartex" xmlns:cx2="http://schemas.microsoft.com/office/drawing/2015/10/21/chartex" xmlns:cx3="http://schemas.microsoft.com/office/drawing/2016/5/9/chartex" xmlns:cx4="http://schemas.microsoft.com/office/drawing/2016/5/10/chartex" xmlns:cx5="http://schemas.microsoft.com/office/drawing/2016/5/11/chartex" xmlns:cx6="http://schemas.microsoft.com/office/drawing/2016/5/12/chartex" xmlns:cx7="http://schemas.microsoft.com/office/drawing/2016/5/13/chartex" xmlns:cx8="http://schemas.microsoft.com/office/drawing/2016/5/14/chartex" xmlns:mc="http://schemas.openxmlformats.org/markup-compatibility/2006" xmlns:aink="http://schemas.microsoft.com/office/drawing/2016/ink" xmlns:am3d="http://schemas.microsoft.com/office/drawing/2017/model3d" xmlns:o="urn:schemas-microsoft-com:office:office" xmlns:oel="http://schemas.microsoft.com/office/2019/extlst" xmlns:r="http://schemas.openxmlformats.org/officeDocument/2006/relationships" xmlns:m="http://schemas.openxmlformats.org/officeDocument/2006/math" xmlns:v="urn:schemas-microsoft-com:vml" xmlns:wp14="http://schemas.microsoft.com/office/word/2010/wordprocessingDrawing" xmlns:wp="http://schemas.openxmlformats.org/drawingml/2006/wordprocessingDrawing" xmlns:w10="urn:schemas-microsoft-com:office:word" xmlns:w="http://schemas.openxmlformats.org/wordprocessingml/2006/main" xmlns:w14="http://schemas.microsoft.com/office/word/2010/wordml" xmlns:w15="http://schemas.microsoft.com/office/word/2012/wordml" xmlns:w16cex="http://schemas.microsoft.com/office/word/2018/wordml/cex" xmlns:w16cid="http://schemas.microsoft.com/office/word/2016/wordml/cid" xmlns:w16="http://schemas.microsoft.com/office/word/2018/wordml" xmlns:w16sdtdh="http://schemas.microsoft.com/office/word/2020/wordml/sdtdatahash" xmlns:w16se="http://schemas.microsoft.com/office/word/2015/wordml/symex" xmlns:wpg="http://schemas.microsoft.com/office/word/2010/wordprocessingGroup" xmlns:wpi="http://schemas.microsoft.com/office/word/2010/wordprocessingInk" xmlns:wne="http://schemas.microsoft.com/office/word/2006/wordml" xmlns:wps="http://schemas.microsoft.com/office/word/2010/wordprocessingShape" mc:Ignorable="w14 w15 w16se w16cid w16 w16cex w16sdtdh wp14">
+<w:hdr xmlns:wpc="http://schemas.microsoft.com/office/word/2010/wordprocessingCanvas" xmlns:cx="http://schemas.microsoft.com/office/drawing/2014/chartex" xmlns:cx1="http://schemas.microsoft.com/office/drawing/2015/9/8/chartex" xmlns:cx2="http://schemas.microsoft.com/office/drawing/2015/10/21/chartex" xmlns:cx3="http://schemas.microsoft.com/office/drawing/2016/5/9/chartex" xmlns:cx4="http://schemas.microsoft.com/office/drawing/2016/5/10/chartex" xmlns:cx5="http://schemas.microsoft.com/office/drawing/2016/5/11/chartex" xmlns:cx6="http://schemas.microsoft.com/office/drawing/2016/5/12/chartex" xmlns:cx7="http://schemas.microsoft.com/office/drawing/2016/5/13/chartex" xmlns:cx8="http://schemas.microsoft.com/office/drawing/2016/5/14/chartex" xmlns:mc="http://schemas.openxmlformats.org/markup-compatibility/2006" xmlns:aink="http://schemas.microsoft.com/office/drawing/2016/ink" xmlns:am3d="http://schemas.microsoft.com/office/drawing/2017/model3d" xmlns:o="urn:schemas-microsoft-com:office:office" xmlns:oel="http://schemas.microsoft.com/office/2019/extlst" xmlns:r="http://schemas.openxmlformats.org/officeDocument/2006/relationships" xmlns:m="http://schemas.openxmlformats.org/officeDocument/2006/math" xmlns:v="urn:schemas-microsoft-com:vml" xmlns:wp14="http://schemas.microsoft.com/office/word/2010/wordprocessingDrawing" xmlns:wp="http://schemas.openxmlformats.org/drawingml/2006/wordprocessingDrawing" xmlns:w10="urn:schemas-microsoft-com:office:word" xmlns:w="http://schemas.openxmlformats.org/wordprocessingml/2006/main" xmlns:w14="http://schemas.microsoft.com/office/word/2010/wordml" xmlns:w15="http://schemas.microsoft.com/office/word/2012/wordml" xmlns:w16cex="http://schemas.microsoft.com/office/word/2018/wordml/cex" xmlns:w16cid="http://schemas.microsoft.com/office/word/2016/wordml/cid" xmlns:w16="http://schemas.microsoft.com/office/word/2018/wordml" xmlns:w16du="http://schemas.microsoft.com/office/word/2023/wordml/word16du" xmlns:w16sdtdh="http://schemas.microsoft.com/office/word/2020/wordml/sdtdatahash" xmlns:w16sdtfl="http://schemas.microsoft.com/office/word/2024/wordml/sdtformatlock" xmlns:w16se="http://schemas.microsoft.com/office/word/2015/wordml/symex" xmlns:wpg="http://schemas.microsoft.com/office/word/2010/wordprocessingGroup" xmlns:wpi="http://schemas.microsoft.com/office/word/2010/wordprocessingInk" xmlns:wne="http://schemas.microsoft.com/office/word/2006/wordml" xmlns:wps="http://schemas.microsoft.com/office/word/2010/wordprocessingShape" mc:Ignorable="w14 w15 w16se w16cid w16 w16cex w16sdtdh w16sdtfl w16du wp14">
   <w:p>
     <w:pPr>
       <w:pStyle w:val="Encabezado"/>
@@ -5566,7 +5424,7 @@
 </file>
 
 <file path=word/header3.xml><?xml version="1.0" encoding="utf-8"?>
-<w:hdr xmlns:wpc="http://schemas.microsoft.com/office/word/2010/wordprocessingCanvas" xmlns:cx="http://schemas.microsoft.com/office/drawing/2014/chartex" xmlns:cx1="http://schemas.microsoft.com/office/drawing/2015/9/8/chartex" xmlns:cx2="http://schemas.microsoft.com/office/drawing/2015/10/21/chartex" xmlns:cx3="http://schemas.microsoft.com/office/drawing/2016/5/9/chartex" xmlns:cx4="http://schemas.microsoft.com/office/drawing/2016/5/10/chartex" xmlns:cx5="http://schemas.microsoft.com/office/drawing/2016/5/11/chartex" xmlns:cx6="http://schemas.microsoft.com/office/drawing/2016/5/12/chartex" xmlns:cx7="http://schemas.microsoft.com/office/drawing/2016/5/13/chartex" xmlns:cx8="http://schemas.microsoft.com/office/drawing/2016/5/14/chartex" xmlns:mc="http://schemas.openxmlformats.org/markup-compatibility/2006" xmlns:aink="http://schemas.microsoft.com/office/drawing/2016/ink" xmlns:am3d="http://schemas.microsoft.com/office/drawing/2017/model3d" xmlns:o="urn:schemas-microsoft-com:office:office" xmlns:oel="http://schemas.microsoft.com/office/2019/extlst" xmlns:r="http://schemas.openxmlformats.org/officeDocument/2006/relationships" xmlns:m="http://schemas.openxmlformats.org/officeDocument/2006/math" xmlns:v="urn:schemas-microsoft-com:vml" xmlns:wp14="http://schemas.microsoft.com/office/word/2010/wordprocessingDrawing" xmlns:wp="http://schemas.openxmlformats.org/drawingml/2006/wordprocessingDrawing" xmlns:w10="urn:schemas-microsoft-com:office:word" xmlns:w="http://schemas.openxmlformats.org/wordprocessingml/2006/main" xmlns:w14="http://schemas.microsoft.com/office/word/2010/wordml" xmlns:w15="http://schemas.microsoft.com/office/word/2012/wordml" xmlns:w16cex="http://schemas.microsoft.com/office/word/2018/wordml/cex" xmlns:w16cid="http://schemas.microsoft.com/office/word/2016/wordml/cid" xmlns:w16="http://schemas.microsoft.com/office/word/2018/wordml" xmlns:w16sdtdh="http://schemas.microsoft.com/office/word/2020/wordml/sdtdatahash" xmlns:w16se="http://schemas.microsoft.com/office/word/2015/wordml/symex" xmlns:wpg="http://schemas.microsoft.com/office/word/2010/wordprocessingGroup" xmlns:wpi="http://schemas.microsoft.com/office/word/2010/wordprocessingInk" xmlns:wne="http://schemas.microsoft.com/office/word/2006/wordml" xmlns:wps="http://schemas.microsoft.com/office/word/2010/wordprocessingShape" mc:Ignorable="w14 w15 w16se w16cid w16 w16cex w16sdtdh wp14">
+<w:hdr xmlns:wpc="http://schemas.microsoft.com/office/word/2010/wordprocessingCanvas" xmlns:cx="http://schemas.microsoft.com/office/drawing/2014/chartex" xmlns:cx1="http://schemas.microsoft.com/office/drawing/2015/9/8/chartex" xmlns:cx2="http://schemas.microsoft.com/office/drawing/2015/10/21/chartex" xmlns:cx3="http://schemas.microsoft.com/office/drawing/2016/5/9/chartex" xmlns:cx4="http://schemas.microsoft.com/office/drawing/2016/5/10/chartex" xmlns:cx5="http://schemas.microsoft.com/office/drawing/2016/5/11/chartex" xmlns:cx6="http://schemas.microsoft.com/office/drawing/2016/5/12/chartex" xmlns:cx7="http://schemas.microsoft.com/office/drawing/2016/5/13/chartex" xmlns:cx8="http://schemas.microsoft.com/office/drawing/2016/5/14/chartex" xmlns:mc="http://schemas.openxmlformats.org/markup-compatibility/2006" xmlns:aink="http://schemas.microsoft.com/office/drawing/2016/ink" xmlns:am3d="http://schemas.microsoft.com/office/drawing/2017/model3d" xmlns:o="urn:schemas-microsoft-com:office:office" xmlns:oel="http://schemas.microsoft.com/office/2019/extlst" xmlns:r="http://schemas.openxmlformats.org/officeDocument/2006/relationships" xmlns:m="http://schemas.openxmlformats.org/officeDocument/2006/math" xmlns:v="urn:schemas-microsoft-com:vml" xmlns:wp14="http://schemas.microsoft.com/office/word/2010/wordprocessingDrawing" xmlns:wp="http://schemas.openxmlformats.org/drawingml/2006/wordprocessingDrawing" xmlns:w10="urn:schemas-microsoft-com:office:word" xmlns:w="http://schemas.openxmlformats.org/wordprocessingml/2006/main" xmlns:w14="http://schemas.microsoft.com/office/word/2010/wordml" xmlns:w15="http://schemas.microsoft.com/office/word/2012/wordml" xmlns:w16cex="http://schemas.microsoft.com/office/word/2018/wordml/cex" xmlns:w16cid="http://schemas.microsoft.com/office/word/2016/wordml/cid" xmlns:w16="http://schemas.microsoft.com/office/word/2018/wordml" xmlns:w16du="http://schemas.microsoft.com/office/word/2023/wordml/word16du" xmlns:w16sdtdh="http://schemas.microsoft.com/office/word/2020/wordml/sdtdatahash" xmlns:w16sdtfl="http://schemas.microsoft.com/office/word/2024/wordml/sdtformatlock" xmlns:w16se="http://schemas.microsoft.com/office/word/2015/wordml/symex" xmlns:wpg="http://schemas.microsoft.com/office/word/2010/wordprocessingGroup" xmlns:wpi="http://schemas.microsoft.com/office/word/2010/wordprocessingInk" xmlns:wne="http://schemas.microsoft.com/office/word/2006/wordml" xmlns:wps="http://schemas.microsoft.com/office/word/2010/wordprocessingShape" mc:Ignorable="w14 w15 w16se w16cid w16 w16cex w16sdtdh w16sdtfl w16du wp14">
   <w:sdt>
     <w:sdtPr>
       <w:id w:val="-2037183513"/>
@@ -5611,7 +5469,7 @@
 </file>
 
 <file path=word/numbering.xml><?xml version="1.0" encoding="utf-8"?>
-<w:numbering xmlns:wpc="http://schemas.microsoft.com/office/word/2010/wordprocessingCanvas" xmlns:cx="http://schemas.microsoft.com/office/drawing/2014/chartex" xmlns:cx1="http://schemas.microsoft.com/office/drawing/2015/9/8/chartex" xmlns:cx2="http://schemas.microsoft.com/office/drawing/2015/10/21/chartex" xmlns:cx3="http://schemas.microsoft.com/office/drawing/2016/5/9/chartex" xmlns:cx4="http://schemas.microsoft.com/office/drawing/2016/5/10/chartex" xmlns:cx5="http://schemas.microsoft.com/office/drawing/2016/5/11/chartex" xmlns:cx6="http://schemas.microsoft.com/office/drawing/2016/5/12/chartex" xmlns:cx7="http://schemas.microsoft.com/office/drawing/2016/5/13/chartex" xmlns:cx8="http://schemas.microsoft.com/office/drawing/2016/5/14/chartex" xmlns:mc="http://schemas.openxmlformats.org/markup-compatibility/2006" xmlns:aink="http://schemas.microsoft.com/office/drawing/2016/ink" xmlns:am3d="http://schemas.microsoft.com/office/drawing/2017/model3d" xmlns:o="urn:schemas-microsoft-com:office:office" xmlns:oel="http://schemas.microsoft.com/office/2019/extlst" xmlns:r="http://schemas.openxmlformats.org/officeDocument/2006/relationships" xmlns:m="http://schemas.openxmlformats.org/officeDocument/2006/math" xmlns:v="urn:schemas-microsoft-com:vml" xmlns:wp14="http://schemas.microsoft.com/office/word/2010/wordprocessingDrawing" xmlns:wp="http://schemas.openxmlformats.org/drawingml/2006/wordprocessingDrawing" xmlns:w10="urn:schemas-microsoft-com:office:word" xmlns:w="http://schemas.openxmlformats.org/wordprocessingml/2006/main" xmlns:w14="http://schemas.microsoft.com/office/word/2010/wordml" xmlns:w15="http://schemas.microsoft.com/office/word/2012/wordml" xmlns:w16cex="http://schemas.microsoft.com/office/word/2018/wordml/cex" xmlns:w16cid="http://schemas.microsoft.com/office/word/2016/wordml/cid" xmlns:w16="http://schemas.microsoft.com/office/word/2018/wordml" xmlns:w16sdtdh="http://schemas.microsoft.com/office/word/2020/wordml/sdtdatahash" xmlns:w16se="http://schemas.microsoft.com/office/word/2015/wordml/symex" xmlns:wpg="http://schemas.microsoft.com/office/word/2010/wordprocessingGroup" xmlns:wpi="http://schemas.microsoft.com/office/word/2010/wordprocessingInk" xmlns:wne="http://schemas.microsoft.com/office/word/2006/wordml" xmlns:wps="http://schemas.microsoft.com/office/word/2010/wordprocessingShape" mc:Ignorable="w14 w15 w16se w16cid w16 w16cex w16sdtdh wp14">
+<w:numbering xmlns:wpc="http://schemas.microsoft.com/office/word/2010/wordprocessingCanvas" xmlns:cx="http://schemas.microsoft.com/office/drawing/2014/chartex" xmlns:cx1="http://schemas.microsoft.com/office/drawing/2015/9/8/chartex" xmlns:cx2="http://schemas.microsoft.com/office/drawing/2015/10/21/chartex" xmlns:cx3="http://schemas.microsoft.com/office/drawing/2016/5/9/chartex" xmlns:cx4="http://schemas.microsoft.com/office/drawing/2016/5/10/chartex" xmlns:cx5="http://schemas.microsoft.com/office/drawing/2016/5/11/chartex" xmlns:cx6="http://schemas.microsoft.com/office/drawing/2016/5/12/chartex" xmlns:cx7="http://schemas.microsoft.com/office/drawing/2016/5/13/chartex" xmlns:cx8="http://schemas.microsoft.com/office/drawing/2016/5/14/chartex" xmlns:mc="http://schemas.openxmlformats.org/markup-compatibility/2006" xmlns:aink="http://schemas.microsoft.com/office/drawing/2016/ink" xmlns:am3d="http://schemas.microsoft.com/office/drawing/2017/model3d" xmlns:o="urn:schemas-microsoft-com:office:office" xmlns:oel="http://schemas.microsoft.com/office/2019/extlst" xmlns:r="http://schemas.openxmlformats.org/officeDocument/2006/relationships" xmlns:m="http://schemas.openxmlformats.org/officeDocument/2006/math" xmlns:v="urn:schemas-microsoft-com:vml" xmlns:wp14="http://schemas.microsoft.com/office/word/2010/wordprocessingDrawing" xmlns:wp="http://schemas.openxmlformats.org/drawingml/2006/wordprocessingDrawing" xmlns:w10="urn:schemas-microsoft-com:office:word" xmlns:w="http://schemas.openxmlformats.org/wordprocessingml/2006/main" xmlns:w14="http://schemas.microsoft.com/office/word/2010/wordml" xmlns:w15="http://schemas.microsoft.com/office/word/2012/wordml" xmlns:w16cex="http://schemas.microsoft.com/office/word/2018/wordml/cex" xmlns:w16cid="http://schemas.microsoft.com/office/word/2016/wordml/cid" xmlns:w16="http://schemas.microsoft.com/office/word/2018/wordml" xmlns:w16du="http://schemas.microsoft.com/office/word/2023/wordml/word16du" xmlns:w16sdtdh="http://schemas.microsoft.com/office/word/2020/wordml/sdtdatahash" xmlns:w16sdtfl="http://schemas.microsoft.com/office/word/2024/wordml/sdtformatlock" xmlns:w16se="http://schemas.microsoft.com/office/word/2015/wordml/symex" xmlns:wpg="http://schemas.microsoft.com/office/word/2010/wordprocessingGroup" xmlns:wpi="http://schemas.microsoft.com/office/word/2010/wordprocessingInk" xmlns:wne="http://schemas.microsoft.com/office/word/2006/wordml" xmlns:wps="http://schemas.microsoft.com/office/word/2010/wordprocessingShape" mc:Ignorable="w14 w15 w16se w16cid w16 w16cex w16sdtdh w16sdtfl w16du wp14">
   <w:abstractNum w:abstractNumId="0" w15:restartNumberingAfterBreak="0">
     <w:nsid w:val="27257599"/>
     <w:multiLevelType w:val="multilevel"/>
@@ -7003,7 +6861,7 @@
 </file>
 
 <file path=word/styles.xml><?xml version="1.0" encoding="utf-8"?>
-<w:styles xmlns:mc="http://schemas.openxmlformats.org/markup-compatibility/2006" xmlns:r="http://schemas.openxmlformats.org/officeDocument/2006/relationships" xmlns:w="http://schemas.openxmlformats.org/wordprocessingml/2006/main" xmlns:w14="http://schemas.microsoft.com/office/word/2010/wordml" xmlns:w15="http://schemas.microsoft.com/office/word/2012/wordml" xmlns:w16cex="http://schemas.microsoft.com/office/word/2018/wordml/cex" xmlns:w16cid="http://schemas.microsoft.com/office/word/2016/wordml/cid" xmlns:w16="http://schemas.microsoft.com/office/word/2018/wordml" xmlns:w16sdtdh="http://schemas.microsoft.com/office/word/2020/wordml/sdtdatahash" xmlns:w16se="http://schemas.microsoft.com/office/word/2015/wordml/symex" mc:Ignorable="w14 w15 w16se w16cid w16 w16cex w16sdtdh">
+<w:styles xmlns:mc="http://schemas.openxmlformats.org/markup-compatibility/2006" xmlns:r="http://schemas.openxmlformats.org/officeDocument/2006/relationships" xmlns:w="http://schemas.openxmlformats.org/wordprocessingml/2006/main" xmlns:w14="http://schemas.microsoft.com/office/word/2010/wordml" xmlns:w15="http://schemas.microsoft.com/office/word/2012/wordml" xmlns:w16cex="http://schemas.microsoft.com/office/word/2018/wordml/cex" xmlns:w16cid="http://schemas.microsoft.com/office/word/2016/wordml/cid" xmlns:w16="http://schemas.microsoft.com/office/word/2018/wordml" xmlns:w16du="http://schemas.microsoft.com/office/word/2023/wordml/word16du" xmlns:w16sdtdh="http://schemas.microsoft.com/office/word/2020/wordml/sdtdatahash" xmlns:w16sdtfl="http://schemas.microsoft.com/office/word/2024/wordml/sdtformatlock" xmlns:w16se="http://schemas.microsoft.com/office/word/2015/wordml/symex" mc:Ignorable="w14 w15 w16se w16cid w16 w16cex w16sdtdh w16sdtfl w16du">
   <w:docDefaults>
     <w:rPrDefault>
       <w:rPr>
@@ -7605,6 +7463,7 @@
   <w:style w:type="character" w:default="1" w:styleId="Fuentedeprrafopredeter">
     <w:name w:val="Default Paragraph Font"/>
     <w:uiPriority w:val="1"/>
+    <w:semiHidden/>
     <w:unhideWhenUsed/>
   </w:style>
   <w:style w:type="table" w:default="1" w:styleId="Tablanormal">

--- a/Capitulos de Tesis/Preliminares.docx
+++ b/Capitulos de Tesis/Preliminares.docx
@@ -2142,7 +2142,23 @@
           <w:rFonts w:ascii="Arial" w:hAnsi="Arial" w:cs="Arial"/>
           <w:lang w:val="es-ES"/>
         </w:rPr>
-        <w:t>. En especial a mi papá Yorlly Araujo, quién fue la razón que me motivo a estudiar esta carrera que estoy finalizando. A mi hermano, por darme</w:t>
+        <w:t xml:space="preserve">. En especial a mi papá </w:t>
+      </w:r>
+      <w:proofErr w:type="spellStart"/>
+      <w:r>
+        <w:rPr>
+          <w:rFonts w:ascii="Arial" w:hAnsi="Arial" w:cs="Arial"/>
+          <w:lang w:val="es-ES"/>
+        </w:rPr>
+        <w:t>Yorlly</w:t>
+      </w:r>
+      <w:proofErr w:type="spellEnd"/>
+      <w:r>
+        <w:rPr>
+          <w:rFonts w:ascii="Arial" w:hAnsi="Arial" w:cs="Arial"/>
+          <w:lang w:val="es-ES"/>
+        </w:rPr>
+        <w:t xml:space="preserve"> Araujo, quién fue la razón que me motivo a estudiar esta carrera que estoy finalizando. A mi hermano, por darme</w:t>
       </w:r>
       <w:r>
         <w:rPr>
@@ -2410,42 +2426,7 @@
           <w:rFonts w:ascii="Arial" w:hAnsi="Arial" w:cs="Arial"/>
           <w:lang w:val="es-ES"/>
         </w:rPr>
-        <w:t xml:space="preserve"> </w:t>
-      </w:r>
-      <w:r>
-        <w:rPr>
-          <w:rFonts w:ascii="Arial" w:hAnsi="Arial" w:cs="Arial"/>
-          <w:lang w:val="es-ES"/>
-        </w:rPr>
-        <w:t>Agradecemos enormemente a todas las personas que nos apoyaron y contribuyeron a que esto fuera posible. En especial a nuestros padres, amigos, familiares y a todos los que nos acompañaron en este viaje.</w:t>
-      </w:r>
-      <w:r>
-        <w:rPr>
-          <w:rFonts w:ascii="Arial" w:hAnsi="Arial" w:cs="Arial"/>
-          <w:lang w:val="es-ES"/>
-        </w:rPr>
-        <w:t xml:space="preserve"> </w:t>
-      </w:r>
-      <w:r>
-        <w:rPr>
-          <w:rFonts w:ascii="Arial" w:hAnsi="Arial" w:cs="Arial"/>
-          <w:lang w:val="es-ES"/>
-        </w:rPr>
-        <w:t xml:space="preserve">Agradecemos enormemente a todas las personas que nos apoyaron y contribuyeron a que esto fuera posible. En especial </w:t>
-      </w:r>
-      <w:r>
-        <w:rPr>
-          <w:rFonts w:ascii="Arial" w:hAnsi="Arial" w:cs="Arial"/>
-          <w:lang w:val="es-ES"/>
-        </w:rPr>
-        <w:t xml:space="preserve">a </w:t>
-      </w:r>
-      <w:r>
-        <w:rPr>
-          <w:rFonts w:ascii="Arial" w:hAnsi="Arial" w:cs="Arial"/>
-          <w:lang w:val="es-ES"/>
-        </w:rPr>
-        <w:t>todos los que nos acompañaron en este viaje.</w:t>
+        <w:t xml:space="preserve"> Agradecemos enormemente a todas las personas que nos apoyaron y contribuyeron a que esto fuera posible. En especial a nuestros padres, amigos, familiares y a todos los que nos acompañaron en este viaje. Agradecemos enormemente a todas las personas que nos apoyaron y contribuyeron a que esto fuera posible. En especial a todos los que nos acompañaron en este viaje.</w:t>
       </w:r>
     </w:p>
     <w:p>
@@ -2615,6 +2596,7 @@
         </w:rPr>
         <w:t xml:space="preserve">ducativa </w:t>
       </w:r>
+      <w:proofErr w:type="spellStart"/>
       <w:r>
         <w:rPr>
           <w:rFonts w:ascii="Arial" w:hAnsi="Arial" w:cs="Arial"/>
@@ -2631,7 +2613,17 @@
           <w:bCs/>
           <w:lang w:val="es-ES"/>
         </w:rPr>
-        <w:t xml:space="preserve">amificada </w:t>
+        <w:t>amificada</w:t>
+      </w:r>
+      <w:proofErr w:type="spellEnd"/>
+      <w:r>
+        <w:rPr>
+          <w:rFonts w:ascii="Arial" w:hAnsi="Arial" w:cs="Arial"/>
+          <w:b/>
+          <w:bCs/>
+          <w:lang w:val="es-ES"/>
+        </w:rPr>
+        <w:t xml:space="preserve"> </w:t>
       </w:r>
       <w:r>
         <w:rPr>
@@ -2765,7 +2757,23 @@
           <w:rFonts w:ascii="Arial" w:hAnsi="Arial" w:cs="Arial"/>
           <w:lang w:val="es-ES"/>
         </w:rPr>
-        <w:t xml:space="preserve">La presente investigación tiene como objetivo desarrollar una aplicación educativa gamificada para potenciar el rendimiento académico </w:t>
+        <w:t xml:space="preserve">La presente investigación tiene como objetivo desarrollar una aplicación educativa </w:t>
+      </w:r>
+      <w:proofErr w:type="spellStart"/>
+      <w:r>
+        <w:rPr>
+          <w:rFonts w:ascii="Arial" w:hAnsi="Arial" w:cs="Arial"/>
+          <w:lang w:val="es-ES"/>
+        </w:rPr>
+        <w:t>gamificada</w:t>
+      </w:r>
+      <w:proofErr w:type="spellEnd"/>
+      <w:r>
+        <w:rPr>
+          <w:rFonts w:ascii="Arial" w:hAnsi="Arial" w:cs="Arial"/>
+          <w:lang w:val="es-ES"/>
+        </w:rPr>
+        <w:t xml:space="preserve"> para potenciar el rendimiento académico </w:t>
       </w:r>
       <w:r>
         <w:rPr>
@@ -2788,12 +2796,21 @@
         </w:rPr>
         <w:t xml:space="preserve">Venezuela, basándose en las teorías de </w:t>
       </w:r>
-      <w:r>
-        <w:rPr>
-          <w:rFonts w:ascii="Arial" w:hAnsi="Arial" w:cs="Arial"/>
-          <w:lang w:val="es-ES"/>
-        </w:rPr>
-        <w:t xml:space="preserve">Deci y Ryan (1980), </w:t>
+      <w:proofErr w:type="spellStart"/>
+      <w:r>
+        <w:rPr>
+          <w:rFonts w:ascii="Arial" w:hAnsi="Arial" w:cs="Arial"/>
+          <w:lang w:val="es-ES"/>
+        </w:rPr>
+        <w:t>Deci</w:t>
+      </w:r>
+      <w:proofErr w:type="spellEnd"/>
+      <w:r>
+        <w:rPr>
+          <w:rFonts w:ascii="Arial" w:hAnsi="Arial" w:cs="Arial"/>
+          <w:lang w:val="es-ES"/>
+        </w:rPr>
+        <w:t xml:space="preserve"> y Ryan (1980), </w:t>
       </w:r>
       <w:r>
         <w:rPr>
@@ -3362,7 +3379,27 @@
           <w:bCs/>
           <w:lang w:val="en"/>
         </w:rPr>
-        <w:t>Gamified educational application to enhance academic performance in high school students in Venezuela. Dr. Rafael Belloso Chacín Private University. Faculty of Engineering. School of Computer Engineering.</w:t>
+        <w:t xml:space="preserve">Gamified educational application to enhance academic performance in high school students in Venezuela. Dr. Rafael Belloso </w:t>
+      </w:r>
+      <w:proofErr w:type="spellStart"/>
+      <w:r>
+        <w:rPr>
+          <w:rFonts w:ascii="Arial" w:hAnsi="Arial" w:cs="Arial"/>
+          <w:b/>
+          <w:bCs/>
+          <w:lang w:val="en"/>
+        </w:rPr>
+        <w:t>Chacín</w:t>
+      </w:r>
+      <w:proofErr w:type="spellEnd"/>
+      <w:r>
+        <w:rPr>
+          <w:rFonts w:ascii="Arial" w:hAnsi="Arial" w:cs="Arial"/>
+          <w:b/>
+          <w:bCs/>
+          <w:lang w:val="en"/>
+        </w:rPr>
+        <w:t xml:space="preserve"> Private University. Faculty of Engineering. School of Computer Engineering.</w:t>
       </w:r>
       <w:r>
         <w:rPr>
@@ -5036,7 +5073,21 @@
         <w:rPr>
           <w:rFonts w:ascii="Arial" w:hAnsi="Arial" w:cs="Arial"/>
         </w:rPr>
-        <w:t xml:space="preserve">Bajo esta premisa se concibe una aplicación educativa gamificada orientada a potenciar el rendimiento académico en matemáticas para estudiantes de bachillerato en Venezuela. El propósito central de esta investigación es el desarrollo de dicha plataforma, la cual transforma el temario abstracto de la asignatura en un camino de aprendizaje interactivo. </w:t>
+        <w:t xml:space="preserve">Bajo esta premisa se concibe una aplicación educativa </w:t>
+      </w:r>
+      <w:proofErr w:type="spellStart"/>
+      <w:r>
+        <w:rPr>
+          <w:rFonts w:ascii="Arial" w:hAnsi="Arial" w:cs="Arial"/>
+        </w:rPr>
+        <w:t>gamificada</w:t>
+      </w:r>
+      <w:proofErr w:type="spellEnd"/>
+      <w:r>
+        <w:rPr>
+          <w:rFonts w:ascii="Arial" w:hAnsi="Arial" w:cs="Arial"/>
+        </w:rPr>
+        <w:t xml:space="preserve"> orientada a potenciar el rendimiento académico en matemáticas para estudiantes de bachillerato en Venezuela. El propósito central de esta investigación es el desarrollo de dicha plataforma, la cual transforma el temario abstracto de la asignatura en un camino de aprendizaje interactivo. </w:t>
       </w:r>
     </w:p>
     <w:p>
@@ -5163,7 +5214,21 @@
         <w:rPr>
           <w:rFonts w:ascii="Arial" w:hAnsi="Arial" w:cs="Arial"/>
         </w:rPr>
-        <w:t xml:space="preserve">, donde se definieron los requerimientos funcionales y el mapa de desarrollo en iteraciones (sprints); </w:t>
+        <w:t>, donde se definieron los requerimientos funcionales y el mapa de desarrollo en iteraciones (</w:t>
+      </w:r>
+      <w:proofErr w:type="spellStart"/>
+      <w:r>
+        <w:rPr>
+          <w:rFonts w:ascii="Arial" w:hAnsi="Arial" w:cs="Arial"/>
+        </w:rPr>
+        <w:t>sprints</w:t>
+      </w:r>
+      <w:proofErr w:type="spellEnd"/>
+      <w:r>
+        <w:rPr>
+          <w:rFonts w:ascii="Arial" w:hAnsi="Arial" w:cs="Arial"/>
+        </w:rPr>
+        <w:t xml:space="preserve">); </w:t>
       </w:r>
       <w:r>
         <w:rPr>
@@ -5187,7 +5252,21 @@
         <w:rPr>
           <w:rFonts w:ascii="Arial" w:hAnsi="Arial" w:cs="Arial"/>
         </w:rPr>
-        <w:t xml:space="preserve">, donde se tradujo el diseño a código ejecutable empleando el lenguaje de programación Python, el framework Flet y el gestor de bases de datos local SQLite, sometiendo el sistema a rigurosas pruebas de caja blanca y funcionalidad; y, finalmente, el </w:t>
+        <w:t xml:space="preserve">, donde se tradujo el diseño a código ejecutable empleando el lenguaje de programación Python, el </w:t>
+      </w:r>
+      <w:proofErr w:type="spellStart"/>
+      <w:r>
+        <w:rPr>
+          <w:rFonts w:ascii="Arial" w:hAnsi="Arial" w:cs="Arial"/>
+        </w:rPr>
+        <w:t>framework</w:t>
+      </w:r>
+      <w:proofErr w:type="spellEnd"/>
+      <w:r>
+        <w:rPr>
+          <w:rFonts w:ascii="Arial" w:hAnsi="Arial" w:cs="Arial"/>
+        </w:rPr>
+        <w:t xml:space="preserve"> Flet y el gestor de bases de datos local SQLite, sometiendo el sistema a rigurosas pruebas de caja blanca y funcionalidad; y, finalmente, el </w:t>
       </w:r>
       <w:r>
         <w:rPr>
@@ -5211,25 +5290,2006 @@
         <w:rPr>
           <w:rFonts w:ascii="Arial" w:hAnsi="Arial" w:cs="Arial"/>
         </w:rPr>
-        <w:t>del software junto con su respectivo manual de usuario.</w:t>
-      </w:r>
-    </w:p>
-    <w:p>
-      <w:pPr>
-        <w:spacing w:line="480" w:lineRule="auto"/>
+        <w:t xml:space="preserve">del software junto con su respectivo manual </w:t>
+      </w:r>
+      <w:r>
+        <w:rPr>
+          <w:rFonts w:ascii="Arial" w:hAnsi="Arial" w:cs="Arial"/>
+        </w:rPr>
+        <w:t>de usuario.</w:t>
+      </w:r>
+    </w:p>
+    <w:p>
+      <w:pPr>
+        <w:pStyle w:val="NormalWeb"/>
+        <w:spacing w:before="0" w:beforeAutospacing="0" w:line="480" w:lineRule="auto"/>
+        <w:jc w:val="both"/>
+        <w:rPr>
+          <w:rFonts w:ascii="Arial" w:hAnsi="Arial" w:cs="Arial"/>
+        </w:rPr>
+      </w:pPr>
+    </w:p>
+    <w:p>
+      <w:pPr>
+        <w:pStyle w:val="NormalWeb"/>
+        <w:spacing w:before="0" w:beforeAutospacing="0" w:line="480" w:lineRule="auto"/>
+        <w:jc w:val="both"/>
+        <w:rPr>
+          <w:rFonts w:ascii="Arial" w:hAnsi="Arial" w:cs="Arial"/>
+        </w:rPr>
+      </w:pPr>
+    </w:p>
+    <w:p>
+      <w:pPr>
+        <w:pStyle w:val="NormalWeb"/>
+        <w:spacing w:before="0" w:beforeAutospacing="0" w:line="480" w:lineRule="auto"/>
+        <w:jc w:val="both"/>
+        <w:rPr>
+          <w:rFonts w:ascii="Arial" w:hAnsi="Arial" w:cs="Arial"/>
+        </w:rPr>
+      </w:pPr>
+    </w:p>
+    <w:p>
+      <w:pPr>
+        <w:pStyle w:val="NormalWeb"/>
+        <w:spacing w:before="0" w:beforeAutospacing="0" w:line="480" w:lineRule="auto"/>
+        <w:jc w:val="both"/>
+        <w:rPr>
+          <w:rFonts w:ascii="Arial" w:hAnsi="Arial" w:cs="Arial"/>
+        </w:rPr>
+      </w:pPr>
+    </w:p>
+    <w:p>
+      <w:pPr>
+        <w:pStyle w:val="NormalWeb"/>
+        <w:spacing w:before="0" w:beforeAutospacing="0" w:line="480" w:lineRule="auto"/>
+        <w:jc w:val="both"/>
+        <w:rPr>
+          <w:rFonts w:ascii="Arial" w:hAnsi="Arial" w:cs="Arial"/>
+        </w:rPr>
+      </w:pPr>
+    </w:p>
+    <w:p>
+      <w:pPr>
+        <w:pStyle w:val="NormalWeb"/>
+        <w:spacing w:before="0" w:beforeAutospacing="0" w:line="480" w:lineRule="auto"/>
+        <w:jc w:val="both"/>
+        <w:rPr>
+          <w:rFonts w:ascii="Arial" w:hAnsi="Arial" w:cs="Arial"/>
+        </w:rPr>
+      </w:pPr>
+    </w:p>
+    <w:p>
+      <w:pPr>
+        <w:pStyle w:val="NormalWeb"/>
+        <w:spacing w:before="0" w:beforeAutospacing="0" w:line="480" w:lineRule="auto"/>
+        <w:jc w:val="both"/>
+        <w:rPr>
+          <w:rFonts w:ascii="Arial" w:hAnsi="Arial" w:cs="Arial"/>
+        </w:rPr>
+      </w:pPr>
+    </w:p>
+    <w:p>
+      <w:pPr>
+        <w:pStyle w:val="NormalWeb"/>
+        <w:spacing w:before="0" w:beforeAutospacing="0" w:line="480" w:lineRule="auto"/>
+        <w:jc w:val="both"/>
+        <w:rPr>
+          <w:rFonts w:ascii="Arial" w:hAnsi="Arial" w:cs="Arial"/>
+        </w:rPr>
+        <w:sectPr>
+          <w:headerReference w:type="default" r:id="rId14"/>
+          <w:pgSz w:w="12242" w:h="15842" w:code="1"/>
+          <w:pgMar w:top="1701" w:right="1701" w:bottom="1701" w:left="2268" w:header="709" w:footer="709" w:gutter="0"/>
+          <w:pgNumType w:start="2"/>
+          <w:cols w:space="708"/>
+          <w:docGrid w:linePitch="360"/>
+        </w:sectPr>
+      </w:pPr>
+    </w:p>
+    <w:p>
+      <w:pPr>
+        <w:widowControl w:val="0"/>
+        <w:spacing w:after="0" w:line="240" w:lineRule="auto"/>
+        <w:jc w:val="right"/>
+        <w:rPr>
+          <w:rFonts w:ascii="Arial" w:eastAsia="Calibri" w:hAnsi="Arial" w:cs="Arial"/>
+          <w:b/>
+          <w:bCs/>
+          <w:color w:val="000000"/>
+          <w:kern w:val="0"/>
+          <w:sz w:val="44"/>
+          <w:szCs w:val="44"/>
+          <w:lang w:val="es-VE"/>
+          <w14:ligatures w14:val="none"/>
+        </w:rPr>
+      </w:pPr>
+    </w:p>
+    <w:p>
+      <w:pPr>
+        <w:widowControl w:val="0"/>
+        <w:spacing w:after="0" w:line="240" w:lineRule="auto"/>
+        <w:jc w:val="right"/>
+        <w:rPr>
+          <w:rFonts w:ascii="Arial" w:eastAsia="Calibri" w:hAnsi="Arial" w:cs="Arial"/>
+          <w:b/>
+          <w:bCs/>
+          <w:color w:val="000000"/>
+          <w:kern w:val="0"/>
+          <w:sz w:val="44"/>
+          <w:szCs w:val="44"/>
+          <w:lang w:val="es-VE"/>
+          <w14:ligatures w14:val="none"/>
+        </w:rPr>
+      </w:pPr>
+    </w:p>
+    <w:p>
+      <w:pPr>
+        <w:widowControl w:val="0"/>
+        <w:spacing w:after="0" w:line="240" w:lineRule="auto"/>
+        <w:jc w:val="right"/>
+        <w:rPr>
+          <w:rFonts w:ascii="Arial" w:eastAsia="Calibri" w:hAnsi="Arial" w:cs="Arial"/>
+          <w:b/>
+          <w:bCs/>
+          <w:color w:val="000000"/>
+          <w:kern w:val="0"/>
+          <w:sz w:val="44"/>
+          <w:szCs w:val="44"/>
+          <w:lang w:val="es-VE"/>
+          <w14:ligatures w14:val="none"/>
+        </w:rPr>
+      </w:pPr>
+    </w:p>
+    <w:p>
+      <w:pPr>
+        <w:widowControl w:val="0"/>
+        <w:spacing w:after="0" w:line="240" w:lineRule="auto"/>
+        <w:jc w:val="right"/>
+        <w:rPr>
+          <w:rFonts w:ascii="Arial" w:eastAsia="Calibri" w:hAnsi="Arial" w:cs="Arial"/>
+          <w:b/>
+          <w:bCs/>
+          <w:color w:val="000000"/>
+          <w:kern w:val="0"/>
+          <w:sz w:val="44"/>
+          <w:szCs w:val="44"/>
+          <w:lang w:val="es-VE"/>
+          <w14:ligatures w14:val="none"/>
+        </w:rPr>
+      </w:pPr>
+    </w:p>
+    <w:p>
+      <w:pPr>
+        <w:widowControl w:val="0"/>
+        <w:spacing w:after="0" w:line="240" w:lineRule="auto"/>
+        <w:jc w:val="right"/>
+        <w:rPr>
+          <w:rFonts w:ascii="Arial" w:eastAsia="Calibri" w:hAnsi="Arial" w:cs="Arial"/>
+          <w:b/>
+          <w:bCs/>
+          <w:color w:val="000000"/>
+          <w:kern w:val="0"/>
+          <w:sz w:val="44"/>
+          <w:szCs w:val="44"/>
+          <w:lang w:val="es-VE"/>
+          <w14:ligatures w14:val="none"/>
+        </w:rPr>
+      </w:pPr>
+    </w:p>
+    <w:p>
+      <w:pPr>
+        <w:widowControl w:val="0"/>
+        <w:spacing w:after="0" w:line="240" w:lineRule="auto"/>
+        <w:jc w:val="right"/>
+        <w:rPr>
+          <w:rFonts w:ascii="Arial" w:eastAsia="Calibri" w:hAnsi="Arial" w:cs="Arial"/>
+          <w:b/>
+          <w:bCs/>
+          <w:color w:val="000000"/>
+          <w:kern w:val="0"/>
+          <w:sz w:val="44"/>
+          <w:szCs w:val="44"/>
+          <w:lang w:val="es-VE"/>
+          <w14:ligatures w14:val="none"/>
+        </w:rPr>
+      </w:pPr>
+    </w:p>
+    <w:p>
+      <w:pPr>
+        <w:widowControl w:val="0"/>
+        <w:spacing w:after="0" w:line="240" w:lineRule="auto"/>
+        <w:jc w:val="right"/>
+        <w:rPr>
+          <w:rFonts w:ascii="Arial" w:eastAsia="Calibri" w:hAnsi="Arial" w:cs="Arial"/>
+          <w:b/>
+          <w:bCs/>
+          <w:color w:val="000000"/>
+          <w:kern w:val="0"/>
+          <w:sz w:val="44"/>
+          <w:szCs w:val="44"/>
+          <w:lang w:val="es-VE"/>
+          <w14:ligatures w14:val="none"/>
+        </w:rPr>
+      </w:pPr>
+    </w:p>
+    <w:p>
+      <w:pPr>
+        <w:spacing w:after="0" w:line="276" w:lineRule="auto"/>
+        <w:rPr>
+          <w:rFonts w:ascii="Arial" w:eastAsia="Calibri" w:hAnsi="Arial" w:cs="Arial"/>
+          <w:kern w:val="0"/>
+          <w:sz w:val="22"/>
+          <w:szCs w:val="22"/>
+          <w:lang w:val="es-VE"/>
+          <w14:ligatures w14:val="none"/>
+        </w:rPr>
+      </w:pPr>
+    </w:p>
+    <w:p>
+      <w:pPr>
+        <w:spacing w:after="0" w:line="276" w:lineRule="auto"/>
+        <w:rPr>
+          <w:rFonts w:ascii="Arial" w:eastAsia="Calibri" w:hAnsi="Arial" w:cs="Arial"/>
+          <w:kern w:val="0"/>
+          <w:sz w:val="22"/>
+          <w:szCs w:val="22"/>
+          <w:lang w:val="es-VE"/>
+          <w14:ligatures w14:val="none"/>
+        </w:rPr>
+      </w:pPr>
+      <w:r>
+        <w:rPr>
+          <w:rFonts w:ascii="Arial" w:eastAsia="Calibri" w:hAnsi="Arial" w:cs="Arial"/>
+          <w:noProof/>
+          <w:kern w:val="0"/>
+          <w:sz w:val="22"/>
+          <w:szCs w:val="22"/>
+          <w:lang w:val="en-US"/>
+          <w14:ligatures w14:val="none"/>
+        </w:rPr>
+        <mc:AlternateContent>
+          <mc:Choice Requires="wpg">
+            <w:drawing>
+              <wp:anchor distT="0" distB="0" distL="114300" distR="114300" simplePos="0" relativeHeight="251659264" behindDoc="0" locked="0" layoutInCell="1" allowOverlap="1" wp14:anchorId="059BFE61" wp14:editId="4C7A70BB">
+                <wp:simplePos x="0" y="0"/>
+                <wp:positionH relativeFrom="column">
+                  <wp:posOffset>-163195</wp:posOffset>
+                </wp:positionH>
+                <wp:positionV relativeFrom="paragraph">
+                  <wp:posOffset>131445</wp:posOffset>
+                </wp:positionV>
+                <wp:extent cx="5464175" cy="1544320"/>
+                <wp:effectExtent l="19685" t="0" r="21590" b="1270"/>
+                <wp:wrapNone/>
+                <wp:docPr id="1693845126" name="Grupo 1"/>
+                <wp:cNvGraphicFramePr>
+                  <a:graphicFrameLocks xmlns:a="http://schemas.openxmlformats.org/drawingml/2006/main"/>
+                </wp:cNvGraphicFramePr>
+                <a:graphic xmlns:a="http://schemas.openxmlformats.org/drawingml/2006/main">
+                  <a:graphicData uri="http://schemas.microsoft.com/office/word/2010/wordprocessingGroup">
+                    <wpg:wgp>
+                      <wpg:cNvGrpSpPr>
+                        <a:grpSpLocks/>
+                      </wpg:cNvGrpSpPr>
+                      <wpg:grpSpPr bwMode="auto">
+                        <a:xfrm>
+                          <a:off x="0" y="0"/>
+                          <a:ext cx="5464175" cy="1544320"/>
+                          <a:chOff x="2268" y="6021"/>
+                          <a:chExt cx="8280" cy="2340"/>
+                        </a:xfrm>
+                      </wpg:grpSpPr>
+                      <pic:pic xmlns:pic="http://schemas.openxmlformats.org/drawingml/2006/picture">
+                        <pic:nvPicPr>
+                          <pic:cNvPr id="475088771" name="Imagen 2" descr="Descripción: LOGO URBE 2012 DEFINITIVO-01"/>
+                          <pic:cNvPicPr>
+                            <a:picLocks noChangeAspect="1" noChangeArrowheads="1"/>
+                          </pic:cNvPicPr>
+                        </pic:nvPicPr>
+                        <pic:blipFill>
+                          <a:blip r:embed="rId15" cstate="print">
+                            <a:clrChange>
+                              <a:clrFrom>
+                                <a:srgbClr val="FFFFFE"/>
+                              </a:clrFrom>
+                              <a:clrTo>
+                                <a:srgbClr val="FFFFFE">
+                                  <a:alpha val="0"/>
+                                </a:srgbClr>
+                              </a:clrTo>
+                            </a:clrChange>
+                            <a:lum bright="-12000"/>
+                            <a:extLst>
+                              <a:ext uri="{28A0092B-C50C-407E-A947-70E740481C1C}">
+                                <a14:useLocalDpi xmlns:a14="http://schemas.microsoft.com/office/drawing/2010/main" val="0"/>
+                              </a:ext>
+                            </a:extLst>
+                          </a:blip>
+                          <a:srcRect/>
+                          <a:stretch>
+                            <a:fillRect/>
+                          </a:stretch>
+                        </pic:blipFill>
+                        <pic:spPr bwMode="auto">
+                          <a:xfrm>
+                            <a:off x="2268" y="6021"/>
+                            <a:ext cx="3000" cy="2340"/>
+                          </a:xfrm>
+                          <a:prstGeom prst="rect">
+                            <a:avLst/>
+                          </a:prstGeom>
+                          <a:noFill/>
+                          <a:extLst>
+                            <a:ext uri="{909E8E84-426E-40DD-AFC4-6F175D3DCCD1}">
+                              <a14:hiddenFill xmlns:a14="http://schemas.microsoft.com/office/drawing/2010/main">
+                                <a:solidFill>
+                                  <a:srgbClr val="FFFFFF"/>
+                                </a:solidFill>
+                              </a14:hiddenFill>
+                            </a:ext>
+                          </a:extLst>
+                        </pic:spPr>
+                      </pic:pic>
+                      <wps:wsp>
+                        <wps:cNvPr id="1860854282" name="Line 4"/>
+                        <wps:cNvCnPr>
+                          <a:cxnSpLocks noChangeShapeType="1"/>
+                        </wps:cNvCnPr>
+                        <wps:spPr bwMode="auto">
+                          <a:xfrm>
+                            <a:off x="2268" y="8198"/>
+                            <a:ext cx="8280" cy="0"/>
+                          </a:xfrm>
+                          <a:prstGeom prst="line">
+                            <a:avLst/>
+                          </a:prstGeom>
+                          <a:noFill/>
+                          <a:ln w="38100" cmpd="dbl">
+                            <a:solidFill>
+                              <a:srgbClr val="000000"/>
+                            </a:solidFill>
+                            <a:round/>
+                            <a:headEnd/>
+                            <a:tailEnd/>
+                          </a:ln>
+                          <a:extLst>
+                            <a:ext uri="{909E8E84-426E-40DD-AFC4-6F175D3DCCD1}">
+                              <a14:hiddenFill xmlns:a14="http://schemas.microsoft.com/office/drawing/2010/main">
+                                <a:noFill/>
+                              </a14:hiddenFill>
+                            </a:ext>
+                          </a:extLst>
+                        </wps:spPr>
+                        <wps:bodyPr/>
+                      </wps:wsp>
+                    </wpg:wgp>
+                  </a:graphicData>
+                </a:graphic>
+                <wp14:sizeRelH relativeFrom="page">
+                  <wp14:pctWidth>0</wp14:pctWidth>
+                </wp14:sizeRelH>
+                <wp14:sizeRelV relativeFrom="page">
+                  <wp14:pctHeight>0</wp14:pctHeight>
+                </wp14:sizeRelV>
+              </wp:anchor>
+            </w:drawing>
+          </mc:Choice>
+          <mc:Fallback>
+            <w:pict>
+              <v:group w14:anchorId="69EB23FA" id="Grupo 1" o:spid="_x0000_s1026" style="position:absolute;margin-left:-12.85pt;margin-top:10.35pt;width:430.25pt;height:121.6pt;z-index:251659264" coordorigin="2268,6021" coordsize="8280,2340" o:gfxdata="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">
+                <v:shapetype id="_x0000_t75" coordsize="21600,21600" o:spt="75" o:preferrelative="t" path="m@4@5l@4@11@9@11@9@5xe" filled="f" stroked="f">
+                  <v:stroke joinstyle="miter"/>
+                  <v:formulas>
+                    <v:f eqn="if lineDrawn pixelLineWidth 0"/>
+                    <v:f eqn="sum @0 1 0"/>
+                    <v:f eqn="sum 0 0 @1"/>
+                    <v:f eqn="prod @2 1 2"/>
+                    <v:f eqn="prod @3 21600 pixelWidth"/>
+                    <v:f eqn="prod @3 21600 pixelHeight"/>
+                    <v:f eqn="sum @0 0 1"/>
+                    <v:f eqn="prod @6 1 2"/>
+                    <v:f eqn="prod @7 21600 pixelWidth"/>
+                    <v:f eqn="sum @8 21600 0"/>
+                    <v:f eqn="prod @7 21600 pixelHeight"/>
+                    <v:f eqn="sum @10 21600 0"/>
+                  </v:formulas>
+                  <v:path o:extrusionok="f" gradientshapeok="t" o:connecttype="rect"/>
+                  <o:lock v:ext="edit" aspectratio="t"/>
+                </v:shapetype>
+                <v:shape id="Imagen 2" o:spid="_x0000_s1027" type="#_x0000_t75" alt="Descripción: LOGO URBE 2012 DEFINITIVO-01" style="position:absolute;left:2268;top:6021;width:3000;height:2340;visibility:visible;mso-wrap-style:square" o:gfxdata="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">
+                  <v:imagedata r:id="rId16" o:title=" LOGO URBE 2012 DEFINITIVO-01" chromakey="#fffffe" blacklevel="-3932f"/>
+                </v:shape>
+                <v:line id="Line 4" o:spid="_x0000_s1028" style="position:absolute;visibility:visible;mso-wrap-style:square" from="2268,8198" to="10548,8198" o:connectortype="straight" o:gfxdata="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" strokeweight="3pt">
+                  <v:stroke linestyle="thinThin"/>
+                </v:line>
+              </v:group>
+            </w:pict>
+          </mc:Fallback>
+        </mc:AlternateContent>
+      </w:r>
+    </w:p>
+    <w:p>
+      <w:pPr>
+        <w:spacing w:after="0" w:line="276" w:lineRule="auto"/>
+        <w:rPr>
+          <w:rFonts w:ascii="Arial" w:eastAsia="Calibri" w:hAnsi="Arial" w:cs="Arial"/>
+          <w:kern w:val="0"/>
+          <w:sz w:val="22"/>
+          <w:szCs w:val="22"/>
+          <w:lang w:val="es-VE"/>
+          <w14:ligatures w14:val="none"/>
+        </w:rPr>
+      </w:pPr>
+    </w:p>
+    <w:p>
+      <w:pPr>
+        <w:spacing w:after="0" w:line="276" w:lineRule="auto"/>
+        <w:jc w:val="right"/>
+        <w:rPr>
+          <w:rFonts w:ascii="Arial" w:eastAsia="Calibri" w:hAnsi="Arial" w:cs="Arial"/>
+          <w:kern w:val="0"/>
+          <w:sz w:val="22"/>
+          <w:szCs w:val="22"/>
+          <w:lang w:val="es-VE"/>
+          <w14:ligatures w14:val="none"/>
+        </w:rPr>
+      </w:pPr>
+      <w:r>
+        <w:rPr>
+          <w:rFonts w:ascii="Arial" w:eastAsia="Calibri" w:hAnsi="Arial" w:cs="Arial"/>
+          <w:kern w:val="0"/>
+          <w:sz w:val="22"/>
+          <w:szCs w:val="22"/>
+          <w:lang w:val="es-VE"/>
+          <w14:ligatures w14:val="none"/>
+        </w:rPr>
+        <w:tab/>
+      </w:r>
+    </w:p>
+    <w:p>
+      <w:pPr>
+        <w:spacing w:after="0" w:line="240" w:lineRule="auto"/>
+        <w:jc w:val="right"/>
+        <w:rPr>
+          <w:rFonts w:ascii="Arial" w:eastAsia="Calibri" w:hAnsi="Arial" w:cs="Arial"/>
+          <w:b/>
+          <w:color w:val="000000"/>
+          <w:kern w:val="0"/>
+          <w:sz w:val="72"/>
+          <w:szCs w:val="72"/>
+          <w:lang w:val="pt-BR"/>
+          <w14:ligatures w14:val="none"/>
+        </w:rPr>
+      </w:pPr>
+      <w:r>
+        <w:rPr>
+          <w:rFonts w:ascii="Arial" w:eastAsia="Calibri" w:hAnsi="Arial" w:cs="Arial"/>
+          <w:b/>
+          <w:color w:val="000000"/>
+          <w:kern w:val="0"/>
+          <w:sz w:val="72"/>
+          <w:szCs w:val="72"/>
+          <w:lang w:val="pt-BR"/>
+          <w14:ligatures w14:val="none"/>
+        </w:rPr>
+        <w:t>Capítulo I</w:t>
+      </w:r>
+    </w:p>
+    <w:p>
+      <w:pPr>
+        <w:spacing w:after="0" w:line="240" w:lineRule="auto"/>
+        <w:rPr>
+          <w:rFonts w:ascii="Arial" w:eastAsia="Calibri" w:hAnsi="Arial" w:cs="Arial"/>
+          <w:b/>
+          <w:color w:val="000000"/>
+          <w:kern w:val="0"/>
+          <w:sz w:val="40"/>
+          <w:szCs w:val="40"/>
+          <w:lang w:val="pt-BR"/>
+          <w14:ligatures w14:val="none"/>
+        </w:rPr>
+      </w:pPr>
+    </w:p>
+    <w:p>
+      <w:pPr>
+        <w:spacing w:after="0" w:line="240" w:lineRule="auto"/>
+        <w:rPr>
+          <w:rFonts w:ascii="Arial" w:eastAsia="Calibri" w:hAnsi="Arial" w:cs="Arial"/>
+          <w:b/>
+          <w:color w:val="000000"/>
+          <w:kern w:val="0"/>
+          <w:sz w:val="40"/>
+          <w:szCs w:val="40"/>
+          <w:lang w:val="pt-BR"/>
+          <w14:ligatures w14:val="none"/>
+        </w:rPr>
+      </w:pPr>
+    </w:p>
+    <w:p>
+      <w:pPr>
+        <w:spacing w:after="0" w:line="276" w:lineRule="auto"/>
+        <w:rPr>
+          <w:rFonts w:ascii="Arial" w:eastAsia="Calibri" w:hAnsi="Arial" w:cs="Arial"/>
+          <w:b/>
+          <w:color w:val="000000"/>
+          <w:kern w:val="0"/>
+          <w:sz w:val="40"/>
+          <w:szCs w:val="40"/>
+          <w:lang w:val="pt-BR"/>
+          <w14:ligatures w14:val="none"/>
+        </w:rPr>
+      </w:pPr>
+      <w:r>
+        <w:rPr>
+          <w:rFonts w:ascii="Arial" w:eastAsia="Calibri" w:hAnsi="Arial" w:cs="Arial"/>
+          <w:b/>
+          <w:color w:val="000000"/>
+          <w:kern w:val="0"/>
+          <w:sz w:val="40"/>
+          <w:szCs w:val="40"/>
+          <w:lang w:val="pt-BR"/>
+          <w14:ligatures w14:val="none"/>
+        </w:rPr>
+        <w:t>EL PROBLEMA</w:t>
+      </w:r>
+    </w:p>
+    <w:p>
+      <w:pPr>
+        <w:spacing w:after="0" w:line="276" w:lineRule="auto"/>
+        <w:rPr>
+          <w:rFonts w:ascii="Arial" w:eastAsia="Calibri" w:hAnsi="Arial" w:cs="Arial"/>
+          <w:kern w:val="0"/>
+          <w:sz w:val="44"/>
+          <w:szCs w:val="44"/>
+          <w:lang w:val="es-VE"/>
+          <w14:ligatures w14:val="none"/>
+        </w:rPr>
+      </w:pPr>
+    </w:p>
+    <w:p>
+      <w:pPr>
+        <w:spacing w:after="0" w:line="276" w:lineRule="auto"/>
+        <w:rPr>
+          <w:rFonts w:ascii="Arial" w:eastAsia="Calibri" w:hAnsi="Arial" w:cs="Arial"/>
+          <w:kern w:val="0"/>
+          <w:sz w:val="44"/>
+          <w:szCs w:val="44"/>
+          <w:lang w:val="es-VE"/>
+          <w14:ligatures w14:val="none"/>
+        </w:rPr>
+      </w:pPr>
+    </w:p>
+    <w:p>
+      <w:pPr>
+        <w:spacing w:after="200" w:line="276" w:lineRule="auto"/>
+        <w:rPr>
+          <w:rFonts w:ascii="Calibri" w:eastAsia="Calibri" w:hAnsi="Calibri" w:cs="Calibri"/>
+          <w:kern w:val="0"/>
+          <w:sz w:val="22"/>
+          <w:szCs w:val="22"/>
+          <w:lang w:val="es-VE"/>
+          <w14:ligatures w14:val="none"/>
+        </w:rPr>
+      </w:pPr>
+    </w:p>
+    <w:p>
+      <w:pPr>
+        <w:spacing w:after="200" w:line="276" w:lineRule="auto"/>
+        <w:rPr>
+          <w:rFonts w:ascii="Calibri" w:eastAsia="Calibri" w:hAnsi="Calibri" w:cs="Calibri"/>
+          <w:kern w:val="0"/>
+          <w:sz w:val="22"/>
+          <w:szCs w:val="22"/>
+          <w:lang w:val="es-VE"/>
+          <w14:ligatures w14:val="none"/>
+        </w:rPr>
+      </w:pPr>
+    </w:p>
+    <w:p>
+      <w:pPr>
+        <w:spacing w:after="200" w:line="276" w:lineRule="auto"/>
+        <w:rPr>
+          <w:rFonts w:ascii="Calibri" w:eastAsia="Calibri" w:hAnsi="Calibri" w:cs="Calibri"/>
+          <w:kern w:val="0"/>
+          <w:sz w:val="22"/>
+          <w:szCs w:val="22"/>
+          <w:lang w:val="es-VE"/>
+          <w14:ligatures w14:val="none"/>
+        </w:rPr>
+      </w:pPr>
+    </w:p>
+    <w:p>
+      <w:pPr>
+        <w:spacing w:after="200" w:line="276" w:lineRule="auto"/>
+        <w:rPr>
+          <w:rFonts w:ascii="Calibri" w:eastAsia="Calibri" w:hAnsi="Calibri" w:cs="Calibri"/>
+          <w:kern w:val="0"/>
+          <w:sz w:val="22"/>
+          <w:szCs w:val="22"/>
+          <w:lang w:val="es-VE"/>
+          <w14:ligatures w14:val="none"/>
+        </w:rPr>
+      </w:pPr>
+    </w:p>
+    <w:p>
+      <w:pPr>
+        <w:spacing w:after="200" w:line="276" w:lineRule="auto"/>
+        <w:rPr>
+          <w:rFonts w:ascii="Calibri" w:eastAsia="Calibri" w:hAnsi="Calibri" w:cs="Calibri"/>
+          <w:kern w:val="0"/>
+          <w:sz w:val="22"/>
+          <w:szCs w:val="22"/>
+          <w:lang w:val="es-VE"/>
+          <w14:ligatures w14:val="none"/>
+        </w:rPr>
+      </w:pPr>
+    </w:p>
+    <w:p>
+      <w:pPr>
+        <w:spacing w:after="200" w:line="276" w:lineRule="auto"/>
+        <w:rPr>
+          <w:rFonts w:ascii="Calibri" w:eastAsia="Calibri" w:hAnsi="Calibri" w:cs="Calibri"/>
+          <w:kern w:val="0"/>
+          <w:sz w:val="22"/>
+          <w:szCs w:val="22"/>
+          <w:lang w:val="es-VE"/>
+          <w14:ligatures w14:val="none"/>
+        </w:rPr>
+      </w:pPr>
+    </w:p>
+    <w:p>
+      <w:pPr>
+        <w:spacing w:after="0" w:line="480" w:lineRule="auto"/>
         <w:jc w:val="center"/>
         <w:rPr>
-          <w:rFonts w:ascii="Arial" w:hAnsi="Arial" w:cs="Arial"/>
-          <w:b/>
-          <w:bCs/>
+          <w:rFonts w:ascii="Arial" w:eastAsia="Calibri" w:hAnsi="Arial" w:cs="Arial"/>
+          <w:b/>
+          <w:bCs/>
+          <w:kern w:val="0"/>
+          <w:lang w:val="es-VE"/>
+          <w14:ligatures w14:val="none"/>
+        </w:rPr>
+        <w:sectPr>
+          <w:headerReference w:type="default" r:id="rId17"/>
+          <w:footerReference w:type="default" r:id="rId18"/>
+          <w:footerReference w:type="first" r:id="rId19"/>
+          <w:type w:val="continuous"/>
+          <w:pgSz w:w="12240" w:h="15840"/>
+          <w:pgMar w:top="2835" w:right="1701" w:bottom="1701" w:left="2268" w:header="709" w:footer="709" w:gutter="0"/>
+          <w:pgNumType w:start="5"/>
+          <w:cols w:space="708"/>
+          <w:docGrid w:linePitch="360"/>
+        </w:sectPr>
+      </w:pPr>
+    </w:p>
+    <w:p>
+      <w:pPr>
+        <w:pStyle w:val="Ttulo1"/>
+        <w:jc w:val="center"/>
+        <w:rPr>
+          <w:rFonts w:eastAsia="Calibri"/>
+          <w:lang w:val="es-VE"/>
+        </w:rPr>
+      </w:pPr>
+      <w:r>
+        <w:rPr>
+          <w:rFonts w:eastAsia="Calibri"/>
+          <w:lang w:val="es-VE"/>
+        </w:rPr>
+        <w:lastRenderedPageBreak/>
+        <w:t>CAPÍTULO I</w:t>
+      </w:r>
+    </w:p>
+    <w:p>
+      <w:pPr>
+        <w:spacing w:after="0" w:line="480" w:lineRule="auto"/>
+        <w:jc w:val="center"/>
+        <w:rPr>
+          <w:rFonts w:ascii="Arial" w:hAnsi="Arial" w:cs="Arial"/>
+          <w:b/>
+          <w:bCs/>
+          <w:lang w:val="es-VE"/>
+        </w:rPr>
+      </w:pPr>
+      <w:r>
+        <w:rPr>
+          <w:rFonts w:ascii="Arial" w:hAnsi="Arial" w:cs="Arial"/>
+          <w:b/>
+          <w:bCs/>
+          <w:lang w:val="es-VE"/>
+        </w:rPr>
+        <w:t>EL PROBLEMA</w:t>
+      </w:r>
+    </w:p>
+    <w:p>
+      <w:pPr>
+        <w:pStyle w:val="Ttulo1"/>
+        <w:rPr>
+          <w:rFonts w:eastAsia="Calibri"/>
+          <w:lang w:val="es-VE"/>
+        </w:rPr>
+      </w:pPr>
+      <w:r>
+        <w:rPr>
+          <w:rFonts w:eastAsia="Calibri"/>
+          <w:lang w:val="es-VE"/>
+        </w:rPr>
+        <w:t>1. DESCRIPCIÓN DE LA SITUACIÓN OBJETO DE ESTUDIO</w:t>
+      </w:r>
+    </w:p>
+    <w:p>
+      <w:pPr>
+        <w:spacing w:after="200" w:line="480" w:lineRule="auto"/>
+        <w:ind w:firstLine="720"/>
+        <w:jc w:val="both"/>
+        <w:rPr>
+          <w:rFonts w:ascii="Arial" w:eastAsia="Calibri" w:hAnsi="Arial" w:cs="Arial"/>
+          <w:kern w:val="0"/>
+          <w:lang w:val="es-VE"/>
+          <w14:ligatures w14:val="none"/>
+        </w:rPr>
+      </w:pPr>
+      <w:r>
+        <w:rPr>
+          <w:rFonts w:ascii="Arial" w:eastAsia="Calibri" w:hAnsi="Arial" w:cs="Arial"/>
+          <w:kern w:val="0"/>
+          <w:lang w:val="es-VE"/>
+          <w14:ligatures w14:val="none"/>
+        </w:rPr>
+        <w:t>La educación en Venezuela atraviesa una crisis profunda que afecta directamente a millones de estudiantes de bachillerato. Esta situación se caracteriza por una combinación de factores estructurales, sociales y pedagógicos que han debilitado el acceso, la permanencia y la calidad del aprendizaje en todo el país. La exclusión escolar masiva es uno de los problemas más alarmantes: más de 3 millones de niños y jóvenes están fuera del sistema educativo, según especialistas de la Universidad Católica Andrés Bello. Esta exclusión responde a condiciones socioeconómicas adversas como la pobreza extrema, la migración familiar, la falta de transporte escolar y la necesidad de trabajar desde temprana edad, lo que limita el derecho a la educación.</w:t>
+      </w:r>
+    </w:p>
+    <w:p>
+      <w:pPr>
+        <w:spacing w:after="200" w:line="480" w:lineRule="auto"/>
+        <w:ind w:firstLine="720"/>
+        <w:jc w:val="both"/>
+        <w:rPr>
+          <w:rFonts w:ascii="Arial" w:eastAsia="Calibri" w:hAnsi="Arial" w:cs="Arial"/>
+          <w:kern w:val="0"/>
+          <w:lang w:val="es-VE"/>
+          <w14:ligatures w14:val="none"/>
+        </w:rPr>
+        <w:sectPr>
+          <w:headerReference w:type="default" r:id="rId20"/>
+          <w:footerReference w:type="default" r:id="rId21"/>
+          <w:pgSz w:w="12240" w:h="15840"/>
+          <w:pgMar w:top="2835" w:right="1701" w:bottom="1701" w:left="2268" w:header="709" w:footer="709" w:gutter="0"/>
+          <w:pgNumType w:start="5"/>
+          <w:cols w:space="708"/>
+          <w:docGrid w:linePitch="360"/>
+        </w:sectPr>
+      </w:pPr>
+      <w:r>
+        <w:rPr>
+          <w:rFonts w:ascii="Arial" w:eastAsia="Calibri" w:hAnsi="Arial" w:cs="Arial"/>
+          <w:kern w:val="0"/>
+          <w:lang w:val="es-VE"/>
+          <w14:ligatures w14:val="none"/>
+        </w:rPr>
+        <w:t xml:space="preserve">A esta realidad se suma el deterioro generalizado de la infraestructura escolar. Muchas instituciones carecen de servicios básicos como agua potable, electricidad, baños funcionales y mobiliario adecuado. Algunas operan en condiciones improvisadas, lo que afecta directamente el ambiente de aprendizaje, la seguridad y la dignidad de los estudiantes. Además, la escasez de docentes capacitados y activos agrava la situación: la deserción </w:t>
+      </w:r>
+    </w:p>
+    <w:p>
+      <w:pPr>
+        <w:spacing w:after="200" w:line="480" w:lineRule="auto"/>
+        <w:jc w:val="both"/>
+        <w:rPr>
+          <w:rFonts w:ascii="Arial" w:eastAsia="Calibri" w:hAnsi="Arial" w:cs="Arial"/>
+          <w:kern w:val="0"/>
+          <w:lang w:val="es-VE"/>
+          <w14:ligatures w14:val="none"/>
+        </w:rPr>
+      </w:pPr>
+      <w:r>
+        <w:rPr>
+          <w:rFonts w:ascii="Arial" w:eastAsia="Calibri" w:hAnsi="Arial" w:cs="Arial"/>
+          <w:kern w:val="0"/>
+          <w:lang w:val="es-VE"/>
+          <w14:ligatures w14:val="none"/>
+        </w:rPr>
+        <w:lastRenderedPageBreak/>
+        <w:t>del magisterio supera el 70 %, y en ciertas especialidades apenas se gradúa un docente por año. Esto ha generado una sobrecarga laboral para los pocos maestros que permanecen en el sistema, reduciendo la calidad de la enseñanza y limitando la cobertura educativa.</w:t>
+      </w:r>
+    </w:p>
+    <w:p>
+      <w:pPr>
+        <w:spacing w:after="200" w:line="480" w:lineRule="auto"/>
+        <w:ind w:firstLine="720"/>
+        <w:jc w:val="both"/>
+        <w:rPr>
+          <w:rFonts w:ascii="Arial" w:eastAsia="Calibri" w:hAnsi="Arial" w:cs="Arial"/>
+          <w:kern w:val="0"/>
+          <w:lang w:val="es-VE"/>
+          <w14:ligatures w14:val="none"/>
+        </w:rPr>
+      </w:pPr>
+      <w:r>
+        <w:rPr>
+          <w:rFonts w:ascii="Arial" w:eastAsia="Calibri" w:hAnsi="Arial" w:cs="Arial"/>
+          <w:kern w:val="0"/>
+          <w:lang w:val="es-VE"/>
+          <w14:ligatures w14:val="none"/>
+        </w:rPr>
+        <w:t xml:space="preserve">Estas condiciones han generado una serie de problemáticas interconectadas que afectan el desarrollo integral de los estudiantes. Entre las principales causas se encuentran la precariedad económica de las familias, la migración forzada, la falta de políticas educativas sostenibles y la ausencia de incentivos para el ejercicio docente. Como consecuencia, se observa un bajo rendimiento académico generalizado, especialmente en áreas fundamentales como matemáticas, ciencias y comprensión lectora. </w:t>
+      </w:r>
+    </w:p>
+    <w:p>
+      <w:pPr>
+        <w:spacing w:after="200" w:line="480" w:lineRule="auto"/>
+        <w:ind w:firstLine="720"/>
+        <w:jc w:val="both"/>
+        <w:rPr>
+          <w:rFonts w:ascii="Arial" w:eastAsia="Calibri" w:hAnsi="Arial" w:cs="Arial"/>
+          <w:kern w:val="0"/>
+          <w:lang w:val="es-VE"/>
+          <w14:ligatures w14:val="none"/>
+        </w:rPr>
+      </w:pPr>
+      <w:r>
+        <w:rPr>
+          <w:rFonts w:ascii="Arial" w:eastAsia="Calibri" w:hAnsi="Arial" w:cs="Arial"/>
+          <w:kern w:val="0"/>
+          <w:lang w:val="es-VE"/>
+          <w14:ligatures w14:val="none"/>
+        </w:rPr>
+        <w:t>Estudios recientes indican que 7 de cada 10 estudiantes reprueban materias clave, lo que compromete el desarrollo de competencias básicas, limita las oportunidades futuras de los jóvenes y amplía la brecha educativa entre sectores sociales. Esta situación también impacta en la autoestima estudiantil, la motivación para aprender y la percepción del valor de la educación como herramienta de movilidad social.</w:t>
+      </w:r>
+    </w:p>
+    <w:p>
+      <w:pPr>
+        <w:spacing w:after="200" w:line="480" w:lineRule="auto"/>
+        <w:ind w:firstLine="720"/>
+        <w:jc w:val="both"/>
+        <w:rPr>
+          <w:rFonts w:ascii="Arial" w:eastAsia="Calibri" w:hAnsi="Arial" w:cs="Arial"/>
+          <w:kern w:val="0"/>
+          <w:lang w:val="es-VE"/>
+          <w14:ligatures w14:val="none"/>
+        </w:rPr>
+      </w:pPr>
+      <w:r>
+        <w:rPr>
+          <w:rFonts w:ascii="Arial" w:eastAsia="Calibri" w:hAnsi="Arial" w:cs="Arial"/>
+          <w:kern w:val="0"/>
+          <w:lang w:val="es-VE"/>
+          <w14:ligatures w14:val="none"/>
+        </w:rPr>
+        <w:t xml:space="preserve">A esto se suma la limitada conectividad digital y el acceso desigual a dispositivos tecnológicos, que han dificultado la implementación de soluciones educativas modernas, especialmente en zonas rurales o vulnerables. Muchos </w:t>
+      </w:r>
+      <w:r>
+        <w:rPr>
+          <w:rFonts w:ascii="Arial" w:eastAsia="Calibri" w:hAnsi="Arial" w:cs="Arial"/>
+          <w:kern w:val="0"/>
+          <w:lang w:val="es-VE"/>
+          <w14:ligatures w14:val="none"/>
+        </w:rPr>
+        <w:lastRenderedPageBreak/>
+        <w:t>estudiantes carecen de alternativas viables para continuar su formación fuera del aula tradicional, lo que refuerza el ciclo de exclusión y rezago académico.</w:t>
+      </w:r>
+    </w:p>
+    <w:p>
+      <w:pPr>
+        <w:spacing w:after="200" w:line="480" w:lineRule="auto"/>
+        <w:ind w:firstLine="720"/>
+        <w:jc w:val="both"/>
+        <w:rPr>
+          <w:rFonts w:ascii="Arial" w:eastAsia="Calibri" w:hAnsi="Arial" w:cs="Arial"/>
+          <w:kern w:val="0"/>
+          <w:lang w:val="es-VE"/>
+          <w14:ligatures w14:val="none"/>
+        </w:rPr>
+      </w:pPr>
+      <w:r>
+        <w:rPr>
+          <w:rFonts w:ascii="Arial" w:eastAsia="Calibri" w:hAnsi="Arial" w:cs="Arial"/>
+          <w:kern w:val="0"/>
+          <w:lang w:val="es-VE"/>
+          <w14:ligatures w14:val="none"/>
+        </w:rPr>
+        <w:t xml:space="preserve">Ante este panorama, el presente trabajo de investigación propone el desarrollo de una aplicación educativa </w:t>
+      </w:r>
+      <w:proofErr w:type="spellStart"/>
+      <w:r>
+        <w:rPr>
+          <w:rFonts w:ascii="Arial" w:eastAsia="Calibri" w:hAnsi="Arial" w:cs="Arial"/>
+          <w:kern w:val="0"/>
+          <w:lang w:val="es-VE"/>
+          <w14:ligatures w14:val="none"/>
+        </w:rPr>
+        <w:t>gamificada</w:t>
+      </w:r>
+      <w:proofErr w:type="spellEnd"/>
+      <w:r>
+        <w:rPr>
+          <w:rFonts w:ascii="Arial" w:eastAsia="Calibri" w:hAnsi="Arial" w:cs="Arial"/>
+          <w:kern w:val="0"/>
+          <w:lang w:val="es-VE"/>
+          <w14:ligatures w14:val="none"/>
+        </w:rPr>
+        <w:t xml:space="preserve"> para potenciar el rendimiento académico en estudiantes de bachillerato en Venezuela. La aplicación se plantea como un proyecto independiente, inspirado en modelos exitosos como Duolingo, Khan Academy </w:t>
+      </w:r>
+      <w:proofErr w:type="spellStart"/>
+      <w:r>
+        <w:rPr>
+          <w:rFonts w:ascii="Arial" w:eastAsia="Calibri" w:hAnsi="Arial" w:cs="Arial"/>
+          <w:kern w:val="0"/>
+          <w:lang w:val="es-VE"/>
+          <w14:ligatures w14:val="none"/>
+        </w:rPr>
+        <w:t>Kids</w:t>
+      </w:r>
+      <w:proofErr w:type="spellEnd"/>
+      <w:r>
+        <w:rPr>
+          <w:rFonts w:ascii="Arial" w:eastAsia="Calibri" w:hAnsi="Arial" w:cs="Arial"/>
+          <w:kern w:val="0"/>
+          <w:lang w:val="es-VE"/>
+          <w14:ligatures w14:val="none"/>
+        </w:rPr>
+        <w:t xml:space="preserve"> y </w:t>
+      </w:r>
+      <w:proofErr w:type="spellStart"/>
+      <w:r>
+        <w:rPr>
+          <w:rFonts w:ascii="Arial" w:eastAsia="Calibri" w:hAnsi="Arial" w:cs="Arial"/>
+          <w:kern w:val="0"/>
+          <w:lang w:val="es-VE"/>
+          <w14:ligatures w14:val="none"/>
+        </w:rPr>
+        <w:t>CodeCombat</w:t>
+      </w:r>
+      <w:proofErr w:type="spellEnd"/>
+      <w:r>
+        <w:rPr>
+          <w:rFonts w:ascii="Arial" w:eastAsia="Calibri" w:hAnsi="Arial" w:cs="Arial"/>
+          <w:kern w:val="0"/>
+          <w:lang w:val="es-VE"/>
+          <w14:ligatures w14:val="none"/>
+        </w:rPr>
+        <w:t xml:space="preserve">, donde los usuarios pueden acceder libremente desde sus dispositivos sin necesidad de estar vinculados a instituciones educativas. Estas plataformas han demostrado que el aprendizaje autónomo, flexible y </w:t>
+      </w:r>
+      <w:proofErr w:type="spellStart"/>
+      <w:r>
+        <w:rPr>
+          <w:rFonts w:ascii="Arial" w:eastAsia="Calibri" w:hAnsi="Arial" w:cs="Arial"/>
+          <w:kern w:val="0"/>
+          <w:lang w:val="es-VE"/>
+          <w14:ligatures w14:val="none"/>
+        </w:rPr>
+        <w:t>gamificado</w:t>
+      </w:r>
+      <w:proofErr w:type="spellEnd"/>
+      <w:r>
+        <w:rPr>
+          <w:rFonts w:ascii="Arial" w:eastAsia="Calibri" w:hAnsi="Arial" w:cs="Arial"/>
+          <w:kern w:val="0"/>
+          <w:lang w:val="es-VE"/>
+          <w14:ligatures w14:val="none"/>
+        </w:rPr>
+        <w:t xml:space="preserve"> puede mejorar la retención de contenidos, aumentar la motivación y fomentar la continuidad educativa, especialmente en contextos de alta vulnerabilidad.</w:t>
+      </w:r>
+    </w:p>
+    <w:p>
+      <w:pPr>
+        <w:spacing w:after="200" w:line="480" w:lineRule="auto"/>
+        <w:ind w:firstLine="720"/>
+        <w:jc w:val="both"/>
+        <w:rPr>
+          <w:rFonts w:ascii="Arial" w:eastAsia="Calibri" w:hAnsi="Arial" w:cs="Arial"/>
+          <w:kern w:val="0"/>
+          <w:lang w:val="es-VE"/>
+          <w14:ligatures w14:val="none"/>
+        </w:rPr>
+      </w:pPr>
+      <w:r>
+        <w:rPr>
+          <w:rFonts w:ascii="Arial" w:eastAsia="Calibri" w:hAnsi="Arial" w:cs="Arial"/>
+          <w:kern w:val="0"/>
+          <w:lang w:val="es-VE"/>
+          <w14:ligatures w14:val="none"/>
+        </w:rPr>
+        <w:t>La propuesta busca adaptar estos principios al contexto venezolano, incorporando contenidos curriculares alineados con las necesidades locales y elementos de gamificación como niveles, recompensas, retos, avatares y sistemas de progreso. Estos componentes están pensados para aumentar el compromiso y la permanencia del estudiante en el proceso de aprendizaje. La arquitectura funcional establecerá una navegación intuitiva, accesible y visualmente atractiva, adaptable a distintos niveles de conectividad.</w:t>
+      </w:r>
+    </w:p>
+    <w:p>
+      <w:pPr>
+        <w:spacing w:after="200" w:line="480" w:lineRule="auto"/>
+        <w:ind w:firstLine="720"/>
+        <w:jc w:val="both"/>
+        <w:rPr>
+          <w:rFonts w:ascii="Arial" w:eastAsia="Calibri" w:hAnsi="Arial" w:cs="Arial"/>
+          <w:kern w:val="0"/>
+          <w:lang w:val="es-VE"/>
+          <w14:ligatures w14:val="none"/>
+        </w:rPr>
+      </w:pPr>
+      <w:r>
+        <w:rPr>
+          <w:rFonts w:ascii="Arial" w:eastAsia="Calibri" w:hAnsi="Arial" w:cs="Arial"/>
+          <w:kern w:val="0"/>
+          <w:lang w:val="es-VE"/>
+          <w14:ligatures w14:val="none"/>
+        </w:rPr>
+        <w:t xml:space="preserve">La etapa de programación se desarrollará utilizando lenguajes de programación como Python, junto con bases de datos que permitan almacenar </w:t>
+      </w:r>
+      <w:r>
+        <w:rPr>
+          <w:rFonts w:ascii="Arial" w:eastAsia="Calibri" w:hAnsi="Arial" w:cs="Arial"/>
+          <w:kern w:val="0"/>
+          <w:lang w:val="es-VE"/>
+          <w14:ligatures w14:val="none"/>
+        </w:rPr>
+        <w:lastRenderedPageBreak/>
+        <w:t>el progreso de los usuarios, sus logros y estadísticas. Se aplicará una metodología de desarrollo ágil, que facilite ajustes rápidos y mejoras continuas en función de la experiencia de uso. Aunque no se realizarán pruebas en instituciones educativas, se recogerá retroalimentación voluntaria de los usuarios y se analizarán métricas internas como tiempo de uso, niveles completados y frecuencia de interacción, para evaluar su impacto y optimizar la experiencia.</w:t>
+      </w:r>
+    </w:p>
+    <w:p>
+      <w:pPr>
+        <w:spacing w:after="0" w:line="480" w:lineRule="auto"/>
+        <w:jc w:val="both"/>
+        <w:rPr>
+          <w:rFonts w:ascii="Arial" w:eastAsia="Calibri" w:hAnsi="Arial" w:cs="Arial"/>
+          <w:b/>
+          <w:bCs/>
+          <w:kern w:val="0"/>
+          <w:lang w:val="es-VE"/>
+          <w14:ligatures w14:val="none"/>
+        </w:rPr>
+      </w:pPr>
+      <w:r>
+        <w:rPr>
+          <w:rFonts w:ascii="Arial" w:eastAsia="Calibri" w:hAnsi="Arial" w:cs="Arial"/>
+          <w:b/>
+          <w:bCs/>
+          <w:kern w:val="0"/>
+          <w:lang w:val="es-VE"/>
+          <w14:ligatures w14:val="none"/>
+        </w:rPr>
+        <w:t>1.1.  FORMULACIÓN DEL PROBLEMA</w:t>
+      </w:r>
+    </w:p>
+    <w:p>
+      <w:pPr>
+        <w:spacing w:after="0" w:line="240" w:lineRule="auto"/>
+        <w:jc w:val="both"/>
+        <w:rPr>
+          <w:rFonts w:ascii="Arial" w:eastAsia="Calibri" w:hAnsi="Arial" w:cs="Arial"/>
+          <w:b/>
+          <w:bCs/>
+          <w:kern w:val="0"/>
+          <w:lang w:val="es-VE"/>
+          <w14:ligatures w14:val="none"/>
+        </w:rPr>
+      </w:pPr>
+    </w:p>
+    <w:p>
+      <w:pPr>
+        <w:spacing w:after="200" w:line="480" w:lineRule="auto"/>
+        <w:ind w:firstLine="720"/>
+        <w:jc w:val="both"/>
+        <w:rPr>
+          <w:rFonts w:ascii="Arial" w:eastAsia="Calibri" w:hAnsi="Arial" w:cs="Arial"/>
+          <w:kern w:val="0"/>
+          <w:lang w:val="es-VE"/>
+          <w14:ligatures w14:val="none"/>
+        </w:rPr>
+      </w:pPr>
+      <w:r>
+        <w:rPr>
+          <w:rFonts w:ascii="Arial" w:eastAsia="Calibri" w:hAnsi="Arial" w:cs="Arial"/>
+          <w:kern w:val="0"/>
+          <w:lang w:val="es-VE"/>
+          <w14:ligatures w14:val="none"/>
+        </w:rPr>
+        <w:t xml:space="preserve">Continuando con lo previamente expuesto, no hacemos la siguiente pregunta: ¿Cómo Desarrollar una Aplicación educativa </w:t>
+      </w:r>
+      <w:proofErr w:type="spellStart"/>
+      <w:r>
+        <w:rPr>
+          <w:rFonts w:ascii="Arial" w:eastAsia="Calibri" w:hAnsi="Arial" w:cs="Arial"/>
+          <w:kern w:val="0"/>
+          <w:lang w:val="es-VE"/>
+          <w14:ligatures w14:val="none"/>
+        </w:rPr>
+        <w:t>gamificada</w:t>
+      </w:r>
+      <w:proofErr w:type="spellEnd"/>
+      <w:r>
+        <w:rPr>
+          <w:rFonts w:ascii="Arial" w:eastAsia="Calibri" w:hAnsi="Arial" w:cs="Arial"/>
+          <w:kern w:val="0"/>
+          <w:lang w:val="es-VE"/>
+          <w14:ligatures w14:val="none"/>
+        </w:rPr>
+        <w:t xml:space="preserve"> para potenciar el rendimiento académico en estudiantes de bachillerato en Venezuela?</w:t>
+      </w:r>
+    </w:p>
+    <w:p>
+      <w:pPr>
+        <w:pStyle w:val="Ttulo1"/>
+        <w:rPr>
+          <w:rFonts w:eastAsia="Calibri"/>
+          <w:lang w:val="es-VE"/>
+        </w:rPr>
+      </w:pPr>
+      <w:r>
+        <w:rPr>
+          <w:rFonts w:eastAsia="Calibri"/>
+          <w:lang w:val="es-VE"/>
+        </w:rPr>
+        <w:t>2. OBJETIVOS DE LA INVESTIGACIÓN</w:t>
+      </w:r>
+    </w:p>
+    <w:p>
+      <w:pPr>
+        <w:spacing w:after="0" w:line="240" w:lineRule="auto"/>
+        <w:rPr>
+          <w:lang w:val="es-VE"/>
+        </w:rPr>
+      </w:pPr>
+    </w:p>
+    <w:p>
+      <w:pPr>
+        <w:pStyle w:val="Ttulo2"/>
+        <w:rPr>
+          <w:rFonts w:eastAsia="Calibri"/>
+          <w:lang w:val="es-VE"/>
+        </w:rPr>
+      </w:pPr>
+      <w:r>
+        <w:rPr>
+          <w:rFonts w:eastAsia="Calibri"/>
+          <w:lang w:val="es-VE"/>
+        </w:rPr>
+        <w:t>2.1. OBJETIVO GENERAL</w:t>
+      </w:r>
+    </w:p>
+    <w:p>
+      <w:pPr>
+        <w:spacing w:after="0" w:line="240" w:lineRule="auto"/>
+        <w:rPr>
+          <w:lang w:val="es-VE"/>
+        </w:rPr>
+      </w:pPr>
+    </w:p>
+    <w:p>
+      <w:pPr>
+        <w:spacing w:after="200" w:line="480" w:lineRule="auto"/>
+        <w:ind w:firstLine="720"/>
+        <w:jc w:val="both"/>
+        <w:rPr>
+          <w:rFonts w:ascii="Arial" w:eastAsia="Calibri" w:hAnsi="Arial" w:cs="Arial"/>
+          <w:kern w:val="0"/>
+          <w:lang w:val="es-VE"/>
+          <w14:ligatures w14:val="none"/>
+        </w:rPr>
+      </w:pPr>
+      <w:r>
+        <w:rPr>
+          <w:rFonts w:ascii="Arial" w:eastAsia="Calibri" w:hAnsi="Arial" w:cs="Arial"/>
+          <w:kern w:val="0"/>
+          <w:lang w:val="es-VE"/>
+          <w14:ligatures w14:val="none"/>
+        </w:rPr>
+        <w:t xml:space="preserve">Desarrollar una Aplicación educativa </w:t>
+      </w:r>
+      <w:proofErr w:type="spellStart"/>
+      <w:r>
+        <w:rPr>
+          <w:rFonts w:ascii="Arial" w:eastAsia="Calibri" w:hAnsi="Arial" w:cs="Arial"/>
+          <w:kern w:val="0"/>
+          <w:lang w:val="es-VE"/>
+          <w14:ligatures w14:val="none"/>
+        </w:rPr>
+        <w:t>gamificada</w:t>
+      </w:r>
+      <w:proofErr w:type="spellEnd"/>
+      <w:r>
+        <w:rPr>
+          <w:rFonts w:ascii="Arial" w:eastAsia="Calibri" w:hAnsi="Arial" w:cs="Arial"/>
+          <w:kern w:val="0"/>
+          <w:lang w:val="es-VE"/>
+          <w14:ligatures w14:val="none"/>
+        </w:rPr>
+        <w:t xml:space="preserve"> para potenciar el rendimiento académico en estudiantes de bachillerato en Venezuela.</w:t>
+      </w:r>
+    </w:p>
+    <w:p>
+      <w:pPr>
+        <w:pStyle w:val="Ttulo2"/>
+        <w:rPr>
+          <w:rFonts w:eastAsia="Calibri"/>
+          <w:lang w:val="es-VE"/>
+        </w:rPr>
+      </w:pPr>
+      <w:r>
+        <w:rPr>
+          <w:rFonts w:eastAsia="Calibri"/>
+          <w:lang w:val="es-VE"/>
+        </w:rPr>
+        <w:t>2.2. OBJETIVOS ESPECÍFICOS</w:t>
+      </w:r>
+    </w:p>
+    <w:p>
+      <w:pPr>
+        <w:spacing w:after="0" w:line="240" w:lineRule="auto"/>
+        <w:rPr>
+          <w:lang w:val="es-VE"/>
+        </w:rPr>
+      </w:pPr>
+    </w:p>
+    <w:p>
+      <w:pPr>
+        <w:spacing w:after="200" w:line="480" w:lineRule="auto"/>
+        <w:jc w:val="both"/>
+        <w:rPr>
+          <w:rFonts w:ascii="Arial" w:eastAsia="Calibri" w:hAnsi="Arial" w:cs="Arial"/>
+          <w:b/>
+          <w:bCs/>
+          <w:kern w:val="0"/>
+          <w:lang w:val="es-VE"/>
+          <w14:ligatures w14:val="none"/>
+        </w:rPr>
+      </w:pPr>
+      <w:r>
+        <w:rPr>
+          <w:rFonts w:ascii="Arial" w:eastAsia="Calibri" w:hAnsi="Arial" w:cs="Arial"/>
+          <w:kern w:val="0"/>
+          <w:lang w:val="es-VE"/>
+          <w14:ligatures w14:val="none"/>
+        </w:rPr>
+        <w:t>Analizar la situación actual de los estudiantes de bachillerato.</w:t>
+      </w:r>
+    </w:p>
+    <w:p>
+      <w:pPr>
+        <w:spacing w:after="200" w:line="480" w:lineRule="auto"/>
+        <w:jc w:val="both"/>
+        <w:rPr>
+          <w:rFonts w:ascii="Arial" w:eastAsia="Calibri" w:hAnsi="Arial" w:cs="Arial"/>
+          <w:b/>
+          <w:bCs/>
+          <w:kern w:val="0"/>
+          <w:lang w:val="es-VE"/>
+          <w14:ligatures w14:val="none"/>
+        </w:rPr>
+      </w:pPr>
+      <w:r>
+        <w:rPr>
+          <w:rFonts w:ascii="Arial" w:eastAsia="Calibri" w:hAnsi="Arial" w:cs="Arial"/>
+          <w:kern w:val="0"/>
+          <w:lang w:val="es-VE"/>
+          <w14:ligatures w14:val="none"/>
+        </w:rPr>
+        <w:t>Determinar los requerimientos necesarios para desarrollar la aplicación.</w:t>
+      </w:r>
+    </w:p>
+    <w:p>
+      <w:pPr>
+        <w:spacing w:after="200" w:line="480" w:lineRule="auto"/>
+        <w:jc w:val="both"/>
+        <w:rPr>
+          <w:rFonts w:ascii="Arial" w:eastAsia="Calibri" w:hAnsi="Arial" w:cs="Arial"/>
+          <w:b/>
+          <w:bCs/>
+          <w:kern w:val="0"/>
+          <w:lang w:val="es-VE"/>
+          <w14:ligatures w14:val="none"/>
+        </w:rPr>
+      </w:pPr>
+      <w:r>
+        <w:rPr>
+          <w:rFonts w:ascii="Arial" w:eastAsia="Calibri" w:hAnsi="Arial" w:cs="Arial"/>
+          <w:kern w:val="0"/>
+          <w:lang w:val="es-VE"/>
+          <w14:ligatures w14:val="none"/>
+        </w:rPr>
+        <w:lastRenderedPageBreak/>
+        <w:t>Diseñar el prototipo de la aplicación a partir de los requerimientos previamente identificados.</w:t>
+      </w:r>
+    </w:p>
+    <w:p>
+      <w:pPr>
+        <w:spacing w:after="200" w:line="480" w:lineRule="auto"/>
+        <w:jc w:val="both"/>
+        <w:rPr>
+          <w:rFonts w:ascii="Arial" w:eastAsia="Calibri" w:hAnsi="Arial" w:cs="Arial"/>
+          <w:b/>
+          <w:bCs/>
+          <w:kern w:val="0"/>
+          <w:lang w:val="es-VE"/>
+          <w14:ligatures w14:val="none"/>
+        </w:rPr>
+      </w:pPr>
+      <w:r>
+        <w:rPr>
+          <w:rFonts w:ascii="Arial" w:eastAsia="Calibri" w:hAnsi="Arial" w:cs="Arial"/>
+          <w:kern w:val="0"/>
+          <w:lang w:val="es-VE"/>
+          <w14:ligatures w14:val="none"/>
+        </w:rPr>
+        <w:t>Construir la aplicación a partir del diseño del prototipo.</w:t>
+      </w:r>
+    </w:p>
+    <w:p>
+      <w:pPr>
+        <w:spacing w:after="200" w:line="480" w:lineRule="auto"/>
+        <w:jc w:val="both"/>
+        <w:rPr>
+          <w:rFonts w:ascii="Arial" w:eastAsia="Calibri" w:hAnsi="Arial" w:cs="Arial"/>
+          <w:b/>
+          <w:bCs/>
+          <w:kern w:val="0"/>
+          <w:lang w:val="es-VE"/>
+          <w14:ligatures w14:val="none"/>
+        </w:rPr>
+      </w:pPr>
+      <w:r>
+        <w:rPr>
+          <w:rFonts w:ascii="Arial" w:eastAsia="Calibri" w:hAnsi="Arial" w:cs="Arial"/>
+          <w:kern w:val="0"/>
+          <w:lang w:val="es-VE"/>
+          <w14:ligatures w14:val="none"/>
+        </w:rPr>
+        <w:t>Verificar la funcionalidad del sistema mediante pruebas de funcionamiento.</w:t>
+      </w:r>
+    </w:p>
+    <w:p>
+      <w:pPr>
+        <w:spacing w:after="200" w:line="480" w:lineRule="auto"/>
+        <w:jc w:val="both"/>
+        <w:rPr>
+          <w:rFonts w:ascii="Arial" w:eastAsia="Calibri" w:hAnsi="Arial" w:cs="Arial"/>
+          <w:kern w:val="0"/>
+          <w:lang w:val="es-VE"/>
+          <w14:ligatures w14:val="none"/>
+        </w:rPr>
+      </w:pPr>
+      <w:r>
+        <w:rPr>
+          <w:rFonts w:ascii="Arial" w:eastAsia="Calibri" w:hAnsi="Arial" w:cs="Arial"/>
+          <w:kern w:val="0"/>
+          <w:lang w:val="es-VE"/>
+          <w14:ligatures w14:val="none"/>
+        </w:rPr>
+        <w:t>Redactar un manual de usuario de la aplicación.</w:t>
+      </w:r>
+    </w:p>
+    <w:p>
+      <w:pPr>
+        <w:pStyle w:val="Ttulo1"/>
+        <w:rPr>
+          <w:rFonts w:eastAsia="Calibri"/>
+          <w:lang w:val="es-VE"/>
+        </w:rPr>
+      </w:pPr>
+      <w:r>
+        <w:rPr>
+          <w:rFonts w:eastAsia="Calibri"/>
+          <w:lang w:val="es-VE"/>
+        </w:rPr>
+        <w:t>3.  JUSTIFICACIÓN DE LA INVESTIGACIÓN</w:t>
+      </w:r>
+    </w:p>
+    <w:p>
+      <w:pPr>
+        <w:spacing w:after="0" w:line="240" w:lineRule="auto"/>
+        <w:rPr>
+          <w:lang w:val="es-VE"/>
+        </w:rPr>
+      </w:pPr>
+    </w:p>
+    <w:p>
+      <w:pPr>
+        <w:spacing w:after="200" w:line="480" w:lineRule="auto"/>
+        <w:ind w:firstLine="720"/>
+        <w:jc w:val="both"/>
+        <w:rPr>
+          <w:rFonts w:ascii="Arial" w:eastAsia="Calibri" w:hAnsi="Arial" w:cs="Arial"/>
+          <w:kern w:val="0"/>
+          <w:lang w:val="es-VE"/>
+          <w14:ligatures w14:val="none"/>
+        </w:rPr>
+      </w:pPr>
+      <w:r>
+        <w:rPr>
+          <w:rFonts w:ascii="Arial" w:eastAsia="Calibri" w:hAnsi="Arial" w:cs="Arial"/>
+          <w:kern w:val="0"/>
+          <w:lang w:val="es-VE"/>
+          <w14:ligatures w14:val="none"/>
+        </w:rPr>
+        <w:t xml:space="preserve">Desde el punto de vista teórico, nuestra propuesta de desarrollar una aplicación educativa </w:t>
+      </w:r>
+      <w:proofErr w:type="spellStart"/>
+      <w:r>
+        <w:rPr>
+          <w:rFonts w:ascii="Arial" w:eastAsia="Calibri" w:hAnsi="Arial" w:cs="Arial"/>
+          <w:kern w:val="0"/>
+          <w:lang w:val="es-VE"/>
+          <w14:ligatures w14:val="none"/>
+        </w:rPr>
+        <w:t>gamificada</w:t>
+      </w:r>
+      <w:proofErr w:type="spellEnd"/>
+      <w:r>
+        <w:rPr>
+          <w:rFonts w:ascii="Arial" w:eastAsia="Calibri" w:hAnsi="Arial" w:cs="Arial"/>
+          <w:kern w:val="0"/>
+          <w:lang w:val="es-VE"/>
+          <w14:ligatures w14:val="none"/>
+        </w:rPr>
+        <w:t xml:space="preserve"> para potenciar el conocimiento de matemáticas se fundamenta en teorías educativas que subrayan la importancia de la motivación y la participación activa en el proceso de aprendizaje. </w:t>
+      </w:r>
+    </w:p>
+    <w:p>
+      <w:pPr>
+        <w:spacing w:after="200" w:line="480" w:lineRule="auto"/>
+        <w:ind w:firstLine="720"/>
+        <w:jc w:val="both"/>
+        <w:rPr>
+          <w:rFonts w:ascii="Arial" w:eastAsia="Calibri" w:hAnsi="Arial" w:cs="Arial"/>
+          <w:b/>
+          <w:bCs/>
+          <w:kern w:val="0"/>
+          <w:lang w:val="es-VE"/>
+          <w14:ligatures w14:val="none"/>
+        </w:rPr>
+      </w:pPr>
+      <w:r>
+        <w:rPr>
+          <w:rFonts w:ascii="Arial" w:eastAsia="Calibri" w:hAnsi="Arial" w:cs="Arial"/>
+          <w:kern w:val="0"/>
+          <w:lang w:val="es-VE"/>
+          <w14:ligatures w14:val="none"/>
+        </w:rPr>
+        <w:t>En este sentido, el constructivismo se erige como un pilar esencial, sugiriendo que los estudiantes adquieren conocimiento de manera más efectiva cuando interactúan con su entorno y construyen su propio entendimiento a través de experiencias prácticas. La implementación de una aplicación que ofrezca retos interactivos y retroalimentación inmediata no solo facilita la exploración de conceptos complejos, sino que también promueve un aprendizaje significativo y duradero.</w:t>
+      </w:r>
+    </w:p>
+    <w:p>
+      <w:pPr>
+        <w:spacing w:after="200" w:line="480" w:lineRule="auto"/>
+        <w:ind w:firstLine="720"/>
+        <w:jc w:val="both"/>
+        <w:rPr>
+          <w:rFonts w:ascii="Arial" w:eastAsia="Calibri" w:hAnsi="Arial" w:cs="Arial"/>
+          <w:b/>
+          <w:bCs/>
+          <w:kern w:val="0"/>
+          <w:lang w:val="es-VE"/>
+          <w14:ligatures w14:val="none"/>
+        </w:rPr>
+      </w:pPr>
+      <w:r>
+        <w:rPr>
+          <w:rFonts w:ascii="Arial" w:eastAsia="Calibri" w:hAnsi="Arial" w:cs="Arial"/>
+          <w:kern w:val="0"/>
+          <w:lang w:val="es-VE"/>
+          <w14:ligatures w14:val="none"/>
+        </w:rPr>
+        <w:t xml:space="preserve">La gamificación, al incorporar elementos lúdicos como niveles, recompensas y desafíos, se convierte en una herramienta poderosa para </w:t>
+      </w:r>
+      <w:r>
+        <w:rPr>
+          <w:rFonts w:ascii="Arial" w:eastAsia="Calibri" w:hAnsi="Arial" w:cs="Arial"/>
+          <w:kern w:val="0"/>
+          <w:lang w:val="es-VE"/>
+          <w14:ligatures w14:val="none"/>
+        </w:rPr>
+        <w:lastRenderedPageBreak/>
+        <w:t>activar esta motivación intrínseca. En un contexto como el venezolano, donde muchos jóvenes enfrentan desmotivación y barreras para acceder a la educación formal, esta estrategia puede transformar la experiencia de aprendizaje, haciéndola más atractiva y accesible.</w:t>
+      </w:r>
+    </w:p>
+    <w:p>
+      <w:pPr>
+        <w:spacing w:after="200" w:line="480" w:lineRule="auto"/>
+        <w:ind w:firstLine="720"/>
+        <w:jc w:val="both"/>
+        <w:rPr>
+          <w:rFonts w:ascii="Arial" w:eastAsia="Calibri" w:hAnsi="Arial" w:cs="Arial"/>
+          <w:kern w:val="0"/>
+          <w:lang w:val="es-VE"/>
+          <w14:ligatures w14:val="none"/>
+        </w:rPr>
+      </w:pPr>
+      <w:r>
+        <w:rPr>
+          <w:rFonts w:ascii="Arial" w:eastAsia="Calibri" w:hAnsi="Arial" w:cs="Arial"/>
+          <w:kern w:val="0"/>
+          <w:lang w:val="es-VE"/>
+          <w14:ligatures w14:val="none"/>
+        </w:rPr>
+        <w:t xml:space="preserve">Desde el ámbito de la informática, este proyecto no solo contribuye al desarrollo de competencias digitales en los estudiantes, sino que también promueve la creación de entornos virtuales de aprendizaje que pueden ser adaptados a diversas realidades educativas. La aplicación puede servir como un recurso complementario a la educación tradicional, Además, al fomentar el uso de tecnologías interactivas, se contribuye al desarrollo de habilidades críticas para el siglo XXI, tales como el pensamiento crítico, la resolución de problemas y el trabajo colaborativo. </w:t>
+      </w:r>
+    </w:p>
+    <w:p>
+      <w:pPr>
+        <w:spacing w:after="200" w:line="480" w:lineRule="auto"/>
+        <w:ind w:firstLine="720"/>
+        <w:jc w:val="both"/>
+        <w:rPr>
+          <w:rFonts w:ascii="Arial" w:eastAsia="Calibri" w:hAnsi="Arial" w:cs="Arial"/>
+          <w:b/>
+          <w:bCs/>
+          <w:kern w:val="0"/>
+          <w:lang w:val="es-VE"/>
+          <w14:ligatures w14:val="none"/>
+        </w:rPr>
+      </w:pPr>
+      <w:r>
+        <w:rPr>
+          <w:rFonts w:ascii="Arial" w:eastAsia="Calibri" w:hAnsi="Arial" w:cs="Arial"/>
+          <w:kern w:val="0"/>
+          <w:lang w:val="es-VE"/>
+          <w14:ligatures w14:val="none"/>
+        </w:rPr>
+        <w:t>Este proyecto tiene el potencial de generar un impacto positivo en la comunidad educativa venezolana al ofrecer una alternativa viable para el aprendizaje en un contexto donde los recursos son limitados. Al proporcionar herramientas accesibles y motivadoras, se busca no solo mejorar el rendimiento académico en materias fundamentales como matemáticas y física, sino también fomentar una cultura de aprendizaje continuo que empodere a los jóvenes para enfrentar los desafíos del futuro.</w:t>
+      </w:r>
+    </w:p>
+    <w:p>
+      <w:pPr>
+        <w:spacing w:after="200" w:line="480" w:lineRule="auto"/>
+        <w:ind w:firstLine="720"/>
+        <w:jc w:val="both"/>
+        <w:rPr>
+          <w:rFonts w:ascii="Arial" w:eastAsia="Calibri" w:hAnsi="Arial" w:cs="Arial"/>
+          <w:b/>
+          <w:bCs/>
+          <w:kern w:val="0"/>
+          <w:lang w:val="es-VE"/>
+          <w14:ligatures w14:val="none"/>
+        </w:rPr>
+      </w:pPr>
+      <w:r>
+        <w:rPr>
+          <w:rFonts w:ascii="Arial" w:eastAsia="Calibri" w:hAnsi="Arial" w:cs="Arial"/>
+          <w:kern w:val="0"/>
+          <w:lang w:val="es-VE"/>
+          <w14:ligatures w14:val="none"/>
+        </w:rPr>
+        <w:t xml:space="preserve">En el apartado práctico, el desarrollo de esta aplicación educativa </w:t>
+      </w:r>
+      <w:proofErr w:type="spellStart"/>
+      <w:r>
+        <w:rPr>
+          <w:rFonts w:ascii="Arial" w:eastAsia="Calibri" w:hAnsi="Arial" w:cs="Arial"/>
+          <w:kern w:val="0"/>
+          <w:lang w:val="es-VE"/>
+          <w14:ligatures w14:val="none"/>
+        </w:rPr>
+        <w:t>gamificada</w:t>
+      </w:r>
+      <w:proofErr w:type="spellEnd"/>
+      <w:r>
+        <w:rPr>
+          <w:rFonts w:ascii="Arial" w:eastAsia="Calibri" w:hAnsi="Arial" w:cs="Arial"/>
+          <w:kern w:val="0"/>
+          <w:lang w:val="es-VE"/>
+          <w14:ligatures w14:val="none"/>
+        </w:rPr>
+        <w:t xml:space="preserve"> representa una estrategia concreta para enfrentar los problemas </w:t>
+      </w:r>
+      <w:r>
+        <w:rPr>
+          <w:rFonts w:ascii="Arial" w:eastAsia="Calibri" w:hAnsi="Arial" w:cs="Arial"/>
+          <w:kern w:val="0"/>
+          <w:lang w:val="es-VE"/>
+          <w14:ligatures w14:val="none"/>
+        </w:rPr>
+        <w:lastRenderedPageBreak/>
+        <w:t>que afectan a los estudiantes venezolanos de bachillerato, especialmente aquellos que han quedado fuera del sistema escolar o que enfrentan condiciones adversas para continuar sus estudios. Al ofrecer una herramienta digital accesible, autónoma y motivadora, se propone una solución práctica que puede contribuir a reducir la exclusión escolar, mejorar el rendimiento académico y fortalecer el vínculo de los jóvenes con el aprendizaje.</w:t>
+      </w:r>
+    </w:p>
+    <w:p>
+      <w:pPr>
+        <w:spacing w:after="200" w:line="480" w:lineRule="auto"/>
+        <w:ind w:firstLine="720"/>
+        <w:jc w:val="both"/>
+        <w:rPr>
+          <w:rFonts w:ascii="Arial" w:eastAsia="Calibri" w:hAnsi="Arial" w:cs="Arial"/>
+          <w:b/>
+          <w:bCs/>
+          <w:kern w:val="0"/>
+          <w:lang w:val="es-VE"/>
+          <w14:ligatures w14:val="none"/>
+        </w:rPr>
+      </w:pPr>
+      <w:r>
+        <w:rPr>
+          <w:rFonts w:ascii="Arial" w:eastAsia="Calibri" w:hAnsi="Arial" w:cs="Arial"/>
+          <w:kern w:val="0"/>
+          <w:lang w:val="es-VE"/>
+          <w14:ligatures w14:val="none"/>
+        </w:rPr>
+        <w:t>La aplicación está diseñada para funcionar sin depender de instituciones educativas, lo que permite que cualquier estudiante con acceso a una computadora pueda aprender desde casa o desde cualquier entorno informal. Esto responde directamente a la falta de infraestructura escolar, la escasez de docentes y la limitada conectividad que caracterizan el sistema educativo actual. Al integrar contenidos curriculares con dinámicas de juego como retos, niveles, recompensas y seguimiento del progreso se busca aumentar la motivación, la participación activa y la retención del conocimiento.</w:t>
+      </w:r>
+    </w:p>
+    <w:p>
+      <w:pPr>
+        <w:spacing w:after="200" w:line="480" w:lineRule="auto"/>
+        <w:ind w:firstLine="720"/>
+        <w:jc w:val="both"/>
+        <w:rPr>
+          <w:rFonts w:ascii="Arial" w:eastAsia="Calibri" w:hAnsi="Arial" w:cs="Arial"/>
+          <w:b/>
+          <w:bCs/>
+          <w:kern w:val="0"/>
+          <w:lang w:val="es-VE"/>
+          <w14:ligatures w14:val="none"/>
+        </w:rPr>
+      </w:pPr>
+      <w:r>
+        <w:rPr>
+          <w:rFonts w:ascii="Arial" w:eastAsia="Calibri" w:hAnsi="Arial" w:cs="Arial"/>
+          <w:kern w:val="0"/>
+          <w:lang w:val="es-VE"/>
+          <w14:ligatures w14:val="none"/>
+        </w:rPr>
+        <w:t>Además, al ser una plataforma de libre acceso, la aplicación puede adaptarse a distintos contextos sociales y económicos, ofreciendo una alternativa flexible para estudiantes que no cuentan con apoyo institucional. En este sentido, su desarrollo no solo propone una estrategia viable para enfrentar la crisis educativa, sino que también promueve la inclusión, la autonomía y el aprendizaje significativo en un entorno digital.</w:t>
+      </w:r>
+    </w:p>
+    <w:p>
+      <w:pPr>
+        <w:spacing w:after="200" w:line="480" w:lineRule="auto"/>
+        <w:ind w:firstLine="720"/>
+        <w:jc w:val="both"/>
+        <w:rPr>
+          <w:rFonts w:ascii="Arial" w:eastAsia="Calibri" w:hAnsi="Arial" w:cs="Arial"/>
+          <w:b/>
+          <w:bCs/>
+          <w:kern w:val="0"/>
+          <w:lang w:val="es-VE"/>
+          <w14:ligatures w14:val="none"/>
+        </w:rPr>
+      </w:pPr>
+      <w:r>
+        <w:rPr>
+          <w:rFonts w:ascii="Arial" w:eastAsia="Calibri" w:hAnsi="Arial" w:cs="Arial"/>
+          <w:kern w:val="0"/>
+          <w:lang w:val="es-VE"/>
+          <w14:ligatures w14:val="none"/>
+        </w:rPr>
+        <w:lastRenderedPageBreak/>
+        <w:t>Y por el lado metodológico, el desarrollo de nuestra aplicación tiene un enfoque tecnológico, orientada al diseño y libre acceso, sin dependencia de instituciones escolares ni pruebas presenciales. El modelo metodológico se basa en el desarrollo iterativo de software, empleando principios del diseño centrado en el usuario (DCU) y metodologías ágiles, que permiten construir una herramienta funcional, escalable y adaptable a diversos contextos educativos.</w:t>
+      </w:r>
+    </w:p>
+    <w:p>
+      <w:pPr>
+        <w:spacing w:after="200" w:line="480" w:lineRule="auto"/>
+        <w:ind w:firstLine="720"/>
+        <w:jc w:val="both"/>
+        <w:rPr>
+          <w:rFonts w:ascii="Arial" w:eastAsia="Calibri" w:hAnsi="Arial" w:cs="Arial"/>
+          <w:b/>
+          <w:bCs/>
+          <w:kern w:val="0"/>
+          <w:lang w:val="es-VE"/>
+          <w14:ligatures w14:val="none"/>
+        </w:rPr>
+      </w:pPr>
+      <w:r>
+        <w:rPr>
+          <w:rFonts w:ascii="Arial" w:eastAsia="Calibri" w:hAnsi="Arial" w:cs="Arial"/>
+          <w:kern w:val="0"/>
+          <w:lang w:val="es-VE"/>
+          <w14:ligatures w14:val="none"/>
+        </w:rPr>
+        <w:t xml:space="preserve">La aplicación está concebida como una plataforma autónoma, similar a modelos como Duolingo, donde los estudiantes pueden acceder a contenidos educativos </w:t>
+      </w:r>
+      <w:proofErr w:type="spellStart"/>
+      <w:r>
+        <w:rPr>
+          <w:rFonts w:ascii="Arial" w:eastAsia="Calibri" w:hAnsi="Arial" w:cs="Arial"/>
+          <w:kern w:val="0"/>
+          <w:lang w:val="es-VE"/>
+          <w14:ligatures w14:val="none"/>
+        </w:rPr>
+        <w:t>gamificados</w:t>
+      </w:r>
+      <w:proofErr w:type="spellEnd"/>
+      <w:r>
+        <w:rPr>
+          <w:rFonts w:ascii="Arial" w:eastAsia="Calibri" w:hAnsi="Arial" w:cs="Arial"/>
+          <w:kern w:val="0"/>
+          <w:lang w:val="es-VE"/>
+          <w14:ligatures w14:val="none"/>
+        </w:rPr>
+        <w:t xml:space="preserve"> desde un dispositivo con conexión a internet. La validación del producto no se realizará mediante pruebas institucionales, sino a través de métricas internas de uso y análisis de interacción digital (</w:t>
+      </w:r>
+      <w:proofErr w:type="spellStart"/>
+      <w:r>
+        <w:rPr>
+          <w:rFonts w:ascii="Arial" w:eastAsia="Calibri" w:hAnsi="Arial" w:cs="Arial"/>
+          <w:kern w:val="0"/>
+          <w:lang w:val="es-VE"/>
+          <w14:ligatures w14:val="none"/>
+        </w:rPr>
+        <w:t>engagement</w:t>
+      </w:r>
+      <w:proofErr w:type="spellEnd"/>
+      <w:r>
+        <w:rPr>
+          <w:rFonts w:ascii="Arial" w:eastAsia="Calibri" w:hAnsi="Arial" w:cs="Arial"/>
+          <w:kern w:val="0"/>
+          <w:lang w:val="es-VE"/>
+          <w14:ligatures w14:val="none"/>
+        </w:rPr>
+        <w:t>, progresión).</w:t>
+      </w:r>
+    </w:p>
+    <w:p>
+      <w:pPr>
+        <w:spacing w:after="200" w:line="480" w:lineRule="auto"/>
+        <w:ind w:firstLine="720"/>
+        <w:jc w:val="both"/>
+        <w:rPr>
+          <w:rFonts w:ascii="Arial" w:eastAsia="Calibri" w:hAnsi="Arial" w:cs="Arial"/>
+          <w:kern w:val="0"/>
+          <w:lang w:val="es-VE"/>
+          <w14:ligatures w14:val="none"/>
+        </w:rPr>
+      </w:pPr>
+      <w:r>
+        <w:rPr>
+          <w:rFonts w:ascii="Arial" w:eastAsia="Calibri" w:hAnsi="Arial" w:cs="Arial"/>
+          <w:kern w:val="0"/>
+          <w:lang w:val="es-VE"/>
+          <w14:ligatures w14:val="none"/>
+        </w:rPr>
+        <w:t>Este enfoque metodológico permite responder a las limitaciones del sistema educativo venezolano, donde el acceso a instituciones formales está restringido para millones de estudiantes. Al prescindir de estructuras escolares tradicionales, la aplicación se convierte en una alternativa flexible y descentralizada, capaz de ofrecer experiencias de aprendizaje significativas en entornos vulnerables o informales.</w:t>
+      </w:r>
+    </w:p>
+    <w:p>
+      <w:pPr>
+        <w:spacing w:after="200" w:line="480" w:lineRule="auto"/>
+        <w:ind w:firstLine="720"/>
+        <w:jc w:val="both"/>
+        <w:rPr>
+          <w:rFonts w:ascii="Arial" w:eastAsia="Calibri" w:hAnsi="Arial" w:cs="Arial"/>
+          <w:kern w:val="0"/>
+          <w:lang w:val="es-VE"/>
+          <w14:ligatures w14:val="none"/>
+        </w:rPr>
+      </w:pPr>
+    </w:p>
+    <w:p>
+      <w:pPr>
+        <w:spacing w:after="200" w:line="480" w:lineRule="auto"/>
+        <w:ind w:firstLine="720"/>
+        <w:jc w:val="both"/>
+        <w:rPr>
+          <w:rFonts w:ascii="Arial" w:eastAsia="Calibri" w:hAnsi="Arial" w:cs="Arial"/>
+          <w:kern w:val="0"/>
+          <w:lang w:val="es-VE"/>
+          <w14:ligatures w14:val="none"/>
+        </w:rPr>
+      </w:pPr>
+    </w:p>
+    <w:p>
+      <w:pPr>
+        <w:spacing w:after="200" w:line="480" w:lineRule="auto"/>
+        <w:jc w:val="both"/>
+        <w:rPr>
+          <w:rFonts w:ascii="Arial" w:eastAsia="Calibri" w:hAnsi="Arial" w:cs="Arial"/>
+          <w:b/>
+          <w:bCs/>
+          <w:kern w:val="0"/>
+          <w:lang w:val="es-VE"/>
+          <w14:ligatures w14:val="none"/>
+        </w:rPr>
+      </w:pPr>
+      <w:r>
+        <w:rPr>
+          <w:rFonts w:ascii="Arial" w:eastAsia="Calibri" w:hAnsi="Arial" w:cs="Arial"/>
+          <w:b/>
+          <w:bCs/>
+          <w:kern w:val="0"/>
+          <w:lang w:val="es-VE"/>
+          <w14:ligatures w14:val="none"/>
+        </w:rPr>
+        <w:lastRenderedPageBreak/>
+        <w:t>4. DELIMITACIÓN DE LA INVESTIGACIÓN</w:t>
+      </w:r>
+    </w:p>
+    <w:p>
+      <w:pPr>
+        <w:spacing w:after="200" w:line="480" w:lineRule="auto"/>
+        <w:ind w:firstLine="720"/>
+        <w:jc w:val="both"/>
+        <w:rPr>
+          <w:rFonts w:ascii="Arial" w:eastAsia="Calibri" w:hAnsi="Arial" w:cs="Arial"/>
+          <w:b/>
+          <w:kern w:val="0"/>
+          <w:lang w:val="es-VE"/>
+          <w14:ligatures w14:val="none"/>
+        </w:rPr>
+      </w:pPr>
+      <w:r>
+        <w:rPr>
+          <w:rFonts w:ascii="Arial" w:eastAsia="Calibri" w:hAnsi="Arial" w:cs="Arial"/>
+          <w:kern w:val="0"/>
+          <w:shd w:val="clear" w:color="auto" w:fill="FFFFFF"/>
+          <w:lang w:val="es-VE"/>
+          <w14:ligatures w14:val="none"/>
+        </w:rPr>
+        <w:t xml:space="preserve">Esta investigación desde el punto de vista espacial se llevará a cabo en el área geográfica de Venezuela ubicándose en el estado Zulia, en el municipio Maracaibo, en la parroquia Juana de Ávila, en la Universidad Rafael Belloso Chacín, </w:t>
+      </w:r>
+      <w:r>
+        <w:rPr>
+          <w:rFonts w:ascii="Arial" w:eastAsia="Calibri" w:hAnsi="Arial" w:cs="Arial"/>
+          <w:kern w:val="0"/>
+          <w:shd w:val="clear" w:color="auto" w:fill="FFFFFF"/>
+          <w:lang w:val="es-ES"/>
+          <w14:ligatures w14:val="none"/>
+        </w:rPr>
+        <w:t>ubicada en la Prolongación Circunvalación No. 2 con Av.16 Guajira, al lado de la Plaza de Toros</w:t>
+      </w:r>
+      <w:r>
+        <w:rPr>
+          <w:rFonts w:ascii="Arial" w:eastAsia="Calibri" w:hAnsi="Arial" w:cs="Arial"/>
+          <w:kern w:val="0"/>
+          <w:shd w:val="clear" w:color="auto" w:fill="FFFFFF"/>
+          <w:lang w:val="es-VE"/>
+          <w14:ligatures w14:val="none"/>
+        </w:rPr>
+        <w:t>. Desde el punto de vista temporal, el desarrollo de la investigación se realizará durante un lapso de 10 meses, iniciando en septiembre de 2025 y concluyendo en julio de 2026.</w:t>
+      </w:r>
+    </w:p>
+    <w:p>
+      <w:pPr>
+        <w:spacing w:after="200" w:line="480" w:lineRule="auto"/>
+        <w:ind w:firstLine="720"/>
+        <w:jc w:val="both"/>
+        <w:rPr>
+          <w:rFonts w:ascii="Arial" w:eastAsia="Calibri" w:hAnsi="Arial" w:cs="Arial"/>
+          <w:b/>
+          <w:kern w:val="0"/>
+          <w:lang w:val="es-VE"/>
+          <w14:ligatures w14:val="none"/>
+        </w:rPr>
+      </w:pPr>
+      <w:r>
+        <w:rPr>
+          <w:rFonts w:ascii="Arial" w:eastAsia="Calibri" w:hAnsi="Arial" w:cs="Arial"/>
+          <w:kern w:val="0"/>
+          <w:shd w:val="clear" w:color="auto" w:fill="FFFFFF"/>
+          <w:lang w:val="es-VE"/>
+          <w14:ligatures w14:val="none"/>
+        </w:rPr>
+        <w:t>La presente investigación se enmarca en las áreas del desarrollo de software y la tecnología educativa, con énfasis en el uso de la gamificación como estrategia didáctica. Dentro del Plan de la Patria, la investigación se alinea con el Plan de la Patria 2025–2031 con el objetivo 1.5.1, específicamente con el objetivo estratégico de “fortalecer el sistema educativo nacional con herramientas tecnológicas, inclusivas y participativas”. La aplicación propuesta busca contribuir al cumplimiento de este objetivo mediante una plataforma accesible y autónoma que promueva el aprendizaje en contextos vulnerables.</w:t>
+      </w:r>
+      <w:r>
+        <w:rPr>
+          <w:rFonts w:ascii="Times New Roman" w:eastAsia="Times New Roman" w:hAnsi="Times New Roman" w:cs="Times New Roman"/>
+          <w:kern w:val="0"/>
+          <w:lang w:val="es-VE" w:eastAsia="es-VE"/>
+          <w14:ligatures w14:val="none"/>
+        </w:rPr>
+        <w:t xml:space="preserve"> </w:t>
+      </w:r>
+    </w:p>
+    <w:p>
+      <w:pPr>
+        <w:spacing w:after="200" w:line="480" w:lineRule="auto"/>
+        <w:ind w:firstLine="720"/>
+        <w:jc w:val="both"/>
+        <w:rPr>
+          <w:rFonts w:ascii="Arial" w:eastAsia="Calibri" w:hAnsi="Arial" w:cs="Arial"/>
+          <w:kern w:val="0"/>
+          <w:shd w:val="clear" w:color="auto" w:fill="FFFFFF"/>
+          <w:lang w:val="es-VE"/>
+          <w14:ligatures w14:val="none"/>
+        </w:rPr>
+      </w:pPr>
+      <w:r>
+        <w:rPr>
+          <w:rFonts w:ascii="Arial" w:eastAsia="Calibri" w:hAnsi="Arial" w:cs="Arial"/>
+          <w:kern w:val="0"/>
+          <w:shd w:val="clear" w:color="auto" w:fill="FFFFFF"/>
+          <w:lang w:val="es-VE"/>
+          <w14:ligatures w14:val="none"/>
+        </w:rPr>
+        <w:t>Así mismo, esta investigación se sustenta en los autores Piaget y Vygotsky y su estudio del constructivismo, y se complementa con la teoría de la</w:t>
+      </w:r>
+      <w:r>
+        <w:rPr>
+          <w:rFonts w:ascii="Arial" w:eastAsia="Calibri" w:hAnsi="Arial" w:cs="Arial"/>
+          <w:b/>
+          <w:kern w:val="0"/>
+          <w:shd w:val="clear" w:color="auto" w:fill="FFFFFF"/>
+          <w:lang w:val="es-VE"/>
+          <w14:ligatures w14:val="none"/>
+        </w:rPr>
+        <w:t xml:space="preserve"> </w:t>
+      </w:r>
+      <w:r>
+        <w:rPr>
+          <w:rFonts w:ascii="Arial" w:eastAsia="Calibri" w:hAnsi="Arial" w:cs="Arial"/>
+          <w:kern w:val="0"/>
+          <w:shd w:val="clear" w:color="auto" w:fill="FFFFFF"/>
+          <w:lang w:val="es-VE"/>
+          <w14:ligatures w14:val="none"/>
+        </w:rPr>
+        <w:t xml:space="preserve">autodeterminación </w:t>
+      </w:r>
+      <w:proofErr w:type="spellStart"/>
+      <w:r>
+        <w:rPr>
+          <w:rFonts w:ascii="Arial" w:eastAsia="Calibri" w:hAnsi="Arial" w:cs="Arial"/>
+          <w:kern w:val="0"/>
+          <w:shd w:val="clear" w:color="auto" w:fill="FFFFFF"/>
+          <w:lang w:val="es-VE"/>
+          <w14:ligatures w14:val="none"/>
+        </w:rPr>
+        <w:t>Deci</w:t>
+      </w:r>
+      <w:proofErr w:type="spellEnd"/>
+      <w:r>
+        <w:rPr>
+          <w:rFonts w:ascii="Arial" w:eastAsia="Calibri" w:hAnsi="Arial" w:cs="Arial"/>
+          <w:kern w:val="0"/>
+          <w:shd w:val="clear" w:color="auto" w:fill="FFFFFF"/>
+          <w:lang w:val="es-VE"/>
+          <w14:ligatures w14:val="none"/>
+        </w:rPr>
+        <w:t xml:space="preserve"> y Ryan, desde el enfoque de la gamificación educativa, se incorporan los aportes de autores como Borras (2015).</w:t>
+      </w:r>
+    </w:p>
+    <w:p>
+      <w:pPr>
+        <w:spacing w:after="200" w:line="480" w:lineRule="auto"/>
+        <w:ind w:firstLine="720"/>
+        <w:jc w:val="both"/>
+        <w:rPr>
+          <w:rFonts w:ascii="Arial" w:eastAsia="Calibri" w:hAnsi="Arial" w:cs="Arial"/>
+          <w:kern w:val="0"/>
+          <w:shd w:val="clear" w:color="auto" w:fill="FFFFFF"/>
+          <w:lang w:val="es-VE"/>
+          <w14:ligatures w14:val="none"/>
+        </w:rPr>
+      </w:pPr>
+    </w:p>
+    <w:p>
+      <w:pPr>
+        <w:rPr>
+          <w:rFonts w:ascii="Arial" w:eastAsia="Calibri" w:hAnsi="Arial" w:cs="Arial"/>
+          <w:kern w:val="0"/>
+          <w:shd w:val="clear" w:color="auto" w:fill="FFFFFF"/>
+          <w:lang w:val="es-VE"/>
+          <w14:ligatures w14:val="none"/>
+        </w:rPr>
+      </w:pPr>
+      <w:r>
+        <w:rPr>
+          <w:rFonts w:ascii="Arial" w:eastAsia="Calibri" w:hAnsi="Arial" w:cs="Arial"/>
+          <w:kern w:val="0"/>
+          <w:shd w:val="clear" w:color="auto" w:fill="FFFFFF"/>
+          <w:lang w:val="es-VE"/>
+          <w14:ligatures w14:val="none"/>
+        </w:rPr>
+        <w:br w:type="page"/>
+      </w:r>
+    </w:p>
+    <w:p>
+      <w:pPr>
+        <w:spacing w:after="200" w:line="480" w:lineRule="auto"/>
+        <w:ind w:firstLine="720"/>
+        <w:jc w:val="both"/>
+        <w:rPr>
+          <w:rFonts w:ascii="Arial" w:eastAsia="Calibri" w:hAnsi="Arial" w:cs="Arial"/>
+          <w:kern w:val="0"/>
+          <w:shd w:val="clear" w:color="auto" w:fill="FFFFFF"/>
+          <w:lang w:val="es-VE"/>
+          <w14:ligatures w14:val="none"/>
         </w:rPr>
       </w:pPr>
     </w:p>
     <w:sectPr>
-      <w:headerReference w:type="default" r:id="rId14"/>
-      <w:pgSz w:w="12242" w:h="15842" w:code="1"/>
+      <w:headerReference w:type="default" r:id="rId22"/>
+      <w:footerReference w:type="default" r:id="rId23"/>
+      <w:pgSz w:w="12240" w:h="15840"/>
       <w:pgMar w:top="1701" w:right="1701" w:bottom="1701" w:left="2268" w:header="709" w:footer="709" w:gutter="0"/>
-      <w:pgNumType w:start="1"/>
       <w:cols w:space="708"/>
       <w:docGrid w:linePitch="360"/>
     </w:sectPr>
@@ -5372,6 +7432,129 @@
 </w:ftr>
 </file>
 
+<file path=word/footer4.xml><?xml version="1.0" encoding="utf-8"?>
+<w:ftr xmlns:wpc="http://schemas.microsoft.com/office/word/2010/wordprocessingCanvas" xmlns:cx="http://schemas.microsoft.com/office/drawing/2014/chartex" xmlns:cx1="http://schemas.microsoft.com/office/drawing/2015/9/8/chartex" xmlns:cx2="http://schemas.microsoft.com/office/drawing/2015/10/21/chartex" xmlns:cx3="http://schemas.microsoft.com/office/drawing/2016/5/9/chartex" xmlns:cx4="http://schemas.microsoft.com/office/drawing/2016/5/10/chartex" xmlns:cx5="http://schemas.microsoft.com/office/drawing/2016/5/11/chartex" xmlns:cx6="http://schemas.microsoft.com/office/drawing/2016/5/12/chartex" xmlns:cx7="http://schemas.microsoft.com/office/drawing/2016/5/13/chartex" xmlns:cx8="http://schemas.microsoft.com/office/drawing/2016/5/14/chartex" xmlns:mc="http://schemas.openxmlformats.org/markup-compatibility/2006" xmlns:aink="http://schemas.microsoft.com/office/drawing/2016/ink" xmlns:am3d="http://schemas.microsoft.com/office/drawing/2017/model3d" xmlns:o="urn:schemas-microsoft-com:office:office" xmlns:oel="http://schemas.microsoft.com/office/2019/extlst" xmlns:r="http://schemas.openxmlformats.org/officeDocument/2006/relationships" xmlns:m="http://schemas.openxmlformats.org/officeDocument/2006/math" xmlns:v="urn:schemas-microsoft-com:vml" xmlns:wp14="http://schemas.microsoft.com/office/word/2010/wordprocessingDrawing" xmlns:wp="http://schemas.openxmlformats.org/drawingml/2006/wordprocessingDrawing" xmlns:w10="urn:schemas-microsoft-com:office:word" xmlns:w="http://schemas.openxmlformats.org/wordprocessingml/2006/main" xmlns:w14="http://schemas.microsoft.com/office/word/2010/wordml" xmlns:w15="http://schemas.microsoft.com/office/word/2012/wordml" xmlns:w16cex="http://schemas.microsoft.com/office/word/2018/wordml/cex" xmlns:w16cid="http://schemas.microsoft.com/office/word/2016/wordml/cid" xmlns:w16="http://schemas.microsoft.com/office/word/2018/wordml" xmlns:w16du="http://schemas.microsoft.com/office/word/2023/wordml/word16du" xmlns:w16sdtdh="http://schemas.microsoft.com/office/word/2020/wordml/sdtdatahash" xmlns:w16sdtfl="http://schemas.microsoft.com/office/word/2024/wordml/sdtformatlock" xmlns:w16se="http://schemas.microsoft.com/office/word/2015/wordml/symex" xmlns:wpg="http://schemas.microsoft.com/office/word/2010/wordprocessingGroup" xmlns:wpi="http://schemas.microsoft.com/office/word/2010/wordprocessingInk" xmlns:wne="http://schemas.microsoft.com/office/word/2006/wordml" xmlns:wps="http://schemas.microsoft.com/office/word/2010/wordprocessingShape" mc:Ignorable="w14 w15 w16se w16cid w16 w16cex w16sdtdh w16sdtfl w16du wp14">
+  <w:p>
+    <w:pPr>
+      <w:pStyle w:val="Piedepgina"/>
+      <w:jc w:val="center"/>
+    </w:pPr>
+  </w:p>
+  <w:p>
+    <w:pPr>
+      <w:pStyle w:val="Piedepgina"/>
+    </w:pPr>
+  </w:p>
+</w:ftr>
+</file>
+
+<file path=word/footer5.xml><?xml version="1.0" encoding="utf-8"?>
+<w:ftr xmlns:wpc="http://schemas.microsoft.com/office/word/2010/wordprocessingCanvas" xmlns:cx="http://schemas.microsoft.com/office/drawing/2014/chartex" xmlns:cx1="http://schemas.microsoft.com/office/drawing/2015/9/8/chartex" xmlns:cx2="http://schemas.microsoft.com/office/drawing/2015/10/21/chartex" xmlns:cx3="http://schemas.microsoft.com/office/drawing/2016/5/9/chartex" xmlns:cx4="http://schemas.microsoft.com/office/drawing/2016/5/10/chartex" xmlns:cx5="http://schemas.microsoft.com/office/drawing/2016/5/11/chartex" xmlns:cx6="http://schemas.microsoft.com/office/drawing/2016/5/12/chartex" xmlns:cx7="http://schemas.microsoft.com/office/drawing/2016/5/13/chartex" xmlns:cx8="http://schemas.microsoft.com/office/drawing/2016/5/14/chartex" xmlns:mc="http://schemas.openxmlformats.org/markup-compatibility/2006" xmlns:aink="http://schemas.microsoft.com/office/drawing/2016/ink" xmlns:am3d="http://schemas.microsoft.com/office/drawing/2017/model3d" xmlns:o="urn:schemas-microsoft-com:office:office" xmlns:oel="http://schemas.microsoft.com/office/2019/extlst" xmlns:r="http://schemas.openxmlformats.org/officeDocument/2006/relationships" xmlns:m="http://schemas.openxmlformats.org/officeDocument/2006/math" xmlns:v="urn:schemas-microsoft-com:vml" xmlns:wp14="http://schemas.microsoft.com/office/word/2010/wordprocessingDrawing" xmlns:wp="http://schemas.openxmlformats.org/drawingml/2006/wordprocessingDrawing" xmlns:w10="urn:schemas-microsoft-com:office:word" xmlns:w="http://schemas.openxmlformats.org/wordprocessingml/2006/main" xmlns:w14="http://schemas.microsoft.com/office/word/2010/wordml" xmlns:w15="http://schemas.microsoft.com/office/word/2012/wordml" xmlns:w16cex="http://schemas.microsoft.com/office/word/2018/wordml/cex" xmlns:w16cid="http://schemas.microsoft.com/office/word/2016/wordml/cid" xmlns:w16="http://schemas.microsoft.com/office/word/2018/wordml" xmlns:w16du="http://schemas.microsoft.com/office/word/2023/wordml/word16du" xmlns:w16sdtdh="http://schemas.microsoft.com/office/word/2020/wordml/sdtdatahash" xmlns:w16sdtfl="http://schemas.microsoft.com/office/word/2024/wordml/sdtformatlock" xmlns:w16se="http://schemas.microsoft.com/office/word/2015/wordml/symex" xmlns:wpg="http://schemas.microsoft.com/office/word/2010/wordprocessingGroup" xmlns:wpi="http://schemas.microsoft.com/office/word/2010/wordprocessingInk" xmlns:wne="http://schemas.microsoft.com/office/word/2006/wordml" xmlns:wps="http://schemas.microsoft.com/office/word/2010/wordprocessingShape" mc:Ignorable="w14 w15 w16se w16cid w16 w16cex w16sdtdh w16sdtfl w16du wp14">
+  <w:p>
+    <w:pPr>
+      <w:pStyle w:val="Piedepgina"/>
+      <w:jc w:val="center"/>
+      <w:rPr>
+        <w:rFonts w:ascii="Arial" w:hAnsi="Arial" w:cs="Arial"/>
+      </w:rPr>
+    </w:pPr>
+  </w:p>
+</w:ftr>
+</file>
+
+<file path=word/footer6.xml><?xml version="1.0" encoding="utf-8"?>
+<w:ftr xmlns:wpc="http://schemas.microsoft.com/office/word/2010/wordprocessingCanvas" xmlns:cx="http://schemas.microsoft.com/office/drawing/2014/chartex" xmlns:cx1="http://schemas.microsoft.com/office/drawing/2015/9/8/chartex" xmlns:cx2="http://schemas.microsoft.com/office/drawing/2015/10/21/chartex" xmlns:cx3="http://schemas.microsoft.com/office/drawing/2016/5/9/chartex" xmlns:cx4="http://schemas.microsoft.com/office/drawing/2016/5/10/chartex" xmlns:cx5="http://schemas.microsoft.com/office/drawing/2016/5/11/chartex" xmlns:cx6="http://schemas.microsoft.com/office/drawing/2016/5/12/chartex" xmlns:cx7="http://schemas.microsoft.com/office/drawing/2016/5/13/chartex" xmlns:cx8="http://schemas.microsoft.com/office/drawing/2016/5/14/chartex" xmlns:mc="http://schemas.openxmlformats.org/markup-compatibility/2006" xmlns:aink="http://schemas.microsoft.com/office/drawing/2016/ink" xmlns:am3d="http://schemas.microsoft.com/office/drawing/2017/model3d" xmlns:o="urn:schemas-microsoft-com:office:office" xmlns:oel="http://schemas.microsoft.com/office/2019/extlst" xmlns:r="http://schemas.openxmlformats.org/officeDocument/2006/relationships" xmlns:m="http://schemas.openxmlformats.org/officeDocument/2006/math" xmlns:v="urn:schemas-microsoft-com:vml" xmlns:wp14="http://schemas.microsoft.com/office/word/2010/wordprocessingDrawing" xmlns:wp="http://schemas.openxmlformats.org/drawingml/2006/wordprocessingDrawing" xmlns:w10="urn:schemas-microsoft-com:office:word" xmlns:w="http://schemas.openxmlformats.org/wordprocessingml/2006/main" xmlns:w14="http://schemas.microsoft.com/office/word/2010/wordml" xmlns:w15="http://schemas.microsoft.com/office/word/2012/wordml" xmlns:w16cex="http://schemas.microsoft.com/office/word/2018/wordml/cex" xmlns:w16cid="http://schemas.microsoft.com/office/word/2016/wordml/cid" xmlns:w16="http://schemas.microsoft.com/office/word/2018/wordml" xmlns:w16du="http://schemas.microsoft.com/office/word/2023/wordml/word16du" xmlns:w16sdtdh="http://schemas.microsoft.com/office/word/2020/wordml/sdtdatahash" xmlns:w16sdtfl="http://schemas.microsoft.com/office/word/2024/wordml/sdtformatlock" xmlns:w16se="http://schemas.microsoft.com/office/word/2015/wordml/symex" xmlns:wpg="http://schemas.microsoft.com/office/word/2010/wordprocessingGroup" xmlns:wpi="http://schemas.microsoft.com/office/word/2010/wordprocessingInk" xmlns:wne="http://schemas.microsoft.com/office/word/2006/wordml" xmlns:wps="http://schemas.microsoft.com/office/word/2010/wordprocessingShape" mc:Ignorable="w14 w15 w16se w16cid w16 w16cex w16sdtdh w16sdtfl w16du wp14">
+  <w:sdt>
+    <w:sdtPr>
+      <w:id w:val="1419441446"/>
+      <w:docPartObj>
+        <w:docPartGallery w:val="Page Numbers (Bottom of Page)"/>
+        <w:docPartUnique/>
+      </w:docPartObj>
+    </w:sdtPr>
+    <w:sdtEndPr>
+      <w:rPr>
+        <w:rFonts w:ascii="Arial" w:hAnsi="Arial" w:cs="Arial"/>
+      </w:rPr>
+    </w:sdtEndPr>
+    <w:sdtContent>
+      <w:p>
+        <w:pPr>
+          <w:pStyle w:val="Piedepgina"/>
+          <w:jc w:val="center"/>
+          <w:rPr>
+            <w:rFonts w:ascii="Arial" w:hAnsi="Arial" w:cs="Arial"/>
+          </w:rPr>
+        </w:pPr>
+        <w:r>
+          <w:rPr>
+            <w:rFonts w:ascii="Arial" w:hAnsi="Arial" w:cs="Arial"/>
+          </w:rPr>
+          <w:fldChar w:fldCharType="begin"/>
+        </w:r>
+        <w:r>
+          <w:rPr>
+            <w:rFonts w:ascii="Arial" w:hAnsi="Arial" w:cs="Arial"/>
+          </w:rPr>
+          <w:instrText>PAGE   \* MERGEFORMAT</w:instrText>
+        </w:r>
+        <w:r>
+          <w:rPr>
+            <w:rFonts w:ascii="Arial" w:hAnsi="Arial" w:cs="Arial"/>
+          </w:rPr>
+          <w:fldChar w:fldCharType="separate"/>
+        </w:r>
+        <w:r>
+          <w:rPr>
+            <w:rFonts w:ascii="Arial" w:hAnsi="Arial" w:cs="Arial"/>
+            <w:lang w:val="es-ES"/>
+          </w:rPr>
+          <w:t>2</w:t>
+        </w:r>
+        <w:r>
+          <w:rPr>
+            <w:rFonts w:ascii="Arial" w:hAnsi="Arial" w:cs="Arial"/>
+          </w:rPr>
+          <w:fldChar w:fldCharType="end"/>
+        </w:r>
+      </w:p>
+    </w:sdtContent>
+  </w:sdt>
+  <w:p>
+    <w:pPr>
+      <w:pStyle w:val="Piedepgina"/>
+    </w:pPr>
+  </w:p>
+</w:ftr>
+</file>
+
+<file path=word/footer7.xml><?xml version="1.0" encoding="utf-8"?>
+<w:ftr xmlns:wpc="http://schemas.microsoft.com/office/word/2010/wordprocessingCanvas" xmlns:cx="http://schemas.microsoft.com/office/drawing/2014/chartex" xmlns:cx1="http://schemas.microsoft.com/office/drawing/2015/9/8/chartex" xmlns:cx2="http://schemas.microsoft.com/office/drawing/2015/10/21/chartex" xmlns:cx3="http://schemas.microsoft.com/office/drawing/2016/5/9/chartex" xmlns:cx4="http://schemas.microsoft.com/office/drawing/2016/5/10/chartex" xmlns:cx5="http://schemas.microsoft.com/office/drawing/2016/5/11/chartex" xmlns:cx6="http://schemas.microsoft.com/office/drawing/2016/5/12/chartex" xmlns:cx7="http://schemas.microsoft.com/office/drawing/2016/5/13/chartex" xmlns:cx8="http://schemas.microsoft.com/office/drawing/2016/5/14/chartex" xmlns:mc="http://schemas.openxmlformats.org/markup-compatibility/2006" xmlns:aink="http://schemas.microsoft.com/office/drawing/2016/ink" xmlns:am3d="http://schemas.microsoft.com/office/drawing/2017/model3d" xmlns:o="urn:schemas-microsoft-com:office:office" xmlns:oel="http://schemas.microsoft.com/office/2019/extlst" xmlns:r="http://schemas.openxmlformats.org/officeDocument/2006/relationships" xmlns:m="http://schemas.openxmlformats.org/officeDocument/2006/math" xmlns:v="urn:schemas-microsoft-com:vml" xmlns:wp14="http://schemas.microsoft.com/office/word/2010/wordprocessingDrawing" xmlns:wp="http://schemas.openxmlformats.org/drawingml/2006/wordprocessingDrawing" xmlns:w10="urn:schemas-microsoft-com:office:word" xmlns:w="http://schemas.openxmlformats.org/wordprocessingml/2006/main" xmlns:w14="http://schemas.microsoft.com/office/word/2010/wordml" xmlns:w15="http://schemas.microsoft.com/office/word/2012/wordml" xmlns:w16cex="http://schemas.microsoft.com/office/word/2018/wordml/cex" xmlns:w16cid="http://schemas.microsoft.com/office/word/2016/wordml/cid" xmlns:w16="http://schemas.microsoft.com/office/word/2018/wordml" xmlns:w16du="http://schemas.microsoft.com/office/word/2023/wordml/word16du" xmlns:w16sdtdh="http://schemas.microsoft.com/office/word/2020/wordml/sdtdatahash" xmlns:w16sdtfl="http://schemas.microsoft.com/office/word/2024/wordml/sdtformatlock" xmlns:w16se="http://schemas.microsoft.com/office/word/2015/wordml/symex" xmlns:wpg="http://schemas.microsoft.com/office/word/2010/wordprocessingGroup" xmlns:wpi="http://schemas.microsoft.com/office/word/2010/wordprocessingInk" xmlns:wne="http://schemas.microsoft.com/office/word/2006/wordml" xmlns:wps="http://schemas.microsoft.com/office/word/2010/wordprocessingShape" mc:Ignorable="w14 w15 w16se w16cid w16 w16cex w16sdtdh w16sdtfl w16du wp14">
+  <w:sdt>
+    <w:sdtPr>
+      <w:id w:val="1991524223"/>
+      <w:docPartObj>
+        <w:docPartGallery w:val="Page Numbers (Bottom of Page)"/>
+        <w:docPartUnique/>
+      </w:docPartObj>
+    </w:sdtPr>
+    <w:sdtContent>
+      <w:p>
+        <w:pPr>
+          <w:pStyle w:val="Piedepgina"/>
+          <w:jc w:val="center"/>
+        </w:pPr>
+      </w:p>
+    </w:sdtContent>
+  </w:sdt>
+  <w:p>
+    <w:pPr>
+      <w:pStyle w:val="Piedepgina"/>
+    </w:pPr>
+  </w:p>
+</w:ftr>
+</file>
+
 <file path=word/footnotes.xml><?xml version="1.0" encoding="utf-8"?>
 <w:footnotes xmlns:wpc="http://schemas.microsoft.com/office/word/2010/wordprocessingCanvas" xmlns:cx="http://schemas.microsoft.com/office/drawing/2014/chartex" xmlns:cx1="http://schemas.microsoft.com/office/drawing/2015/9/8/chartex" xmlns:cx2="http://schemas.microsoft.com/office/drawing/2015/10/21/chartex" xmlns:cx3="http://schemas.microsoft.com/office/drawing/2016/5/9/chartex" xmlns:cx4="http://schemas.microsoft.com/office/drawing/2016/5/10/chartex" xmlns:cx5="http://schemas.microsoft.com/office/drawing/2016/5/11/chartex" xmlns:cx6="http://schemas.microsoft.com/office/drawing/2016/5/12/chartex" xmlns:cx7="http://schemas.microsoft.com/office/drawing/2016/5/13/chartex" xmlns:cx8="http://schemas.microsoft.com/office/drawing/2016/5/14/chartex" xmlns:mc="http://schemas.openxmlformats.org/markup-compatibility/2006" xmlns:aink="http://schemas.microsoft.com/office/drawing/2016/ink" xmlns:am3d="http://schemas.microsoft.com/office/drawing/2017/model3d" xmlns:o="urn:schemas-microsoft-com:office:office" xmlns:oel="http://schemas.microsoft.com/office/2019/extlst" xmlns:r="http://schemas.openxmlformats.org/officeDocument/2006/relationships" xmlns:m="http://schemas.openxmlformats.org/officeDocument/2006/math" xmlns:v="urn:schemas-microsoft-com:vml" xmlns:wp14="http://schemas.microsoft.com/office/word/2010/wordprocessingDrawing" xmlns:wp="http://schemas.openxmlformats.org/drawingml/2006/wordprocessingDrawing" xmlns:w10="urn:schemas-microsoft-com:office:word" xmlns:w="http://schemas.openxmlformats.org/wordprocessingml/2006/main" xmlns:w14="http://schemas.microsoft.com/office/word/2010/wordml" xmlns:w15="http://schemas.microsoft.com/office/word/2012/wordml" xmlns:w16cex="http://schemas.microsoft.com/office/word/2018/wordml/cex" xmlns:w16cid="http://schemas.microsoft.com/office/word/2016/wordml/cid" xmlns:w16="http://schemas.microsoft.com/office/word/2018/wordml" xmlns:w16du="http://schemas.microsoft.com/office/word/2023/wordml/word16du" xmlns:w16sdtdh="http://schemas.microsoft.com/office/word/2020/wordml/sdtdatahash" xmlns:w16sdtfl="http://schemas.microsoft.com/office/word/2024/wordml/sdtformatlock" xmlns:w16se="http://schemas.microsoft.com/office/word/2015/wordml/symex" xmlns:wpg="http://schemas.microsoft.com/office/word/2010/wordprocessingGroup" xmlns:wpi="http://schemas.microsoft.com/office/word/2010/wordprocessingInk" xmlns:wne="http://schemas.microsoft.com/office/word/2006/wordml" xmlns:wps="http://schemas.microsoft.com/office/word/2010/wordprocessingShape" mc:Ignorable="w14 w15 w16se w16cid w16 w16cex w16sdtdh w16sdtfl w16du wp14">
   <w:footnote w:type="separator" w:id="-1">
@@ -5415,19 +7598,9 @@
 
 <file path=word/header2.xml><?xml version="1.0" encoding="utf-8"?>
 <w:hdr xmlns:wpc="http://schemas.microsoft.com/office/word/2010/wordprocessingCanvas" xmlns:cx="http://schemas.microsoft.com/office/drawing/2014/chartex" xmlns:cx1="http://schemas.microsoft.com/office/drawing/2015/9/8/chartex" xmlns:cx2="http://schemas.microsoft.com/office/drawing/2015/10/21/chartex" xmlns:cx3="http://schemas.microsoft.com/office/drawing/2016/5/9/chartex" xmlns:cx4="http://schemas.microsoft.com/office/drawing/2016/5/10/chartex" xmlns:cx5="http://schemas.microsoft.com/office/drawing/2016/5/11/chartex" xmlns:cx6="http://schemas.microsoft.com/office/drawing/2016/5/12/chartex" xmlns:cx7="http://schemas.microsoft.com/office/drawing/2016/5/13/chartex" xmlns:cx8="http://schemas.microsoft.com/office/drawing/2016/5/14/chartex" xmlns:mc="http://schemas.openxmlformats.org/markup-compatibility/2006" xmlns:aink="http://schemas.microsoft.com/office/drawing/2016/ink" xmlns:am3d="http://schemas.microsoft.com/office/drawing/2017/model3d" xmlns:o="urn:schemas-microsoft-com:office:office" xmlns:oel="http://schemas.microsoft.com/office/2019/extlst" xmlns:r="http://schemas.openxmlformats.org/officeDocument/2006/relationships" xmlns:m="http://schemas.openxmlformats.org/officeDocument/2006/math" xmlns:v="urn:schemas-microsoft-com:vml" xmlns:wp14="http://schemas.microsoft.com/office/word/2010/wordprocessingDrawing" xmlns:wp="http://schemas.openxmlformats.org/drawingml/2006/wordprocessingDrawing" xmlns:w10="urn:schemas-microsoft-com:office:word" xmlns:w="http://schemas.openxmlformats.org/wordprocessingml/2006/main" xmlns:w14="http://schemas.microsoft.com/office/word/2010/wordml" xmlns:w15="http://schemas.microsoft.com/office/word/2012/wordml" xmlns:w16cex="http://schemas.microsoft.com/office/word/2018/wordml/cex" xmlns:w16cid="http://schemas.microsoft.com/office/word/2016/wordml/cid" xmlns:w16="http://schemas.microsoft.com/office/word/2018/wordml" xmlns:w16du="http://schemas.microsoft.com/office/word/2023/wordml/word16du" xmlns:w16sdtdh="http://schemas.microsoft.com/office/word/2020/wordml/sdtdatahash" xmlns:w16sdtfl="http://schemas.microsoft.com/office/word/2024/wordml/sdtformatlock" xmlns:w16se="http://schemas.microsoft.com/office/word/2015/wordml/symex" xmlns:wpg="http://schemas.microsoft.com/office/word/2010/wordprocessingGroup" xmlns:wpi="http://schemas.microsoft.com/office/word/2010/wordprocessingInk" xmlns:wne="http://schemas.microsoft.com/office/word/2006/wordml" xmlns:wps="http://schemas.microsoft.com/office/word/2010/wordprocessingShape" mc:Ignorable="w14 w15 w16se w16cid w16 w16cex w16sdtdh w16sdtfl w16du wp14">
-  <w:p>
-    <w:pPr>
-      <w:pStyle w:val="Encabezado"/>
-    </w:pPr>
-  </w:p>
-</w:hdr>
-</file>
-
-<file path=word/header3.xml><?xml version="1.0" encoding="utf-8"?>
-<w:hdr xmlns:wpc="http://schemas.microsoft.com/office/word/2010/wordprocessingCanvas" xmlns:cx="http://schemas.microsoft.com/office/drawing/2014/chartex" xmlns:cx1="http://schemas.microsoft.com/office/drawing/2015/9/8/chartex" xmlns:cx2="http://schemas.microsoft.com/office/drawing/2015/10/21/chartex" xmlns:cx3="http://schemas.microsoft.com/office/drawing/2016/5/9/chartex" xmlns:cx4="http://schemas.microsoft.com/office/drawing/2016/5/10/chartex" xmlns:cx5="http://schemas.microsoft.com/office/drawing/2016/5/11/chartex" xmlns:cx6="http://schemas.microsoft.com/office/drawing/2016/5/12/chartex" xmlns:cx7="http://schemas.microsoft.com/office/drawing/2016/5/13/chartex" xmlns:cx8="http://schemas.microsoft.com/office/drawing/2016/5/14/chartex" xmlns:mc="http://schemas.openxmlformats.org/markup-compatibility/2006" xmlns:aink="http://schemas.microsoft.com/office/drawing/2016/ink" xmlns:am3d="http://schemas.microsoft.com/office/drawing/2017/model3d" xmlns:o="urn:schemas-microsoft-com:office:office" xmlns:oel="http://schemas.microsoft.com/office/2019/extlst" xmlns:r="http://schemas.openxmlformats.org/officeDocument/2006/relationships" xmlns:m="http://schemas.openxmlformats.org/officeDocument/2006/math" xmlns:v="urn:schemas-microsoft-com:vml" xmlns:wp14="http://schemas.microsoft.com/office/word/2010/wordprocessingDrawing" xmlns:wp="http://schemas.openxmlformats.org/drawingml/2006/wordprocessingDrawing" xmlns:w10="urn:schemas-microsoft-com:office:word" xmlns:w="http://schemas.openxmlformats.org/wordprocessingml/2006/main" xmlns:w14="http://schemas.microsoft.com/office/word/2010/wordml" xmlns:w15="http://schemas.microsoft.com/office/word/2012/wordml" xmlns:w16cex="http://schemas.microsoft.com/office/word/2018/wordml/cex" xmlns:w16cid="http://schemas.microsoft.com/office/word/2016/wordml/cid" xmlns:w16="http://schemas.microsoft.com/office/word/2018/wordml" xmlns:w16du="http://schemas.microsoft.com/office/word/2023/wordml/word16du" xmlns:w16sdtdh="http://schemas.microsoft.com/office/word/2020/wordml/sdtdatahash" xmlns:w16sdtfl="http://schemas.microsoft.com/office/word/2024/wordml/sdtformatlock" xmlns:w16se="http://schemas.microsoft.com/office/word/2015/wordml/symex" xmlns:wpg="http://schemas.microsoft.com/office/word/2010/wordprocessingGroup" xmlns:wpi="http://schemas.microsoft.com/office/word/2010/wordprocessingInk" xmlns:wne="http://schemas.microsoft.com/office/word/2006/wordml" xmlns:wps="http://schemas.microsoft.com/office/word/2010/wordprocessingShape" mc:Ignorable="w14 w15 w16se w16cid w16 w16cex w16sdtdh w16sdtfl w16du wp14">
   <w:sdt>
     <w:sdtPr>
-      <w:id w:val="-2037183513"/>
+      <w:id w:val="-1067731137"/>
       <w:docPartObj>
         <w:docPartGallery w:val="Page Numbers (Top of Page)"/>
         <w:docPartUnique/>
@@ -5449,9 +7622,6 @@
           <w:fldChar w:fldCharType="separate"/>
         </w:r>
         <w:r>
-          <w:rPr>
-            <w:lang w:val="es-ES"/>
-          </w:rPr>
           <w:t>2</w:t>
         </w:r>
         <w:r>
@@ -5463,6 +7633,151 @@
   <w:p>
     <w:pPr>
       <w:pStyle w:val="Encabezado"/>
+    </w:pPr>
+  </w:p>
+</w:hdr>
+</file>
+
+<file path=word/header3.xml><?xml version="1.0" encoding="utf-8"?>
+<w:hdr xmlns:wpc="http://schemas.microsoft.com/office/word/2010/wordprocessingCanvas" xmlns:cx="http://schemas.microsoft.com/office/drawing/2014/chartex" xmlns:cx1="http://schemas.microsoft.com/office/drawing/2015/9/8/chartex" xmlns:cx2="http://schemas.microsoft.com/office/drawing/2015/10/21/chartex" xmlns:cx3="http://schemas.microsoft.com/office/drawing/2016/5/9/chartex" xmlns:cx4="http://schemas.microsoft.com/office/drawing/2016/5/10/chartex" xmlns:cx5="http://schemas.microsoft.com/office/drawing/2016/5/11/chartex" xmlns:cx6="http://schemas.microsoft.com/office/drawing/2016/5/12/chartex" xmlns:cx7="http://schemas.microsoft.com/office/drawing/2016/5/13/chartex" xmlns:cx8="http://schemas.microsoft.com/office/drawing/2016/5/14/chartex" xmlns:mc="http://schemas.openxmlformats.org/markup-compatibility/2006" xmlns:aink="http://schemas.microsoft.com/office/drawing/2016/ink" xmlns:am3d="http://schemas.microsoft.com/office/drawing/2017/model3d" xmlns:o="urn:schemas-microsoft-com:office:office" xmlns:oel="http://schemas.microsoft.com/office/2019/extlst" xmlns:r="http://schemas.openxmlformats.org/officeDocument/2006/relationships" xmlns:m="http://schemas.openxmlformats.org/officeDocument/2006/math" xmlns:v="urn:schemas-microsoft-com:vml" xmlns:wp14="http://schemas.microsoft.com/office/word/2010/wordprocessingDrawing" xmlns:wp="http://schemas.openxmlformats.org/drawingml/2006/wordprocessingDrawing" xmlns:w10="urn:schemas-microsoft-com:office:word" xmlns:w="http://schemas.openxmlformats.org/wordprocessingml/2006/main" xmlns:w14="http://schemas.microsoft.com/office/word/2010/wordml" xmlns:w15="http://schemas.microsoft.com/office/word/2012/wordml" xmlns:w16cex="http://schemas.microsoft.com/office/word/2018/wordml/cex" xmlns:w16cid="http://schemas.microsoft.com/office/word/2016/wordml/cid" xmlns:w16="http://schemas.microsoft.com/office/word/2018/wordml" xmlns:w16du="http://schemas.microsoft.com/office/word/2023/wordml/word16du" xmlns:w16sdtdh="http://schemas.microsoft.com/office/word/2020/wordml/sdtdatahash" xmlns:w16sdtfl="http://schemas.microsoft.com/office/word/2024/wordml/sdtformatlock" xmlns:w16se="http://schemas.microsoft.com/office/word/2015/wordml/symex" xmlns:wpg="http://schemas.microsoft.com/office/word/2010/wordprocessingGroup" xmlns:wpi="http://schemas.microsoft.com/office/word/2010/wordprocessingInk" xmlns:wne="http://schemas.microsoft.com/office/word/2006/wordml" xmlns:wps="http://schemas.microsoft.com/office/word/2010/wordprocessingShape" mc:Ignorable="w14 w15 w16se w16cid w16 w16cex w16sdtdh w16sdtfl w16du wp14">
+  <w:sdt>
+    <w:sdtPr>
+      <w:id w:val="-1693292893"/>
+      <w:docPartObj>
+        <w:docPartGallery w:val="Page Numbers (Top of Page)"/>
+        <w:docPartUnique/>
+      </w:docPartObj>
+    </w:sdtPr>
+    <w:sdtContent>
+      <w:p>
+        <w:pPr>
+          <w:pStyle w:val="Encabezado"/>
+          <w:jc w:val="right"/>
+        </w:pPr>
+        <w:r>
+          <w:fldChar w:fldCharType="begin"/>
+        </w:r>
+        <w:r>
+          <w:instrText>PAGE   \* MERGEFORMAT</w:instrText>
+        </w:r>
+        <w:r>
+          <w:fldChar w:fldCharType="separate"/>
+        </w:r>
+        <w:r>
+          <w:t>2</w:t>
+        </w:r>
+        <w:r>
+          <w:fldChar w:fldCharType="end"/>
+        </w:r>
+      </w:p>
+    </w:sdtContent>
+  </w:sdt>
+  <w:p>
+    <w:pPr>
+      <w:pStyle w:val="Encabezado"/>
+    </w:pPr>
+  </w:p>
+</w:hdr>
+</file>
+
+<file path=word/header4.xml><?xml version="1.0" encoding="utf-8"?>
+<w:hdr xmlns:wpc="http://schemas.microsoft.com/office/word/2010/wordprocessingCanvas" xmlns:cx="http://schemas.microsoft.com/office/drawing/2014/chartex" xmlns:cx1="http://schemas.microsoft.com/office/drawing/2015/9/8/chartex" xmlns:cx2="http://schemas.microsoft.com/office/drawing/2015/10/21/chartex" xmlns:cx3="http://schemas.microsoft.com/office/drawing/2016/5/9/chartex" xmlns:cx4="http://schemas.microsoft.com/office/drawing/2016/5/10/chartex" xmlns:cx5="http://schemas.microsoft.com/office/drawing/2016/5/11/chartex" xmlns:cx6="http://schemas.microsoft.com/office/drawing/2016/5/12/chartex" xmlns:cx7="http://schemas.microsoft.com/office/drawing/2016/5/13/chartex" xmlns:cx8="http://schemas.microsoft.com/office/drawing/2016/5/14/chartex" xmlns:mc="http://schemas.openxmlformats.org/markup-compatibility/2006" xmlns:aink="http://schemas.microsoft.com/office/drawing/2016/ink" xmlns:am3d="http://schemas.microsoft.com/office/drawing/2017/model3d" xmlns:o="urn:schemas-microsoft-com:office:office" xmlns:oel="http://schemas.microsoft.com/office/2019/extlst" xmlns:r="http://schemas.openxmlformats.org/officeDocument/2006/relationships" xmlns:m="http://schemas.openxmlformats.org/officeDocument/2006/math" xmlns:v="urn:schemas-microsoft-com:vml" xmlns:wp14="http://schemas.microsoft.com/office/word/2010/wordprocessingDrawing" xmlns:wp="http://schemas.openxmlformats.org/drawingml/2006/wordprocessingDrawing" xmlns:w10="urn:schemas-microsoft-com:office:word" xmlns:w="http://schemas.openxmlformats.org/wordprocessingml/2006/main" xmlns:w14="http://schemas.microsoft.com/office/word/2010/wordml" xmlns:w15="http://schemas.microsoft.com/office/word/2012/wordml" xmlns:w16cex="http://schemas.microsoft.com/office/word/2018/wordml/cex" xmlns:w16cid="http://schemas.microsoft.com/office/word/2016/wordml/cid" xmlns:w16="http://schemas.microsoft.com/office/word/2018/wordml" xmlns:w16du="http://schemas.microsoft.com/office/word/2023/wordml/word16du" xmlns:w16sdtdh="http://schemas.microsoft.com/office/word/2020/wordml/sdtdatahash" xmlns:w16sdtfl="http://schemas.microsoft.com/office/word/2024/wordml/sdtformatlock" xmlns:w16se="http://schemas.microsoft.com/office/word/2015/wordml/symex" xmlns:wpg="http://schemas.microsoft.com/office/word/2010/wordprocessingGroup" xmlns:wpi="http://schemas.microsoft.com/office/word/2010/wordprocessingInk" xmlns:wne="http://schemas.microsoft.com/office/word/2006/wordml" xmlns:wps="http://schemas.microsoft.com/office/word/2010/wordprocessingShape" mc:Ignorable="w14 w15 w16se w16cid w16 w16cex w16sdtdh w16sdtfl w16du wp14">
+  <w:p>
+    <w:pPr>
+      <w:pStyle w:val="Encabezado"/>
+      <w:jc w:val="right"/>
+      <w:rPr>
+        <w:color w:val="000000"/>
+      </w:rPr>
+    </w:pPr>
+  </w:p>
+</w:hdr>
+</file>
+
+<file path=word/header5.xml><?xml version="1.0" encoding="utf-8"?>
+<w:hdr xmlns:wpc="http://schemas.microsoft.com/office/word/2010/wordprocessingCanvas" xmlns:cx="http://schemas.microsoft.com/office/drawing/2014/chartex" xmlns:cx1="http://schemas.microsoft.com/office/drawing/2015/9/8/chartex" xmlns:cx2="http://schemas.microsoft.com/office/drawing/2015/10/21/chartex" xmlns:cx3="http://schemas.microsoft.com/office/drawing/2016/5/9/chartex" xmlns:cx4="http://schemas.microsoft.com/office/drawing/2016/5/10/chartex" xmlns:cx5="http://schemas.microsoft.com/office/drawing/2016/5/11/chartex" xmlns:cx6="http://schemas.microsoft.com/office/drawing/2016/5/12/chartex" xmlns:cx7="http://schemas.microsoft.com/office/drawing/2016/5/13/chartex" xmlns:cx8="http://schemas.microsoft.com/office/drawing/2016/5/14/chartex" xmlns:mc="http://schemas.openxmlformats.org/markup-compatibility/2006" xmlns:aink="http://schemas.microsoft.com/office/drawing/2016/ink" xmlns:am3d="http://schemas.microsoft.com/office/drawing/2017/model3d" xmlns:o="urn:schemas-microsoft-com:office:office" xmlns:oel="http://schemas.microsoft.com/office/2019/extlst" xmlns:r="http://schemas.openxmlformats.org/officeDocument/2006/relationships" xmlns:m="http://schemas.openxmlformats.org/officeDocument/2006/math" xmlns:v="urn:schemas-microsoft-com:vml" xmlns:wp14="http://schemas.microsoft.com/office/word/2010/wordprocessingDrawing" xmlns:wp="http://schemas.openxmlformats.org/drawingml/2006/wordprocessingDrawing" xmlns:w10="urn:schemas-microsoft-com:office:word" xmlns:w="http://schemas.openxmlformats.org/wordprocessingml/2006/main" xmlns:w14="http://schemas.microsoft.com/office/word/2010/wordml" xmlns:w15="http://schemas.microsoft.com/office/word/2012/wordml" xmlns:w16cex="http://schemas.microsoft.com/office/word/2018/wordml/cex" xmlns:w16cid="http://schemas.microsoft.com/office/word/2016/wordml/cid" xmlns:w16="http://schemas.microsoft.com/office/word/2018/wordml" xmlns:w16du="http://schemas.microsoft.com/office/word/2023/wordml/word16du" xmlns:w16sdtdh="http://schemas.microsoft.com/office/word/2020/wordml/sdtdatahash" xmlns:w16sdtfl="http://schemas.microsoft.com/office/word/2024/wordml/sdtformatlock" xmlns:w16se="http://schemas.microsoft.com/office/word/2015/wordml/symex" xmlns:wpg="http://schemas.microsoft.com/office/word/2010/wordprocessingGroup" xmlns:wpi="http://schemas.microsoft.com/office/word/2010/wordprocessingInk" xmlns:wne="http://schemas.microsoft.com/office/word/2006/wordml" xmlns:wps="http://schemas.microsoft.com/office/word/2010/wordprocessingShape" mc:Ignorable="w14 w15 w16se w16cid w16 w16cex w16sdtdh w16sdtfl w16du wp14">
+  <w:p>
+    <w:pPr>
+      <w:pStyle w:val="Encabezado"/>
+    </w:pPr>
+  </w:p>
+  <w:p>
+    <w:pPr>
+      <w:pStyle w:val="Encabezado"/>
+      <w:jc w:val="right"/>
+      <w:rPr>
+        <w:color w:val="000000"/>
+      </w:rPr>
+    </w:pPr>
+  </w:p>
+</w:hdr>
+</file>
+
+<file path=word/header6.xml><?xml version="1.0" encoding="utf-8"?>
+<w:hdr xmlns:wpc="http://schemas.microsoft.com/office/word/2010/wordprocessingCanvas" xmlns:cx="http://schemas.microsoft.com/office/drawing/2014/chartex" xmlns:cx1="http://schemas.microsoft.com/office/drawing/2015/9/8/chartex" xmlns:cx2="http://schemas.microsoft.com/office/drawing/2015/10/21/chartex" xmlns:cx3="http://schemas.microsoft.com/office/drawing/2016/5/9/chartex" xmlns:cx4="http://schemas.microsoft.com/office/drawing/2016/5/10/chartex" xmlns:cx5="http://schemas.microsoft.com/office/drawing/2016/5/11/chartex" xmlns:cx6="http://schemas.microsoft.com/office/drawing/2016/5/12/chartex" xmlns:cx7="http://schemas.microsoft.com/office/drawing/2016/5/13/chartex" xmlns:cx8="http://schemas.microsoft.com/office/drawing/2016/5/14/chartex" xmlns:mc="http://schemas.openxmlformats.org/markup-compatibility/2006" xmlns:aink="http://schemas.microsoft.com/office/drawing/2016/ink" xmlns:am3d="http://schemas.microsoft.com/office/drawing/2017/model3d" xmlns:o="urn:schemas-microsoft-com:office:office" xmlns:oel="http://schemas.microsoft.com/office/2019/extlst" xmlns:r="http://schemas.openxmlformats.org/officeDocument/2006/relationships" xmlns:m="http://schemas.openxmlformats.org/officeDocument/2006/math" xmlns:v="urn:schemas-microsoft-com:vml" xmlns:wp14="http://schemas.microsoft.com/office/word/2010/wordprocessingDrawing" xmlns:wp="http://schemas.openxmlformats.org/drawingml/2006/wordprocessingDrawing" xmlns:w10="urn:schemas-microsoft-com:office:word" xmlns:w="http://schemas.openxmlformats.org/wordprocessingml/2006/main" xmlns:w14="http://schemas.microsoft.com/office/word/2010/wordml" xmlns:w15="http://schemas.microsoft.com/office/word/2012/wordml" xmlns:w16cex="http://schemas.microsoft.com/office/word/2018/wordml/cex" xmlns:w16cid="http://schemas.microsoft.com/office/word/2016/wordml/cid" xmlns:w16="http://schemas.microsoft.com/office/word/2018/wordml" xmlns:w16du="http://schemas.microsoft.com/office/word/2023/wordml/word16du" xmlns:w16sdtdh="http://schemas.microsoft.com/office/word/2020/wordml/sdtdatahash" xmlns:w16sdtfl="http://schemas.microsoft.com/office/word/2024/wordml/sdtformatlock" xmlns:w16se="http://schemas.microsoft.com/office/word/2015/wordml/symex" xmlns:wpg="http://schemas.microsoft.com/office/word/2010/wordprocessingGroup" xmlns:wpi="http://schemas.microsoft.com/office/word/2010/wordprocessingInk" xmlns:wne="http://schemas.microsoft.com/office/word/2006/wordml" xmlns:wps="http://schemas.microsoft.com/office/word/2010/wordprocessingShape" mc:Ignorable="w14 w15 w16se w16cid w16 w16cex w16sdtdh w16sdtfl w16du wp14">
+  <w:sdt>
+    <w:sdtPr>
+      <w:id w:val="-22321645"/>
+      <w:docPartObj>
+        <w:docPartGallery w:val="Page Numbers (Top of Page)"/>
+        <w:docPartUnique/>
+      </w:docPartObj>
+    </w:sdtPr>
+    <w:sdtEndPr>
+      <w:rPr>
+        <w:rFonts w:ascii="Arial" w:hAnsi="Arial" w:cs="Arial"/>
+      </w:rPr>
+    </w:sdtEndPr>
+    <w:sdtContent>
+      <w:p>
+        <w:pPr>
+          <w:pStyle w:val="Encabezado"/>
+          <w:jc w:val="right"/>
+          <w:rPr>
+            <w:rFonts w:ascii="Arial" w:hAnsi="Arial" w:cs="Arial"/>
+          </w:rPr>
+        </w:pPr>
+        <w:r>
+          <w:rPr>
+            <w:rFonts w:ascii="Arial" w:hAnsi="Arial" w:cs="Arial"/>
+          </w:rPr>
+          <w:fldChar w:fldCharType="begin"/>
+        </w:r>
+        <w:r>
+          <w:rPr>
+            <w:rFonts w:ascii="Arial" w:hAnsi="Arial" w:cs="Arial"/>
+          </w:rPr>
+          <w:instrText>PAGE   \* MERGEFORMAT</w:instrText>
+        </w:r>
+        <w:r>
+          <w:rPr>
+            <w:rFonts w:ascii="Arial" w:hAnsi="Arial" w:cs="Arial"/>
+          </w:rPr>
+          <w:fldChar w:fldCharType="separate"/>
+        </w:r>
+        <w:r>
+          <w:rPr>
+            <w:rFonts w:ascii="Arial" w:hAnsi="Arial" w:cs="Arial"/>
+            <w:lang w:val="es-ES"/>
+          </w:rPr>
+          <w:t>2</w:t>
+        </w:r>
+        <w:r>
+          <w:rPr>
+            <w:rFonts w:ascii="Arial" w:hAnsi="Arial" w:cs="Arial"/>
+          </w:rPr>
+          <w:fldChar w:fldCharType="end"/>
+        </w:r>
+      </w:p>
+    </w:sdtContent>
+  </w:sdt>
+  <w:p>
+    <w:pPr>
+      <w:pStyle w:val="Encabezado"/>
+      <w:jc w:val="right"/>
+      <w:rPr>
+        <w:color w:val="000000"/>
+      </w:rPr>
     </w:pPr>
   </w:p>
 </w:hdr>
@@ -7268,40 +9583,34 @@
     <w:link w:val="Ttulo1Car"/>
     <w:uiPriority w:val="9"/>
     <w:qFormat/>
-    <w:rsid w:val="00644067"/>
+    <w:rsid w:val="00212265"/>
     <w:pPr>
       <w:keepNext/>
       <w:keepLines/>
-      <w:spacing w:before="360" w:after="80"/>
+      <w:spacing w:after="0" w:line="480" w:lineRule="auto"/>
+      <w:jc w:val="both"/>
       <w:outlineLvl w:val="0"/>
     </w:pPr>
     <w:rPr>
-      <w:rFonts w:asciiTheme="majorHAnsi" w:eastAsiaTheme="majorEastAsia" w:hAnsiTheme="majorHAnsi" w:cstheme="majorBidi"/>
-      <w:color w:val="0F4761" w:themeColor="accent1" w:themeShade="BF"/>
-      <w:sz w:val="40"/>
+      <w:rFonts w:ascii="Arial" w:eastAsiaTheme="majorEastAsia" w:hAnsi="Arial" w:cstheme="majorBidi"/>
+      <w:b/>
+      <w:color w:val="000000" w:themeColor="text1"/>
       <w:szCs w:val="40"/>
     </w:rPr>
   </w:style>
   <w:style w:type="paragraph" w:styleId="Ttulo2">
     <w:name w:val="heading 2"/>
-    <w:basedOn w:val="Normal"/>
+    <w:basedOn w:val="Ttulo1"/>
     <w:next w:val="Normal"/>
     <w:link w:val="Ttulo2Car"/>
     <w:uiPriority w:val="9"/>
-    <w:semiHidden/>
     <w:unhideWhenUsed/>
     <w:qFormat/>
-    <w:rsid w:val="00644067"/>
+    <w:rsid w:val="000A2367"/>
     <w:pPr>
-      <w:keepNext/>
-      <w:keepLines/>
-      <w:spacing w:before="160" w:after="80"/>
       <w:outlineLvl w:val="1"/>
     </w:pPr>
     <w:rPr>
-      <w:rFonts w:asciiTheme="majorHAnsi" w:eastAsiaTheme="majorEastAsia" w:hAnsiTheme="majorHAnsi" w:cstheme="majorBidi"/>
-      <w:color w:val="0F4761" w:themeColor="accent1" w:themeShade="BF"/>
-      <w:sz w:val="32"/>
       <w:szCs w:val="32"/>
     </w:rPr>
   </w:style>
@@ -7492,11 +9801,11 @@
     <w:basedOn w:val="Fuentedeprrafopredeter"/>
     <w:link w:val="Ttulo1"/>
     <w:uiPriority w:val="9"/>
-    <w:rsid w:val="00644067"/>
+    <w:rsid w:val="00212265"/>
     <w:rPr>
-      <w:rFonts w:asciiTheme="majorHAnsi" w:eastAsiaTheme="majorEastAsia" w:hAnsiTheme="majorHAnsi" w:cstheme="majorBidi"/>
-      <w:color w:val="0F4761" w:themeColor="accent1" w:themeShade="BF"/>
-      <w:sz w:val="40"/>
+      <w:rFonts w:ascii="Arial" w:eastAsiaTheme="majorEastAsia" w:hAnsi="Arial" w:cstheme="majorBidi"/>
+      <w:b/>
+      <w:color w:val="000000" w:themeColor="text1"/>
       <w:szCs w:val="40"/>
     </w:rPr>
   </w:style>
@@ -7505,12 +9814,11 @@
     <w:basedOn w:val="Fuentedeprrafopredeter"/>
     <w:link w:val="Ttulo2"/>
     <w:uiPriority w:val="9"/>
-    <w:semiHidden/>
-    <w:rsid w:val="00644067"/>
+    <w:rsid w:val="000A2367"/>
     <w:rPr>
-      <w:rFonts w:asciiTheme="majorHAnsi" w:eastAsiaTheme="majorEastAsia" w:hAnsiTheme="majorHAnsi" w:cstheme="majorBidi"/>
-      <w:color w:val="0F4761" w:themeColor="accent1" w:themeShade="BF"/>
-      <w:sz w:val="32"/>
+      <w:rFonts w:ascii="Arial" w:eastAsiaTheme="majorEastAsia" w:hAnsi="Arial" w:cstheme="majorBidi"/>
+      <w:b/>
+      <w:color w:val="000000" w:themeColor="text1"/>
       <w:szCs w:val="32"/>
     </w:rPr>
   </w:style>
@@ -7855,7 +10163,6 @@
     <w:name w:val="Normal (Web)"/>
     <w:basedOn w:val="Normal"/>
     <w:uiPriority w:val="99"/>
-    <w:semiHidden/>
     <w:unhideWhenUsed/>
     <w:rsid w:val="001D4C90"/>
     <w:pPr>

--- a/Capitulos de Tesis/Preliminares.docx
+++ b/Capitulos de Tesis/Preliminares.docx
@@ -2103,7 +2103,6 @@
           <w:lang w:val="es-ES"/>
         </w:rPr>
       </w:pPr>
-      <w:proofErr w:type="spellStart"/>
       <w:r>
         <w:rPr>
           <w:rFonts w:ascii="Arial" w:hAnsi="Arial" w:cs="Arial"/>
@@ -2112,18 +2111,7 @@
           <w:color w:val="222222"/>
           <w:shd w:val="clear" w:color="auto" w:fill="FFFFFF"/>
         </w:rPr>
-        <w:t>Acurero</w:t>
-      </w:r>
-      <w:proofErr w:type="spellEnd"/>
-      <w:r>
-        <w:rPr>
-          <w:rFonts w:ascii="Arial" w:hAnsi="Arial" w:cs="Arial"/>
-          <w:b/>
-          <w:bCs/>
-          <w:color w:val="222222"/>
-          <w:shd w:val="clear" w:color="auto" w:fill="FFFFFF"/>
-        </w:rPr>
-        <w:t>, Cesar.</w:t>
+        <w:t>Acurero, Cesar.</w:t>
       </w:r>
     </w:p>
     <w:p>
@@ -2204,23 +2192,7 @@
           <w:rFonts w:ascii="Arial" w:hAnsi="Arial" w:cs="Arial"/>
           <w:lang w:val="es-ES"/>
         </w:rPr>
-        <w:t xml:space="preserve">. En especial a mi papá </w:t>
-      </w:r>
-      <w:proofErr w:type="spellStart"/>
-      <w:r>
-        <w:rPr>
-          <w:rFonts w:ascii="Arial" w:hAnsi="Arial" w:cs="Arial"/>
-          <w:lang w:val="es-ES"/>
-        </w:rPr>
-        <w:t>Yorlly</w:t>
-      </w:r>
-      <w:proofErr w:type="spellEnd"/>
-      <w:r>
-        <w:rPr>
-          <w:rFonts w:ascii="Arial" w:hAnsi="Arial" w:cs="Arial"/>
-          <w:lang w:val="es-ES"/>
-        </w:rPr>
-        <w:t xml:space="preserve"> Araujo, quién fue la razón que me motivo a estudiar esta carrera que estoy finalizando. A mi hermano, por darme</w:t>
+        <w:t>. En especial a mi papá Yorlly Araujo, quién fue la razón que me motivo a estudiar esta carrera que estoy finalizando. A mi hermano, por darme</w:t>
       </w:r>
       <w:r>
         <w:rPr>
@@ -2515,25 +2487,14 @@
           <w:lang w:val="es-ES"/>
         </w:rPr>
       </w:pPr>
-      <w:proofErr w:type="spellStart"/>
-      <w:r>
-        <w:rPr>
-          <w:rFonts w:ascii="Arial" w:hAnsi="Arial" w:cs="Arial"/>
-          <w:b/>
-          <w:bCs/>
-          <w:lang w:val="es-ES"/>
-        </w:rPr>
-        <w:t>Acurero</w:t>
-      </w:r>
-      <w:proofErr w:type="spellEnd"/>
-      <w:r>
-        <w:rPr>
-          <w:rFonts w:ascii="Arial" w:hAnsi="Arial" w:cs="Arial"/>
-          <w:b/>
-          <w:bCs/>
-          <w:lang w:val="es-ES"/>
-        </w:rPr>
-        <w:t>, Araujo y Montiel.</w:t>
+      <w:r>
+        <w:rPr>
+          <w:rFonts w:ascii="Arial" w:hAnsi="Arial" w:cs="Arial"/>
+          <w:b/>
+          <w:bCs/>
+          <w:lang w:val="es-ES"/>
+        </w:rPr>
+        <w:t>Acurero, Araujo y Montiel.</w:t>
       </w:r>
     </w:p>
     <w:p>
@@ -2637,7 +2598,6 @@
           <w:lang w:val="es-ES"/>
         </w:rPr>
       </w:pPr>
-      <w:proofErr w:type="spellStart"/>
       <w:r>
         <w:rPr>
           <w:rFonts w:ascii="Arial" w:hAnsi="Arial" w:cs="Arial"/>
@@ -2646,17 +2606,7 @@
           <w:lang w:val="es-ES"/>
         </w:rPr>
         <w:lastRenderedPageBreak/>
-        <w:t>Acurero</w:t>
-      </w:r>
-      <w:proofErr w:type="spellEnd"/>
-      <w:r>
-        <w:rPr>
-          <w:rFonts w:ascii="Arial" w:hAnsi="Arial" w:cs="Arial"/>
-          <w:b/>
-          <w:bCs/>
-          <w:lang w:val="es-ES"/>
-        </w:rPr>
-        <w:t>, Cesar.</w:t>
+        <w:t>Acurero, Cesar.</w:t>
       </w:r>
       <w:r>
         <w:rPr>
@@ -2694,7 +2644,6 @@
         </w:rPr>
         <w:t xml:space="preserve">ducativa </w:t>
       </w:r>
-      <w:proofErr w:type="spellStart"/>
       <w:r>
         <w:rPr>
           <w:rFonts w:ascii="Arial" w:hAnsi="Arial" w:cs="Arial"/>
@@ -2711,17 +2660,7 @@
           <w:bCs/>
           <w:lang w:val="es-ES"/>
         </w:rPr>
-        <w:t>amificada</w:t>
-      </w:r>
-      <w:proofErr w:type="spellEnd"/>
-      <w:r>
-        <w:rPr>
-          <w:rFonts w:ascii="Arial" w:hAnsi="Arial" w:cs="Arial"/>
-          <w:b/>
-          <w:bCs/>
-          <w:lang w:val="es-ES"/>
-        </w:rPr>
-        <w:t xml:space="preserve"> </w:t>
+        <w:t xml:space="preserve">amificada </w:t>
       </w:r>
       <w:r>
         <w:rPr>
@@ -2855,23 +2794,21 @@
           <w:rFonts w:ascii="Arial" w:hAnsi="Arial" w:cs="Arial"/>
           <w:lang w:val="es-ES"/>
         </w:rPr>
-        <w:t xml:space="preserve">La presente investigación tiene como objetivo desarrollar una aplicación educativa </w:t>
-      </w:r>
-      <w:proofErr w:type="spellStart"/>
-      <w:r>
-        <w:rPr>
-          <w:rFonts w:ascii="Arial" w:hAnsi="Arial" w:cs="Arial"/>
-          <w:lang w:val="es-ES"/>
-        </w:rPr>
-        <w:t>gamificada</w:t>
-      </w:r>
-      <w:proofErr w:type="spellEnd"/>
-      <w:r>
-        <w:rPr>
-          <w:rFonts w:ascii="Arial" w:hAnsi="Arial" w:cs="Arial"/>
-          <w:lang w:val="es-ES"/>
-        </w:rPr>
-        <w:t xml:space="preserve"> para potenciar el rendimiento académico </w:t>
+        <w:t xml:space="preserve">La presente investigación </w:t>
+      </w:r>
+      <w:r>
+        <w:rPr>
+          <w:rFonts w:ascii="Arial" w:hAnsi="Arial" w:cs="Arial"/>
+          <w:lang w:val="es-ES"/>
+        </w:rPr>
+        <w:t xml:space="preserve">tuvo </w:t>
+      </w:r>
+      <w:r>
+        <w:rPr>
+          <w:rFonts w:ascii="Arial" w:hAnsi="Arial" w:cs="Arial"/>
+          <w:lang w:val="es-ES"/>
+        </w:rPr>
+        <w:t xml:space="preserve">como objetivo desarrollar una aplicación educativa gamificada para potenciar el rendimiento académico </w:t>
       </w:r>
       <w:r>
         <w:rPr>
@@ -2894,21 +2831,12 @@
         </w:rPr>
         <w:t xml:space="preserve">Venezuela, basándose en las teorías de </w:t>
       </w:r>
-      <w:proofErr w:type="spellStart"/>
-      <w:r>
-        <w:rPr>
-          <w:rFonts w:ascii="Arial" w:hAnsi="Arial" w:cs="Arial"/>
-          <w:lang w:val="es-ES"/>
-        </w:rPr>
-        <w:t>Deci</w:t>
-      </w:r>
-      <w:proofErr w:type="spellEnd"/>
-      <w:r>
-        <w:rPr>
-          <w:rFonts w:ascii="Arial" w:hAnsi="Arial" w:cs="Arial"/>
-          <w:lang w:val="es-ES"/>
-        </w:rPr>
-        <w:t xml:space="preserve"> y Ryan (1980), </w:t>
+      <w:r>
+        <w:rPr>
+          <w:rFonts w:ascii="Arial" w:hAnsi="Arial" w:cs="Arial"/>
+          <w:lang w:val="es-ES"/>
+        </w:rPr>
+        <w:t xml:space="preserve">Deci y Ryan (1980), </w:t>
       </w:r>
       <w:r>
         <w:rPr>
@@ -2957,7 +2885,21 @@
           <w:rFonts w:ascii="Arial" w:hAnsi="Arial" w:cs="Arial"/>
           <w:lang w:val="es-ES"/>
         </w:rPr>
-        <w:t xml:space="preserve"> descriptiva-proyectiva ya que se implica la recolección de datos precisos con la finalidad de proporcionar una representación concreta de la situación actual</w:t>
+        <w:t xml:space="preserve"> descriptiva-proyectiva ya que </w:t>
+      </w:r>
+      <w:r>
+        <w:rPr>
+          <w:rFonts w:ascii="Arial" w:hAnsi="Arial" w:cs="Arial"/>
+          <w:lang w:val="es-ES"/>
+        </w:rPr>
+        <w:t xml:space="preserve">implicó </w:t>
+      </w:r>
+      <w:r>
+        <w:rPr>
+          <w:rFonts w:ascii="Arial" w:hAnsi="Arial" w:cs="Arial"/>
+          <w:lang w:val="es-ES"/>
+        </w:rPr>
+        <w:t>la recolección de datos precisos con la finalidad de proporcionar una representación concreta de la situación actual</w:t>
       </w:r>
       <w:r>
         <w:rPr>
@@ -3013,7 +2955,21 @@
           <w:rFonts w:ascii="Arial" w:hAnsi="Arial" w:cs="Arial"/>
           <w:lang w:val="es-ES"/>
         </w:rPr>
-        <w:t xml:space="preserve">a que se utilizan técnicas </w:t>
+        <w:t>a que se utiliza</w:t>
+      </w:r>
+      <w:r>
+        <w:rPr>
+          <w:rFonts w:ascii="Arial" w:hAnsi="Arial" w:cs="Arial"/>
+          <w:lang w:val="es-ES"/>
+        </w:rPr>
+        <w:t>ron</w:t>
+      </w:r>
+      <w:r>
+        <w:rPr>
+          <w:rFonts w:ascii="Arial" w:hAnsi="Arial" w:cs="Arial"/>
+          <w:lang w:val="es-ES"/>
+        </w:rPr>
+        <w:t xml:space="preserve"> técnicas </w:t>
       </w:r>
       <w:r>
         <w:rPr>
@@ -3094,7 +3050,21 @@
           <w:rFonts w:ascii="Arial" w:hAnsi="Arial" w:cs="Arial"/>
           <w:lang w:val="es-ES"/>
         </w:rPr>
-        <w:t xml:space="preserve"> técnica de recolección de datos dirigido a estudiantes de bachillerato</w:t>
+        <w:t xml:space="preserve"> </w:t>
+      </w:r>
+      <w:r>
+        <w:rPr>
+          <w:rFonts w:ascii="Arial" w:hAnsi="Arial" w:cs="Arial"/>
+          <w:lang w:val="es-ES"/>
+        </w:rPr>
+        <w:t>herramienta</w:t>
+      </w:r>
+      <w:r>
+        <w:rPr>
+          <w:rFonts w:ascii="Arial" w:hAnsi="Arial" w:cs="Arial"/>
+          <w:lang w:val="es-ES"/>
+        </w:rPr>
+        <w:t xml:space="preserve"> de recolección de datos dirigido a estudiantes de bachillerato</w:t>
       </w:r>
       <w:r>
         <w:rPr>
@@ -3185,30 +3155,14 @@
           <w:rFonts w:ascii="Arial" w:hAnsi="Arial" w:cs="Arial"/>
           <w:lang w:val="es-ES"/>
         </w:rPr>
-        <w:t xml:space="preserve"> Python como lenguaje de programación junto con la librería </w:t>
-      </w:r>
-      <w:proofErr w:type="spellStart"/>
-      <w:r>
-        <w:rPr>
-          <w:rFonts w:ascii="Arial" w:hAnsi="Arial" w:cs="Arial"/>
-          <w:lang w:val="es-ES"/>
-        </w:rPr>
-        <w:t>Fle</w:t>
-      </w:r>
-      <w:r>
-        <w:rPr>
-          <w:rFonts w:ascii="Arial" w:hAnsi="Arial" w:cs="Arial"/>
-          <w:lang w:val="es-ES"/>
-        </w:rPr>
-        <w:t>t</w:t>
-      </w:r>
-      <w:proofErr w:type="spellEnd"/>
-      <w:r>
-        <w:rPr>
-          <w:rFonts w:ascii="Arial" w:hAnsi="Arial" w:cs="Arial"/>
-          <w:lang w:val="es-ES"/>
-        </w:rPr>
-        <w:t xml:space="preserve"> para la interfaz gráfic</w:t>
+        <w:t xml:space="preserve"> Python como lenguaje de programación junto con la librería Fle</w:t>
+      </w:r>
+      <w:r>
+        <w:rPr>
+          <w:rFonts w:ascii="Arial" w:hAnsi="Arial" w:cs="Arial"/>
+          <w:lang w:val="es-ES"/>
+        </w:rPr>
+        <w:t>t para la interfaz gráfic</w:t>
       </w:r>
       <w:r>
         <w:rPr>
@@ -3458,7 +3412,6 @@
           <w:lang w:val="en"/>
         </w:rPr>
       </w:pPr>
-      <w:proofErr w:type="spellStart"/>
       <w:r>
         <w:rPr>
           <w:rFonts w:ascii="Arial" w:hAnsi="Arial" w:cs="Arial"/>
@@ -3467,17 +3420,7 @@
           <w:lang w:val="es-ES"/>
         </w:rPr>
         <w:lastRenderedPageBreak/>
-        <w:t>Acurero</w:t>
-      </w:r>
-      <w:proofErr w:type="spellEnd"/>
-      <w:r>
-        <w:rPr>
-          <w:rFonts w:ascii="Arial" w:hAnsi="Arial" w:cs="Arial"/>
-          <w:b/>
-          <w:bCs/>
-          <w:lang w:val="es-ES"/>
-        </w:rPr>
-        <w:t xml:space="preserve">, Cesar. </w:t>
+        <w:t xml:space="preserve">Acurero, Cesar. </w:t>
       </w:r>
       <w:r>
         <w:rPr>
@@ -3504,47 +3447,7 @@
           <w:bCs/>
           <w:lang w:val="en"/>
         </w:rPr>
-        <w:t xml:space="preserve">Gamified educational application to enhance academic performance in high school students in Venezuela. Dr. Rafael </w:t>
-      </w:r>
-      <w:proofErr w:type="spellStart"/>
-      <w:r>
-        <w:rPr>
-          <w:rFonts w:ascii="Arial" w:hAnsi="Arial" w:cs="Arial"/>
-          <w:b/>
-          <w:bCs/>
-          <w:lang w:val="en"/>
-        </w:rPr>
-        <w:t>Belloso</w:t>
-      </w:r>
-      <w:proofErr w:type="spellEnd"/>
-      <w:r>
-        <w:rPr>
-          <w:rFonts w:ascii="Arial" w:hAnsi="Arial" w:cs="Arial"/>
-          <w:b/>
-          <w:bCs/>
-          <w:lang w:val="en"/>
-        </w:rPr>
-        <w:t xml:space="preserve"> </w:t>
-      </w:r>
-      <w:proofErr w:type="spellStart"/>
-      <w:r>
-        <w:rPr>
-          <w:rFonts w:ascii="Arial" w:hAnsi="Arial" w:cs="Arial"/>
-          <w:b/>
-          <w:bCs/>
-          <w:lang w:val="en"/>
-        </w:rPr>
-        <w:t>Chacín</w:t>
-      </w:r>
-      <w:proofErr w:type="spellEnd"/>
-      <w:r>
-        <w:rPr>
-          <w:rFonts w:ascii="Arial" w:hAnsi="Arial" w:cs="Arial"/>
-          <w:b/>
-          <w:bCs/>
-          <w:lang w:val="en"/>
-        </w:rPr>
-        <w:t xml:space="preserve"> Private University. Faculty of Engineering. School of Computer Engineering.</w:t>
+        <w:t>Gamified educational application to enhance academic performance in high school students in Venezuela. Dr. Rafael Belloso Chacín Private University. Faculty of Engineering. School of Computer Engineering.</w:t>
       </w:r>
       <w:r>
         <w:rPr>
@@ -3622,23 +3525,7 @@
           <w:rFonts w:ascii="Arial" w:hAnsi="Arial" w:cs="Arial"/>
           <w:lang w:val="en"/>
         </w:rPr>
-        <w:t xml:space="preserve">This research aims to develop a gamified educational application to enhance the academic performance of high school students in Venezuela, based on the theories of Deci and Ryan (1980), Vygotsky (1978), and Borras (2015). The research is descriptive-projective, as it involves the collection of precise data to provide a concrete representation of the current situation. The research design is non-experimental field research, since it uses data collection techniques and tools with the subjects of study, examining variables only in their natural environment. A survey was selected as the data collection technique, using a questionnaire administered to high school students in the city of Maracaibo. The methodological phases are described by Roger Pressman (2010). The project development was divided into five phases: Communication, Planning, Modeling, Construction, and Deployment. Python was used as the programming language, along with the </w:t>
-      </w:r>
-      <w:proofErr w:type="spellStart"/>
-      <w:r>
-        <w:rPr>
-          <w:rFonts w:ascii="Arial" w:hAnsi="Arial" w:cs="Arial"/>
-          <w:lang w:val="en"/>
-        </w:rPr>
-        <w:t>Flet</w:t>
-      </w:r>
-      <w:proofErr w:type="spellEnd"/>
-      <w:r>
-        <w:rPr>
-          <w:rFonts w:ascii="Arial" w:hAnsi="Arial" w:cs="Arial"/>
-          <w:lang w:val="en"/>
-        </w:rPr>
-        <w:t xml:space="preserve"> library for the graphical interface, and SQLite for database creation and management. The result was a functional desktop application that integrates gamification elements such as points, levels, and achievements, offering an interactive learning environment that encourages individual student use without requiring institutional collaboration or dependence on online platforms.</w:t>
+        <w:t>This research aimed to develop a gamified educational application to enhance the academic performance of high school students in Venezuela, based on the theories of Deci and Ryan (1980), Vygotsky (1978), and Borras (2015). The research is descriptive-projective, as it involved the collection of precise data to provide a concrete representation of the current situation. The research design is non-experimental field research, since data collection techniques and tools were used with the subjects of study, examining variables only in their natural environment. A survey was selected as the data collection technique, using a questionnaire administered to high school students in the city of Maracaibo. The methodological phases are described by Roger Pressman (2010). The project development was divided into five phases: Communication, Planning, Modeling, Construction, and Deployment. Python was used as the programming language, along with the Flet library for the graphical interface, and SQLite for database creation and management. The result was a functional desktop application that integrates gamification elements such as points, levels, and achievements, offering an interactive learning environment that encourages individual student use without requiring institutional collaboration or dependence on online platforms.</w:t>
       </w:r>
     </w:p>
     <w:p>
@@ -5234,21 +5121,7 @@
         <w:rPr>
           <w:rFonts w:ascii="Arial" w:hAnsi="Arial" w:cs="Arial"/>
         </w:rPr>
-        <w:t xml:space="preserve">Bajo esta premisa se concibe una aplicación educativa </w:t>
-      </w:r>
-      <w:proofErr w:type="spellStart"/>
-      <w:r>
-        <w:rPr>
-          <w:rFonts w:ascii="Arial" w:hAnsi="Arial" w:cs="Arial"/>
-        </w:rPr>
-        <w:t>gamificada</w:t>
-      </w:r>
-      <w:proofErr w:type="spellEnd"/>
-      <w:r>
-        <w:rPr>
-          <w:rFonts w:ascii="Arial" w:hAnsi="Arial" w:cs="Arial"/>
-        </w:rPr>
-        <w:t xml:space="preserve"> orientada a potenciar el rendimiento académico en matemáticas para estudiantes de bachillerato en Venezuela. El propósito central de esta investigación es el desarrollo de dicha plataforma, la cual transforma el temario abstracto de la asignatura en un camino de aprendizaje interactivo. </w:t>
+        <w:t xml:space="preserve">Bajo esta premisa se concibe una aplicación educativa gamificada orientada a potenciar el rendimiento académico en matemáticas para estudiantes de bachillerato en Venezuela. El propósito central de esta investigación es el desarrollo de dicha plataforma, la cual transforma el temario abstracto de la asignatura en un camino de aprendizaje interactivo. </w:t>
       </w:r>
     </w:p>
     <w:p>
@@ -5375,21 +5248,7 @@
         <w:rPr>
           <w:rFonts w:ascii="Arial" w:hAnsi="Arial" w:cs="Arial"/>
         </w:rPr>
-        <w:t>, donde se definieron los requerimientos funcionales y el mapa de desarrollo en iteraciones (</w:t>
-      </w:r>
-      <w:proofErr w:type="spellStart"/>
-      <w:r>
-        <w:rPr>
-          <w:rFonts w:ascii="Arial" w:hAnsi="Arial" w:cs="Arial"/>
-        </w:rPr>
-        <w:t>sprints</w:t>
-      </w:r>
-      <w:proofErr w:type="spellEnd"/>
-      <w:r>
-        <w:rPr>
-          <w:rFonts w:ascii="Arial" w:hAnsi="Arial" w:cs="Arial"/>
-        </w:rPr>
-        <w:t xml:space="preserve">); </w:t>
+        <w:t xml:space="preserve">, donde se definieron los requerimientos funcionales y el mapa de desarrollo en iteraciones (sprints); </w:t>
       </w:r>
       <w:r>
         <w:rPr>
@@ -5413,35 +5272,7 @@
         <w:rPr>
           <w:rFonts w:ascii="Arial" w:hAnsi="Arial" w:cs="Arial"/>
         </w:rPr>
-        <w:t xml:space="preserve">, donde se tradujo el diseño a código ejecutable empleando el lenguaje de programación Python, el </w:t>
-      </w:r>
-      <w:proofErr w:type="spellStart"/>
-      <w:r>
-        <w:rPr>
-          <w:rFonts w:ascii="Arial" w:hAnsi="Arial" w:cs="Arial"/>
-        </w:rPr>
-        <w:t>framework</w:t>
-      </w:r>
-      <w:proofErr w:type="spellEnd"/>
-      <w:r>
-        <w:rPr>
-          <w:rFonts w:ascii="Arial" w:hAnsi="Arial" w:cs="Arial"/>
-        </w:rPr>
-        <w:t xml:space="preserve"> </w:t>
-      </w:r>
-      <w:proofErr w:type="spellStart"/>
-      <w:r>
-        <w:rPr>
-          <w:rFonts w:ascii="Arial" w:hAnsi="Arial" w:cs="Arial"/>
-        </w:rPr>
-        <w:t>Flet</w:t>
-      </w:r>
-      <w:proofErr w:type="spellEnd"/>
-      <w:r>
-        <w:rPr>
-          <w:rFonts w:ascii="Arial" w:hAnsi="Arial" w:cs="Arial"/>
-        </w:rPr>
-        <w:t xml:space="preserve"> y el gestor de bases de datos local SQLite, sometiendo el sistema a rigurosas pruebas de caja blanca y funcionalidad; y, finalmente, el </w:t>
+        <w:t xml:space="preserve">, donde se tradujo el diseño a código ejecutable empleando el lenguaje de programación Python, el framework Flet y el gestor de bases de datos local SQLite, sometiendo el sistema a rigurosas pruebas de caja blanca y funcionalidad; y, finalmente, el </w:t>
       </w:r>
       <w:r>
         <w:rPr>
@@ -5850,7 +5681,7 @@
               </wp:anchor>
             </w:drawing>
           </mc:Choice>
-          <mc:Fallback xmlns:w16sdtfl="http://schemas.microsoft.com/office/word/2024/wordml/sdtformatlock" xmlns:w16du="http://schemas.microsoft.com/office/word/2023/wordml/word16du">
+          <mc:Fallback xmlns:w16du="http://schemas.microsoft.com/office/word/2023/wordml/word16du" xmlns:w16sdtfl="http://schemas.microsoft.com/office/word/2024/wordml/sdtformatlock">
             <w:pict>
               <v:group w14:anchorId="69EB23FA" id="Grupo 1" o:spid="_x0000_s1026" style="position:absolute;margin-left:-12.85pt;margin-top:10.35pt;width:430.25pt;height:121.6pt;z-index:251659264" coordorigin="2268,6021" coordsize="8280,2340" o:gfxdata="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">
                 <v:shapetype id="_x0000_t75" coordsize="21600,21600" o:spt="75" o:preferrelative="t" path="m@4@5l@4@11@9@11@9@5xe" filled="f" stroked="f">
@@ -6212,7 +6043,16 @@
           <w:lang w:val="es-VE"/>
           <w14:ligatures w14:val="none"/>
         </w:rPr>
-        <w:t>La educación en Venezuela atraviesa una crisis profunda que afecta directamente a millones de estudiantes de bachillerato. Esta situación se caracteriza por una combinación de factores estructurales, sociales y pedagógicos que han debilitado el acceso, la permanencia y la calidad del aprendizaje en todo el país. La exclusión escolar masiva es uno de los problemas más alarmantes: más de 3 millones de niños y jóvenes están fuera del sistema educativo, según especialistas de la Universidad Católica Andrés Bello. Esta exclusión responde a condiciones socioeconómicas adversas como la pobreza extrema, la migración familiar, la falta de transporte escolar y la necesidad de trabajar desde temprana edad, lo que limita el derecho a la educación.</w:t>
+        <w:t>La educación en Venezuela atraviesa una crisis profunda que afecta directamente a millones de estudiantes de bachillerato. Esta situación se caracteriza por una combinación de factores estructurales, sociales y pedagógicos que han debilitado el acceso, la permanencia y la calidad del aprendizaje en todo el país. La exclusión escolar masiva es uno de los problemas más alarmantes: más de 3 millones de niños y jóvenes están fuera del sistema educativo, según especialistas de la Universidad Católica Andrés Bello. Esta exclusión responde a condiciones socioeconómicas adversas como la pobreza extrema, la migración familiar, la falta de transporte escolar y la necesidad de trabajar desde temprana edad, lo que limita el derecho a la educación</w:t>
+      </w:r>
+      <w:r>
+        <w:rPr>
+          <w:rFonts w:ascii="Arial" w:eastAsia="Calibri" w:hAnsi="Arial" w:cs="Arial"/>
+          <w:kern w:val="0"/>
+          <w:lang w:val="es-VE"/>
+          <w14:ligatures w14:val="none"/>
+        </w:rPr>
+        <w:t>.</w:t>
       </w:r>
     </w:p>
     <w:p>
@@ -6363,19 +6203,21 @@
           <w:lang w:val="es-VE"/>
           <w14:ligatures w14:val="none"/>
         </w:rPr>
-        <w:t xml:space="preserve">Ante este panorama, el presente trabajo de investigación propone el desarrollo de una aplicación educativa </w:t>
-      </w:r>
-      <w:proofErr w:type="spellStart"/>
-      <w:r>
+        <w:t>Ante este panorama, el presente trabajo de investigación propone el desarrollo de una aplicación educativa gamificada para potenciar el rendimiento académico en estudiantes de bachillerato en Venezuela. La aplicación se plantea como un proyecto independiente, inspirado en modelos exitosos como Duolingo, Khan Academy Kids y CodeCombat, donde los usuarios pueden acceder libremente desde sus dispositivos sin necesidad de estar vinculados a instituciones educativas. Estas plataformas han demostrado que el aprendizaje autónomo, flexible y gamificado puede mejorar la retención de contenidos, aumentar la motivación y fomentar la continuidad educativa, especialmente en contextos de alta vulnerabilidad.</w:t>
+      </w:r>
+    </w:p>
+    <w:p>
+      <w:pPr>
+        <w:spacing w:after="200" w:line="480" w:lineRule="auto"/>
+        <w:ind w:firstLine="720"/>
+        <w:jc w:val="both"/>
         <w:rPr>
           <w:rFonts w:ascii="Arial" w:eastAsia="Calibri" w:hAnsi="Arial" w:cs="Arial"/>
           <w:kern w:val="0"/>
           <w:lang w:val="es-VE"/>
           <w14:ligatures w14:val="none"/>
         </w:rPr>
-        <w:t>gamificada</w:t>
-      </w:r>
-      <w:proofErr w:type="spellEnd"/>
+      </w:pPr>
       <w:r>
         <w:rPr>
           <w:rFonts w:ascii="Arial" w:eastAsia="Calibri" w:hAnsi="Arial" w:cs="Arial"/>
@@ -6383,19 +6225,21 @@
           <w:lang w:val="es-VE"/>
           <w14:ligatures w14:val="none"/>
         </w:rPr>
-        <w:t xml:space="preserve"> para potenciar el rendimiento académico en estudiantes de bachillerato en Venezuela. La aplicación se plantea como un proyecto independiente, inspirado en modelos exitosos como Duolingo, Khan </w:t>
-      </w:r>
-      <w:proofErr w:type="spellStart"/>
-      <w:r>
+        <w:t>La propuesta busca adaptar estos principios al contexto venezolano, incorporando contenidos curriculares alineados con las necesidades locales y elementos de gamificación como niveles, recompensas, retos, avatares y sistemas de progreso. Estos componentes están pensados para aumentar el compromiso y la permanencia del estudiante en el proceso de aprendizaje. La arquitectura funcional establecerá una navegación intuitiva, accesible y visualmente atractiva, adaptable a distintos niveles de conectividad.</w:t>
+      </w:r>
+    </w:p>
+    <w:p>
+      <w:pPr>
+        <w:spacing w:after="200" w:line="480" w:lineRule="auto"/>
+        <w:ind w:firstLine="720"/>
+        <w:jc w:val="both"/>
         <w:rPr>
           <w:rFonts w:ascii="Arial" w:eastAsia="Calibri" w:hAnsi="Arial" w:cs="Arial"/>
           <w:kern w:val="0"/>
           <w:lang w:val="es-VE"/>
           <w14:ligatures w14:val="none"/>
         </w:rPr>
-        <w:t>Academy</w:t>
-      </w:r>
-      <w:proofErr w:type="spellEnd"/>
+      </w:pPr>
       <w:r>
         <w:rPr>
           <w:rFonts w:ascii="Arial" w:eastAsia="Calibri" w:hAnsi="Arial" w:cs="Arial"/>
@@ -6403,9 +6247,8 @@
           <w:lang w:val="es-VE"/>
           <w14:ligatures w14:val="none"/>
         </w:rPr>
-        <w:t xml:space="preserve"> </w:t>
-      </w:r>
-      <w:proofErr w:type="spellStart"/>
+        <w:t xml:space="preserve">La etapa de programación se desarrollará utilizando lenguajes de programación como Python, junto con bases de datos que permitan almacenar </w:t>
+      </w:r>
       <w:r>
         <w:rPr>
           <w:rFonts w:ascii="Arial" w:eastAsia="Calibri" w:hAnsi="Arial" w:cs="Arial"/>
@@ -6413,19 +6256,61 @@
           <w:lang w:val="es-VE"/>
           <w14:ligatures w14:val="none"/>
         </w:rPr>
-        <w:t>Kids</w:t>
-      </w:r>
-      <w:proofErr w:type="spellEnd"/>
-      <w:r>
+        <w:lastRenderedPageBreak/>
+        <w:t>el progreso de los usuarios, sus logros y estadísticas. Se aplicará una metodología de desarrollo ágil, que facilite ajustes rápidos y mejoras continuas en función de la experiencia de uso. Aunque no se realizarán pruebas en instituciones educativas, se recogerá retroalimentación voluntaria de los usuarios y se analizarán métricas internas como tiempo de uso, niveles completados y frecuencia de interacción, para evaluar su impacto y optimizar la experiencia.</w:t>
+      </w:r>
+    </w:p>
+    <w:p>
+      <w:pPr>
+        <w:spacing w:after="0" w:line="480" w:lineRule="auto"/>
+        <w:jc w:val="both"/>
+        <w:rPr>
+          <w:rFonts w:ascii="Arial" w:eastAsia="Calibri" w:hAnsi="Arial" w:cs="Arial"/>
+          <w:b/>
+          <w:bCs/>
+          <w:kern w:val="0"/>
+          <w:lang w:val="es-VE"/>
+          <w14:ligatures w14:val="none"/>
+        </w:rPr>
+      </w:pPr>
+      <w:r>
+        <w:rPr>
+          <w:rFonts w:ascii="Arial" w:eastAsia="Calibri" w:hAnsi="Arial" w:cs="Arial"/>
+          <w:b/>
+          <w:bCs/>
+          <w:kern w:val="0"/>
+          <w:lang w:val="es-VE"/>
+          <w14:ligatures w14:val="none"/>
+        </w:rPr>
+        <w:t>1.1.  FORMULACIÓN DEL PROBLEMA</w:t>
+      </w:r>
+    </w:p>
+    <w:p>
+      <w:pPr>
+        <w:spacing w:after="0" w:line="240" w:lineRule="auto"/>
+        <w:jc w:val="both"/>
+        <w:rPr>
+          <w:rFonts w:ascii="Arial" w:eastAsia="Calibri" w:hAnsi="Arial" w:cs="Arial"/>
+          <w:b/>
+          <w:bCs/>
+          <w:kern w:val="0"/>
+          <w:lang w:val="es-VE"/>
+          <w14:ligatures w14:val="none"/>
+        </w:rPr>
+      </w:pPr>
+    </w:p>
+    <w:p>
+      <w:pPr>
+        <w:spacing w:after="200" w:line="480" w:lineRule="auto"/>
+        <w:ind w:firstLine="720"/>
+        <w:jc w:val="both"/>
         <w:rPr>
           <w:rFonts w:ascii="Arial" w:eastAsia="Calibri" w:hAnsi="Arial" w:cs="Arial"/>
           <w:kern w:val="0"/>
           <w:lang w:val="es-VE"/>
           <w14:ligatures w14:val="none"/>
         </w:rPr>
-        <w:t xml:space="preserve"> y </w:t>
-      </w:r>
-      <w:proofErr w:type="spellStart"/>
+      </w:pPr>
       <w:r>
         <w:rPr>
           <w:rFonts w:ascii="Arial" w:eastAsia="Calibri" w:hAnsi="Arial" w:cs="Arial"/>
@@ -6433,19 +6318,69 @@
           <w:lang w:val="es-VE"/>
           <w14:ligatures w14:val="none"/>
         </w:rPr>
-        <w:t>CodeCombat</w:t>
-      </w:r>
-      <w:proofErr w:type="spellEnd"/>
-      <w:r>
+        <w:t>Continuando con lo previamente expuesto, no hacemos la siguiente pregunta: ¿Cómo Desarrollar una Aplicación educativa gamificada para potenciar el rendimiento académico en estudiantes de bachillerato en Venezuela?</w:t>
+      </w:r>
+    </w:p>
+    <w:p>
+      <w:pPr>
+        <w:pStyle w:val="Ttulo1"/>
+        <w:rPr>
+          <w:rFonts w:eastAsia="Calibri"/>
+          <w:lang w:val="es-VE"/>
+        </w:rPr>
+      </w:pPr>
+      <w:r>
+        <w:rPr>
+          <w:rFonts w:eastAsia="Calibri"/>
+          <w:lang w:val="es-VE"/>
+        </w:rPr>
+        <w:t>2. OBJETIVOS DE LA INVESTIGACIÓN</w:t>
+      </w:r>
+    </w:p>
+    <w:p>
+      <w:pPr>
+        <w:spacing w:after="0" w:line="240" w:lineRule="auto"/>
+        <w:rPr>
+          <w:lang w:val="es-VE"/>
+        </w:rPr>
+      </w:pPr>
+    </w:p>
+    <w:p>
+      <w:pPr>
+        <w:pStyle w:val="Ttulo2"/>
+        <w:rPr>
+          <w:rFonts w:eastAsia="Calibri"/>
+          <w:lang w:val="es-VE"/>
+        </w:rPr>
+      </w:pPr>
+      <w:r>
+        <w:rPr>
+          <w:rFonts w:eastAsia="Calibri"/>
+          <w:lang w:val="es-VE"/>
+        </w:rPr>
+        <w:t>2.1. OBJETIVO GENERAL</w:t>
+      </w:r>
+    </w:p>
+    <w:p>
+      <w:pPr>
+        <w:spacing w:after="0" w:line="240" w:lineRule="auto"/>
+        <w:rPr>
+          <w:lang w:val="es-VE"/>
+        </w:rPr>
+      </w:pPr>
+    </w:p>
+    <w:p>
+      <w:pPr>
+        <w:spacing w:after="200" w:line="480" w:lineRule="auto"/>
+        <w:ind w:firstLine="720"/>
+        <w:jc w:val="both"/>
         <w:rPr>
           <w:rFonts w:ascii="Arial" w:eastAsia="Calibri" w:hAnsi="Arial" w:cs="Arial"/>
           <w:kern w:val="0"/>
           <w:lang w:val="es-VE"/>
           <w14:ligatures w14:val="none"/>
         </w:rPr>
-        <w:t xml:space="preserve">, donde los usuarios pueden acceder libremente desde sus dispositivos sin necesidad de estar vinculados a instituciones educativas. Estas plataformas han demostrado que el aprendizaje autónomo, flexible y </w:t>
-      </w:r>
-      <w:proofErr w:type="spellStart"/>
+      </w:pPr>
       <w:r>
         <w:rPr>
           <w:rFonts w:ascii="Arial" w:eastAsia="Calibri" w:hAnsi="Arial" w:cs="Arial"/>
@@ -6453,9 +6388,46 @@
           <w:lang w:val="es-VE"/>
           <w14:ligatures w14:val="none"/>
         </w:rPr>
-        <w:t>gamificado</w:t>
-      </w:r>
-      <w:proofErr w:type="spellEnd"/>
+        <w:t>Desarrollar una Aplicación educativa gamificada para potenciar el rendimiento académico en estudiantes de bachillerato en Venezuela.</w:t>
+      </w:r>
+    </w:p>
+    <w:p>
+      <w:pPr>
+        <w:pStyle w:val="Ttulo2"/>
+        <w:rPr>
+          <w:rFonts w:eastAsia="Calibri"/>
+          <w:lang w:val="es-VE"/>
+        </w:rPr>
+      </w:pPr>
+      <w:r>
+        <w:rPr>
+          <w:rFonts w:eastAsia="Calibri"/>
+          <w:lang w:val="es-VE"/>
+        </w:rPr>
+        <w:t>2.2. OBJETIVOS ESPECÍFICOS</w:t>
+      </w:r>
+    </w:p>
+    <w:p>
+      <w:pPr>
+        <w:spacing w:after="0" w:line="240" w:lineRule="auto"/>
+        <w:rPr>
+          <w:lang w:val="es-VE"/>
+        </w:rPr>
+      </w:pPr>
+    </w:p>
+    <w:p>
+      <w:pPr>
+        <w:spacing w:after="200" w:line="480" w:lineRule="auto"/>
+        <w:jc w:val="both"/>
+        <w:rPr>
+          <w:rFonts w:ascii="Arial" w:eastAsia="Calibri" w:hAnsi="Arial" w:cs="Arial"/>
+          <w:b/>
+          <w:bCs/>
+          <w:kern w:val="0"/>
+          <w:lang w:val="es-VE"/>
+          <w14:ligatures w14:val="none"/>
+        </w:rPr>
+      </w:pPr>
       <w:r>
         <w:rPr>
           <w:rFonts w:ascii="Arial" w:eastAsia="Calibri" w:hAnsi="Arial" w:cs="Arial"/>
@@ -6463,20 +6435,44 @@
           <w:lang w:val="es-VE"/>
           <w14:ligatures w14:val="none"/>
         </w:rPr>
-        <w:t xml:space="preserve"> puede mejorar la retención de contenidos, aumentar la motivación y fomentar la continuidad educativa, especialmente en contextos de alta vulnerabilidad.</w:t>
+        <w:t>Analizar la situación actual de los estudiantes de bachillerato.</w:t>
       </w:r>
     </w:p>
     <w:p>
       <w:pPr>
         <w:spacing w:after="200" w:line="480" w:lineRule="auto"/>
-        <w:ind w:firstLine="720"/>
-        <w:jc w:val="both"/>
+        <w:jc w:val="both"/>
+        <w:rPr>
+          <w:rFonts w:ascii="Arial" w:eastAsia="Calibri" w:hAnsi="Arial" w:cs="Arial"/>
+          <w:b/>
+          <w:bCs/>
+          <w:kern w:val="0"/>
+          <w:lang w:val="es-VE"/>
+          <w14:ligatures w14:val="none"/>
+        </w:rPr>
+      </w:pPr>
+      <w:r>
         <w:rPr>
           <w:rFonts w:ascii="Arial" w:eastAsia="Calibri" w:hAnsi="Arial" w:cs="Arial"/>
           <w:kern w:val="0"/>
           <w:lang w:val="es-VE"/>
           <w14:ligatures w14:val="none"/>
         </w:rPr>
+        <w:t>Determinar los requerimientos necesarios para desarrollar la aplicación.</w:t>
+      </w:r>
+    </w:p>
+    <w:p>
+      <w:pPr>
+        <w:spacing w:after="200" w:line="480" w:lineRule="auto"/>
+        <w:jc w:val="both"/>
+        <w:rPr>
+          <w:rFonts w:ascii="Arial" w:eastAsia="Calibri" w:hAnsi="Arial" w:cs="Arial"/>
+          <w:b/>
+          <w:bCs/>
+          <w:kern w:val="0"/>
+          <w:lang w:val="es-VE"/>
+          <w14:ligatures w14:val="none"/>
+        </w:rPr>
       </w:pPr>
       <w:r>
         <w:rPr>
@@ -6485,20 +6481,45 @@
           <w:lang w:val="es-VE"/>
           <w14:ligatures w14:val="none"/>
         </w:rPr>
-        <w:t>La propuesta busca adaptar estos principios al contexto venezolano, incorporando contenidos curriculares alineados con las necesidades locales y elementos de gamificación como niveles, recompensas, retos, avatares y sistemas de progreso. Estos componentes están pensados para aumentar el compromiso y la permanencia del estudiante en el proceso de aprendizaje. La arquitectura funcional establecerá una navegación intuitiva, accesible y visualmente atractiva, adaptable a distintos niveles de conectividad.</w:t>
+        <w:lastRenderedPageBreak/>
+        <w:t>Diseñar el prototipo de la aplicación a partir de los requerimientos previamente identificados.</w:t>
       </w:r>
     </w:p>
     <w:p>
       <w:pPr>
         <w:spacing w:after="200" w:line="480" w:lineRule="auto"/>
-        <w:ind w:firstLine="720"/>
-        <w:jc w:val="both"/>
+        <w:jc w:val="both"/>
+        <w:rPr>
+          <w:rFonts w:ascii="Arial" w:eastAsia="Calibri" w:hAnsi="Arial" w:cs="Arial"/>
+          <w:b/>
+          <w:bCs/>
+          <w:kern w:val="0"/>
+          <w:lang w:val="es-VE"/>
+          <w14:ligatures w14:val="none"/>
+        </w:rPr>
+      </w:pPr>
+      <w:r>
         <w:rPr>
           <w:rFonts w:ascii="Arial" w:eastAsia="Calibri" w:hAnsi="Arial" w:cs="Arial"/>
           <w:kern w:val="0"/>
           <w:lang w:val="es-VE"/>
           <w14:ligatures w14:val="none"/>
         </w:rPr>
+        <w:t>Construir la aplicación a partir del diseño del prototipo.</w:t>
+      </w:r>
+    </w:p>
+    <w:p>
+      <w:pPr>
+        <w:spacing w:after="200" w:line="480" w:lineRule="auto"/>
+        <w:jc w:val="both"/>
+        <w:rPr>
+          <w:rFonts w:ascii="Arial" w:eastAsia="Calibri" w:hAnsi="Arial" w:cs="Arial"/>
+          <w:b/>
+          <w:bCs/>
+          <w:kern w:val="0"/>
+          <w:lang w:val="es-VE"/>
+          <w14:ligatures w14:val="none"/>
+        </w:rPr>
       </w:pPr>
       <w:r>
         <w:rPr>
@@ -6507,80 +6528,66 @@
           <w:lang w:val="es-VE"/>
           <w14:ligatures w14:val="none"/>
         </w:rPr>
-        <w:t xml:space="preserve">La etapa de programación se desarrollará utilizando lenguajes de programación como Python, junto con bases de datos que permitan almacenar </w:t>
-      </w:r>
-      <w:r>
+        <w:t>Verificar la funcionalidad del sistema mediante pruebas de funcionamiento.</w:t>
+      </w:r>
+    </w:p>
+    <w:p>
+      <w:pPr>
+        <w:spacing w:after="200" w:line="480" w:lineRule="auto"/>
+        <w:jc w:val="both"/>
         <w:rPr>
           <w:rFonts w:ascii="Arial" w:eastAsia="Calibri" w:hAnsi="Arial" w:cs="Arial"/>
           <w:kern w:val="0"/>
           <w:lang w:val="es-VE"/>
           <w14:ligatures w14:val="none"/>
         </w:rPr>
-        <w:lastRenderedPageBreak/>
-        <w:t>el progreso de los usuarios, sus logros y estadísticas. Se aplicará una metodología de desarrollo ágil, que facilite ajustes rápidos y mejoras continuas en función de la experiencia de uso. Aunque no se realizarán pruebas en instituciones educativas, se recogerá retroalimentación voluntaria de los usuarios y se analizarán métricas internas como tiempo de uso, niveles completados y frecuencia de interacción, para evaluar su impacto y optimizar la experiencia.</w:t>
-      </w:r>
-    </w:p>
-    <w:p>
-      <w:pPr>
-        <w:spacing w:after="0" w:line="480" w:lineRule="auto"/>
-        <w:jc w:val="both"/>
-        <w:rPr>
-          <w:rFonts w:ascii="Arial" w:eastAsia="Calibri" w:hAnsi="Arial" w:cs="Arial"/>
-          <w:b/>
-          <w:bCs/>
-          <w:kern w:val="0"/>
-          <w:lang w:val="es-VE"/>
-          <w14:ligatures w14:val="none"/>
-        </w:rPr>
-      </w:pPr>
-      <w:r>
-        <w:rPr>
-          <w:rFonts w:ascii="Arial" w:eastAsia="Calibri" w:hAnsi="Arial" w:cs="Arial"/>
-          <w:b/>
-          <w:bCs/>
-          <w:kern w:val="0"/>
-          <w:lang w:val="es-VE"/>
-          <w14:ligatures w14:val="none"/>
-        </w:rPr>
-        <w:t>1.1.  FORMULACIÓN DEL PROBLEMA</w:t>
-      </w:r>
-    </w:p>
-    <w:p>
-      <w:pPr>
-        <w:spacing w:after="0" w:line="240" w:lineRule="auto"/>
-        <w:jc w:val="both"/>
-        <w:rPr>
-          <w:rFonts w:ascii="Arial" w:eastAsia="Calibri" w:hAnsi="Arial" w:cs="Arial"/>
-          <w:b/>
-          <w:bCs/>
-          <w:kern w:val="0"/>
-          <w:lang w:val="es-VE"/>
-          <w14:ligatures w14:val="none"/>
-        </w:rPr>
-      </w:pPr>
-    </w:p>
-    <w:p>
-      <w:pPr>
-        <w:spacing w:after="200" w:line="480" w:lineRule="auto"/>
-        <w:ind w:firstLine="720"/>
-        <w:jc w:val="both"/>
+      </w:pPr>
+      <w:r>
         <w:rPr>
           <w:rFonts w:ascii="Arial" w:eastAsia="Calibri" w:hAnsi="Arial" w:cs="Arial"/>
           <w:kern w:val="0"/>
           <w:lang w:val="es-VE"/>
           <w14:ligatures w14:val="none"/>
         </w:rPr>
-      </w:pPr>
-      <w:r>
+        <w:t>Redactar un manual de usuario de la aplicación.</w:t>
+      </w:r>
+    </w:p>
+    <w:p>
+      <w:pPr>
+        <w:pStyle w:val="Ttulo1"/>
+        <w:rPr>
+          <w:rFonts w:eastAsia="Calibri"/>
+          <w:lang w:val="es-VE"/>
+        </w:rPr>
+      </w:pPr>
+      <w:r>
+        <w:rPr>
+          <w:rFonts w:eastAsia="Calibri"/>
+          <w:lang w:val="es-VE"/>
+        </w:rPr>
+        <w:t>3.  JUSTIFICACIÓN DE LA INVESTIGACIÓN</w:t>
+      </w:r>
+    </w:p>
+    <w:p>
+      <w:pPr>
+        <w:spacing w:after="0" w:line="240" w:lineRule="auto"/>
+        <w:rPr>
+          <w:lang w:val="es-VE"/>
+        </w:rPr>
+      </w:pPr>
+    </w:p>
+    <w:p>
+      <w:pPr>
+        <w:spacing w:after="200" w:line="480" w:lineRule="auto"/>
+        <w:ind w:firstLine="720"/>
+        <w:jc w:val="both"/>
         <w:rPr>
           <w:rFonts w:ascii="Arial" w:eastAsia="Calibri" w:hAnsi="Arial" w:cs="Arial"/>
           <w:kern w:val="0"/>
           <w:lang w:val="es-VE"/>
           <w14:ligatures w14:val="none"/>
         </w:rPr>
-        <w:t xml:space="preserve">Continuando con lo previamente expuesto, no hacemos la siguiente pregunta: ¿Cómo Desarrollar una Aplicación educativa </w:t>
-      </w:r>
-      <w:proofErr w:type="spellStart"/>
+      </w:pPr>
       <w:r>
         <w:rPr>
           <w:rFonts w:ascii="Arial" w:eastAsia="Calibri" w:hAnsi="Arial" w:cs="Arial"/>
@@ -6588,9 +6595,23 @@
           <w:lang w:val="es-VE"/>
           <w14:ligatures w14:val="none"/>
         </w:rPr>
-        <w:t>gamificada</w:t>
-      </w:r>
-      <w:proofErr w:type="spellEnd"/>
+        <w:t xml:space="preserve">Desde el punto de vista teórico, nuestra propuesta de desarrollar una aplicación educativa gamificada para potenciar el conocimiento de matemáticas se fundamenta en teorías educativas que subrayan la importancia de la motivación y la participación activa en el proceso de aprendizaje. </w:t>
+      </w:r>
+    </w:p>
+    <w:p>
+      <w:pPr>
+        <w:spacing w:after="200" w:line="480" w:lineRule="auto"/>
+        <w:ind w:firstLine="720"/>
+        <w:jc w:val="both"/>
+        <w:rPr>
+          <w:rFonts w:ascii="Arial" w:eastAsia="Calibri" w:hAnsi="Arial" w:cs="Arial"/>
+          <w:b/>
+          <w:bCs/>
+          <w:kern w:val="0"/>
+          <w:lang w:val="es-VE"/>
+          <w14:ligatures w14:val="none"/>
+        </w:rPr>
+      </w:pPr>
       <w:r>
         <w:rPr>
           <w:rFonts w:ascii="Arial" w:eastAsia="Calibri" w:hAnsi="Arial" w:cs="Arial"/>
@@ -6598,69 +6619,32 @@
           <w:lang w:val="es-VE"/>
           <w14:ligatures w14:val="none"/>
         </w:rPr>
-        <w:t xml:space="preserve"> para potenciar el rendimiento académico en estudiantes de bachillerato en Venezuela?</w:t>
-      </w:r>
-    </w:p>
-    <w:p>
-      <w:pPr>
-        <w:pStyle w:val="Ttulo1"/>
-        <w:rPr>
-          <w:rFonts w:eastAsia="Calibri"/>
-          <w:lang w:val="es-VE"/>
-        </w:rPr>
-      </w:pPr>
-      <w:r>
-        <w:rPr>
-          <w:rFonts w:eastAsia="Calibri"/>
-          <w:lang w:val="es-VE"/>
-        </w:rPr>
-        <w:t>2. OBJETIVOS DE LA INVESTIGACIÓN</w:t>
-      </w:r>
-    </w:p>
-    <w:p>
-      <w:pPr>
-        <w:spacing w:after="0" w:line="240" w:lineRule="auto"/>
-        <w:rPr>
-          <w:lang w:val="es-VE"/>
-        </w:rPr>
-      </w:pPr>
-    </w:p>
-    <w:p>
-      <w:pPr>
-        <w:pStyle w:val="Ttulo2"/>
-        <w:rPr>
-          <w:rFonts w:eastAsia="Calibri"/>
-          <w:lang w:val="es-VE"/>
-        </w:rPr>
-      </w:pPr>
-      <w:r>
-        <w:rPr>
-          <w:rFonts w:eastAsia="Calibri"/>
-          <w:lang w:val="es-VE"/>
-        </w:rPr>
-        <w:t>2.1. OBJETIVO GENERAL</w:t>
-      </w:r>
-    </w:p>
-    <w:p>
-      <w:pPr>
-        <w:spacing w:after="0" w:line="240" w:lineRule="auto"/>
-        <w:rPr>
-          <w:lang w:val="es-VE"/>
-        </w:rPr>
-      </w:pPr>
+        <w:t>En este sentido, el constructivismo se erige como un pilar esencial, sugiriendo que los estudiantes adquieren conocimiento de manera más efectiva cuando interactúan con su entorno y construyen su propio entendimiento a través de experiencias prácticas. La implementación de una aplicación que ofrezca retos interactivos y retroalimentación inmediata no solo facilita la exploración de conceptos complejos, sino que también promueve un aprendizaje significativo y duradero.</w:t>
+      </w:r>
     </w:p>
     <w:p>
       <w:pPr>
         <w:spacing w:after="200" w:line="480" w:lineRule="auto"/>
         <w:ind w:firstLine="720"/>
         <w:jc w:val="both"/>
+        <w:rPr>
+          <w:rFonts w:ascii="Arial" w:eastAsia="Calibri" w:hAnsi="Arial" w:cs="Arial"/>
+          <w:b/>
+          <w:bCs/>
+          <w:kern w:val="0"/>
+          <w:lang w:val="es-VE"/>
+          <w14:ligatures w14:val="none"/>
+        </w:rPr>
+      </w:pPr>
+      <w:r>
         <w:rPr>
           <w:rFonts w:ascii="Arial" w:eastAsia="Calibri" w:hAnsi="Arial" w:cs="Arial"/>
           <w:kern w:val="0"/>
           <w:lang w:val="es-VE"/>
           <w14:ligatures w14:val="none"/>
         </w:rPr>
-      </w:pPr>
+        <w:t xml:space="preserve">La gamificación, al incorporar elementos lúdicos como niveles, recompensas y desafíos, se convierte en una herramienta poderosa para </w:t>
+      </w:r>
       <w:r>
         <w:rPr>
           <w:rFonts w:ascii="Arial" w:eastAsia="Calibri" w:hAnsi="Arial" w:cs="Arial"/>
@@ -6668,19 +6652,22 @@
           <w:lang w:val="es-VE"/>
           <w14:ligatures w14:val="none"/>
         </w:rPr>
-        <w:t xml:space="preserve">Desarrollar una Aplicación educativa </w:t>
-      </w:r>
-      <w:proofErr w:type="spellStart"/>
-      <w:r>
+        <w:lastRenderedPageBreak/>
+        <w:t>activar esta motivación intrínseca. En un contexto como el venezolano, donde muchos jóvenes enfrentan desmotivación y barreras para acceder a la educación formal, esta estrategia puede transformar la experiencia de aprendizaje, haciéndola más atractiva y accesible.</w:t>
+      </w:r>
+    </w:p>
+    <w:p>
+      <w:pPr>
+        <w:spacing w:after="200" w:line="480" w:lineRule="auto"/>
+        <w:ind w:firstLine="720"/>
+        <w:jc w:val="both"/>
         <w:rPr>
           <w:rFonts w:ascii="Arial" w:eastAsia="Calibri" w:hAnsi="Arial" w:cs="Arial"/>
           <w:kern w:val="0"/>
           <w:lang w:val="es-VE"/>
           <w14:ligatures w14:val="none"/>
         </w:rPr>
-        <w:t>gamificada</w:t>
-      </w:r>
-      <w:proofErr w:type="spellEnd"/>
+      </w:pPr>
       <w:r>
         <w:rPr>
           <w:rFonts w:ascii="Arial" w:eastAsia="Calibri" w:hAnsi="Arial" w:cs="Arial"/>
@@ -6688,36 +6675,13 @@
           <w:lang w:val="es-VE"/>
           <w14:ligatures w14:val="none"/>
         </w:rPr>
-        <w:t xml:space="preserve"> para potenciar el rendimiento académico en estudiantes de bachillerato en Venezuela.</w:t>
-      </w:r>
-    </w:p>
-    <w:p>
-      <w:pPr>
-        <w:pStyle w:val="Ttulo2"/>
-        <w:rPr>
-          <w:rFonts w:eastAsia="Calibri"/>
-          <w:lang w:val="es-VE"/>
-        </w:rPr>
-      </w:pPr>
-      <w:r>
-        <w:rPr>
-          <w:rFonts w:eastAsia="Calibri"/>
-          <w:lang w:val="es-VE"/>
-        </w:rPr>
-        <w:t>2.2. OBJETIVOS ESPECÍFICOS</w:t>
-      </w:r>
-    </w:p>
-    <w:p>
-      <w:pPr>
-        <w:spacing w:after="0" w:line="240" w:lineRule="auto"/>
-        <w:rPr>
-          <w:lang w:val="es-VE"/>
-        </w:rPr>
-      </w:pPr>
+        <w:t xml:space="preserve">Desde el ámbito de la informática, este proyecto no solo contribuye al desarrollo de competencias digitales en los estudiantes, sino que también promueve la creación de entornos virtuales de aprendizaje que pueden ser adaptados a diversas realidades educativas. La aplicación puede servir como un recurso complementario a la educación tradicional, Además, al fomentar el uso de tecnologías interactivas, se contribuye al desarrollo de habilidades críticas para el siglo XXI, tales como el pensamiento crítico, la resolución de problemas y el trabajo colaborativo. </w:t>
+      </w:r>
     </w:p>
     <w:p>
       <w:pPr>
         <w:spacing w:after="200" w:line="480" w:lineRule="auto"/>
+        <w:ind w:firstLine="720"/>
         <w:jc w:val="both"/>
         <w:rPr>
           <w:rFonts w:ascii="Arial" w:eastAsia="Calibri" w:hAnsi="Arial" w:cs="Arial"/>
@@ -6735,12 +6699,13 @@
           <w:lang w:val="es-VE"/>
           <w14:ligatures w14:val="none"/>
         </w:rPr>
-        <w:t>Analizar la situación actual de los estudiantes de bachillerato.</w:t>
+        <w:t>Este proyecto tiene el potencial de generar un impacto positivo en la comunidad educativa venezolana al ofrecer una alternativa viable para el aprendizaje en un contexto donde los recursos son limitados. Al proporcionar herramientas accesibles y motivadoras, se busca no solo mejorar el rendimiento académico en materias fundamentales como matemáticas y física, sino también fomentar una cultura de aprendizaje continuo que empodere a los jóvenes para enfrentar los desafíos del futuro.</w:t>
       </w:r>
     </w:p>
     <w:p>
       <w:pPr>
         <w:spacing w:after="200" w:line="480" w:lineRule="auto"/>
+        <w:ind w:firstLine="720"/>
         <w:jc w:val="both"/>
         <w:rPr>
           <w:rFonts w:ascii="Arial" w:eastAsia="Calibri" w:hAnsi="Arial" w:cs="Arial"/>
@@ -6758,22 +6723,8 @@
           <w:lang w:val="es-VE"/>
           <w14:ligatures w14:val="none"/>
         </w:rPr>
-        <w:t>Determinar los requerimientos necesarios para desarrollar la aplicación.</w:t>
-      </w:r>
-    </w:p>
-    <w:p>
-      <w:pPr>
-        <w:spacing w:after="200" w:line="480" w:lineRule="auto"/>
-        <w:jc w:val="both"/>
-        <w:rPr>
-          <w:rFonts w:ascii="Arial" w:eastAsia="Calibri" w:hAnsi="Arial" w:cs="Arial"/>
-          <w:b/>
-          <w:bCs/>
-          <w:kern w:val="0"/>
-          <w:lang w:val="es-VE"/>
-          <w14:ligatures w14:val="none"/>
-        </w:rPr>
-      </w:pPr>
+        <w:t xml:space="preserve">En el apartado práctico, el desarrollo de esta aplicación educativa gamificada representa una estrategia concreta para enfrentar los problemas </w:t>
+      </w:r>
       <w:r>
         <w:rPr>
           <w:rFonts w:ascii="Arial" w:eastAsia="Calibri" w:hAnsi="Arial" w:cs="Arial"/>
@@ -6782,12 +6733,13 @@
           <w14:ligatures w14:val="none"/>
         </w:rPr>
         <w:lastRenderedPageBreak/>
-        <w:t>Diseñar el prototipo de la aplicación a partir de los requerimientos previamente identificados.</w:t>
+        <w:t>que afectan a los estudiantes venezolanos de bachillerato, especialmente aquellos que han quedado fuera del sistema escolar o que enfrentan condiciones adversas para continuar sus estudios. Al ofrecer una herramienta digital accesible, autónoma y motivadora, se propone una solución práctica que puede contribuir a reducir la exclusión escolar, mejorar el rendimiento académico y fortalecer el vínculo de los jóvenes con el aprendizaje.</w:t>
       </w:r>
     </w:p>
     <w:p>
       <w:pPr>
         <w:spacing w:after="200" w:line="480" w:lineRule="auto"/>
+        <w:ind w:firstLine="720"/>
         <w:jc w:val="both"/>
         <w:rPr>
           <w:rFonts w:ascii="Arial" w:eastAsia="Calibri" w:hAnsi="Arial" w:cs="Arial"/>
@@ -6805,12 +6757,13 @@
           <w:lang w:val="es-VE"/>
           <w14:ligatures w14:val="none"/>
         </w:rPr>
-        <w:t>Construir la aplicación a partir del diseño del prototipo.</w:t>
+        <w:t>La aplicación está diseñada para funcionar sin depender de instituciones educativas, lo que permite que cualquier estudiante con acceso a una computadora pueda aprender desde casa o desde cualquier entorno informal. Esto responde directamente a la falta de infraestructura escolar, la escasez de docentes y la limitada conectividad que caracterizan el sistema educativo actual. Al integrar contenidos curriculares con dinámicas de juego como retos, niveles, recompensas y seguimiento del progreso se busca aumentar la motivación, la participación activa y la retención del conocimiento.</w:t>
       </w:r>
     </w:p>
     <w:p>
       <w:pPr>
         <w:spacing w:after="200" w:line="480" w:lineRule="auto"/>
+        <w:ind w:firstLine="720"/>
         <w:jc w:val="both"/>
         <w:rPr>
           <w:rFonts w:ascii="Arial" w:eastAsia="Calibri" w:hAnsi="Arial" w:cs="Arial"/>
@@ -6828,19 +6781,47 @@
           <w:lang w:val="es-VE"/>
           <w14:ligatures w14:val="none"/>
         </w:rPr>
-        <w:t>Verificar la funcionalidad del sistema mediante pruebas de funcionamiento.</w:t>
+        <w:t>Además, al ser una plataforma de libre acceso, la aplicación puede adaptarse a distintos contextos sociales y económicos, ofreciendo una alternativa flexible para estudiantes que no cuentan con apoyo institucional. En este sentido, su desarrollo no solo propone una estrategia viable para enfrentar la crisis educativa, sino que también promueve la inclusión, la autonomía y el aprendizaje significativo en un entorno digital.</w:t>
       </w:r>
     </w:p>
     <w:p>
       <w:pPr>
         <w:spacing w:after="200" w:line="480" w:lineRule="auto"/>
-        <w:jc w:val="both"/>
+        <w:ind w:firstLine="720"/>
+        <w:jc w:val="both"/>
+        <w:rPr>
+          <w:rFonts w:ascii="Arial" w:eastAsia="Calibri" w:hAnsi="Arial" w:cs="Arial"/>
+          <w:b/>
+          <w:bCs/>
+          <w:kern w:val="0"/>
+          <w:lang w:val="es-VE"/>
+          <w14:ligatures w14:val="none"/>
+        </w:rPr>
+      </w:pPr>
+      <w:r>
         <w:rPr>
           <w:rFonts w:ascii="Arial" w:eastAsia="Calibri" w:hAnsi="Arial" w:cs="Arial"/>
           <w:kern w:val="0"/>
           <w:lang w:val="es-VE"/>
           <w14:ligatures w14:val="none"/>
         </w:rPr>
+        <w:lastRenderedPageBreak/>
+        <w:t>Y por el lado metodológico, el desarrollo de nuestra aplicación tiene un enfoque tecnológico, orientada al diseño y libre acceso, sin dependencia de instituciones escolares ni pruebas presenciales. El modelo metodológico se basa en el desarrollo iterativo de software, empleando principios del diseño centrado en el usuario (DCU) y metodologías ágiles, que permiten construir una herramienta funcional, escalable y adaptable a diversos contextos educativos.</w:t>
+      </w:r>
+    </w:p>
+    <w:p>
+      <w:pPr>
+        <w:spacing w:after="200" w:line="480" w:lineRule="auto"/>
+        <w:ind w:firstLine="720"/>
+        <w:jc w:val="both"/>
+        <w:rPr>
+          <w:rFonts w:ascii="Arial" w:eastAsia="Calibri" w:hAnsi="Arial" w:cs="Arial"/>
+          <w:b/>
+          <w:bCs/>
+          <w:kern w:val="0"/>
+          <w:lang w:val="es-VE"/>
+          <w14:ligatures w14:val="none"/>
+        </w:rPr>
       </w:pPr>
       <w:r>
         <w:rPr>
@@ -6849,368 +6830,7 @@
           <w:lang w:val="es-VE"/>
           <w14:ligatures w14:val="none"/>
         </w:rPr>
-        <w:t>Redactar un manual de usuario de la aplicación.</w:t>
-      </w:r>
-    </w:p>
-    <w:p>
-      <w:pPr>
-        <w:pStyle w:val="Ttulo1"/>
-        <w:rPr>
-          <w:rFonts w:eastAsia="Calibri"/>
-          <w:lang w:val="es-VE"/>
-        </w:rPr>
-      </w:pPr>
-      <w:r>
-        <w:rPr>
-          <w:rFonts w:eastAsia="Calibri"/>
-          <w:lang w:val="es-VE"/>
-        </w:rPr>
-        <w:t>3.  JUSTIFICACIÓN DE LA INVESTIGACIÓN</w:t>
-      </w:r>
-    </w:p>
-    <w:p>
-      <w:pPr>
-        <w:spacing w:after="0" w:line="240" w:lineRule="auto"/>
-        <w:rPr>
-          <w:lang w:val="es-VE"/>
-        </w:rPr>
-      </w:pPr>
-    </w:p>
-    <w:p>
-      <w:pPr>
-        <w:spacing w:after="200" w:line="480" w:lineRule="auto"/>
-        <w:ind w:firstLine="720"/>
-        <w:jc w:val="both"/>
-        <w:rPr>
-          <w:rFonts w:ascii="Arial" w:eastAsia="Calibri" w:hAnsi="Arial" w:cs="Arial"/>
-          <w:kern w:val="0"/>
-          <w:lang w:val="es-VE"/>
-          <w14:ligatures w14:val="none"/>
-        </w:rPr>
-      </w:pPr>
-      <w:r>
-        <w:rPr>
-          <w:rFonts w:ascii="Arial" w:eastAsia="Calibri" w:hAnsi="Arial" w:cs="Arial"/>
-          <w:kern w:val="0"/>
-          <w:lang w:val="es-VE"/>
-          <w14:ligatures w14:val="none"/>
-        </w:rPr>
-        <w:t xml:space="preserve">Desde el punto de vista teórico, nuestra propuesta de desarrollar una aplicación educativa </w:t>
-      </w:r>
-      <w:proofErr w:type="spellStart"/>
-      <w:r>
-        <w:rPr>
-          <w:rFonts w:ascii="Arial" w:eastAsia="Calibri" w:hAnsi="Arial" w:cs="Arial"/>
-          <w:kern w:val="0"/>
-          <w:lang w:val="es-VE"/>
-          <w14:ligatures w14:val="none"/>
-        </w:rPr>
-        <w:t>gamificada</w:t>
-      </w:r>
-      <w:proofErr w:type="spellEnd"/>
-      <w:r>
-        <w:rPr>
-          <w:rFonts w:ascii="Arial" w:eastAsia="Calibri" w:hAnsi="Arial" w:cs="Arial"/>
-          <w:kern w:val="0"/>
-          <w:lang w:val="es-VE"/>
-          <w14:ligatures w14:val="none"/>
-        </w:rPr>
-        <w:t xml:space="preserve"> para potenciar el conocimiento de matemáticas se fundamenta en teorías educativas que subrayan la importancia de la motivación y la participación activa en el proceso de aprendizaje. </w:t>
-      </w:r>
-    </w:p>
-    <w:p>
-      <w:pPr>
-        <w:spacing w:after="200" w:line="480" w:lineRule="auto"/>
-        <w:ind w:firstLine="720"/>
-        <w:jc w:val="both"/>
-        <w:rPr>
-          <w:rFonts w:ascii="Arial" w:eastAsia="Calibri" w:hAnsi="Arial" w:cs="Arial"/>
-          <w:b/>
-          <w:bCs/>
-          <w:kern w:val="0"/>
-          <w:lang w:val="es-VE"/>
-          <w14:ligatures w14:val="none"/>
-        </w:rPr>
-      </w:pPr>
-      <w:r>
-        <w:rPr>
-          <w:rFonts w:ascii="Arial" w:eastAsia="Calibri" w:hAnsi="Arial" w:cs="Arial"/>
-          <w:kern w:val="0"/>
-          <w:lang w:val="es-VE"/>
-          <w14:ligatures w14:val="none"/>
-        </w:rPr>
-        <w:t>En este sentido, el constructivismo se erige como un pilar esencial, sugiriendo que los estudiantes adquieren conocimiento de manera más efectiva cuando interactúan con su entorno y construyen su propio entendimiento a través de experiencias prácticas. La implementación de una aplicación que ofrezca retos interactivos y retroalimentación inmediata no solo facilita la exploración de conceptos complejos, sino que también promueve un aprendizaje significativo y duradero.</w:t>
-      </w:r>
-    </w:p>
-    <w:p>
-      <w:pPr>
-        <w:spacing w:after="200" w:line="480" w:lineRule="auto"/>
-        <w:ind w:firstLine="720"/>
-        <w:jc w:val="both"/>
-        <w:rPr>
-          <w:rFonts w:ascii="Arial" w:eastAsia="Calibri" w:hAnsi="Arial" w:cs="Arial"/>
-          <w:b/>
-          <w:bCs/>
-          <w:kern w:val="0"/>
-          <w:lang w:val="es-VE"/>
-          <w14:ligatures w14:val="none"/>
-        </w:rPr>
-      </w:pPr>
-      <w:r>
-        <w:rPr>
-          <w:rFonts w:ascii="Arial" w:eastAsia="Calibri" w:hAnsi="Arial" w:cs="Arial"/>
-          <w:kern w:val="0"/>
-          <w:lang w:val="es-VE"/>
-          <w14:ligatures w14:val="none"/>
-        </w:rPr>
-        <w:t xml:space="preserve">La gamificación, al incorporar elementos lúdicos como niveles, recompensas y desafíos, se convierte en una herramienta poderosa para </w:t>
-      </w:r>
-      <w:r>
-        <w:rPr>
-          <w:rFonts w:ascii="Arial" w:eastAsia="Calibri" w:hAnsi="Arial" w:cs="Arial"/>
-          <w:kern w:val="0"/>
-          <w:lang w:val="es-VE"/>
-          <w14:ligatures w14:val="none"/>
-        </w:rPr>
-        <w:lastRenderedPageBreak/>
-        <w:t>activar esta motivación intrínseca. En un contexto como el venezolano, donde muchos jóvenes enfrentan desmotivación y barreras para acceder a la educación formal, esta estrategia puede transformar la experiencia de aprendizaje, haciéndola más atractiva y accesible.</w:t>
-      </w:r>
-    </w:p>
-    <w:p>
-      <w:pPr>
-        <w:spacing w:after="200" w:line="480" w:lineRule="auto"/>
-        <w:ind w:firstLine="720"/>
-        <w:jc w:val="both"/>
-        <w:rPr>
-          <w:rFonts w:ascii="Arial" w:eastAsia="Calibri" w:hAnsi="Arial" w:cs="Arial"/>
-          <w:kern w:val="0"/>
-          <w:lang w:val="es-VE"/>
-          <w14:ligatures w14:val="none"/>
-        </w:rPr>
-      </w:pPr>
-      <w:r>
-        <w:rPr>
-          <w:rFonts w:ascii="Arial" w:eastAsia="Calibri" w:hAnsi="Arial" w:cs="Arial"/>
-          <w:kern w:val="0"/>
-          <w:lang w:val="es-VE"/>
-          <w14:ligatures w14:val="none"/>
-        </w:rPr>
-        <w:t xml:space="preserve">Desde el ámbito de la informática, este proyecto no solo contribuye al desarrollo de competencias digitales en los estudiantes, sino que también promueve la creación de entornos virtuales de aprendizaje que pueden ser adaptados a diversas realidades educativas. La aplicación puede servir como un recurso complementario a la educación tradicional, Además, al fomentar el uso de tecnologías interactivas, se contribuye al desarrollo de habilidades críticas para el siglo XXI, tales como el pensamiento crítico, la resolución de problemas y el trabajo colaborativo. </w:t>
-      </w:r>
-    </w:p>
-    <w:p>
-      <w:pPr>
-        <w:spacing w:after="200" w:line="480" w:lineRule="auto"/>
-        <w:ind w:firstLine="720"/>
-        <w:jc w:val="both"/>
-        <w:rPr>
-          <w:rFonts w:ascii="Arial" w:eastAsia="Calibri" w:hAnsi="Arial" w:cs="Arial"/>
-          <w:b/>
-          <w:bCs/>
-          <w:kern w:val="0"/>
-          <w:lang w:val="es-VE"/>
-          <w14:ligatures w14:val="none"/>
-        </w:rPr>
-      </w:pPr>
-      <w:r>
-        <w:rPr>
-          <w:rFonts w:ascii="Arial" w:eastAsia="Calibri" w:hAnsi="Arial" w:cs="Arial"/>
-          <w:kern w:val="0"/>
-          <w:lang w:val="es-VE"/>
-          <w14:ligatures w14:val="none"/>
-        </w:rPr>
-        <w:t>Este proyecto tiene el potencial de generar un impacto positivo en la comunidad educativa venezolana al ofrecer una alternativa viable para el aprendizaje en un contexto donde los recursos son limitados. Al proporcionar herramientas accesibles y motivadoras, se busca no solo mejorar el rendimiento académico en materias fundamentales como matemáticas y física, sino también fomentar una cultura de aprendizaje continuo que empodere a los jóvenes para enfrentar los desafíos del futuro.</w:t>
-      </w:r>
-    </w:p>
-    <w:p>
-      <w:pPr>
-        <w:spacing w:after="200" w:line="480" w:lineRule="auto"/>
-        <w:ind w:firstLine="720"/>
-        <w:jc w:val="both"/>
-        <w:rPr>
-          <w:rFonts w:ascii="Arial" w:eastAsia="Calibri" w:hAnsi="Arial" w:cs="Arial"/>
-          <w:b/>
-          <w:bCs/>
-          <w:kern w:val="0"/>
-          <w:lang w:val="es-VE"/>
-          <w14:ligatures w14:val="none"/>
-        </w:rPr>
-      </w:pPr>
-      <w:r>
-        <w:rPr>
-          <w:rFonts w:ascii="Arial" w:eastAsia="Calibri" w:hAnsi="Arial" w:cs="Arial"/>
-          <w:kern w:val="0"/>
-          <w:lang w:val="es-VE"/>
-          <w14:ligatures w14:val="none"/>
-        </w:rPr>
-        <w:t xml:space="preserve">En el apartado práctico, el desarrollo de esta aplicación educativa </w:t>
-      </w:r>
-      <w:proofErr w:type="spellStart"/>
-      <w:r>
-        <w:rPr>
-          <w:rFonts w:ascii="Arial" w:eastAsia="Calibri" w:hAnsi="Arial" w:cs="Arial"/>
-          <w:kern w:val="0"/>
-          <w:lang w:val="es-VE"/>
-          <w14:ligatures w14:val="none"/>
-        </w:rPr>
-        <w:t>gamificada</w:t>
-      </w:r>
-      <w:proofErr w:type="spellEnd"/>
-      <w:r>
-        <w:rPr>
-          <w:rFonts w:ascii="Arial" w:eastAsia="Calibri" w:hAnsi="Arial" w:cs="Arial"/>
-          <w:kern w:val="0"/>
-          <w:lang w:val="es-VE"/>
-          <w14:ligatures w14:val="none"/>
-        </w:rPr>
-        <w:t xml:space="preserve"> representa una estrategia concreta para enfrentar los problemas </w:t>
-      </w:r>
-      <w:r>
-        <w:rPr>
-          <w:rFonts w:ascii="Arial" w:eastAsia="Calibri" w:hAnsi="Arial" w:cs="Arial"/>
-          <w:kern w:val="0"/>
-          <w:lang w:val="es-VE"/>
-          <w14:ligatures w14:val="none"/>
-        </w:rPr>
-        <w:lastRenderedPageBreak/>
-        <w:t>que afectan a los estudiantes venezolanos de bachillerato, especialmente aquellos que han quedado fuera del sistema escolar o que enfrentan condiciones adversas para continuar sus estudios. Al ofrecer una herramienta digital accesible, autónoma y motivadora, se propone una solución práctica que puede contribuir a reducir la exclusión escolar, mejorar el rendimiento académico y fortalecer el vínculo de los jóvenes con el aprendizaje.</w:t>
-      </w:r>
-    </w:p>
-    <w:p>
-      <w:pPr>
-        <w:spacing w:after="200" w:line="480" w:lineRule="auto"/>
-        <w:ind w:firstLine="720"/>
-        <w:jc w:val="both"/>
-        <w:rPr>
-          <w:rFonts w:ascii="Arial" w:eastAsia="Calibri" w:hAnsi="Arial" w:cs="Arial"/>
-          <w:b/>
-          <w:bCs/>
-          <w:kern w:val="0"/>
-          <w:lang w:val="es-VE"/>
-          <w14:ligatures w14:val="none"/>
-        </w:rPr>
-      </w:pPr>
-      <w:r>
-        <w:rPr>
-          <w:rFonts w:ascii="Arial" w:eastAsia="Calibri" w:hAnsi="Arial" w:cs="Arial"/>
-          <w:kern w:val="0"/>
-          <w:lang w:val="es-VE"/>
-          <w14:ligatures w14:val="none"/>
-        </w:rPr>
-        <w:t>La aplicación está diseñada para funcionar sin depender de instituciones educativas, lo que permite que cualquier estudiante con acceso a una computadora pueda aprender desde casa o desde cualquier entorno informal. Esto responde directamente a la falta de infraestructura escolar, la escasez de docentes y la limitada conectividad que caracterizan el sistema educativo actual. Al integrar contenidos curriculares con dinámicas de juego como retos, niveles, recompensas y seguimiento del progreso se busca aumentar la motivación, la participación activa y la retención del conocimiento.</w:t>
-      </w:r>
-    </w:p>
-    <w:p>
-      <w:pPr>
-        <w:spacing w:after="200" w:line="480" w:lineRule="auto"/>
-        <w:ind w:firstLine="720"/>
-        <w:jc w:val="both"/>
-        <w:rPr>
-          <w:rFonts w:ascii="Arial" w:eastAsia="Calibri" w:hAnsi="Arial" w:cs="Arial"/>
-          <w:b/>
-          <w:bCs/>
-          <w:kern w:val="0"/>
-          <w:lang w:val="es-VE"/>
-          <w14:ligatures w14:val="none"/>
-        </w:rPr>
-      </w:pPr>
-      <w:r>
-        <w:rPr>
-          <w:rFonts w:ascii="Arial" w:eastAsia="Calibri" w:hAnsi="Arial" w:cs="Arial"/>
-          <w:kern w:val="0"/>
-          <w:lang w:val="es-VE"/>
-          <w14:ligatures w14:val="none"/>
-        </w:rPr>
-        <w:t>Además, al ser una plataforma de libre acceso, la aplicación puede adaptarse a distintos contextos sociales y económicos, ofreciendo una alternativa flexible para estudiantes que no cuentan con apoyo institucional. En este sentido, su desarrollo no solo propone una estrategia viable para enfrentar la crisis educativa, sino que también promueve la inclusión, la autonomía y el aprendizaje significativo en un entorno digital.</w:t>
-      </w:r>
-    </w:p>
-    <w:p>
-      <w:pPr>
-        <w:spacing w:after="200" w:line="480" w:lineRule="auto"/>
-        <w:ind w:firstLine="720"/>
-        <w:jc w:val="both"/>
-        <w:rPr>
-          <w:rFonts w:ascii="Arial" w:eastAsia="Calibri" w:hAnsi="Arial" w:cs="Arial"/>
-          <w:b/>
-          <w:bCs/>
-          <w:kern w:val="0"/>
-          <w:lang w:val="es-VE"/>
-          <w14:ligatures w14:val="none"/>
-        </w:rPr>
-      </w:pPr>
-      <w:r>
-        <w:rPr>
-          <w:rFonts w:ascii="Arial" w:eastAsia="Calibri" w:hAnsi="Arial" w:cs="Arial"/>
-          <w:kern w:val="0"/>
-          <w:lang w:val="es-VE"/>
-          <w14:ligatures w14:val="none"/>
-        </w:rPr>
-        <w:lastRenderedPageBreak/>
-        <w:t>Y por el lado metodológico, el desarrollo de nuestra aplicación tiene un enfoque tecnológico, orientada al diseño y libre acceso, sin dependencia de instituciones escolares ni pruebas presenciales. El modelo metodológico se basa en el desarrollo iterativo de software, empleando principios del diseño centrado en el usuario (DCU) y metodologías ágiles, que permiten construir una herramienta funcional, escalable y adaptable a diversos contextos educativos.</w:t>
-      </w:r>
-    </w:p>
-    <w:p>
-      <w:pPr>
-        <w:spacing w:after="200" w:line="480" w:lineRule="auto"/>
-        <w:ind w:firstLine="720"/>
-        <w:jc w:val="both"/>
-        <w:rPr>
-          <w:rFonts w:ascii="Arial" w:eastAsia="Calibri" w:hAnsi="Arial" w:cs="Arial"/>
-          <w:b/>
-          <w:bCs/>
-          <w:kern w:val="0"/>
-          <w:lang w:val="es-VE"/>
-          <w14:ligatures w14:val="none"/>
-        </w:rPr>
-      </w:pPr>
-      <w:r>
-        <w:rPr>
-          <w:rFonts w:ascii="Arial" w:eastAsia="Calibri" w:hAnsi="Arial" w:cs="Arial"/>
-          <w:kern w:val="0"/>
-          <w:lang w:val="es-VE"/>
-          <w14:ligatures w14:val="none"/>
-        </w:rPr>
-        <w:t xml:space="preserve">La aplicación está concebida como una plataforma autónoma, similar a modelos como Duolingo, donde los estudiantes pueden acceder a contenidos educativos </w:t>
-      </w:r>
-      <w:proofErr w:type="spellStart"/>
-      <w:r>
-        <w:rPr>
-          <w:rFonts w:ascii="Arial" w:eastAsia="Calibri" w:hAnsi="Arial" w:cs="Arial"/>
-          <w:kern w:val="0"/>
-          <w:lang w:val="es-VE"/>
-          <w14:ligatures w14:val="none"/>
-        </w:rPr>
-        <w:t>gamificados</w:t>
-      </w:r>
-      <w:proofErr w:type="spellEnd"/>
-      <w:r>
-        <w:rPr>
-          <w:rFonts w:ascii="Arial" w:eastAsia="Calibri" w:hAnsi="Arial" w:cs="Arial"/>
-          <w:kern w:val="0"/>
-          <w:lang w:val="es-VE"/>
-          <w14:ligatures w14:val="none"/>
-        </w:rPr>
-        <w:t xml:space="preserve"> desde un dispositivo con conexión a internet. La validación del producto no se realizará mediante pruebas institucionales, sino a través de métricas internas de uso y análisis de interacción digital (</w:t>
-      </w:r>
-      <w:proofErr w:type="spellStart"/>
-      <w:r>
-        <w:rPr>
-          <w:rFonts w:ascii="Arial" w:eastAsia="Calibri" w:hAnsi="Arial" w:cs="Arial"/>
-          <w:kern w:val="0"/>
-          <w:lang w:val="es-VE"/>
-          <w14:ligatures w14:val="none"/>
-        </w:rPr>
-        <w:t>engagement</w:t>
-      </w:r>
-      <w:proofErr w:type="spellEnd"/>
-      <w:r>
-        <w:rPr>
-          <w:rFonts w:ascii="Arial" w:eastAsia="Calibri" w:hAnsi="Arial" w:cs="Arial"/>
-          <w:kern w:val="0"/>
-          <w:lang w:val="es-VE"/>
-          <w14:ligatures w14:val="none"/>
-        </w:rPr>
-        <w:t>, progresión).</w:t>
+        <w:t>La aplicación está concebida como una plataforma autónoma, similar a modelos como Duolingo, donde los estudiantes pueden acceder a contenidos educativos gamificados desde un dispositivo con conexión a internet. La validación del producto no se realizará mediante pruebas institucionales, sino a través de métricas internas de uso y análisis de interacción digital (engagement, progresión).</w:t>
       </w:r>
     </w:p>
     <w:p>
@@ -7406,29 +7026,7 @@
           <w:lang w:val="es-VE"/>
           <w14:ligatures w14:val="none"/>
         </w:rPr>
-        <w:t xml:space="preserve">autodeterminación </w:t>
-      </w:r>
-      <w:proofErr w:type="spellStart"/>
-      <w:r>
-        <w:rPr>
-          <w:rFonts w:ascii="Arial" w:eastAsia="Calibri" w:hAnsi="Arial" w:cs="Arial"/>
-          <w:kern w:val="0"/>
-          <w:shd w:val="clear" w:color="auto" w:fill="FFFFFF"/>
-          <w:lang w:val="es-VE"/>
-          <w14:ligatures w14:val="none"/>
-        </w:rPr>
-        <w:t>Deci</w:t>
-      </w:r>
-      <w:proofErr w:type="spellEnd"/>
-      <w:r>
-        <w:rPr>
-          <w:rFonts w:ascii="Arial" w:eastAsia="Calibri" w:hAnsi="Arial" w:cs="Arial"/>
-          <w:kern w:val="0"/>
-          <w:shd w:val="clear" w:color="auto" w:fill="FFFFFF"/>
-          <w:lang w:val="es-VE"/>
-          <w14:ligatures w14:val="none"/>
-        </w:rPr>
-        <w:t xml:space="preserve"> y Ryan, desde el enfoque de la gamificación educativa, se incorporan los aportes de autores como Borras (2015).</w:t>
+        <w:t>autodeterminación Deci y Ryan, desde el enfoque de la gamificación educativa, se incorporan los aportes de autores como Borras (2015).</w:t>
       </w:r>
     </w:p>
     <w:p>
@@ -8067,131 +7665,89 @@
         <w:rPr>
           <w:lang w:val="es-MX"/>
         </w:rPr>
-        <w:t>La autora establece un sólido marco conceptual sobre la gamificación, apoyándose en teorías como la Autodeterminación (</w:t>
-      </w:r>
-      <w:proofErr w:type="spellStart"/>
+        <w:t>La autora establece un sólido marco conceptual sobre la gamificación, apoyándose en teorías como la Autodeterminación (Deci y Ray, 1985)</w:t>
+      </w:r>
       <w:r>
         <w:rPr>
           <w:lang w:val="es-MX"/>
         </w:rPr>
-        <w:t>Deci</w:t>
-      </w:r>
-      <w:proofErr w:type="spellEnd"/>
+        <w:t xml:space="preserve">, </w:t>
+      </w:r>
       <w:r>
         <w:rPr>
           <w:lang w:val="es-MX"/>
         </w:rPr>
-        <w:t xml:space="preserve"> y Ray, 1985)</w:t>
+        <w:t>lo que valida la gamificación como una estrategia capaz de potenciar la motivación intrínseca y el compromiso activo de los estudiantes.</w:t>
       </w:r>
       <w:r>
         <w:rPr>
           <w:lang w:val="es-MX"/>
         </w:rPr>
-        <w:t xml:space="preserve">, </w:t>
+        <w:t xml:space="preserve"> </w:t>
       </w:r>
       <w:r>
         <w:rPr>
           <w:lang w:val="es-MX"/>
         </w:rPr>
-        <w:t>lo que valida la gamificación como una estrategia capaz de potenciar la motivación intrínseca y el compromiso activo de los estudiantes.</w:t>
+        <w:t>Los hallazgos de</w:t>
       </w:r>
       <w:r>
         <w:rPr>
           <w:lang w:val="es-MX"/>
         </w:rPr>
+        <w:t xml:space="preserve"> la investigación </w:t>
+      </w:r>
+      <w:r>
+        <w:rPr>
+          <w:lang w:val="es-MX"/>
+        </w:rPr>
+        <w:t>revelaron que la incorporación de elementos lúdicos aumenta significativamente el interés y la participación del estudiantado, lo que a su vez se refleja en una mejora del rendimiento académico en el área de lengua castellana</w:t>
+      </w:r>
+      <w:r>
+        <w:rPr>
+          <w:lang w:val="es-MX"/>
+        </w:rPr>
+        <w:t>.</w:t>
+      </w:r>
+    </w:p>
+    <w:p>
+      <w:pPr>
+        <w:pStyle w:val="Tesis"/>
+        <w:rPr>
+          <w:lang w:val="es-MX"/>
+        </w:rPr>
+      </w:pPr>
+      <w:r>
+        <w:rPr>
+          <w:lang w:val="es-MX"/>
+        </w:rPr>
+        <w:t>El uso de entrevistas semiestructuradas, observación y diarios de campo con docentes y estudiantes de educación básica secundaria, ofrece un modelo metodológico cualitativo que puede adaptarse para evaluar la percepción y efectividad de una aplicación gamificada en el contexto venezolano.</w:t>
+      </w:r>
+      <w:r>
         <w:t xml:space="preserve"> </w:t>
       </w:r>
       <w:r>
         <w:rPr>
           <w:lang w:val="es-MX"/>
         </w:rPr>
-        <w:t>Los hallazgos de</w:t>
+        <w:t>Aunque el estudio se realizó en Colombia, su contexto fronterizo y las realidades educativas que describe (como la brecha digital y la necesidad de renovar las prácticas pedagógicas) presentan notables similitudes con el escenario venezolano. Por lo tanto, este antecedente no solo valida la pertinencia de la gamificación como estrategia educativa innovadora, sino que también ofrece un punto de partida conceptual y metodológico sólido para el desarrollo de esta investigación</w:t>
       </w:r>
       <w:r>
         <w:rPr>
           <w:lang w:val="es-MX"/>
         </w:rPr>
-        <w:t xml:space="preserve"> la investigación </w:t>
-      </w:r>
+        <w:t>.</w:t>
+      </w:r>
+    </w:p>
+    <w:p>
+      <w:pPr>
+        <w:pStyle w:val="Tesis"/>
+      </w:pPr>
       <w:r>
         <w:rPr>
           <w:lang w:val="es-MX"/>
         </w:rPr>
-        <w:t>revelaron que la incorporación de elementos lúdicos aumenta significativamente el interés y la participación del estudiantado, lo que a su vez se refleja en una mejora del rendimiento académico en el área de lengua castellana</w:t>
-      </w:r>
-      <w:r>
-        <w:rPr>
-          <w:lang w:val="es-MX"/>
-        </w:rPr>
-        <w:t>.</w:t>
-      </w:r>
-    </w:p>
-    <w:p>
-      <w:pPr>
-        <w:pStyle w:val="Tesis"/>
-        <w:rPr>
-          <w:lang w:val="es-MX"/>
-        </w:rPr>
-      </w:pPr>
-      <w:r>
-        <w:rPr>
-          <w:lang w:val="es-MX"/>
-        </w:rPr>
-        <w:t xml:space="preserve">El uso de entrevistas semiestructuradas, observación y diarios de campo con docentes y estudiantes de educación básica secundaria, ofrece un modelo metodológico cualitativo que puede adaptarse para evaluar la percepción y efectividad de una aplicación </w:t>
-      </w:r>
-      <w:proofErr w:type="spellStart"/>
-      <w:r>
-        <w:rPr>
-          <w:lang w:val="es-MX"/>
-        </w:rPr>
-        <w:t>gamificada</w:t>
-      </w:r>
-      <w:proofErr w:type="spellEnd"/>
-      <w:r>
-        <w:rPr>
-          <w:lang w:val="es-MX"/>
-        </w:rPr>
-        <w:t xml:space="preserve"> en el contexto venezolano.</w:t>
-      </w:r>
-      <w:r>
-        <w:t xml:space="preserve"> </w:t>
-      </w:r>
-      <w:r>
-        <w:rPr>
-          <w:lang w:val="es-MX"/>
-        </w:rPr>
-        <w:t>Aunque el estudio se realizó en Colombia, su contexto fronterizo y las realidades educativas que describe (como la brecha digital y la necesidad de renovar las prácticas pedagógicas) presentan notables similitudes con el escenario venezolano. Por lo tanto, este antecedente no solo valida la pertinencia de la gamificación como estrategia educativa innovadora, sino que también ofrece un punto de partida conceptual y metodológico sólido para el desarrollo de esta investigación</w:t>
-      </w:r>
-      <w:r>
-        <w:rPr>
-          <w:lang w:val="es-MX"/>
-        </w:rPr>
-        <w:t>.</w:t>
-      </w:r>
-    </w:p>
-    <w:p>
-      <w:pPr>
-        <w:pStyle w:val="Tesis"/>
-      </w:pPr>
-      <w:r>
-        <w:rPr>
-          <w:lang w:val="es-MX"/>
-        </w:rPr>
-        <w:t xml:space="preserve">Por otro lado, está el trabajo de </w:t>
-      </w:r>
-      <w:proofErr w:type="spellStart"/>
-      <w:r>
-        <w:rPr>
-          <w:lang w:val="es-MX"/>
-        </w:rPr>
-        <w:t>Calbacho</w:t>
-      </w:r>
-      <w:proofErr w:type="spellEnd"/>
-      <w:r>
-        <w:rPr>
-          <w:lang w:val="es-MX"/>
-        </w:rPr>
-        <w:t xml:space="preserve"> (2022) con su trabajo cuyo título es “</w:t>
+        <w:t>Por otro lado, está el trabajo de Calbacho (2022) con su trabajo cuyo título es “</w:t>
       </w:r>
       <w:r>
         <w:t>G</w:t>
@@ -8287,15 +7843,7 @@
         <w:t xml:space="preserve"> se</w:t>
       </w:r>
       <w:r>
-        <w:t xml:space="preserve"> plantea la gamificación como una estrategia pedagógica innovadora en el contexto de la educación superior, destacando su impacto positivo en la motivación estudiantil, la percepción de satisfacción con el proceso educativo y el rendimiento académico. Aunque el enfoque de </w:t>
-      </w:r>
-      <w:proofErr w:type="spellStart"/>
-      <w:r>
-        <w:t>Calbacho</w:t>
-      </w:r>
-      <w:proofErr w:type="spellEnd"/>
-      <w:r>
-        <w:t xml:space="preserve"> se centra en estudiantes universitarios, sus hallazgos resultan extrapolables al nivel de bachillerato, dado que los principios de la gamificación como el uso de dinámicas lúdicas, recompensas simbólicas y retroalimentación inmediata pueden adaptarse eficazmente a adolescentes.</w:t>
+        <w:t xml:space="preserve"> plantea la gamificación como una estrategia pedagógica innovadora en el contexto de la educación superior, destacando su impacto positivo en la motivación estudiantil, la percepción de satisfacción con el proceso educativo y el rendimiento académico. Aunque el enfoque de Calbacho se centra en estudiantes universitarios, sus hallazgos resultan extrapolables al nivel de bachillerato, dado que los principios de la gamificación como el uso de dinámicas lúdicas, recompensas simbólicas y retroalimentación inmediata pueden adaptarse eficazmente a adolescentes.</w:t>
       </w:r>
       <w:r>
         <w:t xml:space="preserve"> </w:t>
@@ -8336,15 +7884,7 @@
       </w:r>
       <w:r>
         <w:lastRenderedPageBreak/>
-        <w:t xml:space="preserve">e Informática de los estudiantes de grado noveno de la Institución Educativa Villa de la Candelaria del barrio Robledo </w:t>
-      </w:r>
-      <w:proofErr w:type="spellStart"/>
-      <w:r>
-        <w:t>Aures</w:t>
-      </w:r>
-      <w:proofErr w:type="spellEnd"/>
-      <w:r>
-        <w:t xml:space="preserve"> en la Ciudad de Medellín mediante la implementación de una aplicación móvil.</w:t>
+        <w:t>e Informática de los estudiantes de grado noveno de la Institución Educativa Villa de la Candelaria del barrio Robledo Aures en la Ciudad de Medellín mediante la implementación de una aplicación móvil.</w:t>
       </w:r>
       <w:r>
         <w:t xml:space="preserve"> </w:t>
@@ -8356,23 +7896,7 @@
         <w:t xml:space="preserve"> </w:t>
       </w:r>
       <w:r>
-        <w:t>mediante la aplicación "</w:t>
-      </w:r>
-      <w:proofErr w:type="spellStart"/>
-      <w:r>
-        <w:t>Parallel</w:t>
-      </w:r>
-      <w:proofErr w:type="spellEnd"/>
-      <w:r>
-        <w:t xml:space="preserve"> </w:t>
-      </w:r>
-      <w:proofErr w:type="spellStart"/>
-      <w:r>
-        <w:t>Class</w:t>
-      </w:r>
-      <w:proofErr w:type="spellEnd"/>
-      <w:r>
-        <w:t>", demostrando cómo integrar una herramienta</w:t>
+        <w:t>mediante la aplicación "Parallel Class", demostrando cómo integrar una herramienta</w:t>
       </w:r>
       <w:r>
         <w:t xml:space="preserve"> tecnológica</w:t>
@@ -8553,15 +8077,7 @@
         <w:t xml:space="preserve">el </w:t>
       </w:r>
       <w:r>
-        <w:t xml:space="preserve">trabajo es un aporte valioso para fundamentar la variable de aplicación educativa en tesis relacionadas con aplicaciones </w:t>
-      </w:r>
-      <w:proofErr w:type="spellStart"/>
-      <w:r>
-        <w:t>gamificadas</w:t>
-      </w:r>
-      <w:proofErr w:type="spellEnd"/>
-      <w:r>
-        <w:t xml:space="preserve">. Demuestra cómo el uso didáctico de </w:t>
+        <w:t xml:space="preserve">trabajo es un aporte valioso para fundamentar la variable de aplicación educativa en tesis relacionadas con aplicaciones gamificadas. Demuestra cómo el uso didáctico de </w:t>
       </w:r>
       <w:r>
         <w:t xml:space="preserve">apps </w:t>
@@ -8664,15 +8180,7 @@
         <w:pStyle w:val="Tesis"/>
       </w:pPr>
       <w:r>
-        <w:t xml:space="preserve">Este antecedente aporta a nuestra investigación una base sólida que justifica el uso de estrategias </w:t>
-      </w:r>
-      <w:proofErr w:type="spellStart"/>
-      <w:r>
-        <w:t>gamificadas</w:t>
-      </w:r>
-      <w:proofErr w:type="spellEnd"/>
-      <w:r>
-        <w:t xml:space="preserve"> como medio para estimular la motivación intrínseca en estudiantes de bachillerato en Venezuela. La gamificación, al incorporar elementos como recompensas, desafíos, retroalimentación inmediata y narrativa, puede replicar las condiciones motivacionales identificadas por Jerez Carrillo como favorables para el rendimiento académico.</w:t>
+        <w:t>Este antecedente aporta a nuestra investigación una base sólida que justifica el uso de estrategias gamificadas como medio para estimular la motivación intrínseca en estudiantes de bachillerato en Venezuela. La gamificación, al incorporar elementos como recompensas, desafíos, retroalimentación inmediata y narrativa, puede replicar las condiciones motivacionales identificadas por Jerez Carrillo como favorables para el rendimiento académico.</w:t>
       </w:r>
       <w:r>
         <w:t xml:space="preserve"> </w:t>
@@ -8683,15 +8191,7 @@
         <w:pStyle w:val="Tesis"/>
       </w:pPr>
       <w:r>
-        <w:t xml:space="preserve">En este sentido, nuestra propuesta de aplicación educativa </w:t>
-      </w:r>
-      <w:proofErr w:type="spellStart"/>
-      <w:r>
-        <w:t>gamificada</w:t>
-      </w:r>
-      <w:proofErr w:type="spellEnd"/>
-      <w:r>
-        <w:t xml:space="preserve"> se alinea con las conclusiones del estudio, al buscar transformar el entorno de </w:t>
+        <w:t xml:space="preserve">En este sentido, nuestra propuesta de aplicación educativa gamificada se alinea con las conclusiones del estudio, al buscar transformar el entorno de </w:t>
       </w:r>
       <w:r>
         <w:lastRenderedPageBreak/>
@@ -8755,15 +8255,7 @@
         </w:sectPr>
       </w:pPr>
       <w:r>
-        <w:t xml:space="preserve">Estos hallazgos ofrecen un sustento teórico y metodológico sólido para el diseño y evaluación de intervenciones tecnológicas innovadoras, como las aplicaciones educativas </w:t>
-      </w:r>
-      <w:proofErr w:type="spellStart"/>
-      <w:r>
-        <w:t>gamificadas</w:t>
-      </w:r>
-      <w:proofErr w:type="spellEnd"/>
-      <w:r>
-        <w:t>, en los niveles de bachillerato, destacando la importancia de alinear su uso con objetivos curriculares y estrategias de aprendizaje ac</w:t>
+        <w:t>Estos hallazgos ofrecen un sustento teórico y metodológico sólido para el diseño y evaluación de intervenciones tecnológicas innovadoras, como las aplicaciones educativas gamificadas, en los niveles de bachillerato, destacando la importancia de alinear su uso con objetivos curriculares y estrategias de aprendizaje ac</w:t>
       </w:r>
       <w:r>
         <w:t>tivo.</w:t>
@@ -10443,23 +9935,7 @@
         <w:t xml:space="preserve">El estudio </w:t>
       </w:r>
       <w:r>
-        <w:t xml:space="preserve">realizado por </w:t>
-      </w:r>
-      <w:proofErr w:type="spellStart"/>
-      <w:r>
-        <w:t>Velastigue</w:t>
-      </w:r>
-      <w:proofErr w:type="spellEnd"/>
-      <w:r>
-        <w:t xml:space="preserve">, Tagua, Miranda y </w:t>
-      </w:r>
-      <w:proofErr w:type="spellStart"/>
-      <w:r>
-        <w:t>Muyulema</w:t>
-      </w:r>
-      <w:proofErr w:type="spellEnd"/>
-      <w:r>
-        <w:t xml:space="preserve"> (2024) </w:t>
+        <w:t xml:space="preserve">realizado por Velastigue, Tagua, Miranda y Muyulema (2024) </w:t>
       </w:r>
       <w:r>
         <w:t>evidencia que las aplicaciones y plataformas educativas tienen una correlación positiva moderada con el rendimiento académico. En particular</w:t>
@@ -10501,15 +9977,7 @@
         <w:t>(</w:t>
       </w:r>
       <w:r>
-        <w:t xml:space="preserve">2023, p. 188) destaca que las aplicaciones móviles educativas, como Duolingo y </w:t>
-      </w:r>
-      <w:proofErr w:type="spellStart"/>
-      <w:r>
-        <w:t>Quizlet</w:t>
-      </w:r>
-      <w:proofErr w:type="spellEnd"/>
-      <w:r>
-        <w:t xml:space="preserve">, aunque útiles para reforzar contenidos, muestran un impacto menos significativo en el rendimiento académico, con una correlación más débil respecto a otras tecnologías. Sin embargo, Zamora </w:t>
+        <w:t xml:space="preserve">2023, p. 188) destaca que las aplicaciones móviles educativas, como Duolingo y Quizlet, aunque útiles para reforzar contenidos, muestran un impacto menos significativo en el rendimiento académico, con una correlación más débil respecto a otras tecnologías. Sin embargo, Zamora </w:t>
       </w:r>
       <w:r>
         <w:t>(</w:t>
@@ -10540,13 +10008,8 @@
       <w:r>
         <w:t xml:space="preserve">, </w:t>
       </w:r>
-      <w:proofErr w:type="spellStart"/>
-      <w:r>
-        <w:t>Moreir</w:t>
-      </w:r>
-      <w:proofErr w:type="spellEnd"/>
-      <w:r>
-        <w:t xml:space="preserve"> </w:t>
+      <w:r>
+        <w:t xml:space="preserve">Moreir </w:t>
       </w:r>
       <w:r>
         <w:t>(</w:t>
@@ -10785,13 +10248,8 @@
       <w:r>
         <w:t xml:space="preserve">Junto a esto, Villamar y Sánchez (2024), citando a </w:t>
       </w:r>
-      <w:proofErr w:type="spellStart"/>
-      <w:r>
-        <w:t>Bíró</w:t>
-      </w:r>
-      <w:proofErr w:type="spellEnd"/>
-      <w:r>
-        <w:t xml:space="preserve"> </w:t>
+      <w:r>
+        <w:t xml:space="preserve">Bíró </w:t>
       </w:r>
       <w:r>
         <w:t>(</w:t>
@@ -10821,15 +10279,7 @@
         <w:t>,</w:t>
       </w:r>
       <w:r>
-        <w:t xml:space="preserve"> </w:t>
-      </w:r>
-      <w:proofErr w:type="spellStart"/>
-      <w:r>
-        <w:t>Huenteo</w:t>
-      </w:r>
-      <w:proofErr w:type="spellEnd"/>
-      <w:r>
-        <w:t xml:space="preserve"> </w:t>
+        <w:t xml:space="preserve"> Huenteo </w:t>
       </w:r>
       <w:r>
         <w:t>y</w:t>
@@ -10902,49 +10352,17 @@
         <w:pStyle w:val="Tesis"/>
       </w:pPr>
       <w:r>
-        <w:t xml:space="preserve">Según </w:t>
-      </w:r>
-      <w:proofErr w:type="spellStart"/>
-      <w:r>
-        <w:t>Stover</w:t>
-      </w:r>
-      <w:proofErr w:type="spellEnd"/>
-      <w:r>
-        <w:t xml:space="preserve">, Bruno, Uriel y Fernández </w:t>
-      </w:r>
-      <w:proofErr w:type="spellStart"/>
-      <w:r>
-        <w:t>Liporace</w:t>
-      </w:r>
-      <w:proofErr w:type="spellEnd"/>
-      <w:r>
-        <w:t xml:space="preserve"> (2017, p.106), La teoría de la autodeterminación </w:t>
-      </w:r>
-      <w:r>
-        <w:t xml:space="preserve">es una </w:t>
-      </w:r>
-      <w:proofErr w:type="spellStart"/>
-      <w:r>
-        <w:t>macroteoría</w:t>
-      </w:r>
-      <w:proofErr w:type="spellEnd"/>
-      <w:r>
-        <w:t xml:space="preserve"> de la motivación humana que entiende esta como la energía, dirección, persistencia y finalidad de los </w:t>
+        <w:t xml:space="preserve">Según Stover, Bruno, Uriel y Fernández Liporace (2017, p.106), La teoría de la autodeterminación </w:t>
+      </w:r>
+      <w:r>
+        <w:t xml:space="preserve">es una macroteoría de la motivación humana que entiende esta como la energía, dirección, persistencia y finalidad de los </w:t>
       </w:r>
       <w:r>
         <w:lastRenderedPageBreak/>
         <w:t>comportamientos, incluyendo intenciones y acciones.</w:t>
       </w:r>
       <w:r>
-        <w:t xml:space="preserve"> Apoyando este concepto, López (2021, p.105), cita a </w:t>
-      </w:r>
-      <w:proofErr w:type="spellStart"/>
-      <w:r>
-        <w:t>Deci</w:t>
-      </w:r>
-      <w:proofErr w:type="spellEnd"/>
-      <w:r>
-        <w:t xml:space="preserve"> y Ryan que indican que l</w:t>
+        <w:t xml:space="preserve"> Apoyando este concepto, López (2021, p.105), cita a Deci y Ryan que indican que l</w:t>
       </w:r>
       <w:r>
         <w:t>a autodeterminación implica actuar con sentido de elección y con una sensación de que uno es la fuente de su propia conducta.</w:t>
@@ -11051,21 +10469,7 @@
         <w:rPr>
           <w:rFonts w:ascii="Arial" w:hAnsi="Arial" w:cs="Arial"/>
         </w:rPr>
-        <w:t xml:space="preserve"> Para Herranz (2013), son aspectos globales a los que un sistema </w:t>
-      </w:r>
-      <w:proofErr w:type="spellStart"/>
-      <w:r>
-        <w:rPr>
-          <w:rFonts w:ascii="Arial" w:hAnsi="Arial" w:cs="Arial"/>
-        </w:rPr>
-        <w:t>gamificado</w:t>
-      </w:r>
-      <w:proofErr w:type="spellEnd"/>
-      <w:r>
-        <w:rPr>
-          <w:rFonts w:ascii="Arial" w:hAnsi="Arial" w:cs="Arial"/>
-        </w:rPr>
-        <w:t xml:space="preserve"> debe orientarse, está relacionado con los efectos, motivaciones y deseos que se pretenden generar en el participante. Existen varios tipos de dinámicas, entre las cuales destacan: </w:t>
+        <w:t xml:space="preserve"> Para Herranz (2013), son aspectos globales a los que un sistema gamificado debe orientarse, está relacionado con los efectos, motivaciones y deseos que se pretenden generar en el participante. Existen varios tipos de dinámicas, entre las cuales destacan: </w:t>
       </w:r>
     </w:p>
     <w:p>
@@ -11079,15 +10483,7 @@
         <w:t>Restricciones del juego, la posibilidad de resolver un problema en un entorno limitado.</w:t>
       </w:r>
       <w:r>
-        <w:t xml:space="preserve"> Herranz cita a </w:t>
-      </w:r>
-      <w:proofErr w:type="spellStart"/>
-      <w:r>
-        <w:t>Beza</w:t>
-      </w:r>
-      <w:proofErr w:type="spellEnd"/>
-      <w:r>
-        <w:t xml:space="preserve"> (2011), que indica que las emociones como la curiosidad y la competitividad son las que surgen al enfrentarse a un reto; el guion del juego, que permitirá dar una idea general del reto al participante. progresión del juego, es importante que haya una evolución, una </w:t>
+        <w:t xml:space="preserve"> Herranz cita a Beza (2011), que indica que las emociones como la curiosidad y la competitividad son las que surgen al enfrentarse a un reto; el guion del juego, que permitirá dar una idea general del reto al participante. progresión del juego, es importante que haya una evolución, una </w:t>
       </w:r>
       <w:r>
         <w:lastRenderedPageBreak/>
@@ -11125,14 +10521,12 @@
         </w:rPr>
         <w:t xml:space="preserve">En cuanto a las mecánicas, </w:t>
       </w:r>
-      <w:proofErr w:type="spellStart"/>
       <w:r>
         <w:rPr>
           <w:rFonts w:ascii="Arial" w:hAnsi="Arial" w:cs="Arial"/>
         </w:rPr>
         <w:t>Cortizo</w:t>
       </w:r>
-      <w:proofErr w:type="spellEnd"/>
       <w:r>
         <w:rPr>
           <w:rFonts w:ascii="Arial" w:hAnsi="Arial" w:cs="Arial"/>
@@ -11238,15 +10632,7 @@
         <w:t xml:space="preserve"> y la r</w:t>
       </w:r>
       <w:r>
-        <w:t xml:space="preserve">ealimentación o </w:t>
-      </w:r>
-      <w:proofErr w:type="spellStart"/>
-      <w:r>
-        <w:t>feedback</w:t>
-      </w:r>
-      <w:proofErr w:type="spellEnd"/>
-      <w:r>
-        <w:t xml:space="preserve">, indicará el hecho de obtener premios por acciones bien realizadas o completadas. </w:t>
+        <w:t xml:space="preserve">ealimentación o feedback, indicará el hecho de obtener premios por acciones bien realizadas o completadas. </w:t>
       </w:r>
     </w:p>
     <w:p>
@@ -12074,21 +11460,7 @@
         <w:rPr>
           <w:rFonts w:ascii="Arial" w:hAnsi="Arial" w:cs="Arial"/>
         </w:rPr>
-        <w:t xml:space="preserve"> </w:t>
-      </w:r>
-      <w:proofErr w:type="spellStart"/>
-      <w:r>
-        <w:rPr>
-          <w:rFonts w:ascii="Arial" w:hAnsi="Arial" w:cs="Arial"/>
-        </w:rPr>
-        <w:t>Gröschner</w:t>
-      </w:r>
-      <w:proofErr w:type="spellEnd"/>
-      <w:r>
-        <w:rPr>
-          <w:rFonts w:ascii="Arial" w:hAnsi="Arial" w:cs="Arial"/>
-        </w:rPr>
-        <w:t xml:space="preserve">, Seidel </w:t>
+        <w:t xml:space="preserve"> Gröschner, Seidel </w:t>
       </w:r>
       <w:r>
         <w:rPr>
@@ -12100,21 +11472,7 @@
         <w:rPr>
           <w:rFonts w:ascii="Arial" w:hAnsi="Arial" w:cs="Arial"/>
         </w:rPr>
-        <w:t xml:space="preserve"> </w:t>
-      </w:r>
-      <w:proofErr w:type="spellStart"/>
-      <w:r>
-        <w:rPr>
-          <w:rFonts w:ascii="Arial" w:hAnsi="Arial" w:cs="Arial"/>
-        </w:rPr>
-        <w:t>Shaveslon</w:t>
-      </w:r>
-      <w:proofErr w:type="spellEnd"/>
-      <w:r>
-        <w:rPr>
-          <w:rFonts w:ascii="Arial" w:hAnsi="Arial" w:cs="Arial"/>
-        </w:rPr>
-        <w:t xml:space="preserve"> </w:t>
+        <w:t xml:space="preserve"> Shaveslon </w:t>
       </w:r>
       <w:r>
         <w:rPr>
@@ -12342,144 +11700,38 @@
         </w:rPr>
         <w:t xml:space="preserve">: </w:t>
       </w:r>
-      <w:proofErr w:type="spellStart"/>
-      <w:r>
-        <w:rPr>
-          <w:rFonts w:ascii="Arial" w:hAnsi="Arial" w:cs="Arial"/>
-        </w:rPr>
-        <w:t>Graesser</w:t>
-      </w:r>
-      <w:proofErr w:type="spellEnd"/>
-      <w:r>
-        <w:rPr>
-          <w:rFonts w:ascii="Arial" w:hAnsi="Arial" w:cs="Arial"/>
-        </w:rPr>
+      <w:r>
+        <w:rPr>
+          <w:rFonts w:ascii="Arial" w:hAnsi="Arial" w:cs="Arial"/>
+        </w:rPr>
+        <w:t xml:space="preserve">Graesser, Halpen y Hakel (2008); Hattie (2009); National Reseach Council (2000); Pahser (2007) y Rosenshine (2012), citados en Castejón Costa (2015) sostienen que la metodología utilizada por los docentes, sí incide en el rendimiento académico, y sostienen su afirmación en las siguientes razones: </w:t>
+      </w:r>
+    </w:p>
+    <w:p>
+      <w:pPr>
+        <w:pStyle w:val="Tesis"/>
+      </w:pPr>
+      <w:r>
+        <w:t>Es el docente quien dirige todo el proceso de enseñanza, y el empleo de una metodología está orientada hacia el cumplimiento de los objetivos establecidos en la planificación, determinando tiempos, recursos, etc. Sostienen que la enseñanza directa es más eficaz, pues la claridad de la exposición del profesor influye directamente sobre el rendimiento académico.</w:t>
+      </w:r>
+      <w:r>
+        <w:t xml:space="preserve"> </w:t>
+      </w:r>
+      <w:r>
+        <w:t>Una buena práctica educativa debe considerar entre otros aspectos</w:t>
+      </w:r>
+      <w:r>
         <w:t xml:space="preserve">, </w:t>
       </w:r>
-      <w:proofErr w:type="spellStart"/>
-      <w:r>
-        <w:rPr>
-          <w:rFonts w:ascii="Arial" w:hAnsi="Arial" w:cs="Arial"/>
-        </w:rPr>
-        <w:t>Halpen</w:t>
-      </w:r>
-      <w:proofErr w:type="spellEnd"/>
-      <w:r>
-        <w:rPr>
-          <w:rFonts w:ascii="Arial" w:hAnsi="Arial" w:cs="Arial"/>
-        </w:rPr>
-        <w:t xml:space="preserve"> y </w:t>
-      </w:r>
-      <w:proofErr w:type="spellStart"/>
-      <w:r>
-        <w:rPr>
-          <w:rFonts w:ascii="Arial" w:hAnsi="Arial" w:cs="Arial"/>
-        </w:rPr>
-        <w:t>Hakel</w:t>
-      </w:r>
-      <w:proofErr w:type="spellEnd"/>
-      <w:r>
-        <w:rPr>
-          <w:rFonts w:ascii="Arial" w:hAnsi="Arial" w:cs="Arial"/>
-        </w:rPr>
-        <w:t xml:space="preserve"> (2008); </w:t>
-      </w:r>
-      <w:proofErr w:type="spellStart"/>
-      <w:r>
-        <w:rPr>
-          <w:rFonts w:ascii="Arial" w:hAnsi="Arial" w:cs="Arial"/>
-        </w:rPr>
-        <w:t>Hattie</w:t>
-      </w:r>
-      <w:proofErr w:type="spellEnd"/>
-      <w:r>
-        <w:rPr>
-          <w:rFonts w:ascii="Arial" w:hAnsi="Arial" w:cs="Arial"/>
-        </w:rPr>
-        <w:t xml:space="preserve"> (2009); </w:t>
-      </w:r>
-      <w:proofErr w:type="spellStart"/>
-      <w:r>
-        <w:rPr>
-          <w:rFonts w:ascii="Arial" w:hAnsi="Arial" w:cs="Arial"/>
-        </w:rPr>
-        <w:t>National</w:t>
-      </w:r>
-      <w:proofErr w:type="spellEnd"/>
-      <w:r>
-        <w:rPr>
-          <w:rFonts w:ascii="Arial" w:hAnsi="Arial" w:cs="Arial"/>
-        </w:rPr>
+      <w:r>
+        <w:t>evaluación formativa, prácticas regulación adecuada de tiempos de aprendizaje, aprendizaje cooperativo, prácticas en contextos reales, variación y adecuación de los métodos de enseñanza, uso de recursos tecnológicos, entre otro</w:t>
+      </w:r>
+      <w:r>
+        <w:t>s.</w:t>
+      </w:r>
+      <w:r>
         <w:t xml:space="preserve"> </w:t>
       </w:r>
-      <w:proofErr w:type="spellStart"/>
-      <w:r>
-        <w:rPr>
-          <w:rFonts w:ascii="Arial" w:hAnsi="Arial" w:cs="Arial"/>
-        </w:rPr>
-        <w:t>Reseach</w:t>
-      </w:r>
-      <w:proofErr w:type="spellEnd"/>
-      <w:r>
-        <w:rPr>
-          <w:rFonts w:ascii="Arial" w:hAnsi="Arial" w:cs="Arial"/>
-        </w:rPr>
-        <w:t xml:space="preserve"> Council (2000); </w:t>
-      </w:r>
-      <w:proofErr w:type="spellStart"/>
-      <w:r>
-        <w:rPr>
-          <w:rFonts w:ascii="Arial" w:hAnsi="Arial" w:cs="Arial"/>
-        </w:rPr>
-        <w:t>Pahser</w:t>
-      </w:r>
-      <w:proofErr w:type="spellEnd"/>
-      <w:r>
-        <w:rPr>
-          <w:rFonts w:ascii="Arial" w:hAnsi="Arial" w:cs="Arial"/>
-        </w:rPr>
-        <w:t xml:space="preserve"> (2007) y </w:t>
-      </w:r>
-      <w:proofErr w:type="spellStart"/>
-      <w:r>
-        <w:rPr>
-          <w:rFonts w:ascii="Arial" w:hAnsi="Arial" w:cs="Arial"/>
-        </w:rPr>
-        <w:t>Rosenshine</w:t>
-      </w:r>
-      <w:proofErr w:type="spellEnd"/>
-      <w:r>
-        <w:rPr>
-          <w:rFonts w:ascii="Arial" w:hAnsi="Arial" w:cs="Arial"/>
-        </w:rPr>
-        <w:t xml:space="preserve"> (2012), citados en Castejón Costa (2015) sostienen que la metodología utilizada por los docentes, sí incide en el rendimiento académico, y sostienen su afirmación en las siguientes razones: </w:t>
-      </w:r>
-    </w:p>
-    <w:p>
-      <w:pPr>
-        <w:pStyle w:val="Tesis"/>
-      </w:pPr>
-      <w:r>
-        <w:t>Es el docente quien dirige todo el proceso de enseñanza, y el empleo de una metodología está orientada hacia el cumplimiento de los objetivos establecidos en la planificación, determinando tiempos, recursos, etc. Sostienen que la enseñanza directa es más eficaz, pues la claridad de la exposición del profesor influye directamente sobre el rendimiento académico.</w:t>
-      </w:r>
-      <w:r>
-        <w:t xml:space="preserve"> </w:t>
-      </w:r>
-      <w:r>
-        <w:t>Una buena práctica educativa debe considerar entre otros aspectos</w:t>
-      </w:r>
-      <w:r>
-        <w:t xml:space="preserve">, </w:t>
-      </w:r>
-      <w:r>
-        <w:t>evaluación formativa, prácticas regulación adecuada de tiempos de aprendizaje, aprendizaje cooperativo, prácticas en contextos reales, variación y adecuación de los métodos de enseñanza, uso de recursos tecnológicos, entre otro</w:t>
-      </w:r>
-      <w:r>
-        <w:t>s.</w:t>
-      </w:r>
-      <w:r>
-        <w:t xml:space="preserve"> </w:t>
-      </w:r>
     </w:p>
     <w:p>
       <w:pPr>
@@ -12509,35 +11761,7 @@
         <w:rPr>
           <w:rFonts w:ascii="Arial" w:hAnsi="Arial" w:cs="Arial"/>
         </w:rPr>
-        <w:t xml:space="preserve"> Son parte del contexto que más influye en los resultados de aprendizaje, autores como </w:t>
-      </w:r>
-      <w:proofErr w:type="spellStart"/>
-      <w:r>
-        <w:rPr>
-          <w:rFonts w:ascii="Arial" w:hAnsi="Arial" w:cs="Arial"/>
-        </w:rPr>
-        <w:t>Brophy</w:t>
-      </w:r>
-      <w:proofErr w:type="spellEnd"/>
-      <w:r>
-        <w:rPr>
-          <w:rFonts w:ascii="Arial" w:hAnsi="Arial" w:cs="Arial"/>
-        </w:rPr>
-        <w:t xml:space="preserve"> y Good (1986) y </w:t>
-      </w:r>
-      <w:proofErr w:type="spellStart"/>
-      <w:r>
-        <w:rPr>
-          <w:rFonts w:ascii="Arial" w:hAnsi="Arial" w:cs="Arial"/>
-        </w:rPr>
-        <w:t>Hattie</w:t>
-      </w:r>
-      <w:proofErr w:type="spellEnd"/>
-      <w:r>
-        <w:rPr>
-          <w:rFonts w:ascii="Arial" w:hAnsi="Arial" w:cs="Arial"/>
-        </w:rPr>
-        <w:t xml:space="preserve"> (2009) citados en Villamarín (2017, p. 87) sostienen que el éxito de los estudiantes depende de la capacidad del profesor para responder a las características </w:t>
+        <w:t xml:space="preserve"> Son parte del contexto que más influye en los resultados de aprendizaje, autores como Brophy y Good (1986) y Hattie (2009) citados en Villamarín (2017, p. 87) sostienen que el éxito de los estudiantes depende de la capacidad del profesor para responder a las características </w:t>
       </w:r>
       <w:r>
         <w:rPr>
@@ -12684,14 +11908,7 @@
         <w:rPr>
           <w:rFonts w:ascii="Arial" w:hAnsi="Arial" w:cs="Arial"/>
         </w:rPr>
-        <w:t xml:space="preserve">como </w:t>
-      </w:r>
-      <w:proofErr w:type="spellStart"/>
-      <w:r>
-        <w:rPr>
-          <w:rFonts w:ascii="Arial" w:hAnsi="Arial" w:cs="Arial"/>
-        </w:rPr>
-        <w:t>ocupa</w:t>
+        <w:t>como ocupa</w:t>
       </w:r>
       <w:r>
         <w:rPr>
@@ -12699,7 +11916,6 @@
         </w:rPr>
         <w:t>nsu</w:t>
       </w:r>
-      <w:proofErr w:type="spellEnd"/>
       <w:r>
         <w:rPr>
           <w:rFonts w:ascii="Arial" w:hAnsi="Arial" w:cs="Arial"/>
@@ -12984,15 +12200,7 @@
         <w:pStyle w:val="Tesis"/>
       </w:pPr>
       <w:r>
-        <w:t xml:space="preserve">La </w:t>
-      </w:r>
-      <w:proofErr w:type="spellStart"/>
-      <w:r>
-        <w:t>testabilidad</w:t>
-      </w:r>
-      <w:proofErr w:type="spellEnd"/>
-      <w:r>
-        <w:t xml:space="preserve"> o probabilidad es también una característica crítica. Un software de calidad debe permitir la construcción y ejecución sencilla de casos de prueba, lo que facilita su verificación y validación. Esto está estrechamente relacionado con la portabilidad, es decir, la capacidad del software para ser trasladado y ejecutado en diferentes entornos sin necesidad de modificaciones significativas. Estas dos cualidades son fundamentales en contextos donde el software debe ser probado en múltiples plataformas o adaptado a infraestructuras tecnológicas diversas.</w:t>
+        <w:t>La testabilidad o probabilidad es también una característica crítica. Un software de calidad debe permitir la construcción y ejecución sencilla de casos de prueba, lo que facilita su verificación y validación. Esto está estrechamente relacionado con la portabilidad, es decir, la capacidad del software para ser trasladado y ejecutado en diferentes entornos sin necesidad de modificaciones significativas. Estas dos cualidades son fundamentales en contextos donde el software debe ser probado en múltiples plataformas o adaptado a infraestructuras tecnológicas diversas.</w:t>
       </w:r>
     </w:p>
     <w:p>
@@ -13358,11 +12566,9 @@
       <w:r>
         <w:t xml:space="preserve">De acuerdo a </w:t>
       </w:r>
-      <w:proofErr w:type="spellStart"/>
       <w:r>
         <w:t>Layedra</w:t>
       </w:r>
-      <w:proofErr w:type="spellEnd"/>
       <w:r>
         <w:t xml:space="preserve">, </w:t>
       </w:r>
@@ -13483,15 +12689,7 @@
         <w:t>Empresas como Google lo emplean para sus algoritmos de búsqueda, Lucasfilm lo utiliza en sus motores de renderizado, y universidades como el MIT lo han adoptado como lenguaje base para enseñar programación</w:t>
       </w:r>
       <w:r>
-        <w:t xml:space="preserve">. Por estas razones, se empleará este lenguaje de programación para el desarrollo del proyecto de la aplicación educativa </w:t>
-      </w:r>
-      <w:proofErr w:type="spellStart"/>
-      <w:r>
-        <w:t>gamificada</w:t>
-      </w:r>
-      <w:proofErr w:type="spellEnd"/>
-      <w:r>
-        <w:t>.</w:t>
+        <w:t>. Por estas razones, se empleará este lenguaje de programación para el desarrollo del proyecto de la aplicación educativa gamificada.</w:t>
       </w:r>
     </w:p>
     <w:p>
@@ -13535,15 +12733,7 @@
         <w:pStyle w:val="Tesis"/>
       </w:pPr>
       <w:r>
-        <w:t xml:space="preserve">De acuerdo a </w:t>
-      </w:r>
-      <w:proofErr w:type="spellStart"/>
-      <w:r>
-        <w:t>Scolari</w:t>
-      </w:r>
-      <w:proofErr w:type="spellEnd"/>
-      <w:r>
-        <w:t xml:space="preserve"> (2025), d</w:t>
+        <w:t>De acuerdo a Scolari (2025), d</w:t>
       </w:r>
       <w:r>
         <w:t>efine una base de datos como</w:t>
@@ -14481,43 +13671,7 @@
           <w:b/>
           <w:bCs/>
         </w:rPr>
-        <w:t xml:space="preserve">Lenguaje de definición de datos (DDL: Data </w:t>
-      </w:r>
-      <w:proofErr w:type="spellStart"/>
-      <w:r>
-        <w:rPr>
-          <w:rFonts w:ascii="Arial" w:hAnsi="Arial" w:cs="Arial"/>
-          <w:b/>
-          <w:bCs/>
-        </w:rPr>
-        <w:t>Definition</w:t>
-      </w:r>
-      <w:proofErr w:type="spellEnd"/>
-      <w:r>
-        <w:rPr>
-          <w:rFonts w:ascii="Arial" w:hAnsi="Arial" w:cs="Arial"/>
-          <w:b/>
-          <w:bCs/>
-        </w:rPr>
-        <w:t xml:space="preserve"> </w:t>
-      </w:r>
-      <w:proofErr w:type="spellStart"/>
-      <w:r>
-        <w:rPr>
-          <w:rFonts w:ascii="Arial" w:hAnsi="Arial" w:cs="Arial"/>
-          <w:b/>
-          <w:bCs/>
-        </w:rPr>
-        <w:t>Language</w:t>
-      </w:r>
-      <w:proofErr w:type="spellEnd"/>
-      <w:r>
-        <w:rPr>
-          <w:rFonts w:ascii="Arial" w:hAnsi="Arial" w:cs="Arial"/>
-          <w:b/>
-          <w:bCs/>
-        </w:rPr>
-        <w:t>)</w:t>
+        <w:t>Lenguaje de definición de datos (DDL: Data Definition Language)</w:t>
       </w:r>
       <w:r>
         <w:rPr>
@@ -14567,25 +13721,7 @@
           <w:b/>
           <w:bCs/>
         </w:rPr>
-        <w:t xml:space="preserve">Lenguaje de control de datos (DCL: Data Control </w:t>
-      </w:r>
-      <w:proofErr w:type="spellStart"/>
-      <w:r>
-        <w:rPr>
-          <w:rFonts w:ascii="Arial" w:hAnsi="Arial" w:cs="Arial"/>
-          <w:b/>
-          <w:bCs/>
-        </w:rPr>
-        <w:t>Language</w:t>
-      </w:r>
-      <w:proofErr w:type="spellEnd"/>
-      <w:r>
-        <w:rPr>
-          <w:rFonts w:ascii="Arial" w:hAnsi="Arial" w:cs="Arial"/>
-          <w:b/>
-          <w:bCs/>
-        </w:rPr>
-        <w:t>)</w:t>
+        <w:t>Lenguaje de control de datos (DCL: Data Control Language)</w:t>
       </w:r>
       <w:r>
         <w:rPr>
@@ -14670,125 +13806,170 @@
           <w:b/>
           <w:bCs/>
         </w:rPr>
-        <w:t xml:space="preserve">Lenguaje de manipulación de datos (DML: Data </w:t>
-      </w:r>
-      <w:proofErr w:type="spellStart"/>
-      <w:r>
-        <w:rPr>
-          <w:rFonts w:ascii="Arial" w:hAnsi="Arial" w:cs="Arial"/>
-          <w:b/>
-          <w:bCs/>
-        </w:rPr>
-        <w:t>Manipulation</w:t>
-      </w:r>
-      <w:proofErr w:type="spellEnd"/>
-      <w:r>
-        <w:rPr>
-          <w:rFonts w:ascii="Arial" w:hAnsi="Arial" w:cs="Arial"/>
-          <w:b/>
-          <w:bCs/>
+        <w:t>Lenguaje de manipulación de datos (DML: Data Manipulation Language)</w:t>
+      </w:r>
+      <w:r>
+        <w:rPr>
+          <w:rFonts w:ascii="Arial" w:hAnsi="Arial" w:cs="Arial"/>
+          <w:b/>
+          <w:bCs/>
+        </w:rPr>
+        <w:t>:</w:t>
+      </w:r>
+      <w:r>
+        <w:rPr>
+          <w:rFonts w:ascii="Arial" w:hAnsi="Arial" w:cs="Arial"/>
         </w:rPr>
         <w:t xml:space="preserve"> </w:t>
       </w:r>
-      <w:proofErr w:type="spellStart"/>
-      <w:r>
-        <w:rPr>
-          <w:rFonts w:ascii="Arial" w:hAnsi="Arial" w:cs="Arial"/>
-          <w:b/>
-          <w:bCs/>
-        </w:rPr>
-        <w:t>Language</w:t>
-      </w:r>
-      <w:proofErr w:type="spellEnd"/>
-      <w:r>
-        <w:rPr>
-          <w:rFonts w:ascii="Arial" w:hAnsi="Arial" w:cs="Arial"/>
-          <w:b/>
-          <w:bCs/>
-        </w:rPr>
-        <w:t>)</w:t>
-      </w:r>
-      <w:r>
-        <w:rPr>
-          <w:rFonts w:ascii="Arial" w:hAnsi="Arial" w:cs="Arial"/>
-          <w:b/>
-          <w:bCs/>
-        </w:rPr>
-        <w:t>:</w:t>
-      </w:r>
-      <w:r>
-        <w:rPr>
-          <w:rFonts w:ascii="Arial" w:hAnsi="Arial" w:cs="Arial"/>
-        </w:rPr>
+      <w:r>
+        <w:rPr>
+          <w:rFonts w:ascii="Arial" w:hAnsi="Arial" w:cs="Arial"/>
+        </w:rPr>
+        <w:t>Este conjunto se utiliza par</w:t>
+      </w:r>
+      <w:r>
+        <w:rPr>
+          <w:rFonts w:ascii="Arial" w:hAnsi="Arial" w:cs="Arial"/>
+        </w:rPr>
+        <w:t>a la inserción, actualización, eliminación y consulta de datos</w:t>
+      </w:r>
+      <w:r>
+        <w:rPr>
+          <w:rFonts w:ascii="Arial" w:hAnsi="Arial" w:cs="Arial"/>
+        </w:rPr>
+        <w:t xml:space="preserve">. Los 3 lenguajes comentados forman parte del lenguaje estándar de los SGBD relacionales, el lenguaje SQL (Structured Query Language). Conocido por su sencillez y potencia al incluir las instrucciones de los 3 tipos de lenguajes.  Otros elementos a tener en cuenta en un SGBD son: </w:t>
+      </w:r>
+    </w:p>
+    <w:p>
+      <w:pPr>
+        <w:pStyle w:val="Tesis"/>
+      </w:pPr>
+      <w:r>
+        <w:t>Diccionario de datos</w:t>
+      </w:r>
+      <w:r>
+        <w:t>,</w:t>
+      </w:r>
+      <w:r>
         <w:t xml:space="preserve"> </w:t>
       </w:r>
       <w:r>
-        <w:rPr>
-          <w:rFonts w:ascii="Arial" w:hAnsi="Arial" w:cs="Arial"/>
-        </w:rPr>
-        <w:t>Este conjunto se utiliza par</w:t>
-      </w:r>
-      <w:r>
-        <w:rPr>
-          <w:rFonts w:ascii="Arial" w:hAnsi="Arial" w:cs="Arial"/>
-        </w:rPr>
-        <w:t>a la inserción, actualización, eliminación y consulta de datos</w:t>
-      </w:r>
-      <w:r>
-        <w:rPr>
-          <w:rFonts w:ascii="Arial" w:hAnsi="Arial" w:cs="Arial"/>
-        </w:rPr>
-        <w:t>. Los 3 lenguajes comentados forman parte del lenguaje estándar de los SGBD relacionales, el lenguaje SQL (</w:t>
-      </w:r>
-      <w:proofErr w:type="spellStart"/>
-      <w:r>
-        <w:rPr>
-          <w:rFonts w:ascii="Arial" w:hAnsi="Arial" w:cs="Arial"/>
-        </w:rPr>
-        <w:t>Structured</w:t>
-      </w:r>
-      <w:proofErr w:type="spellEnd"/>
-      <w:r>
-        <w:rPr>
-          <w:rFonts w:ascii="Arial" w:hAnsi="Arial" w:cs="Arial"/>
-        </w:rPr>
+        <w:t>o</w:t>
+      </w:r>
+      <w:r>
+        <w:t>bjetos</w:t>
+      </w:r>
+      <w:r>
         <w:t xml:space="preserve"> </w:t>
       </w:r>
-      <w:proofErr w:type="spellStart"/>
-      <w:r>
-        <w:rPr>
-          <w:rFonts w:ascii="Arial" w:hAnsi="Arial" w:cs="Arial"/>
-        </w:rPr>
-        <w:t>Query</w:t>
-      </w:r>
-      <w:proofErr w:type="spellEnd"/>
-      <w:r>
-        <w:rPr>
-          <w:rFonts w:ascii="Arial" w:hAnsi="Arial" w:cs="Arial"/>
-        </w:rPr>
+      <w:r>
+        <w:t>(</w:t>
+      </w:r>
+      <w:r>
+        <w:t>Tablas base tablas derivadas</w:t>
+      </w:r>
+      <w:r>
+        <w:t>), las c</w:t>
+      </w:r>
+      <w:r>
+        <w:t>onsultas</w:t>
+      </w:r>
+      <w:r>
+        <w:t>, los d</w:t>
+      </w:r>
+      <w:r>
+        <w:t xml:space="preserve">ominios </w:t>
+      </w:r>
+      <w:r>
+        <w:t>con los</w:t>
+      </w:r>
+      <w:r>
+        <w:t xml:space="preserve"> tipos definidos de dato</w:t>
+      </w:r>
+      <w:r>
+        <w:t>s, las r</w:t>
+      </w:r>
+      <w:r>
+        <w:t>estricciones de tabla</w:t>
+      </w:r>
+      <w:r>
+        <w:t xml:space="preserve">, de </w:t>
+      </w:r>
+      <w:r>
+        <w:t xml:space="preserve">dominio </w:t>
+      </w:r>
+      <w:r>
+        <w:t>junto a las</w:t>
+      </w:r>
+      <w:r>
+        <w:t xml:space="preserve"> aserciones</w:t>
+      </w:r>
+      <w:r>
+        <w:t>, las f</w:t>
+      </w:r>
+      <w:r>
+        <w:t>unciones y</w:t>
+      </w:r>
+      <w:r>
+        <w:t>/o</w:t>
+      </w:r>
+      <w:r>
+        <w:t xml:space="preserve"> procedimientos almacenados</w:t>
+      </w:r>
+      <w:r>
+        <w:t>. los triggers, la p</w:t>
+      </w:r>
+      <w:r>
+        <w:t>rogramación de aplicaciones</w:t>
+      </w:r>
+      <w:r>
+        <w:t>, i</w:t>
+      </w:r>
+      <w:r>
+        <w:t>mportación</w:t>
+      </w:r>
+      <w:r>
+        <w:t xml:space="preserve"> y/o </w:t>
+      </w:r>
+      <w:r>
+        <w:t>exportación de dato</w:t>
+      </w:r>
+      <w:r>
+        <w:t>s, d</w:t>
+      </w:r>
+      <w:r>
+        <w:t>istribución de datos</w:t>
+      </w:r>
+      <w:r>
+        <w:t>, r</w:t>
+      </w:r>
+      <w:r>
+        <w:t xml:space="preserve">eplicación </w:t>
+      </w:r>
+      <w:r>
+        <w:t>y s</w:t>
+      </w:r>
+      <w:r>
+        <w:t>incronización</w:t>
+      </w:r>
+      <w:r>
+        <w:t>,</w:t>
+      </w:r>
+      <w:r>
         <w:t xml:space="preserve"> </w:t>
       </w:r>
-      <w:proofErr w:type="spellStart"/>
-      <w:r>
-        <w:rPr>
-          <w:rFonts w:ascii="Arial" w:hAnsi="Arial" w:cs="Arial"/>
-        </w:rPr>
-        <w:t>Language</w:t>
-      </w:r>
-      <w:proofErr w:type="spellEnd"/>
-      <w:r>
-        <w:rPr>
-          <w:rFonts w:ascii="Arial" w:hAnsi="Arial" w:cs="Arial"/>
-        </w:rPr>
-        <w:t xml:space="preserve">). Conocido por su sencillez y potencia al incluir las instrucciones de los 3 tipos de lenguajes.  Otros elementos a tener en cuenta en un SGBD son: </w:t>
-      </w:r>
-    </w:p>
-    <w:p>
-      <w:pPr>
-        <w:pStyle w:val="Tesis"/>
-      </w:pPr>
-      <w:r>
-        <w:t>Diccionario de datos</w:t>
+      <w:r>
+        <w:t>el o</w:t>
+      </w:r>
+      <w:r>
+        <w:t>ptimizador de consultas</w:t>
+      </w:r>
+      <w:r>
+        <w:t>, la g</w:t>
+      </w:r>
+      <w:r>
+        <w:t>estión de transacciones</w:t>
       </w:r>
       <w:r>
         <w:t>,</w:t>
@@ -14797,149 +13978,10 @@
         <w:t xml:space="preserve"> </w:t>
       </w:r>
       <w:r>
-        <w:t>o</w:t>
-      </w:r>
-      <w:r>
-        <w:t>bjetos</w:t>
-      </w:r>
-      <w:r>
-        <w:t xml:space="preserve"> </w:t>
-      </w:r>
-      <w:r>
-        <w:t>(</w:t>
-      </w:r>
-      <w:r>
-        <w:t>Tablas base tablas derivadas</w:t>
-      </w:r>
-      <w:r>
-        <w:t>), las c</w:t>
-      </w:r>
-      <w:r>
-        <w:t>onsultas</w:t>
-      </w:r>
-      <w:r>
-        <w:t>, los d</w:t>
-      </w:r>
-      <w:r>
-        <w:t xml:space="preserve">ominios </w:t>
-      </w:r>
-      <w:r>
-        <w:t>con los</w:t>
-      </w:r>
-      <w:r>
-        <w:t xml:space="preserve"> tipos definidos de dato</w:t>
-      </w:r>
-      <w:r>
-        <w:t>s, las r</w:t>
-      </w:r>
-      <w:r>
-        <w:t>estricciones de tabla</w:t>
-      </w:r>
-      <w:r>
-        <w:t xml:space="preserve">, de </w:t>
-      </w:r>
-      <w:r>
-        <w:t xml:space="preserve">dominio </w:t>
-      </w:r>
-      <w:r>
-        <w:t>junto a las</w:t>
-      </w:r>
-      <w:r>
-        <w:t xml:space="preserve"> aserciones</w:t>
-      </w:r>
-      <w:r>
-        <w:t>, las f</w:t>
-      </w:r>
-      <w:r>
-        <w:t>unciones y</w:t>
-      </w:r>
-      <w:r>
-        <w:t>/o</w:t>
-      </w:r>
-      <w:r>
-        <w:t xml:space="preserve"> procedimientos almacenados</w:t>
-      </w:r>
-      <w:r>
-        <w:t xml:space="preserve">. los </w:t>
-      </w:r>
-      <w:proofErr w:type="spellStart"/>
-      <w:r>
-        <w:t>triggers</w:t>
-      </w:r>
-      <w:proofErr w:type="spellEnd"/>
-      <w:r>
-        <w:t>, la p</w:t>
-      </w:r>
-      <w:r>
-        <w:t>rogramación de aplicaciones</w:t>
-      </w:r>
-      <w:r>
-        <w:t>, i</w:t>
-      </w:r>
-      <w:r>
-        <w:t>mportación</w:t>
-      </w:r>
-      <w:r>
-        <w:t xml:space="preserve"> y/o </w:t>
-      </w:r>
-      <w:r>
-        <w:t>exportación de dato</w:t>
-      </w:r>
-      <w:r>
-        <w:t>s, d</w:t>
-      </w:r>
-      <w:r>
-        <w:t>istribución de datos</w:t>
-      </w:r>
-      <w:r>
-        <w:t>, r</w:t>
-      </w:r>
-      <w:r>
-        <w:t xml:space="preserve">eplicación </w:t>
-      </w:r>
-      <w:r>
-        <w:t>y s</w:t>
-      </w:r>
-      <w:r>
-        <w:t>incronización</w:t>
-      </w:r>
-      <w:r>
-        <w:t>,</w:t>
-      </w:r>
-      <w:r>
-        <w:t xml:space="preserve"> </w:t>
-      </w:r>
-      <w:r>
-        <w:t>el o</w:t>
-      </w:r>
-      <w:r>
-        <w:t>ptimizador de consultas</w:t>
-      </w:r>
-      <w:r>
-        <w:t>, la g</w:t>
-      </w:r>
-      <w:r>
-        <w:t>estión de transacciones</w:t>
-      </w:r>
-      <w:r>
-        <w:t>,</w:t>
-      </w:r>
-      <w:r>
-        <w:t xml:space="preserve"> </w:t>
-      </w:r>
-      <w:r>
         <w:t>el p</w:t>
       </w:r>
       <w:r>
-        <w:t>lanificador (</w:t>
-      </w:r>
-      <w:proofErr w:type="spellStart"/>
-      <w:r>
-        <w:t>scheduler</w:t>
-      </w:r>
-      <w:proofErr w:type="spellEnd"/>
-      <w:r>
-        <w:t>)</w:t>
+        <w:t>lanificador (scheduler)</w:t>
       </w:r>
       <w:r>
         <w:t xml:space="preserve"> y las c</w:t>
@@ -14948,15 +13990,7 @@
         <w:t>opias de seguridad</w:t>
       </w:r>
       <w:r>
-        <w:t xml:space="preserve"> (</w:t>
-      </w:r>
-      <w:proofErr w:type="spellStart"/>
-      <w:r>
-        <w:t>backup</w:t>
-      </w:r>
-      <w:proofErr w:type="spellEnd"/>
-      <w:r>
-        <w:t xml:space="preserve">). </w:t>
+        <w:t xml:space="preserve"> (backup). </w:t>
       </w:r>
     </w:p>
     <w:p>
@@ -15436,15 +14470,7 @@
         <w:pStyle w:val="Tesis"/>
       </w:pPr>
       <w:r>
-        <w:t xml:space="preserve">La definición operacional para esta investigación establece que la aplicación educativa se medirá a través del software </w:t>
-      </w:r>
-      <w:proofErr w:type="spellStart"/>
-      <w:r>
-        <w:t>gamificado</w:t>
-      </w:r>
-      <w:proofErr w:type="spellEnd"/>
-      <w:r>
-        <w:t xml:space="preserve"> desarrollado en Python, evaluando su interfaz gráfica, usabilidad, integración de elementos lúdicos (puntos, niveles, </w:t>
+        <w:t xml:space="preserve">La definición operacional para esta investigación establece que la aplicación educativa se medirá a través del software gamificado desarrollado en Python, evaluando su interfaz gráfica, usabilidad, integración de elementos lúdicos (puntos, niveles, </w:t>
       </w:r>
       <w:r>
         <w:t>etapas</w:t>
@@ -18442,7 +17468,6 @@
   <w:style w:type="character" w:default="1" w:styleId="Fuentedeprrafopredeter">
     <w:name w:val="Default Paragraph Font"/>
     <w:uiPriority w:val="1"/>
-    <w:semiHidden/>
     <w:unhideWhenUsed/>
   </w:style>
   <w:style w:type="table" w:default="1" w:styleId="Tablanormal">

--- a/Capitulos de Tesis/Preliminares.docx
+++ b/Capitulos de Tesis/Preliminares.docx
@@ -304,7 +304,25 @@
           <w:bCs/>
           <w:lang w:val="es-ES"/>
         </w:rPr>
-        <w:t>APLICACIÓN EDUCATIVA GAMIFICADA PARA POTENCIAR EL RENDIMIENTO ACADÉMICO EN ESTUDIANTES DE BACHILLERATO EN VENEZUELA</w:t>
+        <w:t xml:space="preserve">APLICACIÓN EDUCATIVA GAMIFICADA PARA POTENCIAR EL RENDIMIENTO ACADÉMICO </w:t>
+      </w:r>
+      <w:r>
+        <w:rPr>
+          <w:rFonts w:ascii="Arial" w:hAnsi="Arial" w:cs="Arial"/>
+          <w:b/>
+          <w:bCs/>
+          <w:lang w:val="es-ES"/>
+        </w:rPr>
+        <w:t>DE LOS</w:t>
+      </w:r>
+      <w:r>
+        <w:rPr>
+          <w:rFonts w:ascii="Arial" w:hAnsi="Arial" w:cs="Arial"/>
+          <w:b/>
+          <w:bCs/>
+          <w:lang w:val="es-ES"/>
+        </w:rPr>
+        <w:t xml:space="preserve"> ESTUDIANTES DE BACHILLERATO EN VENEZUELA</w:t>
       </w:r>
       <w:r>
         <w:rPr>
@@ -1007,7 +1025,25 @@
           <w:bCs/>
           <w:lang w:val="es-ES"/>
         </w:rPr>
-        <w:t>APLICACIÓN EDUCATIVA GAMIFICADA PARA POTENCIAR EL RENDIMIENTO ACADÉMICO EN ESTUDIANTES DE BACHILLERATO EN VENEZUELA</w:t>
+        <w:t xml:space="preserve">APLICACIÓN EDUCATIVA GAMIFICADA PARA POTENCIAR EL RENDIMIENTO ACADÉMICO </w:t>
+      </w:r>
+      <w:r>
+        <w:rPr>
+          <w:rFonts w:ascii="Arial" w:hAnsi="Arial" w:cs="Arial"/>
+          <w:b/>
+          <w:bCs/>
+          <w:lang w:val="es-ES"/>
+        </w:rPr>
+        <w:t>DE LOS</w:t>
+      </w:r>
+      <w:r>
+        <w:rPr>
+          <w:rFonts w:ascii="Arial" w:hAnsi="Arial" w:cs="Arial"/>
+          <w:b/>
+          <w:bCs/>
+          <w:lang w:val="es-ES"/>
+        </w:rPr>
+        <w:t xml:space="preserve"> ESTUDIANTES DE BACHILLERATO EN VENEZUELA</w:t>
       </w:r>
     </w:p>
     <w:p>
@@ -2983,23 +3019,7 @@
           <w:rFonts w:ascii="Arial" w:hAnsi="Arial" w:cs="Arial"/>
           <w:lang w:val="es-ES"/>
         </w:rPr>
-        <w:t xml:space="preserve">. En especial a mi papá </w:t>
-      </w:r>
-      <w:proofErr w:type="spellStart"/>
-      <w:r>
-        <w:rPr>
-          <w:rFonts w:ascii="Arial" w:hAnsi="Arial" w:cs="Arial"/>
-          <w:lang w:val="es-ES"/>
-        </w:rPr>
-        <w:t>Yorlly</w:t>
-      </w:r>
-      <w:proofErr w:type="spellEnd"/>
-      <w:r>
-        <w:rPr>
-          <w:rFonts w:ascii="Arial" w:hAnsi="Arial" w:cs="Arial"/>
-          <w:lang w:val="es-ES"/>
-        </w:rPr>
-        <w:t xml:space="preserve"> Araujo, quién fue la razón que me motivo a estudiar esta carrera que estoy finalizando. A mi hermano, por darme</w:t>
+        <w:t>. En especial a mi papá Yorlly Araujo, quién fue la razón que me motivo a estudiar esta carrera que estoy finalizando. A mi hermano, por darme</w:t>
       </w:r>
       <w:r>
         <w:rPr>
@@ -3545,7 +3565,7 @@
           <w:bCs/>
           <w:lang w:val="es-ES"/>
         </w:rPr>
-        <w:t>E</w:t>
+        <w:t>e</w:t>
       </w:r>
       <w:r>
         <w:rPr>
@@ -3556,34 +3576,23 @@
         </w:rPr>
         <w:t xml:space="preserve">ducativa </w:t>
       </w:r>
-      <w:proofErr w:type="spellStart"/>
-      <w:r>
-        <w:rPr>
-          <w:rFonts w:ascii="Arial" w:hAnsi="Arial" w:cs="Arial"/>
-          <w:b/>
-          <w:bCs/>
-          <w:lang w:val="es-ES"/>
-        </w:rPr>
-        <w:t>G</w:t>
-      </w:r>
-      <w:r>
-        <w:rPr>
-          <w:rFonts w:ascii="Arial" w:hAnsi="Arial" w:cs="Arial"/>
-          <w:b/>
-          <w:bCs/>
-          <w:lang w:val="es-ES"/>
-        </w:rPr>
-        <w:t>amificada</w:t>
-      </w:r>
-      <w:proofErr w:type="spellEnd"/>
-      <w:r>
-        <w:rPr>
-          <w:rFonts w:ascii="Arial" w:hAnsi="Arial" w:cs="Arial"/>
-          <w:b/>
-          <w:bCs/>
-          <w:lang w:val="es-ES"/>
-        </w:rPr>
-        <w:t xml:space="preserve"> </w:t>
+      <w:r>
+        <w:rPr>
+          <w:rFonts w:ascii="Arial" w:hAnsi="Arial" w:cs="Arial"/>
+          <w:b/>
+          <w:bCs/>
+          <w:lang w:val="es-ES"/>
+        </w:rPr>
+        <w:t>g</w:t>
+      </w:r>
+      <w:r>
+        <w:rPr>
+          <w:rFonts w:ascii="Arial" w:hAnsi="Arial" w:cs="Arial"/>
+          <w:b/>
+          <w:bCs/>
+          <w:lang w:val="es-ES"/>
+        </w:rPr>
+        <w:t xml:space="preserve">amificada </w:t>
       </w:r>
       <w:r>
         <w:rPr>
@@ -3610,7 +3619,7 @@
           <w:bCs/>
           <w:lang w:val="es-ES"/>
         </w:rPr>
-        <w:t>P</w:t>
+        <w:t>p</w:t>
       </w:r>
       <w:r>
         <w:rPr>
@@ -3628,7 +3637,7 @@
           <w:bCs/>
           <w:lang w:val="es-ES"/>
         </w:rPr>
-        <w:t>en</w:t>
+        <w:t>de los</w:t>
       </w:r>
       <w:r>
         <w:rPr>
@@ -3655,7 +3664,7 @@
           <w:bCs/>
           <w:lang w:val="es-ES"/>
         </w:rPr>
-        <w:t>enezuela. Universidad Privada Dr. Rafael Belloso Chacín. Facultad de Ingeniería. Escuela de Ingeniería en Informática. Maracaibo, 2025.</w:t>
+        <w:t>enezuela. Universidad Privada Dr. Rafael Belloso Chacín. Facultad de Ingeniería. Escuela de Informática. Maracaibo, 2025.</w:t>
       </w:r>
     </w:p>
     <w:p>
@@ -3738,30 +3747,21 @@
           <w:rFonts w:ascii="Arial" w:hAnsi="Arial" w:cs="Arial"/>
           <w:lang w:val="es-ES"/>
         </w:rPr>
-        <w:t xml:space="preserve">como objetivo desarrollar una aplicación educativa </w:t>
-      </w:r>
-      <w:proofErr w:type="spellStart"/>
-      <w:r>
-        <w:rPr>
-          <w:rFonts w:ascii="Arial" w:hAnsi="Arial" w:cs="Arial"/>
-          <w:lang w:val="es-ES"/>
-        </w:rPr>
-        <w:t>gamificada</w:t>
-      </w:r>
-      <w:proofErr w:type="spellEnd"/>
-      <w:r>
-        <w:rPr>
-          <w:rFonts w:ascii="Arial" w:hAnsi="Arial" w:cs="Arial"/>
-          <w:lang w:val="es-ES"/>
-        </w:rPr>
-        <w:t xml:space="preserve"> para potenciar el rendimiento académico </w:t>
-      </w:r>
-      <w:r>
-        <w:rPr>
-          <w:rFonts w:ascii="Arial" w:hAnsi="Arial" w:cs="Arial"/>
-          <w:lang w:val="es-ES"/>
-        </w:rPr>
-        <w:t xml:space="preserve">en </w:t>
+        <w:t xml:space="preserve">como objetivo desarrollar una aplicación educativa gamificada para potenciar el rendimiento académico </w:t>
+      </w:r>
+      <w:r>
+        <w:rPr>
+          <w:rFonts w:ascii="Arial" w:hAnsi="Arial" w:cs="Arial"/>
+          <w:lang w:val="es-ES"/>
+        </w:rPr>
+        <w:t>de los</w:t>
+      </w:r>
+      <w:r>
+        <w:rPr>
+          <w:rFonts w:ascii="Arial" w:hAnsi="Arial" w:cs="Arial"/>
+          <w:lang w:val="es-ES"/>
+        </w:rPr>
+        <w:t xml:space="preserve"> </w:t>
       </w:r>
       <w:r>
         <w:rPr>
@@ -3777,21 +3777,12 @@
         </w:rPr>
         <w:t xml:space="preserve">Venezuela, basándose en las teorías de </w:t>
       </w:r>
-      <w:proofErr w:type="spellStart"/>
-      <w:r>
-        <w:rPr>
-          <w:rFonts w:ascii="Arial" w:hAnsi="Arial" w:cs="Arial"/>
-          <w:lang w:val="es-ES"/>
-        </w:rPr>
-        <w:t>Deci</w:t>
-      </w:r>
-      <w:proofErr w:type="spellEnd"/>
-      <w:r>
-        <w:rPr>
-          <w:rFonts w:ascii="Arial" w:hAnsi="Arial" w:cs="Arial"/>
-          <w:lang w:val="es-ES"/>
-        </w:rPr>
-        <w:t xml:space="preserve"> y Ryan (1980), </w:t>
+      <w:r>
+        <w:rPr>
+          <w:rFonts w:ascii="Arial" w:hAnsi="Arial" w:cs="Arial"/>
+          <w:lang w:val="es-ES"/>
+        </w:rPr>
+        <w:t xml:space="preserve">Deci y Ryan (1980), </w:t>
       </w:r>
       <w:r>
         <w:rPr>
@@ -3826,23 +3817,7 @@
           <w:rFonts w:ascii="Arial" w:hAnsi="Arial" w:cs="Arial"/>
           <w:lang w:val="es-VE"/>
         </w:rPr>
-        <w:t xml:space="preserve"> Spiro (1988), Bloom (1968), Mayer (2005), </w:t>
-      </w:r>
-      <w:proofErr w:type="spellStart"/>
-      <w:r>
-        <w:rPr>
-          <w:rFonts w:ascii="Arial" w:hAnsi="Arial" w:cs="Arial"/>
-          <w:lang w:val="es-VE"/>
-        </w:rPr>
-        <w:t>Sweller</w:t>
-      </w:r>
-      <w:proofErr w:type="spellEnd"/>
-      <w:r>
-        <w:rPr>
-          <w:rFonts w:ascii="Arial" w:hAnsi="Arial" w:cs="Arial"/>
-          <w:lang w:val="es-VE"/>
-        </w:rPr>
-        <w:t xml:space="preserve"> (1988)</w:t>
+        <w:t xml:space="preserve"> Spiro (1988), Bloom (1968), Mayer (2005), Sweller (1988)</w:t>
       </w:r>
       <w:r>
         <w:rPr>
@@ -4397,7 +4372,6 @@
           <w:bCs/>
           <w:lang w:val="es-ES"/>
         </w:rPr>
-        <w:lastRenderedPageBreak/>
         <w:t xml:space="preserve">Palabras clave: </w:t>
       </w:r>
       <w:r>
@@ -4426,6 +4400,7 @@
           <w:bCs/>
           <w:lang w:val="es-ES"/>
         </w:rPr>
+        <w:lastRenderedPageBreak/>
         <w:t xml:space="preserve">Acurero, Cesar. </w:t>
       </w:r>
       <w:r>
@@ -4453,9 +4428,8 @@
           <w:bCs/>
           <w:lang w:val="en"/>
         </w:rPr>
-        <w:t xml:space="preserve">Gamified educational application to enhance academic performance in high school students in Venezuela. Dr. Rafael Belloso </w:t>
-      </w:r>
-      <w:proofErr w:type="spellStart"/>
+        <w:t xml:space="preserve">Gamified educational application to </w:t>
+      </w:r>
       <w:r>
         <w:rPr>
           <w:rFonts w:ascii="Arial" w:hAnsi="Arial" w:cs="Arial"/>
@@ -4463,9 +4437,8 @@
           <w:bCs/>
           <w:lang w:val="en"/>
         </w:rPr>
-        <w:t>Chacín</w:t>
-      </w:r>
-      <w:proofErr w:type="spellEnd"/>
+        <w:t>boost the</w:t>
+      </w:r>
       <w:r>
         <w:rPr>
           <w:rFonts w:ascii="Arial" w:hAnsi="Arial" w:cs="Arial"/>
@@ -4473,7 +4446,25 @@
           <w:bCs/>
           <w:lang w:val="en"/>
         </w:rPr>
-        <w:t xml:space="preserve"> Private University. Faculty of Engineering. School of Computer Engineering.</w:t>
+        <w:t xml:space="preserve"> academic performance in high school students in Venezuela. Dr. Rafael Belloso Chacín Private University. Faculty of Engineering. School of Computer</w:t>
+      </w:r>
+      <w:r>
+        <w:rPr>
+          <w:rFonts w:ascii="Arial" w:hAnsi="Arial" w:cs="Arial"/>
+          <w:b/>
+          <w:bCs/>
+          <w:lang w:val="en"/>
+        </w:rPr>
+        <w:t xml:space="preserve"> Science</w:t>
+      </w:r>
+      <w:r>
+        <w:rPr>
+          <w:rFonts w:ascii="Arial" w:hAnsi="Arial" w:cs="Arial"/>
+          <w:b/>
+          <w:bCs/>
+          <w:lang w:val="en"/>
+        </w:rPr>
+        <w:t>.</w:t>
       </w:r>
       <w:r>
         <w:rPr>
@@ -4567,30 +4558,28 @@
           <w:rFonts w:ascii="Arial" w:hAnsi="Arial" w:cs="Arial"/>
           <w:lang w:val="en"/>
         </w:rPr>
-        <w:t xml:space="preserve">This research aimed to develop a gamified educational application to enhance the academic performance of high school students in Venezuela, based on the theories of Deci and Ryan (1980), Vygotsky (1978), </w:t>
+        <w:t>This research aimed to develop a gamified educational application to</w:t>
       </w:r>
       <w:r>
         <w:rPr>
           <w:rFonts w:ascii="Arial" w:hAnsi="Arial" w:cs="Arial"/>
           <w:lang w:val="en"/>
         </w:rPr>
-        <w:t xml:space="preserve">Spiro (1988), Bloom (1968), Mayer (2005), </w:t>
-      </w:r>
-      <w:proofErr w:type="spellStart"/>
+        <w:t xml:space="preserve"> boost</w:t>
+      </w:r>
       <w:r>
         <w:rPr>
           <w:rFonts w:ascii="Arial" w:hAnsi="Arial" w:cs="Arial"/>
           <w:lang w:val="en"/>
         </w:rPr>
-        <w:t>Sweller</w:t>
-      </w:r>
-      <w:proofErr w:type="spellEnd"/>
+        <w:t xml:space="preserve"> the academic performance of high school students in Venezuela, based on the theories of Deci and Ryan (1980), Vygotsky (1978), </w:t>
+      </w:r>
       <w:r>
         <w:rPr>
           <w:rFonts w:ascii="Arial" w:hAnsi="Arial" w:cs="Arial"/>
           <w:lang w:val="en"/>
         </w:rPr>
-        <w:t xml:space="preserve"> (1988) </w:t>
+        <w:t xml:space="preserve">Spiro (1988), Bloom (1968), Mayer (2005), Sweller (1988) </w:t>
       </w:r>
       <w:r>
         <w:rPr>
@@ -4692,7 +4681,14 @@
           <w:rFonts w:ascii="Arial" w:hAnsi="Arial" w:cs="Arial"/>
           <w:lang w:val="en"/>
         </w:rPr>
-        <w:t>Educational application, gamification, academic performance.</w:t>
+        <w:t>Educational application, gamification, academic performance</w:t>
+      </w:r>
+      <w:r>
+        <w:rPr>
+          <w:rFonts w:ascii="Arial" w:hAnsi="Arial" w:cs="Arial"/>
+          <w:lang w:val="en"/>
+        </w:rPr>
+        <w:t>.</w:t>
       </w:r>
     </w:p>
     <w:p>
@@ -4700,6 +4696,8 @@
         <w:pStyle w:val="Ttulo1"/>
         <w:jc w:val="center"/>
         <w:rPr>
+          <w:rFonts w:cs="Arial"/>
+          <w:szCs w:val="24"/>
           <w:lang w:val="es-ES"/>
         </w:rPr>
       </w:pPr>
@@ -4707,6 +4705,8 @@
       <w:bookmarkStart w:id="6" w:name="_Toc234529433"/>
       <w:r>
         <w:rPr>
+          <w:rFonts w:cs="Arial"/>
+          <w:szCs w:val="24"/>
           <w:lang w:val="es-ES"/>
         </w:rPr>
         <w:lastRenderedPageBreak/>
@@ -9753,6 +9753,7 @@
     <w:p>
       <w:pPr>
         <w:rPr>
+          <w:rFonts w:ascii="Arial" w:hAnsi="Arial" w:cs="Arial"/>
           <w:lang w:val="es-VE" w:eastAsia="es-VE"/>
         </w:rPr>
       </w:pPr>
@@ -9844,7 +9845,13 @@
         <w:fldChar w:fldCharType="end"/>
       </w:r>
     </w:p>
-    <w:p/>
+    <w:p>
+      <w:pPr>
+        <w:rPr>
+          <w:rFonts w:ascii="Arial" w:hAnsi="Arial" w:cs="Arial"/>
+        </w:rPr>
+      </w:pPr>
+    </w:p>
     <w:p>
       <w:pPr>
         <w:pStyle w:val="TDC1"/>
@@ -10366,7 +10373,13 @@
         <w:fldChar w:fldCharType="end"/>
       </w:r>
     </w:p>
-    <w:p/>
+    <w:p>
+      <w:pPr>
+        <w:rPr>
+          <w:rFonts w:ascii="Arial" w:hAnsi="Arial" w:cs="Arial"/>
+        </w:rPr>
+      </w:pPr>
+    </w:p>
     <w:p>
       <w:pPr>
         <w:pStyle w:val="TDC1"/>
@@ -10940,12 +10953,14 @@
         <w:pStyle w:val="Ttulo1"/>
         <w:jc w:val="center"/>
         <w:rPr>
+          <w:rFonts w:cs="Arial"/>
           <w:lang w:val="es-ES"/>
         </w:rPr>
       </w:pPr>
       <w:bookmarkStart w:id="8" w:name="_Toc234529434"/>
       <w:r>
         <w:rPr>
+          <w:rFonts w:cs="Arial"/>
           <w:lang w:val="es-ES"/>
         </w:rPr>
         <w:lastRenderedPageBreak/>
@@ -10954,6 +10969,7 @@
       <w:bookmarkEnd w:id="7"/>
       <w:r>
         <w:rPr>
+          <w:rFonts w:cs="Arial"/>
           <w:lang w:val="es-ES"/>
         </w:rPr>
         <w:t>S</w:t>
@@ -15120,15 +15136,7 @@
         <w:t xml:space="preserve">     </w:t>
       </w:r>
       <w:r>
-        <w:t xml:space="preserve">Bajo esta premisa se concibe una aplicación educativa </w:t>
-      </w:r>
-      <w:proofErr w:type="spellStart"/>
-      <w:r>
-        <w:t>gamificada</w:t>
-      </w:r>
-      <w:proofErr w:type="spellEnd"/>
-      <w:r>
-        <w:t xml:space="preserve"> orientada a potenciar el rendimiento académico en matemáticas para estudiantes de bachillerato en Venezuela. El propósito central de esta investigación es el desarrollo de dicha plataforma, la cual transforma el temario abstracto de la asignatura en un camino de aprendizaje interactivo. </w:t>
+        <w:t xml:space="preserve">Bajo esta premisa se concibe una aplicación educativa gamificada orientada a potenciar el rendimiento académico en matemáticas para estudiantes de bachillerato en Venezuela. El propósito central de esta investigación es el desarrollo de dicha plataforma, la cual transforma el temario abstracto de la asignatura en un camino de aprendizaje interactivo. </w:t>
       </w:r>
     </w:p>
     <w:p>
@@ -15221,108 +15229,6 @@
         <w:pStyle w:val="Tesis"/>
         <w:rPr>
           <w:lang w:val="es-MX"/>
-        </w:rPr>
-      </w:pPr>
-      <w:r>
-        <w:t>E</w:t>
-      </w:r>
-      <w:r>
-        <w:t>l Capítulo III, Marco Metodológico, detalla el tipo y diseño de</w:t>
-      </w:r>
-      <w:r>
-        <w:t xml:space="preserve"> invest</w:t>
-      </w:r>
-      <w:r>
-        <w:t>i</w:t>
-      </w:r>
-      <w:r>
-        <w:t>gación</w:t>
-      </w:r>
-      <w:r>
-        <w:t xml:space="preserve">, la delimitación de la población y muestra, y </w:t>
-      </w:r>
-      <w:r>
-        <w:t xml:space="preserve">la metodología </w:t>
-      </w:r>
-      <w:r>
-        <w:t>de ingeniería de software implementad</w:t>
-      </w:r>
-      <w:r>
-        <w:t>a</w:t>
-      </w:r>
-      <w:r>
-        <w:t>;</w:t>
-      </w:r>
-      <w:r>
-        <w:t xml:space="preserve"> </w:t>
-      </w:r>
-      <w:r>
-        <w:t>e</w:t>
-      </w:r>
-      <w:r>
-        <w:t xml:space="preserve">l Capítulo IV, Resultados de la Investigación, expone el análisis cuantitativo de los datos recolectados, la descripción del </w:t>
-      </w:r>
-      <w:r>
-        <w:t xml:space="preserve">proceso de desarrollo </w:t>
-      </w:r>
-      <w:r>
-        <w:t xml:space="preserve">y las pruebas </w:t>
-      </w:r>
-      <w:r>
-        <w:t>y documentación</w:t>
-      </w:r>
-      <w:r>
-        <w:t xml:space="preserve"> del sistema</w:t>
-      </w:r>
-      <w:r>
-        <w:t>; y finalmente las Conclusiones y Recomendaciones,</w:t>
-      </w:r>
-      <w:r>
-        <w:t xml:space="preserve"> donde </w:t>
-      </w:r>
-      <w:r>
-        <w:rPr>
-          <w:lang w:val="es-MX"/>
-        </w:rPr>
-        <w:t xml:space="preserve">se exponen las conclusiones derivadas del proceso de desarrollo e implementación de la aplicación educativa </w:t>
-      </w:r>
-      <w:proofErr w:type="spellStart"/>
-      <w:r>
-        <w:rPr>
-          <w:lang w:val="es-MX"/>
-        </w:rPr>
-        <w:t>gamificada</w:t>
-      </w:r>
-      <w:proofErr w:type="spellEnd"/>
-      <w:r>
-        <w:rPr>
-          <w:lang w:val="es-MX"/>
-        </w:rPr>
-        <w:t>, así como las recomendaciones técnicas pertinentes para asegurar su sostenibilidad y escalabilidad en el</w:t>
-      </w:r>
-      <w:r>
-        <w:rPr>
-          <w:lang w:val="es-MX"/>
-        </w:rPr>
-        <w:t xml:space="preserve"> tiempo</w:t>
-      </w:r>
-      <w:r>
-        <w:rPr>
-          <w:lang w:val="es-MX"/>
-        </w:rPr>
-        <w:t>.</w:t>
-      </w:r>
-    </w:p>
-    <w:p>
-      <w:pPr>
-        <w:widowControl w:val="0"/>
-        <w:rPr>
-          <w:rFonts w:ascii="Arial" w:hAnsi="Arial" w:cs="Arial"/>
-          <w:b/>
-          <w:bCs/>
-          <w:color w:val="000000"/>
-          <w:sz w:val="44"/>
-          <w:szCs w:val="44"/>
         </w:rPr>
         <w:sectPr>
           <w:headerReference w:type="default" r:id="rId14"/>
@@ -15335,6 +15241,81 @@
           <w:docGrid w:linePitch="360"/>
         </w:sectPr>
       </w:pPr>
+      <w:r>
+        <w:t>E</w:t>
+      </w:r>
+      <w:r>
+        <w:t>l Capítulo III, Marco Metodológico, detalla el tipo y diseño de</w:t>
+      </w:r>
+      <w:r>
+        <w:t xml:space="preserve"> invest</w:t>
+      </w:r>
+      <w:r>
+        <w:t>i</w:t>
+      </w:r>
+      <w:r>
+        <w:t>gación</w:t>
+      </w:r>
+      <w:r>
+        <w:t xml:space="preserve">, la delimitación de la población y muestra, y </w:t>
+      </w:r>
+      <w:r>
+        <w:t xml:space="preserve">la metodología </w:t>
+      </w:r>
+      <w:r>
+        <w:t>de ingeniería de software implementad</w:t>
+      </w:r>
+      <w:r>
+        <w:t>a</w:t>
+      </w:r>
+      <w:r>
+        <w:t>;</w:t>
+      </w:r>
+      <w:r>
+        <w:t xml:space="preserve"> </w:t>
+      </w:r>
+      <w:r>
+        <w:t>e</w:t>
+      </w:r>
+      <w:r>
+        <w:t xml:space="preserve">l Capítulo IV, Resultados de la Investigación, expone el análisis cuantitativo de los datos recolectados, la descripción del </w:t>
+      </w:r>
+      <w:r>
+        <w:t xml:space="preserve">proceso de desarrollo </w:t>
+      </w:r>
+      <w:r>
+        <w:t xml:space="preserve">y las pruebas </w:t>
+      </w:r>
+      <w:r>
+        <w:t>y documentación</w:t>
+      </w:r>
+      <w:r>
+        <w:t xml:space="preserve"> del sistema</w:t>
+      </w:r>
+      <w:r>
+        <w:t>; y finalmente las Conclusiones y Recomendaciones,</w:t>
+      </w:r>
+      <w:r>
+        <w:t xml:space="preserve"> donde </w:t>
+      </w:r>
+      <w:r>
+        <w:rPr>
+          <w:lang w:val="es-MX"/>
+        </w:rPr>
+        <w:t>se exponen las conclusiones derivadas del proceso de desarrollo e implementación de la aplicación educativa gamificada, así como las recomendaciones técnicas pertinentes para asegurar su sostenibilidad y escalabilidad en el</w:t>
+      </w:r>
+      <w:r>
+        <w:rPr>
+          <w:lang w:val="es-MX"/>
+        </w:rPr>
+        <w:t xml:space="preserve"> tiempo</w:t>
+      </w:r>
+      <w:r>
+        <w:rPr>
+          <w:lang w:val="es-MX"/>
+        </w:rPr>
+        <w:t>.</w:t>
+      </w:r>
     </w:p>
     <w:p>
       <w:pPr>
@@ -17840,7 +17821,6 @@
   <w:style w:type="character" w:default="1" w:styleId="Fuentedeprrafopredeter">
     <w:name w:val="Default Paragraph Font"/>
     <w:uiPriority w:val="1"/>
-    <w:semiHidden/>
     <w:unhideWhenUsed/>
   </w:style>
   <w:style w:type="table" w:default="1" w:styleId="Tablanormal">
